--- a/docs/05_RankUp_Quiz_Business_QA.docx
+++ b/docs/05_RankUp_Quiz_Business_QA.docx
@@ -1236,7 +1236,7 @@
                 <w:sz w:val="17"/>
                 <w:szCs w:val="17"/>
               </w:rPr>
-              <w:t xml:space="preserve">Existing result state; current assignment/attempt services do not automatically write it.</w:t>
+              <w:t xml:space="preserve">Assignment window ended and the student did not complete an attempt (intended). Services do not always auto-write this today.</w:t>
             </w:r>
           </w:p>
         </w:tc>
@@ -1277,7 +1277,7 @@
                 <w:sz w:val="17"/>
                 <w:szCs w:val="17"/>
               </w:rPr>
-              <w:t xml:space="preserve">Existing result state; reporting reads it, but submit does not progress assignment result status.</w:t>
+              <w:t xml:space="preserve">Student finished the assignment cycle (intended after submit/review). Reporting reads it; submit does not always progress it today.</w:t>
             </w:r>
           </w:p>
         </w:tc>
@@ -1318,7 +1318,7 @@
                 <w:sz w:val="17"/>
                 <w:szCs w:val="17"/>
               </w:rPr>
-              <w:t xml:space="preserve">Existing result state; UI derives Pending Review but assignment result is not automatically progressed.</w:t>
+              <w:t xml:space="preserve">This student’s attempt is submitted and awaiting teacher/parent/AI subjective review (IsReviewDone=false).</w:t>
             </w:r>
           </w:p>
         </w:tc>
@@ -1359,7 +1359,7 @@
                 <w:sz w:val="17"/>
                 <w:szCs w:val="17"/>
               </w:rPr>
-              <w:t xml:space="preserve">Existing result state; assignment result is not automatically progressed on attempt start.</w:t>
+              <w:t xml:space="preserve">This student has started an attempt that is not yet submitted.</w:t>
             </w:r>
           </w:p>
         </w:tc>
@@ -1400,7 +1400,7 @@
                 <w:sz w:val="17"/>
                 <w:szCs w:val="17"/>
               </w:rPr>
-              <w:t xml:space="preserve">Canonical initial assignment result. Mapped by AssignedResultNames.</w:t>
+              <w:t xml:space="preserve">Canonical initial assignment result when the window is open and the student has not started. (Older drafts said “Not Started” — same meaning.)</w:t>
             </w:r>
           </w:p>
         </w:tc>
@@ -1441,7 +1441,7 @@
                 <w:sz w:val="17"/>
                 <w:szCs w:val="17"/>
               </w:rPr>
-              <w:t xml:space="preserve">Existing spelling retained as an alias; list status is primarily computed from dates.</w:t>
+              <w:t xml:space="preserve">StartDateTime is still in the future for this assignment. List UIs may also compute this from dates.</w:t>
             </w:r>
           </w:p>
         </w:tc>
@@ -1587,7 +1587,7 @@
                 <w:sz w:val="17"/>
                 <w:szCs w:val="17"/>
               </w:rPr>
-              <w:t xml:space="preserve">School quiz type; admin approval required before assign.</w:t>
+              <w:t xml:space="preserve">Learning-oriented school quiz. Admin approval before assign. Intended: flexible attempts / optional time / answers may show after submit (type-specific UX still soft).</w:t>
             </w:r>
           </w:p>
         </w:tc>
@@ -1641,7 +1641,7 @@
                 <w:sz w:val="17"/>
                 <w:szCs w:val="17"/>
               </w:rPr>
-              <w:t xml:space="preserve">School quiz type; admin approval required before assign.</w:t>
+              <w:t xml:space="preserve">Assigned assessment with due window; may have limited time; visible to selected audience after assign. Admin approval before assign.</w:t>
             </w:r>
           </w:p>
         </w:tc>
@@ -1695,7 +1695,7 @@
                 <w:sz w:val="17"/>
                 <w:szCs w:val="17"/>
               </w:rPr>
-              <w:t xml:space="preserve">School quiz type; admin approval required before assign.</w:t>
+              <w:t xml:space="preserve">Class/school/inter-school competition intent: fixed schedule, strict attempts, anti-cheat later. Admin approval before assign.</w:t>
             </w:r>
           </w:p>
         </w:tc>
@@ -1749,7 +1749,7 @@
                 <w:sz w:val="17"/>
                 <w:szCs w:val="17"/>
               </w:rPr>
-              <w:t xml:space="preserve">School quiz type; admin approval required before assign.</w:t>
+              <w:t xml:space="preserve">Short availability window / limited advance notice intent. Admin approval before assign. Broader PortalAdmin/AI-only authorship is future policy.</w:t>
             </w:r>
           </w:p>
         </w:tc>
@@ -1803,7 +1803,7 @@
                 <w:sz w:val="17"/>
                 <w:szCs w:val="17"/>
               </w:rPr>
-              <w:t xml:space="preserve">Required by parent flow; seeded by API support initializer. Auto-approved on publish and excluded from admin queue.</w:t>
+              <w:t xml:space="preserve">Private parent quiz. Auto-approved on publish; excluded from admin queue; assign only to linked children / parent groups.</w:t>
             </w:r>
           </w:p>
         </w:tc>
@@ -3454,7 +3454,7 @@
                 <w:sz w:val="17"/>
                 <w:szCs w:val="17"/>
               </w:rPr>
-              <w:t xml:space="preserve">Single Choice (100), Multiple Choice (101), True/False (102), Fill in the Blanks (103). Descriptive (104) blocked.</w:t>
+              <w:t xml:space="preserve">Single Choice (100), Multiple Choice (101), True/False (102), Fill in the Blanks (103). Descriptive (104) blocked for authoring now. File answers / Matching / Ordering / media types are Not Now.</w:t>
             </w:r>
           </w:p>
         </w:tc>
@@ -3483,6 +3483,726 @@
                 <w:szCs w:val="17"/>
               </w:rPr>
               <w:t xml:space="preserve">Quiz-level ShuffleQuestions / ShuffleOptions (DB default true; create form UI defaults false). Per-question ShuffleOptions exists but attempt uses quiz-level only.</w:t>
+            </w:r>
+          </w:p>
+        </w:tc>
+      </w:tr>
+    </w:tbl>
+    <w:p>
+      <w:pPr>
+        <w:pStyle w:val="Heading2"/>
+        <w:spacing w:after="100" w:before="220"/>
+      </w:pPr>
+      <w:r>
+        <w:rPr>
+          <w:b/>
+          <w:bCs/>
+          <w:color w:val="2563EB"/>
+          <w:sz w:val="24"/>
+          <w:szCs w:val="24"/>
+        </w:rPr>
+        <w:t xml:space="preserve">Important business rules</w:t>
+      </w:r>
+    </w:p>
+    <w:tbl>
+      <w:tblPr>
+        <w:tblW w:type="pct" w:w="100%"/>
+        <w:tblBorders>
+          <w:top w:val="single" w:color="auto" w:sz="4"/>
+          <w:left w:val="single" w:color="auto" w:sz="4"/>
+          <w:bottom w:val="single" w:color="auto" w:sz="4"/>
+          <w:right w:val="single" w:color="auto" w:sz="4"/>
+          <w:insideH w:val="single" w:color="auto" w:sz="4"/>
+          <w:insideV w:val="single" w:color="auto" w:sz="4"/>
+        </w:tblBorders>
+      </w:tblPr>
+      <w:tblGrid>
+        <w:gridCol w:w="100"/>
+        <w:gridCol w:w="100"/>
+        <w:gridCol w:w="100"/>
+      </w:tblGrid>
+      <w:tr>
+        <w:trPr>
+          <w:tblHeader/>
+        </w:trPr>
+        <w:tc>
+          <w:p>
+            <w:r>
+              <w:rPr>
+                <w:b/>
+                <w:bCs/>
+                <w:sz w:val="17"/>
+                <w:szCs w:val="17"/>
+              </w:rPr>
+              <w:t xml:space="preserve">Rule</w:t>
+            </w:r>
+          </w:p>
+        </w:tc>
+        <w:tc>
+          <w:p>
+            <w:r>
+              <w:rPr>
+                <w:b/>
+                <w:bCs/>
+                <w:sz w:val="17"/>
+                <w:szCs w:val="17"/>
+              </w:rPr>
+              <w:t xml:space="preserve">Covered</w:t>
+            </w:r>
+          </w:p>
+        </w:tc>
+        <w:tc>
+          <w:p>
+            <w:r>
+              <w:rPr>
+                <w:b/>
+                <w:bCs/>
+                <w:sz w:val="17"/>
+                <w:szCs w:val="17"/>
+              </w:rPr>
+              <w:t xml:space="preserve">Detail</w:t>
+            </w:r>
+          </w:p>
+        </w:tc>
+      </w:tr>
+      <w:tr>
+        <w:tc>
+          <w:p>
+            <w:r>
+              <w:rPr>
+                <w:b w:val="false"/>
+                <w:bCs w:val="false"/>
+                <w:sz w:val="17"/>
+                <w:szCs w:val="17"/>
+              </w:rPr>
+              <w:t xml:space="preserve">A quiz can contain many questions</w:t>
+            </w:r>
+          </w:p>
+        </w:tc>
+        <w:tc>
+          <w:p>
+            <w:r>
+              <w:rPr>
+                <w:b w:val="false"/>
+                <w:bCs w:val="false"/>
+                <w:sz w:val="17"/>
+                <w:szCs w:val="17"/>
+              </w:rPr>
+              <w:t xml:space="preserve">Yes</w:t>
+            </w:r>
+          </w:p>
+        </w:tc>
+        <w:tc>
+          <w:p>
+            <w:r>
+              <w:rPr>
+                <w:b w:val="false"/>
+                <w:bCs w:val="false"/>
+                <w:sz w:val="17"/>
+                <w:szCs w:val="17"/>
+              </w:rPr>
+              <w:t xml:space="preserve">Quiz → QuizQuestion → Question.</w:t>
+            </w:r>
+          </w:p>
+        </w:tc>
+      </w:tr>
+      <w:tr>
+        <w:tc>
+          <w:p>
+            <w:r>
+              <w:rPr>
+                <w:b w:val="false"/>
+                <w:bCs w:val="false"/>
+                <w:sz w:val="17"/>
+                <w:szCs w:val="17"/>
+              </w:rPr>
+              <w:t xml:space="preserve">A question can belong to many quizzes</w:t>
+            </w:r>
+          </w:p>
+        </w:tc>
+        <w:tc>
+          <w:p>
+            <w:r>
+              <w:rPr>
+                <w:b w:val="false"/>
+                <w:bCs w:val="false"/>
+                <w:sz w:val="17"/>
+                <w:szCs w:val="17"/>
+              </w:rPr>
+              <w:t xml:space="preserve">Yes</w:t>
+            </w:r>
+          </w:p>
+        </w:tc>
+        <w:tc>
+          <w:p>
+            <w:r>
+              <w:rPr>
+                <w:b w:val="false"/>
+                <w:bCs w:val="false"/>
+                <w:sz w:val="17"/>
+                <w:szCs w:val="17"/>
+              </w:rPr>
+              <w:t xml:space="preserve">Same bank question may be attached to multiple quizzes via separate QuizQuestion rows.</w:t>
+            </w:r>
+          </w:p>
+        </w:tc>
+      </w:tr>
+      <w:tr>
+        <w:tc>
+          <w:p>
+            <w:r>
+              <w:rPr>
+                <w:b w:val="false"/>
+                <w:bCs w:val="false"/>
+                <w:sz w:val="17"/>
+                <w:szCs w:val="17"/>
+              </w:rPr>
+              <w:t xml:space="preserve">QuizQuestion manages the many-to-many</w:t>
+            </w:r>
+          </w:p>
+        </w:tc>
+        <w:tc>
+          <w:p>
+            <w:r>
+              <w:rPr>
+                <w:b w:val="false"/>
+                <w:bCs w:val="false"/>
+                <w:sz w:val="17"/>
+                <w:szCs w:val="17"/>
+              </w:rPr>
+              <w:t xml:space="preserve">Yes</w:t>
+            </w:r>
+          </w:p>
+        </w:tc>
+        <w:tc>
+          <w:p>
+            <w:r>
+              <w:rPr>
+                <w:b w:val="false"/>
+                <w:bCs w:val="false"/>
+                <w:sz w:val="17"/>
+                <w:szCs w:val="17"/>
+              </w:rPr>
+              <w:t xml:space="preserve">Link table owns DisplayOrder, Marks, ShuffleOptions, CreatedAt.</w:t>
+            </w:r>
+          </w:p>
+        </w:tc>
+      </w:tr>
+      <w:tr>
+        <w:tc>
+          <w:p>
+            <w:r>
+              <w:rPr>
+                <w:b w:val="false"/>
+                <w:bCs w:val="false"/>
+                <w:sz w:val="17"/>
+                <w:szCs w:val="17"/>
+              </w:rPr>
+              <w:t xml:space="preserve">Question order belongs to QuizQuestion</w:t>
+            </w:r>
+          </w:p>
+        </w:tc>
+        <w:tc>
+          <w:p>
+            <w:r>
+              <w:rPr>
+                <w:b w:val="false"/>
+                <w:bCs w:val="false"/>
+                <w:sz w:val="17"/>
+                <w:szCs w:val="17"/>
+              </w:rPr>
+              <w:t xml:space="preserve">Yes</w:t>
+            </w:r>
+          </w:p>
+        </w:tc>
+        <w:tc>
+          <w:p>
+            <w:r>
+              <w:rPr>
+                <w:b w:val="false"/>
+                <w:bCs w:val="false"/>
+                <w:sz w:val="17"/>
+                <w:szCs w:val="17"/>
+              </w:rPr>
+              <w:t xml:space="preserve">DisplayOrder is per quiz link, not on the bank question.</w:t>
+            </w:r>
+          </w:p>
+        </w:tc>
+      </w:tr>
+      <w:tr>
+        <w:tc>
+          <w:p>
+            <w:r>
+              <w:rPr>
+                <w:b w:val="false"/>
+                <w:bCs w:val="false"/>
+                <w:sz w:val="17"/>
+                <w:szCs w:val="17"/>
+              </w:rPr>
+              <w:t xml:space="preserve">Quiz-specific marks belong to QuizQuestion</w:t>
+            </w:r>
+          </w:p>
+        </w:tc>
+        <w:tc>
+          <w:p>
+            <w:r>
+              <w:rPr>
+                <w:b w:val="false"/>
+                <w:bCs w:val="false"/>
+                <w:sz w:val="17"/>
+                <w:szCs w:val="17"/>
+              </w:rPr>
+              <w:t xml:space="preserve">Yes</w:t>
+            </w:r>
+          </w:p>
+        </w:tc>
+        <w:tc>
+          <w:p>
+            <w:r>
+              <w:rPr>
+                <w:b w:val="false"/>
+                <w:bCs w:val="false"/>
+                <w:sz w:val="17"/>
+                <w:szCs w:val="17"/>
+              </w:rPr>
+              <w:t xml:space="preserve">Copied from question marks on attach/create; may be overwritten per quiz. Totals recalculate from link marks.</w:t>
+            </w:r>
+          </w:p>
+        </w:tc>
+      </w:tr>
+      <w:tr>
+        <w:tc>
+          <w:p>
+            <w:r>
+              <w:rPr>
+                <w:b w:val="false"/>
+                <w:bCs w:val="false"/>
+                <w:sz w:val="17"/>
+                <w:szCs w:val="17"/>
+              </w:rPr>
+              <w:t xml:space="preserve">Choice options belong to the question</w:t>
+            </w:r>
+          </w:p>
+        </w:tc>
+        <w:tc>
+          <w:p>
+            <w:r>
+              <w:rPr>
+                <w:b w:val="false"/>
+                <w:bCs w:val="false"/>
+                <w:sz w:val="17"/>
+                <w:szCs w:val="17"/>
+              </w:rPr>
+              <w:t xml:space="preserve">Yes</w:t>
+            </w:r>
+          </w:p>
+        </w:tc>
+        <w:tc>
+          <w:p>
+            <w:r>
+              <w:rPr>
+                <w:b w:val="false"/>
+                <w:bCs w:val="false"/>
+                <w:sz w:val="17"/>
+                <w:szCs w:val="17"/>
+              </w:rPr>
+              <w:t xml:space="preserve">question_options are bank-question owned; quizzes do not duplicate option rows.</w:t>
+            </w:r>
+          </w:p>
+        </w:tc>
+      </w:tr>
+      <w:tr>
+        <w:tc>
+          <w:p>
+            <w:r>
+              <w:rPr>
+                <w:b w:val="false"/>
+                <w:bCs w:val="false"/>
+                <w:sz w:val="17"/>
+                <w:szCs w:val="17"/>
+              </w:rPr>
+              <w:t xml:space="preserve">Random/shuffled quizzes store exact questions shown</w:t>
+            </w:r>
+          </w:p>
+        </w:tc>
+        <w:tc>
+          <w:p>
+            <w:r>
+              <w:rPr>
+                <w:b w:val="false"/>
+                <w:bCs w:val="false"/>
+                <w:sz w:val="17"/>
+                <w:szCs w:val="17"/>
+              </w:rPr>
+              <w:t xml:space="preserve">Partial</w:t>
+            </w:r>
+          </w:p>
+        </w:tc>
+        <w:tc>
+          <w:p>
+            <w:r>
+              <w:rPr>
+                <w:b w:val="false"/>
+                <w:bCs w:val="false"/>
+                <w:sz w:val="17"/>
+                <w:szCs w:val="17"/>
+              </w:rPr>
+              <w:t xml:space="preserve">QuizAttemptQuestion stores QuestionId + DisplayOrder on start. Marks freeze on that row is intended but not implemented yet.</w:t>
+            </w:r>
+          </w:p>
+        </w:tc>
+      </w:tr>
+      <w:tr>
+        <w:tc>
+          <w:p>
+            <w:r>
+              <w:rPr>
+                <w:b w:val="false"/>
+                <w:bCs w:val="false"/>
+                <w:sz w:val="17"/>
+                <w:szCs w:val="17"/>
+              </w:rPr>
+              <w:t xml:space="preserve">Student answers stored per attempt</w:t>
+            </w:r>
+          </w:p>
+        </w:tc>
+        <w:tc>
+          <w:p>
+            <w:r>
+              <w:rPr>
+                <w:b w:val="false"/>
+                <w:bCs w:val="false"/>
+                <w:sz w:val="17"/>
+                <w:szCs w:val="17"/>
+              </w:rPr>
+              <w:t xml:space="preserve">Yes</w:t>
+            </w:r>
+          </w:p>
+        </w:tc>
+        <w:tc>
+          <w:p>
+            <w:r>
+              <w:rPr>
+                <w:b w:val="false"/>
+                <w:bCs w:val="false"/>
+                <w:sz w:val="17"/>
+                <w:szCs w:val="17"/>
+              </w:rPr>
+              <w:t xml:space="preserve">QuizAttemptAnswer rows hang off QuizAttemptQuestion.</w:t>
+            </w:r>
+          </w:p>
+        </w:tc>
+      </w:tr>
+      <w:tr>
+        <w:tc>
+          <w:p>
+            <w:r>
+              <w:rPr>
+                <w:b w:val="false"/>
+                <w:bCs w:val="false"/>
+                <w:sz w:val="17"/>
+                <w:szCs w:val="17"/>
+              </w:rPr>
+              <w:t xml:space="preserve">Multiple-choice selected answers stored separately</w:t>
+            </w:r>
+          </w:p>
+        </w:tc>
+        <w:tc>
+          <w:p>
+            <w:r>
+              <w:rPr>
+                <w:b w:val="false"/>
+                <w:bCs w:val="false"/>
+                <w:sz w:val="17"/>
+                <w:szCs w:val="17"/>
+              </w:rPr>
+              <w:t xml:space="preserve">Yes</w:t>
+            </w:r>
+          </w:p>
+        </w:tc>
+        <w:tc>
+          <w:p>
+            <w:r>
+              <w:rPr>
+                <w:b w:val="false"/>
+                <w:bCs w:val="false"/>
+                <w:sz w:val="17"/>
+                <w:szCs w:val="17"/>
+              </w:rPr>
+              <w:t xml:space="preserve">Each selected option is a QuizAttemptAnswer with QuestionOptionId; free text uses SubmittedText.</w:t>
+            </w:r>
+          </w:p>
+        </w:tc>
+      </w:tr>
+      <w:tr>
+        <w:tc>
+          <w:p>
+            <w:r>
+              <w:rPr>
+                <w:b w:val="false"/>
+                <w:bCs w:val="false"/>
+                <w:sz w:val="17"/>
+                <w:szCs w:val="17"/>
+              </w:rPr>
+              <w:t xml:space="preserve">Descriptive / file answers may need teacher or AI review</w:t>
+            </w:r>
+          </w:p>
+        </w:tc>
+        <w:tc>
+          <w:p>
+            <w:r>
+              <w:rPr>
+                <w:b w:val="false"/>
+                <w:bCs w:val="false"/>
+                <w:sz w:val="17"/>
+                <w:szCs w:val="17"/>
+              </w:rPr>
+              <w:t xml:space="preserve">Partial</w:t>
+            </w:r>
+          </w:p>
+        </w:tc>
+        <w:tc>
+          <w:p>
+            <w:r>
+              <w:rPr>
+                <w:b w:val="false"/>
+                <w:bCs w:val="false"/>
+                <w:sz w:val="17"/>
+                <w:szCs w:val="17"/>
+              </w:rPr>
+              <w:t xml:space="preserve">Descriptive/Fill + AllowTeacherReview / AllowAiReview supported. File answers are Not Now.</w:t>
+            </w:r>
+          </w:p>
+        </w:tc>
+      </w:tr>
+    </w:tbl>
+    <w:p>
+      <w:pPr>
+        <w:pStyle w:val="Heading2"/>
+        <w:spacing w:after="100" w:before="220"/>
+      </w:pPr>
+      <w:r>
+        <w:rPr>
+          <w:b/>
+          <w:bCs/>
+          <w:color w:val="2563EB"/>
+          <w:sz w:val="24"/>
+          <w:szCs w:val="24"/>
+        </w:rPr>
+        <w:t xml:space="preserve">QuizQuestion link fields</w:t>
+      </w:r>
+    </w:p>
+    <w:tbl>
+      <w:tblPr>
+        <w:tblW w:type="pct" w:w="100%"/>
+        <w:tblBorders>
+          <w:top w:val="single" w:color="auto" w:sz="4"/>
+          <w:left w:val="single" w:color="auto" w:sz="4"/>
+          <w:bottom w:val="single" w:color="auto" w:sz="4"/>
+          <w:right w:val="single" w:color="auto" w:sz="4"/>
+          <w:insideH w:val="single" w:color="auto" w:sz="4"/>
+          <w:insideV w:val="single" w:color="auto" w:sz="4"/>
+        </w:tblBorders>
+      </w:tblPr>
+      <w:tblGrid>
+        <w:gridCol w:w="100"/>
+        <w:gridCol w:w="100"/>
+      </w:tblGrid>
+      <w:tr>
+        <w:trPr>
+          <w:tblHeader/>
+        </w:trPr>
+        <w:tc>
+          <w:p>
+            <w:r>
+              <w:rPr>
+                <w:b/>
+                <w:bCs/>
+                <w:sz w:val="17"/>
+                <w:szCs w:val="17"/>
+              </w:rPr>
+              <w:t xml:space="preserve">Field</w:t>
+            </w:r>
+          </w:p>
+        </w:tc>
+        <w:tc>
+          <w:p>
+            <w:r>
+              <w:rPr>
+                <w:b/>
+                <w:bCs/>
+                <w:sz w:val="17"/>
+                <w:szCs w:val="17"/>
+              </w:rPr>
+              <w:t xml:space="preserve">Meaning</w:t>
+            </w:r>
+          </w:p>
+        </w:tc>
+      </w:tr>
+      <w:tr>
+        <w:tc>
+          <w:p>
+            <w:r>
+              <w:rPr>
+                <w:b w:val="false"/>
+                <w:bCs w:val="false"/>
+                <w:sz w:val="17"/>
+                <w:szCs w:val="17"/>
+              </w:rPr>
+              <w:t xml:space="preserve">QuizId</w:t>
+            </w:r>
+          </w:p>
+        </w:tc>
+        <w:tc>
+          <w:p>
+            <w:r>
+              <w:rPr>
+                <w:b w:val="false"/>
+                <w:bCs w:val="false"/>
+                <w:sz w:val="17"/>
+                <w:szCs w:val="17"/>
+              </w:rPr>
+              <w:t xml:space="preserve">Parent quiz.</w:t>
+            </w:r>
+          </w:p>
+        </w:tc>
+      </w:tr>
+      <w:tr>
+        <w:tc>
+          <w:p>
+            <w:r>
+              <w:rPr>
+                <w:b w:val="false"/>
+                <w:bCs w:val="false"/>
+                <w:sz w:val="17"/>
+                <w:szCs w:val="17"/>
+              </w:rPr>
+              <w:t xml:space="preserve">QuestionId</w:t>
+            </w:r>
+          </w:p>
+        </w:tc>
+        <w:tc>
+          <w:p>
+            <w:r>
+              <w:rPr>
+                <w:b w:val="false"/>
+                <w:bCs w:val="false"/>
+                <w:sz w:val="17"/>
+                <w:szCs w:val="17"/>
+              </w:rPr>
+              <w:t xml:space="preserve">Bank question linked into the quiz.</w:t>
+            </w:r>
+          </w:p>
+        </w:tc>
+      </w:tr>
+      <w:tr>
+        <w:tc>
+          <w:p>
+            <w:r>
+              <w:rPr>
+                <w:b w:val="false"/>
+                <w:bCs w:val="false"/>
+                <w:sz w:val="17"/>
+                <w:szCs w:val="17"/>
+              </w:rPr>
+              <w:t xml:space="preserve">DisplayOrder</w:t>
+            </w:r>
+          </w:p>
+        </w:tc>
+        <w:tc>
+          <w:p>
+            <w:r>
+              <w:rPr>
+                <w:b w:val="false"/>
+                <w:bCs w:val="false"/>
+                <w:sz w:val="17"/>
+                <w:szCs w:val="17"/>
+              </w:rPr>
+              <w:t xml:space="preserve">Order of the question within this quiz.</w:t>
+            </w:r>
+          </w:p>
+        </w:tc>
+      </w:tr>
+      <w:tr>
+        <w:tc>
+          <w:p>
+            <w:r>
+              <w:rPr>
+                <w:b w:val="false"/>
+                <w:bCs w:val="false"/>
+                <w:sz w:val="17"/>
+                <w:szCs w:val="17"/>
+              </w:rPr>
+              <w:t xml:space="preserve">Marks</w:t>
+            </w:r>
+          </w:p>
+        </w:tc>
+        <w:tc>
+          <w:p>
+            <w:r>
+              <w:rPr>
+                <w:b w:val="false"/>
+                <w:bCs w:val="false"/>
+                <w:sz w:val="17"/>
+                <w:szCs w:val="17"/>
+              </w:rPr>
+              <w:t xml:space="preserve">Quiz-specific marks (copied from question; may be overwritten).</w:t>
+            </w:r>
+          </w:p>
+        </w:tc>
+      </w:tr>
+      <w:tr>
+        <w:tc>
+          <w:p>
+            <w:r>
+              <w:rPr>
+                <w:b w:val="false"/>
+                <w:bCs w:val="false"/>
+                <w:sz w:val="17"/>
+                <w:szCs w:val="17"/>
+              </w:rPr>
+              <w:t xml:space="preserve">ShuffleOptions</w:t>
+            </w:r>
+          </w:p>
+        </w:tc>
+        <w:tc>
+          <w:p>
+            <w:r>
+              <w:rPr>
+                <w:b w:val="false"/>
+                <w:bCs w:val="false"/>
+                <w:sz w:val="17"/>
+                <w:szCs w:val="17"/>
+              </w:rPr>
+              <w:t xml:space="preserve">Per-link option shuffle flag (attempt currently uses quiz-level ShuffleOptions).</w:t>
+            </w:r>
+          </w:p>
+        </w:tc>
+      </w:tr>
+      <w:tr>
+        <w:tc>
+          <w:p>
+            <w:r>
+              <w:rPr>
+                <w:b w:val="false"/>
+                <w:bCs w:val="false"/>
+                <w:sz w:val="17"/>
+                <w:szCs w:val="17"/>
+              </w:rPr>
+              <w:t xml:space="preserve">CreatedAt</w:t>
+            </w:r>
+          </w:p>
+        </w:tc>
+        <w:tc>
+          <w:p>
+            <w:r>
+              <w:rPr>
+                <w:b w:val="false"/>
+                <w:bCs w:val="false"/>
+                <w:sz w:val="17"/>
+                <w:szCs w:val="17"/>
+              </w:rPr>
+              <w:t xml:space="preserve">When the link was created.</w:t>
             </w:r>
           </w:p>
         </w:tc>
@@ -4547,158 +5267,6 @@
     </w:p>
     <w:p>
       <w:pPr>
-        <w:pStyle w:val="Heading1"/>
-        <w:spacing w:after="100" w:before="220"/>
-      </w:pPr>
-      <w:r>
-        <w:rPr>
-          <w:b/>
-          <w:bCs/>
-          <w:color w:val="2563EB"/>
-          <w:sz w:val="28"/>
-          <w:szCs w:val="28"/>
-        </w:rPr>
-        <w:t xml:space="preserve">9. Student attempt flow</w:t>
-      </w:r>
-    </w:p>
-    <w:p>
-      <w:pPr>
-        <w:pStyle w:val="ListParagraph"/>
-        <w:numPr>
-          <w:ilvl w:val="0"/>
-          <w:numId w:val="1"/>
-        </w:numPr>
-        <w:spacing w:after="60"/>
-      </w:pPr>
-      <w:r>
-        <w:rPr>
-          <w:sz w:val="21"/>
-          <w:szCs w:val="21"/>
-        </w:rPr>
-        <w:t xml:space="preserve">Student role only for start / draft / submit.</w:t>
-      </w:r>
-    </w:p>
-    <w:p>
-      <w:pPr>
-        <w:pStyle w:val="ListParagraph"/>
-        <w:numPr>
-          <w:ilvl w:val="0"/>
-          <w:numId w:val="1"/>
-        </w:numPr>
-        <w:spacing w:after="60"/>
-      </w:pPr>
-      <w:r>
-        <w:rPr>
-          <w:sz w:val="21"/>
-          <w:szCs w:val="21"/>
-        </w:rPr>
-        <w:t xml:space="preserve">Assignment required; quiz IsActive; now within [StartDateTime, EndDateTime].</w:t>
-      </w:r>
-    </w:p>
-    <w:p>
-      <w:pPr>
-        <w:pStyle w:val="ListParagraph"/>
-        <w:numPr>
-          <w:ilvl w:val="0"/>
-          <w:numId w:val="1"/>
-        </w:numPr>
-        <w:spacing w:after="60"/>
-      </w:pPr>
-      <w:r>
-        <w:rPr>
-          <w:sz w:val="21"/>
-          <w:szCs w:val="21"/>
-        </w:rPr>
-        <w:t xml:space="preserve">If an InProgress attempt exists → resume (no new attempt).</w:t>
-      </w:r>
-    </w:p>
-    <w:p>
-      <w:pPr>
-        <w:pStyle w:val="ListParagraph"/>
-        <w:numPr>
-          <w:ilvl w:val="0"/>
-          <w:numId w:val="1"/>
-        </w:numPr>
-        <w:spacing w:after="60"/>
-      </w:pPr>
-      <w:r>
-        <w:rPr>
-          <w:sz w:val="21"/>
-          <w:szCs w:val="21"/>
-        </w:rPr>
-        <w:t xml:space="preserve">New start blocked when ExistingAttemptCount ≥ AllowedAttempts.</w:t>
-      </w:r>
-    </w:p>
-    <w:p>
-      <w:pPr>
-        <w:pStyle w:val="ListParagraph"/>
-        <w:numPr>
-          <w:ilvl w:val="0"/>
-          <w:numId w:val="1"/>
-        </w:numPr>
-        <w:spacing w:after="60"/>
-      </w:pPr>
-      <w:r>
-        <w:rPr>
-          <w:sz w:val="21"/>
-          <w:szCs w:val="21"/>
-        </w:rPr>
-        <w:t xml:space="preserve">DeviceId required (non-empty).</w:t>
-      </w:r>
-    </w:p>
-    <w:p>
-      <w:pPr>
-        <w:pStyle w:val="ListParagraph"/>
-        <w:numPr>
-          <w:ilvl w:val="0"/>
-          <w:numId w:val="1"/>
-        </w:numPr>
-        <w:spacing w:after="60"/>
-      </w:pPr>
-      <w:r>
-        <w:rPr>
-          <w:sz w:val="21"/>
-          <w:szCs w:val="21"/>
-        </w:rPr>
-        <w:t xml:space="preserve">Time limit returned to client; UI countdown + auto-submit. Not enforced server-side.</w:t>
-      </w:r>
-    </w:p>
-    <w:p>
-      <w:pPr>
-        <w:pStyle w:val="ListParagraph"/>
-        <w:numPr>
-          <w:ilvl w:val="0"/>
-          <w:numId w:val="1"/>
-        </w:numPr>
-        <w:spacing w:after="60"/>
-      </w:pPr>
-      <w:r>
-        <w:rPr>
-          <w:sz w:val="21"/>
-          <w:szCs w:val="21"/>
-        </w:rPr>
-        <w:t xml:space="preserve">Draft save: InProgress only; last answer wins per question.</w:t>
-      </w:r>
-    </w:p>
-    <w:p>
-      <w:pPr>
-        <w:pStyle w:val="ListParagraph"/>
-        <w:numPr>
-          <w:ilvl w:val="0"/>
-          <w:numId w:val="1"/>
-        </w:numPr>
-        <w:spacing w:after="60"/>
-      </w:pPr>
-      <w:r>
-        <w:rPr>
-          <w:sz w:val="21"/>
-          <w:szCs w:val="21"/>
-        </w:rPr>
-        <w:t xml:space="preserve">Submit scores then MarkSubmitted. Cannot resubmit.</w:t>
-      </w:r>
-    </w:p>
-    <w:p>
-      <w:pPr>
         <w:pStyle w:val="Heading2"/>
         <w:spacing w:after="100" w:before="220"/>
       </w:pPr>
@@ -4710,7 +5278,19 @@
           <w:sz w:val="24"/>
           <w:szCs w:val="24"/>
         </w:rPr>
-        <w:t xml:space="preserve">Auto-scoring</w:t>
+        <w:t xml:space="preserve">QuizAssignment table</w:t>
+      </w:r>
+    </w:p>
+    <w:p>
+      <w:pPr>
+        <w:spacing w:after="100"/>
+      </w:pPr>
+      <w:r>
+        <w:rPr>
+          <w:sz w:val="21"/>
+          <w:szCs w:val="21"/>
+        </w:rPr>
+        <w:t xml:space="preserve">Each assignment grants one student access to one quiz within a window and attempt limit. Group/class audiences expand into many rows.</w:t>
       </w:r>
     </w:p>
     <w:tbl>
@@ -4742,7 +5322,7 @@
                 <w:sz w:val="17"/>
                 <w:szCs w:val="17"/>
               </w:rPr>
-              <w:t xml:space="preserve">Type</w:t>
+              <w:t xml:space="preserve">Field</w:t>
             </w:r>
           </w:p>
         </w:tc>
@@ -4755,119 +5335,343 @@
                 <w:sz w:val="17"/>
                 <w:szCs w:val="17"/>
               </w:rPr>
-              <w:t xml:space="preserve">Rule</w:t>
-            </w:r>
-          </w:p>
-        </w:tc>
-      </w:tr>
-      <w:tr>
-        <w:tc>
-          <w:p>
-            <w:r>
-              <w:rPr>
-                <w:b w:val="false"/>
-                <w:bCs w:val="false"/>
-                <w:sz w:val="17"/>
-                <w:szCs w:val="17"/>
-              </w:rPr>
-              <w:t xml:space="preserve">Single Choice / TrueFalse</w:t>
-            </w:r>
-          </w:p>
-        </w:tc>
-        <w:tc>
-          <w:p>
-            <w:r>
-              <w:rPr>
-                <w:b w:val="false"/>
-                <w:bCs w:val="false"/>
-                <w:sz w:val="17"/>
-                <w:szCs w:val="17"/>
-              </w:rPr>
-              <w:t xml:space="preserve">First selected option; full marks if IsCorrect, else 0.</w:t>
-            </w:r>
-          </w:p>
-        </w:tc>
-      </w:tr>
-      <w:tr>
-        <w:tc>
-          <w:p>
-            <w:r>
-              <w:rPr>
-                <w:b w:val="false"/>
-                <w:bCs w:val="false"/>
-                <w:sz w:val="17"/>
-                <w:szCs w:val="17"/>
-              </w:rPr>
-              <w:t xml:space="preserve">Multiple Choice</w:t>
-            </w:r>
-          </w:p>
-        </w:tc>
-        <w:tc>
-          <w:p>
-            <w:r>
-              <w:rPr>
-                <w:b w:val="false"/>
-                <w:bCs w:val="false"/>
-                <w:sz w:val="17"/>
-                <w:szCs w:val="17"/>
-              </w:rPr>
-              <w:t xml:space="preserve">Exact set match of correct option IDs → full marks; else 0.</w:t>
-            </w:r>
-          </w:p>
-        </w:tc>
-      </w:tr>
-      <w:tr>
-        <w:tc>
-          <w:p>
-            <w:r>
-              <w:rPr>
-                <w:b w:val="false"/>
-                <w:bCs w:val="false"/>
-                <w:sz w:val="17"/>
-                <w:szCs w:val="17"/>
-              </w:rPr>
-              <w:t xml:space="preserve">Fill in the Blanks</w:t>
-            </w:r>
-          </w:p>
-        </w:tc>
-        <w:tc>
-          <w:p>
-            <w:r>
-              <w:rPr>
-                <w:b w:val="false"/>
-                <w:bCs w:val="false"/>
-                <w:sz w:val="17"/>
-                <w:szCs w:val="17"/>
-              </w:rPr>
-              <w:t xml:space="preserve">Match any accepted answer (case / partial / min-max length) OR correct option text (case-insensitive). If AllowTeacherReview → subjective for review masking. If AllowAiReview → AI stub comment.</w:t>
-            </w:r>
-          </w:p>
-        </w:tc>
-      </w:tr>
-      <w:tr>
-        <w:tc>
-          <w:p>
-            <w:r>
-              <w:rPr>
-                <w:b w:val="false"/>
-                <w:bCs w:val="false"/>
-                <w:sz w:val="17"/>
-                <w:szCs w:val="17"/>
-              </w:rPr>
-              <w:t xml:space="preserve">Descriptive / free text</w:t>
-            </w:r>
-          </w:p>
-        </w:tc>
-        <w:tc>
-          <w:p>
-            <w:r>
-              <w:rPr>
-                <w:b w:val="false"/>
-                <w:bCs w:val="false"/>
-                <w:sz w:val="17"/>
-                <w:szCs w:val="17"/>
-              </w:rPr>
-              <w:t xml:space="preserve">Marks 0 on auto-score; treated as subjective if present.</w:t>
+              <w:t xml:space="preserve">Meaning</w:t>
+            </w:r>
+          </w:p>
+        </w:tc>
+      </w:tr>
+      <w:tr>
+        <w:tc>
+          <w:p>
+            <w:r>
+              <w:rPr>
+                <w:b w:val="false"/>
+                <w:bCs w:val="false"/>
+                <w:sz w:val="17"/>
+                <w:szCs w:val="17"/>
+              </w:rPr>
+              <w:t xml:space="preserve">Id</w:t>
+            </w:r>
+          </w:p>
+        </w:tc>
+        <w:tc>
+          <w:p>
+            <w:r>
+              <w:rPr>
+                <w:b w:val="false"/>
+                <w:bCs w:val="false"/>
+                <w:sz w:val="17"/>
+                <w:szCs w:val="17"/>
+              </w:rPr>
+              <w:t xml:space="preserve">Primary key.</w:t>
+            </w:r>
+          </w:p>
+        </w:tc>
+      </w:tr>
+      <w:tr>
+        <w:tc>
+          <w:p>
+            <w:r>
+              <w:rPr>
+                <w:b w:val="false"/>
+                <w:bCs w:val="false"/>
+                <w:sz w:val="17"/>
+                <w:szCs w:val="17"/>
+              </w:rPr>
+              <w:t xml:space="preserve">QuizId</w:t>
+            </w:r>
+          </w:p>
+        </w:tc>
+        <w:tc>
+          <w:p>
+            <w:r>
+              <w:rPr>
+                <w:b w:val="false"/>
+                <w:bCs w:val="false"/>
+                <w:sz w:val="17"/>
+                <w:szCs w:val="17"/>
+              </w:rPr>
+              <w:t xml:space="preserve">Quiz being assigned.</w:t>
+            </w:r>
+          </w:p>
+        </w:tc>
+      </w:tr>
+      <w:tr>
+        <w:tc>
+          <w:p>
+            <w:r>
+              <w:rPr>
+                <w:b w:val="false"/>
+                <w:bCs w:val="false"/>
+                <w:sz w:val="17"/>
+                <w:szCs w:val="17"/>
+              </w:rPr>
+              <w:t xml:space="preserve">StudentId</w:t>
+            </w:r>
+          </w:p>
+        </w:tc>
+        <w:tc>
+          <w:p>
+            <w:r>
+              <w:rPr>
+                <w:b w:val="false"/>
+                <w:bCs w:val="false"/>
+                <w:sz w:val="17"/>
+                <w:szCs w:val="17"/>
+              </w:rPr>
+              <w:t xml:space="preserve">Target student. One row per (quiz, student). Group/class assign expands to multiple rows.</w:t>
+            </w:r>
+          </w:p>
+        </w:tc>
+      </w:tr>
+      <w:tr>
+        <w:tc>
+          <w:p>
+            <w:r>
+              <w:rPr>
+                <w:b w:val="false"/>
+                <w:bCs w:val="false"/>
+                <w:sz w:val="17"/>
+                <w:szCs w:val="17"/>
+              </w:rPr>
+              <w:t xml:space="preserve">AssignedById</w:t>
+            </w:r>
+          </w:p>
+        </w:tc>
+        <w:tc>
+          <w:p>
+            <w:r>
+              <w:rPr>
+                <w:b w:val="false"/>
+                <w:bCs w:val="false"/>
+                <w:sz w:val="17"/>
+                <w:szCs w:val="17"/>
+              </w:rPr>
+              <w:t xml:space="preserve">Teacher or Parent who created the assignment. Students do not assign quizzes in the current model.</w:t>
+            </w:r>
+          </w:p>
+        </w:tc>
+      </w:tr>
+      <w:tr>
+        <w:tc>
+          <w:p>
+            <w:r>
+              <w:rPr>
+                <w:b w:val="false"/>
+                <w:bCs w:val="false"/>
+                <w:sz w:val="17"/>
+                <w:szCs w:val="17"/>
+              </w:rPr>
+              <w:t xml:space="preserve">StudentGroupId</w:t>
+            </w:r>
+          </w:p>
+        </w:tc>
+        <w:tc>
+          <w:p>
+            <w:r>
+              <w:rPr>
+                <w:b w:val="false"/>
+                <w:bCs w:val="false"/>
+                <w:sz w:val="17"/>
+                <w:szCs w:val="17"/>
+              </w:rPr>
+              <w:t xml:space="preserve">Optional. Set when the row was created via a group expand; still one row per student.</w:t>
+            </w:r>
+          </w:p>
+        </w:tc>
+      </w:tr>
+      <w:tr>
+        <w:tc>
+          <w:p>
+            <w:r>
+              <w:rPr>
+                <w:b w:val="false"/>
+                <w:bCs w:val="false"/>
+                <w:sz w:val="17"/>
+                <w:szCs w:val="17"/>
+              </w:rPr>
+              <w:t xml:space="preserve">StartDateTime</w:t>
+            </w:r>
+          </w:p>
+        </w:tc>
+        <w:tc>
+          <w:p>
+            <w:r>
+              <w:rPr>
+                <w:b w:val="false"/>
+                <w:bCs w:val="false"/>
+                <w:sz w:val="17"/>
+                <w:szCs w:val="17"/>
+              </w:rPr>
+              <w:t xml:space="preserve">Availability window start for this student.</w:t>
+            </w:r>
+          </w:p>
+        </w:tc>
+      </w:tr>
+      <w:tr>
+        <w:tc>
+          <w:p>
+            <w:r>
+              <w:rPr>
+                <w:b w:val="false"/>
+                <w:bCs w:val="false"/>
+                <w:sz w:val="17"/>
+                <w:szCs w:val="17"/>
+              </w:rPr>
+              <w:t xml:space="preserve">EndDateTime</w:t>
+            </w:r>
+          </w:p>
+        </w:tc>
+        <w:tc>
+          <w:p>
+            <w:r>
+              <w:rPr>
+                <w:b w:val="false"/>
+                <w:bCs w:val="false"/>
+                <w:sz w:val="17"/>
+                <w:szCs w:val="17"/>
+              </w:rPr>
+              <w:t xml:space="preserve">Availability window end; must be after StartDateTime.</w:t>
+            </w:r>
+          </w:p>
+        </w:tc>
+      </w:tr>
+      <w:tr>
+        <w:tc>
+          <w:p>
+            <w:r>
+              <w:rPr>
+                <w:b w:val="false"/>
+                <w:bCs w:val="false"/>
+                <w:sz w:val="17"/>
+                <w:szCs w:val="17"/>
+              </w:rPr>
+              <w:t xml:space="preserve">AllowedAttempts</w:t>
+            </w:r>
+          </w:p>
+        </w:tc>
+        <w:tc>
+          <w:p>
+            <w:r>
+              <w:rPr>
+                <w:b w:val="false"/>
+                <w:bCs w:val="false"/>
+                <w:sz w:val="17"/>
+                <w:szCs w:val="17"/>
+              </w:rPr>
+              <w:t xml:space="preserve">Attempt quota for this assignment (&gt; 0). Increased by Allow Retry (ExtraAttempts).</w:t>
+            </w:r>
+          </w:p>
+        </w:tc>
+      </w:tr>
+      <w:tr>
+        <w:tc>
+          <w:p>
+            <w:r>
+              <w:rPr>
+                <w:b w:val="false"/>
+                <w:bCs w:val="false"/>
+                <w:sz w:val="17"/>
+                <w:szCs w:val="17"/>
+              </w:rPr>
+              <w:t xml:space="preserve">QuizResultStatus</w:t>
+            </w:r>
+          </w:p>
+        </w:tc>
+        <w:tc>
+          <w:p>
+            <w:r>
+              <w:rPr>
+                <w:b w:val="false"/>
+                <w:bCs w:val="false"/>
+                <w:sz w:val="17"/>
+                <w:szCs w:val="17"/>
+              </w:rPr>
+              <w:t xml:space="preserve">Per-assignment result lookup (see meanings below). Initial value is typically Not Attempted (24) or Up Coming (25).</w:t>
+            </w:r>
+          </w:p>
+        </w:tc>
+      </w:tr>
+      <w:tr>
+        <w:tc>
+          <w:p>
+            <w:r>
+              <w:rPr>
+                <w:b w:val="false"/>
+                <w:bCs w:val="false"/>
+                <w:sz w:val="17"/>
+                <w:szCs w:val="17"/>
+              </w:rPr>
+              <w:t xml:space="preserve">IsReviewDone</w:t>
+            </w:r>
+          </w:p>
+        </w:tc>
+        <w:tc>
+          <w:p>
+            <w:r>
+              <w:rPr>
+                <w:b w:val="false"/>
+                <w:bCs w:val="false"/>
+                <w:sz w:val="17"/>
+                <w:szCs w:val="17"/>
+              </w:rPr>
+              <w:t xml:space="preserve">True after teacher/parent finalize-review for this student’s subjective answers. Reset to false on Allow Retry.</w:t>
+            </w:r>
+          </w:p>
+        </w:tc>
+      </w:tr>
+      <w:tr>
+        <w:tc>
+          <w:p>
+            <w:r>
+              <w:rPr>
+                <w:b w:val="false"/>
+                <w:bCs w:val="false"/>
+                <w:sz w:val="17"/>
+                <w:szCs w:val="17"/>
+              </w:rPr>
+              <w:t xml:space="preserve">CreatedDate</w:t>
+            </w:r>
+          </w:p>
+        </w:tc>
+        <w:tc>
+          <w:p>
+            <w:r>
+              <w:rPr>
+                <w:b w:val="false"/>
+                <w:bCs w:val="false"/>
+                <w:sz w:val="17"/>
+                <w:szCs w:val="17"/>
+              </w:rPr>
+              <w:t xml:space="preserve">When the assignment row was created.</w:t>
+            </w:r>
+          </w:p>
+        </w:tc>
+      </w:tr>
+      <w:tr>
+        <w:tc>
+          <w:p>
+            <w:r>
+              <w:rPr>
+                <w:b w:val="false"/>
+                <w:bCs w:val="false"/>
+                <w:sz w:val="17"/>
+                <w:szCs w:val="17"/>
+              </w:rPr>
+              <w:t xml:space="preserve">ModifiedDate</w:t>
+            </w:r>
+          </w:p>
+        </w:tc>
+        <w:tc>
+          <w:p>
+            <w:r>
+              <w:rPr>
+                <w:b w:val="false"/>
+                <w:bCs w:val="false"/>
+                <w:sz w:val="17"/>
+                <w:szCs w:val="17"/>
+              </w:rPr>
+              <w:t xml:space="preserve">Updated on review finalize / retry grant.</w:t>
             </w:r>
           </w:p>
         </w:tc>
@@ -4875,7 +5679,7 @@
     </w:tbl>
     <w:p>
       <w:pPr>
-        <w:pStyle w:val="Heading1"/>
+        <w:pStyle w:val="Heading2"/>
         <w:spacing w:after="100" w:before="220"/>
       </w:pPr>
       <w:r>
@@ -4883,313 +5687,10 @@
           <w:b/>
           <w:bCs/>
           <w:color w:val="2563EB"/>
-          <w:sz w:val="28"/>
-          <w:szCs w:val="28"/>
-        </w:rPr>
-        <w:t xml:space="preserve">10. Review and results release</w:t>
-      </w:r>
-    </w:p>
-    <w:p>
-      <w:pPr>
-        <w:pStyle w:val="ListParagraph"/>
-        <w:numPr>
-          <w:ilvl w:val="0"/>
-          <w:numId w:val="1"/>
-        </w:numPr>
-        <w:spacing w:after="60"/>
-      </w:pPr>
-      <w:r>
-        <w:rPr>
-          <w:sz w:val="21"/>
-          <w:szCs w:val="21"/>
-        </w:rPr>
-        <w:t xml:space="preserve">Pending reviews: owned quizzes with IsReviewRequired, assignment not review-done, attempt Submitted.</w:t>
-      </w:r>
-    </w:p>
-    <w:p>
-      <w:pPr>
-        <w:pStyle w:val="ListParagraph"/>
-        <w:numPr>
-          <w:ilvl w:val="0"/>
-          <w:numId w:val="1"/>
-        </w:numPr>
-        <w:spacing w:after="60"/>
-      </w:pPr>
-      <w:r>
-        <w:rPr>
-          <w:sz w:val="21"/>
-          <w:szCs w:val="21"/>
-        </w:rPr>
-        <w:t xml:space="preserve">RequiresReview per question: Descriptive OR (Fill + AllowTeacherReview + submitted text).</w:t>
-      </w:r>
-    </w:p>
-    <w:p>
-      <w:pPr>
-        <w:pStyle w:val="ListParagraph"/>
-        <w:numPr>
-          <w:ilvl w:val="0"/>
-          <w:numId w:val="1"/>
-        </w:numPr>
-        <w:spacing w:after="60"/>
-      </w:pPr>
-      <w:r>
-        <w:rPr>
-          <w:sz w:val="21"/>
-          <w:szCs w:val="21"/>
-        </w:rPr>
-        <w:t xml:space="preserve">Mark answers: awarded marks in [0, MaxMarks]; not if already finalized.</w:t>
-      </w:r>
-    </w:p>
-    <w:p>
-      <w:pPr>
-        <w:pStyle w:val="ListParagraph"/>
-        <w:numPr>
-          <w:ilvl w:val="0"/>
-          <w:numId w:val="1"/>
-        </w:numPr>
-        <w:spacing w:after="60"/>
-      </w:pPr>
-      <w:r>
-        <w:rPr>
-          <w:sz w:val="21"/>
-          <w:szCs w:val="21"/>
-        </w:rPr>
-        <w:t xml:space="preserve">Finalize: all RequiresReview questions with text must have human feedback; attempt → Reviewed; assignment.IsReviewDone = true.</w:t>
-      </w:r>
-    </w:p>
-    <w:p>
-      <w:pPr>
-        <w:pStyle w:val="ListParagraph"/>
-        <w:numPr>
-          <w:ilvl w:val="0"/>
-          <w:numId w:val="1"/>
-        </w:numPr>
-        <w:spacing w:after="60"/>
-      </w:pPr>
-      <w:r>
-        <w:rPr>
-          <w:sz w:val="21"/>
-          <w:szCs w:val="21"/>
-        </w:rPr>
-        <w:t xml:space="preserve">Score masking on submit: if IsReviewRequired AND review not done AND subjective answers → obtained/percentage shown as 0, status "Pending Review".</w:t>
-      </w:r>
-    </w:p>
-    <w:p>
-      <w:pPr>
-        <w:pStyle w:val="ListParagraph"/>
-        <w:numPr>
-          <w:ilvl w:val="0"/>
-          <w:numId w:val="1"/>
-        </w:numPr>
-        <w:spacing w:after="60"/>
-      </w:pPr>
-      <w:r>
-        <w:rPr>
-          <w:sz w:val="21"/>
-          <w:szCs w:val="21"/>
-        </w:rPr>
-        <w:t xml:space="preserve">Score masking on get-result: if IsReviewRequired AND !IsReviewDone → mask (stricter than submit path).</w:t>
-      </w:r>
-    </w:p>
-    <w:p>
-      <w:pPr>
-        <w:pStyle w:val="ListParagraph"/>
-        <w:numPr>
-          <w:ilvl w:val="0"/>
-          <w:numId w:val="1"/>
-        </w:numPr>
-        <w:spacing w:after="60"/>
-      </w:pPr>
-      <w:r>
-        <w:rPr>
-          <w:sz w:val="21"/>
-          <w:szCs w:val="21"/>
-        </w:rPr>
-        <w:t xml:space="preserve">AI review is a text stub only (no external grading).</w:t>
-      </w:r>
-    </w:p>
-    <w:p>
-      <w:pPr>
-        <w:pStyle w:val="Heading1"/>
-        <w:spacing w:after="100" w:before="220"/>
-      </w:pPr>
-      <w:r>
-        <w:rPr>
-          <w:b/>
-          <w:bCs/>
-          <w:color w:val="2563EB"/>
-          <w:sz w:val="28"/>
-          <w:szCs w:val="28"/>
-        </w:rPr>
-        <w:t xml:space="preserve">11. Parent and student visibility</w:t>
-      </w:r>
-    </w:p>
-    <w:p>
-      <w:pPr>
-        <w:pStyle w:val="ListParagraph"/>
-        <w:numPr>
-          <w:ilvl w:val="0"/>
-          <w:numId w:val="1"/>
-        </w:numPr>
-        <w:spacing w:after="60"/>
-      </w:pPr>
-      <w:r>
-        <w:rPr>
-          <w:sz w:val="21"/>
-          <w:szCs w:val="21"/>
-        </w:rPr>
-        <w:t xml:space="preserve">Parent list = linked-child assignments ∪ own quizzes.</w:t>
-      </w:r>
-    </w:p>
-    <w:p>
-      <w:pPr>
-        <w:pStyle w:val="ListParagraph"/>
-        <w:numPr>
-          <w:ilvl w:val="0"/>
-          <w:numId w:val="1"/>
-        </w:numPr>
-        <w:spacing w:after="60"/>
-      </w:pPr>
-      <w:r>
-        <w:rPr>
-          <w:sz w:val="21"/>
-          <w:szCs w:val="21"/>
-        </w:rPr>
-        <w:t xml:space="preserve">Student sees only assigned quizzes (v1). See §8 for future audiences.</w:t>
-      </w:r>
-    </w:p>
-    <w:p>
-      <w:pPr>
-        <w:pStyle w:val="ListParagraph"/>
-        <w:numPr>
-          <w:ilvl w:val="0"/>
-          <w:numId w:val="1"/>
-        </w:numPr>
-        <w:spacing w:after="60"/>
-      </w:pPr>
-      <w:r>
-        <w:rPr>
-          <w:sz w:val="21"/>
-          <w:szCs w:val="21"/>
-        </w:rPr>
-        <w:t xml:space="preserve">Results masked while review pending.</w:t>
-      </w:r>
-    </w:p>
-    <w:p>
-      <w:pPr>
-        <w:pStyle w:val="ListParagraph"/>
-        <w:numPr>
-          <w:ilvl w:val="0"/>
-          <w:numId w:val="1"/>
-        </w:numPr>
-        <w:spacing w:after="60"/>
-      </w:pPr>
-      <w:r>
-        <w:rPr>
-          <w:sz w:val="21"/>
-          <w:szCs w:val="21"/>
-        </w:rPr>
-        <w:t xml:space="preserve">Reports: Teacher own / SchoolAdmin school / PortalAdmin all.</w:t>
-      </w:r>
-    </w:p>
-    <w:p>
-      <w:pPr>
-        <w:pStyle w:val="Heading1"/>
-        <w:spacing w:after="100" w:before="220"/>
-      </w:pPr>
-      <w:r>
-        <w:rPr>
-          <w:b/>
-          <w:bCs/>
-          <w:color w:val="2563EB"/>
-          <w:sz w:val="28"/>
-          <w:szCs w:val="28"/>
-        </w:rPr>
-        <w:t xml:space="preserve">12. Validation and limits</w:t>
-      </w:r>
-    </w:p>
-    <w:p>
-      <w:pPr>
-        <w:pStyle w:val="ListParagraph"/>
-        <w:numPr>
-          <w:ilvl w:val="0"/>
-          <w:numId w:val="1"/>
-        </w:numPr>
-        <w:spacing w:after="60"/>
-      </w:pPr>
-      <w:r>
-        <w:rPr>
-          <w:sz w:val="21"/>
-          <w:szCs w:val="21"/>
-        </w:rPr>
-        <w:t xml:space="preserve">Title required (max 100); instructions required (max 1000).</w:t>
-      </w:r>
-    </w:p>
-    <w:p>
-      <w:pPr>
-        <w:pStyle w:val="ListParagraph"/>
-        <w:numPr>
-          <w:ilvl w:val="0"/>
-          <w:numId w:val="1"/>
-        </w:numPr>
-        <w:spacing w:after="60"/>
-      </w:pPr>
-      <w:r>
-        <w:rPr>
-          <w:sz w:val="21"/>
-          <w:szCs w:val="21"/>
-        </w:rPr>
-        <w:t xml:space="preserve">Difficulty Easy/Medium/Hard (2001–2003).</w:t>
-      </w:r>
-    </w:p>
-    <w:p>
-      <w:pPr>
-        <w:pStyle w:val="ListParagraph"/>
-        <w:numPr>
-          <w:ilvl w:val="0"/>
-          <w:numId w:val="1"/>
-        </w:numPr>
-        <w:spacing w:after="60"/>
-      </w:pPr>
-      <w:r>
-        <w:rPr>
-          <w:sz w:val="21"/>
-          <w:szCs w:val="21"/>
-        </w:rPr>
-        <w:t xml:space="preserve">Time limit client-enforced only.</w:t>
-      </w:r>
-    </w:p>
-    <w:p>
-      <w:pPr>
-        <w:pStyle w:val="ListParagraph"/>
-        <w:numPr>
-          <w:ilvl w:val="0"/>
-          <w:numId w:val="1"/>
-        </w:numPr>
-        <w:spacing w:after="60"/>
-      </w:pPr>
-      <w:r>
-        <w:rPr>
-          <w:sz w:val="21"/>
-          <w:szCs w:val="21"/>
-        </w:rPr>
-        <w:t xml:space="preserve">Publish/assign/duplicate need ≥1 question.</w:t>
-      </w:r>
-    </w:p>
-    <w:p>
-      <w:pPr>
-        <w:pStyle w:val="Heading1"/>
-        <w:spacing w:after="100" w:before="220"/>
-      </w:pPr>
-      <w:r>
-        <w:rPr>
-          <w:b/>
-          <w:bCs/>
-          <w:color w:val="2563EB"/>
-          <w:sz w:val="28"/>
-          <w:szCs w:val="28"/>
-        </w:rPr>
-        <w:t xml:space="preserve">13. API transition map</w:t>
+          <w:sz w:val="24"/>
+          <w:szCs w:val="24"/>
+        </w:rPr>
+        <w:t xml:space="preserve">Quiz Result Status meanings (per assignment)</w:t>
       </w:r>
     </w:p>
     <w:tbl>
@@ -5221,7 +5722,7 @@
                 <w:sz w:val="17"/>
                 <w:szCs w:val="17"/>
               </w:rPr>
-              <w:t xml:space="preserve">Endpoint</w:t>
+              <w:t xml:space="preserve">Status</w:t>
             </w:r>
           </w:p>
         </w:tc>
@@ -5234,600 +5735,442 @@
                 <w:sz w:val="17"/>
                 <w:szCs w:val="17"/>
               </w:rPr>
-              <w:t xml:space="preserve">Business effect</w:t>
-            </w:r>
-          </w:p>
-        </w:tc>
-      </w:tr>
-      <w:tr>
-        <w:tc>
-          <w:p>
-            <w:r>
-              <w:rPr>
-                <w:b w:val="false"/>
-                <w:bCs w:val="false"/>
-                <w:sz w:val="17"/>
-                <w:szCs w:val="17"/>
-              </w:rPr>
-              <w:t xml:space="preserve">GET /api/quizzes</w:t>
-            </w:r>
-          </w:p>
-        </w:tc>
-        <w:tc>
-          <w:p>
-            <w:r>
-              <w:rPr>
-                <w:b w:val="false"/>
-                <w:bCs w:val="false"/>
-                <w:sz w:val="17"/>
-                <w:szCs w:val="17"/>
-              </w:rPr>
-              <w:t xml:space="preserve">Role-scoped list (Student assigned; Parent linked∪own; Teacher campus; Admin list).</w:t>
-            </w:r>
-          </w:p>
-        </w:tc>
-      </w:tr>
-      <w:tr>
-        <w:tc>
-          <w:p>
-            <w:r>
-              <w:rPr>
-                <w:b w:val="false"/>
-                <w:bCs w:val="false"/>
-                <w:sz w:val="17"/>
-                <w:szCs w:val="17"/>
-              </w:rPr>
-              <w:t xml:space="preserve">POST /api/quizzes</w:t>
-            </w:r>
-          </w:p>
-        </w:tc>
-        <w:tc>
-          <w:p>
-            <w:r>
-              <w:rPr>
-                <w:b w:val="false"/>
-                <w:bCs w:val="false"/>
-                <w:sz w:val="17"/>
-                <w:szCs w:val="17"/>
-              </w:rPr>
-              <w:t xml:space="preserve">Create Not Assigned + Pending (Teacher/Parent).</w:t>
-            </w:r>
-          </w:p>
-        </w:tc>
-      </w:tr>
-      <w:tr>
-        <w:tc>
-          <w:p>
-            <w:r>
-              <w:rPr>
-                <w:b w:val="false"/>
-                <w:bCs w:val="false"/>
-                <w:sz w:val="17"/>
-                <w:szCs w:val="17"/>
-              </w:rPr>
-              <w:t xml:space="preserve">PUT /api/quizzes/{id}</w:t>
-            </w:r>
-          </w:p>
-        </w:tc>
-        <w:tc>
-          <w:p>
-            <w:r>
-              <w:rPr>
-                <w:b w:val="false"/>
-                <w:bCs w:val="false"/>
-                <w:sz w:val="17"/>
-                <w:szCs w:val="17"/>
-              </w:rPr>
-              <w:t xml:space="preserve">Update metadata while editable.</w:t>
-            </w:r>
-          </w:p>
-        </w:tc>
-      </w:tr>
-      <w:tr>
-        <w:tc>
-          <w:p>
-            <w:r>
-              <w:rPr>
-                <w:b w:val="false"/>
-                <w:bCs w:val="false"/>
-                <w:sz w:val="17"/>
-                <w:szCs w:val="17"/>
-              </w:rPr>
-              <w:t xml:space="preserve">DELETE /api/quizzes/{id}</w:t>
-            </w:r>
-          </w:p>
-        </w:tc>
-        <w:tc>
-          <w:p>
-            <w:r>
-              <w:rPr>
-                <w:b w:val="false"/>
-                <w:bCs w:val="false"/>
-                <w:sz w:val="17"/>
-                <w:szCs w:val="17"/>
-              </w:rPr>
-              <w:t xml:space="preserve">Soft-delete Not Assigned with no assignments.</w:t>
-            </w:r>
-          </w:p>
-        </w:tc>
-      </w:tr>
-      <w:tr>
-        <w:tc>
-          <w:p>
-            <w:r>
-              <w:rPr>
-                <w:b w:val="false"/>
-                <w:bCs w:val="false"/>
-                <w:sz w:val="17"/>
-                <w:szCs w:val="17"/>
-              </w:rPr>
-              <w:t xml:space="preserve">GET /api/quizzes/{id}/manage</w:t>
-            </w:r>
-          </w:p>
-        </w:tc>
-        <w:tc>
-          <w:p>
-            <w:r>
-              <w:rPr>
-                <w:b w:val="false"/>
-                <w:bCs w:val="false"/>
-                <w:sz w:val="17"/>
-                <w:szCs w:val="17"/>
-              </w:rPr>
-              <w:t xml:space="preserve">Owner manage view with questions.</w:t>
-            </w:r>
-          </w:p>
-        </w:tc>
-      </w:tr>
-      <w:tr>
-        <w:tc>
-          <w:p>
-            <w:r>
-              <w:rPr>
-                <w:b w:val="false"/>
-                <w:bCs w:val="false"/>
-                <w:sz w:val="17"/>
-                <w:szCs w:val="17"/>
-              </w:rPr>
-              <w:t xml:space="preserve">POST /api/quizzes/{id}/publish</w:t>
-            </w:r>
-          </w:p>
-        </w:tc>
-        <w:tc>
-          <w:p>
-            <w:r>
-              <w:rPr>
-                <w:b w:val="false"/>
-                <w:bCs w:val="false"/>
-                <w:sz w:val="17"/>
-                <w:szCs w:val="17"/>
-              </w:rPr>
-              <w:t xml:space="preserve">Teacher → Published+Pending; Parent → Published+Approved.</w:t>
-            </w:r>
-          </w:p>
-        </w:tc>
-      </w:tr>
-      <w:tr>
-        <w:tc>
-          <w:p>
-            <w:r>
-              <w:rPr>
-                <w:b w:val="false"/>
-                <w:bCs w:val="false"/>
-                <w:sz w:val="17"/>
-                <w:szCs w:val="17"/>
-              </w:rPr>
-              <w:t xml:space="preserve">POST /api/quizzes/{id}/approve|reject</w:t>
-            </w:r>
-          </w:p>
-        </w:tc>
-        <w:tc>
-          <w:p>
-            <w:r>
-              <w:rPr>
-                <w:b w:val="false"/>
-                <w:bCs w:val="false"/>
-                <w:sz w:val="17"/>
-                <w:szCs w:val="17"/>
-              </w:rPr>
-              <w:t xml:space="preserve">SchoolAdmin/PortalAdmin approval gate.</w:t>
-            </w:r>
-          </w:p>
-        </w:tc>
-      </w:tr>
-      <w:tr>
-        <w:tc>
-          <w:p>
-            <w:r>
-              <w:rPr>
-                <w:b w:val="false"/>
-                <w:bCs w:val="false"/>
-                <w:sz w:val="17"/>
-                <w:szCs w:val="17"/>
-              </w:rPr>
-              <w:t xml:space="preserve">POST /api/quizzes/{id}/assign</w:t>
-            </w:r>
-          </w:p>
-        </w:tc>
-        <w:tc>
-          <w:p>
-            <w:r>
-              <w:rPr>
-                <w:b w:val="false"/>
-                <w:bCs w:val="false"/>
-                <w:sz w:val="17"/>
-                <w:szCs w:val="17"/>
-              </w:rPr>
-              <w:t xml:space="preserve">Create assignments; lifecycle → Assigned.</w:t>
-            </w:r>
-          </w:p>
-        </w:tc>
-      </w:tr>
-      <w:tr>
-        <w:tc>
-          <w:p>
-            <w:r>
-              <w:rPr>
-                <w:b w:val="false"/>
-                <w:bCs w:val="false"/>
-                <w:sz w:val="17"/>
-                <w:szCs w:val="17"/>
-              </w:rPr>
-              <w:t xml:space="preserve">POST /api/quizzes/{id}/cancel</w:t>
-            </w:r>
-          </w:p>
-        </w:tc>
-        <w:tc>
-          <w:p>
-            <w:r>
-              <w:rPr>
-                <w:b w:val="false"/>
-                <w:bCs w:val="false"/>
-                <w:sz w:val="17"/>
-                <w:szCs w:val="17"/>
-              </w:rPr>
-              <w:t xml:space="preserve">Remove upcoming assignments; lifecycle → Cancelled.</w:t>
-            </w:r>
-          </w:p>
-        </w:tc>
-      </w:tr>
-      <w:tr>
-        <w:tc>
-          <w:p>
-            <w:r>
-              <w:rPr>
-                <w:b w:val="false"/>
-                <w:bCs w:val="false"/>
-                <w:sz w:val="17"/>
-                <w:szCs w:val="17"/>
-              </w:rPr>
-              <w:t xml:space="preserve">POST /api/quizzes/{id}/archive</w:t>
-            </w:r>
-          </w:p>
-        </w:tc>
-        <w:tc>
-          <w:p>
-            <w:r>
-              <w:rPr>
-                <w:b w:val="false"/>
-                <w:bCs w:val="false"/>
-                <w:sz w:val="17"/>
-                <w:szCs w:val="17"/>
-              </w:rPr>
-              <w:t xml:space="preserve">Archive Published/Assigned/Cancelled.</w:t>
-            </w:r>
-          </w:p>
-        </w:tc>
-      </w:tr>
-      <w:tr>
-        <w:tc>
-          <w:p>
-            <w:r>
-              <w:rPr>
-                <w:b w:val="false"/>
-                <w:bCs w:val="false"/>
-                <w:sz w:val="17"/>
-                <w:szCs w:val="17"/>
-              </w:rPr>
-              <w:t xml:space="preserve">POST /api/quizzes/{id}/duplicate</w:t>
-            </w:r>
-          </w:p>
-        </w:tc>
-        <w:tc>
-          <w:p>
-            <w:r>
-              <w:rPr>
-                <w:b w:val="false"/>
-                <w:bCs w:val="false"/>
-                <w:sz w:val="17"/>
-                <w:szCs w:val="17"/>
-              </w:rPr>
-              <w:t xml:space="preserve">Deep-copy to new Not Assigned + Pending.</w:t>
-            </w:r>
-          </w:p>
-        </w:tc>
-      </w:tr>
-      <w:tr>
-        <w:tc>
-          <w:p>
-            <w:r>
-              <w:rPr>
-                <w:b w:val="false"/>
-                <w:bCs w:val="false"/>
-                <w:sz w:val="17"/>
-                <w:szCs w:val="17"/>
-              </w:rPr>
-              <w:t xml:space="preserve">POST .../assignments/{id}/allow-retry</w:t>
-            </w:r>
-          </w:p>
-        </w:tc>
-        <w:tc>
-          <w:p>
-            <w:r>
-              <w:rPr>
-                <w:b w:val="false"/>
-                <w:bCs w:val="false"/>
-                <w:sz w:val="17"/>
-                <w:szCs w:val="17"/>
-              </w:rPr>
-              <w:t xml:space="preserve">After review finalized; ExtraAttempts (+1 default).</w:t>
-            </w:r>
-          </w:p>
-        </w:tc>
-      </w:tr>
-      <w:tr>
-        <w:tc>
-          <w:p>
-            <w:r>
-              <w:rPr>
-                <w:b w:val="false"/>
-                <w:bCs w:val="false"/>
-                <w:sz w:val="17"/>
-                <w:szCs w:val="17"/>
-              </w:rPr>
-              <w:t xml:space="preserve">GET/POST/PUT/DELETE .../questions*</w:t>
-            </w:r>
-          </w:p>
-        </w:tc>
-        <w:tc>
-          <w:p>
-            <w:r>
-              <w:rPr>
-                <w:b w:val="false"/>
-                <w:bCs w:val="false"/>
-                <w:sz w:val="17"/>
-                <w:szCs w:val="17"/>
-              </w:rPr>
-              <w:t xml:space="preserve">Inline create, attach bank, edit, remove.</w:t>
-            </w:r>
-          </w:p>
-        </w:tc>
-      </w:tr>
-      <w:tr>
-        <w:tc>
-          <w:p>
-            <w:r>
-              <w:rPr>
-                <w:b w:val="false"/>
-                <w:bCs w:val="false"/>
-                <w:sz w:val="17"/>
-                <w:szCs w:val="17"/>
-              </w:rPr>
-              <w:t xml:space="preserve">POST .../attempts</w:t>
-            </w:r>
-          </w:p>
-        </w:tc>
-        <w:tc>
-          <w:p>
-            <w:r>
-              <w:rPr>
-                <w:b w:val="false"/>
-                <w:bCs w:val="false"/>
-                <w:sz w:val="17"/>
-                <w:szCs w:val="17"/>
-              </w:rPr>
-              <w:t xml:space="preserve">Student start/resume.</w:t>
-            </w:r>
-          </w:p>
-        </w:tc>
-      </w:tr>
-      <w:tr>
-        <w:tc>
-          <w:p>
-            <w:r>
-              <w:rPr>
-                <w:b w:val="false"/>
-                <w:bCs w:val="false"/>
-                <w:sz w:val="17"/>
-                <w:szCs w:val="17"/>
-              </w:rPr>
-              <w:t xml:space="preserve">PUT .../attempts/{id}/draft</w:t>
-            </w:r>
-          </w:p>
-        </w:tc>
-        <w:tc>
-          <w:p>
-            <w:r>
-              <w:rPr>
-                <w:b w:val="false"/>
-                <w:bCs w:val="false"/>
-                <w:sz w:val="17"/>
-                <w:szCs w:val="17"/>
-              </w:rPr>
-              <w:t xml:space="preserve">Student save draft answers.</w:t>
-            </w:r>
-          </w:p>
-        </w:tc>
-      </w:tr>
-      <w:tr>
-        <w:tc>
-          <w:p>
-            <w:r>
-              <w:rPr>
-                <w:b w:val="false"/>
-                <w:bCs w:val="false"/>
-                <w:sz w:val="17"/>
-                <w:szCs w:val="17"/>
-              </w:rPr>
-              <w:t xml:space="preserve">POST .../attempts/{id}/submit</w:t>
-            </w:r>
-          </w:p>
-        </w:tc>
-        <w:tc>
-          <w:p>
-            <w:r>
-              <w:rPr>
-                <w:b w:val="false"/>
-                <w:bCs w:val="false"/>
-                <w:sz w:val="17"/>
-                <w:szCs w:val="17"/>
-              </w:rPr>
-              <w:t xml:space="preserve">Student submit + auto-score.</w:t>
-            </w:r>
-          </w:p>
-        </w:tc>
-      </w:tr>
-      <w:tr>
-        <w:tc>
-          <w:p>
-            <w:r>
-              <w:rPr>
-                <w:b w:val="false"/>
-                <w:bCs w:val="false"/>
-                <w:sz w:val="17"/>
-                <w:szCs w:val="17"/>
-              </w:rPr>
-              <w:t xml:space="preserve">GET .../attempts/{id}/result</w:t>
-            </w:r>
-          </w:p>
-        </w:tc>
-        <w:tc>
-          <w:p>
-            <w:r>
-              <w:rPr>
-                <w:b w:val="false"/>
-                <w:bCs w:val="false"/>
-                <w:sz w:val="17"/>
-                <w:szCs w:val="17"/>
-              </w:rPr>
-              <w:t xml:space="preserve">Student own or Parent linked child.</w:t>
-            </w:r>
-          </w:p>
-        </w:tc>
-      </w:tr>
-      <w:tr>
-        <w:tc>
-          <w:p>
-            <w:r>
-              <w:rPr>
-                <w:b w:val="false"/>
-                <w:bCs w:val="false"/>
-                <w:sz w:val="17"/>
-                <w:szCs w:val="17"/>
-              </w:rPr>
-              <w:t xml:space="preserve">GET .../monitoring</w:t>
-            </w:r>
-          </w:p>
-        </w:tc>
-        <w:tc>
-          <w:p>
-            <w:r>
-              <w:rPr>
-                <w:b w:val="false"/>
-                <w:bCs w:val="false"/>
-                <w:sz w:val="17"/>
-                <w:szCs w:val="17"/>
-              </w:rPr>
-              <w:t xml:space="preserve">Owner progress board.</w:t>
-            </w:r>
-          </w:p>
-        </w:tc>
-      </w:tr>
-      <w:tr>
-        <w:tc>
-          <w:p>
-            <w:r>
-              <w:rPr>
-                <w:b w:val="false"/>
-                <w:bCs w:val="false"/>
-                <w:sz w:val="17"/>
-                <w:szCs w:val="17"/>
-              </w:rPr>
-              <w:t xml:space="preserve">GET/PUT .../review|answers + finalize-review</w:t>
-            </w:r>
-          </w:p>
-        </w:tc>
-        <w:tc>
-          <w:p>
-            <w:r>
-              <w:rPr>
-                <w:b w:val="false"/>
-                <w:bCs w:val="false"/>
-                <w:sz w:val="17"/>
-                <w:szCs w:val="17"/>
-              </w:rPr>
-              <w:t xml:space="preserve">Subjective marking and release.</w:t>
-            </w:r>
-          </w:p>
-        </w:tc>
-      </w:tr>
-      <w:tr>
-        <w:tc>
-          <w:p>
-            <w:r>
-              <w:rPr>
-                <w:b w:val="false"/>
-                <w:bCs w:val="false"/>
-                <w:sz w:val="17"/>
-                <w:szCs w:val="17"/>
-              </w:rPr>
-              <w:t xml:space="preserve">GET /api/quizzes/pending-approval</w:t>
-            </w:r>
-          </w:p>
-        </w:tc>
-        <w:tc>
-          <w:p>
-            <w:r>
-              <w:rPr>
-                <w:b w:val="false"/>
-                <w:bCs w:val="false"/>
-                <w:sz w:val="17"/>
-                <w:szCs w:val="17"/>
-              </w:rPr>
-              <w:t xml:space="preserve">SchoolAdmin/PortalAdmin queue.</w:t>
-            </w:r>
-          </w:p>
-        </w:tc>
-      </w:tr>
-      <w:tr>
-        <w:tc>
-          <w:p>
-            <w:r>
-              <w:rPr>
-                <w:b w:val="false"/>
-                <w:bCs w:val="false"/>
-                <w:sz w:val="17"/>
-                <w:szCs w:val="17"/>
-              </w:rPr>
-              <w:t xml:space="preserve">GET /api/reports/*</w:t>
-            </w:r>
-          </w:p>
-        </w:tc>
-        <w:tc>
-          <w:p>
-            <w:r>
-              <w:rPr>
-                <w:b w:val="false"/>
-                <w:bCs w:val="false"/>
-                <w:sz w:val="17"/>
-                <w:szCs w:val="17"/>
-              </w:rPr>
-              <w:t xml:space="preserve">Summary, performance, rankings, student quiz history.</w:t>
+              <w:t xml:space="preserve">Meaning</w:t>
+            </w:r>
+          </w:p>
+        </w:tc>
+      </w:tr>
+      <w:tr>
+        <w:tc>
+          <w:p>
+            <w:r>
+              <w:rPr>
+                <w:b w:val="false"/>
+                <w:bCs w:val="false"/>
+                <w:sz w:val="17"/>
+                <w:szCs w:val="17"/>
+              </w:rPr>
+              <w:t xml:space="preserve">Up Coming (25)</w:t>
+            </w:r>
+          </w:p>
+        </w:tc>
+        <w:tc>
+          <w:p>
+            <w:r>
+              <w:rPr>
+                <w:b w:val="false"/>
+                <w:bCs w:val="false"/>
+                <w:sz w:val="17"/>
+                <w:szCs w:val="17"/>
+              </w:rPr>
+              <w:t xml:space="preserve">StartDateTime is in the future for this student.</w:t>
+            </w:r>
+          </w:p>
+        </w:tc>
+      </w:tr>
+      <w:tr>
+        <w:tc>
+          <w:p>
+            <w:r>
+              <w:rPr>
+                <w:b w:val="false"/>
+                <w:bCs w:val="false"/>
+                <w:sz w:val="17"/>
+                <w:szCs w:val="17"/>
+              </w:rPr>
+              <w:t xml:space="preserve">Not Attempted (24)</w:t>
+            </w:r>
+          </w:p>
+        </w:tc>
+        <w:tc>
+          <w:p>
+            <w:r>
+              <w:rPr>
+                <w:b w:val="false"/>
+                <w:bCs w:val="false"/>
+                <w:sz w:val="17"/>
+                <w:szCs w:val="17"/>
+              </w:rPr>
+              <w:t xml:space="preserve">Window is open (or ready) and this student has not started. Prefer this name over “Not Started”.</w:t>
+            </w:r>
+          </w:p>
+        </w:tc>
+      </w:tr>
+      <w:tr>
+        <w:tc>
+          <w:p>
+            <w:r>
+              <w:rPr>
+                <w:b w:val="false"/>
+                <w:bCs w:val="false"/>
+                <w:sz w:val="17"/>
+                <w:szCs w:val="17"/>
+              </w:rPr>
+              <w:t xml:space="preserve">In Progress (23)</w:t>
+            </w:r>
+          </w:p>
+        </w:tc>
+        <w:tc>
+          <w:p>
+            <w:r>
+              <w:rPr>
+                <w:b w:val="false"/>
+                <w:bCs w:val="false"/>
+                <w:sz w:val="17"/>
+                <w:szCs w:val="17"/>
+              </w:rPr>
+              <w:t xml:space="preserve">This student has an InProgress attempt.</w:t>
+            </w:r>
+          </w:p>
+        </w:tc>
+      </w:tr>
+      <w:tr>
+        <w:tc>
+          <w:p>
+            <w:r>
+              <w:rPr>
+                <w:b w:val="false"/>
+                <w:bCs w:val="false"/>
+                <w:sz w:val="17"/>
+                <w:szCs w:val="17"/>
+              </w:rPr>
+              <w:t xml:space="preserve">Under Review (22)</w:t>
+            </w:r>
+          </w:p>
+        </w:tc>
+        <w:tc>
+          <w:p>
+            <w:r>
+              <w:rPr>
+                <w:b w:val="false"/>
+                <w:bCs w:val="false"/>
+                <w:sz w:val="17"/>
+                <w:szCs w:val="17"/>
+              </w:rPr>
+              <w:t xml:space="preserve">This student’s attempt is Submitted and subjective review is pending (IsReviewDone=false).</w:t>
+            </w:r>
+          </w:p>
+        </w:tc>
+      </w:tr>
+      <w:tr>
+        <w:tc>
+          <w:p>
+            <w:r>
+              <w:rPr>
+                <w:b w:val="false"/>
+                <w:bCs w:val="false"/>
+                <w:sz w:val="17"/>
+                <w:szCs w:val="17"/>
+              </w:rPr>
+              <w:t xml:space="preserve">Expired (20)</w:t>
+            </w:r>
+          </w:p>
+        </w:tc>
+        <w:tc>
+          <w:p>
+            <w:r>
+              <w:rPr>
+                <w:b w:val="false"/>
+                <w:bCs w:val="false"/>
+                <w:sz w:val="17"/>
+                <w:szCs w:val="17"/>
+              </w:rPr>
+              <w:t xml:space="preserve">EndDateTime passed without a completed attempt for this student.</w:t>
+            </w:r>
+          </w:p>
+        </w:tc>
+      </w:tr>
+      <w:tr>
+        <w:tc>
+          <w:p>
+            <w:r>
+              <w:rPr>
+                <w:b w:val="false"/>
+                <w:bCs w:val="false"/>
+                <w:sz w:val="17"/>
+                <w:szCs w:val="17"/>
+              </w:rPr>
+              <w:t xml:space="preserve">Completed (21)</w:t>
+            </w:r>
+          </w:p>
+        </w:tc>
+        <w:tc>
+          <w:p>
+            <w:r>
+              <w:rPr>
+                <w:b w:val="false"/>
+                <w:bCs w:val="false"/>
+                <w:sz w:val="17"/>
+                <w:szCs w:val="17"/>
+              </w:rPr>
+              <w:t xml:space="preserve">This student’s attempt cycle is done (submitted and, if required, reviewed).</w:t>
             </w:r>
           </w:p>
         </w:tc>
       </w:tr>
     </w:tbl>
+    <w:p>
+      <w:pPr>
+        <w:pStyle w:val="Heading2"/>
+        <w:spacing w:after="100" w:before="220"/>
+      </w:pPr>
+      <w:r>
+        <w:rPr>
+          <w:b/>
+          <w:bCs/>
+          <w:color w:val="2563EB"/>
+          <w:sz w:val="24"/>
+          <w:szCs w:val="24"/>
+        </w:rPr>
+        <w:t xml:space="preserve">Assignment corrections vs older drafts</w:t>
+      </w:r>
+    </w:p>
+    <w:tbl>
+      <w:tblPr>
+        <w:tblW w:type="pct" w:w="100%"/>
+        <w:tblBorders>
+          <w:top w:val="single" w:color="auto" w:sz="4"/>
+          <w:left w:val="single" w:color="auto" w:sz="4"/>
+          <w:bottom w:val="single" w:color="auto" w:sz="4"/>
+          <w:right w:val="single" w:color="auto" w:sz="4"/>
+          <w:insideH w:val="single" w:color="auto" w:sz="4"/>
+          <w:insideV w:val="single" w:color="auto" w:sz="4"/>
+        </w:tblBorders>
+      </w:tblPr>
+      <w:tblGrid>
+        <w:gridCol w:w="100"/>
+        <w:gridCol w:w="100"/>
+        <w:gridCol w:w="100"/>
+      </w:tblGrid>
+      <w:tr>
+        <w:trPr>
+          <w:tblHeader/>
+        </w:trPr>
+        <w:tc>
+          <w:p>
+            <w:r>
+              <w:rPr>
+                <w:b/>
+                <w:bCs/>
+                <w:sz w:val="17"/>
+                <w:szCs w:val="17"/>
+              </w:rPr>
+              <w:t xml:space="preserve">Older draft idea</w:t>
+            </w:r>
+          </w:p>
+        </w:tc>
+        <w:tc>
+          <w:p>
+            <w:r>
+              <w:rPr>
+                <w:b/>
+                <w:bCs/>
+                <w:sz w:val="17"/>
+                <w:szCs w:val="17"/>
+              </w:rPr>
+              <w:t xml:space="preserve">Canonical rule</w:t>
+            </w:r>
+          </w:p>
+        </w:tc>
+        <w:tc>
+          <w:p>
+            <w:r>
+              <w:rPr>
+                <w:b/>
+                <w:bCs/>
+                <w:sz w:val="17"/>
+                <w:szCs w:val="17"/>
+              </w:rPr>
+              <w:t xml:space="preserve">Why</w:t>
+            </w:r>
+          </w:p>
+        </w:tc>
+      </w:tr>
+      <w:tr>
+        <w:tc>
+          <w:p>
+            <w:r>
+              <w:rPr>
+                <w:b w:val="false"/>
+                <w:bCs w:val="false"/>
+                <w:sz w:val="17"/>
+                <w:szCs w:val="17"/>
+              </w:rPr>
+              <w:t xml:space="preserve">Result status means “no student / one of the students”</w:t>
+            </w:r>
+          </w:p>
+        </w:tc>
+        <w:tc>
+          <w:p>
+            <w:r>
+              <w:rPr>
+                <w:b w:val="false"/>
+                <w:bCs w:val="false"/>
+                <w:sz w:val="17"/>
+                <w:szCs w:val="17"/>
+              </w:rPr>
+              <w:t xml:space="preserve">Per-assignment only</w:t>
+            </w:r>
+          </w:p>
+        </w:tc>
+        <w:tc>
+          <w:p>
+            <w:r>
+              <w:rPr>
+                <w:b w:val="false"/>
+                <w:bCs w:val="false"/>
+                <w:sz w:val="17"/>
+                <w:szCs w:val="17"/>
+              </w:rPr>
+              <w:t xml:space="preserve">QuizResultStatus is stored on each quiz_assignment row (one student). Aggregate board status (how many children started) is computed in monitoring UI, not stored as this field.</w:t>
+            </w:r>
+          </w:p>
+        </w:tc>
+      </w:tr>
+      <w:tr>
+        <w:tc>
+          <w:p>
+            <w:r>
+              <w:rPr>
+                <w:b w:val="false"/>
+                <w:bCs w:val="false"/>
+                <w:sz w:val="17"/>
+                <w:szCs w:val="17"/>
+              </w:rPr>
+              <w:t xml:space="preserve">Assigned by student</w:t>
+            </w:r>
+          </w:p>
+        </w:tc>
+        <w:tc>
+          <w:p>
+            <w:r>
+              <w:rPr>
+                <w:b w:val="false"/>
+                <w:bCs w:val="false"/>
+                <w:sz w:val="17"/>
+                <w:szCs w:val="17"/>
+              </w:rPr>
+              <w:t xml:space="preserve">Teacher or Parent only</w:t>
+            </w:r>
+          </w:p>
+        </w:tc>
+        <w:tc>
+          <w:p>
+            <w:r>
+              <w:rPr>
+                <w:b w:val="false"/>
+                <w:bCs w:val="false"/>
+                <w:sz w:val="17"/>
+                <w:szCs w:val="17"/>
+              </w:rPr>
+              <w:t xml:space="preserve">AssignedById is the managing owner. Students take attempts; they do not create assignments.</w:t>
+            </w:r>
+          </w:p>
+        </w:tc>
+      </w:tr>
+      <w:tr>
+        <w:tc>
+          <w:p>
+            <w:r>
+              <w:rPr>
+                <w:b w:val="false"/>
+                <w:bCs w:val="false"/>
+                <w:sz w:val="17"/>
+                <w:szCs w:val="17"/>
+              </w:rPr>
+              <w:t xml:space="preserve">Under Review = quiz under AI/teacher review</w:t>
+            </w:r>
+          </w:p>
+        </w:tc>
+        <w:tc>
+          <w:p>
+            <w:r>
+              <w:rPr>
+                <w:b w:val="false"/>
+                <w:bCs w:val="false"/>
+                <w:sz w:val="17"/>
+                <w:szCs w:val="17"/>
+              </w:rPr>
+              <w:t xml:space="preserve">This student’s review pending</w:t>
+            </w:r>
+          </w:p>
+        </w:tc>
+        <w:tc>
+          <w:p>
+            <w:r>
+              <w:rPr>
+                <w:b w:val="false"/>
+                <w:bCs w:val="false"/>
+                <w:sz w:val="17"/>
+                <w:szCs w:val="17"/>
+              </w:rPr>
+              <w:t xml:space="preserve">School quiz approval is separate (Pending/Approved). Under Review here means subjective marking for this assignment after submit.</w:t>
+            </w:r>
+          </w:p>
+        </w:tc>
+      </w:tr>
+      <w:tr>
+        <w:tc>
+          <w:p>
+            <w:r>
+              <w:rPr>
+                <w:b w:val="false"/>
+                <w:bCs w:val="false"/>
+                <w:sz w:val="17"/>
+                <w:szCs w:val="17"/>
+              </w:rPr>
+              <w:t xml:space="preserve">Not Started vs Not Attempted</w:t>
+            </w:r>
+          </w:p>
+        </w:tc>
+        <w:tc>
+          <w:p>
+            <w:r>
+              <w:rPr>
+                <w:b w:val="false"/>
+                <w:bCs w:val="false"/>
+                <w:sz w:val="17"/>
+                <w:szCs w:val="17"/>
+              </w:rPr>
+              <w:t xml:space="preserve">Use Not Attempted (24)</w:t>
+            </w:r>
+          </w:p>
+        </w:tc>
+        <w:tc>
+          <w:p>
+            <w:r>
+              <w:rPr>
+                <w:b w:val="false"/>
+                <w:bCs w:val="false"/>
+                <w:sz w:val="17"/>
+                <w:szCs w:val="17"/>
+              </w:rPr>
+              <w:t xml:space="preserve">Lookup name is Not Attempted; “Not Started” is an acceptable UI synonym only.</w:t>
+            </w:r>
+          </w:p>
+        </w:tc>
+      </w:tr>
+    </w:tbl>
+    <w:p>
+      <w:pPr>
+        <w:spacing w:after="100"/>
+        <w:rPr>
+          <w:b/>
+          <w:bCs/>
+          <w:color w:val="92400E"/>
+        </w:rPr>
+      </w:pPr>
+      <w:r>
+        <w:rPr>
+          <w:b/>
+          <w:bCs/>
+          <w:color w:val="92400E"/>
+          <w:sz w:val="21"/>
+          <w:szCs w:val="21"/>
+        </w:rPr>
+        <w:t xml:space="preserve">Progression gap: lookup values exist, but services often leave QuizResultStatus at create-time and UIs compute status from dates + attempts.</w:t>
+      </w:r>
+    </w:p>
     <w:p>
       <w:pPr>
         <w:pStyle w:val="Heading1"/>
@@ -5841,7 +6184,991 @@
           <w:sz w:val="28"/>
           <w:szCs w:val="28"/>
         </w:rPr>
-        <w:t xml:space="preserve">14. UI routes</w:t>
+        <w:t xml:space="preserve">9. Student attempt flow</w:t>
+      </w:r>
+    </w:p>
+    <w:p>
+      <w:pPr>
+        <w:pStyle w:val="Heading2"/>
+        <w:spacing w:after="100" w:before="220"/>
+      </w:pPr>
+      <w:r>
+        <w:rPr>
+          <w:b/>
+          <w:bCs/>
+          <w:color w:val="2563EB"/>
+          <w:sz w:val="24"/>
+          <w:szCs w:val="24"/>
+        </w:rPr>
+        <w:t xml:space="preserve">Step-by-step student journey</w:t>
+      </w:r>
+    </w:p>
+    <w:p>
+      <w:pPr>
+        <w:spacing w:after="100"/>
+      </w:pPr>
+      <w:r>
+        <w:rPr>
+          <w:sz w:val="21"/>
+          <w:szCs w:val="21"/>
+        </w:rPr>
+        <w:t xml:space="preserve">Status legend: Covered = implemented today; Partial = implemented with limitations; Planned = documented intent, not built yet.</w:t>
+      </w:r>
+    </w:p>
+    <w:tbl>
+      <w:tblPr>
+        <w:tblW w:type="pct" w:w="100%"/>
+        <w:tblBorders>
+          <w:top w:val="single" w:color="auto" w:sz="4"/>
+          <w:left w:val="single" w:color="auto" w:sz="4"/>
+          <w:bottom w:val="single" w:color="auto" w:sz="4"/>
+          <w:right w:val="single" w:color="auto" w:sz="4"/>
+          <w:insideH w:val="single" w:color="auto" w:sz="4"/>
+          <w:insideV w:val="single" w:color="auto" w:sz="4"/>
+        </w:tblBorders>
+      </w:tblPr>
+      <w:tblGrid>
+        <w:gridCol w:w="100"/>
+        <w:gridCol w:w="100"/>
+        <w:gridCol w:w="100"/>
+        <w:gridCol w:w="100"/>
+      </w:tblGrid>
+      <w:tr>
+        <w:trPr>
+          <w:tblHeader/>
+        </w:trPr>
+        <w:tc>
+          <w:p>
+            <w:r>
+              <w:rPr>
+                <w:b/>
+                <w:bCs/>
+                <w:sz w:val="17"/>
+                <w:szCs w:val="17"/>
+              </w:rPr>
+              <w:t xml:space="preserve">#</w:t>
+            </w:r>
+          </w:p>
+        </w:tc>
+        <w:tc>
+          <w:p>
+            <w:r>
+              <w:rPr>
+                <w:b/>
+                <w:bCs/>
+                <w:sz w:val="17"/>
+                <w:szCs w:val="17"/>
+              </w:rPr>
+              <w:t xml:space="preserve">Step</w:t>
+            </w:r>
+          </w:p>
+        </w:tc>
+        <w:tc>
+          <w:p>
+            <w:r>
+              <w:rPr>
+                <w:b/>
+                <w:bCs/>
+                <w:sz w:val="17"/>
+                <w:szCs w:val="17"/>
+              </w:rPr>
+              <w:t xml:space="preserve">Status</w:t>
+            </w:r>
+          </w:p>
+        </w:tc>
+        <w:tc>
+          <w:p>
+            <w:r>
+              <w:rPr>
+                <w:b/>
+                <w:bCs/>
+                <w:sz w:val="17"/>
+                <w:szCs w:val="17"/>
+              </w:rPr>
+              <w:t xml:space="preserve">Detail</w:t>
+            </w:r>
+          </w:p>
+        </w:tc>
+      </w:tr>
+      <w:tr>
+        <w:tc>
+          <w:p>
+            <w:r>
+              <w:rPr>
+                <w:b w:val="false"/>
+                <w:bCs w:val="false"/>
+                <w:sz w:val="17"/>
+                <w:szCs w:val="17"/>
+              </w:rPr>
+              <w:t xml:space="preserve">1</w:t>
+            </w:r>
+          </w:p>
+        </w:tc>
+        <w:tc>
+          <w:p>
+            <w:r>
+              <w:rPr>
+                <w:b w:val="false"/>
+                <w:bCs w:val="false"/>
+                <w:sz w:val="17"/>
+                <w:szCs w:val="17"/>
+              </w:rPr>
+              <w:t xml:space="preserve">Student opens quiz details</w:t>
+            </w:r>
+          </w:p>
+        </w:tc>
+        <w:tc>
+          <w:p>
+            <w:r>
+              <w:rPr>
+                <w:b w:val="false"/>
+                <w:bCs w:val="false"/>
+                <w:sz w:val="17"/>
+                <w:szCs w:val="17"/>
+              </w:rPr>
+              <w:t xml:space="preserve">Covered</w:t>
+            </w:r>
+          </w:p>
+        </w:tc>
+        <w:tc>
+          <w:p>
+            <w:r>
+              <w:rPr>
+                <w:b w:val="false"/>
+                <w:bCs w:val="false"/>
+                <w:sz w:val="17"/>
+                <w:szCs w:val="17"/>
+              </w:rPr>
+              <w:t xml:space="preserve">/student/quizzes detail; requires an assignment row for this student.</w:t>
+            </w:r>
+          </w:p>
+        </w:tc>
+      </w:tr>
+      <w:tr>
+        <w:tc>
+          <w:p>
+            <w:r>
+              <w:rPr>
+                <w:b w:val="false"/>
+                <w:bCs w:val="false"/>
+                <w:sz w:val="17"/>
+                <w:szCs w:val="17"/>
+              </w:rPr>
+              <w:t xml:space="preserve">2</w:t>
+            </w:r>
+          </w:p>
+        </w:tc>
+        <w:tc>
+          <w:p>
+            <w:r>
+              <w:rPr>
+                <w:b w:val="false"/>
+                <w:bCs w:val="false"/>
+                <w:sz w:val="17"/>
+                <w:szCs w:val="17"/>
+              </w:rPr>
+              <w:t xml:space="preserve">System checks eligibility</w:t>
+            </w:r>
+          </w:p>
+        </w:tc>
+        <w:tc>
+          <w:p>
+            <w:r>
+              <w:rPr>
+                <w:b w:val="false"/>
+                <w:bCs w:val="false"/>
+                <w:sz w:val="17"/>
+                <w:szCs w:val="17"/>
+              </w:rPr>
+              <w:t xml:space="preserve">Covered</w:t>
+            </w:r>
+          </w:p>
+        </w:tc>
+        <w:tc>
+          <w:p>
+            <w:r>
+              <w:rPr>
+                <w:b w:val="false"/>
+                <w:bCs w:val="false"/>
+                <w:sz w:val="17"/>
+                <w:szCs w:val="17"/>
+              </w:rPr>
+              <w:t xml:space="preserve">Assignment exists, quiz IsActive, now within [StartDateTime, EndDateTime], attempt quota not exhausted, DeviceId present.</w:t>
+            </w:r>
+          </w:p>
+        </w:tc>
+      </w:tr>
+      <w:tr>
+        <w:tc>
+          <w:p>
+            <w:r>
+              <w:rPr>
+                <w:b w:val="false"/>
+                <w:bCs w:val="false"/>
+                <w:sz w:val="17"/>
+                <w:szCs w:val="17"/>
+              </w:rPr>
+              <w:t xml:space="preserve">3</w:t>
+            </w:r>
+          </w:p>
+        </w:tc>
+        <w:tc>
+          <w:p>
+            <w:r>
+              <w:rPr>
+                <w:b w:val="false"/>
+                <w:bCs w:val="false"/>
+                <w:sz w:val="17"/>
+                <w:szCs w:val="17"/>
+              </w:rPr>
+              <w:t xml:space="preserve">Student reads instructions</w:t>
+            </w:r>
+          </w:p>
+        </w:tc>
+        <w:tc>
+          <w:p>
+            <w:r>
+              <w:rPr>
+                <w:b w:val="false"/>
+                <w:bCs w:val="false"/>
+                <w:sz w:val="17"/>
+                <w:szCs w:val="17"/>
+              </w:rPr>
+              <w:t xml:space="preserve">Partial</w:t>
+            </w:r>
+          </w:p>
+        </w:tc>
+        <w:tc>
+          <w:p>
+            <w:r>
+              <w:rPr>
+                <w:b w:val="false"/>
+                <w:bCs w:val="false"/>
+                <w:sz w:val="17"/>
+                <w:szCs w:val="17"/>
+              </w:rPr>
+              <w:t xml:space="preserve">Instructions are stored and displayed on detail; there is no separate must-acknowledge instructions gate.</w:t>
+            </w:r>
+          </w:p>
+        </w:tc>
+      </w:tr>
+      <w:tr>
+        <w:tc>
+          <w:p>
+            <w:r>
+              <w:rPr>
+                <w:b w:val="false"/>
+                <w:bCs w:val="false"/>
+                <w:sz w:val="17"/>
+                <w:szCs w:val="17"/>
+              </w:rPr>
+              <w:t xml:space="preserve">4</w:t>
+            </w:r>
+          </w:p>
+        </w:tc>
+        <w:tc>
+          <w:p>
+            <w:r>
+              <w:rPr>
+                <w:b w:val="false"/>
+                <w:bCs w:val="false"/>
+                <w:sz w:val="17"/>
+                <w:szCs w:val="17"/>
+              </w:rPr>
+              <w:t xml:space="preserve">Student starts the quiz</w:t>
+            </w:r>
+          </w:p>
+        </w:tc>
+        <w:tc>
+          <w:p>
+            <w:r>
+              <w:rPr>
+                <w:b w:val="false"/>
+                <w:bCs w:val="false"/>
+                <w:sz w:val="17"/>
+                <w:szCs w:val="17"/>
+              </w:rPr>
+              <w:t xml:space="preserve">Covered</w:t>
+            </w:r>
+          </w:p>
+        </w:tc>
+        <w:tc>
+          <w:p>
+            <w:r>
+              <w:rPr>
+                <w:b w:val="false"/>
+                <w:bCs w:val="false"/>
+                <w:sz w:val="17"/>
+                <w:szCs w:val="17"/>
+              </w:rPr>
+              <w:t xml:space="preserve">POST .../attempts starts a new attempt or resumes an InProgress one.</w:t>
+            </w:r>
+          </w:p>
+        </w:tc>
+      </w:tr>
+      <w:tr>
+        <w:tc>
+          <w:p>
+            <w:r>
+              <w:rPr>
+                <w:b w:val="false"/>
+                <w:bCs w:val="false"/>
+                <w:sz w:val="17"/>
+                <w:szCs w:val="17"/>
+              </w:rPr>
+              <w:t xml:space="preserve">5</w:t>
+            </w:r>
+          </w:p>
+        </w:tc>
+        <w:tc>
+          <w:p>
+            <w:r>
+              <w:rPr>
+                <w:b w:val="false"/>
+                <w:bCs w:val="false"/>
+                <w:sz w:val="17"/>
+                <w:szCs w:val="17"/>
+              </w:rPr>
+              <w:t xml:space="preserve">Attempt start time is recorded</w:t>
+            </w:r>
+          </w:p>
+        </w:tc>
+        <w:tc>
+          <w:p>
+            <w:r>
+              <w:rPr>
+                <w:b w:val="false"/>
+                <w:bCs w:val="false"/>
+                <w:sz w:val="17"/>
+                <w:szCs w:val="17"/>
+              </w:rPr>
+              <w:t xml:space="preserve">Covered</w:t>
+            </w:r>
+          </w:p>
+        </w:tc>
+        <w:tc>
+          <w:p>
+            <w:r>
+              <w:rPr>
+                <w:b w:val="false"/>
+                <w:bCs w:val="false"/>
+                <w:sz w:val="17"/>
+                <w:szCs w:val="17"/>
+              </w:rPr>
+              <w:t xml:space="preserve">QuizAttempt.StartedDate set on Begin.</w:t>
+            </w:r>
+          </w:p>
+        </w:tc>
+      </w:tr>
+      <w:tr>
+        <w:tc>
+          <w:p>
+            <w:r>
+              <w:rPr>
+                <w:b w:val="false"/>
+                <w:bCs w:val="false"/>
+                <w:sz w:val="17"/>
+                <w:szCs w:val="17"/>
+              </w:rPr>
+              <w:t xml:space="preserve">6</w:t>
+            </w:r>
+          </w:p>
+        </w:tc>
+        <w:tc>
+          <w:p>
+            <w:r>
+              <w:rPr>
+                <w:b w:val="false"/>
+                <w:bCs w:val="false"/>
+                <w:sz w:val="17"/>
+                <w:szCs w:val="17"/>
+              </w:rPr>
+              <w:t xml:space="preserve">Questions are displayed</w:t>
+            </w:r>
+          </w:p>
+        </w:tc>
+        <w:tc>
+          <w:p>
+            <w:r>
+              <w:rPr>
+                <w:b w:val="false"/>
+                <w:bCs w:val="false"/>
+                <w:sz w:val="17"/>
+                <w:szCs w:val="17"/>
+              </w:rPr>
+              <w:t xml:space="preserve">Covered</w:t>
+            </w:r>
+          </w:p>
+        </w:tc>
+        <w:tc>
+          <w:p>
+            <w:r>
+              <w:rPr>
+                <w:b w:val="false"/>
+                <w:bCs w:val="false"/>
+                <w:sz w:val="17"/>
+                <w:szCs w:val="17"/>
+              </w:rPr>
+              <w:t xml:space="preserve">From the QuizAttemptQuestion snapshot in DisplayOrder (shuffled at start when enabled).</w:t>
+            </w:r>
+          </w:p>
+        </w:tc>
+      </w:tr>
+      <w:tr>
+        <w:tc>
+          <w:p>
+            <w:r>
+              <w:rPr>
+                <w:b w:val="false"/>
+                <w:bCs w:val="false"/>
+                <w:sz w:val="17"/>
+                <w:szCs w:val="17"/>
+              </w:rPr>
+              <w:t xml:space="preserve">7</w:t>
+            </w:r>
+          </w:p>
+        </w:tc>
+        <w:tc>
+          <w:p>
+            <w:r>
+              <w:rPr>
+                <w:b w:val="false"/>
+                <w:bCs w:val="false"/>
+                <w:sz w:val="17"/>
+                <w:szCs w:val="17"/>
+              </w:rPr>
+              <w:t xml:space="preserve">Answers are saved automatically</w:t>
+            </w:r>
+          </w:p>
+        </w:tc>
+        <w:tc>
+          <w:p>
+            <w:r>
+              <w:rPr>
+                <w:b w:val="false"/>
+                <w:bCs w:val="false"/>
+                <w:sz w:val="17"/>
+                <w:szCs w:val="17"/>
+              </w:rPr>
+              <w:t xml:space="preserve">Partial</w:t>
+            </w:r>
+          </w:p>
+        </w:tc>
+        <w:tc>
+          <w:p>
+            <w:r>
+              <w:rPr>
+                <w:b w:val="false"/>
+                <w:bCs w:val="false"/>
+                <w:sz w:val="17"/>
+                <w:szCs w:val="17"/>
+              </w:rPr>
+              <w:t xml:space="preserve">Draft-save endpoint exists (PUT .../attempts/{id}/draft). Autosave triggers (on change / interval / background / before submit) are UX intent; not all wired in the web client.</w:t>
+            </w:r>
+          </w:p>
+        </w:tc>
+      </w:tr>
+      <w:tr>
+        <w:tc>
+          <w:p>
+            <w:r>
+              <w:rPr>
+                <w:b w:val="false"/>
+                <w:bCs w:val="false"/>
+                <w:sz w:val="17"/>
+                <w:szCs w:val="17"/>
+              </w:rPr>
+              <w:t xml:space="preserve">8</w:t>
+            </w:r>
+          </w:p>
+        </w:tc>
+        <w:tc>
+          <w:p>
+            <w:r>
+              <w:rPr>
+                <w:b w:val="false"/>
+                <w:bCs w:val="false"/>
+                <w:sz w:val="17"/>
+                <w:szCs w:val="17"/>
+              </w:rPr>
+              <w:t xml:space="preserve">Student moves between questions where permitted</w:t>
+            </w:r>
+          </w:p>
+        </w:tc>
+        <w:tc>
+          <w:p>
+            <w:r>
+              <w:rPr>
+                <w:b w:val="false"/>
+                <w:bCs w:val="false"/>
+                <w:sz w:val="17"/>
+                <w:szCs w:val="17"/>
+              </w:rPr>
+              <w:t xml:space="preserve">Planned</w:t>
+            </w:r>
+          </w:p>
+        </w:tc>
+        <w:tc>
+          <w:p>
+            <w:r>
+              <w:rPr>
+                <w:b w:val="false"/>
+                <w:bCs w:val="false"/>
+                <w:sz w:val="17"/>
+                <w:szCs w:val="17"/>
+              </w:rPr>
+              <w:t xml:space="preserve">Free / Sequential / Locked navigation modes are not implemented; current attempt UI allows free movement only.</w:t>
+            </w:r>
+          </w:p>
+        </w:tc>
+      </w:tr>
+      <w:tr>
+        <w:tc>
+          <w:p>
+            <w:r>
+              <w:rPr>
+                <w:b w:val="false"/>
+                <w:bCs w:val="false"/>
+                <w:sz w:val="17"/>
+                <w:szCs w:val="17"/>
+              </w:rPr>
+              <w:t xml:space="preserve">9</w:t>
+            </w:r>
+          </w:p>
+        </w:tc>
+        <w:tc>
+          <w:p>
+            <w:r>
+              <w:rPr>
+                <w:b w:val="false"/>
+                <w:bCs w:val="false"/>
+                <w:sz w:val="17"/>
+                <w:szCs w:val="17"/>
+              </w:rPr>
+              <w:t xml:space="preserve">Student may mark questions for review</w:t>
+            </w:r>
+          </w:p>
+        </w:tc>
+        <w:tc>
+          <w:p>
+            <w:r>
+              <w:rPr>
+                <w:b w:val="false"/>
+                <w:bCs w:val="false"/>
+                <w:sz w:val="17"/>
+                <w:szCs w:val="17"/>
+              </w:rPr>
+              <w:t xml:space="preserve">Planned</w:t>
+            </w:r>
+          </w:p>
+        </w:tc>
+        <w:tc>
+          <w:p>
+            <w:r>
+              <w:rPr>
+                <w:b w:val="false"/>
+                <w:bCs w:val="false"/>
+                <w:sz w:val="17"/>
+                <w:szCs w:val="17"/>
+              </w:rPr>
+              <w:t xml:space="preserve">Mark-for-review flag and navigator grouping are not implemented yet.</w:t>
+            </w:r>
+          </w:p>
+        </w:tc>
+      </w:tr>
+      <w:tr>
+        <w:tc>
+          <w:p>
+            <w:r>
+              <w:rPr>
+                <w:b w:val="false"/>
+                <w:bCs w:val="false"/>
+                <w:sz w:val="17"/>
+                <w:szCs w:val="17"/>
+              </w:rPr>
+              <w:t xml:space="preserve">10</w:t>
+            </w:r>
+          </w:p>
+        </w:tc>
+        <w:tc>
+          <w:p>
+            <w:r>
+              <w:rPr>
+                <w:b w:val="false"/>
+                <w:bCs w:val="false"/>
+                <w:sz w:val="17"/>
+                <w:szCs w:val="17"/>
+              </w:rPr>
+              <w:t xml:space="preserve">Student submits manually</w:t>
+            </w:r>
+          </w:p>
+        </w:tc>
+        <w:tc>
+          <w:p>
+            <w:r>
+              <w:rPr>
+                <w:b w:val="false"/>
+                <w:bCs w:val="false"/>
+                <w:sz w:val="17"/>
+                <w:szCs w:val="17"/>
+              </w:rPr>
+              <w:t xml:space="preserve">Covered</w:t>
+            </w:r>
+          </w:p>
+        </w:tc>
+        <w:tc>
+          <w:p>
+            <w:r>
+              <w:rPr>
+                <w:b w:val="false"/>
+                <w:bCs w:val="false"/>
+                <w:sz w:val="17"/>
+                <w:szCs w:val="17"/>
+              </w:rPr>
+              <w:t xml:space="preserve">POST .../attempts/{id}/submit auto-scores then MarkSubmitted; resubmission blocked.</w:t>
+            </w:r>
+          </w:p>
+        </w:tc>
+      </w:tr>
+      <w:tr>
+        <w:tc>
+          <w:p>
+            <w:r>
+              <w:rPr>
+                <w:b w:val="false"/>
+                <w:bCs w:val="false"/>
+                <w:sz w:val="17"/>
+                <w:szCs w:val="17"/>
+              </w:rPr>
+              <w:t xml:space="preserve">11</w:t>
+            </w:r>
+          </w:p>
+        </w:tc>
+        <w:tc>
+          <w:p>
+            <w:r>
+              <w:rPr>
+                <w:b w:val="false"/>
+                <w:bCs w:val="false"/>
+                <w:sz w:val="17"/>
+                <w:szCs w:val="17"/>
+              </w:rPr>
+              <w:t xml:space="preserve">System auto-submits when time expires</w:t>
+            </w:r>
+          </w:p>
+        </w:tc>
+        <w:tc>
+          <w:p>
+            <w:r>
+              <w:rPr>
+                <w:b w:val="false"/>
+                <w:bCs w:val="false"/>
+                <w:sz w:val="17"/>
+                <w:szCs w:val="17"/>
+              </w:rPr>
+              <w:t xml:space="preserve">Partial</w:t>
+            </w:r>
+          </w:p>
+        </w:tc>
+        <w:tc>
+          <w:p>
+            <w:r>
+              <w:rPr>
+                <w:b w:val="false"/>
+                <w:bCs w:val="false"/>
+                <w:sz w:val="17"/>
+                <w:szCs w:val="17"/>
+              </w:rPr>
+              <w:t xml:space="preserve">UI countdown triggers a normal submit at zero. AutoSubmitted (83) is not written and the time limit is not enforced server-side.</w:t>
+            </w:r>
+          </w:p>
+        </w:tc>
+      </w:tr>
+      <w:tr>
+        <w:tc>
+          <w:p>
+            <w:r>
+              <w:rPr>
+                <w:b w:val="false"/>
+                <w:bCs w:val="false"/>
+                <w:sz w:val="17"/>
+                <w:szCs w:val="17"/>
+              </w:rPr>
+              <w:t xml:space="preserve">12</w:t>
+            </w:r>
+          </w:p>
+        </w:tc>
+        <w:tc>
+          <w:p>
+            <w:r>
+              <w:rPr>
+                <w:b w:val="false"/>
+                <w:bCs w:val="false"/>
+                <w:sz w:val="17"/>
+                <w:szCs w:val="17"/>
+              </w:rPr>
+              <w:t xml:space="preserve">The attempt status is updated</w:t>
+            </w:r>
+          </w:p>
+        </w:tc>
+        <w:tc>
+          <w:p>
+            <w:r>
+              <w:rPr>
+                <w:b w:val="false"/>
+                <w:bCs w:val="false"/>
+                <w:sz w:val="17"/>
+                <w:szCs w:val="17"/>
+              </w:rPr>
+              <w:t xml:space="preserve">Covered</w:t>
+            </w:r>
+          </w:p>
+        </w:tc>
+        <w:tc>
+          <w:p>
+            <w:r>
+              <w:rPr>
+                <w:b w:val="false"/>
+                <w:bCs w:val="false"/>
+                <w:sz w:val="17"/>
+                <w:szCs w:val="17"/>
+              </w:rPr>
+              <w:t xml:space="preserve">InProgress (81) → Submitted (82) → Reviewed (85) after finalize.</w:t>
+            </w:r>
+          </w:p>
+        </w:tc>
+      </w:tr>
+      <w:tr>
+        <w:tc>
+          <w:p>
+            <w:r>
+              <w:rPr>
+                <w:b w:val="false"/>
+                <w:bCs w:val="false"/>
+                <w:sz w:val="17"/>
+                <w:szCs w:val="17"/>
+              </w:rPr>
+              <w:t xml:space="preserve">13</w:t>
+            </w:r>
+          </w:p>
+        </w:tc>
+        <w:tc>
+          <w:p>
+            <w:r>
+              <w:rPr>
+                <w:b w:val="false"/>
+                <w:bCs w:val="false"/>
+                <w:sz w:val="17"/>
+                <w:szCs w:val="17"/>
+              </w:rPr>
+              <w:t xml:space="preserve">Objective answers checked automatically</w:t>
+            </w:r>
+          </w:p>
+        </w:tc>
+        <w:tc>
+          <w:p>
+            <w:r>
+              <w:rPr>
+                <w:b w:val="false"/>
+                <w:bCs w:val="false"/>
+                <w:sz w:val="17"/>
+                <w:szCs w:val="17"/>
+              </w:rPr>
+              <w:t xml:space="preserve">Covered</w:t>
+            </w:r>
+          </w:p>
+        </w:tc>
+        <w:tc>
+          <w:p>
+            <w:r>
+              <w:rPr>
+                <w:b w:val="false"/>
+                <w:bCs w:val="false"/>
+                <w:sz w:val="17"/>
+                <w:szCs w:val="17"/>
+              </w:rPr>
+              <w:t xml:space="preserve">Single/TrueFalse first option; Multiple exact set; Fill accepted-answer rules.</w:t>
+            </w:r>
+          </w:p>
+        </w:tc>
+      </w:tr>
+      <w:tr>
+        <w:tc>
+          <w:p>
+            <w:r>
+              <w:rPr>
+                <w:b w:val="false"/>
+                <w:bCs w:val="false"/>
+                <w:sz w:val="17"/>
+                <w:szCs w:val="17"/>
+              </w:rPr>
+              <w:t xml:space="preserve">14</w:t>
+            </w:r>
+          </w:p>
+        </w:tc>
+        <w:tc>
+          <w:p>
+            <w:r>
+              <w:rPr>
+                <w:b w:val="false"/>
+                <w:bCs w:val="false"/>
+                <w:sz w:val="17"/>
+                <w:szCs w:val="17"/>
+              </w:rPr>
+              <w:t xml:space="preserve">Descriptive answers go to AI or teacher review</w:t>
+            </w:r>
+          </w:p>
+        </w:tc>
+        <w:tc>
+          <w:p>
+            <w:r>
+              <w:rPr>
+                <w:b w:val="false"/>
+                <w:bCs w:val="false"/>
+                <w:sz w:val="17"/>
+                <w:szCs w:val="17"/>
+              </w:rPr>
+              <w:t xml:space="preserve">Partial</w:t>
+            </w:r>
+          </w:p>
+        </w:tc>
+        <w:tc>
+          <w:p>
+            <w:r>
+              <w:rPr>
+                <w:b w:val="false"/>
+                <w:bCs w:val="false"/>
+                <w:sz w:val="17"/>
+                <w:szCs w:val="17"/>
+              </w:rPr>
+              <w:t xml:space="preserve">Fill + AllowTeacherReview is the live subjective path (Descriptive authoring blocked). AI review is a text stub only.</w:t>
+            </w:r>
+          </w:p>
+        </w:tc>
+      </w:tr>
+      <w:tr>
+        <w:tc>
+          <w:p>
+            <w:r>
+              <w:rPr>
+                <w:b w:val="false"/>
+                <w:bCs w:val="false"/>
+                <w:sz w:val="17"/>
+                <w:szCs w:val="17"/>
+              </w:rPr>
+              <w:t xml:space="preserve">15</w:t>
+            </w:r>
+          </w:p>
+        </w:tc>
+        <w:tc>
+          <w:p>
+            <w:r>
+              <w:rPr>
+                <w:b w:val="false"/>
+                <w:bCs w:val="false"/>
+                <w:sz w:val="17"/>
+                <w:szCs w:val="17"/>
+              </w:rPr>
+              <w:t xml:space="preserve">Student sees the permitted review screen</w:t>
+            </w:r>
+          </w:p>
+        </w:tc>
+        <w:tc>
+          <w:p>
+            <w:r>
+              <w:rPr>
+                <w:b w:val="false"/>
+                <w:bCs w:val="false"/>
+                <w:sz w:val="17"/>
+                <w:szCs w:val="17"/>
+              </w:rPr>
+              <w:t xml:space="preserve">Partial</w:t>
+            </w:r>
+          </w:p>
+        </w:tc>
+        <w:tc>
+          <w:p>
+            <w:r>
+              <w:rPr>
+                <w:b w:val="false"/>
+                <w:bCs w:val="false"/>
+                <w:sz w:val="17"/>
+                <w:szCs w:val="17"/>
+              </w:rPr>
+              <w:t xml:space="preserve">Result screen exists with score masking until review is done. Configurable review-display modes (correct answers / explanations / feedback / nothing until publication) are not implemented.</w:t>
+            </w:r>
+          </w:p>
+        </w:tc>
+      </w:tr>
+      <w:tr>
+        <w:tc>
+          <w:p>
+            <w:r>
+              <w:rPr>
+                <w:b w:val="false"/>
+                <w:bCs w:val="false"/>
+                <w:sz w:val="17"/>
+                <w:szCs w:val="17"/>
+              </w:rPr>
+              <w:t xml:space="preserve">16</w:t>
+            </w:r>
+          </w:p>
+        </w:tc>
+        <w:tc>
+          <w:p>
+            <w:r>
+              <w:rPr>
+                <w:b w:val="false"/>
+                <w:bCs w:val="false"/>
+                <w:sz w:val="17"/>
+                <w:szCs w:val="17"/>
+              </w:rPr>
+              <w:t xml:space="preserve">Parent/Teacher/AI finalize marks and feedback</w:t>
+            </w:r>
+          </w:p>
+        </w:tc>
+        <w:tc>
+          <w:p>
+            <w:r>
+              <w:rPr>
+                <w:b w:val="false"/>
+                <w:bCs w:val="false"/>
+                <w:sz w:val="17"/>
+                <w:szCs w:val="17"/>
+              </w:rPr>
+              <w:t xml:space="preserve">Covered</w:t>
+            </w:r>
+          </w:p>
+        </w:tc>
+        <w:tc>
+          <w:p>
+            <w:r>
+              <w:rPr>
+                <w:b w:val="false"/>
+                <w:bCs w:val="false"/>
+                <w:sz w:val="17"/>
+                <w:szCs w:val="17"/>
+              </w:rPr>
+              <w:t xml:space="preserve">Mark answers + finalize-review → attempt Reviewed, assignment IsReviewDone=true, results released. AI portion is a stub.</w:t>
+            </w:r>
+          </w:p>
+        </w:tc>
+      </w:tr>
+    </w:tbl>
+    <w:p>
+      <w:pPr>
+        <w:pStyle w:val="Heading2"/>
+        <w:spacing w:after="100" w:before="220"/>
+      </w:pPr>
+      <w:r>
+        <w:rPr>
+          <w:b/>
+          <w:bCs/>
+          <w:color w:val="2563EB"/>
+          <w:sz w:val="24"/>
+          <w:szCs w:val="24"/>
+        </w:rPr>
+        <w:t xml:space="preserve">Attempt rules</w:t>
       </w:r>
     </w:p>
     <w:p>
@@ -5858,7 +7185,7 @@
           <w:sz w:val="21"/>
           <w:szCs w:val="21"/>
         </w:rPr>
-        <w:t xml:space="preserve">/quizzes manage routes for Teacher/Parent.</w:t>
+        <w:t xml:space="preserve">Student role only for start / draft / submit.</w:t>
       </w:r>
     </w:p>
     <w:p>
@@ -5875,7 +7202,7 @@
           <w:sz w:val="21"/>
           <w:szCs w:val="21"/>
         </w:rPr>
-        <w:t xml:space="preserve">/admin/quiz-approvals for SchoolAdmin/PortalAdmin.</w:t>
+        <w:t xml:space="preserve">Assignment required; quiz IsActive; now within [StartDateTime, EndDateTime].</w:t>
       </w:r>
     </w:p>
     <w:p>
@@ -5892,7 +7219,7 @@
           <w:sz w:val="21"/>
           <w:szCs w:val="21"/>
         </w:rPr>
-        <w:t xml:space="preserve">/student/quizzes* for attempts and results.</w:t>
+        <w:t xml:space="preserve">If an InProgress attempt exists → resume (no new attempt).</w:t>
       </w:r>
     </w:p>
     <w:p>
@@ -5909,7 +7236,7 @@
           <w:sz w:val="21"/>
           <w:szCs w:val="21"/>
         </w:rPr>
-        <w:t xml:space="preserve">/parent/quiz-dashboard and child history/result.</w:t>
+        <w:t xml:space="preserve">New start blocked when ExistingAttemptCount ≥ AllowedAttempts.</w:t>
       </w:r>
     </w:p>
     <w:p>
@@ -5926,855 +7253,7 @@
           <w:sz w:val="21"/>
           <w:szCs w:val="21"/>
         </w:rPr>
-        <w:t xml:space="preserve">/reports for analytics.</w:t>
-      </w:r>
-    </w:p>
-    <w:p>
-      <w:pPr>
-        <w:pStyle w:val="Heading1"/>
-        <w:spacing w:after="100" w:before="220"/>
-      </w:pPr>
-      <w:r>
-        <w:rPr>
-          <w:b/>
-          <w:bCs/>
-          <w:color w:val="2563EB"/>
-          <w:sz w:val="28"/>
-          <w:szCs w:val="28"/>
-        </w:rPr>
-        <w:t xml:space="preserve">15. QA scenarios</w:t>
-      </w:r>
-    </w:p>
-    <w:p>
-      <w:pPr>
-        <w:pStyle w:val="Heading2"/>
-        <w:spacing w:after="100" w:before="220"/>
-      </w:pPr>
-      <w:r>
-        <w:rPr>
-          <w:b/>
-          <w:bCs/>
-          <w:color w:val="2563EB"/>
-          <w:sz w:val="24"/>
-          <w:szCs w:val="24"/>
-        </w:rPr>
-        <w:t xml:space="preserve">QZ-01 — Teacher create → publish → approve → assign</w:t>
-      </w:r>
-    </w:p>
-    <w:p>
-      <w:pPr>
-        <w:spacing w:after="100"/>
-      </w:pPr>
-      <w:r>
-        <w:rPr>
-          <w:sz w:val="21"/>
-          <w:szCs w:val="21"/>
-        </w:rPr>
-        <w:t xml:space="preserve">Steps: Teacher creates a Practice quiz, adds questions, publishes; SchoolAdmin approves; Teacher assigns to selected students.</w:t>
-      </w:r>
-    </w:p>
-    <w:p>
-      <w:pPr>
-        <w:spacing w:after="100"/>
-        <w:rPr>
-          <w:b/>
-          <w:bCs/>
-          <w:color w:val="166534"/>
-        </w:rPr>
-      </w:pPr>
-      <w:r>
-        <w:rPr>
-          <w:b/>
-          <w:bCs/>
-          <w:color w:val="166534"/>
-          <w:sz w:val="21"/>
-          <w:szCs w:val="21"/>
-        </w:rPr>
-        <w:t xml:space="preserve">Expected: Lifecycle Not Assigned→Published→Assigned. Approval Pending→Approved. Students see the quiz only after assignment and within the window.</w:t>
-      </w:r>
-    </w:p>
-    <w:p>
-      <w:pPr>
-        <w:pStyle w:val="Heading2"/>
-        <w:spacing w:after="100" w:before="220"/>
-      </w:pPr>
-      <w:r>
-        <w:rPr>
-          <w:b/>
-          <w:bCs/>
-          <w:color w:val="2563EB"/>
-          <w:sz w:val="24"/>
-          <w:szCs w:val="24"/>
-        </w:rPr>
-        <w:t xml:space="preserve">QZ-02 — Teacher cannot assign before approval</w:t>
-      </w:r>
-    </w:p>
-    <w:p>
-      <w:pPr>
-        <w:spacing w:after="100"/>
-      </w:pPr>
-      <w:r>
-        <w:rPr>
-          <w:sz w:val="21"/>
-          <w:szCs w:val="21"/>
-        </w:rPr>
-        <w:t xml:space="preserve">Steps: Teacher publishes then tries to assign without admin approval.</w:t>
-      </w:r>
-    </w:p>
-    <w:p>
-      <w:pPr>
-        <w:spacing w:after="100"/>
-        <w:rPr>
-          <w:b/>
-          <w:bCs/>
-          <w:color w:val="166534"/>
-        </w:rPr>
-      </w:pPr>
-      <w:r>
-        <w:rPr>
-          <w:b/>
-          <w:bCs/>
-          <w:color w:val="166534"/>
-          <w:sz w:val="21"/>
-          <w:szCs w:val="21"/>
-        </w:rPr>
-        <w:t xml:space="preserve">Expected: Assign rejected until Approval=Approved.</w:t>
-      </w:r>
-    </w:p>
-    <w:p>
-      <w:pPr>
-        <w:pStyle w:val="Heading2"/>
-        <w:spacing w:after="100" w:before="220"/>
-      </w:pPr>
-      <w:r>
-        <w:rPr>
-          <w:b/>
-          <w:bCs/>
-          <w:color w:val="2563EB"/>
-          <w:sz w:val="24"/>
-          <w:szCs w:val="24"/>
-        </w:rPr>
-        <w:t xml:space="preserve">QZ-03 — Parent private auto-approve</w:t>
-      </w:r>
-    </w:p>
-    <w:p>
-      <w:pPr>
-        <w:spacing w:after="100"/>
-      </w:pPr>
-      <w:r>
-        <w:rPr>
-          <w:sz w:val="21"/>
-          <w:szCs w:val="21"/>
-        </w:rPr>
-        <w:t xml:space="preserve">Steps: Parent creates and publishes a quiz with ≥1 question.</w:t>
-      </w:r>
-    </w:p>
-    <w:p>
-      <w:pPr>
-        <w:spacing w:after="100"/>
-        <w:rPr>
-          <w:b/>
-          <w:bCs/>
-          <w:color w:val="166534"/>
-        </w:rPr>
-      </w:pPr>
-      <w:r>
-        <w:rPr>
-          <w:b/>
-          <w:bCs/>
-          <w:color w:val="166534"/>
-          <w:sz w:val="21"/>
-          <w:szCs w:val="21"/>
-        </w:rPr>
-        <w:t xml:space="preserve">Expected: Lifecycle Published, Approval Approved immediately; never appears in pending-approval queue.</w:t>
-      </w:r>
-    </w:p>
-    <w:p>
-      <w:pPr>
-        <w:pStyle w:val="Heading2"/>
-        <w:spacing w:after="100" w:before="220"/>
-      </w:pPr>
-      <w:r>
-        <w:rPr>
-          <w:b/>
-          <w:bCs/>
-          <w:color w:val="2563EB"/>
-          <w:sz w:val="24"/>
-          <w:szCs w:val="24"/>
-        </w:rPr>
-        <w:t xml:space="preserve">QZ-04 — Edit lock after assignment starts</w:t>
-      </w:r>
-    </w:p>
-    <w:p>
-      <w:pPr>
-        <w:spacing w:after="100"/>
-      </w:pPr>
-      <w:r>
-        <w:rPr>
-          <w:sz w:val="21"/>
-          <w:szCs w:val="21"/>
-        </w:rPr>
-        <w:t xml:space="preserve">Steps: Owner tries to edit metadata/questions after StartDateTime ≤ now or an attempt exists.</w:t>
-      </w:r>
-    </w:p>
-    <w:p>
-      <w:pPr>
-        <w:spacing w:after="100"/>
-        <w:rPr>
-          <w:b/>
-          <w:bCs/>
-          <w:color w:val="166534"/>
-        </w:rPr>
-      </w:pPr>
-      <w:r>
-        <w:rPr>
-          <w:b/>
-          <w:bCs/>
-          <w:color w:val="166534"/>
-          <w:sz w:val="21"/>
-          <w:szCs w:val="21"/>
-        </w:rPr>
-        <w:t xml:space="preserve">Expected: Forbidden. Editable only Not Assigned/Published with no started assignment.</w:t>
-      </w:r>
-    </w:p>
-    <w:p>
-      <w:pPr>
-        <w:pStyle w:val="Heading2"/>
-        <w:spacing w:after="100" w:before="220"/>
-      </w:pPr>
-      <w:r>
-        <w:rPr>
-          <w:b/>
-          <w:bCs/>
-          <w:color w:val="2563EB"/>
-          <w:sz w:val="24"/>
-          <w:szCs w:val="24"/>
-        </w:rPr>
-        <w:t xml:space="preserve">QZ-05 — Bank attach requires Public</w:t>
-      </w:r>
-    </w:p>
-    <w:p>
-      <w:pPr>
-        <w:spacing w:after="100"/>
-      </w:pPr>
-      <w:r>
-        <w:rPr>
-          <w:sz w:val="21"/>
-          <w:szCs w:val="21"/>
-        </w:rPr>
-        <w:t xml:space="preserve">Steps: Teacher attaches a Campus/School-endorsed (non-Public) bank question.</w:t>
-      </w:r>
-    </w:p>
-    <w:p>
-      <w:pPr>
-        <w:spacing w:after="100"/>
-        <w:rPr>
-          <w:b/>
-          <w:bCs/>
-          <w:color w:val="166534"/>
-        </w:rPr>
-      </w:pPr>
-      <w:r>
-        <w:rPr>
-          <w:b/>
-          <w:bCs/>
-          <w:color w:val="166534"/>
-          <w:sz w:val="21"/>
-          <w:szCs w:val="21"/>
-        </w:rPr>
-        <w:t xml:space="preserve">Expected: Rejected. Only PortalAdmin-published Public + Active + Approved questions attach.</w:t>
-      </w:r>
-    </w:p>
-    <w:p>
-      <w:pPr>
-        <w:pStyle w:val="Heading2"/>
-        <w:spacing w:after="100" w:before="220"/>
-      </w:pPr>
-      <w:r>
-        <w:rPr>
-          <w:b/>
-          <w:bCs/>
-          <w:color w:val="2563EB"/>
-          <w:sz w:val="24"/>
-          <w:szCs w:val="24"/>
-        </w:rPr>
-        <w:t xml:space="preserve">QZ-06 — Inline question is quiz-ready</w:t>
-      </w:r>
-    </w:p>
-    <w:p>
-      <w:pPr>
-        <w:spacing w:after="100"/>
-      </w:pPr>
-      <w:r>
-        <w:rPr>
-          <w:sz w:val="21"/>
-          <w:szCs w:val="21"/>
-        </w:rPr>
-        <w:t xml:space="preserve">Steps: Owner adds an inline question on a Not Assigned quiz.</w:t>
-      </w:r>
-    </w:p>
-    <w:p>
-      <w:pPr>
-        <w:spacing w:after="100"/>
-        <w:rPr>
-          <w:b/>
-          <w:bCs/>
-          <w:color w:val="166534"/>
-        </w:rPr>
-      </w:pPr>
-      <w:r>
-        <w:rPr>
-          <w:b/>
-          <w:bCs/>
-          <w:color w:val="166534"/>
-          <w:sz w:val="21"/>
-          <w:szCs w:val="21"/>
-        </w:rPr>
-        <w:t xml:space="preserve">Expected: Question created Approved+Active+Campus; linked with marks; totals recalculated. Not bank-picker eligible (needs Public).</w:t>
-      </w:r>
-    </w:p>
-    <w:p>
-      <w:pPr>
-        <w:pStyle w:val="Heading2"/>
-        <w:spacing w:after="100" w:before="220"/>
-      </w:pPr>
-      <w:r>
-        <w:rPr>
-          <w:b/>
-          <w:bCs/>
-          <w:color w:val="2563EB"/>
-          <w:sz w:val="24"/>
-          <w:szCs w:val="24"/>
-        </w:rPr>
-        <w:t xml:space="preserve">QZ-07 — Student attempt window and resume</w:t>
-      </w:r>
-    </w:p>
-    <w:p>
-      <w:pPr>
-        <w:spacing w:after="100"/>
-      </w:pPr>
-      <w:r>
-        <w:rPr>
-          <w:sz w:val="21"/>
-          <w:szCs w:val="21"/>
-        </w:rPr>
-        <w:t xml:space="preserve">Steps: Student starts, leaves, returns within window with InProgress attempt.</w:t>
-      </w:r>
-    </w:p>
-    <w:p>
-      <w:pPr>
-        <w:spacing w:after="100"/>
-        <w:rPr>
-          <w:b/>
-          <w:bCs/>
-          <w:color w:val="166534"/>
-        </w:rPr>
-      </w:pPr>
-      <w:r>
-        <w:rPr>
-          <w:b/>
-          <w:bCs/>
-          <w:color w:val="166534"/>
-          <w:sz w:val="21"/>
-          <w:szCs w:val="21"/>
-        </w:rPr>
-        <w:t xml:space="preserve">Expected: Resume same attempt; no new attempt consumed.</w:t>
-      </w:r>
-    </w:p>
-    <w:p>
-      <w:pPr>
-        <w:pStyle w:val="Heading2"/>
-        <w:spacing w:after="100" w:before="220"/>
-      </w:pPr>
-      <w:r>
-        <w:rPr>
-          <w:b/>
-          <w:bCs/>
-          <w:color w:val="2563EB"/>
-          <w:sz w:val="24"/>
-          <w:szCs w:val="24"/>
-        </w:rPr>
-        <w:t xml:space="preserve">QZ-08 — Attempt limit</w:t>
-      </w:r>
-    </w:p>
-    <w:p>
-      <w:pPr>
-        <w:spacing w:after="100"/>
-      </w:pPr>
-      <w:r>
-        <w:rPr>
-          <w:sz w:val="21"/>
-          <w:szCs w:val="21"/>
-        </w:rPr>
-        <w:t xml:space="preserve">Steps: Student already has AllowedAttempts completed attempts and tries again.</w:t>
-      </w:r>
-    </w:p>
-    <w:p>
-      <w:pPr>
-        <w:spacing w:after="100"/>
-        <w:rPr>
-          <w:b/>
-          <w:bCs/>
-          <w:color w:val="166534"/>
-        </w:rPr>
-      </w:pPr>
-      <w:r>
-        <w:rPr>
-          <w:b/>
-          <w:bCs/>
-          <w:color w:val="166534"/>
-          <w:sz w:val="21"/>
-          <w:szCs w:val="21"/>
-        </w:rPr>
-        <w:t xml:space="preserve">Expected: Start blocked until owner Allow Retry after review (ExtraAttempts).</w:t>
-      </w:r>
-    </w:p>
-    <w:p>
-      <w:pPr>
-        <w:pStyle w:val="Heading2"/>
-        <w:spacing w:after="100" w:before="220"/>
-      </w:pPr>
-      <w:r>
-        <w:rPr>
-          <w:b/>
-          <w:bCs/>
-          <w:color w:val="2563EB"/>
-          <w:sz w:val="24"/>
-          <w:szCs w:val="24"/>
-        </w:rPr>
-        <w:t xml:space="preserve">QZ-09 — Auto-score objective + mask subjective</w:t>
-      </w:r>
-    </w:p>
-    <w:p>
-      <w:pPr>
-        <w:spacing w:after="100"/>
-      </w:pPr>
-      <w:r>
-        <w:rPr>
-          <w:sz w:val="21"/>
-          <w:szCs w:val="21"/>
-        </w:rPr>
-        <w:t xml:space="preserve">Steps: Quiz IsReviewRequired with Fill(AllowTeacherReview) answers; student submits.</w:t>
-      </w:r>
-    </w:p>
-    <w:p>
-      <w:pPr>
-        <w:spacing w:after="100"/>
-        <w:rPr>
-          <w:b/>
-          <w:bCs/>
-          <w:color w:val="166534"/>
-        </w:rPr>
-      </w:pPr>
-      <w:r>
-        <w:rPr>
-          <w:b/>
-          <w:bCs/>
-          <w:color w:val="166534"/>
-          <w:sz w:val="21"/>
-          <w:szCs w:val="21"/>
-        </w:rPr>
-        <w:t xml:space="preserve">Expected: Objective items scored; obtained/percentage masked as Pending Review until finalize.</w:t>
-      </w:r>
-    </w:p>
-    <w:p>
-      <w:pPr>
-        <w:pStyle w:val="Heading2"/>
-        <w:spacing w:after="100" w:before="220"/>
-      </w:pPr>
-      <w:r>
-        <w:rPr>
-          <w:b/>
-          <w:bCs/>
-          <w:color w:val="2563EB"/>
-          <w:sz w:val="24"/>
-          <w:szCs w:val="24"/>
-        </w:rPr>
-        <w:t xml:space="preserve">QZ-10 — Finalize review releases results</w:t>
-      </w:r>
-    </w:p>
-    <w:p>
-      <w:pPr>
-        <w:spacing w:after="100"/>
-      </w:pPr>
-      <w:r>
-        <w:rPr>
-          <w:sz w:val="21"/>
-          <w:szCs w:val="21"/>
-        </w:rPr>
-        <w:t xml:space="preserve">Steps: Teacher marks all RequiresReview items and finalizes.</w:t>
-      </w:r>
-    </w:p>
-    <w:p>
-      <w:pPr>
-        <w:spacing w:after="100"/>
-        <w:rPr>
-          <w:b/>
-          <w:bCs/>
-          <w:color w:val="166534"/>
-        </w:rPr>
-      </w:pPr>
-      <w:r>
-        <w:rPr>
-          <w:b/>
-          <w:bCs/>
-          <w:color w:val="166534"/>
-          <w:sz w:val="21"/>
-          <w:szCs w:val="21"/>
-        </w:rPr>
-        <w:t xml:space="preserve">Expected: Attempt→Reviewed; IsReviewDone=true; student/parent see real scores.</w:t>
-      </w:r>
-    </w:p>
-    <w:p>
-      <w:pPr>
-        <w:pStyle w:val="Heading2"/>
-        <w:spacing w:after="100" w:before="220"/>
-      </w:pPr>
-      <w:r>
-        <w:rPr>
-          <w:b/>
-          <w:bCs/>
-          <w:color w:val="2563EB"/>
-          <w:sz w:val="24"/>
-          <w:szCs w:val="24"/>
-        </w:rPr>
-        <w:t xml:space="preserve">QZ-11 — Cancel upcoming only</w:t>
-      </w:r>
-    </w:p>
-    <w:p>
-      <w:pPr>
-        <w:spacing w:after="100"/>
-      </w:pPr>
-      <w:r>
-        <w:rPr>
-          <w:sz w:val="21"/>
-          <w:szCs w:val="21"/>
-        </w:rPr>
-        <w:t xml:space="preserve">Steps: Owner cancels a quiz that has future and past assignments.</w:t>
-      </w:r>
-    </w:p>
-    <w:p>
-      <w:pPr>
-        <w:spacing w:after="100"/>
-        <w:rPr>
-          <w:b/>
-          <w:bCs/>
-          <w:color w:val="166534"/>
-        </w:rPr>
-      </w:pPr>
-      <w:r>
-        <w:rPr>
-          <w:b/>
-          <w:bCs/>
-          <w:color w:val="166534"/>
-          <w:sz w:val="21"/>
-          <w:szCs w:val="21"/>
-        </w:rPr>
-        <w:t xml:space="preserve">Expected: Only StartDateTime &gt; now removed; lifecycle Cancelled; past assignments remain.</w:t>
-      </w:r>
-    </w:p>
-    <w:p>
-      <w:pPr>
-        <w:pStyle w:val="Heading2"/>
-        <w:spacing w:after="100" w:before="220"/>
-      </w:pPr>
-      <w:r>
-        <w:rPr>
-          <w:b/>
-          <w:bCs/>
-          <w:color w:val="2563EB"/>
-          <w:sz w:val="24"/>
-          <w:szCs w:val="24"/>
-        </w:rPr>
-        <w:t xml:space="preserve">QZ-12 — Archive vs delete</w:t>
-      </w:r>
-    </w:p>
-    <w:p>
-      <w:pPr>
-        <w:spacing w:after="100"/>
-      </w:pPr>
-      <w:r>
-        <w:rPr>
-          <w:sz w:val="21"/>
-          <w:szCs w:val="21"/>
-        </w:rPr>
-        <w:t xml:space="preserve">Steps: Owner archives a Not Assigned quiz; owner deletes a Not Assigned quiz with no assignments.</w:t>
-      </w:r>
-    </w:p>
-    <w:p>
-      <w:pPr>
-        <w:spacing w:after="100"/>
-        <w:rPr>
-          <w:b/>
-          <w:bCs/>
-          <w:color w:val="166534"/>
-        </w:rPr>
-      </w:pPr>
-      <w:r>
-        <w:rPr>
-          <w:b/>
-          <w:bCs/>
-          <w:color w:val="166534"/>
-          <w:sz w:val="21"/>
-          <w:szCs w:val="21"/>
-        </w:rPr>
-        <w:t xml:space="preserve">Expected: Archive of Not Assigned fails (must delete). Delete of Not Assigned succeeds. Published/Assigned may archive.</w:t>
-      </w:r>
-    </w:p>
-    <w:p>
-      <w:pPr>
-        <w:pStyle w:val="Heading2"/>
-        <w:spacing w:after="100" w:before="220"/>
-      </w:pPr>
-      <w:r>
-        <w:rPr>
-          <w:b/>
-          <w:bCs/>
-          <w:color w:val="2563EB"/>
-          <w:sz w:val="24"/>
-          <w:szCs w:val="24"/>
-        </w:rPr>
-        <w:t xml:space="preserve">QZ-13 — Duplicate</w:t>
-      </w:r>
-    </w:p>
-    <w:p>
-      <w:pPr>
-        <w:spacing w:after="100"/>
-      </w:pPr>
-      <w:r>
-        <w:rPr>
-          <w:sz w:val="21"/>
-          <w:szCs w:val="21"/>
-        </w:rPr>
-        <w:t xml:space="preserve">Steps: Owner duplicates a quiz with questions.</w:t>
-      </w:r>
-    </w:p>
-    <w:p>
-      <w:pPr>
-        <w:spacing w:after="100"/>
-        <w:rPr>
-          <w:b/>
-          <w:bCs/>
-          <w:color w:val="166534"/>
-        </w:rPr>
-      </w:pPr>
-      <w:r>
-        <w:rPr>
-          <w:b/>
-          <w:bCs/>
-          <w:color w:val="166534"/>
-          <w:sz w:val="21"/>
-          <w:szCs w:val="21"/>
-        </w:rPr>
-        <w:t xml:space="preserve">Expected: New Not Assigned + Pending; questions deep-copied; title ends with " (Copy)".</w:t>
-      </w:r>
-    </w:p>
-    <w:p>
-      <w:pPr>
-        <w:pStyle w:val="Heading2"/>
-        <w:spacing w:after="100" w:before="220"/>
-      </w:pPr>
-      <w:r>
-        <w:rPr>
-          <w:b/>
-          <w:bCs/>
-          <w:color w:val="2563EB"/>
-          <w:sz w:val="24"/>
-          <w:szCs w:val="24"/>
-        </w:rPr>
-        <w:t xml:space="preserve">QZ-14 — Parent child visibility</w:t>
-      </w:r>
-    </w:p>
-    <w:p>
-      <w:pPr>
-        <w:spacing w:after="100"/>
-      </w:pPr>
-      <w:r>
-        <w:rPr>
-          <w:sz w:val="21"/>
-          <w:szCs w:val="21"/>
-        </w:rPr>
-        <w:t xml:space="preserve">Steps: Parent opens linked child's attempt result and quiz history.</w:t>
-      </w:r>
-    </w:p>
-    <w:p>
-      <w:pPr>
-        <w:spacing w:after="100"/>
-        <w:rPr>
-          <w:b/>
-          <w:bCs/>
-          <w:color w:val="166534"/>
-        </w:rPr>
-      </w:pPr>
-      <w:r>
-        <w:rPr>
-          <w:b/>
-          <w:bCs/>
-          <w:color w:val="166534"/>
-          <w:sz w:val="21"/>
-          <w:szCs w:val="21"/>
-        </w:rPr>
-        <w:t xml:space="preserve">Expected: Allowed for linked children only. Unlinked student → forbidden.</w:t>
-      </w:r>
-    </w:p>
-    <w:p>
-      <w:pPr>
-        <w:pStyle w:val="Heading2"/>
-        <w:spacing w:after="100" w:before="220"/>
-      </w:pPr>
-      <w:r>
-        <w:rPr>
-          <w:b/>
-          <w:bCs/>
-          <w:color w:val="2563EB"/>
-          <w:sz w:val="24"/>
-          <w:szCs w:val="24"/>
-        </w:rPr>
-        <w:t xml:space="preserve">QZ-15 — CampusAdmin approval gap</w:t>
-      </w:r>
-    </w:p>
-    <w:p>
-      <w:pPr>
-        <w:spacing w:after="100"/>
-      </w:pPr>
-      <w:r>
-        <w:rPr>
-          <w:sz w:val="21"/>
-          <w:szCs w:val="21"/>
-        </w:rPr>
-        <w:t xml:space="preserve">Steps: CampusAdmin opens /admin/quiz-approvals and tries approve/reject.</w:t>
-      </w:r>
-    </w:p>
-    <w:p>
-      <w:pPr>
-        <w:spacing w:after="100"/>
-        <w:rPr>
-          <w:b/>
-          <w:bCs/>
-          <w:color w:val="166534"/>
-        </w:rPr>
-      </w:pPr>
-      <w:r>
-        <w:rPr>
-          <w:b/>
-          <w:bCs/>
-          <w:color w:val="166534"/>
-          <w:sz w:val="21"/>
-          <w:szCs w:val="21"/>
-        </w:rPr>
-        <w:t xml:space="preserve">Expected: UI may show the page; APIs require SchoolAdmin/PortalAdmin — CampusAdmin is denied.</w:t>
-      </w:r>
-    </w:p>
-    <w:p>
-      <w:pPr>
-        <w:pStyle w:val="Heading2"/>
-        <w:spacing w:after="100" w:before="220"/>
-      </w:pPr>
-      <w:r>
-        <w:rPr>
-          <w:b/>
-          <w:bCs/>
-          <w:color w:val="2563EB"/>
-          <w:sz w:val="24"/>
-          <w:szCs w:val="24"/>
-        </w:rPr>
-        <w:t xml:space="preserve">QZ-16 — Student only sees permitted audience</w:t>
-      </w:r>
-    </w:p>
-    <w:p>
-      <w:pPr>
-        <w:spacing w:after="100"/>
-      </w:pPr>
-      <w:r>
-        <w:rPr>
-          <w:sz w:val="21"/>
-          <w:szCs w:val="21"/>
-        </w:rPr>
-        <w:t xml:space="preserve">Steps: Student A is assigned a quiz; Student B in same class is not assigned.</w:t>
-      </w:r>
-    </w:p>
-    <w:p>
-      <w:pPr>
-        <w:spacing w:after="100"/>
-        <w:rPr>
-          <w:b/>
-          <w:bCs/>
-          <w:color w:val="166534"/>
-        </w:rPr>
-      </w:pPr>
-      <w:r>
-        <w:rPr>
-          <w:b/>
-          <w:bCs/>
-          <w:color w:val="166534"/>
-          <w:sz w:val="21"/>
-          <w:szCs w:val="21"/>
-        </w:rPr>
-        <w:t xml:space="preserve">Expected: Student A sees the quiz. Student B does not. Section/School/Public audiences remain planned and must not leak visibility without an explicit assign or permitted-audience rule.</w:t>
-      </w:r>
-    </w:p>
-    <w:p>
-      <w:pPr>
-        <w:pStyle w:val="Heading2"/>
-        <w:spacing w:after="100" w:before="220"/>
-      </w:pPr>
-      <w:r>
-        <w:rPr>
-          <w:b/>
-          <w:bCs/>
-          <w:color w:val="2563EB"/>
-          <w:sz w:val="24"/>
-          <w:szCs w:val="24"/>
-        </w:rPr>
-        <w:t xml:space="preserve">QZ-17 — Parent cannot assign outside linked children</w:t>
-      </w:r>
-    </w:p>
-    <w:p>
-      <w:pPr>
-        <w:spacing w:after="100"/>
-      </w:pPr>
-      <w:r>
-        <w:rPr>
-          <w:sz w:val="21"/>
-          <w:szCs w:val="21"/>
-        </w:rPr>
-        <w:t xml:space="preserve">Steps: Parent tries to assign ParentPrivate quiz to an unrelated student or whole school.</w:t>
-      </w:r>
-    </w:p>
-    <w:p>
-      <w:pPr>
-        <w:spacing w:after="100"/>
-        <w:rPr>
-          <w:b/>
-          <w:bCs/>
-          <w:color w:val="166534"/>
-        </w:rPr>
-      </w:pPr>
-      <w:r>
-        <w:rPr>
-          <w:b/>
-          <w:bCs/>
-          <w:color w:val="166534"/>
-          <w:sz w:val="21"/>
-          <w:szCs w:val="21"/>
-        </w:rPr>
-        <w:t xml:space="preserve">Expected: Rejected. Parent audience is limited to linked children / parent-owned child groups.</w:t>
-      </w:r>
-    </w:p>
-    <w:p>
-      <w:pPr>
-        <w:pStyle w:val="Heading1"/>
-        <w:spacing w:after="100" w:before="220"/>
-      </w:pPr>
-      <w:r>
-        <w:rPr>
-          <w:b/>
-          <w:bCs/>
-          <w:color w:val="2563EB"/>
-          <w:sz w:val="28"/>
-          <w:szCs w:val="28"/>
-        </w:rPr>
-        <w:t xml:space="preserve">16. Verification checklist</w:t>
+        <w:t xml:space="preserve">DeviceId required (non-empty).</w:t>
       </w:r>
     </w:p>
     <w:p>
@@ -6791,7 +7270,7 @@
           <w:sz w:val="21"/>
           <w:szCs w:val="21"/>
         </w:rPr>
-        <w:t xml:space="preserve">☐ Teacher create starts Not Assigned + Pending; Parent create forces ParentPrivate.</w:t>
+        <w:t xml:space="preserve">Time limit returned to client; UI countdown + auto-submit. Not enforced server-side.</w:t>
       </w:r>
     </w:p>
     <w:p>
@@ -6808,7 +7287,7 @@
           <w:sz w:val="21"/>
           <w:szCs w:val="21"/>
         </w:rPr>
-        <w:t xml:space="preserve">☐ Teacher publish needs ≥1 question and leaves Approval=Pending; Parent publish auto-Approves.</w:t>
+        <w:t xml:space="preserve">On start: create QuizAttempt and snapshot QuizAttemptQuestion rows (shuffled order when ShuffleQuestions is on).</w:t>
       </w:r>
     </w:p>
     <w:p>
@@ -6825,7 +7304,7 @@
           <w:sz w:val="21"/>
           <w:szCs w:val="21"/>
         </w:rPr>
-        <w:t xml:space="preserve">☐ Teacher assign requires Approval=Approved; Parent assign does not need school approval.</w:t>
+        <w:t xml:space="preserve">Draft save: InProgress only; answers stored on QuizAttemptAnswer linked to QuizAttemptQuestion; last answer wins per question.</w:t>
       </w:r>
     </w:p>
     <w:p>
@@ -6842,7 +7321,7 @@
           <w:sz w:val="21"/>
           <w:szCs w:val="21"/>
         </w:rPr>
-        <w:t xml:space="preserve">☐ Student sees only assigned quizzes (or later permitted audience); ParentPrivate never targets school/public.</w:t>
+        <w:t xml:space="preserve">Multiple-choice selections are stored as separate answer rows (QuestionOptionId), not only as free text.</w:t>
       </w:r>
     </w:p>
     <w:p>
@@ -6859,7 +7338,7 @@
           <w:sz w:val="21"/>
           <w:szCs w:val="21"/>
         </w:rPr>
-        <w:t xml:space="preserve">☐ Supported audiences now: one student, selected, group, class (allInGrade), parent’s child / all linked. Section, school, multi-school, public are planned.</w:t>
+        <w:t xml:space="preserve">Submit scores then MarkSubmitted (status → Submitted). Cannot resubmit.</w:t>
       </w:r>
     </w:p>
     <w:p>
@@ -6876,9 +7355,693 @@
           <w:sz w:val="21"/>
           <w:szCs w:val="21"/>
         </w:rPr>
-        <w:t xml:space="preserve">☐ Editable only Not Assigned/Published, not Archived, and no started assignment.</w:t>
-      </w:r>
-    </w:p>
+        <w:t xml:space="preserve">Subjective review finalizes to Reviewed; do not use Under Teacher/AI Review as attempt StatusId values.</w:t>
+      </w:r>
+    </w:p>
+    <w:p>
+      <w:pPr>
+        <w:pStyle w:val="Heading2"/>
+        <w:spacing w:after="100" w:before="220"/>
+      </w:pPr>
+      <w:r>
+        <w:rPr>
+          <w:b/>
+          <w:bCs/>
+          <w:color w:val="2563EB"/>
+          <w:sz w:val="24"/>
+          <w:szCs w:val="24"/>
+        </w:rPr>
+        <w:t xml:space="preserve">QuizAttempt table</w:t>
+      </w:r>
+    </w:p>
+    <w:p>
+      <w:pPr>
+        <w:spacing w:after="100"/>
+      </w:pPr>
+      <w:r>
+        <w:rPr>
+          <w:sz w:val="21"/>
+          <w:szCs w:val="21"/>
+        </w:rPr>
+        <w:t xml:space="preserve">One row per student run. When questions are shuffled/randomized, the attempt owns the exact set/order shown via QuizAttemptQuestion.</w:t>
+      </w:r>
+    </w:p>
+    <w:tbl>
+      <w:tblPr>
+        <w:tblW w:type="pct" w:w="100%"/>
+        <w:tblBorders>
+          <w:top w:val="single" w:color="auto" w:sz="4"/>
+          <w:left w:val="single" w:color="auto" w:sz="4"/>
+          <w:bottom w:val="single" w:color="auto" w:sz="4"/>
+          <w:right w:val="single" w:color="auto" w:sz="4"/>
+          <w:insideH w:val="single" w:color="auto" w:sz="4"/>
+          <w:insideV w:val="single" w:color="auto" w:sz="4"/>
+        </w:tblBorders>
+      </w:tblPr>
+      <w:tblGrid>
+        <w:gridCol w:w="100"/>
+        <w:gridCol w:w="100"/>
+      </w:tblGrid>
+      <w:tr>
+        <w:trPr>
+          <w:tblHeader/>
+        </w:trPr>
+        <w:tc>
+          <w:p>
+            <w:r>
+              <w:rPr>
+                <w:b/>
+                <w:bCs/>
+                <w:sz w:val="17"/>
+                <w:szCs w:val="17"/>
+              </w:rPr>
+              <w:t xml:space="preserve">Field</w:t>
+            </w:r>
+          </w:p>
+        </w:tc>
+        <w:tc>
+          <w:p>
+            <w:r>
+              <w:rPr>
+                <w:b/>
+                <w:bCs/>
+                <w:sz w:val="17"/>
+                <w:szCs w:val="17"/>
+              </w:rPr>
+              <w:t xml:space="preserve">Meaning</w:t>
+            </w:r>
+          </w:p>
+        </w:tc>
+      </w:tr>
+      <w:tr>
+        <w:tc>
+          <w:p>
+            <w:r>
+              <w:rPr>
+                <w:b w:val="false"/>
+                <w:bCs w:val="false"/>
+                <w:sz w:val="17"/>
+                <w:szCs w:val="17"/>
+              </w:rPr>
+              <w:t xml:space="preserve">Id</w:t>
+            </w:r>
+          </w:p>
+        </w:tc>
+        <w:tc>
+          <w:p>
+            <w:r>
+              <w:rPr>
+                <w:b w:val="false"/>
+                <w:bCs w:val="false"/>
+                <w:sz w:val="17"/>
+                <w:szCs w:val="17"/>
+              </w:rPr>
+              <w:t xml:space="preserve">Primary key.</w:t>
+            </w:r>
+          </w:p>
+        </w:tc>
+      </w:tr>
+      <w:tr>
+        <w:tc>
+          <w:p>
+            <w:r>
+              <w:rPr>
+                <w:b w:val="false"/>
+                <w:bCs w:val="false"/>
+                <w:sz w:val="17"/>
+                <w:szCs w:val="17"/>
+              </w:rPr>
+              <w:t xml:space="preserve">QuizId</w:t>
+            </w:r>
+          </w:p>
+        </w:tc>
+        <w:tc>
+          <w:p>
+            <w:r>
+              <w:rPr>
+                <w:b w:val="false"/>
+                <w:bCs w:val="false"/>
+                <w:sz w:val="17"/>
+                <w:szCs w:val="17"/>
+              </w:rPr>
+              <w:t xml:space="preserve">Quiz definition being attempted.</w:t>
+            </w:r>
+          </w:p>
+        </w:tc>
+      </w:tr>
+      <w:tr>
+        <w:tc>
+          <w:p>
+            <w:r>
+              <w:rPr>
+                <w:b w:val="false"/>
+                <w:bCs w:val="false"/>
+                <w:sz w:val="17"/>
+                <w:szCs w:val="17"/>
+              </w:rPr>
+              <w:t xml:space="preserve">StudentId</w:t>
+            </w:r>
+          </w:p>
+        </w:tc>
+        <w:tc>
+          <w:p>
+            <w:r>
+              <w:rPr>
+                <w:b w:val="false"/>
+                <w:bCs w:val="false"/>
+                <w:sz w:val="17"/>
+                <w:szCs w:val="17"/>
+              </w:rPr>
+              <w:t xml:space="preserve">Student taking the attempt.</w:t>
+            </w:r>
+          </w:p>
+        </w:tc>
+      </w:tr>
+      <w:tr>
+        <w:tc>
+          <w:p>
+            <w:r>
+              <w:rPr>
+                <w:b w:val="false"/>
+                <w:bCs w:val="false"/>
+                <w:sz w:val="17"/>
+                <w:szCs w:val="17"/>
+              </w:rPr>
+              <w:t xml:space="preserve">NumberOfQuestionAttempt</w:t>
+            </w:r>
+          </w:p>
+        </w:tc>
+        <w:tc>
+          <w:p>
+            <w:r>
+              <w:rPr>
+                <w:b w:val="false"/>
+                <w:bCs w:val="false"/>
+                <w:sz w:val="17"/>
+                <w:szCs w:val="17"/>
+              </w:rPr>
+              <w:t xml:space="preserve">Count of questions presented on this attempt (from the snapshot).</w:t>
+            </w:r>
+          </w:p>
+        </w:tc>
+      </w:tr>
+      <w:tr>
+        <w:tc>
+          <w:p>
+            <w:r>
+              <w:rPr>
+                <w:b w:val="false"/>
+                <w:bCs w:val="false"/>
+                <w:sz w:val="17"/>
+                <w:szCs w:val="17"/>
+              </w:rPr>
+              <w:t xml:space="preserve">StatusId</w:t>
+            </w:r>
+          </w:p>
+        </w:tc>
+        <w:tc>
+          <w:p>
+            <w:r>
+              <w:rPr>
+                <w:b w:val="false"/>
+                <w:bCs w:val="false"/>
+                <w:sz w:val="17"/>
+                <w:szCs w:val="17"/>
+              </w:rPr>
+              <w:t xml:space="preserve">QuizAttemptStatus: Started (80), InProgress (81), Submitted (82), AutoSubmitted (83), Expired (84), Reviewed (85). Current start flow writes InProgress.</w:t>
+            </w:r>
+          </w:p>
+        </w:tc>
+      </w:tr>
+      <w:tr>
+        <w:tc>
+          <w:p>
+            <w:r>
+              <w:rPr>
+                <w:b w:val="false"/>
+                <w:bCs w:val="false"/>
+                <w:sz w:val="17"/>
+                <w:szCs w:val="17"/>
+              </w:rPr>
+              <w:t xml:space="preserve">StartedDate</w:t>
+            </w:r>
+          </w:p>
+        </w:tc>
+        <w:tc>
+          <w:p>
+            <w:r>
+              <w:rPr>
+                <w:b w:val="false"/>
+                <w:bCs w:val="false"/>
+                <w:sz w:val="17"/>
+                <w:szCs w:val="17"/>
+              </w:rPr>
+              <w:t xml:space="preserve">When the attempt began / resumed.</w:t>
+            </w:r>
+          </w:p>
+        </w:tc>
+      </w:tr>
+      <w:tr>
+        <w:tc>
+          <w:p>
+            <w:r>
+              <w:rPr>
+                <w:b w:val="false"/>
+                <w:bCs w:val="false"/>
+                <w:sz w:val="17"/>
+                <w:szCs w:val="17"/>
+              </w:rPr>
+              <w:t xml:space="preserve">SubmittedDate</w:t>
+            </w:r>
+          </w:p>
+        </w:tc>
+        <w:tc>
+          <w:p>
+            <w:r>
+              <w:rPr>
+                <w:b w:val="false"/>
+                <w:bCs w:val="false"/>
+                <w:sz w:val="17"/>
+                <w:szCs w:val="17"/>
+              </w:rPr>
+              <w:t xml:space="preserve">When submitted (or placeholder until submit).</w:t>
+            </w:r>
+          </w:p>
+        </w:tc>
+      </w:tr>
+      <w:tr>
+        <w:tc>
+          <w:p>
+            <w:r>
+              <w:rPr>
+                <w:b w:val="false"/>
+                <w:bCs w:val="false"/>
+                <w:sz w:val="17"/>
+                <w:szCs w:val="17"/>
+              </w:rPr>
+              <w:t xml:space="preserve">TimeSpentSeconds</w:t>
+            </w:r>
+          </w:p>
+        </w:tc>
+        <w:tc>
+          <w:p>
+            <w:r>
+              <w:rPr>
+                <w:b w:val="false"/>
+                <w:bCs w:val="false"/>
+                <w:sz w:val="17"/>
+                <w:szCs w:val="17"/>
+              </w:rPr>
+              <w:t xml:space="preserve">Elapsed time recorded on the attempt.</w:t>
+            </w:r>
+          </w:p>
+        </w:tc>
+      </w:tr>
+      <w:tr>
+        <w:tc>
+          <w:p>
+            <w:r>
+              <w:rPr>
+                <w:b w:val="false"/>
+                <w:bCs w:val="false"/>
+                <w:sz w:val="17"/>
+                <w:szCs w:val="17"/>
+              </w:rPr>
+              <w:t xml:space="preserve">DeviceId</w:t>
+            </w:r>
+          </w:p>
+        </w:tc>
+        <w:tc>
+          <w:p>
+            <w:r>
+              <w:rPr>
+                <w:b w:val="false"/>
+                <w:bCs w:val="false"/>
+                <w:sz w:val="17"/>
+                <w:szCs w:val="17"/>
+              </w:rPr>
+              <w:t xml:space="preserve">Required non-empty device identifier.</w:t>
+            </w:r>
+          </w:p>
+        </w:tc>
+      </w:tr>
+      <w:tr>
+        <w:tc>
+          <w:p>
+            <w:r>
+              <w:rPr>
+                <w:b w:val="false"/>
+                <w:bCs w:val="false"/>
+                <w:sz w:val="17"/>
+                <w:szCs w:val="17"/>
+              </w:rPr>
+              <w:t xml:space="preserve">IsOfflineAttempt</w:t>
+            </w:r>
+          </w:p>
+        </w:tc>
+        <w:tc>
+          <w:p>
+            <w:r>
+              <w:rPr>
+                <w:b w:val="false"/>
+                <w:bCs w:val="false"/>
+                <w:sz w:val="17"/>
+                <w:szCs w:val="17"/>
+              </w:rPr>
+              <w:t xml:space="preserve">Reserved for offline sync; default false today.</w:t>
+            </w:r>
+          </w:p>
+        </w:tc>
+      </w:tr>
+      <w:tr>
+        <w:tc>
+          <w:p>
+            <w:r>
+              <w:rPr>
+                <w:b w:val="false"/>
+                <w:bCs w:val="false"/>
+                <w:sz w:val="17"/>
+                <w:szCs w:val="17"/>
+              </w:rPr>
+              <w:t xml:space="preserve">QuizReviewId</w:t>
+            </w:r>
+          </w:p>
+        </w:tc>
+        <w:tc>
+          <w:p>
+            <w:r>
+              <w:rPr>
+                <w:b w:val="false"/>
+                <w:bCs w:val="false"/>
+                <w:sz w:val="17"/>
+                <w:szCs w:val="17"/>
+              </w:rPr>
+              <w:t xml:space="preserve">Optional link to a quiz_reviews row when an attempt-level review record is used.</w:t>
+            </w:r>
+          </w:p>
+        </w:tc>
+      </w:tr>
+      <w:tr>
+        <w:tc>
+          <w:p>
+            <w:r>
+              <w:rPr>
+                <w:b w:val="false"/>
+                <w:bCs w:val="false"/>
+                <w:sz w:val="17"/>
+                <w:szCs w:val="17"/>
+              </w:rPr>
+              <w:t xml:space="preserve">ObtainedMarks</w:t>
+            </w:r>
+          </w:p>
+        </w:tc>
+        <w:tc>
+          <w:p>
+            <w:r>
+              <w:rPr>
+                <w:b w:val="false"/>
+                <w:bCs w:val="false"/>
+                <w:sz w:val="17"/>
+                <w:szCs w:val="17"/>
+              </w:rPr>
+              <w:t xml:space="preserve">Scored / reviewed obtained marks.</w:t>
+            </w:r>
+          </w:p>
+        </w:tc>
+      </w:tr>
+      <w:tr>
+        <w:tc>
+          <w:p>
+            <w:r>
+              <w:rPr>
+                <w:b w:val="false"/>
+                <w:bCs w:val="false"/>
+                <w:sz w:val="17"/>
+                <w:szCs w:val="17"/>
+              </w:rPr>
+              <w:t xml:space="preserve">Percentage</w:t>
+            </w:r>
+          </w:p>
+        </w:tc>
+        <w:tc>
+          <w:p>
+            <w:r>
+              <w:rPr>
+                <w:b w:val="false"/>
+                <w:bCs w:val="false"/>
+                <w:sz w:val="17"/>
+                <w:szCs w:val="17"/>
+              </w:rPr>
+              <w:t xml:space="preserve">Derived from obtained ÷ total marks.</w:t>
+            </w:r>
+          </w:p>
+        </w:tc>
+      </w:tr>
+    </w:tbl>
+    <w:p>
+      <w:pPr>
+        <w:pStyle w:val="Heading2"/>
+        <w:spacing w:after="100" w:before="220"/>
+      </w:pPr>
+      <w:r>
+        <w:rPr>
+          <w:b/>
+          <w:bCs/>
+          <w:color w:val="2563EB"/>
+          <w:sz w:val="24"/>
+          <w:szCs w:val="24"/>
+        </w:rPr>
+        <w:t xml:space="preserve">QuizAttemptQuestion (attempt-specific questions)</w:t>
+      </w:r>
+    </w:p>
+    <w:p>
+      <w:pPr>
+        <w:spacing w:after="100"/>
+      </w:pPr>
+      <w:r>
+        <w:rPr>
+          <w:sz w:val="21"/>
+          <w:szCs w:val="21"/>
+        </w:rPr>
+        <w:t xml:space="preserve">If questions are shuffled/randomized, save the exact questions shown to each student on the attempt.</w:t>
+      </w:r>
+    </w:p>
+    <w:tbl>
+      <w:tblPr>
+        <w:tblW w:type="pct" w:w="100%"/>
+        <w:tblBorders>
+          <w:top w:val="single" w:color="auto" w:sz="4"/>
+          <w:left w:val="single" w:color="auto" w:sz="4"/>
+          <w:bottom w:val="single" w:color="auto" w:sz="4"/>
+          <w:right w:val="single" w:color="auto" w:sz="4"/>
+          <w:insideH w:val="single" w:color="auto" w:sz="4"/>
+          <w:insideV w:val="single" w:color="auto" w:sz="4"/>
+        </w:tblBorders>
+      </w:tblPr>
+      <w:tblGrid>
+        <w:gridCol w:w="100"/>
+        <w:gridCol w:w="100"/>
+      </w:tblGrid>
+      <w:tr>
+        <w:trPr>
+          <w:tblHeader/>
+        </w:trPr>
+        <w:tc>
+          <w:p>
+            <w:r>
+              <w:rPr>
+                <w:b/>
+                <w:bCs/>
+                <w:sz w:val="17"/>
+                <w:szCs w:val="17"/>
+              </w:rPr>
+              <w:t xml:space="preserve">Field</w:t>
+            </w:r>
+          </w:p>
+        </w:tc>
+        <w:tc>
+          <w:p>
+            <w:r>
+              <w:rPr>
+                <w:b/>
+                <w:bCs/>
+                <w:sz w:val="17"/>
+                <w:szCs w:val="17"/>
+              </w:rPr>
+              <w:t xml:space="preserve">Meaning</w:t>
+            </w:r>
+          </w:p>
+        </w:tc>
+      </w:tr>
+      <w:tr>
+        <w:tc>
+          <w:p>
+            <w:r>
+              <w:rPr>
+                <w:b w:val="false"/>
+                <w:bCs w:val="false"/>
+                <w:sz w:val="17"/>
+                <w:szCs w:val="17"/>
+              </w:rPr>
+              <w:t xml:space="preserve">Id</w:t>
+            </w:r>
+          </w:p>
+        </w:tc>
+        <w:tc>
+          <w:p>
+            <w:r>
+              <w:rPr>
+                <w:b w:val="false"/>
+                <w:bCs w:val="false"/>
+                <w:sz w:val="17"/>
+                <w:szCs w:val="17"/>
+              </w:rPr>
+              <w:t xml:space="preserve">Primary key.</w:t>
+            </w:r>
+          </w:p>
+        </w:tc>
+      </w:tr>
+      <w:tr>
+        <w:tc>
+          <w:p>
+            <w:r>
+              <w:rPr>
+                <w:b w:val="false"/>
+                <w:bCs w:val="false"/>
+                <w:sz w:val="17"/>
+                <w:szCs w:val="17"/>
+              </w:rPr>
+              <w:t xml:space="preserve">QuizAttemptId</w:t>
+            </w:r>
+          </w:p>
+        </w:tc>
+        <w:tc>
+          <w:p>
+            <w:r>
+              <w:rPr>
+                <w:b w:val="false"/>
+                <w:bCs w:val="false"/>
+                <w:sz w:val="17"/>
+                <w:szCs w:val="17"/>
+              </w:rPr>
+              <w:t xml:space="preserve">Parent attempt.</w:t>
+            </w:r>
+          </w:p>
+        </w:tc>
+      </w:tr>
+      <w:tr>
+        <w:tc>
+          <w:p>
+            <w:r>
+              <w:rPr>
+                <w:b w:val="false"/>
+                <w:bCs w:val="false"/>
+                <w:sz w:val="17"/>
+                <w:szCs w:val="17"/>
+              </w:rPr>
+              <w:t xml:space="preserve">QuestionId</w:t>
+            </w:r>
+          </w:p>
+        </w:tc>
+        <w:tc>
+          <w:p>
+            <w:r>
+              <w:rPr>
+                <w:b w:val="false"/>
+                <w:bCs w:val="false"/>
+                <w:sz w:val="17"/>
+                <w:szCs w:val="17"/>
+              </w:rPr>
+              <w:t xml:space="preserve">Bank question shown on this attempt.</w:t>
+            </w:r>
+          </w:p>
+        </w:tc>
+      </w:tr>
+      <w:tr>
+        <w:tc>
+          <w:p>
+            <w:r>
+              <w:rPr>
+                <w:b w:val="false"/>
+                <w:bCs w:val="false"/>
+                <w:sz w:val="17"/>
+                <w:szCs w:val="17"/>
+              </w:rPr>
+              <w:t xml:space="preserve">DisplayOrder</w:t>
+            </w:r>
+          </w:p>
+        </w:tc>
+        <w:tc>
+          <w:p>
+            <w:r>
+              <w:rPr>
+                <w:b w:val="false"/>
+                <w:bCs w:val="false"/>
+                <w:sz w:val="17"/>
+                <w:szCs w:val="17"/>
+              </w:rPr>
+              <w:t xml:space="preserve">Exact order presented to the student (preserved even when ShuffleQuestions is on).</w:t>
+            </w:r>
+          </w:p>
+        </w:tc>
+      </w:tr>
+      <w:tr>
+        <w:tc>
+          <w:p>
+            <w:r>
+              <w:rPr>
+                <w:b w:val="false"/>
+                <w:bCs w:val="false"/>
+                <w:sz w:val="17"/>
+                <w:szCs w:val="17"/>
+              </w:rPr>
+              <w:t xml:space="preserve">QuizReviewId</w:t>
+            </w:r>
+          </w:p>
+        </w:tc>
+        <w:tc>
+          <w:p>
+            <w:r>
+              <w:rPr>
+                <w:b w:val="false"/>
+                <w:bCs w:val="false"/>
+                <w:sz w:val="17"/>
+                <w:szCs w:val="17"/>
+              </w:rPr>
+              <w:t xml:space="preserve">Optional link to quiz_reviews for per-question teacher/parent/AI feedback.</w:t>
+            </w:r>
+          </w:p>
+        </w:tc>
+      </w:tr>
+      <w:tr>
+        <w:tc>
+          <w:p>
+            <w:r>
+              <w:rPr>
+                <w:b w:val="false"/>
+                <w:bCs w:val="false"/>
+                <w:sz w:val="17"/>
+                <w:szCs w:val="17"/>
+              </w:rPr>
+              <w:t xml:space="preserve">Marks (intended)</w:t>
+            </w:r>
+          </w:p>
+        </w:tc>
+        <w:tc>
+          <w:p>
+            <w:r>
+              <w:rPr>
+                <w:b w:val="false"/>
+                <w:bCs w:val="false"/>
+                <w:sz w:val="17"/>
+                <w:szCs w:val="17"/>
+              </w:rPr>
+              <w:t xml:space="preserve">Quiz-specific marks at attempt time. Required so later QuizQuestion/bank mark edits do not change old attempts. Not yet a column on QuizAttemptQuestion — gap to implement; today scoring still reads live QuizQuestion.Marks.</w:t>
+            </w:r>
+          </w:p>
+        </w:tc>
+      </w:tr>
+    </w:tbl>
     <w:p>
       <w:pPr>
         <w:pStyle w:val="ListParagraph"/>
@@ -6893,7 +8056,7 @@
           <w:sz w:val="21"/>
           <w:szCs w:val="21"/>
         </w:rPr>
-        <w:t xml:space="preserve">☐ Bank attach requires Public + Active + Approved + ApprovedBy + class/subject match.</w:t>
+        <w:t xml:space="preserve">Different students may receive different question orders (and later different subsets if random selection is added).</w:t>
       </w:r>
     </w:p>
     <w:p>
@@ -6910,7 +8073,7 @@
           <w:sz w:val="21"/>
           <w:szCs w:val="21"/>
         </w:rPr>
-        <w:t xml:space="preserve">☐ Inline questions are Approved+Campus+Active and usable on that quiz only for bank eligibility rules.</w:t>
+        <w:t xml:space="preserve">The exact question order must be preserved for resume, submit, and review screens.</w:t>
       </w:r>
     </w:p>
     <w:p>
@@ -6927,7 +8090,7 @@
           <w:sz w:val="21"/>
           <w:szCs w:val="21"/>
         </w:rPr>
-        <w:t xml:space="preserve">☐ Descriptive type blocked for authoring.</w:t>
+        <w:t xml:space="preserve">Later edits to the quiz’s QuizQuestion list must not rewrite an old attempt’s presented set/order.</w:t>
       </w:r>
     </w:p>
     <w:p>
@@ -6944,7 +8107,7 @@
           <w:sz w:val="21"/>
           <w:szCs w:val="21"/>
         </w:rPr>
-        <w:t xml:space="preserve">☐ Student attempts require assignment, active quiz, window, DeviceId, and attempt quota.</w:t>
+        <w:t xml:space="preserve">Review screens must show the original attempt questions in the original order.</w:t>
       </w:r>
     </w:p>
     <w:p>
@@ -6961,7 +8124,7 @@
           <w:sz w:val="21"/>
           <w:szCs w:val="21"/>
         </w:rPr>
-        <w:t xml:space="preserve">☐ InProgress resumes; time limit is client-enforced only.</w:t>
+        <w:t xml:space="preserve">Question marks may change later on the quiz or bank — attempt should freeze Marks on QuizAttemptQuestion (intended; not implemented yet).</w:t>
       </w:r>
     </w:p>
     <w:p>
@@ -6978,7 +8141,953 @@
           <w:sz w:val="21"/>
           <w:szCs w:val="21"/>
         </w:rPr>
-        <w:t xml:space="preserve">☐ Scoring: single/TF one correct; multi exact set; Fill accepted-answer rules.</w:t>
+        <w:t xml:space="preserve">Answers are stored per attempt via QuizAttemptAnswer → QuizAttemptQuestion (option id and/or submitted text).</w:t>
+      </w:r>
+    </w:p>
+    <w:p>
+      <w:pPr>
+        <w:pStyle w:val="Heading2"/>
+        <w:spacing w:after="100" w:before="220"/>
+      </w:pPr>
+      <w:r>
+        <w:rPr>
+          <w:b/>
+          <w:bCs/>
+          <w:color w:val="2563EB"/>
+          <w:sz w:val="24"/>
+          <w:szCs w:val="24"/>
+        </w:rPr>
+        <w:t xml:space="preserve">Status / snapshot corrections vs older drafts</w:t>
+      </w:r>
+    </w:p>
+    <w:tbl>
+      <w:tblPr>
+        <w:tblW w:type="pct" w:w="100%"/>
+        <w:tblBorders>
+          <w:top w:val="single" w:color="auto" w:sz="4"/>
+          <w:left w:val="single" w:color="auto" w:sz="4"/>
+          <w:bottom w:val="single" w:color="auto" w:sz="4"/>
+          <w:right w:val="single" w:color="auto" w:sz="4"/>
+          <w:insideH w:val="single" w:color="auto" w:sz="4"/>
+          <w:insideV w:val="single" w:color="auto" w:sz="4"/>
+        </w:tblBorders>
+      </w:tblPr>
+      <w:tblGrid>
+        <w:gridCol w:w="100"/>
+        <w:gridCol w:w="100"/>
+        <w:gridCol w:w="100"/>
+      </w:tblGrid>
+      <w:tr>
+        <w:trPr>
+          <w:tblHeader/>
+        </w:trPr>
+        <w:tc>
+          <w:p>
+            <w:r>
+              <w:rPr>
+                <w:b/>
+                <w:bCs/>
+                <w:sz w:val="17"/>
+                <w:szCs w:val="17"/>
+              </w:rPr>
+              <w:t xml:space="preserve">Older draft idea</w:t>
+            </w:r>
+          </w:p>
+        </w:tc>
+        <w:tc>
+          <w:p>
+            <w:r>
+              <w:rPr>
+                <w:b/>
+                <w:bCs/>
+                <w:sz w:val="17"/>
+                <w:szCs w:val="17"/>
+              </w:rPr>
+              <w:t xml:space="preserve">Canonical rule</w:t>
+            </w:r>
+          </w:p>
+        </w:tc>
+        <w:tc>
+          <w:p>
+            <w:r>
+              <w:rPr>
+                <w:b/>
+                <w:bCs/>
+                <w:sz w:val="17"/>
+                <w:szCs w:val="17"/>
+              </w:rPr>
+              <w:t xml:space="preserve">Why</w:t>
+            </w:r>
+          </w:p>
+        </w:tc>
+      </w:tr>
+      <w:tr>
+        <w:tc>
+          <w:p>
+            <w:r>
+              <w:rPr>
+                <w:b w:val="false"/>
+                <w:bCs w:val="false"/>
+                <w:sz w:val="17"/>
+                <w:szCs w:val="17"/>
+              </w:rPr>
+              <w:t xml:space="preserve">Under Teacher Review / Under AI Review as attempt Status</w:t>
+            </w:r>
+          </w:p>
+        </w:tc>
+        <w:tc>
+          <w:p>
+            <w:r>
+              <w:rPr>
+                <w:b w:val="false"/>
+                <w:bCs w:val="false"/>
+                <w:sz w:val="17"/>
+                <w:szCs w:val="17"/>
+              </w:rPr>
+              <w:t xml:space="preserve">Rejected for StatusId</w:t>
+            </w:r>
+          </w:p>
+        </w:tc>
+        <w:tc>
+          <w:p>
+            <w:r>
+              <w:rPr>
+                <w:b w:val="false"/>
+                <w:bCs w:val="false"/>
+                <w:sz w:val="17"/>
+                <w:szCs w:val="17"/>
+              </w:rPr>
+              <w:t xml:space="preserve">Teacher/AI review is modeled by quiz_reviews (+ assignment IsReviewDone) and attempt status Submitted → Reviewed. Do not add Under Teacher/AI Review as QuizAttemptStatus values.</w:t>
+            </w:r>
+          </w:p>
+        </w:tc>
+      </w:tr>
+      <w:tr>
+        <w:tc>
+          <w:p>
+            <w:r>
+              <w:rPr>
+                <w:b w:val="false"/>
+                <w:bCs w:val="false"/>
+                <w:sz w:val="17"/>
+                <w:szCs w:val="17"/>
+              </w:rPr>
+              <w:t xml:space="preserve">Completed as attempt Status</w:t>
+            </w:r>
+          </w:p>
+        </w:tc>
+        <w:tc>
+          <w:p>
+            <w:r>
+              <w:rPr>
+                <w:b w:val="false"/>
+                <w:bCs w:val="false"/>
+                <w:sz w:val="17"/>
+                <w:szCs w:val="17"/>
+              </w:rPr>
+              <w:t xml:space="preserve">Use Submitted / Reviewed</w:t>
+            </w:r>
+          </w:p>
+        </w:tc>
+        <w:tc>
+          <w:p>
+            <w:r>
+              <w:rPr>
+                <w:b w:val="false"/>
+                <w:bCs w:val="false"/>
+                <w:sz w:val="17"/>
+                <w:szCs w:val="17"/>
+              </w:rPr>
+              <w:t xml:space="preserve">“Completed” is a student-list / result concept, not a QuizAttemptStatus lookup. After submit use Submitted (82); after finalize use Reviewed (85).</w:t>
+            </w:r>
+          </w:p>
+        </w:tc>
+      </w:tr>
+      <w:tr>
+        <w:tc>
+          <w:p>
+            <w:r>
+              <w:rPr>
+                <w:b w:val="false"/>
+                <w:bCs w:val="false"/>
+                <w:sz w:val="17"/>
+                <w:szCs w:val="17"/>
+              </w:rPr>
+              <w:t xml:space="preserve">Full content freeze (question text/options)</w:t>
+            </w:r>
+          </w:p>
+        </w:tc>
+        <w:tc>
+          <w:p>
+            <w:r>
+              <w:rPr>
+                <w:b w:val="false"/>
+                <w:bCs w:val="false"/>
+                <w:sz w:val="17"/>
+                <w:szCs w:val="17"/>
+              </w:rPr>
+              <w:t xml:space="preserve">Partial today</w:t>
+            </w:r>
+          </w:p>
+        </w:tc>
+        <w:tc>
+          <w:p>
+            <w:r>
+              <w:rPr>
+                <w:b w:val="false"/>
+                <w:bCs w:val="false"/>
+                <w:sz w:val="17"/>
+                <w:szCs w:val="17"/>
+              </w:rPr>
+              <w:t xml:space="preserve">Today QuizAttemptQuestion stores QuestionId + DisplayOrder only. If bank question text/options change after the attempt, historical review may show the updated bank content. Full content snapshot is a future hardening item.</w:t>
+            </w:r>
+          </w:p>
+        </w:tc>
+      </w:tr>
+    </w:tbl>
+    <w:p>
+      <w:pPr>
+        <w:pStyle w:val="Heading2"/>
+        <w:spacing w:after="100" w:before="220"/>
+      </w:pPr>
+      <w:r>
+        <w:rPr>
+          <w:b/>
+          <w:bCs/>
+          <w:color w:val="2563EB"/>
+          <w:sz w:val="24"/>
+          <w:szCs w:val="24"/>
+        </w:rPr>
+        <w:t xml:space="preserve">Auto-scoring</w:t>
+      </w:r>
+    </w:p>
+    <w:tbl>
+      <w:tblPr>
+        <w:tblW w:type="pct" w:w="100%"/>
+        <w:tblBorders>
+          <w:top w:val="single" w:color="auto" w:sz="4"/>
+          <w:left w:val="single" w:color="auto" w:sz="4"/>
+          <w:bottom w:val="single" w:color="auto" w:sz="4"/>
+          <w:right w:val="single" w:color="auto" w:sz="4"/>
+          <w:insideH w:val="single" w:color="auto" w:sz="4"/>
+          <w:insideV w:val="single" w:color="auto" w:sz="4"/>
+        </w:tblBorders>
+      </w:tblPr>
+      <w:tblGrid>
+        <w:gridCol w:w="100"/>
+        <w:gridCol w:w="100"/>
+      </w:tblGrid>
+      <w:tr>
+        <w:trPr>
+          <w:tblHeader/>
+        </w:trPr>
+        <w:tc>
+          <w:p>
+            <w:r>
+              <w:rPr>
+                <w:b/>
+                <w:bCs/>
+                <w:sz w:val="17"/>
+                <w:szCs w:val="17"/>
+              </w:rPr>
+              <w:t xml:space="preserve">Type</w:t>
+            </w:r>
+          </w:p>
+        </w:tc>
+        <w:tc>
+          <w:p>
+            <w:r>
+              <w:rPr>
+                <w:b/>
+                <w:bCs/>
+                <w:sz w:val="17"/>
+                <w:szCs w:val="17"/>
+              </w:rPr>
+              <w:t xml:space="preserve">Rule</w:t>
+            </w:r>
+          </w:p>
+        </w:tc>
+      </w:tr>
+      <w:tr>
+        <w:tc>
+          <w:p>
+            <w:r>
+              <w:rPr>
+                <w:b w:val="false"/>
+                <w:bCs w:val="false"/>
+                <w:sz w:val="17"/>
+                <w:szCs w:val="17"/>
+              </w:rPr>
+              <w:t xml:space="preserve">Single Choice / TrueFalse</w:t>
+            </w:r>
+          </w:p>
+        </w:tc>
+        <w:tc>
+          <w:p>
+            <w:r>
+              <w:rPr>
+                <w:b w:val="false"/>
+                <w:bCs w:val="false"/>
+                <w:sz w:val="17"/>
+                <w:szCs w:val="17"/>
+              </w:rPr>
+              <w:t xml:space="preserve">First selected option; full marks if IsCorrect, else 0.</w:t>
+            </w:r>
+          </w:p>
+        </w:tc>
+      </w:tr>
+      <w:tr>
+        <w:tc>
+          <w:p>
+            <w:r>
+              <w:rPr>
+                <w:b w:val="false"/>
+                <w:bCs w:val="false"/>
+                <w:sz w:val="17"/>
+                <w:szCs w:val="17"/>
+              </w:rPr>
+              <w:t xml:space="preserve">Multiple Choice</w:t>
+            </w:r>
+          </w:p>
+        </w:tc>
+        <w:tc>
+          <w:p>
+            <w:r>
+              <w:rPr>
+                <w:b w:val="false"/>
+                <w:bCs w:val="false"/>
+                <w:sz w:val="17"/>
+                <w:szCs w:val="17"/>
+              </w:rPr>
+              <w:t xml:space="preserve">Exact set match of correct option IDs → full marks; else 0.</w:t>
+            </w:r>
+          </w:p>
+        </w:tc>
+      </w:tr>
+      <w:tr>
+        <w:tc>
+          <w:p>
+            <w:r>
+              <w:rPr>
+                <w:b w:val="false"/>
+                <w:bCs w:val="false"/>
+                <w:sz w:val="17"/>
+                <w:szCs w:val="17"/>
+              </w:rPr>
+              <w:t xml:space="preserve">Fill in the Blanks</w:t>
+            </w:r>
+          </w:p>
+        </w:tc>
+        <w:tc>
+          <w:p>
+            <w:r>
+              <w:rPr>
+                <w:b w:val="false"/>
+                <w:bCs w:val="false"/>
+                <w:sz w:val="17"/>
+                <w:szCs w:val="17"/>
+              </w:rPr>
+              <w:t xml:space="preserve">Match any accepted answer (case / partial / min-max length) OR correct option text (case-insensitive). If AllowTeacherReview → subjective for review masking. If AllowAiReview → AI stub comment.</w:t>
+            </w:r>
+          </w:p>
+        </w:tc>
+      </w:tr>
+      <w:tr>
+        <w:tc>
+          <w:p>
+            <w:r>
+              <w:rPr>
+                <w:b w:val="false"/>
+                <w:bCs w:val="false"/>
+                <w:sz w:val="17"/>
+                <w:szCs w:val="17"/>
+              </w:rPr>
+              <w:t xml:space="preserve">Descriptive / free text</w:t>
+            </w:r>
+          </w:p>
+        </w:tc>
+        <w:tc>
+          <w:p>
+            <w:r>
+              <w:rPr>
+                <w:b w:val="false"/>
+                <w:bCs w:val="false"/>
+                <w:sz w:val="17"/>
+                <w:szCs w:val="17"/>
+              </w:rPr>
+              <w:t xml:space="preserve">Marks 0 on auto-score; treated as subjective if present.</w:t>
+            </w:r>
+          </w:p>
+        </w:tc>
+      </w:tr>
+    </w:tbl>
+    <w:p>
+      <w:pPr>
+        <w:pStyle w:val="Heading1"/>
+        <w:spacing w:after="100" w:before="220"/>
+      </w:pPr>
+      <w:r>
+        <w:rPr>
+          <w:b/>
+          <w:bCs/>
+          <w:color w:val="2563EB"/>
+          <w:sz w:val="28"/>
+          <w:szCs w:val="28"/>
+        </w:rPr>
+        <w:t xml:space="preserve">10. Time Management</w:t>
+      </w:r>
+    </w:p>
+    <w:p>
+      <w:pPr>
+        <w:spacing w:after="100"/>
+      </w:pPr>
+      <w:r>
+        <w:rPr>
+          <w:sz w:val="21"/>
+          <w:szCs w:val="21"/>
+        </w:rPr>
+        <w:t xml:space="preserve">Status legend: Covered = implemented today; Partial = implemented with limitations; Gap = documented business intent, not built yet.</w:t>
+      </w:r>
+    </w:p>
+    <w:p>
+      <w:pPr>
+        <w:pStyle w:val="Heading2"/>
+        <w:spacing w:after="100" w:before="220"/>
+      </w:pPr>
+      <w:r>
+        <w:rPr>
+          <w:b/>
+          <w:bCs/>
+          <w:color w:val="2563EB"/>
+          <w:sz w:val="24"/>
+          <w:szCs w:val="24"/>
+        </w:rPr>
+        <w:t xml:space="preserve">Quiz may have</w:t>
+      </w:r>
+    </w:p>
+    <w:tbl>
+      <w:tblPr>
+        <w:tblW w:type="pct" w:w="100%"/>
+        <w:tblBorders>
+          <w:top w:val="single" w:color="auto" w:sz="4"/>
+          <w:left w:val="single" w:color="auto" w:sz="4"/>
+          <w:bottom w:val="single" w:color="auto" w:sz="4"/>
+          <w:right w:val="single" w:color="auto" w:sz="4"/>
+          <w:insideH w:val="single" w:color="auto" w:sz="4"/>
+          <w:insideV w:val="single" w:color="auto" w:sz="4"/>
+        </w:tblBorders>
+      </w:tblPr>
+      <w:tblGrid>
+        <w:gridCol w:w="100"/>
+        <w:gridCol w:w="100"/>
+        <w:gridCol w:w="100"/>
+      </w:tblGrid>
+      <w:tr>
+        <w:trPr>
+          <w:tblHeader/>
+        </w:trPr>
+        <w:tc>
+          <w:p>
+            <w:r>
+              <w:rPr>
+                <w:b/>
+                <w:bCs/>
+                <w:sz w:val="17"/>
+                <w:szCs w:val="17"/>
+              </w:rPr>
+              <w:t xml:space="preserve">Mode</w:t>
+            </w:r>
+          </w:p>
+        </w:tc>
+        <w:tc>
+          <w:p>
+            <w:r>
+              <w:rPr>
+                <w:b/>
+                <w:bCs/>
+                <w:sz w:val="17"/>
+                <w:szCs w:val="17"/>
+              </w:rPr>
+              <w:t xml:space="preserve">Status</w:t>
+            </w:r>
+          </w:p>
+        </w:tc>
+        <w:tc>
+          <w:p>
+            <w:r>
+              <w:rPr>
+                <w:b/>
+                <w:bCs/>
+                <w:sz w:val="17"/>
+                <w:szCs w:val="17"/>
+              </w:rPr>
+              <w:t xml:space="preserve">Detail</w:t>
+            </w:r>
+          </w:p>
+        </w:tc>
+      </w:tr>
+      <w:tr>
+        <w:tc>
+          <w:p>
+            <w:r>
+              <w:rPr>
+                <w:b w:val="false"/>
+                <w:bCs w:val="false"/>
+                <w:sz w:val="17"/>
+                <w:szCs w:val="17"/>
+              </w:rPr>
+              <w:t xml:space="preserve">No time limit</w:t>
+            </w:r>
+          </w:p>
+        </w:tc>
+        <w:tc>
+          <w:p>
+            <w:r>
+              <w:rPr>
+                <w:b w:val="false"/>
+                <w:bCs w:val="false"/>
+                <w:sz w:val="17"/>
+                <w:szCs w:val="17"/>
+              </w:rPr>
+              <w:t xml:space="preserve">Covered</w:t>
+            </w:r>
+          </w:p>
+        </w:tc>
+        <w:tc>
+          <w:p>
+            <w:r>
+              <w:rPr>
+                <w:b w:val="false"/>
+                <w:bCs w:val="false"/>
+                <w:sz w:val="17"/>
+                <w:szCs w:val="17"/>
+              </w:rPr>
+              <w:t xml:space="preserve">Quiz.TimeLimitMinutes is optional/null. Attempt page shows no countdown; student may take as long as the assignment window allows.</w:t>
+            </w:r>
+          </w:p>
+        </w:tc>
+      </w:tr>
+      <w:tr>
+        <w:tc>
+          <w:p>
+            <w:r>
+              <w:rPr>
+                <w:b w:val="false"/>
+                <w:bCs w:val="false"/>
+                <w:sz w:val="17"/>
+                <w:szCs w:val="17"/>
+              </w:rPr>
+              <w:t xml:space="preserve">Total quiz time limit</w:t>
+            </w:r>
+          </w:p>
+        </w:tc>
+        <w:tc>
+          <w:p>
+            <w:r>
+              <w:rPr>
+                <w:b w:val="false"/>
+                <w:bCs w:val="false"/>
+                <w:sz w:val="17"/>
+                <w:szCs w:val="17"/>
+              </w:rPr>
+              <w:t xml:space="preserve">Partial</w:t>
+            </w:r>
+          </w:p>
+        </w:tc>
+        <w:tc>
+          <w:p>
+            <w:r>
+              <w:rPr>
+                <w:b w:val="false"/>
+                <w:bCs w:val="false"/>
+                <w:sz w:val="17"/>
+                <w:szCs w:val="17"/>
+              </w:rPr>
+              <w:t xml:space="preserve">Stored as Quiz.TimeLimitMinutes and returned to the client. Intended to equal sum of question EstimatedTimeSeconds when questions are added/removed — not implemented; owner sets minutes manually today.</w:t>
+            </w:r>
+          </w:p>
+        </w:tc>
+      </w:tr>
+      <w:tr>
+        <w:tc>
+          <w:p>
+            <w:r>
+              <w:rPr>
+                <w:b w:val="false"/>
+                <w:bCs w:val="false"/>
+                <w:sz w:val="17"/>
+                <w:szCs w:val="17"/>
+              </w:rPr>
+              <w:t xml:space="preserve">Time limit per question</w:t>
+            </w:r>
+          </w:p>
+        </w:tc>
+        <w:tc>
+          <w:p>
+            <w:r>
+              <w:rPr>
+                <w:b w:val="false"/>
+                <w:bCs w:val="false"/>
+                <w:sz w:val="17"/>
+                <w:szCs w:val="17"/>
+              </w:rPr>
+              <w:t xml:space="preserve">Gap</w:t>
+            </w:r>
+          </w:p>
+        </w:tc>
+        <w:tc>
+          <w:p>
+            <w:r>
+              <w:rPr>
+                <w:b w:val="false"/>
+                <w:bCs w:val="false"/>
+                <w:sz w:val="17"/>
+                <w:szCs w:val="17"/>
+              </w:rPr>
+              <w:t xml:space="preserve">Question.EstimatedTimeSeconds exists on the bank question and is shown in authoring/lists, but is never enforced as a per-question timer at attempt time.</w:t>
+            </w:r>
+          </w:p>
+        </w:tc>
+      </w:tr>
+      <w:tr>
+        <w:tc>
+          <w:p>
+            <w:r>
+              <w:rPr>
+                <w:b w:val="false"/>
+                <w:bCs w:val="false"/>
+                <w:sz w:val="17"/>
+                <w:szCs w:val="17"/>
+              </w:rPr>
+              <w:t xml:space="preserve">Fixed availability window</w:t>
+            </w:r>
+          </w:p>
+        </w:tc>
+        <w:tc>
+          <w:p>
+            <w:r>
+              <w:rPr>
+                <w:b w:val="false"/>
+                <w:bCs w:val="false"/>
+                <w:sz w:val="17"/>
+                <w:szCs w:val="17"/>
+              </w:rPr>
+              <w:t xml:space="preserve">Covered</w:t>
+            </w:r>
+          </w:p>
+        </w:tc>
+        <w:tc>
+          <w:p>
+            <w:r>
+              <w:rPr>
+                <w:b w:val="false"/>
+                <w:bCs w:val="false"/>
+                <w:sz w:val="17"/>
+                <w:szCs w:val="17"/>
+              </w:rPr>
+              <w:t xml:space="preserve">QuizAssignment.StartDateTime / EndDateTime gate start, resume, and submit. Outside the window the attempt is blocked.</w:t>
+            </w:r>
+          </w:p>
+        </w:tc>
+      </w:tr>
+    </w:tbl>
+    <w:p>
+      <w:pPr>
+        <w:pStyle w:val="Heading2"/>
+        <w:spacing w:after="100" w:before="220"/>
+      </w:pPr>
+      <w:r>
+        <w:rPr>
+          <w:b/>
+          <w:bCs/>
+          <w:color w:val="2563EB"/>
+          <w:sz w:val="24"/>
+          <w:szCs w:val="24"/>
+        </w:rPr>
+        <w:t xml:space="preserve">The app should</w:t>
+      </w:r>
+    </w:p>
+    <w:tbl>
+      <w:tblPr>
+        <w:tblW w:type="pct" w:w="100%"/>
+        <w:tblBorders>
+          <w:top w:val="single" w:color="auto" w:sz="4"/>
+          <w:left w:val="single" w:color="auto" w:sz="4"/>
+          <w:bottom w:val="single" w:color="auto" w:sz="4"/>
+          <w:right w:val="single" w:color="auto" w:sz="4"/>
+          <w:insideH w:val="single" w:color="auto" w:sz="4"/>
+          <w:insideV w:val="single" w:color="auto" w:sz="4"/>
+        </w:tblBorders>
+      </w:tblPr>
+      <w:tblGrid>
+        <w:gridCol w:w="100"/>
+        <w:gridCol w:w="100"/>
+        <w:gridCol w:w="100"/>
+      </w:tblGrid>
+      <w:tr>
+        <w:trPr>
+          <w:tblHeader/>
+        </w:trPr>
+        <w:tc>
+          <w:p>
+            <w:r>
+              <w:rPr>
+                <w:b/>
+                <w:bCs/>
+                <w:sz w:val="17"/>
+                <w:szCs w:val="17"/>
+              </w:rPr>
+              <w:t xml:space="preserve">Behavior</w:t>
+            </w:r>
+          </w:p>
+        </w:tc>
+        <w:tc>
+          <w:p>
+            <w:r>
+              <w:rPr>
+                <w:b/>
+                <w:bCs/>
+                <w:sz w:val="17"/>
+                <w:szCs w:val="17"/>
+              </w:rPr>
+              <w:t xml:space="preserve">Status</w:t>
+            </w:r>
+          </w:p>
+        </w:tc>
+        <w:tc>
+          <w:p>
+            <w:r>
+              <w:rPr>
+                <w:b/>
+                <w:bCs/>
+                <w:sz w:val="17"/>
+                <w:szCs w:val="17"/>
+              </w:rPr>
+              <w:t xml:space="preserve">Detail</w:t>
+            </w:r>
+          </w:p>
+        </w:tc>
+      </w:tr>
+      <w:tr>
+        <w:tc>
+          <w:p>
+            <w:r>
+              <w:rPr>
+                <w:b w:val="false"/>
+                <w:bCs w:val="false"/>
+                <w:sz w:val="17"/>
+                <w:szCs w:val="17"/>
+              </w:rPr>
+              <w:t xml:space="preserve">Show remaining time</w:t>
+            </w:r>
+          </w:p>
+        </w:tc>
+        <w:tc>
+          <w:p>
+            <w:r>
+              <w:rPr>
+                <w:b w:val="false"/>
+                <w:bCs w:val="false"/>
+                <w:sz w:val="17"/>
+                <w:szCs w:val="17"/>
+              </w:rPr>
+              <w:t xml:space="preserve">Covered</w:t>
+            </w:r>
+          </w:p>
+        </w:tc>
+        <w:tc>
+          <w:p>
+            <w:r>
+              <w:rPr>
+                <w:b w:val="false"/>
+                <w:bCs w:val="false"/>
+                <w:sz w:val="17"/>
+                <w:szCs w:val="17"/>
+              </w:rPr>
+              <w:t xml:space="preserve">Student attempt page countdown from TimeLimitMinutes × 60 minus elapsed since StartedDate.</w:t>
+            </w:r>
+          </w:p>
+        </w:tc>
+      </w:tr>
+      <w:tr>
+        <w:tc>
+          <w:p>
+            <w:r>
+              <w:rPr>
+                <w:b w:val="false"/>
+                <w:bCs w:val="false"/>
+                <w:sz w:val="17"/>
+                <w:szCs w:val="17"/>
+              </w:rPr>
+              <w:t xml:space="preserve">Warn when time is low</w:t>
+            </w:r>
+          </w:p>
+        </w:tc>
+        <w:tc>
+          <w:p>
+            <w:r>
+              <w:rPr>
+                <w:b w:val="false"/>
+                <w:bCs w:val="false"/>
+                <w:sz w:val="17"/>
+                <w:szCs w:val="17"/>
+              </w:rPr>
+              <w:t xml:space="preserve">Partial</w:t>
+            </w:r>
+          </w:p>
+        </w:tc>
+        <w:tc>
+          <w:p>
+            <w:r>
+              <w:rPr>
+                <w:b w:val="false"/>
+                <w:bCs w:val="false"/>
+                <w:sz w:val="17"/>
+                <w:szCs w:val="17"/>
+              </w:rPr>
+              <w:t xml:space="preserve">UI applies urgent styling when remainingSeconds ≤ 60. Not documented as a product rule before; no audio/modal warning.</w:t>
+            </w:r>
+          </w:p>
+        </w:tc>
+      </w:tr>
+      <w:tr>
+        <w:tc>
+          <w:p>
+            <w:r>
+              <w:rPr>
+                <w:b w:val="false"/>
+                <w:bCs w:val="false"/>
+                <w:sz w:val="17"/>
+                <w:szCs w:val="17"/>
+              </w:rPr>
+              <w:t xml:space="preserve">Auto-submit on expiry</w:t>
+            </w:r>
+          </w:p>
+        </w:tc>
+        <w:tc>
+          <w:p>
+            <w:r>
+              <w:rPr>
+                <w:b w:val="false"/>
+                <w:bCs w:val="false"/>
+                <w:sz w:val="17"/>
+                <w:szCs w:val="17"/>
+              </w:rPr>
+              <w:t xml:space="preserve">Partial</w:t>
+            </w:r>
+          </w:p>
+        </w:tc>
+        <w:tc>
+          <w:p>
+            <w:r>
+              <w:rPr>
+                <w:b w:val="false"/>
+                <w:bCs w:val="false"/>
+                <w:sz w:val="17"/>
+                <w:szCs w:val="17"/>
+              </w:rPr>
+              <w:t xml:space="preserve">When remainingSeconds hits 0 the UI triggers submit. Status written is Submitted (82), not AutoSubmitted (83). Not enforced server-side — a client can bypass the timer.</w:t>
+            </w:r>
+          </w:p>
+        </w:tc>
+      </w:tr>
+      <w:tr>
+        <w:tc>
+          <w:p>
+            <w:r>
+              <w:rPr>
+                <w:b w:val="false"/>
+                <w:bCs w:val="false"/>
+                <w:sz w:val="17"/>
+                <w:szCs w:val="17"/>
+              </w:rPr>
+              <w:t xml:space="preserve">Save answers before auto-submission</w:t>
+            </w:r>
+          </w:p>
+        </w:tc>
+        <w:tc>
+          <w:p>
+            <w:r>
+              <w:rPr>
+                <w:b w:val="false"/>
+                <w:bCs w:val="false"/>
+                <w:sz w:val="17"/>
+                <w:szCs w:val="17"/>
+              </w:rPr>
+              <w:t xml:space="preserve">Gap</w:t>
+            </w:r>
+          </w:p>
+        </w:tc>
+        <w:tc>
+          <w:p>
+            <w:r>
+              <w:rPr>
+                <w:b w:val="false"/>
+                <w:bCs w:val="false"/>
+                <w:sz w:val="17"/>
+                <w:szCs w:val="17"/>
+              </w:rPr>
+              <w:t xml:space="preserve">No explicit draft flush immediately before auto-submit. Submit payload uses in-memory answers; an unsaved last keystroke can be lost if it never reached draft-save.</w:t>
+            </w:r>
+          </w:p>
+        </w:tc>
+      </w:tr>
+      <w:tr>
+        <w:tc>
+          <w:p>
+            <w:r>
+              <w:rPr>
+                <w:b w:val="false"/>
+                <w:bCs w:val="false"/>
+                <w:sz w:val="17"/>
+                <w:szCs w:val="17"/>
+              </w:rPr>
+              <w:t xml:space="preserve">Prevent reopening after expiry unless allowed</w:t>
+            </w:r>
+          </w:p>
+        </w:tc>
+        <w:tc>
+          <w:p>
+            <w:r>
+              <w:rPr>
+                <w:b w:val="false"/>
+                <w:bCs w:val="false"/>
+                <w:sz w:val="17"/>
+                <w:szCs w:val="17"/>
+              </w:rPr>
+              <w:t xml:space="preserve">Partial</w:t>
+            </w:r>
+          </w:p>
+        </w:tc>
+        <w:tc>
+          <w:p>
+            <w:r>
+              <w:rPr>
+                <w:b w:val="false"/>
+                <w:bCs w:val="false"/>
+                <w:sz w:val="17"/>
+                <w:szCs w:val="17"/>
+              </w:rPr>
+              <w:t xml:space="preserve">Assignment window expiry blocks new/continued attempts. Allow Retry grants ExtraAttempts after review; it does not reopen a closed EndDateTime window by itself.</w:t>
+            </w:r>
+          </w:p>
+        </w:tc>
+      </w:tr>
+    </w:tbl>
+    <w:p>
+      <w:pPr>
+        <w:pStyle w:val="Heading2"/>
+        <w:spacing w:after="100" w:before="220"/>
+      </w:pPr>
+      <w:r>
+        <w:rPr>
+          <w:b/>
+          <w:bCs/>
+          <w:color w:val="2563EB"/>
+          <w:sz w:val="24"/>
+          <w:szCs w:val="24"/>
+        </w:rPr>
+        <w:t xml:space="preserve">Known time-management gaps</w:t>
       </w:r>
     </w:p>
     <w:p>
@@ -6995,7 +9104,7 @@
           <w:sz w:val="21"/>
           <w:szCs w:val="21"/>
         </w:rPr>
-        <w:t xml:space="preserve">☐ IsReviewRequired + subjective → masked until finalize-review.</w:t>
+        <w:t xml:space="preserve">Quiz time is not derived from question EstimatedTimeSeconds on add/remove/attach — TimeLimitMinutes stays whatever the owner typed.</w:t>
       </w:r>
     </w:p>
     <w:p>
@@ -7012,7 +9121,7 @@
           <w:sz w:val="21"/>
           <w:szCs w:val="21"/>
         </w:rPr>
-        <w:t xml:space="preserve">☐ Allow-retry only after IsReviewDone; adds ExtraAttempts.</w:t>
+        <w:t xml:space="preserve">No per-question timer; EstimatedTimeSeconds is metadata only at attempt time.</w:t>
       </w:r>
     </w:p>
     <w:p>
@@ -7029,7 +9138,7 @@
           <w:sz w:val="21"/>
           <w:szCs w:val="21"/>
         </w:rPr>
-        <w:t xml:space="preserve">☐ Cancel removes only future assignments.</w:t>
+        <w:t xml:space="preserve">Time limit is client-side only — server does not reject submit after TimeLimitMinutes elapses (only the assignment EndDateTime window is server-checked).</w:t>
       </w:r>
     </w:p>
     <w:p>
@@ -7046,7 +9155,7 @@
           <w:sz w:val="21"/>
           <w:szCs w:val="21"/>
         </w:rPr>
-        <w:t xml:space="preserve">☐ Archive sets Archived + Inactive; Not Assigned must be deleted.</w:t>
+        <w:t xml:space="preserve">Auto-submit does not write QuizAttemptStatus AutoSubmitted (83).</w:t>
       </w:r>
     </w:p>
     <w:p>
@@ -7063,7 +9172,43 @@
           <w:sz w:val="21"/>
           <w:szCs w:val="21"/>
         </w:rPr>
-        <w:t xml:space="preserve">☐ Duplicate creates Not Assigned + Pending copy with questions.</w:t>
+        <w:t xml:space="preserve">No guaranteed save-before-auto-submit draft flush.</w:t>
+      </w:r>
+    </w:p>
+    <w:p>
+      <w:pPr>
+        <w:spacing w:after="100"/>
+        <w:rPr>
+          <w:b/>
+          <w:bCs/>
+          <w:color w:val="92400E"/>
+        </w:rPr>
+      </w:pPr>
+      <w:r>
+        <w:rPr>
+          <w:b/>
+          <w:bCs/>
+          <w:color w:val="92400E"/>
+          <w:sz w:val="21"/>
+          <w:szCs w:val="21"/>
+        </w:rPr>
+        <w:t xml:space="preserve">Hard vs soft clock: assignment StartDateTime–EndDateTime is server-enforced. TimeLimitMinutes is a soft client countdown only.</w:t>
+      </w:r>
+    </w:p>
+    <w:p>
+      <w:pPr>
+        <w:pStyle w:val="Heading1"/>
+        <w:spacing w:after="100" w:before="220"/>
+      </w:pPr>
+      <w:r>
+        <w:rPr>
+          <w:b/>
+          <w:bCs/>
+          <w:color w:val="2563EB"/>
+          <w:sz w:val="28"/>
+          <w:szCs w:val="28"/>
+        </w:rPr>
+        <w:t xml:space="preserve">11. Review and results release</w:t>
       </w:r>
     </w:p>
     <w:p>
@@ -7080,7 +9225,7 @@
           <w:sz w:val="21"/>
           <w:szCs w:val="21"/>
         </w:rPr>
-        <w:t xml:space="preserve">☐ CampusAdmin has no quiz manage/approve API capability.</w:t>
+        <w:t xml:space="preserve">Pending reviews: owned quizzes with IsReviewRequired, assignment not review-done, attempt Submitted.</w:t>
       </w:r>
     </w:p>
     <w:p>
@@ -7097,7 +9242,7 @@
           <w:sz w:val="21"/>
           <w:szCs w:val="21"/>
         </w:rPr>
-        <w:t xml:space="preserve">☐ Fill answers hidden from students before submission (attempt payload).</w:t>
+        <w:t xml:space="preserve">RequiresReview per question: Descriptive OR (Fill + AllowTeacherReview + submitted text).</w:t>
       </w:r>
     </w:p>
     <w:p>
@@ -7114,23 +9259,7 @@
           <w:sz w:val="21"/>
           <w:szCs w:val="21"/>
         </w:rPr>
-        <w:t xml:space="preserve">☐ Reports available to Teacher (own), SchoolAdmin (school), PortalAdmin (all).</w:t>
-      </w:r>
-    </w:p>
-    <w:p>
-      <w:pPr>
-        <w:pStyle w:val="Heading1"/>
-        <w:spacing w:after="100" w:before="220"/>
-      </w:pPr>
-      <w:r>
-        <w:rPr>
-          <w:b/>
-          <w:bCs/>
-          <w:color w:val="2563EB"/>
-          <w:sz w:val="28"/>
-          <w:szCs w:val="28"/>
-        </w:rPr>
-        <w:t xml:space="preserve">17. Known gaps, stubs, and optional work</w:t>
+        <w:t xml:space="preserve">Mark answers: awarded marks in [0, MaxMarks]; not if already finalized.</w:t>
       </w:r>
     </w:p>
     <w:p>
@@ -7147,7 +9276,7 @@
           <w:sz w:val="21"/>
           <w:szCs w:val="21"/>
         </w:rPr>
-        <w:t xml:space="preserve">Attempt Started / AutoSubmitted / Expired and result Expired / Under Review / In Progress are present but not automatically transitioned by current services.</w:t>
+        <w:t xml:space="preserve">Finalize: all RequiresReview questions with text must have human feedback; attempt → Reviewed; assignment.IsReviewDone = true.</w:t>
       </w:r>
     </w:p>
     <w:p>
@@ -7164,7 +9293,7 @@
           <w:sz w:val="21"/>
           <w:szCs w:val="21"/>
         </w:rPr>
-        <w:t xml:space="preserve">UI question add/edit/remove shown only while Not Assigned; API still allows Published until assignment starts.</w:t>
+        <w:t xml:space="preserve">Score masking on submit: if IsReviewRequired AND review not done AND subjective answers → obtained/percentage shown as 0, status "Pending Review".</w:t>
       </w:r>
     </w:p>
     <w:p>
@@ -7181,7 +9310,7 @@
           <w:sz w:val="21"/>
           <w:szCs w:val="21"/>
         </w:rPr>
-        <w:t xml:space="preserve">Assign modes one and allLinked exist in API but not in the Assign dialog UI.</w:t>
+        <w:t xml:space="preserve">Score masking on get-result: if IsReviewRequired AND !IsReviewDone → mask (stricter than submit path).</w:t>
       </w:r>
     </w:p>
     <w:p>
@@ -7198,7 +9327,23 @@
           <w:sz w:val="21"/>
           <w:szCs w:val="21"/>
         </w:rPr>
-        <w:t xml:space="preserve">Audience Section / School / Multiple schools / Public platform are documented as planned; only one, selected, group, class (allInGrade), and parent-child targets exist today.</w:t>
+        <w:t xml:space="preserve">AI review is a text stub only (no external grading).</w:t>
+      </w:r>
+    </w:p>
+    <w:p>
+      <w:pPr>
+        <w:pStyle w:val="Heading1"/>
+        <w:spacing w:after="100" w:before="220"/>
+      </w:pPr>
+      <w:r>
+        <w:rPr>
+          <w:b/>
+          <w:bCs/>
+          <w:color w:val="2563EB"/>
+          <w:sz w:val="28"/>
+          <w:szCs w:val="28"/>
+        </w:rPr>
+        <w:t xml:space="preserve">12. Parent and student visibility</w:t>
       </w:r>
     </w:p>
     <w:p>
@@ -7215,7 +9360,7 @@
           <w:sz w:val="21"/>
           <w:szCs w:val="21"/>
         </w:rPr>
-        <w:t xml:space="preserve">ShuffleQuestions / ShuffleOptions / IsReviewRequired: DB defaults true; create form defaults false / false / false.</w:t>
+        <w:t xml:space="preserve">Parent list = linked-child assignments ∪ own quizzes.</w:t>
       </w:r>
     </w:p>
     <w:p>
@@ -7232,7 +9377,7 @@
           <w:sz w:val="21"/>
           <w:szCs w:val="21"/>
         </w:rPr>
-        <w:t xml:space="preserve">Time limit enforced in UI only (not server-side).</w:t>
+        <w:t xml:space="preserve">Student sees only assigned quizzes (v1). See §8 for future audiences.</w:t>
       </w:r>
     </w:p>
     <w:p>
@@ -7249,7 +9394,7 @@
           <w:sz w:val="21"/>
           <w:szCs w:val="21"/>
         </w:rPr>
-        <w:t xml:space="preserve">Reject reason returned in API response but not persisted on the quiz.</w:t>
+        <w:t xml:space="preserve">Results masked while review pending.</w:t>
       </w:r>
     </w:p>
     <w:p>
@@ -7266,7 +9411,23 @@
           <w:sz w:val="21"/>
           <w:szCs w:val="21"/>
         </w:rPr>
-        <w:t xml:space="preserve">AI review is a stub comment only.</w:t>
+        <w:t xml:space="preserve">Reports: Teacher own / SchoolAdmin school / PortalAdmin all.</w:t>
+      </w:r>
+    </w:p>
+    <w:p>
+      <w:pPr>
+        <w:pStyle w:val="Heading1"/>
+        <w:spacing w:after="100" w:before="220"/>
+      </w:pPr>
+      <w:r>
+        <w:rPr>
+          <w:b/>
+          <w:bCs/>
+          <w:color w:val="2563EB"/>
+          <w:sz w:val="28"/>
+          <w:szCs w:val="28"/>
+        </w:rPr>
+        <w:t xml:space="preserve">13. Validation and limits</w:t>
       </w:r>
     </w:p>
     <w:p>
@@ -7283,7 +9444,7 @@
           <w:sz w:val="21"/>
           <w:szCs w:val="21"/>
         </w:rPr>
-        <w:t xml:space="preserve">CampusAdmin can open quiz-approvals UI; approve/reject APIs deny CampusAdmin.</w:t>
+        <w:t xml:space="preserve">Title required (max 100); instructions required (max 1000).</w:t>
       </w:r>
     </w:p>
     <w:p>
@@ -7300,7 +9461,7 @@
           <w:sz w:val="21"/>
           <w:szCs w:val="21"/>
         </w:rPr>
-        <w:t xml:space="preserve">Teacher list API returns campus-active quizzes; "mine only" is a client-side filter.</w:t>
+        <w:t xml:space="preserve">Difficulty Easy/Medium/Hard (2001–2003).</w:t>
       </w:r>
     </w:p>
     <w:p>
@@ -7317,7 +9478,2502 @@
           <w:sz w:val="21"/>
           <w:szCs w:val="21"/>
         </w:rPr>
+        <w:t xml:space="preserve">TimeLimitMinutes optional; client countdown only; not auto-derived from EstimatedTimeSeconds.</w:t>
+      </w:r>
+    </w:p>
+    <w:p>
+      <w:pPr>
+        <w:pStyle w:val="ListParagraph"/>
+        <w:numPr>
+          <w:ilvl w:val="0"/>
+          <w:numId w:val="1"/>
+        </w:numPr>
+        <w:spacing w:after="60"/>
+      </w:pPr>
+      <w:r>
+        <w:rPr>
+          <w:sz w:val="21"/>
+          <w:szCs w:val="21"/>
+        </w:rPr>
+        <w:t xml:space="preserve">Publish/assign/duplicate need ≥1 question.</w:t>
+      </w:r>
+    </w:p>
+    <w:p>
+      <w:pPr>
+        <w:pStyle w:val="Heading1"/>
+        <w:spacing w:after="100" w:before="220"/>
+      </w:pPr>
+      <w:r>
+        <w:rPr>
+          <w:b/>
+          <w:bCs/>
+          <w:color w:val="2563EB"/>
+          <w:sz w:val="28"/>
+          <w:szCs w:val="28"/>
+        </w:rPr>
+        <w:t xml:space="preserve">14. API transition map</w:t>
+      </w:r>
+    </w:p>
+    <w:tbl>
+      <w:tblPr>
+        <w:tblW w:type="pct" w:w="100%"/>
+        <w:tblBorders>
+          <w:top w:val="single" w:color="auto" w:sz="4"/>
+          <w:left w:val="single" w:color="auto" w:sz="4"/>
+          <w:bottom w:val="single" w:color="auto" w:sz="4"/>
+          <w:right w:val="single" w:color="auto" w:sz="4"/>
+          <w:insideH w:val="single" w:color="auto" w:sz="4"/>
+          <w:insideV w:val="single" w:color="auto" w:sz="4"/>
+        </w:tblBorders>
+      </w:tblPr>
+      <w:tblGrid>
+        <w:gridCol w:w="100"/>
+        <w:gridCol w:w="100"/>
+      </w:tblGrid>
+      <w:tr>
+        <w:trPr>
+          <w:tblHeader/>
+        </w:trPr>
+        <w:tc>
+          <w:p>
+            <w:r>
+              <w:rPr>
+                <w:b/>
+                <w:bCs/>
+                <w:sz w:val="17"/>
+                <w:szCs w:val="17"/>
+              </w:rPr>
+              <w:t xml:space="preserve">Endpoint</w:t>
+            </w:r>
+          </w:p>
+        </w:tc>
+        <w:tc>
+          <w:p>
+            <w:r>
+              <w:rPr>
+                <w:b/>
+                <w:bCs/>
+                <w:sz w:val="17"/>
+                <w:szCs w:val="17"/>
+              </w:rPr>
+              <w:t xml:space="preserve">Business effect</w:t>
+            </w:r>
+          </w:p>
+        </w:tc>
+      </w:tr>
+      <w:tr>
+        <w:tc>
+          <w:p>
+            <w:r>
+              <w:rPr>
+                <w:b w:val="false"/>
+                <w:bCs w:val="false"/>
+                <w:sz w:val="17"/>
+                <w:szCs w:val="17"/>
+              </w:rPr>
+              <w:t xml:space="preserve">GET /api/quizzes</w:t>
+            </w:r>
+          </w:p>
+        </w:tc>
+        <w:tc>
+          <w:p>
+            <w:r>
+              <w:rPr>
+                <w:b w:val="false"/>
+                <w:bCs w:val="false"/>
+                <w:sz w:val="17"/>
+                <w:szCs w:val="17"/>
+              </w:rPr>
+              <w:t xml:space="preserve">Role-scoped list (Student assigned; Parent linked∪own; Teacher campus; Admin list).</w:t>
+            </w:r>
+          </w:p>
+        </w:tc>
+      </w:tr>
+      <w:tr>
+        <w:tc>
+          <w:p>
+            <w:r>
+              <w:rPr>
+                <w:b w:val="false"/>
+                <w:bCs w:val="false"/>
+                <w:sz w:val="17"/>
+                <w:szCs w:val="17"/>
+              </w:rPr>
+              <w:t xml:space="preserve">POST /api/quizzes</w:t>
+            </w:r>
+          </w:p>
+        </w:tc>
+        <w:tc>
+          <w:p>
+            <w:r>
+              <w:rPr>
+                <w:b w:val="false"/>
+                <w:bCs w:val="false"/>
+                <w:sz w:val="17"/>
+                <w:szCs w:val="17"/>
+              </w:rPr>
+              <w:t xml:space="preserve">Create Not Assigned + Pending (Teacher/Parent).</w:t>
+            </w:r>
+          </w:p>
+        </w:tc>
+      </w:tr>
+      <w:tr>
+        <w:tc>
+          <w:p>
+            <w:r>
+              <w:rPr>
+                <w:b w:val="false"/>
+                <w:bCs w:val="false"/>
+                <w:sz w:val="17"/>
+                <w:szCs w:val="17"/>
+              </w:rPr>
+              <w:t xml:space="preserve">PUT /api/quizzes/{id}</w:t>
+            </w:r>
+          </w:p>
+        </w:tc>
+        <w:tc>
+          <w:p>
+            <w:r>
+              <w:rPr>
+                <w:b w:val="false"/>
+                <w:bCs w:val="false"/>
+                <w:sz w:val="17"/>
+                <w:szCs w:val="17"/>
+              </w:rPr>
+              <w:t xml:space="preserve">Update metadata while editable.</w:t>
+            </w:r>
+          </w:p>
+        </w:tc>
+      </w:tr>
+      <w:tr>
+        <w:tc>
+          <w:p>
+            <w:r>
+              <w:rPr>
+                <w:b w:val="false"/>
+                <w:bCs w:val="false"/>
+                <w:sz w:val="17"/>
+                <w:szCs w:val="17"/>
+              </w:rPr>
+              <w:t xml:space="preserve">DELETE /api/quizzes/{id}</w:t>
+            </w:r>
+          </w:p>
+        </w:tc>
+        <w:tc>
+          <w:p>
+            <w:r>
+              <w:rPr>
+                <w:b w:val="false"/>
+                <w:bCs w:val="false"/>
+                <w:sz w:val="17"/>
+                <w:szCs w:val="17"/>
+              </w:rPr>
+              <w:t xml:space="preserve">Soft-delete Not Assigned with no assignments.</w:t>
+            </w:r>
+          </w:p>
+        </w:tc>
+      </w:tr>
+      <w:tr>
+        <w:tc>
+          <w:p>
+            <w:r>
+              <w:rPr>
+                <w:b w:val="false"/>
+                <w:bCs w:val="false"/>
+                <w:sz w:val="17"/>
+                <w:szCs w:val="17"/>
+              </w:rPr>
+              <w:t xml:space="preserve">GET /api/quizzes/{id}/manage</w:t>
+            </w:r>
+          </w:p>
+        </w:tc>
+        <w:tc>
+          <w:p>
+            <w:r>
+              <w:rPr>
+                <w:b w:val="false"/>
+                <w:bCs w:val="false"/>
+                <w:sz w:val="17"/>
+                <w:szCs w:val="17"/>
+              </w:rPr>
+              <w:t xml:space="preserve">Owner manage view with questions.</w:t>
+            </w:r>
+          </w:p>
+        </w:tc>
+      </w:tr>
+      <w:tr>
+        <w:tc>
+          <w:p>
+            <w:r>
+              <w:rPr>
+                <w:b w:val="false"/>
+                <w:bCs w:val="false"/>
+                <w:sz w:val="17"/>
+                <w:szCs w:val="17"/>
+              </w:rPr>
+              <w:t xml:space="preserve">POST /api/quizzes/{id}/publish</w:t>
+            </w:r>
+          </w:p>
+        </w:tc>
+        <w:tc>
+          <w:p>
+            <w:r>
+              <w:rPr>
+                <w:b w:val="false"/>
+                <w:bCs w:val="false"/>
+                <w:sz w:val="17"/>
+                <w:szCs w:val="17"/>
+              </w:rPr>
+              <w:t xml:space="preserve">Teacher → Published+Pending; Parent → Published+Approved.</w:t>
+            </w:r>
+          </w:p>
+        </w:tc>
+      </w:tr>
+      <w:tr>
+        <w:tc>
+          <w:p>
+            <w:r>
+              <w:rPr>
+                <w:b w:val="false"/>
+                <w:bCs w:val="false"/>
+                <w:sz w:val="17"/>
+                <w:szCs w:val="17"/>
+              </w:rPr>
+              <w:t xml:space="preserve">POST /api/quizzes/{id}/approve|reject</w:t>
+            </w:r>
+          </w:p>
+        </w:tc>
+        <w:tc>
+          <w:p>
+            <w:r>
+              <w:rPr>
+                <w:b w:val="false"/>
+                <w:bCs w:val="false"/>
+                <w:sz w:val="17"/>
+                <w:szCs w:val="17"/>
+              </w:rPr>
+              <w:t xml:space="preserve">SchoolAdmin/PortalAdmin approval gate.</w:t>
+            </w:r>
+          </w:p>
+        </w:tc>
+      </w:tr>
+      <w:tr>
+        <w:tc>
+          <w:p>
+            <w:r>
+              <w:rPr>
+                <w:b w:val="false"/>
+                <w:bCs w:val="false"/>
+                <w:sz w:val="17"/>
+                <w:szCs w:val="17"/>
+              </w:rPr>
+              <w:t xml:space="preserve">POST /api/quizzes/{id}/assign</w:t>
+            </w:r>
+          </w:p>
+        </w:tc>
+        <w:tc>
+          <w:p>
+            <w:r>
+              <w:rPr>
+                <w:b w:val="false"/>
+                <w:bCs w:val="false"/>
+                <w:sz w:val="17"/>
+                <w:szCs w:val="17"/>
+              </w:rPr>
+              <w:t xml:space="preserve">Create assignments; lifecycle → Assigned.</w:t>
+            </w:r>
+          </w:p>
+        </w:tc>
+      </w:tr>
+      <w:tr>
+        <w:tc>
+          <w:p>
+            <w:r>
+              <w:rPr>
+                <w:b w:val="false"/>
+                <w:bCs w:val="false"/>
+                <w:sz w:val="17"/>
+                <w:szCs w:val="17"/>
+              </w:rPr>
+              <w:t xml:space="preserve">POST /api/quizzes/{id}/cancel</w:t>
+            </w:r>
+          </w:p>
+        </w:tc>
+        <w:tc>
+          <w:p>
+            <w:r>
+              <w:rPr>
+                <w:b w:val="false"/>
+                <w:bCs w:val="false"/>
+                <w:sz w:val="17"/>
+                <w:szCs w:val="17"/>
+              </w:rPr>
+              <w:t xml:space="preserve">Remove upcoming assignments; lifecycle → Cancelled.</w:t>
+            </w:r>
+          </w:p>
+        </w:tc>
+      </w:tr>
+      <w:tr>
+        <w:tc>
+          <w:p>
+            <w:r>
+              <w:rPr>
+                <w:b w:val="false"/>
+                <w:bCs w:val="false"/>
+                <w:sz w:val="17"/>
+                <w:szCs w:val="17"/>
+              </w:rPr>
+              <w:t xml:space="preserve">POST /api/quizzes/{id}/archive</w:t>
+            </w:r>
+          </w:p>
+        </w:tc>
+        <w:tc>
+          <w:p>
+            <w:r>
+              <w:rPr>
+                <w:b w:val="false"/>
+                <w:bCs w:val="false"/>
+                <w:sz w:val="17"/>
+                <w:szCs w:val="17"/>
+              </w:rPr>
+              <w:t xml:space="preserve">Archive Published/Assigned/Cancelled.</w:t>
+            </w:r>
+          </w:p>
+        </w:tc>
+      </w:tr>
+      <w:tr>
+        <w:tc>
+          <w:p>
+            <w:r>
+              <w:rPr>
+                <w:b w:val="false"/>
+                <w:bCs w:val="false"/>
+                <w:sz w:val="17"/>
+                <w:szCs w:val="17"/>
+              </w:rPr>
+              <w:t xml:space="preserve">POST /api/quizzes/{id}/duplicate</w:t>
+            </w:r>
+          </w:p>
+        </w:tc>
+        <w:tc>
+          <w:p>
+            <w:r>
+              <w:rPr>
+                <w:b w:val="false"/>
+                <w:bCs w:val="false"/>
+                <w:sz w:val="17"/>
+                <w:szCs w:val="17"/>
+              </w:rPr>
+              <w:t xml:space="preserve">Deep-copy to new Not Assigned + Pending.</w:t>
+            </w:r>
+          </w:p>
+        </w:tc>
+      </w:tr>
+      <w:tr>
+        <w:tc>
+          <w:p>
+            <w:r>
+              <w:rPr>
+                <w:b w:val="false"/>
+                <w:bCs w:val="false"/>
+                <w:sz w:val="17"/>
+                <w:szCs w:val="17"/>
+              </w:rPr>
+              <w:t xml:space="preserve">POST .../assignments/{id}/allow-retry</w:t>
+            </w:r>
+          </w:p>
+        </w:tc>
+        <w:tc>
+          <w:p>
+            <w:r>
+              <w:rPr>
+                <w:b w:val="false"/>
+                <w:bCs w:val="false"/>
+                <w:sz w:val="17"/>
+                <w:szCs w:val="17"/>
+              </w:rPr>
+              <w:t xml:space="preserve">After review finalized; ExtraAttempts (+1 default).</w:t>
+            </w:r>
+          </w:p>
+        </w:tc>
+      </w:tr>
+      <w:tr>
+        <w:tc>
+          <w:p>
+            <w:r>
+              <w:rPr>
+                <w:b w:val="false"/>
+                <w:bCs w:val="false"/>
+                <w:sz w:val="17"/>
+                <w:szCs w:val="17"/>
+              </w:rPr>
+              <w:t xml:space="preserve">GET/POST/PUT/DELETE .../questions*</w:t>
+            </w:r>
+          </w:p>
+        </w:tc>
+        <w:tc>
+          <w:p>
+            <w:r>
+              <w:rPr>
+                <w:b w:val="false"/>
+                <w:bCs w:val="false"/>
+                <w:sz w:val="17"/>
+                <w:szCs w:val="17"/>
+              </w:rPr>
+              <w:t xml:space="preserve">Inline create, attach bank, edit, remove.</w:t>
+            </w:r>
+          </w:p>
+        </w:tc>
+      </w:tr>
+      <w:tr>
+        <w:tc>
+          <w:p>
+            <w:r>
+              <w:rPr>
+                <w:b w:val="false"/>
+                <w:bCs w:val="false"/>
+                <w:sz w:val="17"/>
+                <w:szCs w:val="17"/>
+              </w:rPr>
+              <w:t xml:space="preserve">POST .../attempts</w:t>
+            </w:r>
+          </w:p>
+        </w:tc>
+        <w:tc>
+          <w:p>
+            <w:r>
+              <w:rPr>
+                <w:b w:val="false"/>
+                <w:bCs w:val="false"/>
+                <w:sz w:val="17"/>
+                <w:szCs w:val="17"/>
+              </w:rPr>
+              <w:t xml:space="preserve">Student start/resume.</w:t>
+            </w:r>
+          </w:p>
+        </w:tc>
+      </w:tr>
+      <w:tr>
+        <w:tc>
+          <w:p>
+            <w:r>
+              <w:rPr>
+                <w:b w:val="false"/>
+                <w:bCs w:val="false"/>
+                <w:sz w:val="17"/>
+                <w:szCs w:val="17"/>
+              </w:rPr>
+              <w:t xml:space="preserve">PUT .../attempts/{id}/draft</w:t>
+            </w:r>
+          </w:p>
+        </w:tc>
+        <w:tc>
+          <w:p>
+            <w:r>
+              <w:rPr>
+                <w:b w:val="false"/>
+                <w:bCs w:val="false"/>
+                <w:sz w:val="17"/>
+                <w:szCs w:val="17"/>
+              </w:rPr>
+              <w:t xml:space="preserve">Student save draft answers.</w:t>
+            </w:r>
+          </w:p>
+        </w:tc>
+      </w:tr>
+      <w:tr>
+        <w:tc>
+          <w:p>
+            <w:r>
+              <w:rPr>
+                <w:b w:val="false"/>
+                <w:bCs w:val="false"/>
+                <w:sz w:val="17"/>
+                <w:szCs w:val="17"/>
+              </w:rPr>
+              <w:t xml:space="preserve">POST .../attempts/{id}/submit</w:t>
+            </w:r>
+          </w:p>
+        </w:tc>
+        <w:tc>
+          <w:p>
+            <w:r>
+              <w:rPr>
+                <w:b w:val="false"/>
+                <w:bCs w:val="false"/>
+                <w:sz w:val="17"/>
+                <w:szCs w:val="17"/>
+              </w:rPr>
+              <w:t xml:space="preserve">Student submit + auto-score.</w:t>
+            </w:r>
+          </w:p>
+        </w:tc>
+      </w:tr>
+      <w:tr>
+        <w:tc>
+          <w:p>
+            <w:r>
+              <w:rPr>
+                <w:b w:val="false"/>
+                <w:bCs w:val="false"/>
+                <w:sz w:val="17"/>
+                <w:szCs w:val="17"/>
+              </w:rPr>
+              <w:t xml:space="preserve">GET .../attempts/{id}/result</w:t>
+            </w:r>
+          </w:p>
+        </w:tc>
+        <w:tc>
+          <w:p>
+            <w:r>
+              <w:rPr>
+                <w:b w:val="false"/>
+                <w:bCs w:val="false"/>
+                <w:sz w:val="17"/>
+                <w:szCs w:val="17"/>
+              </w:rPr>
+              <w:t xml:space="preserve">Student own or Parent linked child.</w:t>
+            </w:r>
+          </w:p>
+        </w:tc>
+      </w:tr>
+      <w:tr>
+        <w:tc>
+          <w:p>
+            <w:r>
+              <w:rPr>
+                <w:b w:val="false"/>
+                <w:bCs w:val="false"/>
+                <w:sz w:val="17"/>
+                <w:szCs w:val="17"/>
+              </w:rPr>
+              <w:t xml:space="preserve">GET .../monitoring</w:t>
+            </w:r>
+          </w:p>
+        </w:tc>
+        <w:tc>
+          <w:p>
+            <w:r>
+              <w:rPr>
+                <w:b w:val="false"/>
+                <w:bCs w:val="false"/>
+                <w:sz w:val="17"/>
+                <w:szCs w:val="17"/>
+              </w:rPr>
+              <w:t xml:space="preserve">Owner progress board.</w:t>
+            </w:r>
+          </w:p>
+        </w:tc>
+      </w:tr>
+      <w:tr>
+        <w:tc>
+          <w:p>
+            <w:r>
+              <w:rPr>
+                <w:b w:val="false"/>
+                <w:bCs w:val="false"/>
+                <w:sz w:val="17"/>
+                <w:szCs w:val="17"/>
+              </w:rPr>
+              <w:t xml:space="preserve">GET/PUT .../review|answers + finalize-review</w:t>
+            </w:r>
+          </w:p>
+        </w:tc>
+        <w:tc>
+          <w:p>
+            <w:r>
+              <w:rPr>
+                <w:b w:val="false"/>
+                <w:bCs w:val="false"/>
+                <w:sz w:val="17"/>
+                <w:szCs w:val="17"/>
+              </w:rPr>
+              <w:t xml:space="preserve">Subjective marking and release.</w:t>
+            </w:r>
+          </w:p>
+        </w:tc>
+      </w:tr>
+      <w:tr>
+        <w:tc>
+          <w:p>
+            <w:r>
+              <w:rPr>
+                <w:b w:val="false"/>
+                <w:bCs w:val="false"/>
+                <w:sz w:val="17"/>
+                <w:szCs w:val="17"/>
+              </w:rPr>
+              <w:t xml:space="preserve">GET /api/quizzes/pending-approval</w:t>
+            </w:r>
+          </w:p>
+        </w:tc>
+        <w:tc>
+          <w:p>
+            <w:r>
+              <w:rPr>
+                <w:b w:val="false"/>
+                <w:bCs w:val="false"/>
+                <w:sz w:val="17"/>
+                <w:szCs w:val="17"/>
+              </w:rPr>
+              <w:t xml:space="preserve">SchoolAdmin/PortalAdmin queue.</w:t>
+            </w:r>
+          </w:p>
+        </w:tc>
+      </w:tr>
+      <w:tr>
+        <w:tc>
+          <w:p>
+            <w:r>
+              <w:rPr>
+                <w:b w:val="false"/>
+                <w:bCs w:val="false"/>
+                <w:sz w:val="17"/>
+                <w:szCs w:val="17"/>
+              </w:rPr>
+              <w:t xml:space="preserve">GET /api/reports/*</w:t>
+            </w:r>
+          </w:p>
+        </w:tc>
+        <w:tc>
+          <w:p>
+            <w:r>
+              <w:rPr>
+                <w:b w:val="false"/>
+                <w:bCs w:val="false"/>
+                <w:sz w:val="17"/>
+                <w:szCs w:val="17"/>
+              </w:rPr>
+              <w:t xml:space="preserve">Summary, performance, rankings, student quiz history.</w:t>
+            </w:r>
+          </w:p>
+        </w:tc>
+      </w:tr>
+    </w:tbl>
+    <w:p>
+      <w:pPr>
+        <w:pStyle w:val="Heading1"/>
+        <w:spacing w:after="100" w:before="220"/>
+      </w:pPr>
+      <w:r>
+        <w:rPr>
+          <w:b/>
+          <w:bCs/>
+          <w:color w:val="2563EB"/>
+          <w:sz w:val="28"/>
+          <w:szCs w:val="28"/>
+        </w:rPr>
+        <w:t xml:space="preserve">15. UI routes</w:t>
+      </w:r>
+    </w:p>
+    <w:p>
+      <w:pPr>
+        <w:pStyle w:val="ListParagraph"/>
+        <w:numPr>
+          <w:ilvl w:val="0"/>
+          <w:numId w:val="1"/>
+        </w:numPr>
+        <w:spacing w:after="60"/>
+      </w:pPr>
+      <w:r>
+        <w:rPr>
+          <w:sz w:val="21"/>
+          <w:szCs w:val="21"/>
+        </w:rPr>
+        <w:t xml:space="preserve">/quizzes manage routes for Teacher/Parent.</w:t>
+      </w:r>
+    </w:p>
+    <w:p>
+      <w:pPr>
+        <w:pStyle w:val="ListParagraph"/>
+        <w:numPr>
+          <w:ilvl w:val="0"/>
+          <w:numId w:val="1"/>
+        </w:numPr>
+        <w:spacing w:after="60"/>
+      </w:pPr>
+      <w:r>
+        <w:rPr>
+          <w:sz w:val="21"/>
+          <w:szCs w:val="21"/>
+        </w:rPr>
+        <w:t xml:space="preserve">/admin/quiz-approvals for SchoolAdmin/PortalAdmin.</w:t>
+      </w:r>
+    </w:p>
+    <w:p>
+      <w:pPr>
+        <w:pStyle w:val="ListParagraph"/>
+        <w:numPr>
+          <w:ilvl w:val="0"/>
+          <w:numId w:val="1"/>
+        </w:numPr>
+        <w:spacing w:after="60"/>
+      </w:pPr>
+      <w:r>
+        <w:rPr>
+          <w:sz w:val="21"/>
+          <w:szCs w:val="21"/>
+        </w:rPr>
+        <w:t xml:space="preserve">/student/quizzes* for attempts and results.</w:t>
+      </w:r>
+    </w:p>
+    <w:p>
+      <w:pPr>
+        <w:pStyle w:val="ListParagraph"/>
+        <w:numPr>
+          <w:ilvl w:val="0"/>
+          <w:numId w:val="1"/>
+        </w:numPr>
+        <w:spacing w:after="60"/>
+      </w:pPr>
+      <w:r>
+        <w:rPr>
+          <w:sz w:val="21"/>
+          <w:szCs w:val="21"/>
+        </w:rPr>
+        <w:t xml:space="preserve">/parent/quiz-dashboard and child history/result.</w:t>
+      </w:r>
+    </w:p>
+    <w:p>
+      <w:pPr>
+        <w:pStyle w:val="ListParagraph"/>
+        <w:numPr>
+          <w:ilvl w:val="0"/>
+          <w:numId w:val="1"/>
+        </w:numPr>
+        <w:spacing w:after="60"/>
+      </w:pPr>
+      <w:r>
+        <w:rPr>
+          <w:sz w:val="21"/>
+          <w:szCs w:val="21"/>
+        </w:rPr>
+        <w:t xml:space="preserve">/reports for analytics.</w:t>
+      </w:r>
+    </w:p>
+    <w:p>
+      <w:pPr>
+        <w:pStyle w:val="Heading1"/>
+        <w:spacing w:after="100" w:before="220"/>
+      </w:pPr>
+      <w:r>
+        <w:rPr>
+          <w:b/>
+          <w:bCs/>
+          <w:color w:val="2563EB"/>
+          <w:sz w:val="28"/>
+          <w:szCs w:val="28"/>
+        </w:rPr>
+        <w:t xml:space="preserve">16. QA scenarios</w:t>
+      </w:r>
+    </w:p>
+    <w:p>
+      <w:pPr>
+        <w:pStyle w:val="Heading2"/>
+        <w:spacing w:after="100" w:before="220"/>
+      </w:pPr>
+      <w:r>
+        <w:rPr>
+          <w:b/>
+          <w:bCs/>
+          <w:color w:val="2563EB"/>
+          <w:sz w:val="24"/>
+          <w:szCs w:val="24"/>
+        </w:rPr>
+        <w:t xml:space="preserve">QZ-01 — Teacher create → publish → approve → assign</w:t>
+      </w:r>
+    </w:p>
+    <w:p>
+      <w:pPr>
+        <w:spacing w:after="100"/>
+      </w:pPr>
+      <w:r>
+        <w:rPr>
+          <w:sz w:val="21"/>
+          <w:szCs w:val="21"/>
+        </w:rPr>
+        <w:t xml:space="preserve">Steps: Teacher creates a Practice quiz, adds questions, publishes; SchoolAdmin approves; Teacher assigns to selected students.</w:t>
+      </w:r>
+    </w:p>
+    <w:p>
+      <w:pPr>
+        <w:spacing w:after="100"/>
+        <w:rPr>
+          <w:b/>
+          <w:bCs/>
+          <w:color w:val="166534"/>
+        </w:rPr>
+      </w:pPr>
+      <w:r>
+        <w:rPr>
+          <w:b/>
+          <w:bCs/>
+          <w:color w:val="166534"/>
+          <w:sz w:val="21"/>
+          <w:szCs w:val="21"/>
+        </w:rPr>
+        <w:t xml:space="preserve">Expected: Lifecycle Not Assigned→Published→Assigned. Approval Pending→Approved. Students see the quiz only after assignment and within the window.</w:t>
+      </w:r>
+    </w:p>
+    <w:p>
+      <w:pPr>
+        <w:pStyle w:val="Heading2"/>
+        <w:spacing w:after="100" w:before="220"/>
+      </w:pPr>
+      <w:r>
+        <w:rPr>
+          <w:b/>
+          <w:bCs/>
+          <w:color w:val="2563EB"/>
+          <w:sz w:val="24"/>
+          <w:szCs w:val="24"/>
+        </w:rPr>
+        <w:t xml:space="preserve">QZ-02 — Teacher cannot assign before approval</w:t>
+      </w:r>
+    </w:p>
+    <w:p>
+      <w:pPr>
+        <w:spacing w:after="100"/>
+      </w:pPr>
+      <w:r>
+        <w:rPr>
+          <w:sz w:val="21"/>
+          <w:szCs w:val="21"/>
+        </w:rPr>
+        <w:t xml:space="preserve">Steps: Teacher publishes then tries to assign without admin approval.</w:t>
+      </w:r>
+    </w:p>
+    <w:p>
+      <w:pPr>
+        <w:spacing w:after="100"/>
+        <w:rPr>
+          <w:b/>
+          <w:bCs/>
+          <w:color w:val="166534"/>
+        </w:rPr>
+      </w:pPr>
+      <w:r>
+        <w:rPr>
+          <w:b/>
+          <w:bCs/>
+          <w:color w:val="166534"/>
+          <w:sz w:val="21"/>
+          <w:szCs w:val="21"/>
+        </w:rPr>
+        <w:t xml:space="preserve">Expected: Assign rejected until Approval=Approved.</w:t>
+      </w:r>
+    </w:p>
+    <w:p>
+      <w:pPr>
+        <w:pStyle w:val="Heading2"/>
+        <w:spacing w:after="100" w:before="220"/>
+      </w:pPr>
+      <w:r>
+        <w:rPr>
+          <w:b/>
+          <w:bCs/>
+          <w:color w:val="2563EB"/>
+          <w:sz w:val="24"/>
+          <w:szCs w:val="24"/>
+        </w:rPr>
+        <w:t xml:space="preserve">QZ-03 — Parent private auto-approve</w:t>
+      </w:r>
+    </w:p>
+    <w:p>
+      <w:pPr>
+        <w:spacing w:after="100"/>
+      </w:pPr>
+      <w:r>
+        <w:rPr>
+          <w:sz w:val="21"/>
+          <w:szCs w:val="21"/>
+        </w:rPr>
+        <w:t xml:space="preserve">Steps: Parent creates and publishes a quiz with ≥1 question.</w:t>
+      </w:r>
+    </w:p>
+    <w:p>
+      <w:pPr>
+        <w:spacing w:after="100"/>
+        <w:rPr>
+          <w:b/>
+          <w:bCs/>
+          <w:color w:val="166534"/>
+        </w:rPr>
+      </w:pPr>
+      <w:r>
+        <w:rPr>
+          <w:b/>
+          <w:bCs/>
+          <w:color w:val="166534"/>
+          <w:sz w:val="21"/>
+          <w:szCs w:val="21"/>
+        </w:rPr>
+        <w:t xml:space="preserve">Expected: Lifecycle Published, Approval Approved immediately; never appears in pending-approval queue.</w:t>
+      </w:r>
+    </w:p>
+    <w:p>
+      <w:pPr>
+        <w:pStyle w:val="Heading2"/>
+        <w:spacing w:after="100" w:before="220"/>
+      </w:pPr>
+      <w:r>
+        <w:rPr>
+          <w:b/>
+          <w:bCs/>
+          <w:color w:val="2563EB"/>
+          <w:sz w:val="24"/>
+          <w:szCs w:val="24"/>
+        </w:rPr>
+        <w:t xml:space="preserve">QZ-04 — Edit lock after assignment starts</w:t>
+      </w:r>
+    </w:p>
+    <w:p>
+      <w:pPr>
+        <w:spacing w:after="100"/>
+      </w:pPr>
+      <w:r>
+        <w:rPr>
+          <w:sz w:val="21"/>
+          <w:szCs w:val="21"/>
+        </w:rPr>
+        <w:t xml:space="preserve">Steps: Owner tries to edit metadata/questions after StartDateTime ≤ now or an attempt exists.</w:t>
+      </w:r>
+    </w:p>
+    <w:p>
+      <w:pPr>
+        <w:spacing w:after="100"/>
+        <w:rPr>
+          <w:b/>
+          <w:bCs/>
+          <w:color w:val="166534"/>
+        </w:rPr>
+      </w:pPr>
+      <w:r>
+        <w:rPr>
+          <w:b/>
+          <w:bCs/>
+          <w:color w:val="166534"/>
+          <w:sz w:val="21"/>
+          <w:szCs w:val="21"/>
+        </w:rPr>
+        <w:t xml:space="preserve">Expected: Forbidden. Editable only Not Assigned/Published with no started assignment.</w:t>
+      </w:r>
+    </w:p>
+    <w:p>
+      <w:pPr>
+        <w:pStyle w:val="Heading2"/>
+        <w:spacing w:after="100" w:before="220"/>
+      </w:pPr>
+      <w:r>
+        <w:rPr>
+          <w:b/>
+          <w:bCs/>
+          <w:color w:val="2563EB"/>
+          <w:sz w:val="24"/>
+          <w:szCs w:val="24"/>
+        </w:rPr>
+        <w:t xml:space="preserve">QZ-05 — Bank attach requires Public</w:t>
+      </w:r>
+    </w:p>
+    <w:p>
+      <w:pPr>
+        <w:spacing w:after="100"/>
+      </w:pPr>
+      <w:r>
+        <w:rPr>
+          <w:sz w:val="21"/>
+          <w:szCs w:val="21"/>
+        </w:rPr>
+        <w:t xml:space="preserve">Steps: Teacher attaches a Campus/School-endorsed (non-Public) bank question.</w:t>
+      </w:r>
+    </w:p>
+    <w:p>
+      <w:pPr>
+        <w:spacing w:after="100"/>
+        <w:rPr>
+          <w:b/>
+          <w:bCs/>
+          <w:color w:val="166534"/>
+        </w:rPr>
+      </w:pPr>
+      <w:r>
+        <w:rPr>
+          <w:b/>
+          <w:bCs/>
+          <w:color w:val="166534"/>
+          <w:sz w:val="21"/>
+          <w:szCs w:val="21"/>
+        </w:rPr>
+        <w:t xml:space="preserve">Expected: Rejected. Only PortalAdmin-published Public + Active + Approved questions attach.</w:t>
+      </w:r>
+    </w:p>
+    <w:p>
+      <w:pPr>
+        <w:pStyle w:val="Heading2"/>
+        <w:spacing w:after="100" w:before="220"/>
+      </w:pPr>
+      <w:r>
+        <w:rPr>
+          <w:b/>
+          <w:bCs/>
+          <w:color w:val="2563EB"/>
+          <w:sz w:val="24"/>
+          <w:szCs w:val="24"/>
+        </w:rPr>
+        <w:t xml:space="preserve">QZ-06 — Inline question is quiz-ready</w:t>
+      </w:r>
+    </w:p>
+    <w:p>
+      <w:pPr>
+        <w:spacing w:after="100"/>
+      </w:pPr>
+      <w:r>
+        <w:rPr>
+          <w:sz w:val="21"/>
+          <w:szCs w:val="21"/>
+        </w:rPr>
+        <w:t xml:space="preserve">Steps: Owner adds an inline question on a Not Assigned quiz.</w:t>
+      </w:r>
+    </w:p>
+    <w:p>
+      <w:pPr>
+        <w:spacing w:after="100"/>
+        <w:rPr>
+          <w:b/>
+          <w:bCs/>
+          <w:color w:val="166534"/>
+        </w:rPr>
+      </w:pPr>
+      <w:r>
+        <w:rPr>
+          <w:b/>
+          <w:bCs/>
+          <w:color w:val="166534"/>
+          <w:sz w:val="21"/>
+          <w:szCs w:val="21"/>
+        </w:rPr>
+        <w:t xml:space="preserve">Expected: Question created Approved+Active+Campus; linked with marks; totals recalculated. Not bank-picker eligible (needs Public).</w:t>
+      </w:r>
+    </w:p>
+    <w:p>
+      <w:pPr>
+        <w:pStyle w:val="Heading2"/>
+        <w:spacing w:after="100" w:before="220"/>
+      </w:pPr>
+      <w:r>
+        <w:rPr>
+          <w:b/>
+          <w:bCs/>
+          <w:color w:val="2563EB"/>
+          <w:sz w:val="24"/>
+          <w:szCs w:val="24"/>
+        </w:rPr>
+        <w:t xml:space="preserve">QZ-07 — Student attempt window and resume</w:t>
+      </w:r>
+    </w:p>
+    <w:p>
+      <w:pPr>
+        <w:spacing w:after="100"/>
+      </w:pPr>
+      <w:r>
+        <w:rPr>
+          <w:sz w:val="21"/>
+          <w:szCs w:val="21"/>
+        </w:rPr>
+        <w:t xml:space="preserve">Steps: Student starts, leaves, returns within window with InProgress attempt.</w:t>
+      </w:r>
+    </w:p>
+    <w:p>
+      <w:pPr>
+        <w:spacing w:after="100"/>
+        <w:rPr>
+          <w:b/>
+          <w:bCs/>
+          <w:color w:val="166534"/>
+        </w:rPr>
+      </w:pPr>
+      <w:r>
+        <w:rPr>
+          <w:b/>
+          <w:bCs/>
+          <w:color w:val="166534"/>
+          <w:sz w:val="21"/>
+          <w:szCs w:val="21"/>
+        </w:rPr>
+        <w:t xml:space="preserve">Expected: Resume same attempt; no new attempt consumed.</w:t>
+      </w:r>
+    </w:p>
+    <w:p>
+      <w:pPr>
+        <w:pStyle w:val="Heading2"/>
+        <w:spacing w:after="100" w:before="220"/>
+      </w:pPr>
+      <w:r>
+        <w:rPr>
+          <w:b/>
+          <w:bCs/>
+          <w:color w:val="2563EB"/>
+          <w:sz w:val="24"/>
+          <w:szCs w:val="24"/>
+        </w:rPr>
+        <w:t xml:space="preserve">QZ-08 — Attempt limit</w:t>
+      </w:r>
+    </w:p>
+    <w:p>
+      <w:pPr>
+        <w:spacing w:after="100"/>
+      </w:pPr>
+      <w:r>
+        <w:rPr>
+          <w:sz w:val="21"/>
+          <w:szCs w:val="21"/>
+        </w:rPr>
+        <w:t xml:space="preserve">Steps: Student already has AllowedAttempts completed attempts and tries again.</w:t>
+      </w:r>
+    </w:p>
+    <w:p>
+      <w:pPr>
+        <w:spacing w:after="100"/>
+        <w:rPr>
+          <w:b/>
+          <w:bCs/>
+          <w:color w:val="166534"/>
+        </w:rPr>
+      </w:pPr>
+      <w:r>
+        <w:rPr>
+          <w:b/>
+          <w:bCs/>
+          <w:color w:val="166534"/>
+          <w:sz w:val="21"/>
+          <w:szCs w:val="21"/>
+        </w:rPr>
+        <w:t xml:space="preserve">Expected: Start blocked until owner Allow Retry after review (ExtraAttempts).</w:t>
+      </w:r>
+    </w:p>
+    <w:p>
+      <w:pPr>
+        <w:pStyle w:val="Heading2"/>
+        <w:spacing w:after="100" w:before="220"/>
+      </w:pPr>
+      <w:r>
+        <w:rPr>
+          <w:b/>
+          <w:bCs/>
+          <w:color w:val="2563EB"/>
+          <w:sz w:val="24"/>
+          <w:szCs w:val="24"/>
+        </w:rPr>
+        <w:t xml:space="preserve">QZ-09 — Auto-score objective + mask subjective</w:t>
+      </w:r>
+    </w:p>
+    <w:p>
+      <w:pPr>
+        <w:spacing w:after="100"/>
+      </w:pPr>
+      <w:r>
+        <w:rPr>
+          <w:sz w:val="21"/>
+          <w:szCs w:val="21"/>
+        </w:rPr>
+        <w:t xml:space="preserve">Steps: Quiz IsReviewRequired with Fill(AllowTeacherReview) answers; student submits.</w:t>
+      </w:r>
+    </w:p>
+    <w:p>
+      <w:pPr>
+        <w:spacing w:after="100"/>
+        <w:rPr>
+          <w:b/>
+          <w:bCs/>
+          <w:color w:val="166534"/>
+        </w:rPr>
+      </w:pPr>
+      <w:r>
+        <w:rPr>
+          <w:b/>
+          <w:bCs/>
+          <w:color w:val="166534"/>
+          <w:sz w:val="21"/>
+          <w:szCs w:val="21"/>
+        </w:rPr>
+        <w:t xml:space="preserve">Expected: Objective items scored; obtained/percentage masked as Pending Review until finalize.</w:t>
+      </w:r>
+    </w:p>
+    <w:p>
+      <w:pPr>
+        <w:pStyle w:val="Heading2"/>
+        <w:spacing w:after="100" w:before="220"/>
+      </w:pPr>
+      <w:r>
+        <w:rPr>
+          <w:b/>
+          <w:bCs/>
+          <w:color w:val="2563EB"/>
+          <w:sz w:val="24"/>
+          <w:szCs w:val="24"/>
+        </w:rPr>
+        <w:t xml:space="preserve">QZ-10 — Finalize review releases results</w:t>
+      </w:r>
+    </w:p>
+    <w:p>
+      <w:pPr>
+        <w:spacing w:after="100"/>
+      </w:pPr>
+      <w:r>
+        <w:rPr>
+          <w:sz w:val="21"/>
+          <w:szCs w:val="21"/>
+        </w:rPr>
+        <w:t xml:space="preserve">Steps: Teacher marks all RequiresReview items and finalizes.</w:t>
+      </w:r>
+    </w:p>
+    <w:p>
+      <w:pPr>
+        <w:spacing w:after="100"/>
+        <w:rPr>
+          <w:b/>
+          <w:bCs/>
+          <w:color w:val="166534"/>
+        </w:rPr>
+      </w:pPr>
+      <w:r>
+        <w:rPr>
+          <w:b/>
+          <w:bCs/>
+          <w:color w:val="166534"/>
+          <w:sz w:val="21"/>
+          <w:szCs w:val="21"/>
+        </w:rPr>
+        <w:t xml:space="preserve">Expected: Attempt→Reviewed; IsReviewDone=true; student/parent see real scores.</w:t>
+      </w:r>
+    </w:p>
+    <w:p>
+      <w:pPr>
+        <w:pStyle w:val="Heading2"/>
+        <w:spacing w:after="100" w:before="220"/>
+      </w:pPr>
+      <w:r>
+        <w:rPr>
+          <w:b/>
+          <w:bCs/>
+          <w:color w:val="2563EB"/>
+          <w:sz w:val="24"/>
+          <w:szCs w:val="24"/>
+        </w:rPr>
+        <w:t xml:space="preserve">QZ-11 — Cancel upcoming only</w:t>
+      </w:r>
+    </w:p>
+    <w:p>
+      <w:pPr>
+        <w:spacing w:after="100"/>
+      </w:pPr>
+      <w:r>
+        <w:rPr>
+          <w:sz w:val="21"/>
+          <w:szCs w:val="21"/>
+        </w:rPr>
+        <w:t xml:space="preserve">Steps: Owner cancels a quiz that has future and past assignments.</w:t>
+      </w:r>
+    </w:p>
+    <w:p>
+      <w:pPr>
+        <w:spacing w:after="100"/>
+        <w:rPr>
+          <w:b/>
+          <w:bCs/>
+          <w:color w:val="166534"/>
+        </w:rPr>
+      </w:pPr>
+      <w:r>
+        <w:rPr>
+          <w:b/>
+          <w:bCs/>
+          <w:color w:val="166534"/>
+          <w:sz w:val="21"/>
+          <w:szCs w:val="21"/>
+        </w:rPr>
+        <w:t xml:space="preserve">Expected: Only StartDateTime &gt; now removed; lifecycle Cancelled; past assignments remain.</w:t>
+      </w:r>
+    </w:p>
+    <w:p>
+      <w:pPr>
+        <w:pStyle w:val="Heading2"/>
+        <w:spacing w:after="100" w:before="220"/>
+      </w:pPr>
+      <w:r>
+        <w:rPr>
+          <w:b/>
+          <w:bCs/>
+          <w:color w:val="2563EB"/>
+          <w:sz w:val="24"/>
+          <w:szCs w:val="24"/>
+        </w:rPr>
+        <w:t xml:space="preserve">QZ-12 — Archive vs delete</w:t>
+      </w:r>
+    </w:p>
+    <w:p>
+      <w:pPr>
+        <w:spacing w:after="100"/>
+      </w:pPr>
+      <w:r>
+        <w:rPr>
+          <w:sz w:val="21"/>
+          <w:szCs w:val="21"/>
+        </w:rPr>
+        <w:t xml:space="preserve">Steps: Owner archives a Not Assigned quiz; owner deletes a Not Assigned quiz with no assignments.</w:t>
+      </w:r>
+    </w:p>
+    <w:p>
+      <w:pPr>
+        <w:spacing w:after="100"/>
+        <w:rPr>
+          <w:b/>
+          <w:bCs/>
+          <w:color w:val="166534"/>
+        </w:rPr>
+      </w:pPr>
+      <w:r>
+        <w:rPr>
+          <w:b/>
+          <w:bCs/>
+          <w:color w:val="166534"/>
+          <w:sz w:val="21"/>
+          <w:szCs w:val="21"/>
+        </w:rPr>
+        <w:t xml:space="preserve">Expected: Archive of Not Assigned fails (must delete). Delete of Not Assigned succeeds. Published/Assigned may archive.</w:t>
+      </w:r>
+    </w:p>
+    <w:p>
+      <w:pPr>
+        <w:pStyle w:val="Heading2"/>
+        <w:spacing w:after="100" w:before="220"/>
+      </w:pPr>
+      <w:r>
+        <w:rPr>
+          <w:b/>
+          <w:bCs/>
+          <w:color w:val="2563EB"/>
+          <w:sz w:val="24"/>
+          <w:szCs w:val="24"/>
+        </w:rPr>
+        <w:t xml:space="preserve">QZ-13 — Duplicate</w:t>
+      </w:r>
+    </w:p>
+    <w:p>
+      <w:pPr>
+        <w:spacing w:after="100"/>
+      </w:pPr>
+      <w:r>
+        <w:rPr>
+          <w:sz w:val="21"/>
+          <w:szCs w:val="21"/>
+        </w:rPr>
+        <w:t xml:space="preserve">Steps: Owner duplicates a quiz with questions.</w:t>
+      </w:r>
+    </w:p>
+    <w:p>
+      <w:pPr>
+        <w:spacing w:after="100"/>
+        <w:rPr>
+          <w:b/>
+          <w:bCs/>
+          <w:color w:val="166534"/>
+        </w:rPr>
+      </w:pPr>
+      <w:r>
+        <w:rPr>
+          <w:b/>
+          <w:bCs/>
+          <w:color w:val="166534"/>
+          <w:sz w:val="21"/>
+          <w:szCs w:val="21"/>
+        </w:rPr>
+        <w:t xml:space="preserve">Expected: New Not Assigned + Pending; questions deep-copied; title ends with " (Copy)".</w:t>
+      </w:r>
+    </w:p>
+    <w:p>
+      <w:pPr>
+        <w:pStyle w:val="Heading2"/>
+        <w:spacing w:after="100" w:before="220"/>
+      </w:pPr>
+      <w:r>
+        <w:rPr>
+          <w:b/>
+          <w:bCs/>
+          <w:color w:val="2563EB"/>
+          <w:sz w:val="24"/>
+          <w:szCs w:val="24"/>
+        </w:rPr>
+        <w:t xml:space="preserve">QZ-14 — Parent child visibility</w:t>
+      </w:r>
+    </w:p>
+    <w:p>
+      <w:pPr>
+        <w:spacing w:after="100"/>
+      </w:pPr>
+      <w:r>
+        <w:rPr>
+          <w:sz w:val="21"/>
+          <w:szCs w:val="21"/>
+        </w:rPr>
+        <w:t xml:space="preserve">Steps: Parent opens linked child's attempt result and quiz history.</w:t>
+      </w:r>
+    </w:p>
+    <w:p>
+      <w:pPr>
+        <w:spacing w:after="100"/>
+        <w:rPr>
+          <w:b/>
+          <w:bCs/>
+          <w:color w:val="166534"/>
+        </w:rPr>
+      </w:pPr>
+      <w:r>
+        <w:rPr>
+          <w:b/>
+          <w:bCs/>
+          <w:color w:val="166534"/>
+          <w:sz w:val="21"/>
+          <w:szCs w:val="21"/>
+        </w:rPr>
+        <w:t xml:space="preserve">Expected: Allowed for linked children only. Unlinked student → forbidden.</w:t>
+      </w:r>
+    </w:p>
+    <w:p>
+      <w:pPr>
+        <w:pStyle w:val="Heading2"/>
+        <w:spacing w:after="100" w:before="220"/>
+      </w:pPr>
+      <w:r>
+        <w:rPr>
+          <w:b/>
+          <w:bCs/>
+          <w:color w:val="2563EB"/>
+          <w:sz w:val="24"/>
+          <w:szCs w:val="24"/>
+        </w:rPr>
+        <w:t xml:space="preserve">QZ-15 — CampusAdmin approval gap</w:t>
+      </w:r>
+    </w:p>
+    <w:p>
+      <w:pPr>
+        <w:spacing w:after="100"/>
+      </w:pPr>
+      <w:r>
+        <w:rPr>
+          <w:sz w:val="21"/>
+          <w:szCs w:val="21"/>
+        </w:rPr>
+        <w:t xml:space="preserve">Steps: CampusAdmin opens /admin/quiz-approvals and tries approve/reject.</w:t>
+      </w:r>
+    </w:p>
+    <w:p>
+      <w:pPr>
+        <w:spacing w:after="100"/>
+        <w:rPr>
+          <w:b/>
+          <w:bCs/>
+          <w:color w:val="166534"/>
+        </w:rPr>
+      </w:pPr>
+      <w:r>
+        <w:rPr>
+          <w:b/>
+          <w:bCs/>
+          <w:color w:val="166534"/>
+          <w:sz w:val="21"/>
+          <w:szCs w:val="21"/>
+        </w:rPr>
+        <w:t xml:space="preserve">Expected: UI may show the page; APIs require SchoolAdmin/PortalAdmin — CampusAdmin is denied.</w:t>
+      </w:r>
+    </w:p>
+    <w:p>
+      <w:pPr>
+        <w:pStyle w:val="Heading2"/>
+        <w:spacing w:after="100" w:before="220"/>
+      </w:pPr>
+      <w:r>
+        <w:rPr>
+          <w:b/>
+          <w:bCs/>
+          <w:color w:val="2563EB"/>
+          <w:sz w:val="24"/>
+          <w:szCs w:val="24"/>
+        </w:rPr>
+        <w:t xml:space="preserve">QZ-16 — Student only sees permitted audience</w:t>
+      </w:r>
+    </w:p>
+    <w:p>
+      <w:pPr>
+        <w:spacing w:after="100"/>
+      </w:pPr>
+      <w:r>
+        <w:rPr>
+          <w:sz w:val="21"/>
+          <w:szCs w:val="21"/>
+        </w:rPr>
+        <w:t xml:space="preserve">Steps: Student A is assigned a quiz; Student B in same class is not assigned.</w:t>
+      </w:r>
+    </w:p>
+    <w:p>
+      <w:pPr>
+        <w:spacing w:after="100"/>
+        <w:rPr>
+          <w:b/>
+          <w:bCs/>
+          <w:color w:val="166534"/>
+        </w:rPr>
+      </w:pPr>
+      <w:r>
+        <w:rPr>
+          <w:b/>
+          <w:bCs/>
+          <w:color w:val="166534"/>
+          <w:sz w:val="21"/>
+          <w:szCs w:val="21"/>
+        </w:rPr>
+        <w:t xml:space="preserve">Expected: Student A sees the quiz. Student B does not. Section/School/Public audiences remain planned and must not leak visibility without an explicit assign or permitted-audience rule.</w:t>
+      </w:r>
+    </w:p>
+    <w:p>
+      <w:pPr>
+        <w:pStyle w:val="Heading2"/>
+        <w:spacing w:after="100" w:before="220"/>
+      </w:pPr>
+      <w:r>
+        <w:rPr>
+          <w:b/>
+          <w:bCs/>
+          <w:color w:val="2563EB"/>
+          <w:sz w:val="24"/>
+          <w:szCs w:val="24"/>
+        </w:rPr>
+        <w:t xml:space="preserve">QZ-17 — Parent cannot assign outside linked children</w:t>
+      </w:r>
+    </w:p>
+    <w:p>
+      <w:pPr>
+        <w:spacing w:after="100"/>
+      </w:pPr>
+      <w:r>
+        <w:rPr>
+          <w:sz w:val="21"/>
+          <w:szCs w:val="21"/>
+        </w:rPr>
+        <w:t xml:space="preserve">Steps: Parent tries to assign ParentPrivate quiz to an unrelated student or whole school.</w:t>
+      </w:r>
+    </w:p>
+    <w:p>
+      <w:pPr>
+        <w:spacing w:after="100"/>
+        <w:rPr>
+          <w:b/>
+          <w:bCs/>
+          <w:color w:val="166534"/>
+        </w:rPr>
+      </w:pPr>
+      <w:r>
+        <w:rPr>
+          <w:b/>
+          <w:bCs/>
+          <w:color w:val="166534"/>
+          <w:sz w:val="21"/>
+          <w:szCs w:val="21"/>
+        </w:rPr>
+        <w:t xml:space="preserve">Expected: Rejected. Parent audience is limited to linked children / parent-owned child groups.</w:t>
+      </w:r>
+    </w:p>
+    <w:p>
+      <w:pPr>
+        <w:pStyle w:val="Heading2"/>
+        <w:spacing w:after="100" w:before="220"/>
+      </w:pPr>
+      <w:r>
+        <w:rPr>
+          <w:b/>
+          <w:bCs/>
+          <w:color w:val="2563EB"/>
+          <w:sz w:val="24"/>
+          <w:szCs w:val="24"/>
+        </w:rPr>
+        <w:t xml:space="preserve">QZ-18 — Time limit countdown and auto-submit</w:t>
+      </w:r>
+    </w:p>
+    <w:p>
+      <w:pPr>
+        <w:spacing w:after="100"/>
+      </w:pPr>
+      <w:r>
+        <w:rPr>
+          <w:sz w:val="21"/>
+          <w:szCs w:val="21"/>
+        </w:rPr>
+        <w:t xml:space="preserve">Steps: Student starts a quiz with TimeLimitMinutes set; waits until remaining time hits zero.</w:t>
+      </w:r>
+    </w:p>
+    <w:p>
+      <w:pPr>
+        <w:spacing w:after="100"/>
+        <w:rPr>
+          <w:b/>
+          <w:bCs/>
+          <w:color w:val="166534"/>
+        </w:rPr>
+      </w:pPr>
+      <w:r>
+        <w:rPr>
+          <w:b/>
+          <w:bCs/>
+          <w:color w:val="166534"/>
+          <w:sz w:val="21"/>
+          <w:szCs w:val="21"/>
+        </w:rPr>
+        <w:t xml:space="preserve">Expected: Countdown is shown; UI auto-submits. Status becomes Submitted (not AutoSubmitted). Server does not independently enforce the minute budget — only the assignment EndDateTime window is hard-checked.</w:t>
+      </w:r>
+    </w:p>
+    <w:p>
+      <w:pPr>
+        <w:pStyle w:val="Heading2"/>
+        <w:spacing w:after="100" w:before="220"/>
+      </w:pPr>
+      <w:r>
+        <w:rPr>
+          <w:b/>
+          <w:bCs/>
+          <w:color w:val="2563EB"/>
+          <w:sz w:val="24"/>
+          <w:szCs w:val="24"/>
+        </w:rPr>
+        <w:t xml:space="preserve">QZ-19 — No time limit still respects availability window</w:t>
+      </w:r>
+    </w:p>
+    <w:p>
+      <w:pPr>
+        <w:spacing w:after="100"/>
+      </w:pPr>
+      <w:r>
+        <w:rPr>
+          <w:sz w:val="21"/>
+          <w:szCs w:val="21"/>
+        </w:rPr>
+        <w:t xml:space="preserve">Steps: Student starts a quiz with TimeLimitMinutes null after EndDateTime has passed.</w:t>
+      </w:r>
+    </w:p>
+    <w:p>
+      <w:pPr>
+        <w:spacing w:after="100"/>
+        <w:rPr>
+          <w:b/>
+          <w:bCs/>
+          <w:color w:val="166534"/>
+        </w:rPr>
+      </w:pPr>
+      <w:r>
+        <w:rPr>
+          <w:b/>
+          <w:bCs/>
+          <w:color w:val="166534"/>
+          <w:sz w:val="21"/>
+          <w:szCs w:val="21"/>
+        </w:rPr>
+        <w:t xml:space="preserve">Expected: No countdown UI, but start/submit is still rejected because the assignment window expired.</w:t>
+      </w:r>
+    </w:p>
+    <w:p>
+      <w:pPr>
+        <w:pStyle w:val="Heading1"/>
+        <w:spacing w:after="100" w:before="220"/>
+      </w:pPr>
+      <w:r>
+        <w:rPr>
+          <w:b/>
+          <w:bCs/>
+          <w:color w:val="2563EB"/>
+          <w:sz w:val="28"/>
+          <w:szCs w:val="28"/>
+        </w:rPr>
+        <w:t xml:space="preserve">17. Verification checklist</w:t>
+      </w:r>
+    </w:p>
+    <w:p>
+      <w:pPr>
+        <w:pStyle w:val="ListParagraph"/>
+        <w:numPr>
+          <w:ilvl w:val="0"/>
+          <w:numId w:val="1"/>
+        </w:numPr>
+        <w:spacing w:after="60"/>
+      </w:pPr>
+      <w:r>
+        <w:rPr>
+          <w:sz w:val="21"/>
+          <w:szCs w:val="21"/>
+        </w:rPr>
+        <w:t xml:space="preserve">☐ Teacher create starts Not Assigned + Pending; Parent create forces ParentPrivate.</w:t>
+      </w:r>
+    </w:p>
+    <w:p>
+      <w:pPr>
+        <w:pStyle w:val="ListParagraph"/>
+        <w:numPr>
+          <w:ilvl w:val="0"/>
+          <w:numId w:val="1"/>
+        </w:numPr>
+        <w:spacing w:after="60"/>
+      </w:pPr>
+      <w:r>
+        <w:rPr>
+          <w:sz w:val="21"/>
+          <w:szCs w:val="21"/>
+        </w:rPr>
+        <w:t xml:space="preserve">☐ Teacher publish needs ≥1 question and leaves Approval=Pending; Parent publish auto-Approves.</w:t>
+      </w:r>
+    </w:p>
+    <w:p>
+      <w:pPr>
+        <w:pStyle w:val="ListParagraph"/>
+        <w:numPr>
+          <w:ilvl w:val="0"/>
+          <w:numId w:val="1"/>
+        </w:numPr>
+        <w:spacing w:after="60"/>
+      </w:pPr>
+      <w:r>
+        <w:rPr>
+          <w:sz w:val="21"/>
+          <w:szCs w:val="21"/>
+        </w:rPr>
+        <w:t xml:space="preserve">☐ Teacher assign requires Approval=Approved; Parent assign does not need school approval.</w:t>
+      </w:r>
+    </w:p>
+    <w:p>
+      <w:pPr>
+        <w:pStyle w:val="ListParagraph"/>
+        <w:numPr>
+          <w:ilvl w:val="0"/>
+          <w:numId w:val="1"/>
+        </w:numPr>
+        <w:spacing w:after="60"/>
+      </w:pPr>
+      <w:r>
+        <w:rPr>
+          <w:sz w:val="21"/>
+          <w:szCs w:val="21"/>
+        </w:rPr>
+        <w:t xml:space="preserve">☐ Student sees only assigned quizzes (or later permitted audience); ParentPrivate never targets school/public.</w:t>
+      </w:r>
+    </w:p>
+    <w:p>
+      <w:pPr>
+        <w:pStyle w:val="ListParagraph"/>
+        <w:numPr>
+          <w:ilvl w:val="0"/>
+          <w:numId w:val="1"/>
+        </w:numPr>
+        <w:spacing w:after="60"/>
+      </w:pPr>
+      <w:r>
+        <w:rPr>
+          <w:sz w:val="21"/>
+          <w:szCs w:val="21"/>
+        </w:rPr>
+        <w:t xml:space="preserve">☐ Supported audiences now: one student, selected, group, class (allInGrade), parent’s child / all linked. Section, school, multi-school, public are planned.</w:t>
+      </w:r>
+    </w:p>
+    <w:p>
+      <w:pPr>
+        <w:pStyle w:val="ListParagraph"/>
+        <w:numPr>
+          <w:ilvl w:val="0"/>
+          <w:numId w:val="1"/>
+        </w:numPr>
+        <w:spacing w:after="60"/>
+      </w:pPr>
+      <w:r>
+        <w:rPr>
+          <w:sz w:val="21"/>
+          <w:szCs w:val="21"/>
+        </w:rPr>
+        <w:t xml:space="preserve">☐ QuizAssignment is one row per student with AssignedById, optional StudentGroupId, window, AllowedAttempts, QuizResultStatus, IsReviewDone.</w:t>
+      </w:r>
+    </w:p>
+    <w:p>
+      <w:pPr>
+        <w:pStyle w:val="ListParagraph"/>
+        <w:numPr>
+          <w:ilvl w:val="0"/>
+          <w:numId w:val="1"/>
+        </w:numPr>
+        <w:spacing w:after="60"/>
+      </w:pPr>
+      <w:r>
+        <w:rPr>
+          <w:sz w:val="21"/>
+          <w:szCs w:val="21"/>
+        </w:rPr>
+        <w:t xml:space="preserve">☐ QuizResultStatus is per student (Up Coming / Not Attempted / In Progress / Under Review / Expired / Completed) — not a quiz-wide aggregate.</w:t>
+      </w:r>
+    </w:p>
+    <w:p>
+      <w:pPr>
+        <w:pStyle w:val="ListParagraph"/>
+        <w:numPr>
+          <w:ilvl w:val="0"/>
+          <w:numId w:val="1"/>
+        </w:numPr>
+        <w:spacing w:after="60"/>
+      </w:pPr>
+      <w:r>
+        <w:rPr>
+          <w:sz w:val="21"/>
+          <w:szCs w:val="21"/>
+        </w:rPr>
+        <w:t xml:space="preserve">☐ Editable only Not Assigned/Published, not Archived, and no started assignment.</w:t>
+      </w:r>
+    </w:p>
+    <w:p>
+      <w:pPr>
+        <w:pStyle w:val="ListParagraph"/>
+        <w:numPr>
+          <w:ilvl w:val="0"/>
+          <w:numId w:val="1"/>
+        </w:numPr>
+        <w:spacing w:after="60"/>
+      </w:pPr>
+      <w:r>
+        <w:rPr>
+          <w:sz w:val="21"/>
+          <w:szCs w:val="21"/>
+        </w:rPr>
+        <w:t xml:space="preserve">☐ Bank attach requires Public + Active + Approved + ApprovedBy + class/subject match.</w:t>
+      </w:r>
+    </w:p>
+    <w:p>
+      <w:pPr>
+        <w:pStyle w:val="ListParagraph"/>
+        <w:numPr>
+          <w:ilvl w:val="0"/>
+          <w:numId w:val="1"/>
+        </w:numPr>
+        <w:spacing w:after="60"/>
+      </w:pPr>
+      <w:r>
+        <w:rPr>
+          <w:sz w:val="21"/>
+          <w:szCs w:val="21"/>
+        </w:rPr>
+        <w:t xml:space="preserve">☐ Inline questions are Approved+Campus+Active and usable on that quiz only for bank eligibility rules.</w:t>
+      </w:r>
+    </w:p>
+    <w:p>
+      <w:pPr>
+        <w:pStyle w:val="ListParagraph"/>
+        <w:numPr>
+          <w:ilvl w:val="0"/>
+          <w:numId w:val="1"/>
+        </w:numPr>
+        <w:spacing w:after="60"/>
+      </w:pPr>
+      <w:r>
+        <w:rPr>
+          <w:sz w:val="21"/>
+          <w:szCs w:val="21"/>
+        </w:rPr>
+        <w:t xml:space="preserve">☐ Descriptive type blocked for authoring.</w:t>
+      </w:r>
+    </w:p>
+    <w:p>
+      <w:pPr>
+        <w:pStyle w:val="ListParagraph"/>
+        <w:numPr>
+          <w:ilvl w:val="0"/>
+          <w:numId w:val="1"/>
+        </w:numPr>
+        <w:spacing w:after="60"/>
+      </w:pPr>
+      <w:r>
+        <w:rPr>
+          <w:sz w:val="21"/>
+          <w:szCs w:val="21"/>
+        </w:rPr>
+        <w:t xml:space="preserve">☐ Student attempts require assignment, active quiz, window, DeviceId, and attempt quota.</w:t>
+      </w:r>
+    </w:p>
+    <w:p>
+      <w:pPr>
+        <w:pStyle w:val="ListParagraph"/>
+        <w:numPr>
+          <w:ilvl w:val="0"/>
+          <w:numId w:val="1"/>
+        </w:numPr>
+        <w:spacing w:after="60"/>
+      </w:pPr>
+      <w:r>
+        <w:rPr>
+          <w:sz w:val="21"/>
+          <w:szCs w:val="21"/>
+        </w:rPr>
+        <w:t xml:space="preserve">☐ InProgress resumes; time limit is client-enforced only.</w:t>
+      </w:r>
+    </w:p>
+    <w:p>
+      <w:pPr>
+        <w:pStyle w:val="ListParagraph"/>
+        <w:numPr>
+          <w:ilvl w:val="0"/>
+          <w:numId w:val="1"/>
+        </w:numPr>
+        <w:spacing w:after="60"/>
+      </w:pPr>
+      <w:r>
+        <w:rPr>
+          <w:sz w:val="21"/>
+          <w:szCs w:val="21"/>
+        </w:rPr>
+        <w:t xml:space="preserve">☐ Time management: optional TimeLimitMinutes, assignment window, UI countdown + low-time warn (≤60s); AutoSubmitted not written; no per-question timer; quiz time not derived from EstimatedTimeSeconds.</w:t>
+      </w:r>
+    </w:p>
+    <w:p>
+      <w:pPr>
+        <w:pStyle w:val="ListParagraph"/>
+        <w:numPr>
+          <w:ilvl w:val="0"/>
+          <w:numId w:val="1"/>
+        </w:numPr>
+        <w:spacing w:after="60"/>
+      </w:pPr>
+      <w:r>
+        <w:rPr>
+          <w:sz w:val="21"/>
+          <w:szCs w:val="21"/>
+        </w:rPr>
+        <w:t xml:space="preserve">☐ On attempt start, QuizAttemptQuestion rows snapshot the presented question set/order; answers store per attempt (MCQ options separately).</w:t>
+      </w:r>
+    </w:p>
+    <w:p>
+      <w:pPr>
+        <w:pStyle w:val="ListParagraph"/>
+        <w:numPr>
+          <w:ilvl w:val="0"/>
+          <w:numId w:val="1"/>
+        </w:numPr>
+        <w:spacing w:after="60"/>
+      </w:pPr>
+      <w:r>
+        <w:rPr>
+          <w:sz w:val="21"/>
+          <w:szCs w:val="21"/>
+        </w:rPr>
+        <w:t xml:space="preserve">☐ Scoring: single/TF one correct; multi exact set; Fill accepted-answer rules.</w:t>
+      </w:r>
+    </w:p>
+    <w:p>
+      <w:pPr>
+        <w:pStyle w:val="ListParagraph"/>
+        <w:numPr>
+          <w:ilvl w:val="0"/>
+          <w:numId w:val="1"/>
+        </w:numPr>
+        <w:spacing w:after="60"/>
+      </w:pPr>
+      <w:r>
+        <w:rPr>
+          <w:sz w:val="21"/>
+          <w:szCs w:val="21"/>
+        </w:rPr>
+        <w:t xml:space="preserve">☐ IsReviewRequired + subjective → masked until finalize-review.</w:t>
+      </w:r>
+    </w:p>
+    <w:p>
+      <w:pPr>
+        <w:pStyle w:val="ListParagraph"/>
+        <w:numPr>
+          <w:ilvl w:val="0"/>
+          <w:numId w:val="1"/>
+        </w:numPr>
+        <w:spacing w:after="60"/>
+      </w:pPr>
+      <w:r>
+        <w:rPr>
+          <w:sz w:val="21"/>
+          <w:szCs w:val="21"/>
+        </w:rPr>
+        <w:t xml:space="preserve">☐ Allow-retry only after IsReviewDone; adds ExtraAttempts.</w:t>
+      </w:r>
+    </w:p>
+    <w:p>
+      <w:pPr>
+        <w:pStyle w:val="ListParagraph"/>
+        <w:numPr>
+          <w:ilvl w:val="0"/>
+          <w:numId w:val="1"/>
+        </w:numPr>
+        <w:spacing w:after="60"/>
+      </w:pPr>
+      <w:r>
+        <w:rPr>
+          <w:sz w:val="21"/>
+          <w:szCs w:val="21"/>
+        </w:rPr>
+        <w:t xml:space="preserve">☐ Cancel removes only future assignments.</w:t>
+      </w:r>
+    </w:p>
+    <w:p>
+      <w:pPr>
+        <w:pStyle w:val="ListParagraph"/>
+        <w:numPr>
+          <w:ilvl w:val="0"/>
+          <w:numId w:val="1"/>
+        </w:numPr>
+        <w:spacing w:after="60"/>
+      </w:pPr>
+      <w:r>
+        <w:rPr>
+          <w:sz w:val="21"/>
+          <w:szCs w:val="21"/>
+        </w:rPr>
+        <w:t xml:space="preserve">☐ Archive sets Archived + Inactive; Not Assigned must be deleted.</w:t>
+      </w:r>
+    </w:p>
+    <w:p>
+      <w:pPr>
+        <w:pStyle w:val="ListParagraph"/>
+        <w:numPr>
+          <w:ilvl w:val="0"/>
+          <w:numId w:val="1"/>
+        </w:numPr>
+        <w:spacing w:after="60"/>
+      </w:pPr>
+      <w:r>
+        <w:rPr>
+          <w:sz w:val="21"/>
+          <w:szCs w:val="21"/>
+        </w:rPr>
+        <w:t xml:space="preserve">☐ Duplicate creates Not Assigned + Pending copy with questions.</w:t>
+      </w:r>
+    </w:p>
+    <w:p>
+      <w:pPr>
+        <w:pStyle w:val="ListParagraph"/>
+        <w:numPr>
+          <w:ilvl w:val="0"/>
+          <w:numId w:val="1"/>
+        </w:numPr>
+        <w:spacing w:after="60"/>
+      </w:pPr>
+      <w:r>
+        <w:rPr>
+          <w:sz w:val="21"/>
+          <w:szCs w:val="21"/>
+        </w:rPr>
+        <w:t xml:space="preserve">☐ CampusAdmin has no quiz manage/approve API capability.</w:t>
+      </w:r>
+    </w:p>
+    <w:p>
+      <w:pPr>
+        <w:pStyle w:val="ListParagraph"/>
+        <w:numPr>
+          <w:ilvl w:val="0"/>
+          <w:numId w:val="1"/>
+        </w:numPr>
+        <w:spacing w:after="60"/>
+      </w:pPr>
+      <w:r>
+        <w:rPr>
+          <w:sz w:val="21"/>
+          <w:szCs w:val="21"/>
+        </w:rPr>
+        <w:t xml:space="preserve">☐ Fill answers hidden from students before submission (attempt payload).</w:t>
+      </w:r>
+    </w:p>
+    <w:p>
+      <w:pPr>
+        <w:pStyle w:val="ListParagraph"/>
+        <w:numPr>
+          <w:ilvl w:val="0"/>
+          <w:numId w:val="1"/>
+        </w:numPr>
+        <w:spacing w:after="60"/>
+      </w:pPr>
+      <w:r>
+        <w:rPr>
+          <w:sz w:val="21"/>
+          <w:szCs w:val="21"/>
+        </w:rPr>
+        <w:t xml:space="preserve">☐ Reports available to Teacher (own), SchoolAdmin (school), PortalAdmin (all).</w:t>
+      </w:r>
+    </w:p>
+    <w:p>
+      <w:pPr>
+        <w:pStyle w:val="Heading1"/>
+        <w:spacing w:after="100" w:before="220"/>
+      </w:pPr>
+      <w:r>
+        <w:rPr>
+          <w:b/>
+          <w:bCs/>
+          <w:color w:val="2563EB"/>
+          <w:sz w:val="28"/>
+          <w:szCs w:val="28"/>
+        </w:rPr>
+        <w:t xml:space="preserve">18. Known gaps, stubs, and optional work</w:t>
+      </w:r>
+    </w:p>
+    <w:p>
+      <w:pPr>
+        <w:pStyle w:val="ListParagraph"/>
+        <w:numPr>
+          <w:ilvl w:val="0"/>
+          <w:numId w:val="1"/>
+        </w:numPr>
+        <w:spacing w:after="60"/>
+      </w:pPr>
+      <w:r>
+        <w:rPr>
+          <w:sz w:val="21"/>
+          <w:szCs w:val="21"/>
+        </w:rPr>
+        <w:t xml:space="preserve">Attempt Started / AutoSubmitted / Expired and result Expired / Under Review / In Progress are present but not automatically transitioned by current services.</w:t>
+      </w:r>
+    </w:p>
+    <w:p>
+      <w:pPr>
+        <w:pStyle w:val="ListParagraph"/>
+        <w:numPr>
+          <w:ilvl w:val="0"/>
+          <w:numId w:val="1"/>
+        </w:numPr>
+        <w:spacing w:after="60"/>
+      </w:pPr>
+      <w:r>
+        <w:rPr>
+          <w:sz w:val="21"/>
+          <w:szCs w:val="21"/>
+        </w:rPr>
+        <w:t xml:space="preserve">UI question add/edit/remove shown only while Not Assigned; API still allows Published until assignment starts.</w:t>
+      </w:r>
+    </w:p>
+    <w:p>
+      <w:pPr>
+        <w:pStyle w:val="ListParagraph"/>
+        <w:numPr>
+          <w:ilvl w:val="0"/>
+          <w:numId w:val="1"/>
+        </w:numPr>
+        <w:spacing w:after="60"/>
+      </w:pPr>
+      <w:r>
+        <w:rPr>
+          <w:sz w:val="21"/>
+          <w:szCs w:val="21"/>
+        </w:rPr>
+        <w:t xml:space="preserve">Assign modes one and allLinked exist in API but not in the Assign dialog UI.</w:t>
+      </w:r>
+    </w:p>
+    <w:p>
+      <w:pPr>
+        <w:pStyle w:val="ListParagraph"/>
+        <w:numPr>
+          <w:ilvl w:val="0"/>
+          <w:numId w:val="1"/>
+        </w:numPr>
+        <w:spacing w:after="60"/>
+      </w:pPr>
+      <w:r>
+        <w:rPr>
+          <w:sz w:val="21"/>
+          <w:szCs w:val="21"/>
+        </w:rPr>
+        <w:t xml:space="preserve">Audience Section / School / Multiple schools / Public platform are documented as planned; only one, selected, group, class (allInGrade), and parent-child targets exist today.</w:t>
+      </w:r>
+    </w:p>
+    <w:p>
+      <w:pPr>
+        <w:pStyle w:val="ListParagraph"/>
+        <w:numPr>
+          <w:ilvl w:val="0"/>
+          <w:numId w:val="1"/>
+        </w:numPr>
+        <w:spacing w:after="60"/>
+      </w:pPr>
+      <w:r>
+        <w:rPr>
+          <w:sz w:val="21"/>
+          <w:szCs w:val="21"/>
+        </w:rPr>
+        <w:t xml:space="preserve">ShuffleQuestions / ShuffleOptions / IsReviewRequired: DB defaults true; create form defaults false / false / false.</w:t>
+      </w:r>
+    </w:p>
+    <w:p>
+      <w:pPr>
+        <w:pStyle w:val="ListParagraph"/>
+        <w:numPr>
+          <w:ilvl w:val="0"/>
+          <w:numId w:val="1"/>
+        </w:numPr>
+        <w:spacing w:after="60"/>
+      </w:pPr>
+      <w:r>
+        <w:rPr>
+          <w:sz w:val="21"/>
+          <w:szCs w:val="21"/>
+        </w:rPr>
+        <w:t xml:space="preserve">Time limit enforced in UI only (not server-side).</w:t>
+      </w:r>
+    </w:p>
+    <w:p>
+      <w:pPr>
+        <w:pStyle w:val="ListParagraph"/>
+        <w:numPr>
+          <w:ilvl w:val="0"/>
+          <w:numId w:val="1"/>
+        </w:numPr>
+        <w:spacing w:after="60"/>
+      </w:pPr>
+      <w:r>
+        <w:rPr>
+          <w:sz w:val="21"/>
+          <w:szCs w:val="21"/>
+        </w:rPr>
+        <w:t xml:space="preserve">Quiz TimeLimitMinutes is not recalculated from question EstimatedTimeSeconds when questions are added/removed.</w:t>
+      </w:r>
+    </w:p>
+    <w:p>
+      <w:pPr>
+        <w:pStyle w:val="ListParagraph"/>
+        <w:numPr>
+          <w:ilvl w:val="0"/>
+          <w:numId w:val="1"/>
+        </w:numPr>
+        <w:spacing w:after="60"/>
+      </w:pPr>
+      <w:r>
+        <w:rPr>
+          <w:sz w:val="21"/>
+          <w:szCs w:val="21"/>
+        </w:rPr>
+        <w:t xml:space="preserve">No per-question timer at attempt time (EstimatedTimeSeconds is metadata only).</w:t>
+      </w:r>
+    </w:p>
+    <w:p>
+      <w:pPr>
+        <w:pStyle w:val="ListParagraph"/>
+        <w:numPr>
+          <w:ilvl w:val="0"/>
+          <w:numId w:val="1"/>
+        </w:numPr>
+        <w:spacing w:after="60"/>
+      </w:pPr>
+      <w:r>
+        <w:rPr>
+          <w:sz w:val="21"/>
+          <w:szCs w:val="21"/>
+        </w:rPr>
+        <w:t xml:space="preserve">Auto-submit writes Submitted (82), not AutoSubmitted (83); no explicit draft flush immediately before auto-submit.</w:t>
+      </w:r>
+    </w:p>
+    <w:p>
+      <w:pPr>
+        <w:pStyle w:val="ListParagraph"/>
+        <w:numPr>
+          <w:ilvl w:val="0"/>
+          <w:numId w:val="1"/>
+        </w:numPr>
+        <w:spacing w:after="60"/>
+      </w:pPr>
+      <w:r>
+        <w:rPr>
+          <w:sz w:val="21"/>
+          <w:szCs w:val="21"/>
+        </w:rPr>
+        <w:t xml:space="preserve">Low-time warning is UI styling at ≤60s only (no dedicated modal/audio).</w:t>
+      </w:r>
+    </w:p>
+    <w:p>
+      <w:pPr>
+        <w:pStyle w:val="ListParagraph"/>
+        <w:numPr>
+          <w:ilvl w:val="0"/>
+          <w:numId w:val="1"/>
+        </w:numPr>
+        <w:spacing w:after="60"/>
+      </w:pPr>
+      <w:r>
+        <w:rPr>
+          <w:sz w:val="21"/>
+          <w:szCs w:val="21"/>
+        </w:rPr>
+        <w:t xml:space="preserve">Reject reason returned in API response but not persisted on the quiz.</w:t>
+      </w:r>
+    </w:p>
+    <w:p>
+      <w:pPr>
+        <w:pStyle w:val="ListParagraph"/>
+        <w:numPr>
+          <w:ilvl w:val="0"/>
+          <w:numId w:val="1"/>
+        </w:numPr>
+        <w:spacing w:after="60"/>
+      </w:pPr>
+      <w:r>
+        <w:rPr>
+          <w:sz w:val="21"/>
+          <w:szCs w:val="21"/>
+        </w:rPr>
+        <w:t xml:space="preserve">AI review is a stub comment only.</w:t>
+      </w:r>
+    </w:p>
+    <w:p>
+      <w:pPr>
+        <w:pStyle w:val="ListParagraph"/>
+        <w:numPr>
+          <w:ilvl w:val="0"/>
+          <w:numId w:val="1"/>
+        </w:numPr>
+        <w:spacing w:after="60"/>
+      </w:pPr>
+      <w:r>
+        <w:rPr>
+          <w:sz w:val="21"/>
+          <w:szCs w:val="21"/>
+        </w:rPr>
+        <w:t xml:space="preserve">CampusAdmin can open quiz-approvals UI; approve/reject APIs deny CampusAdmin.</w:t>
+      </w:r>
+    </w:p>
+    <w:p>
+      <w:pPr>
+        <w:pStyle w:val="ListParagraph"/>
+        <w:numPr>
+          <w:ilvl w:val="0"/>
+          <w:numId w:val="1"/>
+        </w:numPr>
+        <w:spacing w:after="60"/>
+      </w:pPr>
+      <w:r>
+        <w:rPr>
+          <w:sz w:val="21"/>
+          <w:szCs w:val="21"/>
+        </w:rPr>
+        <w:t xml:space="preserve">Teacher list API returns campus-active quizzes; "mine only" is a client-side filter.</w:t>
+      </w:r>
+    </w:p>
+    <w:p>
+      <w:pPr>
+        <w:pStyle w:val="ListParagraph"/>
+        <w:numPr>
+          <w:ilvl w:val="0"/>
+          <w:numId w:val="1"/>
+        </w:numPr>
+        <w:spacing w:after="60"/>
+      </w:pPr>
+      <w:r>
+        <w:rPr>
+          <w:sz w:val="21"/>
+          <w:szCs w:val="21"/>
+        </w:rPr>
         <w:t xml:space="preserve">Assignment QuizResultStatus is set at create and not progressed to Completed/Reviewed in submit services.</w:t>
+      </w:r>
+    </w:p>
+    <w:p>
+      <w:pPr>
+        <w:pStyle w:val="ListParagraph"/>
+        <w:numPr>
+          <w:ilvl w:val="0"/>
+          <w:numId w:val="1"/>
+        </w:numPr>
+        <w:spacing w:after="60"/>
+      </w:pPr>
+      <w:r>
+        <w:rPr>
+          <w:sz w:val="21"/>
+          <w:szCs w:val="21"/>
+        </w:rPr>
+        <w:t xml:space="preserve">QuizAttemptQuestion does not yet store Marks; scoring still uses live QuizQuestion.Marks — mark edits can affect historical attempts.</w:t>
+      </w:r>
+    </w:p>
+    <w:p>
+      <w:pPr>
+        <w:pStyle w:val="ListParagraph"/>
+        <w:numPr>
+          <w:ilvl w:val="0"/>
+          <w:numId w:val="1"/>
+        </w:numPr>
+        <w:spacing w:after="60"/>
+      </w:pPr>
+      <w:r>
+        <w:rPr>
+          <w:sz w:val="21"/>
+          <w:szCs w:val="21"/>
+        </w:rPr>
+        <w:t xml:space="preserve">Attempt snapshot stores QuestionId + DisplayOrder only; bank question text/option edits can still affect historical review display.</w:t>
+      </w:r>
+    </w:p>
+    <w:p>
+      <w:pPr>
+        <w:pStyle w:val="ListParagraph"/>
+        <w:numPr>
+          <w:ilvl w:val="0"/>
+          <w:numId w:val="1"/>
+        </w:numPr>
+        <w:spacing w:after="60"/>
+      </w:pPr>
+      <w:r>
+        <w:rPr>
+          <w:sz w:val="21"/>
+          <w:szCs w:val="21"/>
+        </w:rPr>
+        <w:t xml:space="preserve">IsOfflineAttempt exists on QuizAttempt but offline sync is not fully implemented.</w:t>
+      </w:r>
+    </w:p>
+    <w:p>
+      <w:pPr>
+        <w:pStyle w:val="ListParagraph"/>
+        <w:numPr>
+          <w:ilvl w:val="0"/>
+          <w:numId w:val="1"/>
+        </w:numPr>
+        <w:spacing w:after="60"/>
+      </w:pPr>
+      <w:r>
+        <w:rPr>
+          <w:sz w:val="21"/>
+          <w:szCs w:val="21"/>
+        </w:rPr>
+        <w:t xml:space="preserve">Navigation modes (Free / Sequential / Locked) and mark-question-for-review are planned attempt UX, not implemented.</w:t>
+      </w:r>
+    </w:p>
+    <w:p>
+      <w:pPr>
+        <w:pStyle w:val="ListParagraph"/>
+        <w:numPr>
+          <w:ilvl w:val="0"/>
+          <w:numId w:val="1"/>
+        </w:numPr>
+        <w:spacing w:after="60"/>
+      </w:pPr>
+      <w:r>
+        <w:rPr>
+          <w:sz w:val="21"/>
+          <w:szCs w:val="21"/>
+        </w:rPr>
+        <w:t xml:space="preserve">Autosave triggers (on change / interval / app background) are UX intent; only explicit draft-save calls exist today.</w:t>
+      </w:r>
+    </w:p>
+    <w:p>
+      <w:pPr>
+        <w:pStyle w:val="ListParagraph"/>
+        <w:numPr>
+          <w:ilvl w:val="0"/>
+          <w:numId w:val="1"/>
+        </w:numPr>
+        <w:spacing w:after="60"/>
+      </w:pPr>
+      <w:r>
+        <w:rPr>
+          <w:sz w:val="21"/>
+          <w:szCs w:val="21"/>
+        </w:rPr>
+        <w:t xml:space="preserve">Configurable post-submit review display modes (correct answers / explanations / feedback / nothing until publication) are not implemented.</w:t>
       </w:r>
     </w:p>
     <w:p>

--- a/docs/05_RankUp_Quiz_Business_QA.docx
+++ b/docs/05_RankUp_Quiz_Business_QA.docx
@@ -994,7 +994,7 @@
                 <w:sz w:val="17"/>
                 <w:szCs w:val="17"/>
               </w:rPr>
-              <w:t xml:space="preserve">Answers submitted and auto-scored. Canonical fallback is now 82.</w:t>
+              <w:t xml:space="preserve">Manual submit + auto-score. Canonical fallback is now 82.</w:t>
             </w:r>
           </w:p>
         </w:tc>
@@ -1035,7 +1035,7 @@
                 <w:sz w:val="17"/>
                 <w:szCs w:val="17"/>
               </w:rPr>
-              <w:t xml:space="preserve">Existing lookup; UI auto-submit currently calls normal submit, so this is not written.</w:t>
+              <w:t xml:space="preserve">Written when submit carries IsAutoSubmit=true (UI/server time-budget expiry). Server also enforces TimeLimitMinutes with grace.</w:t>
             </w:r>
           </w:p>
         </w:tc>
@@ -1076,7 +1076,7 @@
                 <w:sz w:val="17"/>
                 <w:szCs w:val="17"/>
               </w:rPr>
-              <w:t xml:space="preserve">Existing lookup; current service blocks outside-window attempts but does not transition attempts to Expired.</w:t>
+              <w:t xml:space="preserve">Written by ExpireOverdueUnattemptedAsync when an InProgress attempt’s assignment EndDateTime has passed; also blocked on start outside the window.</w:t>
             </w:r>
           </w:p>
         </w:tc>
@@ -1236,7 +1236,7 @@
                 <w:sz w:val="17"/>
                 <w:szCs w:val="17"/>
               </w:rPr>
-              <w:t xml:space="preserve">Assignment window ended and the student did not complete an attempt (intended). Services do not always auto-write this today.</w:t>
+              <w:t xml:space="preserve">Written when EndDateTime passed with no completed attempt (unattempted or overdue InProgress). ExpireOverdue runs on student list and assign list.</w:t>
             </w:r>
           </w:p>
         </w:tc>
@@ -1277,7 +1277,7 @@
                 <w:sz w:val="17"/>
                 <w:szCs w:val="17"/>
               </w:rPr>
-              <w:t xml:space="preserve">Student finished the assignment cycle (intended after submit/review). Reporting reads it; submit does not always progress it today.</w:t>
+              <w:t xml:space="preserve">Written on submit when review is not pending (no subjective / review already done).</w:t>
             </w:r>
           </w:p>
         </w:tc>
@@ -1318,7 +1318,7 @@
                 <w:sz w:val="17"/>
                 <w:szCs w:val="17"/>
               </w:rPr>
-              <w:t xml:space="preserve">This student’s attempt is submitted and awaiting teacher/parent/AI subjective review (IsReviewDone=false).</w:t>
+              <w:t xml:space="preserve">Written on submit when IsReviewRequired and subjective answers exist (IsReviewDone=false).</w:t>
             </w:r>
           </w:p>
         </w:tc>
@@ -1359,7 +1359,7 @@
                 <w:sz w:val="17"/>
                 <w:szCs w:val="17"/>
               </w:rPr>
-              <w:t xml:space="preserve">This student has started an attempt that is not yet submitted.</w:t>
+              <w:t xml:space="preserve">Written when the student starts an attempt that is not yet submitted.</w:t>
             </w:r>
           </w:p>
         </w:tc>
@@ -1400,7 +1400,7 @@
                 <w:sz w:val="17"/>
                 <w:szCs w:val="17"/>
               </w:rPr>
-              <w:t xml:space="preserve">Canonical initial assignment result when the window is open and the student has not started. (Older drafts said “Not Started” — same meaning.)</w:t>
+              <w:t xml:space="preserve">Initial assignment result when StartAt ≤ now and the student has not started. Also promoted from Up Coming when the window opens.</w:t>
             </w:r>
           </w:p>
         </w:tc>
@@ -1441,7 +1441,7 @@
                 <w:sz w:val="17"/>
                 <w:szCs w:val="17"/>
               </w:rPr>
-              <w:t xml:space="preserve">StartDateTime is still in the future for this assignment. List UIs may also compute this from dates.</w:t>
+              <w:t xml:space="preserve">Written on assign when StartAt &gt; now. Promoted to Not Attempted when StartAt arrives (no attempt yet).</w:t>
             </w:r>
           </w:p>
         </w:tc>
@@ -3482,7 +3482,7 @@
                 <w:sz w:val="17"/>
                 <w:szCs w:val="17"/>
               </w:rPr>
-              <w:t xml:space="preserve">Quiz-level ShuffleQuestions / ShuffleOptions (DB default true; create form UI defaults false). Per-question ShuffleOptions exists but attempt uses quiz-level only.</w:t>
+              <w:t xml:space="preserve">Quiz-level ShuffleQuestions / ShuffleOptions. At attempt start, options shuffle when quiz.ShuffleOptions AND link.ShuffleOptions are both true (per-question can opt out).</w:t>
             </w:r>
           </w:p>
         </w:tc>
@@ -3834,6 +3834,129 @@
                 <w:sz w:val="17"/>
                 <w:szCs w:val="17"/>
               </w:rPr>
+              <w:t xml:space="preserve">Yes</w:t>
+            </w:r>
+          </w:p>
+        </w:tc>
+        <w:tc>
+          <w:p>
+            <w:r>
+              <w:rPr>
+                <w:b w:val="false"/>
+                <w:bCs w:val="false"/>
+                <w:sz w:val="17"/>
+                <w:szCs w:val="17"/>
+              </w:rPr>
+              <w:t xml:space="preserve">QuizAttemptQuestion freezes QuestionId, DisplayOrder, Marks, QuestionText; options snapshotted on QuizAttemptQuestionOption.</w:t>
+            </w:r>
+          </w:p>
+        </w:tc>
+      </w:tr>
+      <w:tr>
+        <w:tc>
+          <w:p>
+            <w:r>
+              <w:rPr>
+                <w:b w:val="false"/>
+                <w:bCs w:val="false"/>
+                <w:sz w:val="17"/>
+                <w:szCs w:val="17"/>
+              </w:rPr>
+              <w:t xml:space="preserve">Student answers stored per attempt</w:t>
+            </w:r>
+          </w:p>
+        </w:tc>
+        <w:tc>
+          <w:p>
+            <w:r>
+              <w:rPr>
+                <w:b w:val="false"/>
+                <w:bCs w:val="false"/>
+                <w:sz w:val="17"/>
+                <w:szCs w:val="17"/>
+              </w:rPr>
+              <w:t xml:space="preserve">Yes</w:t>
+            </w:r>
+          </w:p>
+        </w:tc>
+        <w:tc>
+          <w:p>
+            <w:r>
+              <w:rPr>
+                <w:b w:val="false"/>
+                <w:bCs w:val="false"/>
+                <w:sz w:val="17"/>
+                <w:szCs w:val="17"/>
+              </w:rPr>
+              <w:t xml:space="preserve">QuizAttemptAnswer rows hang off QuizAttemptQuestion.</w:t>
+            </w:r>
+          </w:p>
+        </w:tc>
+      </w:tr>
+      <w:tr>
+        <w:tc>
+          <w:p>
+            <w:r>
+              <w:rPr>
+                <w:b w:val="false"/>
+                <w:bCs w:val="false"/>
+                <w:sz w:val="17"/>
+                <w:szCs w:val="17"/>
+              </w:rPr>
+              <w:t xml:space="preserve">Multiple-choice selected answers stored separately</w:t>
+            </w:r>
+          </w:p>
+        </w:tc>
+        <w:tc>
+          <w:p>
+            <w:r>
+              <w:rPr>
+                <w:b w:val="false"/>
+                <w:bCs w:val="false"/>
+                <w:sz w:val="17"/>
+                <w:szCs w:val="17"/>
+              </w:rPr>
+              <w:t xml:space="preserve">Yes</w:t>
+            </w:r>
+          </w:p>
+        </w:tc>
+        <w:tc>
+          <w:p>
+            <w:r>
+              <w:rPr>
+                <w:b w:val="false"/>
+                <w:bCs w:val="false"/>
+                <w:sz w:val="17"/>
+                <w:szCs w:val="17"/>
+              </w:rPr>
+              <w:t xml:space="preserve">Each selected option is a QuizAttemptAnswer with QuestionOptionId; free text uses SubmittedText.</w:t>
+            </w:r>
+          </w:p>
+        </w:tc>
+      </w:tr>
+      <w:tr>
+        <w:tc>
+          <w:p>
+            <w:r>
+              <w:rPr>
+                <w:b w:val="false"/>
+                <w:bCs w:val="false"/>
+                <w:sz w:val="17"/>
+                <w:szCs w:val="17"/>
+              </w:rPr>
+              <w:t xml:space="preserve">Descriptive / file answers may need teacher or AI review</w:t>
+            </w:r>
+          </w:p>
+        </w:tc>
+        <w:tc>
+          <w:p>
+            <w:r>
+              <w:rPr>
+                <w:b w:val="false"/>
+                <w:bCs w:val="false"/>
+                <w:sz w:val="17"/>
+                <w:szCs w:val="17"/>
+              </w:rPr>
               <w:t xml:space="preserve">Partial</w:t>
             </w:r>
           </w:p>
@@ -3847,130 +3970,7 @@
                 <w:sz w:val="17"/>
                 <w:szCs w:val="17"/>
               </w:rPr>
-              <w:t xml:space="preserve">QuizAttemptQuestion stores QuestionId + DisplayOrder on start. Marks freeze on that row is intended but not implemented yet.</w:t>
-            </w:r>
-          </w:p>
-        </w:tc>
-      </w:tr>
-      <w:tr>
-        <w:tc>
-          <w:p>
-            <w:r>
-              <w:rPr>
-                <w:b w:val="false"/>
-                <w:bCs w:val="false"/>
-                <w:sz w:val="17"/>
-                <w:szCs w:val="17"/>
-              </w:rPr>
-              <w:t xml:space="preserve">Student answers stored per attempt</w:t>
-            </w:r>
-          </w:p>
-        </w:tc>
-        <w:tc>
-          <w:p>
-            <w:r>
-              <w:rPr>
-                <w:b w:val="false"/>
-                <w:bCs w:val="false"/>
-                <w:sz w:val="17"/>
-                <w:szCs w:val="17"/>
-              </w:rPr>
-              <w:t xml:space="preserve">Yes</w:t>
-            </w:r>
-          </w:p>
-        </w:tc>
-        <w:tc>
-          <w:p>
-            <w:r>
-              <w:rPr>
-                <w:b w:val="false"/>
-                <w:bCs w:val="false"/>
-                <w:sz w:val="17"/>
-                <w:szCs w:val="17"/>
-              </w:rPr>
-              <w:t xml:space="preserve">QuizAttemptAnswer rows hang off QuizAttemptQuestion.</w:t>
-            </w:r>
-          </w:p>
-        </w:tc>
-      </w:tr>
-      <w:tr>
-        <w:tc>
-          <w:p>
-            <w:r>
-              <w:rPr>
-                <w:b w:val="false"/>
-                <w:bCs w:val="false"/>
-                <w:sz w:val="17"/>
-                <w:szCs w:val="17"/>
-              </w:rPr>
-              <w:t xml:space="preserve">Multiple-choice selected answers stored separately</w:t>
-            </w:r>
-          </w:p>
-        </w:tc>
-        <w:tc>
-          <w:p>
-            <w:r>
-              <w:rPr>
-                <w:b w:val="false"/>
-                <w:bCs w:val="false"/>
-                <w:sz w:val="17"/>
-                <w:szCs w:val="17"/>
-              </w:rPr>
-              <w:t xml:space="preserve">Yes</w:t>
-            </w:r>
-          </w:p>
-        </w:tc>
-        <w:tc>
-          <w:p>
-            <w:r>
-              <w:rPr>
-                <w:b w:val="false"/>
-                <w:bCs w:val="false"/>
-                <w:sz w:val="17"/>
-                <w:szCs w:val="17"/>
-              </w:rPr>
-              <w:t xml:space="preserve">Each selected option is a QuizAttemptAnswer with QuestionOptionId; free text uses SubmittedText.</w:t>
-            </w:r>
-          </w:p>
-        </w:tc>
-      </w:tr>
-      <w:tr>
-        <w:tc>
-          <w:p>
-            <w:r>
-              <w:rPr>
-                <w:b w:val="false"/>
-                <w:bCs w:val="false"/>
-                <w:sz w:val="17"/>
-                <w:szCs w:val="17"/>
-              </w:rPr>
-              <w:t xml:space="preserve">Descriptive / file answers may need teacher or AI review</w:t>
-            </w:r>
-          </w:p>
-        </w:tc>
-        <w:tc>
-          <w:p>
-            <w:r>
-              <w:rPr>
-                <w:b w:val="false"/>
-                <w:bCs w:val="false"/>
-                <w:sz w:val="17"/>
-                <w:szCs w:val="17"/>
-              </w:rPr>
-              <w:t xml:space="preserve">Partial</w:t>
-            </w:r>
-          </w:p>
-        </w:tc>
-        <w:tc>
-          <w:p>
-            <w:r>
-              <w:rPr>
-                <w:b w:val="false"/>
-                <w:bCs w:val="false"/>
-                <w:sz w:val="17"/>
-                <w:szCs w:val="17"/>
-              </w:rPr>
-              <w:t xml:space="preserve">Descriptive/Fill + AllowTeacherReview / AllowAiReview supported. File answers are Not Now.</w:t>
+              <w:t xml:space="preserve">Fill + AllowTeacherReview / AllowAiReview live (OpenAI or heuristic). Descriptive authoring blocked; file answers are Not Now.</w:t>
             </w:r>
           </w:p>
         </w:tc>
@@ -4174,7 +4174,7 @@
                 <w:sz w:val="17"/>
                 <w:szCs w:val="17"/>
               </w:rPr>
-              <w:t xml:space="preserve">Per-link option shuffle flag (attempt currently uses quiz-level ShuffleOptions).</w:t>
+              <w:t xml:space="preserve">Per-link option shuffle flag; AND’d with quiz-level ShuffleOptions at attempt start.</w:t>
             </w:r>
           </w:p>
         </w:tc>
@@ -4445,7 +4445,7 @@
                 <w:sz w:val="17"/>
                 <w:szCs w:val="17"/>
               </w:rPr>
-              <w:t xml:space="preserve">Creates one quiz_assignment row for a single student. Teacher: campus student. Parent: linked child. API mode: one (not yet in Assign dialog UI).</w:t>
+              <w:t xml:space="preserve">Creates one quiz_assignment row for a single student. Teacher: campus student. Parent: linked child. API mode: one.</w:t>
             </w:r>
           </w:p>
         </w:tc>
@@ -4648,20 +4648,20 @@
                 <w:sz w:val="17"/>
                 <w:szCs w:val="17"/>
               </w:rPr>
-              <w:t xml:space="preserve">Planned</w:t>
-            </w:r>
-          </w:p>
-        </w:tc>
-        <w:tc>
-          <w:p>
-            <w:r>
-              <w:rPr>
-                <w:b w:val="false"/>
-                <w:bCs w:val="false"/>
-                <w:sz w:val="17"/>
-                <w:szCs w:val="17"/>
-              </w:rPr>
-              <w:t xml:space="preserve">Class + section (e.g. Class 1 Section A, Class 1 Section B). Students already store section; assign-by-section mode is not implemented yet.</w:t>
+              <w:t xml:space="preserve">Now</w:t>
+            </w:r>
+          </w:p>
+        </w:tc>
+        <w:tc>
+          <w:p>
+            <w:r>
+              <w:rPr>
+                <w:b w:val="false"/>
+                <w:bCs w:val="false"/>
+                <w:sz w:val="17"/>
+                <w:szCs w:val="17"/>
+              </w:rPr>
+              <w:t xml:space="preserve">Campus + grade + section. API mode: allInSection. Materializes one quiz_assignment row per student (AudienceScope stays Assigned).</w:t>
             </w:r>
           </w:p>
         </w:tc>
@@ -4689,33 +4689,33 @@
                 <w:sz w:val="17"/>
                 <w:szCs w:val="17"/>
               </w:rPr>
-              <w:t xml:space="preserve">SchoolAdmin / PortalAdmin (or Teacher with school-wide permission)</w:t>
-            </w:r>
-          </w:p>
-        </w:tc>
-        <w:tc>
-          <w:p>
-            <w:r>
-              <w:rPr>
-                <w:b w:val="false"/>
-                <w:bCs w:val="false"/>
-                <w:sz w:val="17"/>
-                <w:szCs w:val="17"/>
-              </w:rPr>
-              <w:t xml:space="preserve">Planned</w:t>
-            </w:r>
-          </w:p>
-        </w:tc>
-        <w:tc>
-          <w:p>
-            <w:r>
-              <w:rPr>
-                <w:b w:val="false"/>
-                <w:bCs w:val="false"/>
-                <w:sz w:val="17"/>
-                <w:szCs w:val="17"/>
-              </w:rPr>
-              <w:t xml:space="preserve">All active students in one school (all campuses). Not implemented; current teacher assign is campus-scoped.</w:t>
+              <w:t xml:space="preserve">SchoolAdmin / PortalAdmin</w:t>
+            </w:r>
+          </w:p>
+        </w:tc>
+        <w:tc>
+          <w:p>
+            <w:r>
+              <w:rPr>
+                <w:b w:val="false"/>
+                <w:bCs w:val="false"/>
+                <w:sz w:val="17"/>
+                <w:szCs w:val="17"/>
+              </w:rPr>
+              <w:t xml:space="preserve">Now</w:t>
+            </w:r>
+          </w:p>
+        </w:tc>
+        <w:tc>
+          <w:p>
+            <w:r>
+              <w:rPr>
+                <w:b w:val="false"/>
+                <w:bCs w:val="false"/>
+                <w:sz w:val="17"/>
+                <w:szCs w:val="17"/>
+              </w:rPr>
+              <w:t xml:space="preserve">All active students in one school (all campuses). API mode: allInSchool. Materializes per-student rows; AudienceScope stays Assigned — does NOT open the student catalog.</w:t>
             </w:r>
           </w:p>
         </w:tc>
@@ -4756,20 +4756,20 @@
                 <w:sz w:val="17"/>
                 <w:szCs w:val="17"/>
               </w:rPr>
-              <w:t xml:space="preserve">Planned</w:t>
-            </w:r>
-          </w:p>
-        </w:tc>
-        <w:tc>
-          <w:p>
-            <w:r>
-              <w:rPr>
-                <w:b w:val="false"/>
-                <w:bCs w:val="false"/>
-                <w:sz w:val="17"/>
-                <w:szCs w:val="17"/>
-              </w:rPr>
-              <w:t xml:space="preserve">Cross-school competitions / platform events. Requires multi-school targeting and broader visibility rules. Not implemented.</w:t>
+              <w:t xml:space="preserve">Now</w:t>
+            </w:r>
+          </w:p>
+        </w:tc>
+        <w:tc>
+          <w:p>
+            <w:r>
+              <w:rPr>
+                <w:b w:val="false"/>
+                <w:bCs w:val="false"/>
+                <w:sz w:val="17"/>
+                <w:szCs w:val="17"/>
+              </w:rPr>
+              <w:t xml:space="preserve">Cross-school targeting via SchoolIds. API mode: multiSchool. Materializes per-student rows; AudienceScope stays Assigned.</w:t>
             </w:r>
           </w:p>
         </w:tc>
@@ -4810,20 +4810,20 @@
                 <w:sz w:val="17"/>
                 <w:szCs w:val="17"/>
               </w:rPr>
-              <w:t xml:space="preserve">Planned</w:t>
-            </w:r>
-          </w:p>
-        </w:tc>
-        <w:tc>
-          <w:p>
-            <w:r>
-              <w:rPr>
-                <w:b w:val="false"/>
-                <w:bCs w:val="false"/>
-                <w:sz w:val="17"/>
-                <w:szCs w:val="17"/>
-              </w:rPr>
-              <w:t xml:space="preserve">Open/self-start for permitted platform students without a private assignment list. Not implemented; today students only see quizzes with an assignment row.</w:t>
+              <w:t xml:space="preserve">Now</w:t>
+            </w:r>
+          </w:p>
+        </w:tc>
+        <w:tc>
+          <w:p>
+            <w:r>
+              <w:rPr>
+                <w:b w:val="false"/>
+                <w:bCs w:val="false"/>
+                <w:sz w:val="17"/>
+                <w:szCs w:val="17"/>
+              </w:rPr>
+              <w:t xml:space="preserve">Only Public sets AudienceScope=Public (open catalog). Students see Public quizzes without a private assignment row; start may still create an assignment. School/section/multi modes must never set Public.</w:t>
             </w:r>
           </w:p>
         </w:tc>
@@ -4843,7 +4843,7 @@
           <w:sz w:val="21"/>
           <w:szCs w:val="21"/>
         </w:rPr>
-        <w:t xml:space="preserve">A student may only see quizzes that are assigned to them, or (later) available to their permitted audience (school / multi-school / public).</w:t>
+        <w:t xml:space="preserve">A student may see (1) quizzes with a quiz_assignment row for them, and/or (2) quizzes with AudienceScope=Public in the open catalog.</w:t>
       </w:r>
     </w:p>
     <w:p>
@@ -4860,7 +4860,7 @@
           <w:sz w:val="21"/>
           <w:szCs w:val="21"/>
         </w:rPr>
-        <w:t xml:space="preserve">v1 rule (current code): student list and detail require a quiz_assignment row for that student. No open catalog yet.</w:t>
+        <w:t xml:space="preserve">School / multi-school / section / class assign create materialized rows and keep AudienceScope=Assigned. Only Public is open-catalog — prevents school-audience leakage into the student catalog.</w:t>
       </w:r>
     </w:p>
     <w:p>
@@ -4894,7 +4894,7 @@
           <w:sz w:val="21"/>
           <w:szCs w:val="21"/>
         </w:rPr>
-        <w:t xml:space="preserve">Teacher quizzes may only target students inside the teacher’s school + campus scope (today). School-wide / multi-school / public are future PortalAdmin (or elevated) audiences.</w:t>
+        <w:t xml:space="preserve">Teacher assign is campus-scoped (grade/section/group/selected). School-wide is SchoolAdmin/PortalAdmin; multi-school and public are PortalAdmin.</w:t>
       </w:r>
     </w:p>
     <w:p>
@@ -4911,7 +4911,7 @@
           <w:sz w:val="21"/>
           <w:szCs w:val="21"/>
         </w:rPr>
-        <w:t xml:space="preserve">Assignment always materializes per-student quiz_assignment rows at assign time (even when the audience is Class/Group). Later public audience may use a different visibility model.</w:t>
+        <w:t xml:space="preserve">Student list filters Public catalog with AudienceScope == "Public" only; SetAudienceAccess maps any non-Public scope to Assigned.</w:t>
       </w:r>
     </w:p>
     <w:p>
@@ -5014,6 +5014,88 @@
                 <w:sz w:val="17"/>
                 <w:szCs w:val="17"/>
               </w:rPr>
+              <w:t xml:space="preserve">Teacher / Parent / Admin</w:t>
+            </w:r>
+          </w:p>
+        </w:tc>
+        <w:tc>
+          <w:p>
+            <w:r>
+              <w:rPr>
+                <w:b w:val="false"/>
+                <w:bCs w:val="false"/>
+                <w:sz w:val="17"/>
+                <w:szCs w:val="17"/>
+              </w:rPr>
+              <w:t xml:space="preserve">Audience: One student / Parent’s child.</w:t>
+            </w:r>
+          </w:p>
+        </w:tc>
+      </w:tr>
+      <w:tr>
+        <w:tc>
+          <w:p>
+            <w:r>
+              <w:rPr>
+                <w:b w:val="false"/>
+                <w:bCs w:val="false"/>
+                <w:sz w:val="17"/>
+                <w:szCs w:val="17"/>
+              </w:rPr>
+              <w:t xml:space="preserve">selected</w:t>
+            </w:r>
+          </w:p>
+        </w:tc>
+        <w:tc>
+          <w:p>
+            <w:r>
+              <w:rPr>
+                <w:b w:val="false"/>
+                <w:bCs w:val="false"/>
+                <w:sz w:val="17"/>
+                <w:szCs w:val="17"/>
+              </w:rPr>
+              <w:t xml:space="preserve">Teacher / Parent / Admin</w:t>
+            </w:r>
+          </w:p>
+        </w:tc>
+        <w:tc>
+          <w:p>
+            <w:r>
+              <w:rPr>
+                <w:b w:val="false"/>
+                <w:bCs w:val="false"/>
+                <w:sz w:val="17"/>
+                <w:szCs w:val="17"/>
+              </w:rPr>
+              <w:t xml:space="preserve">Audience: selected students or selected parent children; out-of-scope IDs skipped.</w:t>
+            </w:r>
+          </w:p>
+        </w:tc>
+      </w:tr>
+      <w:tr>
+        <w:tc>
+          <w:p>
+            <w:r>
+              <w:rPr>
+                <w:b w:val="false"/>
+                <w:bCs w:val="false"/>
+                <w:sz w:val="17"/>
+                <w:szCs w:val="17"/>
+              </w:rPr>
+              <w:t xml:space="preserve">group</w:t>
+            </w:r>
+          </w:p>
+        </w:tc>
+        <w:tc>
+          <w:p>
+            <w:r>
+              <w:rPr>
+                <w:b w:val="false"/>
+                <w:bCs w:val="false"/>
+                <w:sz w:val="17"/>
+                <w:szCs w:val="17"/>
+              </w:rPr>
               <w:t xml:space="preserve">Teacher / Parent</w:t>
             </w:r>
           </w:p>
@@ -5027,88 +5109,6 @@
                 <w:sz w:val="17"/>
                 <w:szCs w:val="17"/>
               </w:rPr>
-              <w:t xml:space="preserve">Audience: One student / Parent’s child. API only — not in Assign dialog UI.</w:t>
-            </w:r>
-          </w:p>
-        </w:tc>
-      </w:tr>
-      <w:tr>
-        <w:tc>
-          <w:p>
-            <w:r>
-              <w:rPr>
-                <w:b w:val="false"/>
-                <w:bCs w:val="false"/>
-                <w:sz w:val="17"/>
-                <w:szCs w:val="17"/>
-              </w:rPr>
-              <w:t xml:space="preserve">selected</w:t>
-            </w:r>
-          </w:p>
-        </w:tc>
-        <w:tc>
-          <w:p>
-            <w:r>
-              <w:rPr>
-                <w:b w:val="false"/>
-                <w:bCs w:val="false"/>
-                <w:sz w:val="17"/>
-                <w:szCs w:val="17"/>
-              </w:rPr>
-              <w:t xml:space="preserve">Teacher / Parent</w:t>
-            </w:r>
-          </w:p>
-        </w:tc>
-        <w:tc>
-          <w:p>
-            <w:r>
-              <w:rPr>
-                <w:b w:val="false"/>
-                <w:bCs w:val="false"/>
-                <w:sz w:val="17"/>
-                <w:szCs w:val="17"/>
-              </w:rPr>
-              <w:t xml:space="preserve">Audience: selected students or selected parent children; out-of-scope IDs skipped.</w:t>
-            </w:r>
-          </w:p>
-        </w:tc>
-      </w:tr>
-      <w:tr>
-        <w:tc>
-          <w:p>
-            <w:r>
-              <w:rPr>
-                <w:b w:val="false"/>
-                <w:bCs w:val="false"/>
-                <w:sz w:val="17"/>
-                <w:szCs w:val="17"/>
-              </w:rPr>
-              <w:t xml:space="preserve">group</w:t>
-            </w:r>
-          </w:p>
-        </w:tc>
-        <w:tc>
-          <w:p>
-            <w:r>
-              <w:rPr>
-                <w:b w:val="false"/>
-                <w:bCs w:val="false"/>
-                <w:sz w:val="17"/>
-                <w:szCs w:val="17"/>
-              </w:rPr>
-              <w:t xml:space="preserve">Teacher / Parent</w:t>
-            </w:r>
-          </w:p>
-        </w:tc>
-        <w:tc>
-          <w:p>
-            <w:r>
-              <w:rPr>
-                <w:b w:val="false"/>
-                <w:bCs w:val="false"/>
-                <w:sz w:val="17"/>
-                <w:szCs w:val="17"/>
-              </w:rPr>
               <w:t xml:space="preserve">Audience: Group of students / parent child group owned by the assigner.</w:t>
             </w:r>
           </w:p>
@@ -5165,6 +5165,170 @@
                 <w:sz w:val="17"/>
                 <w:szCs w:val="17"/>
               </w:rPr>
+              <w:t xml:space="preserve">allInSection</w:t>
+            </w:r>
+          </w:p>
+        </w:tc>
+        <w:tc>
+          <w:p>
+            <w:r>
+              <w:rPr>
+                <w:b w:val="false"/>
+                <w:bCs w:val="false"/>
+                <w:sz w:val="17"/>
+                <w:szCs w:val="17"/>
+              </w:rPr>
+              <w:t xml:space="preserve">Teacher</w:t>
+            </w:r>
+          </w:p>
+        </w:tc>
+        <w:tc>
+          <w:p>
+            <w:r>
+              <w:rPr>
+                <w:b w:val="false"/>
+                <w:bCs w:val="false"/>
+                <w:sz w:val="17"/>
+                <w:szCs w:val="17"/>
+              </w:rPr>
+              <w:t xml:space="preserve">Audience: Section (campus + grade + section).</w:t>
+            </w:r>
+          </w:p>
+        </w:tc>
+      </w:tr>
+      <w:tr>
+        <w:tc>
+          <w:p>
+            <w:r>
+              <w:rPr>
+                <w:b w:val="false"/>
+                <w:bCs w:val="false"/>
+                <w:sz w:val="17"/>
+                <w:szCs w:val="17"/>
+              </w:rPr>
+              <w:t xml:space="preserve">allInSchool</w:t>
+            </w:r>
+          </w:p>
+        </w:tc>
+        <w:tc>
+          <w:p>
+            <w:r>
+              <w:rPr>
+                <w:b w:val="false"/>
+                <w:bCs w:val="false"/>
+                <w:sz w:val="17"/>
+                <w:szCs w:val="17"/>
+              </w:rPr>
+              <w:t xml:space="preserve">SchoolAdmin / PortalAdmin</w:t>
+            </w:r>
+          </w:p>
+        </w:tc>
+        <w:tc>
+          <w:p>
+            <w:r>
+              <w:rPr>
+                <w:b w:val="false"/>
+                <w:bCs w:val="false"/>
+                <w:sz w:val="17"/>
+                <w:szCs w:val="17"/>
+              </w:rPr>
+              <w:t xml:space="preserve">Audience: School — materializes rows; does not open catalog.</w:t>
+            </w:r>
+          </w:p>
+        </w:tc>
+      </w:tr>
+      <w:tr>
+        <w:tc>
+          <w:p>
+            <w:r>
+              <w:rPr>
+                <w:b w:val="false"/>
+                <w:bCs w:val="false"/>
+                <w:sz w:val="17"/>
+                <w:szCs w:val="17"/>
+              </w:rPr>
+              <w:t xml:space="preserve">multiSchool</w:t>
+            </w:r>
+          </w:p>
+        </w:tc>
+        <w:tc>
+          <w:p>
+            <w:r>
+              <w:rPr>
+                <w:b w:val="false"/>
+                <w:bCs w:val="false"/>
+                <w:sz w:val="17"/>
+                <w:szCs w:val="17"/>
+              </w:rPr>
+              <w:t xml:space="preserve">PortalAdmin</w:t>
+            </w:r>
+          </w:p>
+        </w:tc>
+        <w:tc>
+          <w:p>
+            <w:r>
+              <w:rPr>
+                <w:b w:val="false"/>
+                <w:bCs w:val="false"/>
+                <w:sz w:val="17"/>
+                <w:szCs w:val="17"/>
+              </w:rPr>
+              <w:t xml:space="preserve">Audience: Multiple schools — materializes rows; does not open catalog.</w:t>
+            </w:r>
+          </w:p>
+        </w:tc>
+      </w:tr>
+      <w:tr>
+        <w:tc>
+          <w:p>
+            <w:r>
+              <w:rPr>
+                <w:b w:val="false"/>
+                <w:bCs w:val="false"/>
+                <w:sz w:val="17"/>
+                <w:szCs w:val="17"/>
+              </w:rPr>
+              <w:t xml:space="preserve">public</w:t>
+            </w:r>
+          </w:p>
+        </w:tc>
+        <w:tc>
+          <w:p>
+            <w:r>
+              <w:rPr>
+                <w:b w:val="false"/>
+                <w:bCs w:val="false"/>
+                <w:sz w:val="17"/>
+                <w:szCs w:val="17"/>
+              </w:rPr>
+              <w:t xml:space="preserve">PortalAdmin</w:t>
+            </w:r>
+          </w:p>
+        </w:tc>
+        <w:tc>
+          <w:p>
+            <w:r>
+              <w:rPr>
+                <w:b w:val="false"/>
+                <w:bCs w:val="false"/>
+                <w:sz w:val="17"/>
+                <w:szCs w:val="17"/>
+              </w:rPr>
+              <w:t xml:space="preserve">Audience: Public platform catalog (AudienceScope=Public).</w:t>
+            </w:r>
+          </w:p>
+        </w:tc>
+      </w:tr>
+      <w:tr>
+        <w:tc>
+          <w:p>
+            <w:r>
+              <w:rPr>
+                <w:b w:val="false"/>
+                <w:bCs w:val="false"/>
+                <w:sz w:val="17"/>
+                <w:szCs w:val="17"/>
+              </w:rPr>
               <w:t xml:space="preserve">allLinked</w:t>
             </w:r>
           </w:p>
@@ -5191,7 +5355,7 @@
                 <w:sz w:val="17"/>
                 <w:szCs w:val="17"/>
               </w:rPr>
-              <w:t xml:space="preserve">Audience: Parent’s child — all linked children. API only — not in Assign dialog UI.</w:t>
+              <w:t xml:space="preserve">Audience: Parent’s child — all linked children.</w:t>
             </w:r>
           </w:p>
         </w:tc>
@@ -6168,7 +6332,7 @@
           <w:sz w:val="21"/>
           <w:szCs w:val="21"/>
         </w:rPr>
-        <w:t xml:space="preserve">Progression gap: lookup values exist, but services often leave QuizResultStatus at create-time and UIs compute status from dates + attempts.</w:t>
+        <w:t xml:space="preserve">Status progression: assign writes Up Coming when StartAt &gt; now else Not Attempted; start → In Progress; submit → Under Review or Completed; ExpireOverdue promotes Upcoming and expires past-window / overdue InProgress. Student list prefers stored QuizResultStatusName.</w:t>
       </w:r>
     </w:p>
     <w:p>
@@ -6339,7 +6503,7 @@
                 <w:sz w:val="17"/>
                 <w:szCs w:val="17"/>
               </w:rPr>
-              <w:t xml:space="preserve">/student/quizzes detail; requires an assignment row for this student.</w:t>
+              <w:t xml:space="preserve">/student/quizzes detail; assignment row or Public catalog quiz.</w:t>
             </w:r>
           </w:p>
         </w:tc>
@@ -6393,7 +6557,7 @@
                 <w:sz w:val="17"/>
                 <w:szCs w:val="17"/>
               </w:rPr>
-              <w:t xml:space="preserve">Assignment exists, quiz IsActive, now within [StartDateTime, EndDateTime], attempt quota not exhausted, DeviceId present.</w:t>
+              <w:t xml:space="preserve">Assignment (or Public window), quiz IsActive, now within window, attempt quota, DeviceId, optional instructions ack.</w:t>
             </w:r>
           </w:p>
         </w:tc>
@@ -6434,6 +6598,600 @@
                 <w:sz w:val="17"/>
                 <w:szCs w:val="17"/>
               </w:rPr>
+              <w:t xml:space="preserve">Covered</w:t>
+            </w:r>
+          </w:p>
+        </w:tc>
+        <w:tc>
+          <w:p>
+            <w:r>
+              <w:rPr>
+                <w:b w:val="false"/>
+                <w:bCs w:val="false"/>
+                <w:sz w:val="17"/>
+                <w:szCs w:val="17"/>
+              </w:rPr>
+              <w:t xml:space="preserve">When Instructions are set, start requires InstructionsAcknowledged=true (API + student detail checkbox).</w:t>
+            </w:r>
+          </w:p>
+        </w:tc>
+      </w:tr>
+      <w:tr>
+        <w:tc>
+          <w:p>
+            <w:r>
+              <w:rPr>
+                <w:b w:val="false"/>
+                <w:bCs w:val="false"/>
+                <w:sz w:val="17"/>
+                <w:szCs w:val="17"/>
+              </w:rPr>
+              <w:t xml:space="preserve">4</w:t>
+            </w:r>
+          </w:p>
+        </w:tc>
+        <w:tc>
+          <w:p>
+            <w:r>
+              <w:rPr>
+                <w:b w:val="false"/>
+                <w:bCs w:val="false"/>
+                <w:sz w:val="17"/>
+                <w:szCs w:val="17"/>
+              </w:rPr>
+              <w:t xml:space="preserve">Student starts the quiz</w:t>
+            </w:r>
+          </w:p>
+        </w:tc>
+        <w:tc>
+          <w:p>
+            <w:r>
+              <w:rPr>
+                <w:b w:val="false"/>
+                <w:bCs w:val="false"/>
+                <w:sz w:val="17"/>
+                <w:szCs w:val="17"/>
+              </w:rPr>
+              <w:t xml:space="preserve">Covered</w:t>
+            </w:r>
+          </w:p>
+        </w:tc>
+        <w:tc>
+          <w:p>
+            <w:r>
+              <w:rPr>
+                <w:b w:val="false"/>
+                <w:bCs w:val="false"/>
+                <w:sz w:val="17"/>
+                <w:szCs w:val="17"/>
+              </w:rPr>
+              <w:t xml:space="preserve">POST .../attempts starts a new attempt or resumes an InProgress one.</w:t>
+            </w:r>
+          </w:p>
+        </w:tc>
+      </w:tr>
+      <w:tr>
+        <w:tc>
+          <w:p>
+            <w:r>
+              <w:rPr>
+                <w:b w:val="false"/>
+                <w:bCs w:val="false"/>
+                <w:sz w:val="17"/>
+                <w:szCs w:val="17"/>
+              </w:rPr>
+              <w:t xml:space="preserve">5</w:t>
+            </w:r>
+          </w:p>
+        </w:tc>
+        <w:tc>
+          <w:p>
+            <w:r>
+              <w:rPr>
+                <w:b w:val="false"/>
+                <w:bCs w:val="false"/>
+                <w:sz w:val="17"/>
+                <w:szCs w:val="17"/>
+              </w:rPr>
+              <w:t xml:space="preserve">Attempt start time is recorded</w:t>
+            </w:r>
+          </w:p>
+        </w:tc>
+        <w:tc>
+          <w:p>
+            <w:r>
+              <w:rPr>
+                <w:b w:val="false"/>
+                <w:bCs w:val="false"/>
+                <w:sz w:val="17"/>
+                <w:szCs w:val="17"/>
+              </w:rPr>
+              <w:t xml:space="preserve">Covered</w:t>
+            </w:r>
+          </w:p>
+        </w:tc>
+        <w:tc>
+          <w:p>
+            <w:r>
+              <w:rPr>
+                <w:b w:val="false"/>
+                <w:bCs w:val="false"/>
+                <w:sz w:val="17"/>
+                <w:szCs w:val="17"/>
+              </w:rPr>
+              <w:t xml:space="preserve">QuizAttempt.StartedDate set on Begin.</w:t>
+            </w:r>
+          </w:p>
+        </w:tc>
+      </w:tr>
+      <w:tr>
+        <w:tc>
+          <w:p>
+            <w:r>
+              <w:rPr>
+                <w:b w:val="false"/>
+                <w:bCs w:val="false"/>
+                <w:sz w:val="17"/>
+                <w:szCs w:val="17"/>
+              </w:rPr>
+              <w:t xml:space="preserve">6</w:t>
+            </w:r>
+          </w:p>
+        </w:tc>
+        <w:tc>
+          <w:p>
+            <w:r>
+              <w:rPr>
+                <w:b w:val="false"/>
+                <w:bCs w:val="false"/>
+                <w:sz w:val="17"/>
+                <w:szCs w:val="17"/>
+              </w:rPr>
+              <w:t xml:space="preserve">Questions are displayed</w:t>
+            </w:r>
+          </w:p>
+        </w:tc>
+        <w:tc>
+          <w:p>
+            <w:r>
+              <w:rPr>
+                <w:b w:val="false"/>
+                <w:bCs w:val="false"/>
+                <w:sz w:val="17"/>
+                <w:szCs w:val="17"/>
+              </w:rPr>
+              <w:t xml:space="preserve">Covered</w:t>
+            </w:r>
+          </w:p>
+        </w:tc>
+        <w:tc>
+          <w:p>
+            <w:r>
+              <w:rPr>
+                <w:b w:val="false"/>
+                <w:bCs w:val="false"/>
+                <w:sz w:val="17"/>
+                <w:szCs w:val="17"/>
+              </w:rPr>
+              <w:t xml:space="preserve">From the QuizAttemptQuestion snapshot in DisplayOrder (shuffled at start when enabled); content + marks frozen.</w:t>
+            </w:r>
+          </w:p>
+        </w:tc>
+      </w:tr>
+      <w:tr>
+        <w:tc>
+          <w:p>
+            <w:r>
+              <w:rPr>
+                <w:b w:val="false"/>
+                <w:bCs w:val="false"/>
+                <w:sz w:val="17"/>
+                <w:szCs w:val="17"/>
+              </w:rPr>
+              <w:t xml:space="preserve">7</w:t>
+            </w:r>
+          </w:p>
+        </w:tc>
+        <w:tc>
+          <w:p>
+            <w:r>
+              <w:rPr>
+                <w:b w:val="false"/>
+                <w:bCs w:val="false"/>
+                <w:sz w:val="17"/>
+                <w:szCs w:val="17"/>
+              </w:rPr>
+              <w:t xml:space="preserve">Answers are saved automatically</w:t>
+            </w:r>
+          </w:p>
+        </w:tc>
+        <w:tc>
+          <w:p>
+            <w:r>
+              <w:rPr>
+                <w:b w:val="false"/>
+                <w:bCs w:val="false"/>
+                <w:sz w:val="17"/>
+                <w:szCs w:val="17"/>
+              </w:rPr>
+              <w:t xml:space="preserve">Covered</w:t>
+            </w:r>
+          </w:p>
+        </w:tc>
+        <w:tc>
+          <w:p>
+            <w:r>
+              <w:rPr>
+                <w:b w:val="false"/>
+                <w:bCs w:val="false"/>
+                <w:sz w:val="17"/>
+                <w:szCs w:val="17"/>
+              </w:rPr>
+              <w:t xml:space="preserve">Web: debounce + interval + visibility/pagehide autosave via draft endpoint; flush before submit/cancel. Mobile mirrors draft saves.</w:t>
+            </w:r>
+          </w:p>
+        </w:tc>
+      </w:tr>
+      <w:tr>
+        <w:tc>
+          <w:p>
+            <w:r>
+              <w:rPr>
+                <w:b w:val="false"/>
+                <w:bCs w:val="false"/>
+                <w:sz w:val="17"/>
+                <w:szCs w:val="17"/>
+              </w:rPr>
+              <w:t xml:space="preserve">8</w:t>
+            </w:r>
+          </w:p>
+        </w:tc>
+        <w:tc>
+          <w:p>
+            <w:r>
+              <w:rPr>
+                <w:b w:val="false"/>
+                <w:bCs w:val="false"/>
+                <w:sz w:val="17"/>
+                <w:szCs w:val="17"/>
+              </w:rPr>
+              <w:t xml:space="preserve">Student moves between questions where permitted</w:t>
+            </w:r>
+          </w:p>
+        </w:tc>
+        <w:tc>
+          <w:p>
+            <w:r>
+              <w:rPr>
+                <w:b w:val="false"/>
+                <w:bCs w:val="false"/>
+                <w:sz w:val="17"/>
+                <w:szCs w:val="17"/>
+              </w:rPr>
+              <w:t xml:space="preserve">Covered</w:t>
+            </w:r>
+          </w:p>
+        </w:tc>
+        <w:tc>
+          <w:p>
+            <w:r>
+              <w:rPr>
+                <w:b w:val="false"/>
+                <w:bCs w:val="false"/>
+                <w:sz w:val="17"/>
+                <w:szCs w:val="17"/>
+              </w:rPr>
+              <w:t xml:space="preserve">Quiz.NavigationMode Free / Sequential / Locked enforced in web + mobile attempt UI.</w:t>
+            </w:r>
+          </w:p>
+        </w:tc>
+      </w:tr>
+      <w:tr>
+        <w:tc>
+          <w:p>
+            <w:r>
+              <w:rPr>
+                <w:b w:val="false"/>
+                <w:bCs w:val="false"/>
+                <w:sz w:val="17"/>
+                <w:szCs w:val="17"/>
+              </w:rPr>
+              <w:t xml:space="preserve">9</w:t>
+            </w:r>
+          </w:p>
+        </w:tc>
+        <w:tc>
+          <w:p>
+            <w:r>
+              <w:rPr>
+                <w:b w:val="false"/>
+                <w:bCs w:val="false"/>
+                <w:sz w:val="17"/>
+                <w:szCs w:val="17"/>
+              </w:rPr>
+              <w:t xml:space="preserve">Student may mark questions for review</w:t>
+            </w:r>
+          </w:p>
+        </w:tc>
+        <w:tc>
+          <w:p>
+            <w:r>
+              <w:rPr>
+                <w:b w:val="false"/>
+                <w:bCs w:val="false"/>
+                <w:sz w:val="17"/>
+                <w:szCs w:val="17"/>
+              </w:rPr>
+              <w:t xml:space="preserve">Covered</w:t>
+            </w:r>
+          </w:p>
+        </w:tc>
+        <w:tc>
+          <w:p>
+            <w:r>
+              <w:rPr>
+                <w:b w:val="false"/>
+                <w:bCs w:val="false"/>
+                <w:sz w:val="17"/>
+                <w:szCs w:val="17"/>
+              </w:rPr>
+              <w:t xml:space="preserve">IsMarkedForReview on draft/submit; navigator groups marked questions.</w:t>
+            </w:r>
+          </w:p>
+        </w:tc>
+      </w:tr>
+      <w:tr>
+        <w:tc>
+          <w:p>
+            <w:r>
+              <w:rPr>
+                <w:b w:val="false"/>
+                <w:bCs w:val="false"/>
+                <w:sz w:val="17"/>
+                <w:szCs w:val="17"/>
+              </w:rPr>
+              <w:t xml:space="preserve">10</w:t>
+            </w:r>
+          </w:p>
+        </w:tc>
+        <w:tc>
+          <w:p>
+            <w:r>
+              <w:rPr>
+                <w:b w:val="false"/>
+                <w:bCs w:val="false"/>
+                <w:sz w:val="17"/>
+                <w:szCs w:val="17"/>
+              </w:rPr>
+              <w:t xml:space="preserve">Student submits manually</w:t>
+            </w:r>
+          </w:p>
+        </w:tc>
+        <w:tc>
+          <w:p>
+            <w:r>
+              <w:rPr>
+                <w:b w:val="false"/>
+                <w:bCs w:val="false"/>
+                <w:sz w:val="17"/>
+                <w:szCs w:val="17"/>
+              </w:rPr>
+              <w:t xml:space="preserve">Covered</w:t>
+            </w:r>
+          </w:p>
+        </w:tc>
+        <w:tc>
+          <w:p>
+            <w:r>
+              <w:rPr>
+                <w:b w:val="false"/>
+                <w:bCs w:val="false"/>
+                <w:sz w:val="17"/>
+                <w:szCs w:val="17"/>
+              </w:rPr>
+              <w:t xml:space="preserve">POST .../attempts/{id}/submit auto-scores then MarkSubmitted; resubmission blocked.</w:t>
+            </w:r>
+          </w:p>
+        </w:tc>
+      </w:tr>
+      <w:tr>
+        <w:tc>
+          <w:p>
+            <w:r>
+              <w:rPr>
+                <w:b w:val="false"/>
+                <w:bCs w:val="false"/>
+                <w:sz w:val="17"/>
+                <w:szCs w:val="17"/>
+              </w:rPr>
+              <w:t xml:space="preserve">11</w:t>
+            </w:r>
+          </w:p>
+        </w:tc>
+        <w:tc>
+          <w:p>
+            <w:r>
+              <w:rPr>
+                <w:b w:val="false"/>
+                <w:bCs w:val="false"/>
+                <w:sz w:val="17"/>
+                <w:szCs w:val="17"/>
+              </w:rPr>
+              <w:t xml:space="preserve">System auto-submits when time expires</w:t>
+            </w:r>
+          </w:p>
+        </w:tc>
+        <w:tc>
+          <w:p>
+            <w:r>
+              <w:rPr>
+                <w:b w:val="false"/>
+                <w:bCs w:val="false"/>
+                <w:sz w:val="17"/>
+                <w:szCs w:val="17"/>
+              </w:rPr>
+              <w:t xml:space="preserve">Covered</w:t>
+            </w:r>
+          </w:p>
+        </w:tc>
+        <w:tc>
+          <w:p>
+            <w:r>
+              <w:rPr>
+                <w:b w:val="false"/>
+                <w:bCs w:val="false"/>
+                <w:sz w:val="17"/>
+                <w:szCs w:val="17"/>
+              </w:rPr>
+              <w:t xml:space="preserve">Client auto-submit with IsAutoSubmit=true → AutoSubmitted (83). Server rejects over-budget submits (grace for auto-submit).</w:t>
+            </w:r>
+          </w:p>
+        </w:tc>
+      </w:tr>
+      <w:tr>
+        <w:tc>
+          <w:p>
+            <w:r>
+              <w:rPr>
+                <w:b w:val="false"/>
+                <w:bCs w:val="false"/>
+                <w:sz w:val="17"/>
+                <w:szCs w:val="17"/>
+              </w:rPr>
+              <w:t xml:space="preserve">12</w:t>
+            </w:r>
+          </w:p>
+        </w:tc>
+        <w:tc>
+          <w:p>
+            <w:r>
+              <w:rPr>
+                <w:b w:val="false"/>
+                <w:bCs w:val="false"/>
+                <w:sz w:val="17"/>
+                <w:szCs w:val="17"/>
+              </w:rPr>
+              <w:t xml:space="preserve">The attempt status is updated</w:t>
+            </w:r>
+          </w:p>
+        </w:tc>
+        <w:tc>
+          <w:p>
+            <w:r>
+              <w:rPr>
+                <w:b w:val="false"/>
+                <w:bCs w:val="false"/>
+                <w:sz w:val="17"/>
+                <w:szCs w:val="17"/>
+              </w:rPr>
+              <w:t xml:space="preserve">Covered</w:t>
+            </w:r>
+          </w:p>
+        </w:tc>
+        <w:tc>
+          <w:p>
+            <w:r>
+              <w:rPr>
+                <w:b w:val="false"/>
+                <w:bCs w:val="false"/>
+                <w:sz w:val="17"/>
+                <w:szCs w:val="17"/>
+              </w:rPr>
+              <w:t xml:space="preserve">InProgress (81) → Submitted (82) or AutoSubmitted (83) → Reviewed (85) after finalize. Expired (84) via overdue job.</w:t>
+            </w:r>
+          </w:p>
+        </w:tc>
+      </w:tr>
+      <w:tr>
+        <w:tc>
+          <w:p>
+            <w:r>
+              <w:rPr>
+                <w:b w:val="false"/>
+                <w:bCs w:val="false"/>
+                <w:sz w:val="17"/>
+                <w:szCs w:val="17"/>
+              </w:rPr>
+              <w:t xml:space="preserve">13</w:t>
+            </w:r>
+          </w:p>
+        </w:tc>
+        <w:tc>
+          <w:p>
+            <w:r>
+              <w:rPr>
+                <w:b w:val="false"/>
+                <w:bCs w:val="false"/>
+                <w:sz w:val="17"/>
+                <w:szCs w:val="17"/>
+              </w:rPr>
+              <w:t xml:space="preserve">Objective answers checked automatically</w:t>
+            </w:r>
+          </w:p>
+        </w:tc>
+        <w:tc>
+          <w:p>
+            <w:r>
+              <w:rPr>
+                <w:b w:val="false"/>
+                <w:bCs w:val="false"/>
+                <w:sz w:val="17"/>
+                <w:szCs w:val="17"/>
+              </w:rPr>
+              <w:t xml:space="preserve">Covered</w:t>
+            </w:r>
+          </w:p>
+        </w:tc>
+        <w:tc>
+          <w:p>
+            <w:r>
+              <w:rPr>
+                <w:b w:val="false"/>
+                <w:bCs w:val="false"/>
+                <w:sz w:val="17"/>
+                <w:szCs w:val="17"/>
+              </w:rPr>
+              <w:t xml:space="preserve">Single/TrueFalse first option; Multiple exact set; Fill accepted-answer rules.</w:t>
+            </w:r>
+          </w:p>
+        </w:tc>
+      </w:tr>
+      <w:tr>
+        <w:tc>
+          <w:p>
+            <w:r>
+              <w:rPr>
+                <w:b w:val="false"/>
+                <w:bCs w:val="false"/>
+                <w:sz w:val="17"/>
+                <w:szCs w:val="17"/>
+              </w:rPr>
+              <w:t xml:space="preserve">14</w:t>
+            </w:r>
+          </w:p>
+        </w:tc>
+        <w:tc>
+          <w:p>
+            <w:r>
+              <w:rPr>
+                <w:b w:val="false"/>
+                <w:bCs w:val="false"/>
+                <w:sz w:val="17"/>
+                <w:szCs w:val="17"/>
+              </w:rPr>
+              <w:t xml:space="preserve">Descriptive answers go to AI or teacher review</w:t>
+            </w:r>
+          </w:p>
+        </w:tc>
+        <w:tc>
+          <w:p>
+            <w:r>
+              <w:rPr>
+                <w:b w:val="false"/>
+                <w:bCs w:val="false"/>
+                <w:sz w:val="17"/>
+                <w:szCs w:val="17"/>
+              </w:rPr>
               <w:t xml:space="preserve">Partial</w:t>
             </w:r>
           </w:p>
@@ -6447,35 +7205,35 @@
                 <w:sz w:val="17"/>
                 <w:szCs w:val="17"/>
               </w:rPr>
-              <w:t xml:space="preserve">Instructions are stored and displayed on detail; there is no separate must-acknowledge instructions gate.</w:t>
-            </w:r>
-          </w:p>
-        </w:tc>
-      </w:tr>
-      <w:tr>
-        <w:tc>
-          <w:p>
-            <w:r>
-              <w:rPr>
-                <w:b w:val="false"/>
-                <w:bCs w:val="false"/>
-                <w:sz w:val="17"/>
-                <w:szCs w:val="17"/>
-              </w:rPr>
-              <w:t xml:space="preserve">4</w:t>
-            </w:r>
-          </w:p>
-        </w:tc>
-        <w:tc>
-          <w:p>
-            <w:r>
-              <w:rPr>
-                <w:b w:val="false"/>
-                <w:bCs w:val="false"/>
-                <w:sz w:val="17"/>
-                <w:szCs w:val="17"/>
-              </w:rPr>
-              <w:t xml:space="preserve">Student starts the quiz</w:t>
+              <w:t xml:space="preserve">Fill + AllowTeacherReview / AllowAiReview (OpenAI or heuristic). Descriptive authoring still blocked.</w:t>
+            </w:r>
+          </w:p>
+        </w:tc>
+      </w:tr>
+      <w:tr>
+        <w:tc>
+          <w:p>
+            <w:r>
+              <w:rPr>
+                <w:b w:val="false"/>
+                <w:bCs w:val="false"/>
+                <w:sz w:val="17"/>
+                <w:szCs w:val="17"/>
+              </w:rPr>
+              <w:t xml:space="preserve">15</w:t>
+            </w:r>
+          </w:p>
+        </w:tc>
+        <w:tc>
+          <w:p>
+            <w:r>
+              <w:rPr>
+                <w:b w:val="false"/>
+                <w:bCs w:val="false"/>
+                <w:sz w:val="17"/>
+                <w:szCs w:val="17"/>
+              </w:rPr>
+              <w:t xml:space="preserve">Student sees the permitted review screen</w:t>
             </w:r>
           </w:p>
         </w:tc>
@@ -6501,35 +7259,35 @@
                 <w:sz w:val="17"/>
                 <w:szCs w:val="17"/>
               </w:rPr>
-              <w:t xml:space="preserve">POST .../attempts starts a new attempt or resumes an InProgress one.</w:t>
-            </w:r>
-          </w:p>
-        </w:tc>
-      </w:tr>
-      <w:tr>
-        <w:tc>
-          <w:p>
-            <w:r>
-              <w:rPr>
-                <w:b w:val="false"/>
-                <w:bCs w:val="false"/>
-                <w:sz w:val="17"/>
-                <w:szCs w:val="17"/>
-              </w:rPr>
-              <w:t xml:space="preserve">5</w:t>
-            </w:r>
-          </w:p>
-        </w:tc>
-        <w:tc>
-          <w:p>
-            <w:r>
-              <w:rPr>
-                <w:b w:val="false"/>
-                <w:bCs w:val="false"/>
-                <w:sz w:val="17"/>
-                <w:szCs w:val="17"/>
-              </w:rPr>
-              <w:t xml:space="preserve">Attempt start time is recorded</w:t>
+              <w:t xml:space="preserve">Quiz.ReviewDisplayMode (Full / CorrectAnswers / ScoreOnly / Withheld) + shared QuizReviewDisplay.Resolve on submit and get-result.</w:t>
+            </w:r>
+          </w:p>
+        </w:tc>
+      </w:tr>
+      <w:tr>
+        <w:tc>
+          <w:p>
+            <w:r>
+              <w:rPr>
+                <w:b w:val="false"/>
+                <w:bCs w:val="false"/>
+                <w:sz w:val="17"/>
+                <w:szCs w:val="17"/>
+              </w:rPr>
+              <w:t xml:space="preserve">16</w:t>
+            </w:r>
+          </w:p>
+        </w:tc>
+        <w:tc>
+          <w:p>
+            <w:r>
+              <w:rPr>
+                <w:b w:val="false"/>
+                <w:bCs w:val="false"/>
+                <w:sz w:val="17"/>
+                <w:szCs w:val="17"/>
+              </w:rPr>
+              <w:t xml:space="preserve">Parent/Teacher/AI finalize marks and feedback</w:t>
             </w:r>
           </w:p>
         </w:tc>
@@ -6555,601 +7313,7 @@
                 <w:sz w:val="17"/>
                 <w:szCs w:val="17"/>
               </w:rPr>
-              <w:t xml:space="preserve">QuizAttempt.StartedDate set on Begin.</w:t>
-            </w:r>
-          </w:p>
-        </w:tc>
-      </w:tr>
-      <w:tr>
-        <w:tc>
-          <w:p>
-            <w:r>
-              <w:rPr>
-                <w:b w:val="false"/>
-                <w:bCs w:val="false"/>
-                <w:sz w:val="17"/>
-                <w:szCs w:val="17"/>
-              </w:rPr>
-              <w:t xml:space="preserve">6</w:t>
-            </w:r>
-          </w:p>
-        </w:tc>
-        <w:tc>
-          <w:p>
-            <w:r>
-              <w:rPr>
-                <w:b w:val="false"/>
-                <w:bCs w:val="false"/>
-                <w:sz w:val="17"/>
-                <w:szCs w:val="17"/>
-              </w:rPr>
-              <w:t xml:space="preserve">Questions are displayed</w:t>
-            </w:r>
-          </w:p>
-        </w:tc>
-        <w:tc>
-          <w:p>
-            <w:r>
-              <w:rPr>
-                <w:b w:val="false"/>
-                <w:bCs w:val="false"/>
-                <w:sz w:val="17"/>
-                <w:szCs w:val="17"/>
-              </w:rPr>
-              <w:t xml:space="preserve">Covered</w:t>
-            </w:r>
-          </w:p>
-        </w:tc>
-        <w:tc>
-          <w:p>
-            <w:r>
-              <w:rPr>
-                <w:b w:val="false"/>
-                <w:bCs w:val="false"/>
-                <w:sz w:val="17"/>
-                <w:szCs w:val="17"/>
-              </w:rPr>
-              <w:t xml:space="preserve">From the QuizAttemptQuestion snapshot in DisplayOrder (shuffled at start when enabled).</w:t>
-            </w:r>
-          </w:p>
-        </w:tc>
-      </w:tr>
-      <w:tr>
-        <w:tc>
-          <w:p>
-            <w:r>
-              <w:rPr>
-                <w:b w:val="false"/>
-                <w:bCs w:val="false"/>
-                <w:sz w:val="17"/>
-                <w:szCs w:val="17"/>
-              </w:rPr>
-              <w:t xml:space="preserve">7</w:t>
-            </w:r>
-          </w:p>
-        </w:tc>
-        <w:tc>
-          <w:p>
-            <w:r>
-              <w:rPr>
-                <w:b w:val="false"/>
-                <w:bCs w:val="false"/>
-                <w:sz w:val="17"/>
-                <w:szCs w:val="17"/>
-              </w:rPr>
-              <w:t xml:space="preserve">Answers are saved automatically</w:t>
-            </w:r>
-          </w:p>
-        </w:tc>
-        <w:tc>
-          <w:p>
-            <w:r>
-              <w:rPr>
-                <w:b w:val="false"/>
-                <w:bCs w:val="false"/>
-                <w:sz w:val="17"/>
-                <w:szCs w:val="17"/>
-              </w:rPr>
-              <w:t xml:space="preserve">Partial</w:t>
-            </w:r>
-          </w:p>
-        </w:tc>
-        <w:tc>
-          <w:p>
-            <w:r>
-              <w:rPr>
-                <w:b w:val="false"/>
-                <w:bCs w:val="false"/>
-                <w:sz w:val="17"/>
-                <w:szCs w:val="17"/>
-              </w:rPr>
-              <w:t xml:space="preserve">Draft-save endpoint exists (PUT .../attempts/{id}/draft). Autosave triggers (on change / interval / background / before submit) are UX intent; not all wired in the web client.</w:t>
-            </w:r>
-          </w:p>
-        </w:tc>
-      </w:tr>
-      <w:tr>
-        <w:tc>
-          <w:p>
-            <w:r>
-              <w:rPr>
-                <w:b w:val="false"/>
-                <w:bCs w:val="false"/>
-                <w:sz w:val="17"/>
-                <w:szCs w:val="17"/>
-              </w:rPr>
-              <w:t xml:space="preserve">8</w:t>
-            </w:r>
-          </w:p>
-        </w:tc>
-        <w:tc>
-          <w:p>
-            <w:r>
-              <w:rPr>
-                <w:b w:val="false"/>
-                <w:bCs w:val="false"/>
-                <w:sz w:val="17"/>
-                <w:szCs w:val="17"/>
-              </w:rPr>
-              <w:t xml:space="preserve">Student moves between questions where permitted</w:t>
-            </w:r>
-          </w:p>
-        </w:tc>
-        <w:tc>
-          <w:p>
-            <w:r>
-              <w:rPr>
-                <w:b w:val="false"/>
-                <w:bCs w:val="false"/>
-                <w:sz w:val="17"/>
-                <w:szCs w:val="17"/>
-              </w:rPr>
-              <w:t xml:space="preserve">Planned</w:t>
-            </w:r>
-          </w:p>
-        </w:tc>
-        <w:tc>
-          <w:p>
-            <w:r>
-              <w:rPr>
-                <w:b w:val="false"/>
-                <w:bCs w:val="false"/>
-                <w:sz w:val="17"/>
-                <w:szCs w:val="17"/>
-              </w:rPr>
-              <w:t xml:space="preserve">Free / Sequential / Locked navigation modes are not implemented; current attempt UI allows free movement only.</w:t>
-            </w:r>
-          </w:p>
-        </w:tc>
-      </w:tr>
-      <w:tr>
-        <w:tc>
-          <w:p>
-            <w:r>
-              <w:rPr>
-                <w:b w:val="false"/>
-                <w:bCs w:val="false"/>
-                <w:sz w:val="17"/>
-                <w:szCs w:val="17"/>
-              </w:rPr>
-              <w:t xml:space="preserve">9</w:t>
-            </w:r>
-          </w:p>
-        </w:tc>
-        <w:tc>
-          <w:p>
-            <w:r>
-              <w:rPr>
-                <w:b w:val="false"/>
-                <w:bCs w:val="false"/>
-                <w:sz w:val="17"/>
-                <w:szCs w:val="17"/>
-              </w:rPr>
-              <w:t xml:space="preserve">Student may mark questions for review</w:t>
-            </w:r>
-          </w:p>
-        </w:tc>
-        <w:tc>
-          <w:p>
-            <w:r>
-              <w:rPr>
-                <w:b w:val="false"/>
-                <w:bCs w:val="false"/>
-                <w:sz w:val="17"/>
-                <w:szCs w:val="17"/>
-              </w:rPr>
-              <w:t xml:space="preserve">Planned</w:t>
-            </w:r>
-          </w:p>
-        </w:tc>
-        <w:tc>
-          <w:p>
-            <w:r>
-              <w:rPr>
-                <w:b w:val="false"/>
-                <w:bCs w:val="false"/>
-                <w:sz w:val="17"/>
-                <w:szCs w:val="17"/>
-              </w:rPr>
-              <w:t xml:space="preserve">Mark-for-review flag and navigator grouping are not implemented yet.</w:t>
-            </w:r>
-          </w:p>
-        </w:tc>
-      </w:tr>
-      <w:tr>
-        <w:tc>
-          <w:p>
-            <w:r>
-              <w:rPr>
-                <w:b w:val="false"/>
-                <w:bCs w:val="false"/>
-                <w:sz w:val="17"/>
-                <w:szCs w:val="17"/>
-              </w:rPr>
-              <w:t xml:space="preserve">10</w:t>
-            </w:r>
-          </w:p>
-        </w:tc>
-        <w:tc>
-          <w:p>
-            <w:r>
-              <w:rPr>
-                <w:b w:val="false"/>
-                <w:bCs w:val="false"/>
-                <w:sz w:val="17"/>
-                <w:szCs w:val="17"/>
-              </w:rPr>
-              <w:t xml:space="preserve">Student submits manually</w:t>
-            </w:r>
-          </w:p>
-        </w:tc>
-        <w:tc>
-          <w:p>
-            <w:r>
-              <w:rPr>
-                <w:b w:val="false"/>
-                <w:bCs w:val="false"/>
-                <w:sz w:val="17"/>
-                <w:szCs w:val="17"/>
-              </w:rPr>
-              <w:t xml:space="preserve">Covered</w:t>
-            </w:r>
-          </w:p>
-        </w:tc>
-        <w:tc>
-          <w:p>
-            <w:r>
-              <w:rPr>
-                <w:b w:val="false"/>
-                <w:bCs w:val="false"/>
-                <w:sz w:val="17"/>
-                <w:szCs w:val="17"/>
-              </w:rPr>
-              <w:t xml:space="preserve">POST .../attempts/{id}/submit auto-scores then MarkSubmitted; resubmission blocked.</w:t>
-            </w:r>
-          </w:p>
-        </w:tc>
-      </w:tr>
-      <w:tr>
-        <w:tc>
-          <w:p>
-            <w:r>
-              <w:rPr>
-                <w:b w:val="false"/>
-                <w:bCs w:val="false"/>
-                <w:sz w:val="17"/>
-                <w:szCs w:val="17"/>
-              </w:rPr>
-              <w:t xml:space="preserve">11</w:t>
-            </w:r>
-          </w:p>
-        </w:tc>
-        <w:tc>
-          <w:p>
-            <w:r>
-              <w:rPr>
-                <w:b w:val="false"/>
-                <w:bCs w:val="false"/>
-                <w:sz w:val="17"/>
-                <w:szCs w:val="17"/>
-              </w:rPr>
-              <w:t xml:space="preserve">System auto-submits when time expires</w:t>
-            </w:r>
-          </w:p>
-        </w:tc>
-        <w:tc>
-          <w:p>
-            <w:r>
-              <w:rPr>
-                <w:b w:val="false"/>
-                <w:bCs w:val="false"/>
-                <w:sz w:val="17"/>
-                <w:szCs w:val="17"/>
-              </w:rPr>
-              <w:t xml:space="preserve">Partial</w:t>
-            </w:r>
-          </w:p>
-        </w:tc>
-        <w:tc>
-          <w:p>
-            <w:r>
-              <w:rPr>
-                <w:b w:val="false"/>
-                <w:bCs w:val="false"/>
-                <w:sz w:val="17"/>
-                <w:szCs w:val="17"/>
-              </w:rPr>
-              <w:t xml:space="preserve">UI countdown triggers a normal submit at zero. AutoSubmitted (83) is not written and the time limit is not enforced server-side.</w:t>
-            </w:r>
-          </w:p>
-        </w:tc>
-      </w:tr>
-      <w:tr>
-        <w:tc>
-          <w:p>
-            <w:r>
-              <w:rPr>
-                <w:b w:val="false"/>
-                <w:bCs w:val="false"/>
-                <w:sz w:val="17"/>
-                <w:szCs w:val="17"/>
-              </w:rPr>
-              <w:t xml:space="preserve">12</w:t>
-            </w:r>
-          </w:p>
-        </w:tc>
-        <w:tc>
-          <w:p>
-            <w:r>
-              <w:rPr>
-                <w:b w:val="false"/>
-                <w:bCs w:val="false"/>
-                <w:sz w:val="17"/>
-                <w:szCs w:val="17"/>
-              </w:rPr>
-              <w:t xml:space="preserve">The attempt status is updated</w:t>
-            </w:r>
-          </w:p>
-        </w:tc>
-        <w:tc>
-          <w:p>
-            <w:r>
-              <w:rPr>
-                <w:b w:val="false"/>
-                <w:bCs w:val="false"/>
-                <w:sz w:val="17"/>
-                <w:szCs w:val="17"/>
-              </w:rPr>
-              <w:t xml:space="preserve">Covered</w:t>
-            </w:r>
-          </w:p>
-        </w:tc>
-        <w:tc>
-          <w:p>
-            <w:r>
-              <w:rPr>
-                <w:b w:val="false"/>
-                <w:bCs w:val="false"/>
-                <w:sz w:val="17"/>
-                <w:szCs w:val="17"/>
-              </w:rPr>
-              <w:t xml:space="preserve">InProgress (81) → Submitted (82) → Reviewed (85) after finalize.</w:t>
-            </w:r>
-          </w:p>
-        </w:tc>
-      </w:tr>
-      <w:tr>
-        <w:tc>
-          <w:p>
-            <w:r>
-              <w:rPr>
-                <w:b w:val="false"/>
-                <w:bCs w:val="false"/>
-                <w:sz w:val="17"/>
-                <w:szCs w:val="17"/>
-              </w:rPr>
-              <w:t xml:space="preserve">13</w:t>
-            </w:r>
-          </w:p>
-        </w:tc>
-        <w:tc>
-          <w:p>
-            <w:r>
-              <w:rPr>
-                <w:b w:val="false"/>
-                <w:bCs w:val="false"/>
-                <w:sz w:val="17"/>
-                <w:szCs w:val="17"/>
-              </w:rPr>
-              <w:t xml:space="preserve">Objective answers checked automatically</w:t>
-            </w:r>
-          </w:p>
-        </w:tc>
-        <w:tc>
-          <w:p>
-            <w:r>
-              <w:rPr>
-                <w:b w:val="false"/>
-                <w:bCs w:val="false"/>
-                <w:sz w:val="17"/>
-                <w:szCs w:val="17"/>
-              </w:rPr>
-              <w:t xml:space="preserve">Covered</w:t>
-            </w:r>
-          </w:p>
-        </w:tc>
-        <w:tc>
-          <w:p>
-            <w:r>
-              <w:rPr>
-                <w:b w:val="false"/>
-                <w:bCs w:val="false"/>
-                <w:sz w:val="17"/>
-                <w:szCs w:val="17"/>
-              </w:rPr>
-              <w:t xml:space="preserve">Single/TrueFalse first option; Multiple exact set; Fill accepted-answer rules.</w:t>
-            </w:r>
-          </w:p>
-        </w:tc>
-      </w:tr>
-      <w:tr>
-        <w:tc>
-          <w:p>
-            <w:r>
-              <w:rPr>
-                <w:b w:val="false"/>
-                <w:bCs w:val="false"/>
-                <w:sz w:val="17"/>
-                <w:szCs w:val="17"/>
-              </w:rPr>
-              <w:t xml:space="preserve">14</w:t>
-            </w:r>
-          </w:p>
-        </w:tc>
-        <w:tc>
-          <w:p>
-            <w:r>
-              <w:rPr>
-                <w:b w:val="false"/>
-                <w:bCs w:val="false"/>
-                <w:sz w:val="17"/>
-                <w:szCs w:val="17"/>
-              </w:rPr>
-              <w:t xml:space="preserve">Descriptive answers go to AI or teacher review</w:t>
-            </w:r>
-          </w:p>
-        </w:tc>
-        <w:tc>
-          <w:p>
-            <w:r>
-              <w:rPr>
-                <w:b w:val="false"/>
-                <w:bCs w:val="false"/>
-                <w:sz w:val="17"/>
-                <w:szCs w:val="17"/>
-              </w:rPr>
-              <w:t xml:space="preserve">Partial</w:t>
-            </w:r>
-          </w:p>
-        </w:tc>
-        <w:tc>
-          <w:p>
-            <w:r>
-              <w:rPr>
-                <w:b w:val="false"/>
-                <w:bCs w:val="false"/>
-                <w:sz w:val="17"/>
-                <w:szCs w:val="17"/>
-              </w:rPr>
-              <w:t xml:space="preserve">Fill + AllowTeacherReview is the live subjective path (Descriptive authoring blocked). AI review is a text stub only.</w:t>
-            </w:r>
-          </w:p>
-        </w:tc>
-      </w:tr>
-      <w:tr>
-        <w:tc>
-          <w:p>
-            <w:r>
-              <w:rPr>
-                <w:b w:val="false"/>
-                <w:bCs w:val="false"/>
-                <w:sz w:val="17"/>
-                <w:szCs w:val="17"/>
-              </w:rPr>
-              <w:t xml:space="preserve">15</w:t>
-            </w:r>
-          </w:p>
-        </w:tc>
-        <w:tc>
-          <w:p>
-            <w:r>
-              <w:rPr>
-                <w:b w:val="false"/>
-                <w:bCs w:val="false"/>
-                <w:sz w:val="17"/>
-                <w:szCs w:val="17"/>
-              </w:rPr>
-              <w:t xml:space="preserve">Student sees the permitted review screen</w:t>
-            </w:r>
-          </w:p>
-        </w:tc>
-        <w:tc>
-          <w:p>
-            <w:r>
-              <w:rPr>
-                <w:b w:val="false"/>
-                <w:bCs w:val="false"/>
-                <w:sz w:val="17"/>
-                <w:szCs w:val="17"/>
-              </w:rPr>
-              <w:t xml:space="preserve">Partial</w:t>
-            </w:r>
-          </w:p>
-        </w:tc>
-        <w:tc>
-          <w:p>
-            <w:r>
-              <w:rPr>
-                <w:b w:val="false"/>
-                <w:bCs w:val="false"/>
-                <w:sz w:val="17"/>
-                <w:szCs w:val="17"/>
-              </w:rPr>
-              <w:t xml:space="preserve">Result screen exists with score masking until review is done. Configurable review-display modes (correct answers / explanations / feedback / nothing until publication) are not implemented.</w:t>
-            </w:r>
-          </w:p>
-        </w:tc>
-      </w:tr>
-      <w:tr>
-        <w:tc>
-          <w:p>
-            <w:r>
-              <w:rPr>
-                <w:b w:val="false"/>
-                <w:bCs w:val="false"/>
-                <w:sz w:val="17"/>
-                <w:szCs w:val="17"/>
-              </w:rPr>
-              <w:t xml:space="preserve">16</w:t>
-            </w:r>
-          </w:p>
-        </w:tc>
-        <w:tc>
-          <w:p>
-            <w:r>
-              <w:rPr>
-                <w:b w:val="false"/>
-                <w:bCs w:val="false"/>
-                <w:sz w:val="17"/>
-                <w:szCs w:val="17"/>
-              </w:rPr>
-              <w:t xml:space="preserve">Parent/Teacher/AI finalize marks and feedback</w:t>
-            </w:r>
-          </w:p>
-        </w:tc>
-        <w:tc>
-          <w:p>
-            <w:r>
-              <w:rPr>
-                <w:b w:val="false"/>
-                <w:bCs w:val="false"/>
-                <w:sz w:val="17"/>
-                <w:szCs w:val="17"/>
-              </w:rPr>
-              <w:t xml:space="preserve">Covered</w:t>
-            </w:r>
-          </w:p>
-        </w:tc>
-        <w:tc>
-          <w:p>
-            <w:r>
-              <w:rPr>
-                <w:b w:val="false"/>
-                <w:bCs w:val="false"/>
-                <w:sz w:val="17"/>
-                <w:szCs w:val="17"/>
-              </w:rPr>
-              <w:t xml:space="preserve">Mark answers + finalize-review → attempt Reviewed, assignment IsReviewDone=true, results released. AI portion is a stub.</w:t>
+              <w:t xml:space="preserve">Mark answers + finalize-review → attempt Reviewed, assignment IsReviewDone=true. AI suggests; teacher confirms when required.</w:t>
             </w:r>
           </w:p>
         </w:tc>
@@ -7270,7 +7434,7 @@
           <w:sz w:val="21"/>
           <w:szCs w:val="21"/>
         </w:rPr>
-        <w:t xml:space="preserve">Time limit returned to client; UI countdown + auto-submit. Not enforced server-side.</w:t>
+        <w:t xml:space="preserve">Time limit returned to client; UI countdown + auto-submit. Server enforces TimeLimitMinutes (with grace for IsAutoSubmit) and assignment EndDateTime.</w:t>
       </w:r>
     </w:p>
     <w:p>
@@ -7287,7 +7451,7 @@
           <w:sz w:val="21"/>
           <w:szCs w:val="21"/>
         </w:rPr>
-        <w:t xml:space="preserve">On start: create QuizAttempt and snapshot QuizAttemptQuestion rows (shuffled order when ShuffleQuestions is on).</w:t>
+        <w:t xml:space="preserve">On start: create QuizAttempt and snapshot QuizAttemptQuestion rows (text, marks, options; shuffled order when ShuffleQuestions is on).</w:t>
       </w:r>
     </w:p>
     <w:p>
@@ -7304,7 +7468,7 @@
           <w:sz w:val="21"/>
           <w:szCs w:val="21"/>
         </w:rPr>
-        <w:t xml:space="preserve">Draft save: InProgress only; answers stored on QuizAttemptAnswer linked to QuizAttemptQuestion; last answer wins per question.</w:t>
+        <w:t xml:space="preserve">Draft save: InProgress only; answers stored on QuizAttemptAnswer linked to QuizAttemptQuestion; last answer wins per question; IsMarkedForReview supported.</w:t>
       </w:r>
     </w:p>
     <w:p>
@@ -7338,7 +7502,7 @@
           <w:sz w:val="21"/>
           <w:szCs w:val="21"/>
         </w:rPr>
-        <w:t xml:space="preserve">Submit scores then MarkSubmitted (status → Submitted). Cannot resubmit.</w:t>
+        <w:t xml:space="preserve">Submit scores then MarkSubmitted (Submitted or AutoSubmitted). Cannot resubmit.</w:t>
       </w:r>
     </w:p>
     <w:p>
@@ -7356,6 +7520,23 @@
           <w:szCs w:val="21"/>
         </w:rPr>
         <w:t xml:space="preserve">Subjective review finalizes to Reviewed; do not use Under Teacher/AI Review as attempt StatusId values.</w:t>
+      </w:r>
+    </w:p>
+    <w:p>
+      <w:pPr>
+        <w:pStyle w:val="ListParagraph"/>
+        <w:numPr>
+          <w:ilvl w:val="0"/>
+          <w:numId w:val="1"/>
+        </w:numPr>
+        <w:spacing w:after="60"/>
+      </w:pPr>
+      <w:r>
+        <w:rPr>
+          <w:sz w:val="21"/>
+          <w:szCs w:val="21"/>
+        </w:rPr>
+        <w:t xml:space="preserve">Offline: ClientSyncId + IsOfflineAttempt; POST .../attempts/{id}/sync replays queued draft/submit after reconnect.</w:t>
       </w:r>
     </w:p>
     <w:p>
@@ -7568,7 +7749,7 @@
                 <w:sz w:val="17"/>
                 <w:szCs w:val="17"/>
               </w:rPr>
-              <w:t xml:space="preserve">QuizAttemptStatus: Started (80), InProgress (81), Submitted (82), AutoSubmitted (83), Expired (84), Reviewed (85). Current start flow writes InProgress.</w:t>
+              <w:t xml:space="preserve">QuizAttemptStatus: Started (80), InProgress (81), Submitted (82), AutoSubmitted (83), Expired (84), Reviewed (85). Start writes InProgress; overdue InProgress → Expired.</w:t>
             </w:r>
           </w:p>
         </w:tc>
@@ -7708,7 +7889,35 @@
                 <w:sz w:val="17"/>
                 <w:szCs w:val="17"/>
               </w:rPr>
-              <w:t xml:space="preserve">Reserved for offline sync; default false today.</w:t>
+              <w:t xml:space="preserve">True when the attempt was started/synced from an offline queue.</w:t>
+            </w:r>
+          </w:p>
+        </w:tc>
+      </w:tr>
+      <w:tr>
+        <w:tc>
+          <w:p>
+            <w:r>
+              <w:rPr>
+                <w:b w:val="false"/>
+                <w:bCs w:val="false"/>
+                <w:sz w:val="17"/>
+                <w:szCs w:val="17"/>
+              </w:rPr>
+              <w:t xml:space="preserve">ClientSyncId</w:t>
+            </w:r>
+          </w:p>
+        </w:tc>
+        <w:tc>
+          <w:p>
+            <w:r>
+              <w:rPr>
+                <w:b w:val="false"/>
+                <w:bCs w:val="false"/>
+                <w:sz w:val="17"/>
+                <w:szCs w:val="17"/>
+              </w:rPr>
+              <w:t xml:space="preserve">Idempotency key for offline sync; unique per student when set.</w:t>
             </w:r>
           </w:p>
         </w:tc>
@@ -7995,6 +8204,118 @@
                 <w:sz w:val="17"/>
                 <w:szCs w:val="17"/>
               </w:rPr>
+              <w:t xml:space="preserve">Marks</w:t>
+            </w:r>
+          </w:p>
+        </w:tc>
+        <w:tc>
+          <w:p>
+            <w:r>
+              <w:rPr>
+                <w:b w:val="false"/>
+                <w:bCs w:val="false"/>
+                <w:sz w:val="17"/>
+                <w:szCs w:val="17"/>
+              </w:rPr>
+              <w:t xml:space="preserve">Frozen quiz-specific marks at attempt start — later QuizQuestion/bank mark edits do not change historical scoring.</w:t>
+            </w:r>
+          </w:p>
+        </w:tc>
+      </w:tr>
+      <w:tr>
+        <w:tc>
+          <w:p>
+            <w:r>
+              <w:rPr>
+                <w:b w:val="false"/>
+                <w:bCs w:val="false"/>
+                <w:sz w:val="17"/>
+                <w:szCs w:val="17"/>
+              </w:rPr>
+              <w:t xml:space="preserve">QuestionText</w:t>
+            </w:r>
+          </w:p>
+        </w:tc>
+        <w:tc>
+          <w:p>
+            <w:r>
+              <w:rPr>
+                <w:b w:val="false"/>
+                <w:bCs w:val="false"/>
+                <w:sz w:val="17"/>
+                <w:szCs w:val="17"/>
+              </w:rPr>
+              <w:t xml:space="preserve">Frozen question stem at attempt start.</w:t>
+            </w:r>
+          </w:p>
+        </w:tc>
+      </w:tr>
+      <w:tr>
+        <w:tc>
+          <w:p>
+            <w:r>
+              <w:rPr>
+                <w:b w:val="false"/>
+                <w:bCs w:val="false"/>
+                <w:sz w:val="17"/>
+                <w:szCs w:val="17"/>
+              </w:rPr>
+              <w:t xml:space="preserve">IsMarkedForReview</w:t>
+            </w:r>
+          </w:p>
+        </w:tc>
+        <w:tc>
+          <w:p>
+            <w:r>
+              <w:rPr>
+                <w:b w:val="false"/>
+                <w:bCs w:val="false"/>
+                <w:sz w:val="17"/>
+                <w:szCs w:val="17"/>
+              </w:rPr>
+              <w:t xml:space="preserve">Student mark-for-review flag.</w:t>
+            </w:r>
+          </w:p>
+        </w:tc>
+      </w:tr>
+      <w:tr>
+        <w:tc>
+          <w:p>
+            <w:r>
+              <w:rPr>
+                <w:b w:val="false"/>
+                <w:bCs w:val="false"/>
+                <w:sz w:val="17"/>
+                <w:szCs w:val="17"/>
+              </w:rPr>
+              <w:t xml:space="preserve">TimeSpentSeconds</w:t>
+            </w:r>
+          </w:p>
+        </w:tc>
+        <w:tc>
+          <w:p>
+            <w:r>
+              <w:rPr>
+                <w:b w:val="false"/>
+                <w:bCs w:val="false"/>
+                <w:sz w:val="17"/>
+                <w:szCs w:val="17"/>
+              </w:rPr>
+              <w:t xml:space="preserve">Per-question elapsed time (capped by EstimatedTimeSeconds when hard timer rejects late answers).</w:t>
+            </w:r>
+          </w:p>
+        </w:tc>
+      </w:tr>
+      <w:tr>
+        <w:tc>
+          <w:p>
+            <w:r>
+              <w:rPr>
+                <w:b w:val="false"/>
+                <w:bCs w:val="false"/>
+                <w:sz w:val="17"/>
+                <w:szCs w:val="17"/>
+              </w:rPr>
               <w:t xml:space="preserve">QuizReviewId</w:t>
             </w:r>
           </w:p>
@@ -8009,34 +8330,6 @@
                 <w:szCs w:val="17"/>
               </w:rPr>
               <w:t xml:space="preserve">Optional link to quiz_reviews for per-question teacher/parent/AI feedback.</w:t>
-            </w:r>
-          </w:p>
-        </w:tc>
-      </w:tr>
-      <w:tr>
-        <w:tc>
-          <w:p>
-            <w:r>
-              <w:rPr>
-                <w:b w:val="false"/>
-                <w:bCs w:val="false"/>
-                <w:sz w:val="17"/>
-                <w:szCs w:val="17"/>
-              </w:rPr>
-              <w:t xml:space="preserve">Marks (intended)</w:t>
-            </w:r>
-          </w:p>
-        </w:tc>
-        <w:tc>
-          <w:p>
-            <w:r>
-              <w:rPr>
-                <w:b w:val="false"/>
-                <w:bCs w:val="false"/>
-                <w:sz w:val="17"/>
-                <w:szCs w:val="17"/>
-              </w:rPr>
-              <w:t xml:space="preserve">Quiz-specific marks at attempt time. Required so later QuizQuestion/bank mark edits do not change old attempts. Not yet a column on QuizAttemptQuestion — gap to implement; today scoring still reads live QuizQuestion.Marks.</w:t>
             </w:r>
           </w:p>
         </w:tc>
@@ -8124,7 +8417,7 @@
           <w:sz w:val="21"/>
           <w:szCs w:val="21"/>
         </w:rPr>
-        <w:t xml:space="preserve">Question marks may change later on the quiz or bank — attempt should freeze Marks on QuizAttemptQuestion (intended; not implemented yet).</w:t>
+        <w:t xml:space="preserve">Question marks and text/options are frozen on QuizAttemptQuestion / QuizAttemptQuestionOption at start.</w:t>
       </w:r>
     </w:p>
     <w:p>
@@ -8298,7 +8591,7 @@
                 <w:sz w:val="17"/>
                 <w:szCs w:val="17"/>
               </w:rPr>
-              <w:t xml:space="preserve">“Completed” is a student-list / result concept, not a QuizAttemptStatus lookup. After submit use Submitted (82); after finalize use Reviewed (85).</w:t>
+              <w:t xml:space="preserve">“Completed” is a student-list / result concept, not a QuizAttemptStatus lookup. After submit use Submitted (82) or AutoSubmitted (83); after finalize use Reviewed (85).</w:t>
             </w:r>
           </w:p>
         </w:tc>
@@ -8326,20 +8619,20 @@
                 <w:sz w:val="17"/>
                 <w:szCs w:val="17"/>
               </w:rPr>
-              <w:t xml:space="preserve">Partial today</w:t>
-            </w:r>
-          </w:p>
-        </w:tc>
-        <w:tc>
-          <w:p>
-            <w:r>
-              <w:rPr>
-                <w:b w:val="false"/>
-                <w:bCs w:val="false"/>
-                <w:sz w:val="17"/>
-                <w:szCs w:val="17"/>
-              </w:rPr>
-              <w:t xml:space="preserve">Today QuizAttemptQuestion stores QuestionId + DisplayOrder only. If bank question text/options change after the attempt, historical review may show the updated bank content. Full content snapshot is a future hardening item.</w:t>
+              <w:t xml:space="preserve">Covered today</w:t>
+            </w:r>
+          </w:p>
+        </w:tc>
+        <w:tc>
+          <w:p>
+            <w:r>
+              <w:rPr>
+                <w:b w:val="false"/>
+                <w:bCs w:val="false"/>
+                <w:sz w:val="17"/>
+                <w:szCs w:val="17"/>
+              </w:rPr>
+              <w:t xml:space="preserve">QuizAttemptQuestion stores QuestionId, DisplayOrder, Marks, QuestionText; options snapshotted on QuizAttemptQuestionOption. Historical review shows frozen content.</w:t>
             </w:r>
           </w:p>
         </w:tc>
@@ -8487,7 +8780,7 @@
                 <w:sz w:val="17"/>
                 <w:szCs w:val="17"/>
               </w:rPr>
-              <w:t xml:space="preserve">Match any accepted answer (case / partial / min-max length) OR correct option text (case-insensitive). If AllowTeacherReview → subjective for review masking. If AllowAiReview → AI stub comment.</w:t>
+              <w:t xml:space="preserve">Match any accepted answer (case / partial / min-max length) OR correct option text (case-insensitive). If AllowTeacherReview → subjective for review masking. If AllowAiReview → OpenAI or heuristic suggestion.</w:t>
             </w:r>
           </w:p>
         </w:tc>
@@ -8690,20 +8983,20 @@
                 <w:sz w:val="17"/>
                 <w:szCs w:val="17"/>
               </w:rPr>
-              <w:t xml:space="preserve">Partial</w:t>
-            </w:r>
-          </w:p>
-        </w:tc>
-        <w:tc>
-          <w:p>
-            <w:r>
-              <w:rPr>
-                <w:b w:val="false"/>
-                <w:bCs w:val="false"/>
-                <w:sz w:val="17"/>
-                <w:szCs w:val="17"/>
-              </w:rPr>
-              <w:t xml:space="preserve">Stored as Quiz.TimeLimitMinutes and returned to the client. Intended to equal sum of question EstimatedTimeSeconds when questions are added/removed — not implemented; owner sets minutes manually today.</w:t>
+              <w:t xml:space="preserve">Covered</w:t>
+            </w:r>
+          </w:p>
+        </w:tc>
+        <w:tc>
+          <w:p>
+            <w:r>
+              <w:rPr>
+                <w:b w:val="false"/>
+                <w:bCs w:val="false"/>
+                <w:sz w:val="17"/>
+                <w:szCs w:val="17"/>
+              </w:rPr>
+              <w:t xml:space="preserve">Stored as Quiz.TimeLimitMinutes. Recalculated as ceil(Σ EstimatedTimeSeconds / 60) when questions are added/removed/attached; owner may still override on edit.</w:t>
             </w:r>
           </w:p>
         </w:tc>
@@ -8731,20 +9024,20 @@
                 <w:sz w:val="17"/>
                 <w:szCs w:val="17"/>
               </w:rPr>
-              <w:t xml:space="preserve">Gap</w:t>
-            </w:r>
-          </w:p>
-        </w:tc>
-        <w:tc>
-          <w:p>
-            <w:r>
-              <w:rPr>
-                <w:b w:val="false"/>
-                <w:bCs w:val="false"/>
-                <w:sz w:val="17"/>
-                <w:szCs w:val="17"/>
-              </w:rPr>
-              <w:t xml:space="preserve">Question.EstimatedTimeSeconds exists on the bank question and is shown in authoring/lists, but is never enforced as a per-question timer at attempt time.</w:t>
+              <w:t xml:space="preserve">Covered</w:t>
+            </w:r>
+          </w:p>
+        </w:tc>
+        <w:tc>
+          <w:p>
+            <w:r>
+              <w:rPr>
+                <w:b w:val="false"/>
+                <w:bCs w:val="false"/>
+                <w:sz w:val="17"/>
+                <w:szCs w:val="17"/>
+              </w:rPr>
+              <w:t xml:space="preserve">EstimatedTimeSeconds enforced at draft/submit: late answers ignored / capped; hard per-question timer in attempt UI.</w:t>
             </w:r>
           </w:p>
         </w:tc>
@@ -8785,7 +9078,7 @@
                 <w:sz w:val="17"/>
                 <w:szCs w:val="17"/>
               </w:rPr>
-              <w:t xml:space="preserve">QuizAssignment.StartDateTime / EndDateTime gate start, resume, and submit. Outside the window the attempt is blocked.</w:t>
+              <w:t xml:space="preserve">QuizAssignment.StartDateTime / EndDateTime gate start, resume, and submit. Outside the window the attempt is blocked or Expired.</w:t>
             </w:r>
           </w:p>
         </w:tc>
@@ -8945,7 +9238,7 @@
                 <w:sz w:val="17"/>
                 <w:szCs w:val="17"/>
               </w:rPr>
-              <w:t xml:space="preserve">UI applies urgent styling when remainingSeconds ≤ 60. Not documented as a product rule before; no audio/modal warning.</w:t>
+              <w:t xml:space="preserve">UI applies urgent styling when remainingSeconds ≤ 60. No dedicated audio modal.</w:t>
             </w:r>
           </w:p>
         </w:tc>
@@ -8973,20 +9266,20 @@
                 <w:sz w:val="17"/>
                 <w:szCs w:val="17"/>
               </w:rPr>
-              <w:t xml:space="preserve">Partial</w:t>
-            </w:r>
-          </w:p>
-        </w:tc>
-        <w:tc>
-          <w:p>
-            <w:r>
-              <w:rPr>
-                <w:b w:val="false"/>
-                <w:bCs w:val="false"/>
-                <w:sz w:val="17"/>
-                <w:szCs w:val="17"/>
-              </w:rPr>
-              <w:t xml:space="preserve">When remainingSeconds hits 0 the UI triggers submit. Status written is Submitted (82), not AutoSubmitted (83). Not enforced server-side — a client can bypass the timer.</w:t>
+              <w:t xml:space="preserve">Covered</w:t>
+            </w:r>
+          </w:p>
+        </w:tc>
+        <w:tc>
+          <w:p>
+            <w:r>
+              <w:rPr>
+                <w:b w:val="false"/>
+                <w:bCs w:val="false"/>
+                <w:sz w:val="17"/>
+                <w:szCs w:val="17"/>
+              </w:rPr>
+              <w:t xml:space="preserve">Client submits with IsAutoSubmit=true → AutoSubmitted (83). Server enforces TimeLimitMinutes with grace for auto-submit path.</w:t>
             </w:r>
           </w:p>
         </w:tc>
@@ -9014,20 +9307,20 @@
                 <w:sz w:val="17"/>
                 <w:szCs w:val="17"/>
               </w:rPr>
-              <w:t xml:space="preserve">Gap</w:t>
-            </w:r>
-          </w:p>
-        </w:tc>
-        <w:tc>
-          <w:p>
-            <w:r>
-              <w:rPr>
-                <w:b w:val="false"/>
-                <w:bCs w:val="false"/>
-                <w:sz w:val="17"/>
-                <w:szCs w:val="17"/>
-              </w:rPr>
-              <w:t xml:space="preserve">No explicit draft flush immediately before auto-submit. Submit payload uses in-memory answers; an unsaved last keystroke can be lost if it never reached draft-save.</w:t>
+              <w:t xml:space="preserve">Covered</w:t>
+            </w:r>
+          </w:p>
+        </w:tc>
+        <w:tc>
+          <w:p>
+            <w:r>
+              <w:rPr>
+                <w:b w:val="false"/>
+                <w:bCs w:val="false"/>
+                <w:sz w:val="17"/>
+                <w:szCs w:val="17"/>
+              </w:rPr>
+              <w:t xml:space="preserve">Autosave flush runs before submit/auto-submit on web.</w:t>
             </w:r>
           </w:p>
         </w:tc>
@@ -9055,20 +9348,20 @@
                 <w:sz w:val="17"/>
                 <w:szCs w:val="17"/>
               </w:rPr>
-              <w:t xml:space="preserve">Partial</w:t>
-            </w:r>
-          </w:p>
-        </w:tc>
-        <w:tc>
-          <w:p>
-            <w:r>
-              <w:rPr>
-                <w:b w:val="false"/>
-                <w:bCs w:val="false"/>
-                <w:sz w:val="17"/>
-                <w:szCs w:val="17"/>
-              </w:rPr>
-              <w:t xml:space="preserve">Assignment window expiry blocks new/continued attempts. Allow Retry grants ExtraAttempts after review; it does not reopen a closed EndDateTime window by itself.</w:t>
+              <w:t xml:space="preserve">Covered</w:t>
+            </w:r>
+          </w:p>
+        </w:tc>
+        <w:tc>
+          <w:p>
+            <w:r>
+              <w:rPr>
+                <w:b w:val="false"/>
+                <w:bCs w:val="false"/>
+                <w:sz w:val="17"/>
+                <w:szCs w:val="17"/>
+              </w:rPr>
+              <w:t xml:space="preserve">Assignment window expiry blocks/expires attempts. Allow Retry grants ExtraAttempts after review; does not reopen EndDateTime by itself.</w:t>
             </w:r>
           </w:p>
         </w:tc>
@@ -9104,7 +9397,43 @@
           <w:sz w:val="21"/>
           <w:szCs w:val="21"/>
         </w:rPr>
-        <w:t xml:space="preserve">Quiz time is not derived from question EstimatedTimeSeconds on add/remove/attach — TimeLimitMinutes stays whatever the owner typed.</w:t>
+        <w:t xml:space="preserve">Low-time warning is UI styling at ≤60s only (no dedicated modal/audio).</w:t>
+      </w:r>
+    </w:p>
+    <w:p>
+      <w:pPr>
+        <w:spacing w:after="100"/>
+        <w:rPr>
+          <w:b/>
+          <w:bCs/>
+          <w:color w:val="92400E"/>
+        </w:rPr>
+      </w:pPr>
+      <w:r>
+        <w:rPr>
+          <w:b/>
+          <w:bCs/>
+          <w:color w:val="92400E"/>
+          <w:sz w:val="21"/>
+          <w:szCs w:val="21"/>
+        </w:rPr>
+        <w:t xml:space="preserve">Hard clocks: assignment StartDateTime–EndDateTime and TimeLimitMinutes are server-enforced on submit (auto-submit grace). Per-question EstimatedTimeSeconds caps late answers.</w:t>
+      </w:r>
+    </w:p>
+    <w:p>
+      <w:pPr>
+        <w:pStyle w:val="Heading1"/>
+        <w:spacing w:after="100" w:before="220"/>
+      </w:pPr>
+      <w:r>
+        <w:rPr>
+          <w:b/>
+          <w:bCs/>
+          <w:color w:val="2563EB"/>
+          <w:sz w:val="28"/>
+          <w:szCs w:val="28"/>
+        </w:rPr>
+        <w:t xml:space="preserve">11. Review and results release</w:t>
       </w:r>
     </w:p>
     <w:p>
@@ -9121,7 +9450,7 @@
           <w:sz w:val="21"/>
           <w:szCs w:val="21"/>
         </w:rPr>
-        <w:t xml:space="preserve">No per-question timer; EstimatedTimeSeconds is metadata only at attempt time.</w:t>
+        <w:t xml:space="preserve">Pending reviews: owned quizzes with IsReviewRequired, assignment not review-done, attempt Submitted/AutoSubmitted.</w:t>
       </w:r>
     </w:p>
     <w:p>
@@ -9138,7 +9467,7 @@
           <w:sz w:val="21"/>
           <w:szCs w:val="21"/>
         </w:rPr>
-        <w:t xml:space="preserve">Time limit is client-side only — server does not reject submit after TimeLimitMinutes elapses (only the assignment EndDateTime window is server-checked).</w:t>
+        <w:t xml:space="preserve">RequiresReview per question: Descriptive OR (Fill + AllowTeacherReview + submitted text).</w:t>
       </w:r>
     </w:p>
     <w:p>
@@ -9155,7 +9484,7 @@
           <w:sz w:val="21"/>
           <w:szCs w:val="21"/>
         </w:rPr>
-        <w:t xml:space="preserve">Auto-submit does not write QuizAttemptStatus AutoSubmitted (83).</w:t>
+        <w:t xml:space="preserve">Mark answers: awarded marks in [0, MaxMarks]; not if already finalized.</w:t>
       </w:r>
     </w:p>
     <w:p>
@@ -9172,43 +9501,7 @@
           <w:sz w:val="21"/>
           <w:szCs w:val="21"/>
         </w:rPr>
-        <w:t xml:space="preserve">No guaranteed save-before-auto-submit draft flush.</w:t>
-      </w:r>
-    </w:p>
-    <w:p>
-      <w:pPr>
-        <w:spacing w:after="100"/>
-        <w:rPr>
-          <w:b/>
-          <w:bCs/>
-          <w:color w:val="92400E"/>
-        </w:rPr>
-      </w:pPr>
-      <w:r>
-        <w:rPr>
-          <w:b/>
-          <w:bCs/>
-          <w:color w:val="92400E"/>
-          <w:sz w:val="21"/>
-          <w:szCs w:val="21"/>
-        </w:rPr>
-        <w:t xml:space="preserve">Hard vs soft clock: assignment StartDateTime–EndDateTime is server-enforced. TimeLimitMinutes is a soft client countdown only.</w:t>
-      </w:r>
-    </w:p>
-    <w:p>
-      <w:pPr>
-        <w:pStyle w:val="Heading1"/>
-        <w:spacing w:after="100" w:before="220"/>
-      </w:pPr>
-      <w:r>
-        <w:rPr>
-          <w:b/>
-          <w:bCs/>
-          <w:color w:val="2563EB"/>
-          <w:sz w:val="28"/>
-          <w:szCs w:val="28"/>
-        </w:rPr>
-        <w:t xml:space="preserve">11. Review and results release</w:t>
+        <w:t xml:space="preserve">Finalize: all RequiresReview questions with text must have human feedback; attempt → Reviewed; assignment.IsReviewDone = true.</w:t>
       </w:r>
     </w:p>
     <w:p>
@@ -9225,7 +9518,7 @@
           <w:sz w:val="21"/>
           <w:szCs w:val="21"/>
         </w:rPr>
-        <w:t xml:space="preserve">Pending reviews: owned quizzes with IsReviewRequired, assignment not review-done, attempt Submitted.</w:t>
+        <w:t xml:space="preserve">Score masking uses the same QuizReviewDisplay.Resolve on submit and get-result (ReviewDisplayMode + IsReviewRequired + IsReviewDone + HasSubjectiveAnswersRequiringReview).</w:t>
       </w:r>
     </w:p>
     <w:p>
@@ -9242,7 +9535,7 @@
           <w:sz w:val="21"/>
           <w:szCs w:val="21"/>
         </w:rPr>
-        <w:t xml:space="preserve">RequiresReview per question: Descriptive OR (Fill + AllowTeacherReview + submitted text).</w:t>
+        <w:t xml:space="preserve">Modes: Full, CorrectAnswers, ScoreOnly, Withheld — owner-configured on the quiz (type defaults via ApplyCreateDefaults; bools never OR’d with defaults).</w:t>
       </w:r>
     </w:p>
     <w:p>
@@ -9259,7 +9552,23 @@
           <w:sz w:val="21"/>
           <w:szCs w:val="21"/>
         </w:rPr>
-        <w:t xml:space="preserve">Mark answers: awarded marks in [0, MaxMarks]; not if already finalized.</w:t>
+        <w:t xml:space="preserve">AI review: OpenAI when configured, else heuristic suggestion; teacher still finalizes when AllowTeacherReview.</w:t>
+      </w:r>
+    </w:p>
+    <w:p>
+      <w:pPr>
+        <w:pStyle w:val="Heading1"/>
+        <w:spacing w:after="100" w:before="220"/>
+      </w:pPr>
+      <w:r>
+        <w:rPr>
+          <w:b/>
+          <w:bCs/>
+          <w:color w:val="2563EB"/>
+          <w:sz w:val="28"/>
+          <w:szCs w:val="28"/>
+        </w:rPr>
+        <w:t xml:space="preserve">12. Parent and student visibility</w:t>
       </w:r>
     </w:p>
     <w:p>
@@ -9276,7 +9585,7 @@
           <w:sz w:val="21"/>
           <w:szCs w:val="21"/>
         </w:rPr>
-        <w:t xml:space="preserve">Finalize: all RequiresReview questions with text must have human feedback; attempt → Reviewed; assignment.IsReviewDone = true.</w:t>
+        <w:t xml:space="preserve">Parent list = linked-child assignments ∪ own quizzes.</w:t>
       </w:r>
     </w:p>
     <w:p>
@@ -9293,7 +9602,7 @@
           <w:sz w:val="21"/>
           <w:szCs w:val="21"/>
         </w:rPr>
-        <w:t xml:space="preserve">Score masking on submit: if IsReviewRequired AND review not done AND subjective answers → obtained/percentage shown as 0, status "Pending Review".</w:t>
+        <w:t xml:space="preserve">Student sees assigned quizzes plus Public catalog only (school/section/multi stay Assigned).</w:t>
       </w:r>
     </w:p>
     <w:p>
@@ -9310,7 +9619,7 @@
           <w:sz w:val="21"/>
           <w:szCs w:val="21"/>
         </w:rPr>
-        <w:t xml:space="preserve">Score masking on get-result: if IsReviewRequired AND !IsReviewDone → mask (stricter than submit path).</w:t>
+        <w:t xml:space="preserve">Results masked via shared QuizReviewDisplay.Resolve on submit and get-result.</w:t>
       </w:r>
     </w:p>
     <w:p>
@@ -9327,7 +9636,7 @@
           <w:sz w:val="21"/>
           <w:szCs w:val="21"/>
         </w:rPr>
-        <w:t xml:space="preserve">AI review is a text stub only (no external grading).</w:t>
+        <w:t xml:space="preserve">Reports: Teacher own / SchoolAdmin school / PortalAdmin all.</w:t>
       </w:r>
     </w:p>
     <w:p>
@@ -9343,7 +9652,7 @@
           <w:sz w:val="28"/>
           <w:szCs w:val="28"/>
         </w:rPr>
-        <w:t xml:space="preserve">12. Parent and student visibility</w:t>
+        <w:t xml:space="preserve">13. Validation and limits</w:t>
       </w:r>
     </w:p>
     <w:p>
@@ -9360,7 +9669,7 @@
           <w:sz w:val="21"/>
           <w:szCs w:val="21"/>
         </w:rPr>
-        <w:t xml:space="preserve">Parent list = linked-child assignments ∪ own quizzes.</w:t>
+        <w:t xml:space="preserve">Title required (max 100); instructions required (max 1000); non-empty instructions require ack on start.</w:t>
       </w:r>
     </w:p>
     <w:p>
@@ -9377,7 +9686,7 @@
           <w:sz w:val="21"/>
           <w:szCs w:val="21"/>
         </w:rPr>
-        <w:t xml:space="preserve">Student sees only assigned quizzes (v1). See §8 for future audiences.</w:t>
+        <w:t xml:space="preserve">Difficulty Easy/Medium/Hard (2001–2003).</w:t>
       </w:r>
     </w:p>
     <w:p>
@@ -9394,7 +9703,7 @@
           <w:sz w:val="21"/>
           <w:szCs w:val="21"/>
         </w:rPr>
-        <w:t xml:space="preserve">Results masked while review pending.</w:t>
+        <w:t xml:space="preserve">TimeLimitMinutes optional; derived from Σ EstimatedTimeSeconds on question changes; server-enforced.</w:t>
       </w:r>
     </w:p>
     <w:p>
@@ -9411,74 +9720,7 @@
           <w:sz w:val="21"/>
           <w:szCs w:val="21"/>
         </w:rPr>
-        <w:t xml:space="preserve">Reports: Teacher own / SchoolAdmin school / PortalAdmin all.</w:t>
-      </w:r>
-    </w:p>
-    <w:p>
-      <w:pPr>
-        <w:pStyle w:val="Heading1"/>
-        <w:spacing w:after="100" w:before="220"/>
-      </w:pPr>
-      <w:r>
-        <w:rPr>
-          <w:b/>
-          <w:bCs/>
-          <w:color w:val="2563EB"/>
-          <w:sz w:val="28"/>
-          <w:szCs w:val="28"/>
-        </w:rPr>
-        <w:t xml:space="preserve">13. Validation and limits</w:t>
-      </w:r>
-    </w:p>
-    <w:p>
-      <w:pPr>
-        <w:pStyle w:val="ListParagraph"/>
-        <w:numPr>
-          <w:ilvl w:val="0"/>
-          <w:numId w:val="1"/>
-        </w:numPr>
-        <w:spacing w:after="60"/>
-      </w:pPr>
-      <w:r>
-        <w:rPr>
-          <w:sz w:val="21"/>
-          <w:szCs w:val="21"/>
-        </w:rPr>
-        <w:t xml:space="preserve">Title required (max 100); instructions required (max 1000).</w:t>
-      </w:r>
-    </w:p>
-    <w:p>
-      <w:pPr>
-        <w:pStyle w:val="ListParagraph"/>
-        <w:numPr>
-          <w:ilvl w:val="0"/>
-          <w:numId w:val="1"/>
-        </w:numPr>
-        <w:spacing w:after="60"/>
-      </w:pPr>
-      <w:r>
-        <w:rPr>
-          <w:sz w:val="21"/>
-          <w:szCs w:val="21"/>
-        </w:rPr>
-        <w:t xml:space="preserve">Difficulty Easy/Medium/Hard (2001–2003).</w:t>
-      </w:r>
-    </w:p>
-    <w:p>
-      <w:pPr>
-        <w:pStyle w:val="ListParagraph"/>
-        <w:numPr>
-          <w:ilvl w:val="0"/>
-          <w:numId w:val="1"/>
-        </w:numPr>
-        <w:spacing w:after="60"/>
-      </w:pPr>
-      <w:r>
-        <w:rPr>
-          <w:sz w:val="21"/>
-          <w:szCs w:val="21"/>
-        </w:rPr>
-        <w:t xml:space="preserve">TimeLimitMinutes optional; client countdown only; not auto-derived from EstimatedTimeSeconds.</w:t>
+        <w:t xml:space="preserve">ApplyCreateDefaults preserves explicit bools; nullables fall back to type defaults.</w:t>
       </w:r>
     </w:p>
     <w:p>
@@ -9584,7 +9826,7 @@
                 <w:sz w:val="17"/>
                 <w:szCs w:val="17"/>
               </w:rPr>
-              <w:t xml:space="preserve">Role-scoped list (Student assigned; Parent linked∪own; Teacher campus; Admin list).</w:t>
+              <w:t xml:space="preserve">Role-scoped list (Student assigned ∪ Public catalog; Parent linked∪own; Teacher campus; Admin list). Student list prefers stored QuizResultStatusName.</w:t>
             </w:r>
           </w:p>
         </w:tc>
@@ -9612,7 +9854,7 @@
                 <w:sz w:val="17"/>
                 <w:szCs w:val="17"/>
               </w:rPr>
-              <w:t xml:space="preserve">Create Not Assigned + Pending (Teacher/Parent).</w:t>
+              <w:t xml:space="preserve">Create Not Assigned + Pending (Teacher/Parent). Type defaults applied for nullables; explicit bools preserved.</w:t>
             </w:r>
           </w:p>
         </w:tc>
@@ -9752,7 +9994,7 @@
                 <w:sz w:val="17"/>
                 <w:szCs w:val="17"/>
               </w:rPr>
-              <w:t xml:space="preserve">SchoolAdmin/PortalAdmin approval gate.</w:t>
+              <w:t xml:space="preserve">SchoolAdmin/PortalAdmin approval gate; reject reason persisted.</w:t>
             </w:r>
           </w:p>
         </w:tc>
@@ -9780,7 +10022,7 @@
                 <w:sz w:val="17"/>
                 <w:szCs w:val="17"/>
               </w:rPr>
-              <w:t xml:space="preserve">Create assignments; lifecycle → Assigned.</w:t>
+              <w:t xml:space="preserve">Create assignments (Upcoming if StartAt&gt;now); lifecycle → Assigned. Modes include section/school/multi/public.</w:t>
             </w:r>
           </w:p>
         </w:tc>
@@ -9920,7 +10162,7 @@
                 <w:sz w:val="17"/>
                 <w:szCs w:val="17"/>
               </w:rPr>
-              <w:t xml:space="preserve">Inline create, attach bank, edit, remove.</w:t>
+              <w:t xml:space="preserve">Inline create, attach bank, edit, remove; TimeLimitMinutes recalculated from EstimatedTimeSeconds.</w:t>
             </w:r>
           </w:p>
         </w:tc>
@@ -9948,7 +10190,7 @@
                 <w:sz w:val="17"/>
                 <w:szCs w:val="17"/>
               </w:rPr>
-              <w:t xml:space="preserve">Student start/resume.</w:t>
+              <w:t xml:space="preserve">Student start/resume; instructions ack gate when Instructions set.</w:t>
             </w:r>
           </w:p>
         </w:tc>
@@ -9976,7 +10218,7 @@
                 <w:sz w:val="17"/>
                 <w:szCs w:val="17"/>
               </w:rPr>
-              <w:t xml:space="preserve">Student save draft answers.</w:t>
+              <w:t xml:space="preserve">Student save draft answers (+ mark-for-review / per-question time).</w:t>
             </w:r>
           </w:p>
         </w:tc>
@@ -10004,7 +10246,35 @@
                 <w:sz w:val="17"/>
                 <w:szCs w:val="17"/>
               </w:rPr>
-              <w:t xml:space="preserve">Student submit + auto-score.</w:t>
+              <w:t xml:space="preserve">Student submit + auto-score; IsAutoSubmit → AutoSubmitted; shared review display mask.</w:t>
+            </w:r>
+          </w:p>
+        </w:tc>
+      </w:tr>
+      <w:tr>
+        <w:tc>
+          <w:p>
+            <w:r>
+              <w:rPr>
+                <w:b w:val="false"/>
+                <w:bCs w:val="false"/>
+                <w:sz w:val="17"/>
+                <w:szCs w:val="17"/>
+              </w:rPr>
+              <w:t xml:space="preserve">POST .../attempts/{id}/sync</w:t>
+            </w:r>
+          </w:p>
+        </w:tc>
+        <w:tc>
+          <w:p>
+            <w:r>
+              <w:rPr>
+                <w:b w:val="false"/>
+                <w:bCs w:val="false"/>
+                <w:sz w:val="17"/>
+                <w:szCs w:val="17"/>
+              </w:rPr>
+              <w:t xml:space="preserve">Offline queue replay (ClientSyncId idempotency).</w:t>
             </w:r>
           </w:p>
         </w:tc>
@@ -10032,7 +10302,7 @@
                 <w:sz w:val="17"/>
                 <w:szCs w:val="17"/>
               </w:rPr>
-              <w:t xml:space="preserve">Student own or Parent linked child.</w:t>
+              <w:t xml:space="preserve">Student own or Parent linked child; same mask rule as submit.</w:t>
             </w:r>
           </w:p>
         </w:tc>
@@ -10060,7 +10330,7 @@
                 <w:sz w:val="17"/>
                 <w:szCs w:val="17"/>
               </w:rPr>
-              <w:t xml:space="preserve">Owner progress board.</w:t>
+              <w:t xml:space="preserve">Owner progress board (incl. integrity signals where available).</w:t>
             </w:r>
           </w:p>
         </w:tc>
@@ -10117,6 +10387,34 @@
                 <w:szCs w:val="17"/>
               </w:rPr>
               <w:t xml:space="preserve">SchoolAdmin/PortalAdmin queue.</w:t>
+            </w:r>
+          </w:p>
+        </w:tc>
+      </w:tr>
+      <w:tr>
+        <w:tc>
+          <w:p>
+            <w:r>
+              <w:rPr>
+                <w:b w:val="false"/>
+                <w:bCs w:val="false"/>
+                <w:sz w:val="17"/>
+                <w:szCs w:val="17"/>
+              </w:rPr>
+              <w:t xml:space="preserve">GET /api/notifications*</w:t>
+            </w:r>
+          </w:p>
+        </w:tc>
+        <w:tc>
+          <w:p>
+            <w:r>
+              <w:rPr>
+                <w:b w:val="false"/>
+                <w:bCs w:val="false"/>
+                <w:sz w:val="17"/>
+                <w:szCs w:val="17"/>
+              </w:rPr>
+              <w:t xml:space="preserve">In-app quiz notifications (bell); not admin-only.</w:t>
             </w:r>
           </w:p>
         </w:tc>
@@ -10676,7 +10974,7 @@
           <w:sz w:val="21"/>
           <w:szCs w:val="21"/>
         </w:rPr>
-        <w:t xml:space="preserve">Steps: Quiz IsReviewRequired with Fill(AllowTeacherReview) answers; student submits.</w:t>
+        <w:t xml:space="preserve">Steps: Quiz IsReviewRequired with Fill(AllowTeacherReview) answers; student submits then reloads result.</w:t>
       </w:r>
     </w:p>
     <w:p>
@@ -10696,7 +10994,7 @@
           <w:sz w:val="21"/>
           <w:szCs w:val="21"/>
         </w:rPr>
-        <w:t xml:space="preserve">Expected: Objective items scored; obtained/percentage masked as Pending Review until finalize.</w:t>
+        <w:t xml:space="preserve">Expected: Objective items scored; submit and get-result both use QuizReviewDisplay.Resolve — same mask / Pending Review until finalize.</w:t>
       </w:r>
     </w:p>
     <w:p>
@@ -10744,7 +11042,7 @@
           <w:sz w:val="21"/>
           <w:szCs w:val="21"/>
         </w:rPr>
-        <w:t xml:space="preserve">Expected: Attempt→Reviewed; IsReviewDone=true; student/parent see real scores.</w:t>
+        <w:t xml:space="preserve">Expected: Attempt→Reviewed; IsReviewDone=true; student/parent see real scores per ReviewDisplayMode.</w:t>
       </w:r>
     </w:p>
     <w:p>
@@ -11012,7 +11310,7 @@
           <w:sz w:val="21"/>
           <w:szCs w:val="21"/>
         </w:rPr>
-        <w:t xml:space="preserve">Steps: Student A is assigned a quiz; Student B in same class is not assigned.</w:t>
+        <w:t xml:space="preserve">Steps: Student A is assigned (or Public catalog); Student B is neither assigned nor Public-eligible.</w:t>
       </w:r>
     </w:p>
     <w:p>
@@ -11032,7 +11330,7 @@
           <w:sz w:val="21"/>
           <w:szCs w:val="21"/>
         </w:rPr>
-        <w:t xml:space="preserve">Expected: Student A sees the quiz. Student B does not. Section/School/Public audiences remain planned and must not leak visibility without an explicit assign or permitted-audience rule.</w:t>
+        <w:t xml:space="preserve">Expected: Student A sees the quiz. Student B does not. School/section/multi assign must not open catalog (AudienceScope stays Assigned).</w:t>
       </w:r>
     </w:p>
     <w:p>
@@ -11128,7 +11426,7 @@
           <w:sz w:val="21"/>
           <w:szCs w:val="21"/>
         </w:rPr>
-        <w:t xml:space="preserve">Expected: Countdown is shown; UI auto-submits. Status becomes Submitted (not AutoSubmitted). Server does not independently enforce the minute budget — only the assignment EndDateTime window is hard-checked.</w:t>
+        <w:t xml:space="preserve">Expected: Countdown is shown; client auto-submits with IsAutoSubmit → AutoSubmitted (83). Server enforces minute budget with grace.</w:t>
       </w:r>
     </w:p>
     <w:p>
@@ -11176,7 +11474,103 @@
           <w:sz w:val="21"/>
           <w:szCs w:val="21"/>
         </w:rPr>
-        <w:t xml:space="preserve">Expected: No countdown UI, but start/submit is still rejected because the assignment window expired.</w:t>
+        <w:t xml:space="preserve">Expected: No countdown UI, but start/submit is still rejected; overdue InProgress attempts transition to Expired (84).</w:t>
+      </w:r>
+    </w:p>
+    <w:p>
+      <w:pPr>
+        <w:pStyle w:val="Heading2"/>
+        <w:spacing w:after="100" w:before="220"/>
+      </w:pPr>
+      <w:r>
+        <w:rPr>
+          <w:b/>
+          <w:bCs/>
+          <w:color w:val="2563EB"/>
+          <w:sz w:val="24"/>
+          <w:szCs w:val="24"/>
+        </w:rPr>
+        <w:t xml:space="preserve">QZ-20 — Upcoming assign then promote</w:t>
+      </w:r>
+    </w:p>
+    <w:p>
+      <w:pPr>
+        <w:spacing w:after="100"/>
+      </w:pPr>
+      <w:r>
+        <w:rPr>
+          <w:sz w:val="21"/>
+          <w:szCs w:val="21"/>
+        </w:rPr>
+        <w:t xml:space="preserve">Steps: Teacher assigns with StartAt in the future; later StartAt arrives with no attempt.</w:t>
+      </w:r>
+    </w:p>
+    <w:p>
+      <w:pPr>
+        <w:spacing w:after="100"/>
+        <w:rPr>
+          <w:b/>
+          <w:bCs/>
+          <w:color w:val="166534"/>
+        </w:rPr>
+      </w:pPr>
+      <w:r>
+        <w:rPr>
+          <w:b/>
+          <w:bCs/>
+          <w:color w:val="166534"/>
+          <w:sz w:val="21"/>
+          <w:szCs w:val="21"/>
+        </w:rPr>
+        <w:t xml:space="preserve">Expected: Assignment QuizResultStatus starts as Up Coming (25); ExpireOverdueUnattemptedAsync promotes to Not Attempted (24) when the window opens.</w:t>
+      </w:r>
+    </w:p>
+    <w:p>
+      <w:pPr>
+        <w:pStyle w:val="Heading2"/>
+        <w:spacing w:after="100" w:before="220"/>
+      </w:pPr>
+      <w:r>
+        <w:rPr>
+          <w:b/>
+          <w:bCs/>
+          <w:color w:val="2563EB"/>
+          <w:sz w:val="24"/>
+          <w:szCs w:val="24"/>
+        </w:rPr>
+        <w:t xml:space="preserve">QZ-21 — Create defaults preserve bools</w:t>
+      </w:r>
+    </w:p>
+    <w:p>
+      <w:pPr>
+        <w:spacing w:after="100"/>
+      </w:pPr>
+      <w:r>
+        <w:rPr>
+          <w:sz w:val="21"/>
+          <w:szCs w:val="21"/>
+        </w:rPr>
+        <w:t xml:space="preserve">Steps: Client creates a Practice quiz with ShuffleQuestions=false while type default is also false/true variants.</w:t>
+      </w:r>
+    </w:p>
+    <w:p>
+      <w:pPr>
+        <w:spacing w:after="100"/>
+        <w:rPr>
+          <w:b/>
+          <w:bCs/>
+          <w:color w:val="166534"/>
+        </w:rPr>
+      </w:pPr>
+      <w:r>
+        <w:rPr>
+          <w:b/>
+          <w:bCs/>
+          <w:color w:val="166534"/>
+          <w:sz w:val="21"/>
+          <w:szCs w:val="21"/>
+        </w:rPr>
+        <w:t xml:space="preserve">Expected: ApplyCreateDefaults never OR’s bools with type defaults — explicit client bools win; only nullables (time/attempts/nav/review display) fall back.</w:t>
       </w:r>
     </w:p>
     <w:p>
@@ -11260,7 +11654,7 @@
           <w:sz w:val="21"/>
           <w:szCs w:val="21"/>
         </w:rPr>
-        <w:t xml:space="preserve">☐ Student sees only assigned quizzes (or later permitted audience); ParentPrivate never targets school/public.</w:t>
+        <w:t xml:space="preserve">☐ Student sees assigned quizzes and Public catalog only; school/section/multi never set AudienceScope=Public.</w:t>
       </w:r>
     </w:p>
     <w:p>
@@ -11277,7 +11671,7 @@
           <w:sz w:val="21"/>
           <w:szCs w:val="21"/>
         </w:rPr>
-        <w:t xml:space="preserve">☐ Supported audiences now: one student, selected, group, class (allInGrade), parent’s child / all linked. Section, school, multi-school, public are planned.</w:t>
+        <w:t xml:space="preserve">☐ Supported audiences: one, selected, group, class (allInGrade), section, school, multi-school, public (PortalAdmin), parent child / allLinked.</w:t>
       </w:r>
     </w:p>
     <w:p>
@@ -11311,7 +11705,7 @@
           <w:sz w:val="21"/>
           <w:szCs w:val="21"/>
         </w:rPr>
-        <w:t xml:space="preserve">☐ QuizResultStatus is per student (Up Coming / Not Attempted / In Progress / Under Review / Expired / Completed) — not a quiz-wide aggregate.</w:t>
+        <w:t xml:space="preserve">☐ QuizResultStatus is per student (Up Coming / Not Attempted / In Progress / Under Review / Expired / Completed) — student list prefers DB name over calculator.</w:t>
       </w:r>
     </w:p>
     <w:p>
@@ -11328,7 +11722,7 @@
           <w:sz w:val="21"/>
           <w:szCs w:val="21"/>
         </w:rPr>
-        <w:t xml:space="preserve">☐ Editable only Not Assigned/Published, not Archived, and no started assignment.</w:t>
+        <w:t xml:space="preserve">☐ Assign with StartAt &gt; now writes Up Coming; overdue job promotes Upcoming → Not Attempted and expires past-window rows / InProgress attempts.</w:t>
       </w:r>
     </w:p>
     <w:p>
@@ -11345,7 +11739,7 @@
           <w:sz w:val="21"/>
           <w:szCs w:val="21"/>
         </w:rPr>
-        <w:t xml:space="preserve">☐ Bank attach requires Public + Active + Approved + ApprovedBy + class/subject match.</w:t>
+        <w:t xml:space="preserve">☐ Editable only Not Assigned/Published, not Archived, and no started assignment.</w:t>
       </w:r>
     </w:p>
     <w:p>
@@ -11362,7 +11756,7 @@
           <w:sz w:val="21"/>
           <w:szCs w:val="21"/>
         </w:rPr>
-        <w:t xml:space="preserve">☐ Inline questions are Approved+Campus+Active and usable on that quiz only for bank eligibility rules.</w:t>
+        <w:t xml:space="preserve">☐ Bank attach requires Public + Active + Approved + ApprovedBy + class/subject match.</w:t>
       </w:r>
     </w:p>
     <w:p>
@@ -11379,7 +11773,7 @@
           <w:sz w:val="21"/>
           <w:szCs w:val="21"/>
         </w:rPr>
-        <w:t xml:space="preserve">☐ Descriptive type blocked for authoring.</w:t>
+        <w:t xml:space="preserve">☐ Inline questions are Approved+Campus+Active and usable on that quiz only for bank eligibility rules.</w:t>
       </w:r>
     </w:p>
     <w:p>
@@ -11396,7 +11790,7 @@
           <w:sz w:val="21"/>
           <w:szCs w:val="21"/>
         </w:rPr>
-        <w:t xml:space="preserve">☐ Student attempts require assignment, active quiz, window, DeviceId, and attempt quota.</w:t>
+        <w:t xml:space="preserve">☐ Descriptive type blocked for authoring.</w:t>
       </w:r>
     </w:p>
     <w:p>
@@ -11413,7 +11807,7 @@
           <w:sz w:val="21"/>
           <w:szCs w:val="21"/>
         </w:rPr>
-        <w:t xml:space="preserve">☐ InProgress resumes; time limit is client-enforced only.</w:t>
+        <w:t xml:space="preserve">☐ Student attempts require assignment (or Public window), active quiz, window, DeviceId, attempt quota, and instructions ack when set.</w:t>
       </w:r>
     </w:p>
     <w:p>
@@ -11430,7 +11824,7 @@
           <w:sz w:val="21"/>
           <w:szCs w:val="21"/>
         </w:rPr>
-        <w:t xml:space="preserve">☐ Time management: optional TimeLimitMinutes, assignment window, UI countdown + low-time warn (≤60s); AutoSubmitted not written; no per-question timer; quiz time not derived from EstimatedTimeSeconds.</w:t>
+        <w:t xml:space="preserve">☐ InProgress resumes; TimeLimitMinutes enforced client + server; AutoSubmitted on IsAutoSubmit.</w:t>
       </w:r>
     </w:p>
     <w:p>
@@ -11447,7 +11841,7 @@
           <w:sz w:val="21"/>
           <w:szCs w:val="21"/>
         </w:rPr>
-        <w:t xml:space="preserve">☐ On attempt start, QuizAttemptQuestion rows snapshot the presented question set/order; answers store per attempt (MCQ options separately).</w:t>
+        <w:t xml:space="preserve">☐ Time management: Σ EstimatedTimeSeconds → TimeLimitMinutes on question changes; per-question hard timer; assignment window; low-time UI warn ≤60s.</w:t>
       </w:r>
     </w:p>
     <w:p>
@@ -11464,7 +11858,7 @@
           <w:sz w:val="21"/>
           <w:szCs w:val="21"/>
         </w:rPr>
-        <w:t xml:space="preserve">☐ Scoring: single/TF one correct; multi exact set; Fill accepted-answer rules.</w:t>
+        <w:t xml:space="preserve">☐ On attempt start, QuizAttemptQuestion freezes text/marks/options/order; answers store per attempt.</w:t>
       </w:r>
     </w:p>
     <w:p>
@@ -11481,7 +11875,7 @@
           <w:sz w:val="21"/>
           <w:szCs w:val="21"/>
         </w:rPr>
-        <w:t xml:space="preserve">☐ IsReviewRequired + subjective → masked until finalize-review.</w:t>
+        <w:t xml:space="preserve">☐ Scoring: single/TF one correct; multi exact set; Fill accepted-answer rules.</w:t>
       </w:r>
     </w:p>
     <w:p>
@@ -11498,7 +11892,7 @@
           <w:sz w:val="21"/>
           <w:szCs w:val="21"/>
         </w:rPr>
-        <w:t xml:space="preserve">☐ Allow-retry only after IsReviewDone; adds ExtraAttempts.</w:t>
+        <w:t xml:space="preserve">☐ ReviewDisplayMode + shared mask on submit and get-result until finalize when required.</w:t>
       </w:r>
     </w:p>
     <w:p>
@@ -11515,7 +11909,7 @@
           <w:sz w:val="21"/>
           <w:szCs w:val="21"/>
         </w:rPr>
-        <w:t xml:space="preserve">☐ Cancel removes only future assignments.</w:t>
+        <w:t xml:space="preserve">☐ ApplyCreateDefaults: nullable fallbacks only; bools never OR’d.</w:t>
       </w:r>
     </w:p>
     <w:p>
@@ -11532,7 +11926,7 @@
           <w:sz w:val="21"/>
           <w:szCs w:val="21"/>
         </w:rPr>
-        <w:t xml:space="preserve">☐ Archive sets Archived + Inactive; Not Assigned must be deleted.</w:t>
+        <w:t xml:space="preserve">☐ Allow-retry only after IsReviewDone; adds ExtraAttempts.</w:t>
       </w:r>
     </w:p>
     <w:p>
@@ -11549,7 +11943,7 @@
           <w:sz w:val="21"/>
           <w:szCs w:val="21"/>
         </w:rPr>
-        <w:t xml:space="preserve">☐ Duplicate creates Not Assigned + Pending copy with questions.</w:t>
+        <w:t xml:space="preserve">☐ Cancel removes only future assignments.</w:t>
       </w:r>
     </w:p>
     <w:p>
@@ -11566,7 +11960,7 @@
           <w:sz w:val="21"/>
           <w:szCs w:val="21"/>
         </w:rPr>
-        <w:t xml:space="preserve">☐ CampusAdmin has no quiz manage/approve API capability.</w:t>
+        <w:t xml:space="preserve">☐ Archive sets Archived + Inactive; Not Assigned must be deleted.</w:t>
       </w:r>
     </w:p>
     <w:p>
@@ -11583,7 +11977,7 @@
           <w:sz w:val="21"/>
           <w:szCs w:val="21"/>
         </w:rPr>
-        <w:t xml:space="preserve">☐ Fill answers hidden from students before submission (attempt payload).</w:t>
+        <w:t xml:space="preserve">☐ Duplicate creates Not Assigned + Pending copy with questions.</w:t>
       </w:r>
     </w:p>
     <w:p>
@@ -11600,23 +11994,7 @@
           <w:sz w:val="21"/>
           <w:szCs w:val="21"/>
         </w:rPr>
-        <w:t xml:space="preserve">☐ Reports available to Teacher (own), SchoolAdmin (school), PortalAdmin (all).</w:t>
-      </w:r>
-    </w:p>
-    <w:p>
-      <w:pPr>
-        <w:pStyle w:val="Heading1"/>
-        <w:spacing w:after="100" w:before="220"/>
-      </w:pPr>
-      <w:r>
-        <w:rPr>
-          <w:b/>
-          <w:bCs/>
-          <w:color w:val="2563EB"/>
-          <w:sz w:val="28"/>
-          <w:szCs w:val="28"/>
-        </w:rPr>
-        <w:t xml:space="preserve">18. Known gaps, stubs, and optional work</w:t>
+        <w:t xml:space="preserve">☐ CampusAdmin has no quiz manage/approve API capability.</w:t>
       </w:r>
     </w:p>
     <w:p>
@@ -11633,7 +12011,7 @@
           <w:sz w:val="21"/>
           <w:szCs w:val="21"/>
         </w:rPr>
-        <w:t xml:space="preserve">Attempt Started / AutoSubmitted / Expired and result Expired / Under Review / In Progress are present but not automatically transitioned by current services.</w:t>
+        <w:t xml:space="preserve">☐ Fill answers hidden from students before submission (attempt payload).</w:t>
       </w:r>
     </w:p>
     <w:p>
@@ -11650,7 +12028,7 @@
           <w:sz w:val="21"/>
           <w:szCs w:val="21"/>
         </w:rPr>
-        <w:t xml:space="preserve">UI question add/edit/remove shown only while Not Assigned; API still allows Published until assignment starts.</w:t>
+        <w:t xml:space="preserve">☐ Quiz notifications (submit/auto-submit/etc.) via in-app bell.</w:t>
       </w:r>
     </w:p>
     <w:p>
@@ -11667,7 +12045,7 @@
           <w:sz w:val="21"/>
           <w:szCs w:val="21"/>
         </w:rPr>
-        <w:t xml:space="preserve">Assign modes one and allLinked exist in API but not in the Assign dialog UI.</w:t>
+        <w:t xml:space="preserve">☐ Offline sync via ClientSyncId + POST .../sync (web + mobile).</w:t>
       </w:r>
     </w:p>
     <w:p>
@@ -11684,7 +12062,23 @@
           <w:sz w:val="21"/>
           <w:szCs w:val="21"/>
         </w:rPr>
-        <w:t xml:space="preserve">Audience Section / School / Multiple schools / Public platform are documented as planned; only one, selected, group, class (allInGrade), and parent-child targets exist today.</w:t>
+        <w:t xml:space="preserve">☐ Reports available to Teacher (own), SchoolAdmin (school), PortalAdmin (all).</w:t>
+      </w:r>
+    </w:p>
+    <w:p>
+      <w:pPr>
+        <w:pStyle w:val="Heading1"/>
+        <w:spacing w:after="100" w:before="220"/>
+      </w:pPr>
+      <w:r>
+        <w:rPr>
+          <w:b/>
+          <w:bCs/>
+          <w:color w:val="2563EB"/>
+          <w:sz w:val="28"/>
+          <w:szCs w:val="28"/>
+        </w:rPr>
+        <w:t xml:space="preserve">18. Known gaps, stubs, and optional work</w:t>
       </w:r>
     </w:p>
     <w:p>
@@ -11701,7 +12095,7 @@
           <w:sz w:val="21"/>
           <w:szCs w:val="21"/>
         </w:rPr>
-        <w:t xml:space="preserve">ShuffleQuestions / ShuffleOptions / IsReviewRequired: DB defaults true; create form defaults false / false / false.</w:t>
+        <w:t xml:space="preserve">UI question add/edit/remove may still be restricted more tightly in manage UI than API (Published until assignment starts).</w:t>
       </w:r>
     </w:p>
     <w:p>
@@ -11718,7 +12112,7 @@
           <w:sz w:val="21"/>
           <w:szCs w:val="21"/>
         </w:rPr>
-        <w:t xml:space="preserve">Time limit enforced in UI only (not server-side).</w:t>
+        <w:t xml:space="preserve">Some assign modes may be uneven across Assign dialog role tabs (prefer API coverage as source of truth).</w:t>
       </w:r>
     </w:p>
     <w:p>
@@ -11735,7 +12129,7 @@
           <w:sz w:val="21"/>
           <w:szCs w:val="21"/>
         </w:rPr>
-        <w:t xml:space="preserve">Quiz TimeLimitMinutes is not recalculated from question EstimatedTimeSeconds when questions are added/removed.</w:t>
+        <w:t xml:space="preserve">Low-time warning is UI styling at ≤60s only (no dedicated modal/audio).</w:t>
       </w:r>
     </w:p>
     <w:p>
@@ -11752,7 +12146,7 @@
           <w:sz w:val="21"/>
           <w:szCs w:val="21"/>
         </w:rPr>
-        <w:t xml:space="preserve">No per-question timer at attempt time (EstimatedTimeSeconds is metadata only).</w:t>
+        <w:t xml:space="preserve">Descriptive (104) authoring remains blocked; file / Matching / Ordering media types are Not Now.</w:t>
       </w:r>
     </w:p>
     <w:p>
@@ -11769,7 +12163,7 @@
           <w:sz w:val="21"/>
           <w:szCs w:val="21"/>
         </w:rPr>
-        <w:t xml:space="preserve">Auto-submit writes Submitted (82), not AutoSubmitted (83); no explicit draft flush immediately before auto-submit.</w:t>
+        <w:t xml:space="preserve">CampusAdmin can open quiz-approvals UI; approve/reject APIs deny CampusAdmin.</w:t>
       </w:r>
     </w:p>
     <w:p>
@@ -11786,7 +12180,7 @@
           <w:sz w:val="21"/>
           <w:szCs w:val="21"/>
         </w:rPr>
-        <w:t xml:space="preserve">Low-time warning is UI styling at ≤60s only (no dedicated modal/audio).</w:t>
+        <w:t xml:space="preserve">Teacher list API returns campus-active quizzes; "mine only" may still be a client-side filter.</w:t>
       </w:r>
     </w:p>
     <w:p>
@@ -11803,228 +12197,7 @@
           <w:sz w:val="21"/>
           <w:szCs w:val="21"/>
         </w:rPr>
-        <w:t xml:space="preserve">Reject reason returned in API response but not persisted on the quiz.</w:t>
-      </w:r>
-    </w:p>
-    <w:p>
-      <w:pPr>
-        <w:pStyle w:val="ListParagraph"/>
-        <w:numPr>
-          <w:ilvl w:val="0"/>
-          <w:numId w:val="1"/>
-        </w:numPr>
-        <w:spacing w:after="60"/>
-      </w:pPr>
-      <w:r>
-        <w:rPr>
-          <w:sz w:val="21"/>
-          <w:szCs w:val="21"/>
-        </w:rPr>
-        <w:t xml:space="preserve">AI review is a stub comment only.</w:t>
-      </w:r>
-    </w:p>
-    <w:p>
-      <w:pPr>
-        <w:pStyle w:val="ListParagraph"/>
-        <w:numPr>
-          <w:ilvl w:val="0"/>
-          <w:numId w:val="1"/>
-        </w:numPr>
-        <w:spacing w:after="60"/>
-      </w:pPr>
-      <w:r>
-        <w:rPr>
-          <w:sz w:val="21"/>
-          <w:szCs w:val="21"/>
-        </w:rPr>
-        <w:t xml:space="preserve">CampusAdmin can open quiz-approvals UI; approve/reject APIs deny CampusAdmin.</w:t>
-      </w:r>
-    </w:p>
-    <w:p>
-      <w:pPr>
-        <w:pStyle w:val="ListParagraph"/>
-        <w:numPr>
-          <w:ilvl w:val="0"/>
-          <w:numId w:val="1"/>
-        </w:numPr>
-        <w:spacing w:after="60"/>
-      </w:pPr>
-      <w:r>
-        <w:rPr>
-          <w:sz w:val="21"/>
-          <w:szCs w:val="21"/>
-        </w:rPr>
-        <w:t xml:space="preserve">Teacher list API returns campus-active quizzes; "mine only" is a client-side filter.</w:t>
-      </w:r>
-    </w:p>
-    <w:p>
-      <w:pPr>
-        <w:pStyle w:val="ListParagraph"/>
-        <w:numPr>
-          <w:ilvl w:val="0"/>
-          <w:numId w:val="1"/>
-        </w:numPr>
-        <w:spacing w:after="60"/>
-      </w:pPr>
-      <w:r>
-        <w:rPr>
-          <w:sz w:val="21"/>
-          <w:szCs w:val="21"/>
-        </w:rPr>
-        <w:t xml:space="preserve">Assignment QuizResultStatus is set at create and not progressed to Completed/Reviewed in submit services.</w:t>
-      </w:r>
-    </w:p>
-    <w:p>
-      <w:pPr>
-        <w:pStyle w:val="ListParagraph"/>
-        <w:numPr>
-          <w:ilvl w:val="0"/>
-          <w:numId w:val="1"/>
-        </w:numPr>
-        <w:spacing w:after="60"/>
-      </w:pPr>
-      <w:r>
-        <w:rPr>
-          <w:sz w:val="21"/>
-          <w:szCs w:val="21"/>
-        </w:rPr>
-        <w:t xml:space="preserve">QuizAttemptQuestion does not yet store Marks; scoring still uses live QuizQuestion.Marks — mark edits can affect historical attempts.</w:t>
-      </w:r>
-    </w:p>
-    <w:p>
-      <w:pPr>
-        <w:pStyle w:val="ListParagraph"/>
-        <w:numPr>
-          <w:ilvl w:val="0"/>
-          <w:numId w:val="1"/>
-        </w:numPr>
-        <w:spacing w:after="60"/>
-      </w:pPr>
-      <w:r>
-        <w:rPr>
-          <w:sz w:val="21"/>
-          <w:szCs w:val="21"/>
-        </w:rPr>
-        <w:t xml:space="preserve">Attempt snapshot stores QuestionId + DisplayOrder only; bank question text/option edits can still affect historical review display.</w:t>
-      </w:r>
-    </w:p>
-    <w:p>
-      <w:pPr>
-        <w:pStyle w:val="ListParagraph"/>
-        <w:numPr>
-          <w:ilvl w:val="0"/>
-          <w:numId w:val="1"/>
-        </w:numPr>
-        <w:spacing w:after="60"/>
-      </w:pPr>
-      <w:r>
-        <w:rPr>
-          <w:sz w:val="21"/>
-          <w:szCs w:val="21"/>
-        </w:rPr>
-        <w:t xml:space="preserve">IsOfflineAttempt exists on QuizAttempt but offline sync is not fully implemented.</w:t>
-      </w:r>
-    </w:p>
-    <w:p>
-      <w:pPr>
-        <w:pStyle w:val="ListParagraph"/>
-        <w:numPr>
-          <w:ilvl w:val="0"/>
-          <w:numId w:val="1"/>
-        </w:numPr>
-        <w:spacing w:after="60"/>
-      </w:pPr>
-      <w:r>
-        <w:rPr>
-          <w:sz w:val="21"/>
-          <w:szCs w:val="21"/>
-        </w:rPr>
-        <w:t xml:space="preserve">Navigation modes (Free / Sequential / Locked) and mark-question-for-review are planned attempt UX, not implemented.</w:t>
-      </w:r>
-    </w:p>
-    <w:p>
-      <w:pPr>
-        <w:pStyle w:val="ListParagraph"/>
-        <w:numPr>
-          <w:ilvl w:val="0"/>
-          <w:numId w:val="1"/>
-        </w:numPr>
-        <w:spacing w:after="60"/>
-      </w:pPr>
-      <w:r>
-        <w:rPr>
-          <w:sz w:val="21"/>
-          <w:szCs w:val="21"/>
-        </w:rPr>
-        <w:t xml:space="preserve">Autosave triggers (on change / interval / app background) are UX intent; only explicit draft-save calls exist today.</w:t>
-      </w:r>
-    </w:p>
-    <w:p>
-      <w:pPr>
-        <w:pStyle w:val="ListParagraph"/>
-        <w:numPr>
-          <w:ilvl w:val="0"/>
-          <w:numId w:val="1"/>
-        </w:numPr>
-        <w:spacing w:after="60"/>
-      </w:pPr>
-      <w:r>
-        <w:rPr>
-          <w:sz w:val="21"/>
-          <w:szCs w:val="21"/>
-        </w:rPr>
-        <w:t xml:space="preserve">Configurable post-submit review display modes (correct answers / explanations / feedback / nothing until publication) are not implemented.</w:t>
-      </w:r>
-    </w:p>
-    <w:p>
-      <w:pPr>
-        <w:pStyle w:val="ListParagraph"/>
-        <w:numPr>
-          <w:ilvl w:val="0"/>
-          <w:numId w:val="1"/>
-        </w:numPr>
-        <w:spacing w:after="60"/>
-      </w:pPr>
-      <w:r>
-        <w:rPr>
-          <w:sz w:val="21"/>
-          <w:szCs w:val="21"/>
-        </w:rPr>
-        <w:t xml:space="preserve">Per-question ShuffleOptions unused at attempt time (quiz-level only).</w:t>
-      </w:r>
-    </w:p>
-    <w:p>
-      <w:pPr>
-        <w:pStyle w:val="ListParagraph"/>
-        <w:numPr>
-          <w:ilvl w:val="0"/>
-          <w:numId w:val="1"/>
-        </w:numPr>
-        <w:spacing w:after="60"/>
-      </w:pPr>
-      <w:r>
-        <w:rPr>
-          <w:sz w:val="21"/>
-          <w:szCs w:val="21"/>
-        </w:rPr>
-        <w:t xml:space="preserve">No quiz-related notifications.</w:t>
-      </w:r>
-    </w:p>
-    <w:p>
-      <w:pPr>
-        <w:pStyle w:val="ListParagraph"/>
-        <w:numPr>
-          <w:ilvl w:val="0"/>
-          <w:numId w:val="1"/>
-        </w:numPr>
-        <w:spacing w:after="60"/>
-      </w:pPr>
-      <w:r>
-        <w:rPr>
-          <w:sz w:val="21"/>
-          <w:szCs w:val="21"/>
-        </w:rPr>
-        <w:t xml:space="preserve">Approve endpoint relies on service-layer role checks (reject has controller Roles attribute).</w:t>
+        <w:t xml:space="preserve">Approve endpoint role attributes vs service-layer checks should stay aligned with reject.</w:t>
       </w:r>
     </w:p>
     <w:sectPr>

--- a/docs/05_RankUp_Quiz_Business_QA.docx
+++ b/docs/05_RankUp_Quiz_Business_QA.docx
@@ -3253,7 +3253,7 @@
           <w:sz w:val="21"/>
           <w:szCs w:val="21"/>
         </w:rPr>
-        <w:t xml:space="preserve">CampusAdmin has no quiz manage/approve API access. Ownership required for manage actions.</w:t>
+        <w:t xml:space="preserve">CampusAdmin has no quiz manage/approve access (UI + API). Ownership required for manage actions.</w:t>
       </w:r>
     </w:p>
     <w:p>
@@ -4911,7 +4911,7 @@
           <w:sz w:val="21"/>
           <w:szCs w:val="21"/>
         </w:rPr>
-        <w:t xml:space="preserve">Student list filters Public catalog with AudienceScope == "Public" only; SetAudienceAccess maps any non-Public scope to Assigned.</w:t>
+        <w:t xml:space="preserve">Student list filters Public catalog with AudienceScope == "Public" and now within [AudienceStartAt, AudienceEndAt]; SetAudienceAccess maps any non-Public scope to Assigned.</w:t>
       </w:r>
     </w:p>
     <w:p>
@@ -6881,7 +6881,7 @@
                 <w:sz w:val="17"/>
                 <w:szCs w:val="17"/>
               </w:rPr>
-              <w:t xml:space="preserve">Quiz.NavigationMode Free / Sequential / Locked enforced in web + mobile attempt UI.</w:t>
+              <w:t xml:space="preserve">Quiz.NavigationMode Free / Sequential / Locked enforced in web + mobile UI and on server draft/submit (Sequential: earlier answered first; Locked: no edit after advancing).</w:t>
             </w:r>
           </w:p>
         </w:tc>
@@ -7468,7 +7468,7 @@
           <w:sz w:val="21"/>
           <w:szCs w:val="21"/>
         </w:rPr>
-        <w:t xml:space="preserve">Draft save: InProgress only; answers stored on QuizAttemptAnswer linked to QuizAttemptQuestion; last answer wins per question; IsMarkedForReview supported.</w:t>
+        <w:t xml:space="preserve">Draft save: InProgress only; answers stored on QuizAttemptAnswer linked to QuizAttemptQuestion; last answer wins per question; IsMarkedForReview supported; NavigationMode + Competition integrity enforced.</w:t>
       </w:r>
     </w:p>
     <w:p>
@@ -7537,6 +7537,23 @@
           <w:szCs w:val="21"/>
         </w:rPr>
         <w:t xml:space="preserve">Offline: ClientSyncId + IsOfflineAttempt; POST .../attempts/{id}/sync replays queued draft/submit after reconnect.</w:t>
+      </w:r>
+    </w:p>
+    <w:p>
+      <w:pPr>
+        <w:pStyle w:val="ListParagraph"/>
+        <w:numPr>
+          <w:ilvl w:val="0"/>
+          <w:numId w:val="1"/>
+        </w:numPr>
+        <w:spacing w:after="60"/>
+      </w:pPr>
+      <w:r>
+        <w:rPr>
+          <w:sz w:val="21"/>
+          <w:szCs w:val="21"/>
+        </w:rPr>
+        <w:t xml:space="preserve">Competition anti-cheat: device lock + focus/paste telemetry; draft blocked after FocusLoss≥5 or Paste≥3 (submit still allowed).</w:t>
       </w:r>
     </w:p>
     <w:p>
@@ -7708,20 +7725,20 @@
                 <w:sz w:val="17"/>
                 <w:szCs w:val="17"/>
               </w:rPr>
-              <w:t xml:space="preserve">NumberOfQuestionAttempt</w:t>
-            </w:r>
-          </w:p>
-        </w:tc>
-        <w:tc>
-          <w:p>
-            <w:r>
-              <w:rPr>
-                <w:b w:val="false"/>
-                <w:bCs w:val="false"/>
-                <w:sz w:val="17"/>
-                <w:szCs w:val="17"/>
-              </w:rPr>
-              <w:t xml:space="preserve">Count of questions presented on this attempt (from the snapshot).</w:t>
+              <w:t xml:space="preserve">AttemptNumber</w:t>
+            </w:r>
+          </w:p>
+        </w:tc>
+        <w:tc>
+          <w:p>
+            <w:r>
+              <w:rPr>
+                <w:b w:val="false"/>
+                <w:bCs w:val="false"/>
+                <w:sz w:val="17"/>
+                <w:szCs w:val="17"/>
+              </w:rPr>
+              <w:t xml:space="preserve">1-based attempt ordinal for this student on this quiz (API name). Entity property AttemptNumber maps to DB column number_of_question_attempt (legacy name — not question count).</w:t>
             </w:r>
           </w:p>
         </w:tc>
@@ -7918,6 +7935,62 @@
                 <w:szCs w:val="17"/>
               </w:rPr>
               <w:t xml:space="preserve">Idempotency key for offline sync; unique per student when set.</w:t>
+            </w:r>
+          </w:p>
+        </w:tc>
+      </w:tr>
+      <w:tr>
+        <w:tc>
+          <w:p>
+            <w:r>
+              <w:rPr>
+                <w:b w:val="false"/>
+                <w:bCs w:val="false"/>
+                <w:sz w:val="17"/>
+                <w:szCs w:val="17"/>
+              </w:rPr>
+              <w:t xml:space="preserve">FocusLossCount</w:t>
+            </w:r>
+          </w:p>
+        </w:tc>
+        <w:tc>
+          <w:p>
+            <w:r>
+              <w:rPr>
+                <w:b w:val="false"/>
+                <w:bCs w:val="false"/>
+                <w:sz w:val="17"/>
+                <w:szCs w:val="17"/>
+              </w:rPr>
+              <w:t xml:space="preserve">Anti-cheat telemetry: browser focus/visibility losses.</w:t>
+            </w:r>
+          </w:p>
+        </w:tc>
+      </w:tr>
+      <w:tr>
+        <w:tc>
+          <w:p>
+            <w:r>
+              <w:rPr>
+                <w:b w:val="false"/>
+                <w:bCs w:val="false"/>
+                <w:sz w:val="17"/>
+                <w:szCs w:val="17"/>
+              </w:rPr>
+              <w:t xml:space="preserve">ClipboardPasteCount</w:t>
+            </w:r>
+          </w:p>
+        </w:tc>
+        <w:tc>
+          <w:p>
+            <w:r>
+              <w:rPr>
+                <w:b w:val="false"/>
+                <w:bCs w:val="false"/>
+                <w:sz w:val="17"/>
+                <w:szCs w:val="17"/>
+              </w:rPr>
+              <w:t xml:space="preserve">Anti-cheat telemetry: paste events into answers.</w:t>
             </w:r>
           </w:p>
         </w:tc>
@@ -11250,7 +11323,7 @@
           <w:sz w:val="24"/>
           <w:szCs w:val="24"/>
         </w:rPr>
-        <w:t xml:space="preserve">QZ-15 — CampusAdmin approval gap</w:t>
+        <w:t xml:space="preserve">QZ-15 — CampusAdmin cannot approve quizzes</w:t>
       </w:r>
     </w:p>
     <w:p>
@@ -11262,7 +11335,7 @@
           <w:sz w:val="21"/>
           <w:szCs w:val="21"/>
         </w:rPr>
-        <w:t xml:space="preserve">Steps: CampusAdmin opens /admin/quiz-approvals and tries approve/reject.</w:t>
+        <w:t xml:space="preserve">Steps: CampusAdmin opens /admin/quiz-approvals or tries approve/reject.</w:t>
       </w:r>
     </w:p>
     <w:p>
@@ -11282,7 +11355,7 @@
           <w:sz w:val="21"/>
           <w:szCs w:val="21"/>
         </w:rPr>
-        <w:t xml:space="preserve">Expected: UI may show the page; APIs require SchoolAdmin/PortalAdmin — CampusAdmin is denied.</w:t>
+        <w:t xml:space="preserve">Expected: Route and overview card are SchoolAdmin/PortalAdmin only; APIs also require those roles — CampusAdmin is denied.</w:t>
       </w:r>
     </w:p>
     <w:p>
@@ -11310,7 +11383,7 @@
           <w:sz w:val="21"/>
           <w:szCs w:val="21"/>
         </w:rPr>
-        <w:t xml:space="preserve">Steps: Student A is assigned (or Public catalog); Student B is neither assigned nor Public-eligible.</w:t>
+        <w:t xml:space="preserve">Steps: Student A is assigned (or Public catalog in window); Student B is neither assigned nor Public-eligible.</w:t>
       </w:r>
     </w:p>
     <w:p>
@@ -11330,7 +11403,7 @@
           <w:sz w:val="21"/>
           <w:szCs w:val="21"/>
         </w:rPr>
-        <w:t xml:space="preserve">Expected: Student A sees the quiz. Student B does not. School/section/multi assign must not open catalog (AudienceScope stays Assigned).</w:t>
+        <w:t xml:space="preserve">Expected: Student A sees the quiz. Student B does not. School/section/multi assign must not open catalog (AudienceScope stays Assigned). Public catalog is window-filtered.</w:t>
       </w:r>
     </w:p>
     <w:p>
@@ -11994,7 +12067,7 @@
           <w:sz w:val="21"/>
           <w:szCs w:val="21"/>
         </w:rPr>
-        <w:t xml:space="preserve">☐ CampusAdmin has no quiz manage/approve API capability.</w:t>
+        <w:t xml:space="preserve">☐ CampusAdmin has no quiz manage/approve capability (UI + API).</w:t>
       </w:r>
     </w:p>
     <w:p>
@@ -12062,23 +12135,7 @@
           <w:sz w:val="21"/>
           <w:szCs w:val="21"/>
         </w:rPr>
-        <w:t xml:space="preserve">☐ Reports available to Teacher (own), SchoolAdmin (school), PortalAdmin (all).</w:t>
-      </w:r>
-    </w:p>
-    <w:p>
-      <w:pPr>
-        <w:pStyle w:val="Heading1"/>
-        <w:spacing w:after="100" w:before="220"/>
-      </w:pPr>
-      <w:r>
-        <w:rPr>
-          <w:b/>
-          <w:bCs/>
-          <w:color w:val="2563EB"/>
-          <w:sz w:val="28"/>
-          <w:szCs w:val="28"/>
-        </w:rPr>
-        <w:t xml:space="preserve">18. Known gaps, stubs, and optional work</w:t>
+        <w:t xml:space="preserve">☐ Approve and reject both require Pending approval status.</w:t>
       </w:r>
     </w:p>
     <w:p>
@@ -12095,7 +12152,7 @@
           <w:sz w:val="21"/>
           <w:szCs w:val="21"/>
         </w:rPr>
-        <w:t xml:space="preserve">UI question add/edit/remove may still be restricted more tightly in manage UI than API (Published until assignment starts).</w:t>
+        <w:t xml:space="preserve">☐ RejectionReason is persisted on the quiz.</w:t>
       </w:r>
     </w:p>
     <w:p>
@@ -12112,7 +12169,23 @@
           <w:sz w:val="21"/>
           <w:szCs w:val="21"/>
         </w:rPr>
-        <w:t xml:space="preserve">Some assign modes may be uneven across Assign dialog role tabs (prefer API coverage as source of truth).</w:t>
+        <w:t xml:space="preserve">☐ Reports available to Teacher (own), SchoolAdmin (school), PortalAdmin (all).</w:t>
+      </w:r>
+    </w:p>
+    <w:p>
+      <w:pPr>
+        <w:pStyle w:val="Heading1"/>
+        <w:spacing w:after="100" w:before="220"/>
+      </w:pPr>
+      <w:r>
+        <w:rPr>
+          <w:b/>
+          <w:bCs/>
+          <w:color w:val="2563EB"/>
+          <w:sz w:val="28"/>
+          <w:szCs w:val="28"/>
+        </w:rPr>
+        <w:t xml:space="preserve">18. Known gaps, stubs, and optional work</w:t>
       </w:r>
     </w:p>
     <w:p>
@@ -12129,7 +12202,7 @@
           <w:sz w:val="21"/>
           <w:szCs w:val="21"/>
         </w:rPr>
-        <w:t xml:space="preserve">Low-time warning is UI styling at ≤60s only (no dedicated modal/audio).</w:t>
+        <w:t xml:space="preserve">UI question add/edit/remove may still be restricted more tightly in manage UI than API (Published until assignment starts).</w:t>
       </w:r>
     </w:p>
     <w:p>
@@ -12146,7 +12219,7 @@
           <w:sz w:val="21"/>
           <w:szCs w:val="21"/>
         </w:rPr>
-        <w:t xml:space="preserve">Descriptive (104) authoring remains blocked; file / Matching / Ordering media types are Not Now.</w:t>
+        <w:t xml:space="preserve">Some assign modes may be uneven across Assign dialog role tabs (prefer API coverage as source of truth).</w:t>
       </w:r>
     </w:p>
     <w:p>
@@ -12163,7 +12236,7 @@
           <w:sz w:val="21"/>
           <w:szCs w:val="21"/>
         </w:rPr>
-        <w:t xml:space="preserve">CampusAdmin can open quiz-approvals UI; approve/reject APIs deny CampusAdmin.</w:t>
+        <w:t xml:space="preserve">Low-time warning is UI styling at ≤60s only (no dedicated modal/audio).</w:t>
       </w:r>
     </w:p>
     <w:p>
@@ -12180,7 +12253,7 @@
           <w:sz w:val="21"/>
           <w:szCs w:val="21"/>
         </w:rPr>
-        <w:t xml:space="preserve">Teacher list API returns campus-active quizzes; "mine only" may still be a client-side filter.</w:t>
+        <w:t xml:space="preserve">Descriptive (104) authoring remains blocked; file / Matching / Ordering media types are Not Now.</w:t>
       </w:r>
     </w:p>
     <w:p>
@@ -12197,7 +12270,24 @@
           <w:sz w:val="21"/>
           <w:szCs w:val="21"/>
         </w:rPr>
-        <w:t xml:space="preserve">Approve endpoint role attributes vs service-layer checks should stay aligned with reject.</w:t>
+        <w:t xml:space="preserve">Teacher list API returns campus-active quizzes; "mine only" may still be a client-side filter.</w:t>
+      </w:r>
+    </w:p>
+    <w:p>
+      <w:pPr>
+        <w:pStyle w:val="ListParagraph"/>
+        <w:numPr>
+          <w:ilvl w:val="0"/>
+          <w:numId w:val="1"/>
+        </w:numPr>
+        <w:spacing w:after="60"/>
+      </w:pPr>
+      <w:r>
+        <w:rPr>
+          <w:sz w:val="21"/>
+          <w:szCs w:val="21"/>
+        </w:rPr>
+        <w:t xml:space="preserve">Non-Competition quizzes keep focus/paste as monitor telemetry only (no auto-lockout).</w:t>
       </w:r>
     </w:p>
     <w:sectPr>

--- a/docs/05_RankUp_Quiz_Business_QA.docx
+++ b/docs/05_RankUp_Quiz_Business_QA.docx
@@ -55,7 +55,7 @@
           <w:sz w:val="21"/>
           <w:szCs w:val="21"/>
         </w:rPr>
-        <w:t xml:space="preserve">Canonical model: Quizzes are owned by Teacher or Parent. Teachers create school quizzes that publish into a pending-approval queue; only after SchoolAdmin or PortalAdmin approve can they be assigned. Parents create ParentPrivate quizzes that auto-approve on publish and assign to linked children. Students take attempts only through assignments. Subjective answers can require teacher/parent review before scores are released.</w:t>
+        <w:t xml:space="preserve">Canonical model: Quizzes are owned by Teacher or Parent. Teachers create school quizzes that publish into a pending-approval queue; only after SchoolAdmin or PortalAdmin approve can they be assigned. Those admins may also assign school / multi-school / public audiences. Parents create ParentPrivate quizzes that auto-approve on publish and assign to linked children. Students take attempts via assignment rows and/or Public catalog quizzes inside the audience window (start may materialize an assignment). Subjective answers can require teacher/parent review before scores are released.</w:t>
       </w:r>
     </w:p>
     <w:p>
@@ -1695,7 +1695,7 @@
                 <w:sz w:val="17"/>
                 <w:szCs w:val="17"/>
               </w:rPr>
-              <w:t xml:space="preserve">Class/school/inter-school competition intent: fixed schedule, strict attempts, anti-cheat later. Admin approval before assign.</w:t>
+              <w:t xml:space="preserve">Class/school/inter-school competition intent: fixed schedule, strict attempts. Device lock (Competition-only) + FocusLoss≥5 / Paste≥3 draft lockout (all types). Admin approval before assign.</w:t>
             </w:r>
           </w:p>
         </w:tc>
@@ -2086,7 +2086,7 @@
                 <w:sz w:val="17"/>
                 <w:szCs w:val="17"/>
               </w:rPr>
-              <w:t xml:space="preserve">Not parent-private; not already Approved. SchoolAdmin limited to own school.</w:t>
+              <w:t xml:space="preserve">Must be Pending or Rejected; not parent-private. SchoolAdmin limited to own school. Approving Rejected clears RejectionReason.</w:t>
             </w:r>
           </w:p>
         </w:tc>
@@ -2127,7 +2127,7 @@
                 <w:sz w:val="17"/>
                 <w:szCs w:val="17"/>
               </w:rPr>
-              <w:t xml:space="preserve">Must be pending; not parent-private. Reason returned in API but not persisted.</w:t>
+              <w:t xml:space="preserve">Must be Pending; not parent-private. RejectionReason persisted on the quiz (max 1000) and returned in the API.</w:t>
             </w:r>
           </w:p>
         </w:tc>
@@ -2514,6 +2514,32 @@
                 <w:sz w:val="17"/>
                 <w:szCs w:val="17"/>
               </w:rPr>
+              <w:t xml:space="preserve">Yes*</w:t>
+            </w:r>
+          </w:p>
+        </w:tc>
+        <w:tc>
+          <w:p>
+            <w:r>
+              <w:rPr>
+                <w:b w:val="false"/>
+                <w:bCs w:val="false"/>
+                <w:sz w:val="17"/>
+                <w:szCs w:val="17"/>
+              </w:rPr>
+              <w:t xml:space="preserve">Yes*</w:t>
+            </w:r>
+          </w:p>
+        </w:tc>
+        <w:tc>
+          <w:p>
+            <w:r>
+              <w:rPr>
+                <w:b w:val="false"/>
+                <w:bCs w:val="false"/>
+                <w:sz w:val="17"/>
+                <w:szCs w:val="17"/>
+              </w:rPr>
               <w:t xml:space="preserve">No</w:t>
             </w:r>
           </w:p>
@@ -2527,10 +2553,77 @@
                 <w:sz w:val="17"/>
                 <w:szCs w:val="17"/>
               </w:rPr>
+              <w:t xml:space="preserve">Own</w:t>
+            </w:r>
+          </w:p>
+        </w:tc>
+        <w:tc>
+          <w:p>
+            <w:r>
+              <w:rPr>
+                <w:b w:val="false"/>
+                <w:bCs w:val="false"/>
+                <w:sz w:val="17"/>
+                <w:szCs w:val="17"/>
+              </w:rPr>
+              <w:t xml:space="preserve">Own</w:t>
+            </w:r>
+          </w:p>
+        </w:tc>
+        <w:tc>
+          <w:p>
+            <w:r>
+              <w:rPr>
+                <w:b w:val="false"/>
+                <w:bCs w:val="false"/>
+                <w:sz w:val="17"/>
+                <w:szCs w:val="17"/>
+              </w:rPr>
               <w:t xml:space="preserve">No</w:t>
             </w:r>
           </w:p>
         </w:tc>
+      </w:tr>
+      <w:tr>
+        <w:tc>
+          <w:p>
+            <w:r>
+              <w:rPr>
+                <w:b w:val="false"/>
+                <w:bCs w:val="false"/>
+                <w:sz w:val="17"/>
+                <w:szCs w:val="17"/>
+              </w:rPr>
+              <w:t xml:space="preserve">Delete own Not Assigned (no assignments)</w:t>
+            </w:r>
+          </w:p>
+        </w:tc>
+        <w:tc>
+          <w:p>
+            <w:r>
+              <w:rPr>
+                <w:b w:val="false"/>
+                <w:bCs w:val="false"/>
+                <w:sz w:val="17"/>
+                <w:szCs w:val="17"/>
+              </w:rPr>
+              <w:t xml:space="preserve">Yes*</w:t>
+            </w:r>
+          </w:p>
+        </w:tc>
+        <w:tc>
+          <w:p>
+            <w:r>
+              <w:rPr>
+                <w:b w:val="false"/>
+                <w:bCs w:val="false"/>
+                <w:sz w:val="17"/>
+                <w:szCs w:val="17"/>
+              </w:rPr>
+              <w:t xml:space="preserve">Yes*</w:t>
+            </w:r>
+          </w:p>
+        </w:tc>
         <w:tc>
           <w:p>
             <w:r>
@@ -2594,99 +2687,6 @@
                 <w:sz w:val="17"/>
                 <w:szCs w:val="17"/>
               </w:rPr>
-              <w:t xml:space="preserve">Delete own Not Assigned (no assignments)</w:t>
-            </w:r>
-          </w:p>
-        </w:tc>
-        <w:tc>
-          <w:p>
-            <w:r>
-              <w:rPr>
-                <w:b w:val="false"/>
-                <w:bCs w:val="false"/>
-                <w:sz w:val="17"/>
-                <w:szCs w:val="17"/>
-              </w:rPr>
-              <w:t xml:space="preserve">No</w:t>
-            </w:r>
-          </w:p>
-        </w:tc>
-        <w:tc>
-          <w:p>
-            <w:r>
-              <w:rPr>
-                <w:b w:val="false"/>
-                <w:bCs w:val="false"/>
-                <w:sz w:val="17"/>
-                <w:szCs w:val="17"/>
-              </w:rPr>
-              <w:t xml:space="preserve">No</w:t>
-            </w:r>
-          </w:p>
-        </w:tc>
-        <w:tc>
-          <w:p>
-            <w:r>
-              <w:rPr>
-                <w:b w:val="false"/>
-                <w:bCs w:val="false"/>
-                <w:sz w:val="17"/>
-                <w:szCs w:val="17"/>
-              </w:rPr>
-              <w:t xml:space="preserve">No</w:t>
-            </w:r>
-          </w:p>
-        </w:tc>
-        <w:tc>
-          <w:p>
-            <w:r>
-              <w:rPr>
-                <w:b w:val="false"/>
-                <w:bCs w:val="false"/>
-                <w:sz w:val="17"/>
-                <w:szCs w:val="17"/>
-              </w:rPr>
-              <w:t xml:space="preserve">Own</w:t>
-            </w:r>
-          </w:p>
-        </w:tc>
-        <w:tc>
-          <w:p>
-            <w:r>
-              <w:rPr>
-                <w:b w:val="false"/>
-                <w:bCs w:val="false"/>
-                <w:sz w:val="17"/>
-                <w:szCs w:val="17"/>
-              </w:rPr>
-              <w:t xml:space="preserve">Own</w:t>
-            </w:r>
-          </w:p>
-        </w:tc>
-        <w:tc>
-          <w:p>
-            <w:r>
-              <w:rPr>
-                <w:b w:val="false"/>
-                <w:bCs w:val="false"/>
-                <w:sz w:val="17"/>
-                <w:szCs w:val="17"/>
-              </w:rPr>
-              <w:t xml:space="preserve">No</w:t>
-            </w:r>
-          </w:p>
-        </w:tc>
-      </w:tr>
-      <w:tr>
-        <w:tc>
-          <w:p>
-            <w:r>
-              <w:rPr>
-                <w:b w:val="false"/>
-                <w:bCs w:val="false"/>
-                <w:sz w:val="17"/>
-                <w:szCs w:val="17"/>
-              </w:rPr>
               <w:t xml:space="preserve">Assign / cancel / allow-retry / monitor / review</w:t>
             </w:r>
           </w:p>
@@ -2700,20 +2700,20 @@
                 <w:sz w:val="17"/>
                 <w:szCs w:val="17"/>
               </w:rPr>
-              <w:t xml:space="preserve">No</w:t>
-            </w:r>
-          </w:p>
-        </w:tc>
-        <w:tc>
-          <w:p>
-            <w:r>
-              <w:rPr>
-                <w:b w:val="false"/>
-                <w:bCs w:val="false"/>
-                <w:sz w:val="17"/>
-                <w:szCs w:val="17"/>
-              </w:rPr>
-              <w:t xml:space="preserve">No</w:t>
+              <w:t xml:space="preserve">Yes</w:t>
+            </w:r>
+          </w:p>
+        </w:tc>
+        <w:tc>
+          <w:p>
+            <w:r>
+              <w:rPr>
+                <w:b w:val="false"/>
+                <w:bCs w:val="false"/>
+                <w:sz w:val="17"/>
+                <w:szCs w:val="17"/>
+              </w:rPr>
+              <w:t xml:space="preserve">School</w:t>
             </w:r>
           </w:p>
         </w:tc>
@@ -3253,7 +3253,7 @@
           <w:sz w:val="21"/>
           <w:szCs w:val="21"/>
         </w:rPr>
-        <w:t xml:space="preserve">CampusAdmin has no quiz manage/approve access (UI + API). Ownership required for manage actions.</w:t>
+        <w:t xml:space="preserve">CampusAdmin has no quiz manage/approve access (UI + API). Teacher/Parent manage requires ownership; SchoolAdmin = school scope; PortalAdmin = platform. SchoolAdmin/PortalAdmin may create quizzes.</w:t>
       </w:r>
     </w:p>
     <w:p>
@@ -3454,7 +3454,7 @@
                 <w:sz w:val="17"/>
                 <w:szCs w:val="17"/>
               </w:rPr>
-              <w:t xml:space="preserve">Single Choice (100), Multiple Choice (101), True/False (102), Fill in the Blanks (103). Descriptive (104) blocked for authoring now. File answers / Matching / Ordering / media types are Not Now.</w:t>
+              <w:t xml:space="preserve">Single Choice (100), Multiple Choice (101), True/False (102), Fill in the Blanks (103), Descriptive (104). File answers / Matching / Ordering / media types are Not Now.</w:t>
             </w:r>
           </w:p>
         </w:tc>
@@ -3957,20 +3957,20 @@
                 <w:sz w:val="17"/>
                 <w:szCs w:val="17"/>
               </w:rPr>
-              <w:t xml:space="preserve">Partial</w:t>
-            </w:r>
-          </w:p>
-        </w:tc>
-        <w:tc>
-          <w:p>
-            <w:r>
-              <w:rPr>
-                <w:b w:val="false"/>
-                <w:bCs w:val="false"/>
-                <w:sz w:val="17"/>
-                <w:szCs w:val="17"/>
-              </w:rPr>
-              <w:t xml:space="preserve">Fill + AllowTeacherReview / AllowAiReview live (OpenAI or heuristic). Descriptive authoring blocked; file answers are Not Now.</w:t>
+              <w:t xml:space="preserve">Covered</w:t>
+            </w:r>
+          </w:p>
+        </w:tc>
+        <w:tc>
+          <w:p>
+            <w:r>
+              <w:rPr>
+                <w:b w:val="false"/>
+                <w:bCs w:val="false"/>
+                <w:sz w:val="17"/>
+                <w:szCs w:val="17"/>
+              </w:rPr>
+              <w:t xml:space="preserve">Descriptive + Fill with AllowTeacherReview / AllowAiReview. File answers are Not Now.</w:t>
             </w:r>
           </w:p>
         </w:tc>
@@ -4273,7 +4273,7 @@
           <w:sz w:val="21"/>
           <w:szCs w:val="21"/>
         </w:rPr>
-        <w:t xml:space="preserve">Fill: ≥1 accepted answer; Descriptive blocked.</w:t>
+        <w:t xml:space="preserve">Fill: ≥1 accepted answer; Descriptive: free text (no options).</w:t>
       </w:r>
     </w:p>
     <w:p>
@@ -6881,7 +6881,7 @@
                 <w:sz w:val="17"/>
                 <w:szCs w:val="17"/>
               </w:rPr>
-              <w:t xml:space="preserve">Quiz.NavigationMode Free / Sequential / Locked enforced in web + mobile UI and on server draft/submit (Sequential: earlier answered first; Locked: no edit after advancing).</w:t>
+              <w:t xml:space="preserve">Free: no order constraints. Sequential + Locked: web/mobile require current question answered before Next; server also enforces Sequential/Locked on draft/submit (Locked additionally blocks editing earlier answers after advancing).</w:t>
             </w:r>
           </w:p>
         </w:tc>
@@ -7192,20 +7192,20 @@
                 <w:sz w:val="17"/>
                 <w:szCs w:val="17"/>
               </w:rPr>
-              <w:t xml:space="preserve">Partial</w:t>
-            </w:r>
-          </w:p>
-        </w:tc>
-        <w:tc>
-          <w:p>
-            <w:r>
-              <w:rPr>
-                <w:b w:val="false"/>
-                <w:bCs w:val="false"/>
-                <w:sz w:val="17"/>
-                <w:szCs w:val="17"/>
-              </w:rPr>
-              <w:t xml:space="preserve">Fill + AllowTeacherReview / AllowAiReview (OpenAI or heuristic). Descriptive authoring still blocked.</w:t>
+              <w:t xml:space="preserve">Covered</w:t>
+            </w:r>
+          </w:p>
+        </w:tc>
+        <w:tc>
+          <w:p>
+            <w:r>
+              <w:rPr>
+                <w:b w:val="false"/>
+                <w:bCs w:val="false"/>
+                <w:sz w:val="17"/>
+                <w:szCs w:val="17"/>
+              </w:rPr>
+              <w:t xml:space="preserve">Descriptive authoring enabled; Fill + AllowTeacherReview / AllowAiReview (OpenAI or heuristic). Teacher finalizes when required.</w:t>
             </w:r>
           </w:p>
         </w:tc>
@@ -7468,7 +7468,7 @@
           <w:sz w:val="21"/>
           <w:szCs w:val="21"/>
         </w:rPr>
-        <w:t xml:space="preserve">Draft save: InProgress only; answers stored on QuizAttemptAnswer linked to QuizAttemptQuestion; last answer wins per question; IsMarkedForReview supported; NavigationMode + Competition integrity enforced.</w:t>
+        <w:t xml:space="preserve">Draft save: InProgress only; answers stored on QuizAttemptAnswer linked to QuizAttemptQuestion; last answer wins per question; IsMarkedForReview supported; NavigationMode + integrity thresholds enforced.</w:t>
       </w:r>
     </w:p>
     <w:p>
@@ -7553,7 +7553,7 @@
           <w:sz w:val="21"/>
           <w:szCs w:val="21"/>
         </w:rPr>
-        <w:t xml:space="preserve">Competition anti-cheat: device lock + focus/paste telemetry; draft blocked after FocusLoss≥5 or Paste≥3 (submit still allowed).</w:t>
+        <w:t xml:space="preserve">Anti-cheat: Competition device lock; all quiz types block further drafts after FocusLoss≥5 or Paste≥3 (submit still allowed).</w:t>
       </w:r>
     </w:p>
     <w:p>
@@ -9298,20 +9298,20 @@
                 <w:sz w:val="17"/>
                 <w:szCs w:val="17"/>
               </w:rPr>
-              <w:t xml:space="preserve">Partial</w:t>
-            </w:r>
-          </w:p>
-        </w:tc>
-        <w:tc>
-          <w:p>
-            <w:r>
-              <w:rPr>
-                <w:b w:val="false"/>
-                <w:bCs w:val="false"/>
-                <w:sz w:val="17"/>
-                <w:szCs w:val="17"/>
-              </w:rPr>
-              <w:t xml:space="preserve">UI applies urgent styling when remainingSeconds ≤ 60. No dedicated audio modal.</w:t>
+              <w:t xml:space="preserve">Covered</w:t>
+            </w:r>
+          </w:p>
+        </w:tc>
+        <w:tc>
+          <w:p>
+            <w:r>
+              <w:rPr>
+                <w:b w:val="false"/>
+                <w:bCs w:val="false"/>
+                <w:sz w:val="17"/>
+                <w:szCs w:val="17"/>
+              </w:rPr>
+              <w:t xml:space="preserve">At ≤60s: urgent countdown styling, modal dialog, and short beep (web); mobile shows warning dialog + urgent timer chip.</w:t>
             </w:r>
           </w:p>
         </w:tc>
@@ -9454,23 +9454,6 @@
           <w:szCs w:val="24"/>
         </w:rPr>
         <w:t xml:space="preserve">Known time-management gaps</w:t>
-      </w:r>
-    </w:p>
-    <w:p>
-      <w:pPr>
-        <w:pStyle w:val="ListParagraph"/>
-        <w:numPr>
-          <w:ilvl w:val="0"/>
-          <w:numId w:val="1"/>
-        </w:numPr>
-        <w:spacing w:after="60"/>
-      </w:pPr>
-      <w:r>
-        <w:rPr>
-          <w:sz w:val="21"/>
-          <w:szCs w:val="21"/>
-        </w:rPr>
-        <w:t xml:space="preserve">Low-time warning is UI styling at ≤60s only (no dedicated modal/audio).</w:t>
       </w:r>
     </w:p>
     <w:p>
@@ -11812,7 +11795,7 @@
           <w:sz w:val="21"/>
           <w:szCs w:val="21"/>
         </w:rPr>
-        <w:t xml:space="preserve">☐ Editable only Not Assigned/Published, not Archived, and no started assignment.</w:t>
+        <w:t xml:space="preserve">☐ Editable only Not Assigned/Published, not Archived, and no started assignment (Edit settings + /edit route gated).</w:t>
       </w:r>
     </w:p>
     <w:p>
@@ -11863,7 +11846,7 @@
           <w:sz w:val="21"/>
           <w:szCs w:val="21"/>
         </w:rPr>
-        <w:t xml:space="preserve">☐ Descriptive type blocked for authoring.</w:t>
+        <w:t xml:space="preserve">☐ Descriptive type authoring enabled (104); file / Matching / Ordering / media remain Not Now.</w:t>
       </w:r>
     </w:p>
     <w:p>
@@ -11914,7 +11897,7 @@
           <w:sz w:val="21"/>
           <w:szCs w:val="21"/>
         </w:rPr>
-        <w:t xml:space="preserve">☐ Time management: Σ EstimatedTimeSeconds → TimeLimitMinutes on question changes; per-question hard timer; assignment window; low-time UI warn ≤60s.</w:t>
+        <w:t xml:space="preserve">☐ Time management: Σ EstimatedTimeSeconds → TimeLimitMinutes on question changes; per-question hard timer; assignment window; low-time modal/audio at ≤60s.</w:t>
       </w:r>
     </w:p>
     <w:p>
@@ -12084,7 +12067,7 @@
           <w:sz w:val="21"/>
           <w:szCs w:val="21"/>
         </w:rPr>
-        <w:t xml:space="preserve">☐ Fill answers hidden from students before submission (attempt payload).</w:t>
+        <w:t xml:space="preserve">☐ SchoolAdmin/PortalAdmin may create quizzes; admin publish auto-approves.</w:t>
       </w:r>
     </w:p>
     <w:p>
@@ -12101,7 +12084,7 @@
           <w:sz w:val="21"/>
           <w:szCs w:val="21"/>
         </w:rPr>
-        <w:t xml:space="preserve">☐ Quiz notifications (submit/auto-submit/etc.) via in-app bell.</w:t>
+        <w:t xml:space="preserve">☐ Approve accepts Pending or Rejected (re-approve clears RejectionReason). Teacher re-publish resets Rejected → Pending.</w:t>
       </w:r>
     </w:p>
     <w:p>
@@ -12118,7 +12101,7 @@
           <w:sz w:val="21"/>
           <w:szCs w:val="21"/>
         </w:rPr>
-        <w:t xml:space="preserve">☐ Offline sync via ClientSyncId + POST .../sync (web + mobile).</w:t>
+        <w:t xml:space="preserve">☐ Teacher list API returns own quizzes (CreatedBy); client mine toggle remains for admins.</w:t>
       </w:r>
     </w:p>
     <w:p>
@@ -12135,7 +12118,7 @@
           <w:sz w:val="21"/>
           <w:szCs w:val="21"/>
         </w:rPr>
-        <w:t xml:space="preserve">☐ Approve and reject both require Pending approval status.</w:t>
+        <w:t xml:space="preserve">☐ Fill answers hidden from students before submission (attempt payload).</w:t>
       </w:r>
     </w:p>
     <w:p>
@@ -12152,7 +12135,7 @@
           <w:sz w:val="21"/>
           <w:szCs w:val="21"/>
         </w:rPr>
-        <w:t xml:space="preserve">☐ RejectionReason is persisted on the quiz.</w:t>
+        <w:t xml:space="preserve">☐ Quiz notifications (submit/auto-submit/etc.) via in-app bell.</w:t>
       </w:r>
     </w:p>
     <w:p>
@@ -12169,23 +12152,7 @@
           <w:sz w:val="21"/>
           <w:szCs w:val="21"/>
         </w:rPr>
-        <w:t xml:space="preserve">☐ Reports available to Teacher (own), SchoolAdmin (school), PortalAdmin (all).</w:t>
-      </w:r>
-    </w:p>
-    <w:p>
-      <w:pPr>
-        <w:pStyle w:val="Heading1"/>
-        <w:spacing w:after="100" w:before="220"/>
-      </w:pPr>
-      <w:r>
-        <w:rPr>
-          <w:b/>
-          <w:bCs/>
-          <w:color w:val="2563EB"/>
-          <w:sz w:val="28"/>
-          <w:szCs w:val="28"/>
-        </w:rPr>
-        <w:t xml:space="preserve">18. Known gaps, stubs, and optional work</w:t>
+        <w:t xml:space="preserve">☐ Offline sync via ClientSyncId + POST .../sync (web + mobile).</w:t>
       </w:r>
     </w:p>
     <w:p>
@@ -12202,7 +12169,7 @@
           <w:sz w:val="21"/>
           <w:szCs w:val="21"/>
         </w:rPr>
-        <w:t xml:space="preserve">UI question add/edit/remove may still be restricted more tightly in manage UI than API (Published until assignment starts).</w:t>
+        <w:t xml:space="preserve">☐ RejectionReason is persisted and returned on manage detail + approval queue.</w:t>
       </w:r>
     </w:p>
     <w:p>
@@ -12219,7 +12186,7 @@
           <w:sz w:val="21"/>
           <w:szCs w:val="21"/>
         </w:rPr>
-        <w:t xml:space="preserve">Some assign modes may be uneven across Assign dialog role tabs (prefer API coverage as source of truth).</w:t>
+        <w:t xml:space="preserve">☐ Integrity draft lockout freezes further answer mutations on submit (score last saved draft).</w:t>
       </w:r>
     </w:p>
     <w:p>
@@ -12236,7 +12203,23 @@
           <w:sz w:val="21"/>
           <w:szCs w:val="21"/>
         </w:rPr>
-        <w:t xml:space="preserve">Low-time warning is UI styling at ≤60s only (no dedicated modal/audio).</w:t>
+        <w:t xml:space="preserve">☐ Reports available to Teacher (own), SchoolAdmin (school), PortalAdmin (all).</w:t>
+      </w:r>
+    </w:p>
+    <w:p>
+      <w:pPr>
+        <w:pStyle w:val="Heading1"/>
+        <w:spacing w:after="100" w:before="220"/>
+      </w:pPr>
+      <w:r>
+        <w:rPr>
+          <w:b/>
+          <w:bCs/>
+          <w:color w:val="2563EB"/>
+          <w:sz w:val="28"/>
+          <w:szCs w:val="28"/>
+        </w:rPr>
+        <w:t xml:space="preserve">18. Known gaps, stubs, and optional work</w:t>
       </w:r>
     </w:p>
     <w:p>
@@ -12253,7 +12236,7 @@
           <w:sz w:val="21"/>
           <w:szCs w:val="21"/>
         </w:rPr>
-        <w:t xml:space="preserve">Descriptive (104) authoring remains blocked; file / Matching / Ordering media types are Not Now.</w:t>
+        <w:t xml:space="preserve">File / Matching / Ordering / media question types remain Not Now.</w:t>
       </w:r>
     </w:p>
     <w:p>
@@ -12270,24 +12253,7 @@
           <w:sz w:val="21"/>
           <w:szCs w:val="21"/>
         </w:rPr>
-        <w:t xml:space="preserve">Teacher list API returns campus-active quizzes; "mine only" may still be a client-side filter.</w:t>
-      </w:r>
-    </w:p>
-    <w:p>
-      <w:pPr>
-        <w:pStyle w:val="ListParagraph"/>
-        <w:numPr>
-          <w:ilvl w:val="0"/>
-          <w:numId w:val="1"/>
-        </w:numPr>
-        <w:spacing w:after="60"/>
-      </w:pPr>
-      <w:r>
-        <w:rPr>
-          <w:sz w:val="21"/>
-          <w:szCs w:val="21"/>
-        </w:rPr>
-        <w:t xml:space="preserve">Non-Competition quizzes keep focus/paste as monitor telemetry only (no auto-lockout).</w:t>
+        <w:t xml:space="preserve">Competition device lock remains Competition-only (focus/paste draft lockout applies to all types).</w:t>
       </w:r>
     </w:p>
     <w:sectPr>

--- a/docs/05_RankUp_Quiz_Business_QA.docx
+++ b/docs/05_RankUp_Quiz_Business_QA.docx
@@ -1749,7 +1749,7 @@
                 <w:sz w:val="17"/>
                 <w:szCs w:val="17"/>
               </w:rPr>
-              <w:t xml:space="preserve">Short availability window / limited advance notice intent. Admin approval before assign. Broader PortalAdmin/AI-only authorship is future policy.</w:t>
+              <w:t xml:space="preserve">Hidden from students until StartDateTime (no advance notice); availability window ≤24h; StartAt ≤ now+24h; ≤1 attempt. Assign notifications deferred until the window opens. Admin approval before assign. Broader PortalAdmin/AI-only authorship is future policy.</w:t>
             </w:r>
           </w:p>
         </w:tc>
@@ -7878,7 +7878,7 @@
                 <w:sz w:val="17"/>
                 <w:szCs w:val="17"/>
               </w:rPr>
-              <w:t xml:space="preserve">Required non-empty device identifier.</w:t>
+              <w:t xml:space="preserve">Required non-empty device identifier. Web and mobile persist a stable per-install id (not a shared platform constant) so Competition device lock separates browsers/devices.</w:t>
             </w:r>
           </w:p>
         </w:tc>

--- a/docs/05_RankUp_Quiz_Business_QA.docx
+++ b/docs/05_RankUp_Quiz_Business_QA.docx
@@ -1695,7 +1695,7 @@
                 <w:sz w:val="17"/>
                 <w:szCs w:val="17"/>
               </w:rPr>
-              <w:t xml:space="preserve">Class/school/inter-school competition intent: fixed schedule, strict attempts. Device lock (Competition-only) + FocusLoss≥5 / Paste≥3 draft lockout (all types). Admin approval before assign.</w:t>
+              <w:t xml:space="preserve">Class/school/inter-school competition intent: fixed schedule, strict attempts. Device lock (all quiz types) + FocusLoss≥5 / Paste≥3 draft lockout (all types). Admin approval before assign.</w:t>
             </w:r>
           </w:p>
         </w:tc>
@@ -3454,7 +3454,7 @@
                 <w:sz w:val="17"/>
                 <w:szCs w:val="17"/>
               </w:rPr>
-              <w:t xml:space="preserve">Single Choice (100), Multiple Choice (101), True/False (102), Fill in the Blanks (103), Descriptive (104). File answers / Matching / Ordering / media types are Not Now.</w:t>
+              <w:t xml:space="preserve">Single Choice (100), Multiple Choice (101), True/False (102), Fill in the Blanks (103), Descriptive (104), File Upload (105), Matching (106), Ordering (107), Media (108).</w:t>
             </w:r>
           </w:p>
         </w:tc>
@@ -3970,7 +3970,7 @@
                 <w:sz w:val="17"/>
                 <w:szCs w:val="17"/>
               </w:rPr>
-              <w:t xml:space="preserve">Descriptive + Fill with AllowTeacherReview / AllowAiReview. File answers are Not Now.</w:t>
+              <w:t xml:space="preserve">Descriptive + File Upload always require teacher/parent review when answered. Fill with AllowTeacherReview / AllowAiReview. AI suggestions apply to Fill when AllowAiReview.</w:t>
             </w:r>
           </w:p>
         </w:tc>
@@ -7553,7 +7553,7 @@
           <w:sz w:val="21"/>
           <w:szCs w:val="21"/>
         </w:rPr>
-        <w:t xml:space="preserve">Anti-cheat: Competition device lock; all quiz types block further drafts after FocusLoss≥5 or Paste≥3 (submit still allowed).</w:t>
+        <w:t xml:space="preserve">Anti-cheat: Device lock on all quiz types; all types block further drafts after FocusLoss≥5 or Paste≥3 (submit still allowed).</w:t>
       </w:r>
     </w:p>
     <w:p>
@@ -7878,7 +7878,7 @@
                 <w:sz w:val="17"/>
                 <w:szCs w:val="17"/>
               </w:rPr>
-              <w:t xml:space="preserve">Required non-empty device identifier. Web and mobile persist a stable per-install id (not a shared platform constant) so Competition device lock separates browsers/devices.</w:t>
+              <w:t xml:space="preserve">Required non-empty device identifier. Web and mobile persist a stable per-install id (not a shared platform constant) so device lock separates browsers/devices for every quiz type.</w:t>
             </w:r>
           </w:p>
         </w:tc>
@@ -8886,6 +8886,118 @@
           </w:p>
         </w:tc>
       </w:tr>
+      <w:tr>
+        <w:tc>
+          <w:p>
+            <w:r>
+              <w:rPr>
+                <w:b w:val="false"/>
+                <w:bCs w:val="false"/>
+                <w:sz w:val="17"/>
+                <w:szCs w:val="17"/>
+              </w:rPr>
+              <w:t xml:space="preserve">File Upload</w:t>
+            </w:r>
+          </w:p>
+        </w:tc>
+        <w:tc>
+          <w:p>
+            <w:r>
+              <w:rPr>
+                <w:b w:val="false"/>
+                <w:bCs w:val="false"/>
+                <w:sz w:val="17"/>
+                <w:szCs w:val="17"/>
+              </w:rPr>
+              <w:t xml:space="preserve">Marks 0 on auto-score; RequiresReview like Descriptive when a link/text answer is present.</w:t>
+            </w:r>
+          </w:p>
+        </w:tc>
+      </w:tr>
+      <w:tr>
+        <w:tc>
+          <w:p>
+            <w:r>
+              <w:rPr>
+                <w:b w:val="false"/>
+                <w:bCs w:val="false"/>
+                <w:sz w:val="17"/>
+                <w:szCs w:val="17"/>
+              </w:rPr>
+              <w:t xml:space="preserve">Matching</w:t>
+            </w:r>
+          </w:p>
+        </w:tc>
+        <w:tc>
+          <w:p>
+            <w:r>
+              <w:rPr>
+                <w:b w:val="false"/>
+                <w:bCs w:val="false"/>
+                <w:sz w:val="17"/>
+                <w:szCs w:val="17"/>
+              </w:rPr>
+              <w:t xml:space="preserve">selectedOptionIds = right option ids in left order; exact sequence match awards full marks.</w:t>
+            </w:r>
+          </w:p>
+        </w:tc>
+      </w:tr>
+      <w:tr>
+        <w:tc>
+          <w:p>
+            <w:r>
+              <w:rPr>
+                <w:b w:val="false"/>
+                <w:bCs w:val="false"/>
+                <w:sz w:val="17"/>
+                <w:szCs w:val="17"/>
+              </w:rPr>
+              <w:t xml:space="preserve">Ordering</w:t>
+            </w:r>
+          </w:p>
+        </w:tc>
+        <w:tc>
+          <w:p>
+            <w:r>
+              <w:rPr>
+                <w:b w:val="false"/>
+                <w:bCs w:val="false"/>
+                <w:sz w:val="17"/>
+                <w:szCs w:val="17"/>
+              </w:rPr>
+              <w:t xml:space="preserve">selectedOptionIds = option ids in correct order; exact sequence match awards full marks.</w:t>
+            </w:r>
+          </w:p>
+        </w:tc>
+      </w:tr>
+      <w:tr>
+        <w:tc>
+          <w:p>
+            <w:r>
+              <w:rPr>
+                <w:b w:val="false"/>
+                <w:bCs w:val="false"/>
+                <w:sz w:val="17"/>
+                <w:szCs w:val="17"/>
+              </w:rPr>
+              <w:t xml:space="preserve">Media</w:t>
+            </w:r>
+          </w:p>
+        </w:tc>
+        <w:tc>
+          <w:p>
+            <w:r>
+              <w:rPr>
+                <w:b w:val="false"/>
+                <w:bCs w:val="false"/>
+                <w:sz w:val="17"/>
+                <w:szCs w:val="17"/>
+              </w:rPr>
+              <w:t xml:space="preserve">Scored like Single Choice (one correct option).</w:t>
+            </w:r>
+          </w:p>
+        </w:tc>
+      </w:tr>
     </w:tbl>
     <w:p>
       <w:pPr>
@@ -9523,7 +9635,7 @@
           <w:sz w:val="21"/>
           <w:szCs w:val="21"/>
         </w:rPr>
-        <w:t xml:space="preserve">RequiresReview per question: Descriptive OR (Fill + AllowTeacherReview + submitted text).</w:t>
+        <w:t xml:space="preserve">RequiresReview per question: Descriptive OR File Upload OR (Fill + AllowTeacherReview + submitted text).</w:t>
       </w:r>
     </w:p>
     <w:p>
@@ -11846,7 +11958,7 @@
           <w:sz w:val="21"/>
           <w:szCs w:val="21"/>
         </w:rPr>
-        <w:t xml:space="preserve">☐ Descriptive type authoring enabled (104); file / Matching / Ordering / media remain Not Now.</w:t>
+        <w:t xml:space="preserve">☐ Descriptive (104), File Upload (105), Matching (106), Ordering (107), and Media (108) authoring enabled.</w:t>
       </w:r>
     </w:p>
     <w:p>
@@ -12236,24 +12348,7 @@
           <w:sz w:val="21"/>
           <w:szCs w:val="21"/>
         </w:rPr>
-        <w:t xml:space="preserve">File / Matching / Ordering / media question types remain Not Now.</w:t>
-      </w:r>
-    </w:p>
-    <w:p>
-      <w:pPr>
-        <w:pStyle w:val="ListParagraph"/>
-        <w:numPr>
-          <w:ilvl w:val="0"/>
-          <w:numId w:val="1"/>
-        </w:numPr>
-        <w:spacing w:after="60"/>
-      </w:pPr>
-      <w:r>
-        <w:rPr>
-          <w:sz w:val="21"/>
-          <w:szCs w:val="21"/>
-        </w:rPr>
-        <w:t xml:space="preserve">Competition device lock remains Competition-only (focus/paste draft lockout applies to all types).</w:t>
+        <w:t xml:space="preserve">Matching MVP uses even option counts (lefts first, then rights); option shuffle is disabled for Matching/Ordering.</w:t>
       </w:r>
     </w:p>
     <w:sectPr>

--- a/docs/05_RankUp_Quiz_Business_QA.docx
+++ b/docs/05_RankUp_Quiz_Business_QA.docx
@@ -3454,7 +3454,7 @@
                 <w:sz w:val="17"/>
                 <w:szCs w:val="17"/>
               </w:rPr>
-              <w:t xml:space="preserve">Single Choice (100), Multiple Choice (101), True/False (102), Fill in the Blanks (103), Descriptive (104), File Upload (105), Matching (106), Ordering (107), Media (108).</w:t>
+              <w:t xml:space="preserve">Single Choice (100), Multiple Choice (101), True/False (102), Fill in the Blanks (103), Descriptive (104), File Upload (105), Matching (106), Ordering (107), Media (108). File Upload MVP stores a pasted link/path in SubmittedText (no binary blob upload yet).</w:t>
             </w:r>
           </w:p>
         </w:tc>
@@ -3970,7 +3970,7 @@
                 <w:sz w:val="17"/>
                 <w:szCs w:val="17"/>
               </w:rPr>
-              <w:t xml:space="preserve">Descriptive + File Upload always require teacher/parent review when answered. Fill with AllowTeacherReview / AllowAiReview. AI suggestions apply to Fill when AllowAiReview.</w:t>
+              <w:t xml:space="preserve">Descriptive always gets an AI suggestion on submit (shown on review UI) and requires teacher/parent finalize when answered. File Upload (link/path MVP) requires teacher review. Fill with AllowTeacherReview / AllowAiReview. Binary file storage/upload is not built yet.</w:t>
             </w:r>
           </w:p>
         </w:tc>
@@ -4273,7 +4273,7 @@
           <w:sz w:val="21"/>
           <w:szCs w:val="21"/>
         </w:rPr>
-        <w:t xml:space="preserve">Fill: ≥1 accepted answer; Descriptive: free text (no options).</w:t>
+        <w:t xml:space="preserve">Fill: ≥1 accepted answer (AllowAiReview / AllowTeacherReview configurable); Descriptive: free text (no options).</w:t>
       </w:r>
     </w:p>
     <w:p>
@@ -7205,7 +7205,7 @@
                 <w:sz w:val="17"/>
                 <w:szCs w:val="17"/>
               </w:rPr>
-              <w:t xml:space="preserve">Descriptive authoring enabled; Fill + AllowTeacherReview / AllowAiReview (OpenAI or heuristic). Teacher finalizes when required.</w:t>
+              <w:t xml:space="preserve">Descriptive: AI suggestion on submit + teacher finalize when answered. File Upload (link/path) requires teacher review. Fill + AllowTeacherReview / AllowAiReview (OpenAI or heuristic).</w:t>
             </w:r>
           </w:p>
         </w:tc>
@@ -7314,6 +7314,60 @@
                 <w:szCs w:val="17"/>
               </w:rPr>
               <w:t xml:space="preserve">Mark answers + finalize-review → attempt Reviewed, assignment IsReviewDone=true. AI suggests; teacher confirms when required.</w:t>
+            </w:r>
+          </w:p>
+        </w:tc>
+      </w:tr>
+      <w:tr>
+        <w:tc>
+          <w:p>
+            <w:r>
+              <w:rPr>
+                <w:b w:val="false"/>
+                <w:bCs w:val="false"/>
+                <w:sz w:val="17"/>
+                <w:szCs w:val="17"/>
+              </w:rPr>
+              <w:t xml:space="preserve">17</w:t>
+            </w:r>
+          </w:p>
+        </w:tc>
+        <w:tc>
+          <w:p>
+            <w:r>
+              <w:rPr>
+                <w:b w:val="false"/>
+                <w:bCs w:val="false"/>
+                <w:sz w:val="17"/>
+                <w:szCs w:val="17"/>
+              </w:rPr>
+              <w:t xml:space="preserve">Student views own quiz history</w:t>
+            </w:r>
+          </w:p>
+        </w:tc>
+        <w:tc>
+          <w:p>
+            <w:r>
+              <w:rPr>
+                <w:b w:val="false"/>
+                <w:bCs w:val="false"/>
+                <w:sz w:val="17"/>
+                <w:szCs w:val="17"/>
+              </w:rPr>
+              <w:t xml:space="preserve">Covered</w:t>
+            </w:r>
+          </w:p>
+        </w:tc>
+        <w:tc>
+          <w:p>
+            <w:r>
+              <w:rPr>
+                <w:b w:val="false"/>
+                <w:bCs w:val="false"/>
+                <w:sz w:val="17"/>
+                <w:szCs w:val="17"/>
+              </w:rPr>
+              <w:t xml:space="preserve">/student/history (web) and Mobile /reports or Quizzes history; GET /reports/students/{id}/quiz-history scoped to own profileId (History self — not full analytics).</w:t>
             </w:r>
           </w:p>
         </w:tc>
@@ -7536,7 +7590,7 @@
           <w:sz w:val="21"/>
           <w:szCs w:val="21"/>
         </w:rPr>
-        <w:t xml:space="preserve">Offline: ClientSyncId + IsOfflineAttempt; POST .../attempts/{id}/sync replays queued draft/submit after reconnect.</w:t>
+        <w:t xml:space="preserve">Offline: ClientSyncId + IsOfflineAttempt; POST .../attempts/{id}/sync replays queued draft/submit after reconnect. Start/resume: clients persist the InProgress attempt shell after an online start so students can reopen offline; new starts still require the network. On reconnect, clients re-hit POST .../attempts (resume) then flush the draft/submit queue.</w:t>
       </w:r>
     </w:p>
     <w:p>
@@ -8881,7 +8935,7 @@
                 <w:sz w:val="17"/>
                 <w:szCs w:val="17"/>
               </w:rPr>
-              <w:t xml:space="preserve">Marks 0 on auto-score; treated as subjective if present.</w:t>
+              <w:t xml:space="preserve">Marks 0 on auto-score; always subjective when answered; AI suggestion written to QuizReview.AiReviewComment on submit; teacher finalize required.</w:t>
             </w:r>
           </w:p>
         </w:tc>
@@ -8909,7 +8963,7 @@
                 <w:sz w:val="17"/>
                 <w:szCs w:val="17"/>
               </w:rPr>
-              <w:t xml:space="preserve">Marks 0 on auto-score; RequiresReview like Descriptive when a link/text answer is present.</w:t>
+              <w:t xml:space="preserve">MVP: student pastes a file URL/path into SubmittedText (no binary blob upload/storage). Marks 0 on auto-score; RequiresReview like Descriptive when answered.</w:t>
             </w:r>
           </w:p>
         </w:tc>
@@ -8937,7 +8991,7 @@
                 <w:sz w:val="17"/>
                 <w:szCs w:val="17"/>
               </w:rPr>
-              <w:t xml:space="preserve">selectedOptionIds = right option ids in left order; exact sequence match awards full marks.</w:t>
+              <w:t xml:space="preserve">selectedOptionIds = right option ids in left order; exact sequence match awards full marks. Authoring UI edits pairs; storage remains lefts-then-rights (even count ≥4). Option shuffle disabled.</w:t>
             </w:r>
           </w:p>
         </w:tc>
@@ -8993,7 +9047,7 @@
                 <w:sz w:val="17"/>
                 <w:szCs w:val="17"/>
               </w:rPr>
-              <w:t xml:space="preserve">Scored like Single Choice (one correct option).</w:t>
+              <w:t xml:space="preserve">Scored like Single Choice. Each option requires OptionImageUrl (caption text optional); image snapped onto QuizAttemptQuestionOption.</w:t>
             </w:r>
           </w:p>
         </w:tc>
@@ -9423,7 +9477,7 @@
                 <w:sz w:val="17"/>
                 <w:szCs w:val="17"/>
               </w:rPr>
-              <w:t xml:space="preserve">At ≤60s: urgent countdown styling, modal dialog, and short beep (web); mobile shows warning dialog + urgent timer chip.</w:t>
+              <w:t xml:space="preserve">At ≤5 min: dismissible banner. At ≤60s: urgent (red) countdown chip, modal dialog, and short alert (web beep; mobile system sound + haptic). Per-question timer turns amber at ≤10s. Autosave: 1.2s debounce + 15s interval + Save now (web + mobile).</w:t>
             </w:r>
           </w:p>
         </w:tc>
@@ -9505,7 +9559,7 @@
                 <w:sz w:val="17"/>
                 <w:szCs w:val="17"/>
               </w:rPr>
-              <w:t xml:space="preserve">Autosave flush runs before submit/auto-submit on web.</w:t>
+              <w:t xml:space="preserve">Autosave flush runs before submit/auto-submit (web + mobile).</w:t>
             </w:r>
           </w:p>
         </w:tc>
@@ -9720,7 +9774,7 @@
           <w:sz w:val="21"/>
           <w:szCs w:val="21"/>
         </w:rPr>
-        <w:t xml:space="preserve">AI review: OpenAI when configured, else heuristic suggestion; teacher still finalizes when AllowTeacherReview.</w:t>
+        <w:t xml:space="preserve">AI review: Descriptive always; Fill when AllowAiReview. OpenAI when configured, else heuristic. AI comment shown on teacher review screen; teacher still finalizes when required.</w:t>
       </w:r>
     </w:p>
     <w:p>
@@ -10697,7 +10751,7 @@
           <w:sz w:val="21"/>
           <w:szCs w:val="21"/>
         </w:rPr>
-        <w:t xml:space="preserve">/parent/quiz-dashboard and child history/result.</w:t>
+        <w:t xml:space="preserve">/student/history for student self quiz history (History self).</w:t>
       </w:r>
     </w:p>
     <w:p>
@@ -10714,1047 +10768,7 @@
           <w:sz w:val="21"/>
           <w:szCs w:val="21"/>
         </w:rPr>
-        <w:t xml:space="preserve">/reports for analytics.</w:t>
-      </w:r>
-    </w:p>
-    <w:p>
-      <w:pPr>
-        <w:pStyle w:val="Heading1"/>
-        <w:spacing w:after="100" w:before="220"/>
-      </w:pPr>
-      <w:r>
-        <w:rPr>
-          <w:b/>
-          <w:bCs/>
-          <w:color w:val="2563EB"/>
-          <w:sz w:val="28"/>
-          <w:szCs w:val="28"/>
-        </w:rPr>
-        <w:t xml:space="preserve">16. QA scenarios</w:t>
-      </w:r>
-    </w:p>
-    <w:p>
-      <w:pPr>
-        <w:pStyle w:val="Heading2"/>
-        <w:spacing w:after="100" w:before="220"/>
-      </w:pPr>
-      <w:r>
-        <w:rPr>
-          <w:b/>
-          <w:bCs/>
-          <w:color w:val="2563EB"/>
-          <w:sz w:val="24"/>
-          <w:szCs w:val="24"/>
-        </w:rPr>
-        <w:t xml:space="preserve">QZ-01 — Teacher create → publish → approve → assign</w:t>
-      </w:r>
-    </w:p>
-    <w:p>
-      <w:pPr>
-        <w:spacing w:after="100"/>
-      </w:pPr>
-      <w:r>
-        <w:rPr>
-          <w:sz w:val="21"/>
-          <w:szCs w:val="21"/>
-        </w:rPr>
-        <w:t xml:space="preserve">Steps: Teacher creates a Practice quiz, adds questions, publishes; SchoolAdmin approves; Teacher assigns to selected students.</w:t>
-      </w:r>
-    </w:p>
-    <w:p>
-      <w:pPr>
-        <w:spacing w:after="100"/>
-        <w:rPr>
-          <w:b/>
-          <w:bCs/>
-          <w:color w:val="166534"/>
-        </w:rPr>
-      </w:pPr>
-      <w:r>
-        <w:rPr>
-          <w:b/>
-          <w:bCs/>
-          <w:color w:val="166534"/>
-          <w:sz w:val="21"/>
-          <w:szCs w:val="21"/>
-        </w:rPr>
-        <w:t xml:space="preserve">Expected: Lifecycle Not Assigned→Published→Assigned. Approval Pending→Approved. Students see the quiz only after assignment and within the window.</w:t>
-      </w:r>
-    </w:p>
-    <w:p>
-      <w:pPr>
-        <w:pStyle w:val="Heading2"/>
-        <w:spacing w:after="100" w:before="220"/>
-      </w:pPr>
-      <w:r>
-        <w:rPr>
-          <w:b/>
-          <w:bCs/>
-          <w:color w:val="2563EB"/>
-          <w:sz w:val="24"/>
-          <w:szCs w:val="24"/>
-        </w:rPr>
-        <w:t xml:space="preserve">QZ-02 — Teacher cannot assign before approval</w:t>
-      </w:r>
-    </w:p>
-    <w:p>
-      <w:pPr>
-        <w:spacing w:after="100"/>
-      </w:pPr>
-      <w:r>
-        <w:rPr>
-          <w:sz w:val="21"/>
-          <w:szCs w:val="21"/>
-        </w:rPr>
-        <w:t xml:space="preserve">Steps: Teacher publishes then tries to assign without admin approval.</w:t>
-      </w:r>
-    </w:p>
-    <w:p>
-      <w:pPr>
-        <w:spacing w:after="100"/>
-        <w:rPr>
-          <w:b/>
-          <w:bCs/>
-          <w:color w:val="166534"/>
-        </w:rPr>
-      </w:pPr>
-      <w:r>
-        <w:rPr>
-          <w:b/>
-          <w:bCs/>
-          <w:color w:val="166534"/>
-          <w:sz w:val="21"/>
-          <w:szCs w:val="21"/>
-        </w:rPr>
-        <w:t xml:space="preserve">Expected: Assign rejected until Approval=Approved.</w:t>
-      </w:r>
-    </w:p>
-    <w:p>
-      <w:pPr>
-        <w:pStyle w:val="Heading2"/>
-        <w:spacing w:after="100" w:before="220"/>
-      </w:pPr>
-      <w:r>
-        <w:rPr>
-          <w:b/>
-          <w:bCs/>
-          <w:color w:val="2563EB"/>
-          <w:sz w:val="24"/>
-          <w:szCs w:val="24"/>
-        </w:rPr>
-        <w:t xml:space="preserve">QZ-03 — Parent private auto-approve</w:t>
-      </w:r>
-    </w:p>
-    <w:p>
-      <w:pPr>
-        <w:spacing w:after="100"/>
-      </w:pPr>
-      <w:r>
-        <w:rPr>
-          <w:sz w:val="21"/>
-          <w:szCs w:val="21"/>
-        </w:rPr>
-        <w:t xml:space="preserve">Steps: Parent creates and publishes a quiz with ≥1 question.</w:t>
-      </w:r>
-    </w:p>
-    <w:p>
-      <w:pPr>
-        <w:spacing w:after="100"/>
-        <w:rPr>
-          <w:b/>
-          <w:bCs/>
-          <w:color w:val="166534"/>
-        </w:rPr>
-      </w:pPr>
-      <w:r>
-        <w:rPr>
-          <w:b/>
-          <w:bCs/>
-          <w:color w:val="166534"/>
-          <w:sz w:val="21"/>
-          <w:szCs w:val="21"/>
-        </w:rPr>
-        <w:t xml:space="preserve">Expected: Lifecycle Published, Approval Approved immediately; never appears in pending-approval queue.</w:t>
-      </w:r>
-    </w:p>
-    <w:p>
-      <w:pPr>
-        <w:pStyle w:val="Heading2"/>
-        <w:spacing w:after="100" w:before="220"/>
-      </w:pPr>
-      <w:r>
-        <w:rPr>
-          <w:b/>
-          <w:bCs/>
-          <w:color w:val="2563EB"/>
-          <w:sz w:val="24"/>
-          <w:szCs w:val="24"/>
-        </w:rPr>
-        <w:t xml:space="preserve">QZ-04 — Edit lock after assignment starts</w:t>
-      </w:r>
-    </w:p>
-    <w:p>
-      <w:pPr>
-        <w:spacing w:after="100"/>
-      </w:pPr>
-      <w:r>
-        <w:rPr>
-          <w:sz w:val="21"/>
-          <w:szCs w:val="21"/>
-        </w:rPr>
-        <w:t xml:space="preserve">Steps: Owner tries to edit metadata/questions after StartDateTime ≤ now or an attempt exists.</w:t>
-      </w:r>
-    </w:p>
-    <w:p>
-      <w:pPr>
-        <w:spacing w:after="100"/>
-        <w:rPr>
-          <w:b/>
-          <w:bCs/>
-          <w:color w:val="166534"/>
-        </w:rPr>
-      </w:pPr>
-      <w:r>
-        <w:rPr>
-          <w:b/>
-          <w:bCs/>
-          <w:color w:val="166534"/>
-          <w:sz w:val="21"/>
-          <w:szCs w:val="21"/>
-        </w:rPr>
-        <w:t xml:space="preserve">Expected: Forbidden. Editable only Not Assigned/Published with no started assignment.</w:t>
-      </w:r>
-    </w:p>
-    <w:p>
-      <w:pPr>
-        <w:pStyle w:val="Heading2"/>
-        <w:spacing w:after="100" w:before="220"/>
-      </w:pPr>
-      <w:r>
-        <w:rPr>
-          <w:b/>
-          <w:bCs/>
-          <w:color w:val="2563EB"/>
-          <w:sz w:val="24"/>
-          <w:szCs w:val="24"/>
-        </w:rPr>
-        <w:t xml:space="preserve">QZ-05 — Bank attach requires Public</w:t>
-      </w:r>
-    </w:p>
-    <w:p>
-      <w:pPr>
-        <w:spacing w:after="100"/>
-      </w:pPr>
-      <w:r>
-        <w:rPr>
-          <w:sz w:val="21"/>
-          <w:szCs w:val="21"/>
-        </w:rPr>
-        <w:t xml:space="preserve">Steps: Teacher attaches a Campus/School-endorsed (non-Public) bank question.</w:t>
-      </w:r>
-    </w:p>
-    <w:p>
-      <w:pPr>
-        <w:spacing w:after="100"/>
-        <w:rPr>
-          <w:b/>
-          <w:bCs/>
-          <w:color w:val="166534"/>
-        </w:rPr>
-      </w:pPr>
-      <w:r>
-        <w:rPr>
-          <w:b/>
-          <w:bCs/>
-          <w:color w:val="166534"/>
-          <w:sz w:val="21"/>
-          <w:szCs w:val="21"/>
-        </w:rPr>
-        <w:t xml:space="preserve">Expected: Rejected. Only PortalAdmin-published Public + Active + Approved questions attach.</w:t>
-      </w:r>
-    </w:p>
-    <w:p>
-      <w:pPr>
-        <w:pStyle w:val="Heading2"/>
-        <w:spacing w:after="100" w:before="220"/>
-      </w:pPr>
-      <w:r>
-        <w:rPr>
-          <w:b/>
-          <w:bCs/>
-          <w:color w:val="2563EB"/>
-          <w:sz w:val="24"/>
-          <w:szCs w:val="24"/>
-        </w:rPr>
-        <w:t xml:space="preserve">QZ-06 — Inline question is quiz-ready</w:t>
-      </w:r>
-    </w:p>
-    <w:p>
-      <w:pPr>
-        <w:spacing w:after="100"/>
-      </w:pPr>
-      <w:r>
-        <w:rPr>
-          <w:sz w:val="21"/>
-          <w:szCs w:val="21"/>
-        </w:rPr>
-        <w:t xml:space="preserve">Steps: Owner adds an inline question on a Not Assigned quiz.</w:t>
-      </w:r>
-    </w:p>
-    <w:p>
-      <w:pPr>
-        <w:spacing w:after="100"/>
-        <w:rPr>
-          <w:b/>
-          <w:bCs/>
-          <w:color w:val="166534"/>
-        </w:rPr>
-      </w:pPr>
-      <w:r>
-        <w:rPr>
-          <w:b/>
-          <w:bCs/>
-          <w:color w:val="166534"/>
-          <w:sz w:val="21"/>
-          <w:szCs w:val="21"/>
-        </w:rPr>
-        <w:t xml:space="preserve">Expected: Question created Approved+Active+Campus; linked with marks; totals recalculated. Not bank-picker eligible (needs Public).</w:t>
-      </w:r>
-    </w:p>
-    <w:p>
-      <w:pPr>
-        <w:pStyle w:val="Heading2"/>
-        <w:spacing w:after="100" w:before="220"/>
-      </w:pPr>
-      <w:r>
-        <w:rPr>
-          <w:b/>
-          <w:bCs/>
-          <w:color w:val="2563EB"/>
-          <w:sz w:val="24"/>
-          <w:szCs w:val="24"/>
-        </w:rPr>
-        <w:t xml:space="preserve">QZ-07 — Student attempt window and resume</w:t>
-      </w:r>
-    </w:p>
-    <w:p>
-      <w:pPr>
-        <w:spacing w:after="100"/>
-      </w:pPr>
-      <w:r>
-        <w:rPr>
-          <w:sz w:val="21"/>
-          <w:szCs w:val="21"/>
-        </w:rPr>
-        <w:t xml:space="preserve">Steps: Student starts, leaves, returns within window with InProgress attempt.</w:t>
-      </w:r>
-    </w:p>
-    <w:p>
-      <w:pPr>
-        <w:spacing w:after="100"/>
-        <w:rPr>
-          <w:b/>
-          <w:bCs/>
-          <w:color w:val="166534"/>
-        </w:rPr>
-      </w:pPr>
-      <w:r>
-        <w:rPr>
-          <w:b/>
-          <w:bCs/>
-          <w:color w:val="166534"/>
-          <w:sz w:val="21"/>
-          <w:szCs w:val="21"/>
-        </w:rPr>
-        <w:t xml:space="preserve">Expected: Resume same attempt; no new attempt consumed.</w:t>
-      </w:r>
-    </w:p>
-    <w:p>
-      <w:pPr>
-        <w:pStyle w:val="Heading2"/>
-        <w:spacing w:after="100" w:before="220"/>
-      </w:pPr>
-      <w:r>
-        <w:rPr>
-          <w:b/>
-          <w:bCs/>
-          <w:color w:val="2563EB"/>
-          <w:sz w:val="24"/>
-          <w:szCs w:val="24"/>
-        </w:rPr>
-        <w:t xml:space="preserve">QZ-08 — Attempt limit</w:t>
-      </w:r>
-    </w:p>
-    <w:p>
-      <w:pPr>
-        <w:spacing w:after="100"/>
-      </w:pPr>
-      <w:r>
-        <w:rPr>
-          <w:sz w:val="21"/>
-          <w:szCs w:val="21"/>
-        </w:rPr>
-        <w:t xml:space="preserve">Steps: Student already has AllowedAttempts completed attempts and tries again.</w:t>
-      </w:r>
-    </w:p>
-    <w:p>
-      <w:pPr>
-        <w:spacing w:after="100"/>
-        <w:rPr>
-          <w:b/>
-          <w:bCs/>
-          <w:color w:val="166534"/>
-        </w:rPr>
-      </w:pPr>
-      <w:r>
-        <w:rPr>
-          <w:b/>
-          <w:bCs/>
-          <w:color w:val="166534"/>
-          <w:sz w:val="21"/>
-          <w:szCs w:val="21"/>
-        </w:rPr>
-        <w:t xml:space="preserve">Expected: Start blocked until owner Allow Retry after review (ExtraAttempts).</w:t>
-      </w:r>
-    </w:p>
-    <w:p>
-      <w:pPr>
-        <w:pStyle w:val="Heading2"/>
-        <w:spacing w:after="100" w:before="220"/>
-      </w:pPr>
-      <w:r>
-        <w:rPr>
-          <w:b/>
-          <w:bCs/>
-          <w:color w:val="2563EB"/>
-          <w:sz w:val="24"/>
-          <w:szCs w:val="24"/>
-        </w:rPr>
-        <w:t xml:space="preserve">QZ-09 — Auto-score objective + mask subjective</w:t>
-      </w:r>
-    </w:p>
-    <w:p>
-      <w:pPr>
-        <w:spacing w:after="100"/>
-      </w:pPr>
-      <w:r>
-        <w:rPr>
-          <w:sz w:val="21"/>
-          <w:szCs w:val="21"/>
-        </w:rPr>
-        <w:t xml:space="preserve">Steps: Quiz IsReviewRequired with Fill(AllowTeacherReview) answers; student submits then reloads result.</w:t>
-      </w:r>
-    </w:p>
-    <w:p>
-      <w:pPr>
-        <w:spacing w:after="100"/>
-        <w:rPr>
-          <w:b/>
-          <w:bCs/>
-          <w:color w:val="166534"/>
-        </w:rPr>
-      </w:pPr>
-      <w:r>
-        <w:rPr>
-          <w:b/>
-          <w:bCs/>
-          <w:color w:val="166534"/>
-          <w:sz w:val="21"/>
-          <w:szCs w:val="21"/>
-        </w:rPr>
-        <w:t xml:space="preserve">Expected: Objective items scored; submit and get-result both use QuizReviewDisplay.Resolve — same mask / Pending Review until finalize.</w:t>
-      </w:r>
-    </w:p>
-    <w:p>
-      <w:pPr>
-        <w:pStyle w:val="Heading2"/>
-        <w:spacing w:after="100" w:before="220"/>
-      </w:pPr>
-      <w:r>
-        <w:rPr>
-          <w:b/>
-          <w:bCs/>
-          <w:color w:val="2563EB"/>
-          <w:sz w:val="24"/>
-          <w:szCs w:val="24"/>
-        </w:rPr>
-        <w:t xml:space="preserve">QZ-10 — Finalize review releases results</w:t>
-      </w:r>
-    </w:p>
-    <w:p>
-      <w:pPr>
-        <w:spacing w:after="100"/>
-      </w:pPr>
-      <w:r>
-        <w:rPr>
-          <w:sz w:val="21"/>
-          <w:szCs w:val="21"/>
-        </w:rPr>
-        <w:t xml:space="preserve">Steps: Teacher marks all RequiresReview items and finalizes.</w:t>
-      </w:r>
-    </w:p>
-    <w:p>
-      <w:pPr>
-        <w:spacing w:after="100"/>
-        <w:rPr>
-          <w:b/>
-          <w:bCs/>
-          <w:color w:val="166534"/>
-        </w:rPr>
-      </w:pPr>
-      <w:r>
-        <w:rPr>
-          <w:b/>
-          <w:bCs/>
-          <w:color w:val="166534"/>
-          <w:sz w:val="21"/>
-          <w:szCs w:val="21"/>
-        </w:rPr>
-        <w:t xml:space="preserve">Expected: Attempt→Reviewed; IsReviewDone=true; student/parent see real scores per ReviewDisplayMode.</w:t>
-      </w:r>
-    </w:p>
-    <w:p>
-      <w:pPr>
-        <w:pStyle w:val="Heading2"/>
-        <w:spacing w:after="100" w:before="220"/>
-      </w:pPr>
-      <w:r>
-        <w:rPr>
-          <w:b/>
-          <w:bCs/>
-          <w:color w:val="2563EB"/>
-          <w:sz w:val="24"/>
-          <w:szCs w:val="24"/>
-        </w:rPr>
-        <w:t xml:space="preserve">QZ-11 — Cancel upcoming only</w:t>
-      </w:r>
-    </w:p>
-    <w:p>
-      <w:pPr>
-        <w:spacing w:after="100"/>
-      </w:pPr>
-      <w:r>
-        <w:rPr>
-          <w:sz w:val="21"/>
-          <w:szCs w:val="21"/>
-        </w:rPr>
-        <w:t xml:space="preserve">Steps: Owner cancels a quiz that has future and past assignments.</w:t>
-      </w:r>
-    </w:p>
-    <w:p>
-      <w:pPr>
-        <w:spacing w:after="100"/>
-        <w:rPr>
-          <w:b/>
-          <w:bCs/>
-          <w:color w:val="166534"/>
-        </w:rPr>
-      </w:pPr>
-      <w:r>
-        <w:rPr>
-          <w:b/>
-          <w:bCs/>
-          <w:color w:val="166534"/>
-          <w:sz w:val="21"/>
-          <w:szCs w:val="21"/>
-        </w:rPr>
-        <w:t xml:space="preserve">Expected: Only StartDateTime &gt; now removed; lifecycle Cancelled; past assignments remain.</w:t>
-      </w:r>
-    </w:p>
-    <w:p>
-      <w:pPr>
-        <w:pStyle w:val="Heading2"/>
-        <w:spacing w:after="100" w:before="220"/>
-      </w:pPr>
-      <w:r>
-        <w:rPr>
-          <w:b/>
-          <w:bCs/>
-          <w:color w:val="2563EB"/>
-          <w:sz w:val="24"/>
-          <w:szCs w:val="24"/>
-        </w:rPr>
-        <w:t xml:space="preserve">QZ-12 — Archive vs delete</w:t>
-      </w:r>
-    </w:p>
-    <w:p>
-      <w:pPr>
-        <w:spacing w:after="100"/>
-      </w:pPr>
-      <w:r>
-        <w:rPr>
-          <w:sz w:val="21"/>
-          <w:szCs w:val="21"/>
-        </w:rPr>
-        <w:t xml:space="preserve">Steps: Owner archives a Not Assigned quiz; owner deletes a Not Assigned quiz with no assignments.</w:t>
-      </w:r>
-    </w:p>
-    <w:p>
-      <w:pPr>
-        <w:spacing w:after="100"/>
-        <w:rPr>
-          <w:b/>
-          <w:bCs/>
-          <w:color w:val="166534"/>
-        </w:rPr>
-      </w:pPr>
-      <w:r>
-        <w:rPr>
-          <w:b/>
-          <w:bCs/>
-          <w:color w:val="166534"/>
-          <w:sz w:val="21"/>
-          <w:szCs w:val="21"/>
-        </w:rPr>
-        <w:t xml:space="preserve">Expected: Archive of Not Assigned fails (must delete). Delete of Not Assigned succeeds. Published/Assigned may archive.</w:t>
-      </w:r>
-    </w:p>
-    <w:p>
-      <w:pPr>
-        <w:pStyle w:val="Heading2"/>
-        <w:spacing w:after="100" w:before="220"/>
-      </w:pPr>
-      <w:r>
-        <w:rPr>
-          <w:b/>
-          <w:bCs/>
-          <w:color w:val="2563EB"/>
-          <w:sz w:val="24"/>
-          <w:szCs w:val="24"/>
-        </w:rPr>
-        <w:t xml:space="preserve">QZ-13 — Duplicate</w:t>
-      </w:r>
-    </w:p>
-    <w:p>
-      <w:pPr>
-        <w:spacing w:after="100"/>
-      </w:pPr>
-      <w:r>
-        <w:rPr>
-          <w:sz w:val="21"/>
-          <w:szCs w:val="21"/>
-        </w:rPr>
-        <w:t xml:space="preserve">Steps: Owner duplicates a quiz with questions.</w:t>
-      </w:r>
-    </w:p>
-    <w:p>
-      <w:pPr>
-        <w:spacing w:after="100"/>
-        <w:rPr>
-          <w:b/>
-          <w:bCs/>
-          <w:color w:val="166534"/>
-        </w:rPr>
-      </w:pPr>
-      <w:r>
-        <w:rPr>
-          <w:b/>
-          <w:bCs/>
-          <w:color w:val="166534"/>
-          <w:sz w:val="21"/>
-          <w:szCs w:val="21"/>
-        </w:rPr>
-        <w:t xml:space="preserve">Expected: New Not Assigned + Pending; questions deep-copied; title ends with " (Copy)".</w:t>
-      </w:r>
-    </w:p>
-    <w:p>
-      <w:pPr>
-        <w:pStyle w:val="Heading2"/>
-        <w:spacing w:after="100" w:before="220"/>
-      </w:pPr>
-      <w:r>
-        <w:rPr>
-          <w:b/>
-          <w:bCs/>
-          <w:color w:val="2563EB"/>
-          <w:sz w:val="24"/>
-          <w:szCs w:val="24"/>
-        </w:rPr>
-        <w:t xml:space="preserve">QZ-14 — Parent child visibility</w:t>
-      </w:r>
-    </w:p>
-    <w:p>
-      <w:pPr>
-        <w:spacing w:after="100"/>
-      </w:pPr>
-      <w:r>
-        <w:rPr>
-          <w:sz w:val="21"/>
-          <w:szCs w:val="21"/>
-        </w:rPr>
-        <w:t xml:space="preserve">Steps: Parent opens linked child's attempt result and quiz history.</w:t>
-      </w:r>
-    </w:p>
-    <w:p>
-      <w:pPr>
-        <w:spacing w:after="100"/>
-        <w:rPr>
-          <w:b/>
-          <w:bCs/>
-          <w:color w:val="166534"/>
-        </w:rPr>
-      </w:pPr>
-      <w:r>
-        <w:rPr>
-          <w:b/>
-          <w:bCs/>
-          <w:color w:val="166534"/>
-          <w:sz w:val="21"/>
-          <w:szCs w:val="21"/>
-        </w:rPr>
-        <w:t xml:space="preserve">Expected: Allowed for linked children only. Unlinked student → forbidden.</w:t>
-      </w:r>
-    </w:p>
-    <w:p>
-      <w:pPr>
-        <w:pStyle w:val="Heading2"/>
-        <w:spacing w:after="100" w:before="220"/>
-      </w:pPr>
-      <w:r>
-        <w:rPr>
-          <w:b/>
-          <w:bCs/>
-          <w:color w:val="2563EB"/>
-          <w:sz w:val="24"/>
-          <w:szCs w:val="24"/>
-        </w:rPr>
-        <w:t xml:space="preserve">QZ-15 — CampusAdmin cannot approve quizzes</w:t>
-      </w:r>
-    </w:p>
-    <w:p>
-      <w:pPr>
-        <w:spacing w:after="100"/>
-      </w:pPr>
-      <w:r>
-        <w:rPr>
-          <w:sz w:val="21"/>
-          <w:szCs w:val="21"/>
-        </w:rPr>
-        <w:t xml:space="preserve">Steps: CampusAdmin opens /admin/quiz-approvals or tries approve/reject.</w:t>
-      </w:r>
-    </w:p>
-    <w:p>
-      <w:pPr>
-        <w:spacing w:after="100"/>
-        <w:rPr>
-          <w:b/>
-          <w:bCs/>
-          <w:color w:val="166534"/>
-        </w:rPr>
-      </w:pPr>
-      <w:r>
-        <w:rPr>
-          <w:b/>
-          <w:bCs/>
-          <w:color w:val="166534"/>
-          <w:sz w:val="21"/>
-          <w:szCs w:val="21"/>
-        </w:rPr>
-        <w:t xml:space="preserve">Expected: Route and overview card are SchoolAdmin/PortalAdmin only; APIs also require those roles — CampusAdmin is denied.</w:t>
-      </w:r>
-    </w:p>
-    <w:p>
-      <w:pPr>
-        <w:pStyle w:val="Heading2"/>
-        <w:spacing w:after="100" w:before="220"/>
-      </w:pPr>
-      <w:r>
-        <w:rPr>
-          <w:b/>
-          <w:bCs/>
-          <w:color w:val="2563EB"/>
-          <w:sz w:val="24"/>
-          <w:szCs w:val="24"/>
-        </w:rPr>
-        <w:t xml:space="preserve">QZ-16 — Student only sees permitted audience</w:t>
-      </w:r>
-    </w:p>
-    <w:p>
-      <w:pPr>
-        <w:spacing w:after="100"/>
-      </w:pPr>
-      <w:r>
-        <w:rPr>
-          <w:sz w:val="21"/>
-          <w:szCs w:val="21"/>
-        </w:rPr>
-        <w:t xml:space="preserve">Steps: Student A is assigned (or Public catalog in window); Student B is neither assigned nor Public-eligible.</w:t>
-      </w:r>
-    </w:p>
-    <w:p>
-      <w:pPr>
-        <w:spacing w:after="100"/>
-        <w:rPr>
-          <w:b/>
-          <w:bCs/>
-          <w:color w:val="166534"/>
-        </w:rPr>
-      </w:pPr>
-      <w:r>
-        <w:rPr>
-          <w:b/>
-          <w:bCs/>
-          <w:color w:val="166534"/>
-          <w:sz w:val="21"/>
-          <w:szCs w:val="21"/>
-        </w:rPr>
-        <w:t xml:space="preserve">Expected: Student A sees the quiz. Student B does not. School/section/multi assign must not open catalog (AudienceScope stays Assigned). Public catalog is window-filtered.</w:t>
-      </w:r>
-    </w:p>
-    <w:p>
-      <w:pPr>
-        <w:pStyle w:val="Heading2"/>
-        <w:spacing w:after="100" w:before="220"/>
-      </w:pPr>
-      <w:r>
-        <w:rPr>
-          <w:b/>
-          <w:bCs/>
-          <w:color w:val="2563EB"/>
-          <w:sz w:val="24"/>
-          <w:szCs w:val="24"/>
-        </w:rPr>
-        <w:t xml:space="preserve">QZ-17 — Parent cannot assign outside linked children</w:t>
-      </w:r>
-    </w:p>
-    <w:p>
-      <w:pPr>
-        <w:spacing w:after="100"/>
-      </w:pPr>
-      <w:r>
-        <w:rPr>
-          <w:sz w:val="21"/>
-          <w:szCs w:val="21"/>
-        </w:rPr>
-        <w:t xml:space="preserve">Steps: Parent tries to assign ParentPrivate quiz to an unrelated student or whole school.</w:t>
-      </w:r>
-    </w:p>
-    <w:p>
-      <w:pPr>
-        <w:spacing w:after="100"/>
-        <w:rPr>
-          <w:b/>
-          <w:bCs/>
-          <w:color w:val="166534"/>
-        </w:rPr>
-      </w:pPr>
-      <w:r>
-        <w:rPr>
-          <w:b/>
-          <w:bCs/>
-          <w:color w:val="166534"/>
-          <w:sz w:val="21"/>
-          <w:szCs w:val="21"/>
-        </w:rPr>
-        <w:t xml:space="preserve">Expected: Rejected. Parent audience is limited to linked children / parent-owned child groups.</w:t>
-      </w:r>
-    </w:p>
-    <w:p>
-      <w:pPr>
-        <w:pStyle w:val="Heading2"/>
-        <w:spacing w:after="100" w:before="220"/>
-      </w:pPr>
-      <w:r>
-        <w:rPr>
-          <w:b/>
-          <w:bCs/>
-          <w:color w:val="2563EB"/>
-          <w:sz w:val="24"/>
-          <w:szCs w:val="24"/>
-        </w:rPr>
-        <w:t xml:space="preserve">QZ-18 — Time limit countdown and auto-submit</w:t>
-      </w:r>
-    </w:p>
-    <w:p>
-      <w:pPr>
-        <w:spacing w:after="100"/>
-      </w:pPr>
-      <w:r>
-        <w:rPr>
-          <w:sz w:val="21"/>
-          <w:szCs w:val="21"/>
-        </w:rPr>
-        <w:t xml:space="preserve">Steps: Student starts a quiz with TimeLimitMinutes set; waits until remaining time hits zero.</w:t>
-      </w:r>
-    </w:p>
-    <w:p>
-      <w:pPr>
-        <w:spacing w:after="100"/>
-        <w:rPr>
-          <w:b/>
-          <w:bCs/>
-          <w:color w:val="166534"/>
-        </w:rPr>
-      </w:pPr>
-      <w:r>
-        <w:rPr>
-          <w:b/>
-          <w:bCs/>
-          <w:color w:val="166534"/>
-          <w:sz w:val="21"/>
-          <w:szCs w:val="21"/>
-        </w:rPr>
-        <w:t xml:space="preserve">Expected: Countdown is shown; client auto-submits with IsAutoSubmit → AutoSubmitted (83). Server enforces minute budget with grace.</w:t>
-      </w:r>
-    </w:p>
-    <w:p>
-      <w:pPr>
-        <w:pStyle w:val="Heading2"/>
-        <w:spacing w:after="100" w:before="220"/>
-      </w:pPr>
-      <w:r>
-        <w:rPr>
-          <w:b/>
-          <w:bCs/>
-          <w:color w:val="2563EB"/>
-          <w:sz w:val="24"/>
-          <w:szCs w:val="24"/>
-        </w:rPr>
-        <w:t xml:space="preserve">QZ-19 — No time limit still respects availability window</w:t>
-      </w:r>
-    </w:p>
-    <w:p>
-      <w:pPr>
-        <w:spacing w:after="100"/>
-      </w:pPr>
-      <w:r>
-        <w:rPr>
-          <w:sz w:val="21"/>
-          <w:szCs w:val="21"/>
-        </w:rPr>
-        <w:t xml:space="preserve">Steps: Student starts a quiz with TimeLimitMinutes null after EndDateTime has passed.</w:t>
-      </w:r>
-    </w:p>
-    <w:p>
-      <w:pPr>
-        <w:spacing w:after="100"/>
-        <w:rPr>
-          <w:b/>
-          <w:bCs/>
-          <w:color w:val="166534"/>
-        </w:rPr>
-      </w:pPr>
-      <w:r>
-        <w:rPr>
-          <w:b/>
-          <w:bCs/>
-          <w:color w:val="166534"/>
-          <w:sz w:val="21"/>
-          <w:szCs w:val="21"/>
-        </w:rPr>
-        <w:t xml:space="preserve">Expected: No countdown UI, but start/submit is still rejected; overdue InProgress attempts transition to Expired (84).</w:t>
-      </w:r>
-    </w:p>
-    <w:p>
-      <w:pPr>
-        <w:pStyle w:val="Heading2"/>
-        <w:spacing w:after="100" w:before="220"/>
-      </w:pPr>
-      <w:r>
-        <w:rPr>
-          <w:b/>
-          <w:bCs/>
-          <w:color w:val="2563EB"/>
-          <w:sz w:val="24"/>
-          <w:szCs w:val="24"/>
-        </w:rPr>
-        <w:t xml:space="preserve">QZ-20 — Upcoming assign then promote</w:t>
-      </w:r>
-    </w:p>
-    <w:p>
-      <w:pPr>
-        <w:spacing w:after="100"/>
-      </w:pPr>
-      <w:r>
-        <w:rPr>
-          <w:sz w:val="21"/>
-          <w:szCs w:val="21"/>
-        </w:rPr>
-        <w:t xml:space="preserve">Steps: Teacher assigns with StartAt in the future; later StartAt arrives with no attempt.</w:t>
-      </w:r>
-    </w:p>
-    <w:p>
-      <w:pPr>
-        <w:spacing w:after="100"/>
-        <w:rPr>
-          <w:b/>
-          <w:bCs/>
-          <w:color w:val="166534"/>
-        </w:rPr>
-      </w:pPr>
-      <w:r>
-        <w:rPr>
-          <w:b/>
-          <w:bCs/>
-          <w:color w:val="166534"/>
-          <w:sz w:val="21"/>
-          <w:szCs w:val="21"/>
-        </w:rPr>
-        <w:t xml:space="preserve">Expected: Assignment QuizResultStatus starts as Up Coming (25); ExpireOverdueUnattemptedAsync promotes to Not Attempted (24) when the window opens.</w:t>
-      </w:r>
-    </w:p>
-    <w:p>
-      <w:pPr>
-        <w:pStyle w:val="Heading2"/>
-        <w:spacing w:after="100" w:before="220"/>
-      </w:pPr>
-      <w:r>
-        <w:rPr>
-          <w:b/>
-          <w:bCs/>
-          <w:color w:val="2563EB"/>
-          <w:sz w:val="24"/>
-          <w:szCs w:val="24"/>
-        </w:rPr>
-        <w:t xml:space="preserve">QZ-21 — Create defaults preserve bools</w:t>
-      </w:r>
-    </w:p>
-    <w:p>
-      <w:pPr>
-        <w:spacing w:after="100"/>
-      </w:pPr>
-      <w:r>
-        <w:rPr>
-          <w:sz w:val="21"/>
-          <w:szCs w:val="21"/>
-        </w:rPr>
-        <w:t xml:space="preserve">Steps: Client creates a Practice quiz with ShuffleQuestions=false while type default is also false/true variants.</w:t>
-      </w:r>
-    </w:p>
-    <w:p>
-      <w:pPr>
-        <w:spacing w:after="100"/>
-        <w:rPr>
-          <w:b/>
-          <w:bCs/>
-          <w:color w:val="166534"/>
-        </w:rPr>
-      </w:pPr>
-      <w:r>
-        <w:rPr>
-          <w:b/>
-          <w:bCs/>
-          <w:color w:val="166534"/>
-          <w:sz w:val="21"/>
-          <w:szCs w:val="21"/>
-        </w:rPr>
-        <w:t xml:space="preserve">Expected: ApplyCreateDefaults never OR’s bools with type defaults — explicit client bools win; only nullables (time/attempts/nav/review display) fall back.</w:t>
-      </w:r>
-    </w:p>
-    <w:p>
-      <w:pPr>
-        <w:pStyle w:val="Heading1"/>
-        <w:spacing w:after="100" w:before="220"/>
-      </w:pPr>
-      <w:r>
-        <w:rPr>
-          <w:b/>
-          <w:bCs/>
-          <w:color w:val="2563EB"/>
-          <w:sz w:val="28"/>
-          <w:szCs w:val="28"/>
-        </w:rPr>
-        <w:t xml:space="preserve">17. Verification checklist</w:t>
+        <w:t xml:space="preserve">/parent/quiz-dashboard and child history/result.</w:t>
       </w:r>
     </w:p>
     <w:p>
@@ -11771,7 +10785,7 @@
           <w:sz w:val="21"/>
           <w:szCs w:val="21"/>
         </w:rPr>
-        <w:t xml:space="preserve">☐ Teacher create starts Not Assigned + Pending; Parent create forces ParentPrivate.</w:t>
+        <w:t xml:space="preserve">/reports for Teacher/SchoolAdmin/PortalAdmin analytics.</w:t>
       </w:r>
     </w:p>
     <w:p>
@@ -11788,7 +10802,7 @@
           <w:sz w:val="21"/>
           <w:szCs w:val="21"/>
         </w:rPr>
-        <w:t xml:space="preserve">☐ Teacher publish needs ≥1 question and leaves Approval=Pending; Parent publish auto-Approves.</w:t>
+        <w:t xml:space="preserve">Mobile /quizzes (Teacher/Parent): create, manage (full inline types + Public+Active bank attach), publish, role-scoped assign modes, duplicate/archive/cancel/allow-retry, pending reviews, mark + finalize.</w:t>
       </w:r>
     </w:p>
     <w:p>
@@ -11805,7 +10819,7 @@
           <w:sz w:val="21"/>
           <w:szCs w:val="21"/>
         </w:rPr>
-        <w:t xml:space="preserve">☐ Teacher assign requires Approval=Approved; Parent assign does not need school approval.</w:t>
+        <w:t xml:space="preserve">Mobile /quizzes/approvals and /quizzes/monitoring/:quizId for admin approval and monitoring.</w:t>
       </w:r>
     </w:p>
     <w:p>
@@ -11822,7 +10836,1047 @@
           <w:sz w:val="21"/>
           <w:szCs w:val="21"/>
         </w:rPr>
-        <w:t xml:space="preserve">☐ Student sees assigned quizzes and Public catalog only; school/section/multi never set AudienceScope=Public.</w:t>
+        <w:t xml:space="preserve">Mobile /reports (Student) + Quizzes history: student self quiz history.</w:t>
+      </w:r>
+    </w:p>
+    <w:p>
+      <w:pPr>
+        <w:pStyle w:val="Heading1"/>
+        <w:spacing w:after="100" w:before="220"/>
+      </w:pPr>
+      <w:r>
+        <w:rPr>
+          <w:b/>
+          <w:bCs/>
+          <w:color w:val="2563EB"/>
+          <w:sz w:val="28"/>
+          <w:szCs w:val="28"/>
+        </w:rPr>
+        <w:t xml:space="preserve">16. QA scenarios</w:t>
+      </w:r>
+    </w:p>
+    <w:p>
+      <w:pPr>
+        <w:pStyle w:val="Heading2"/>
+        <w:spacing w:after="100" w:before="220"/>
+      </w:pPr>
+      <w:r>
+        <w:rPr>
+          <w:b/>
+          <w:bCs/>
+          <w:color w:val="2563EB"/>
+          <w:sz w:val="24"/>
+          <w:szCs w:val="24"/>
+        </w:rPr>
+        <w:t xml:space="preserve">QZ-01 — Teacher create → publish → approve → assign</w:t>
+      </w:r>
+    </w:p>
+    <w:p>
+      <w:pPr>
+        <w:spacing w:after="100"/>
+      </w:pPr>
+      <w:r>
+        <w:rPr>
+          <w:sz w:val="21"/>
+          <w:szCs w:val="21"/>
+        </w:rPr>
+        <w:t xml:space="preserve">Steps: Teacher creates a Practice quiz, adds questions, publishes; SchoolAdmin approves; Teacher assigns to selected students.</w:t>
+      </w:r>
+    </w:p>
+    <w:p>
+      <w:pPr>
+        <w:spacing w:after="100"/>
+        <w:rPr>
+          <w:b/>
+          <w:bCs/>
+          <w:color w:val="166534"/>
+        </w:rPr>
+      </w:pPr>
+      <w:r>
+        <w:rPr>
+          <w:b/>
+          <w:bCs/>
+          <w:color w:val="166534"/>
+          <w:sz w:val="21"/>
+          <w:szCs w:val="21"/>
+        </w:rPr>
+        <w:t xml:space="preserve">Expected: Lifecycle Not Assigned→Published→Assigned. Approval Pending→Approved. Students see the quiz only after assignment and within the window.</w:t>
+      </w:r>
+    </w:p>
+    <w:p>
+      <w:pPr>
+        <w:pStyle w:val="Heading2"/>
+        <w:spacing w:after="100" w:before="220"/>
+      </w:pPr>
+      <w:r>
+        <w:rPr>
+          <w:b/>
+          <w:bCs/>
+          <w:color w:val="2563EB"/>
+          <w:sz w:val="24"/>
+          <w:szCs w:val="24"/>
+        </w:rPr>
+        <w:t xml:space="preserve">QZ-02 — Teacher cannot assign before approval</w:t>
+      </w:r>
+    </w:p>
+    <w:p>
+      <w:pPr>
+        <w:spacing w:after="100"/>
+      </w:pPr>
+      <w:r>
+        <w:rPr>
+          <w:sz w:val="21"/>
+          <w:szCs w:val="21"/>
+        </w:rPr>
+        <w:t xml:space="preserve">Steps: Teacher publishes then tries to assign without admin approval.</w:t>
+      </w:r>
+    </w:p>
+    <w:p>
+      <w:pPr>
+        <w:spacing w:after="100"/>
+        <w:rPr>
+          <w:b/>
+          <w:bCs/>
+          <w:color w:val="166534"/>
+        </w:rPr>
+      </w:pPr>
+      <w:r>
+        <w:rPr>
+          <w:b/>
+          <w:bCs/>
+          <w:color w:val="166534"/>
+          <w:sz w:val="21"/>
+          <w:szCs w:val="21"/>
+        </w:rPr>
+        <w:t xml:space="preserve">Expected: Assign rejected until Approval=Approved.</w:t>
+      </w:r>
+    </w:p>
+    <w:p>
+      <w:pPr>
+        <w:pStyle w:val="Heading2"/>
+        <w:spacing w:after="100" w:before="220"/>
+      </w:pPr>
+      <w:r>
+        <w:rPr>
+          <w:b/>
+          <w:bCs/>
+          <w:color w:val="2563EB"/>
+          <w:sz w:val="24"/>
+          <w:szCs w:val="24"/>
+        </w:rPr>
+        <w:t xml:space="preserve">QZ-03 — Parent private auto-approve</w:t>
+      </w:r>
+    </w:p>
+    <w:p>
+      <w:pPr>
+        <w:spacing w:after="100"/>
+      </w:pPr>
+      <w:r>
+        <w:rPr>
+          <w:sz w:val="21"/>
+          <w:szCs w:val="21"/>
+        </w:rPr>
+        <w:t xml:space="preserve">Steps: Parent creates and publishes a quiz with ≥1 question.</w:t>
+      </w:r>
+    </w:p>
+    <w:p>
+      <w:pPr>
+        <w:spacing w:after="100"/>
+        <w:rPr>
+          <w:b/>
+          <w:bCs/>
+          <w:color w:val="166534"/>
+        </w:rPr>
+      </w:pPr>
+      <w:r>
+        <w:rPr>
+          <w:b/>
+          <w:bCs/>
+          <w:color w:val="166534"/>
+          <w:sz w:val="21"/>
+          <w:szCs w:val="21"/>
+        </w:rPr>
+        <w:t xml:space="preserve">Expected: Lifecycle Published, Approval Approved immediately; never appears in pending-approval queue.</w:t>
+      </w:r>
+    </w:p>
+    <w:p>
+      <w:pPr>
+        <w:pStyle w:val="Heading2"/>
+        <w:spacing w:after="100" w:before="220"/>
+      </w:pPr>
+      <w:r>
+        <w:rPr>
+          <w:b/>
+          <w:bCs/>
+          <w:color w:val="2563EB"/>
+          <w:sz w:val="24"/>
+          <w:szCs w:val="24"/>
+        </w:rPr>
+        <w:t xml:space="preserve">QZ-04 — Edit lock after assignment starts</w:t>
+      </w:r>
+    </w:p>
+    <w:p>
+      <w:pPr>
+        <w:spacing w:after="100"/>
+      </w:pPr>
+      <w:r>
+        <w:rPr>
+          <w:sz w:val="21"/>
+          <w:szCs w:val="21"/>
+        </w:rPr>
+        <w:t xml:space="preserve">Steps: Owner tries to edit metadata/questions after StartDateTime ≤ now or an attempt exists.</w:t>
+      </w:r>
+    </w:p>
+    <w:p>
+      <w:pPr>
+        <w:spacing w:after="100"/>
+        <w:rPr>
+          <w:b/>
+          <w:bCs/>
+          <w:color w:val="166534"/>
+        </w:rPr>
+      </w:pPr>
+      <w:r>
+        <w:rPr>
+          <w:b/>
+          <w:bCs/>
+          <w:color w:val="166534"/>
+          <w:sz w:val="21"/>
+          <w:szCs w:val="21"/>
+        </w:rPr>
+        <w:t xml:space="preserve">Expected: Forbidden. Editable only Not Assigned/Published with no started assignment.</w:t>
+      </w:r>
+    </w:p>
+    <w:p>
+      <w:pPr>
+        <w:pStyle w:val="Heading2"/>
+        <w:spacing w:after="100" w:before="220"/>
+      </w:pPr>
+      <w:r>
+        <w:rPr>
+          <w:b/>
+          <w:bCs/>
+          <w:color w:val="2563EB"/>
+          <w:sz w:val="24"/>
+          <w:szCs w:val="24"/>
+        </w:rPr>
+        <w:t xml:space="preserve">QZ-05 — Bank attach requires Public</w:t>
+      </w:r>
+    </w:p>
+    <w:p>
+      <w:pPr>
+        <w:spacing w:after="100"/>
+      </w:pPr>
+      <w:r>
+        <w:rPr>
+          <w:sz w:val="21"/>
+          <w:szCs w:val="21"/>
+        </w:rPr>
+        <w:t xml:space="preserve">Steps: Teacher attaches a Campus/School-endorsed (non-Public) bank question.</w:t>
+      </w:r>
+    </w:p>
+    <w:p>
+      <w:pPr>
+        <w:spacing w:after="100"/>
+        <w:rPr>
+          <w:b/>
+          <w:bCs/>
+          <w:color w:val="166534"/>
+        </w:rPr>
+      </w:pPr>
+      <w:r>
+        <w:rPr>
+          <w:b/>
+          <w:bCs/>
+          <w:color w:val="166534"/>
+          <w:sz w:val="21"/>
+          <w:szCs w:val="21"/>
+        </w:rPr>
+        <w:t xml:space="preserve">Expected: Rejected. Only PortalAdmin-published Public + Active + Approved questions attach.</w:t>
+      </w:r>
+    </w:p>
+    <w:p>
+      <w:pPr>
+        <w:pStyle w:val="Heading2"/>
+        <w:spacing w:after="100" w:before="220"/>
+      </w:pPr>
+      <w:r>
+        <w:rPr>
+          <w:b/>
+          <w:bCs/>
+          <w:color w:val="2563EB"/>
+          <w:sz w:val="24"/>
+          <w:szCs w:val="24"/>
+        </w:rPr>
+        <w:t xml:space="preserve">QZ-06 — Inline question is quiz-ready</w:t>
+      </w:r>
+    </w:p>
+    <w:p>
+      <w:pPr>
+        <w:spacing w:after="100"/>
+      </w:pPr>
+      <w:r>
+        <w:rPr>
+          <w:sz w:val="21"/>
+          <w:szCs w:val="21"/>
+        </w:rPr>
+        <w:t xml:space="preserve">Steps: Owner adds an inline question on a Not Assigned quiz.</w:t>
+      </w:r>
+    </w:p>
+    <w:p>
+      <w:pPr>
+        <w:spacing w:after="100"/>
+        <w:rPr>
+          <w:b/>
+          <w:bCs/>
+          <w:color w:val="166534"/>
+        </w:rPr>
+      </w:pPr>
+      <w:r>
+        <w:rPr>
+          <w:b/>
+          <w:bCs/>
+          <w:color w:val="166534"/>
+          <w:sz w:val="21"/>
+          <w:szCs w:val="21"/>
+        </w:rPr>
+        <w:t xml:space="preserve">Expected: Question created Approved+Active+Campus; linked with marks; totals recalculated. Not bank-picker eligible (needs Public).</w:t>
+      </w:r>
+    </w:p>
+    <w:p>
+      <w:pPr>
+        <w:pStyle w:val="Heading2"/>
+        <w:spacing w:after="100" w:before="220"/>
+      </w:pPr>
+      <w:r>
+        <w:rPr>
+          <w:b/>
+          <w:bCs/>
+          <w:color w:val="2563EB"/>
+          <w:sz w:val="24"/>
+          <w:szCs w:val="24"/>
+        </w:rPr>
+        <w:t xml:space="preserve">QZ-07 — Student attempt window and resume</w:t>
+      </w:r>
+    </w:p>
+    <w:p>
+      <w:pPr>
+        <w:spacing w:after="100"/>
+      </w:pPr>
+      <w:r>
+        <w:rPr>
+          <w:sz w:val="21"/>
+          <w:szCs w:val="21"/>
+        </w:rPr>
+        <w:t xml:space="preserve">Steps: Student starts, leaves, returns within window with InProgress attempt.</w:t>
+      </w:r>
+    </w:p>
+    <w:p>
+      <w:pPr>
+        <w:spacing w:after="100"/>
+        <w:rPr>
+          <w:b/>
+          <w:bCs/>
+          <w:color w:val="166534"/>
+        </w:rPr>
+      </w:pPr>
+      <w:r>
+        <w:rPr>
+          <w:b/>
+          <w:bCs/>
+          <w:color w:val="166534"/>
+          <w:sz w:val="21"/>
+          <w:szCs w:val="21"/>
+        </w:rPr>
+        <w:t xml:space="preserve">Expected: Resume same attempt; no new attempt consumed.</w:t>
+      </w:r>
+    </w:p>
+    <w:p>
+      <w:pPr>
+        <w:pStyle w:val="Heading2"/>
+        <w:spacing w:after="100" w:before="220"/>
+      </w:pPr>
+      <w:r>
+        <w:rPr>
+          <w:b/>
+          <w:bCs/>
+          <w:color w:val="2563EB"/>
+          <w:sz w:val="24"/>
+          <w:szCs w:val="24"/>
+        </w:rPr>
+        <w:t xml:space="preserve">QZ-08 — Attempt limit</w:t>
+      </w:r>
+    </w:p>
+    <w:p>
+      <w:pPr>
+        <w:spacing w:after="100"/>
+      </w:pPr>
+      <w:r>
+        <w:rPr>
+          <w:sz w:val="21"/>
+          <w:szCs w:val="21"/>
+        </w:rPr>
+        <w:t xml:space="preserve">Steps: Student already has AllowedAttempts completed attempts and tries again.</w:t>
+      </w:r>
+    </w:p>
+    <w:p>
+      <w:pPr>
+        <w:spacing w:after="100"/>
+        <w:rPr>
+          <w:b/>
+          <w:bCs/>
+          <w:color w:val="166534"/>
+        </w:rPr>
+      </w:pPr>
+      <w:r>
+        <w:rPr>
+          <w:b/>
+          <w:bCs/>
+          <w:color w:val="166534"/>
+          <w:sz w:val="21"/>
+          <w:szCs w:val="21"/>
+        </w:rPr>
+        <w:t xml:space="preserve">Expected: Start blocked until owner Allow Retry after review (ExtraAttempts).</w:t>
+      </w:r>
+    </w:p>
+    <w:p>
+      <w:pPr>
+        <w:pStyle w:val="Heading2"/>
+        <w:spacing w:after="100" w:before="220"/>
+      </w:pPr>
+      <w:r>
+        <w:rPr>
+          <w:b/>
+          <w:bCs/>
+          <w:color w:val="2563EB"/>
+          <w:sz w:val="24"/>
+          <w:szCs w:val="24"/>
+        </w:rPr>
+        <w:t xml:space="preserve">QZ-09 — Auto-score objective + mask subjective</w:t>
+      </w:r>
+    </w:p>
+    <w:p>
+      <w:pPr>
+        <w:spacing w:after="100"/>
+      </w:pPr>
+      <w:r>
+        <w:rPr>
+          <w:sz w:val="21"/>
+          <w:szCs w:val="21"/>
+        </w:rPr>
+        <w:t xml:space="preserve">Steps: Quiz IsReviewRequired with Fill(AllowTeacherReview) answers; student submits then reloads result.</w:t>
+      </w:r>
+    </w:p>
+    <w:p>
+      <w:pPr>
+        <w:spacing w:after="100"/>
+        <w:rPr>
+          <w:b/>
+          <w:bCs/>
+          <w:color w:val="166534"/>
+        </w:rPr>
+      </w:pPr>
+      <w:r>
+        <w:rPr>
+          <w:b/>
+          <w:bCs/>
+          <w:color w:val="166534"/>
+          <w:sz w:val="21"/>
+          <w:szCs w:val="21"/>
+        </w:rPr>
+        <w:t xml:space="preserve">Expected: Objective items scored; submit and get-result both use QuizReviewDisplay.Resolve — same mask / Pending Review until finalize.</w:t>
+      </w:r>
+    </w:p>
+    <w:p>
+      <w:pPr>
+        <w:pStyle w:val="Heading2"/>
+        <w:spacing w:after="100" w:before="220"/>
+      </w:pPr>
+      <w:r>
+        <w:rPr>
+          <w:b/>
+          <w:bCs/>
+          <w:color w:val="2563EB"/>
+          <w:sz w:val="24"/>
+          <w:szCs w:val="24"/>
+        </w:rPr>
+        <w:t xml:space="preserve">QZ-10 — Finalize review releases results</w:t>
+      </w:r>
+    </w:p>
+    <w:p>
+      <w:pPr>
+        <w:spacing w:after="100"/>
+      </w:pPr>
+      <w:r>
+        <w:rPr>
+          <w:sz w:val="21"/>
+          <w:szCs w:val="21"/>
+        </w:rPr>
+        <w:t xml:space="preserve">Steps: Teacher marks all RequiresReview items and finalizes.</w:t>
+      </w:r>
+    </w:p>
+    <w:p>
+      <w:pPr>
+        <w:spacing w:after="100"/>
+        <w:rPr>
+          <w:b/>
+          <w:bCs/>
+          <w:color w:val="166534"/>
+        </w:rPr>
+      </w:pPr>
+      <w:r>
+        <w:rPr>
+          <w:b/>
+          <w:bCs/>
+          <w:color w:val="166534"/>
+          <w:sz w:val="21"/>
+          <w:szCs w:val="21"/>
+        </w:rPr>
+        <w:t xml:space="preserve">Expected: Attempt→Reviewed; IsReviewDone=true; student/parent see real scores per ReviewDisplayMode.</w:t>
+      </w:r>
+    </w:p>
+    <w:p>
+      <w:pPr>
+        <w:pStyle w:val="Heading2"/>
+        <w:spacing w:after="100" w:before="220"/>
+      </w:pPr>
+      <w:r>
+        <w:rPr>
+          <w:b/>
+          <w:bCs/>
+          <w:color w:val="2563EB"/>
+          <w:sz w:val="24"/>
+          <w:szCs w:val="24"/>
+        </w:rPr>
+        <w:t xml:space="preserve">QZ-11 — Cancel upcoming only</w:t>
+      </w:r>
+    </w:p>
+    <w:p>
+      <w:pPr>
+        <w:spacing w:after="100"/>
+      </w:pPr>
+      <w:r>
+        <w:rPr>
+          <w:sz w:val="21"/>
+          <w:szCs w:val="21"/>
+        </w:rPr>
+        <w:t xml:space="preserve">Steps: Owner cancels a quiz that has future and past assignments.</w:t>
+      </w:r>
+    </w:p>
+    <w:p>
+      <w:pPr>
+        <w:spacing w:after="100"/>
+        <w:rPr>
+          <w:b/>
+          <w:bCs/>
+          <w:color w:val="166534"/>
+        </w:rPr>
+      </w:pPr>
+      <w:r>
+        <w:rPr>
+          <w:b/>
+          <w:bCs/>
+          <w:color w:val="166534"/>
+          <w:sz w:val="21"/>
+          <w:szCs w:val="21"/>
+        </w:rPr>
+        <w:t xml:space="preserve">Expected: Only StartDateTime &gt; now removed; lifecycle Cancelled; past assignments remain.</w:t>
+      </w:r>
+    </w:p>
+    <w:p>
+      <w:pPr>
+        <w:pStyle w:val="Heading2"/>
+        <w:spacing w:after="100" w:before="220"/>
+      </w:pPr>
+      <w:r>
+        <w:rPr>
+          <w:b/>
+          <w:bCs/>
+          <w:color w:val="2563EB"/>
+          <w:sz w:val="24"/>
+          <w:szCs w:val="24"/>
+        </w:rPr>
+        <w:t xml:space="preserve">QZ-12 — Archive vs delete</w:t>
+      </w:r>
+    </w:p>
+    <w:p>
+      <w:pPr>
+        <w:spacing w:after="100"/>
+      </w:pPr>
+      <w:r>
+        <w:rPr>
+          <w:sz w:val="21"/>
+          <w:szCs w:val="21"/>
+        </w:rPr>
+        <w:t xml:space="preserve">Steps: Owner archives a Not Assigned quiz; owner deletes a Not Assigned quiz with no assignments.</w:t>
+      </w:r>
+    </w:p>
+    <w:p>
+      <w:pPr>
+        <w:spacing w:after="100"/>
+        <w:rPr>
+          <w:b/>
+          <w:bCs/>
+          <w:color w:val="166534"/>
+        </w:rPr>
+      </w:pPr>
+      <w:r>
+        <w:rPr>
+          <w:b/>
+          <w:bCs/>
+          <w:color w:val="166534"/>
+          <w:sz w:val="21"/>
+          <w:szCs w:val="21"/>
+        </w:rPr>
+        <w:t xml:space="preserve">Expected: Archive of Not Assigned fails (must delete). Delete of Not Assigned succeeds. Published/Assigned may archive.</w:t>
+      </w:r>
+    </w:p>
+    <w:p>
+      <w:pPr>
+        <w:pStyle w:val="Heading2"/>
+        <w:spacing w:after="100" w:before="220"/>
+      </w:pPr>
+      <w:r>
+        <w:rPr>
+          <w:b/>
+          <w:bCs/>
+          <w:color w:val="2563EB"/>
+          <w:sz w:val="24"/>
+          <w:szCs w:val="24"/>
+        </w:rPr>
+        <w:t xml:space="preserve">QZ-13 — Duplicate</w:t>
+      </w:r>
+    </w:p>
+    <w:p>
+      <w:pPr>
+        <w:spacing w:after="100"/>
+      </w:pPr>
+      <w:r>
+        <w:rPr>
+          <w:sz w:val="21"/>
+          <w:szCs w:val="21"/>
+        </w:rPr>
+        <w:t xml:space="preserve">Steps: Owner duplicates a quiz with questions.</w:t>
+      </w:r>
+    </w:p>
+    <w:p>
+      <w:pPr>
+        <w:spacing w:after="100"/>
+        <w:rPr>
+          <w:b/>
+          <w:bCs/>
+          <w:color w:val="166534"/>
+        </w:rPr>
+      </w:pPr>
+      <w:r>
+        <w:rPr>
+          <w:b/>
+          <w:bCs/>
+          <w:color w:val="166534"/>
+          <w:sz w:val="21"/>
+          <w:szCs w:val="21"/>
+        </w:rPr>
+        <w:t xml:space="preserve">Expected: New Not Assigned + Pending; questions deep-copied; title ends with " (Copy)".</w:t>
+      </w:r>
+    </w:p>
+    <w:p>
+      <w:pPr>
+        <w:pStyle w:val="Heading2"/>
+        <w:spacing w:after="100" w:before="220"/>
+      </w:pPr>
+      <w:r>
+        <w:rPr>
+          <w:b/>
+          <w:bCs/>
+          <w:color w:val="2563EB"/>
+          <w:sz w:val="24"/>
+          <w:szCs w:val="24"/>
+        </w:rPr>
+        <w:t xml:space="preserve">QZ-14 — Parent child visibility</w:t>
+      </w:r>
+    </w:p>
+    <w:p>
+      <w:pPr>
+        <w:spacing w:after="100"/>
+      </w:pPr>
+      <w:r>
+        <w:rPr>
+          <w:sz w:val="21"/>
+          <w:szCs w:val="21"/>
+        </w:rPr>
+        <w:t xml:space="preserve">Steps: Parent opens linked child's attempt result and quiz history.</w:t>
+      </w:r>
+    </w:p>
+    <w:p>
+      <w:pPr>
+        <w:spacing w:after="100"/>
+        <w:rPr>
+          <w:b/>
+          <w:bCs/>
+          <w:color w:val="166534"/>
+        </w:rPr>
+      </w:pPr>
+      <w:r>
+        <w:rPr>
+          <w:b/>
+          <w:bCs/>
+          <w:color w:val="166534"/>
+          <w:sz w:val="21"/>
+          <w:szCs w:val="21"/>
+        </w:rPr>
+        <w:t xml:space="preserve">Expected: Allowed for linked children only. Unlinked student → forbidden.</w:t>
+      </w:r>
+    </w:p>
+    <w:p>
+      <w:pPr>
+        <w:pStyle w:val="Heading2"/>
+        <w:spacing w:after="100" w:before="220"/>
+      </w:pPr>
+      <w:r>
+        <w:rPr>
+          <w:b/>
+          <w:bCs/>
+          <w:color w:val="2563EB"/>
+          <w:sz w:val="24"/>
+          <w:szCs w:val="24"/>
+        </w:rPr>
+        <w:t xml:space="preserve">QZ-15 — CampusAdmin cannot approve quizzes</w:t>
+      </w:r>
+    </w:p>
+    <w:p>
+      <w:pPr>
+        <w:spacing w:after="100"/>
+      </w:pPr>
+      <w:r>
+        <w:rPr>
+          <w:sz w:val="21"/>
+          <w:szCs w:val="21"/>
+        </w:rPr>
+        <w:t xml:space="preserve">Steps: CampusAdmin opens /admin/quiz-approvals or tries approve/reject.</w:t>
+      </w:r>
+    </w:p>
+    <w:p>
+      <w:pPr>
+        <w:spacing w:after="100"/>
+        <w:rPr>
+          <w:b/>
+          <w:bCs/>
+          <w:color w:val="166534"/>
+        </w:rPr>
+      </w:pPr>
+      <w:r>
+        <w:rPr>
+          <w:b/>
+          <w:bCs/>
+          <w:color w:val="166534"/>
+          <w:sz w:val="21"/>
+          <w:szCs w:val="21"/>
+        </w:rPr>
+        <w:t xml:space="preserve">Expected: Route and overview card are SchoolAdmin/PortalAdmin only; APIs also require those roles — CampusAdmin is denied.</w:t>
+      </w:r>
+    </w:p>
+    <w:p>
+      <w:pPr>
+        <w:pStyle w:val="Heading2"/>
+        <w:spacing w:after="100" w:before="220"/>
+      </w:pPr>
+      <w:r>
+        <w:rPr>
+          <w:b/>
+          <w:bCs/>
+          <w:color w:val="2563EB"/>
+          <w:sz w:val="24"/>
+          <w:szCs w:val="24"/>
+        </w:rPr>
+        <w:t xml:space="preserve">QZ-16 — Student only sees permitted audience</w:t>
+      </w:r>
+    </w:p>
+    <w:p>
+      <w:pPr>
+        <w:spacing w:after="100"/>
+      </w:pPr>
+      <w:r>
+        <w:rPr>
+          <w:sz w:val="21"/>
+          <w:szCs w:val="21"/>
+        </w:rPr>
+        <w:t xml:space="preserve">Steps: Student A is assigned (or Public catalog in window); Student B is neither assigned nor Public-eligible.</w:t>
+      </w:r>
+    </w:p>
+    <w:p>
+      <w:pPr>
+        <w:spacing w:after="100"/>
+        <w:rPr>
+          <w:b/>
+          <w:bCs/>
+          <w:color w:val="166534"/>
+        </w:rPr>
+      </w:pPr>
+      <w:r>
+        <w:rPr>
+          <w:b/>
+          <w:bCs/>
+          <w:color w:val="166534"/>
+          <w:sz w:val="21"/>
+          <w:szCs w:val="21"/>
+        </w:rPr>
+        <w:t xml:space="preserve">Expected: Student A sees the quiz. Student B does not. School/section/multi assign must not open catalog (AudienceScope stays Assigned). Public catalog is window-filtered.</w:t>
+      </w:r>
+    </w:p>
+    <w:p>
+      <w:pPr>
+        <w:pStyle w:val="Heading2"/>
+        <w:spacing w:after="100" w:before="220"/>
+      </w:pPr>
+      <w:r>
+        <w:rPr>
+          <w:b/>
+          <w:bCs/>
+          <w:color w:val="2563EB"/>
+          <w:sz w:val="24"/>
+          <w:szCs w:val="24"/>
+        </w:rPr>
+        <w:t xml:space="preserve">QZ-17 — Parent cannot assign outside linked children</w:t>
+      </w:r>
+    </w:p>
+    <w:p>
+      <w:pPr>
+        <w:spacing w:after="100"/>
+      </w:pPr>
+      <w:r>
+        <w:rPr>
+          <w:sz w:val="21"/>
+          <w:szCs w:val="21"/>
+        </w:rPr>
+        <w:t xml:space="preserve">Steps: Parent tries to assign ParentPrivate quiz to an unrelated student or whole school.</w:t>
+      </w:r>
+    </w:p>
+    <w:p>
+      <w:pPr>
+        <w:spacing w:after="100"/>
+        <w:rPr>
+          <w:b/>
+          <w:bCs/>
+          <w:color w:val="166534"/>
+        </w:rPr>
+      </w:pPr>
+      <w:r>
+        <w:rPr>
+          <w:b/>
+          <w:bCs/>
+          <w:color w:val="166534"/>
+          <w:sz w:val="21"/>
+          <w:szCs w:val="21"/>
+        </w:rPr>
+        <w:t xml:space="preserve">Expected: Rejected. Parent audience is limited to linked children / parent-owned child groups.</w:t>
+      </w:r>
+    </w:p>
+    <w:p>
+      <w:pPr>
+        <w:pStyle w:val="Heading2"/>
+        <w:spacing w:after="100" w:before="220"/>
+      </w:pPr>
+      <w:r>
+        <w:rPr>
+          <w:b/>
+          <w:bCs/>
+          <w:color w:val="2563EB"/>
+          <w:sz w:val="24"/>
+          <w:szCs w:val="24"/>
+        </w:rPr>
+        <w:t xml:space="preserve">QZ-18 — Time limit countdown and auto-submit</w:t>
+      </w:r>
+    </w:p>
+    <w:p>
+      <w:pPr>
+        <w:spacing w:after="100"/>
+      </w:pPr>
+      <w:r>
+        <w:rPr>
+          <w:sz w:val="21"/>
+          <w:szCs w:val="21"/>
+        </w:rPr>
+        <w:t xml:space="preserve">Steps: Student starts a quiz with TimeLimitMinutes set; waits until remaining time hits zero.</w:t>
+      </w:r>
+    </w:p>
+    <w:p>
+      <w:pPr>
+        <w:spacing w:after="100"/>
+        <w:rPr>
+          <w:b/>
+          <w:bCs/>
+          <w:color w:val="166534"/>
+        </w:rPr>
+      </w:pPr>
+      <w:r>
+        <w:rPr>
+          <w:b/>
+          <w:bCs/>
+          <w:color w:val="166534"/>
+          <w:sz w:val="21"/>
+          <w:szCs w:val="21"/>
+        </w:rPr>
+        <w:t xml:space="preserve">Expected: Countdown is shown; client auto-submits with IsAutoSubmit → AutoSubmitted (83). Server enforces minute budget with grace.</w:t>
+      </w:r>
+    </w:p>
+    <w:p>
+      <w:pPr>
+        <w:pStyle w:val="Heading2"/>
+        <w:spacing w:after="100" w:before="220"/>
+      </w:pPr>
+      <w:r>
+        <w:rPr>
+          <w:b/>
+          <w:bCs/>
+          <w:color w:val="2563EB"/>
+          <w:sz w:val="24"/>
+          <w:szCs w:val="24"/>
+        </w:rPr>
+        <w:t xml:space="preserve">QZ-19 — No time limit still respects availability window</w:t>
+      </w:r>
+    </w:p>
+    <w:p>
+      <w:pPr>
+        <w:spacing w:after="100"/>
+      </w:pPr>
+      <w:r>
+        <w:rPr>
+          <w:sz w:val="21"/>
+          <w:szCs w:val="21"/>
+        </w:rPr>
+        <w:t xml:space="preserve">Steps: Student starts a quiz with TimeLimitMinutes null after EndDateTime has passed.</w:t>
+      </w:r>
+    </w:p>
+    <w:p>
+      <w:pPr>
+        <w:spacing w:after="100"/>
+        <w:rPr>
+          <w:b/>
+          <w:bCs/>
+          <w:color w:val="166534"/>
+        </w:rPr>
+      </w:pPr>
+      <w:r>
+        <w:rPr>
+          <w:b/>
+          <w:bCs/>
+          <w:color w:val="166534"/>
+          <w:sz w:val="21"/>
+          <w:szCs w:val="21"/>
+        </w:rPr>
+        <w:t xml:space="preserve">Expected: No countdown UI, but start/submit is still rejected; overdue InProgress attempts transition to Expired (84).</w:t>
+      </w:r>
+    </w:p>
+    <w:p>
+      <w:pPr>
+        <w:pStyle w:val="Heading2"/>
+        <w:spacing w:after="100" w:before="220"/>
+      </w:pPr>
+      <w:r>
+        <w:rPr>
+          <w:b/>
+          <w:bCs/>
+          <w:color w:val="2563EB"/>
+          <w:sz w:val="24"/>
+          <w:szCs w:val="24"/>
+        </w:rPr>
+        <w:t xml:space="preserve">QZ-20 — Upcoming assign then promote</w:t>
+      </w:r>
+    </w:p>
+    <w:p>
+      <w:pPr>
+        <w:spacing w:after="100"/>
+      </w:pPr>
+      <w:r>
+        <w:rPr>
+          <w:sz w:val="21"/>
+          <w:szCs w:val="21"/>
+        </w:rPr>
+        <w:t xml:space="preserve">Steps: Teacher assigns with StartAt in the future; later StartAt arrives with no attempt.</w:t>
+      </w:r>
+    </w:p>
+    <w:p>
+      <w:pPr>
+        <w:spacing w:after="100"/>
+        <w:rPr>
+          <w:b/>
+          <w:bCs/>
+          <w:color w:val="166534"/>
+        </w:rPr>
+      </w:pPr>
+      <w:r>
+        <w:rPr>
+          <w:b/>
+          <w:bCs/>
+          <w:color w:val="166534"/>
+          <w:sz w:val="21"/>
+          <w:szCs w:val="21"/>
+        </w:rPr>
+        <w:t xml:space="preserve">Expected: Assignment QuizResultStatus starts as Up Coming (25); ExpireOverdueUnattemptedAsync promotes to Not Attempted (24) when the window opens.</w:t>
+      </w:r>
+    </w:p>
+    <w:p>
+      <w:pPr>
+        <w:pStyle w:val="Heading2"/>
+        <w:spacing w:after="100" w:before="220"/>
+      </w:pPr>
+      <w:r>
+        <w:rPr>
+          <w:b/>
+          <w:bCs/>
+          <w:color w:val="2563EB"/>
+          <w:sz w:val="24"/>
+          <w:szCs w:val="24"/>
+        </w:rPr>
+        <w:t xml:space="preserve">QZ-21 — Create defaults preserve bools</w:t>
+      </w:r>
+    </w:p>
+    <w:p>
+      <w:pPr>
+        <w:spacing w:after="100"/>
+      </w:pPr>
+      <w:r>
+        <w:rPr>
+          <w:sz w:val="21"/>
+          <w:szCs w:val="21"/>
+        </w:rPr>
+        <w:t xml:space="preserve">Steps: Client creates a Practice quiz with ShuffleQuestions=false while type default is also false/true variants.</w:t>
+      </w:r>
+    </w:p>
+    <w:p>
+      <w:pPr>
+        <w:spacing w:after="100"/>
+        <w:rPr>
+          <w:b/>
+          <w:bCs/>
+          <w:color w:val="166534"/>
+        </w:rPr>
+      </w:pPr>
+      <w:r>
+        <w:rPr>
+          <w:b/>
+          <w:bCs/>
+          <w:color w:val="166534"/>
+          <w:sz w:val="21"/>
+          <w:szCs w:val="21"/>
+        </w:rPr>
+        <w:t xml:space="preserve">Expected: ApplyCreateDefaults never OR’s bools with type defaults — explicit client bools win; only nullables (time/attempts/nav/review display) fall back.</w:t>
+      </w:r>
+    </w:p>
+    <w:p>
+      <w:pPr>
+        <w:pStyle w:val="Heading1"/>
+        <w:spacing w:after="100" w:before="220"/>
+      </w:pPr>
+      <w:r>
+        <w:rPr>
+          <w:b/>
+          <w:bCs/>
+          <w:color w:val="2563EB"/>
+          <w:sz w:val="28"/>
+          <w:szCs w:val="28"/>
+        </w:rPr>
+        <w:t xml:space="preserve">17. Verification checklist</w:t>
       </w:r>
     </w:p>
     <w:p>
@@ -11839,7 +11893,7 @@
           <w:sz w:val="21"/>
           <w:szCs w:val="21"/>
         </w:rPr>
-        <w:t xml:space="preserve">☐ Supported audiences: one, selected, group, class (allInGrade), section, school, multi-school, public (PortalAdmin), parent child / allLinked.</w:t>
+        <w:t xml:space="preserve">☐ Teacher create starts Not Assigned + Pending; Parent create forces ParentPrivate.</w:t>
       </w:r>
     </w:p>
     <w:p>
@@ -11856,7 +11910,7 @@
           <w:sz w:val="21"/>
           <w:szCs w:val="21"/>
         </w:rPr>
-        <w:t xml:space="preserve">☐ QuizAssignment is one row per student with AssignedById, optional StudentGroupId, window, AllowedAttempts, QuizResultStatus, IsReviewDone.</w:t>
+        <w:t xml:space="preserve">☐ Teacher publish needs ≥1 question and leaves Approval=Pending; Parent publish auto-Approves.</w:t>
       </w:r>
     </w:p>
     <w:p>
@@ -11873,7 +11927,7 @@
           <w:sz w:val="21"/>
           <w:szCs w:val="21"/>
         </w:rPr>
-        <w:t xml:space="preserve">☐ QuizResultStatus is per student (Up Coming / Not Attempted / In Progress / Under Review / Expired / Completed) — student list prefers DB name over calculator.</w:t>
+        <w:t xml:space="preserve">☐ Teacher assign requires Approval=Approved; Parent assign does not need school approval.</w:t>
       </w:r>
     </w:p>
     <w:p>
@@ -11890,7 +11944,7 @@
           <w:sz w:val="21"/>
           <w:szCs w:val="21"/>
         </w:rPr>
-        <w:t xml:space="preserve">☐ Assign with StartAt &gt; now writes Up Coming; overdue job promotes Upcoming → Not Attempted and expires past-window rows / InProgress attempts.</w:t>
+        <w:t xml:space="preserve">☐ Student sees assigned quizzes and Public catalog only; school/section/multi never set AudienceScope=Public.</w:t>
       </w:r>
     </w:p>
     <w:p>
@@ -11907,7 +11961,7 @@
           <w:sz w:val="21"/>
           <w:szCs w:val="21"/>
         </w:rPr>
-        <w:t xml:space="preserve">☐ Editable only Not Assigned/Published, not Archived, and no started assignment (Edit settings + /edit route gated).</w:t>
+        <w:t xml:space="preserve">☐ Supported audiences: one, selected, group, class (allInGrade), section, school, multi-school, public (PortalAdmin), parent child / allLinked.</w:t>
       </w:r>
     </w:p>
     <w:p>
@@ -11924,7 +11978,7 @@
           <w:sz w:val="21"/>
           <w:szCs w:val="21"/>
         </w:rPr>
-        <w:t xml:space="preserve">☐ Bank attach requires Public + Active + Approved + ApprovedBy + class/subject match.</w:t>
+        <w:t xml:space="preserve">☐ QuizAssignment is one row per student with AssignedById, optional StudentGroupId, window, AllowedAttempts, QuizResultStatus, IsReviewDone.</w:t>
       </w:r>
     </w:p>
     <w:p>
@@ -11941,7 +11995,7 @@
           <w:sz w:val="21"/>
           <w:szCs w:val="21"/>
         </w:rPr>
-        <w:t xml:space="preserve">☐ Inline questions are Approved+Campus+Active and usable on that quiz only for bank eligibility rules.</w:t>
+        <w:t xml:space="preserve">☐ QuizResultStatus is per student (Up Coming / Not Attempted / In Progress / Under Review / Expired / Completed) — student list prefers DB name over calculator.</w:t>
       </w:r>
     </w:p>
     <w:p>
@@ -11958,7 +12012,7 @@
           <w:sz w:val="21"/>
           <w:szCs w:val="21"/>
         </w:rPr>
-        <w:t xml:space="preserve">☐ Descriptive (104), File Upload (105), Matching (106), Ordering (107), and Media (108) authoring enabled.</w:t>
+        <w:t xml:space="preserve">☐ Assign with StartAt &gt; now writes Up Coming; overdue job promotes Upcoming → Not Attempted and expires past-window rows / InProgress attempts.</w:t>
       </w:r>
     </w:p>
     <w:p>
@@ -11975,7 +12029,7 @@
           <w:sz w:val="21"/>
           <w:szCs w:val="21"/>
         </w:rPr>
-        <w:t xml:space="preserve">☐ Student attempts require assignment (or Public window), active quiz, window, DeviceId, attempt quota, and instructions ack when set.</w:t>
+        <w:t xml:space="preserve">☐ Editable only Not Assigned/Published, not Archived, and no started assignment (Edit settings + /edit route gated).</w:t>
       </w:r>
     </w:p>
     <w:p>
@@ -11992,7 +12046,7 @@
           <w:sz w:val="21"/>
           <w:szCs w:val="21"/>
         </w:rPr>
-        <w:t xml:space="preserve">☐ InProgress resumes; TimeLimitMinutes enforced client + server; AutoSubmitted on IsAutoSubmit.</w:t>
+        <w:t xml:space="preserve">☐ Bank attach requires Public + Active + Approved + ApprovedBy + class/subject match.</w:t>
       </w:r>
     </w:p>
     <w:p>
@@ -12009,7 +12063,7 @@
           <w:sz w:val="21"/>
           <w:szCs w:val="21"/>
         </w:rPr>
-        <w:t xml:space="preserve">☐ Time management: Σ EstimatedTimeSeconds → TimeLimitMinutes on question changes; per-question hard timer; assignment window; low-time modal/audio at ≤60s.</w:t>
+        <w:t xml:space="preserve">☐ Inline questions are Approved+Campus+Active and usable on that quiz only for bank eligibility rules.</w:t>
       </w:r>
     </w:p>
     <w:p>
@@ -12026,7 +12080,7 @@
           <w:sz w:val="21"/>
           <w:szCs w:val="21"/>
         </w:rPr>
-        <w:t xml:space="preserve">☐ On attempt start, QuizAttemptQuestion freezes text/marks/options/order; answers store per attempt.</w:t>
+        <w:t xml:space="preserve">☐ Descriptive (104), File Upload (105, link/path MVP), Matching (106), Ordering (107), and Media (108) authoring enabled on web and mobile (bank + quiz inline).</w:t>
       </w:r>
     </w:p>
     <w:p>
@@ -12043,7 +12097,7 @@
           <w:sz w:val="21"/>
           <w:szCs w:val="21"/>
         </w:rPr>
-        <w:t xml:space="preserve">☐ Scoring: single/TF one correct; multi exact set; Fill accepted-answer rules.</w:t>
+        <w:t xml:space="preserve">☐ Student attempts require assignment (or Public window), active quiz, window, DeviceId, attempt quota, and instructions ack when set.</w:t>
       </w:r>
     </w:p>
     <w:p>
@@ -12060,7 +12114,7 @@
           <w:sz w:val="21"/>
           <w:szCs w:val="21"/>
         </w:rPr>
-        <w:t xml:space="preserve">☐ ReviewDisplayMode + shared mask on submit and get-result until finalize when required.</w:t>
+        <w:t xml:space="preserve">☐ InProgress resumes; TimeLimitMinutes enforced client + server; AutoSubmitted on IsAutoSubmit.</w:t>
       </w:r>
     </w:p>
     <w:p>
@@ -12077,7 +12131,7 @@
           <w:sz w:val="21"/>
           <w:szCs w:val="21"/>
         </w:rPr>
-        <w:t xml:space="preserve">☐ ApplyCreateDefaults: nullable fallbacks only; bools never OR’d.</w:t>
+        <w:t xml:space="preserve">☐ Time management: Σ EstimatedTimeSeconds → TimeLimitMinutes on question changes; per-question hard timer; assignment window; low-time banner (≤5m) + modal/audio at ≤60s (web + mobile).</w:t>
       </w:r>
     </w:p>
     <w:p>
@@ -12094,7 +12148,7 @@
           <w:sz w:val="21"/>
           <w:szCs w:val="21"/>
         </w:rPr>
-        <w:t xml:space="preserve">☐ Allow-retry only after IsReviewDone; adds ExtraAttempts.</w:t>
+        <w:t xml:space="preserve">☐ On attempt start, QuizAttemptQuestion freezes text/marks/options/order; answers store per attempt.</w:t>
       </w:r>
     </w:p>
     <w:p>
@@ -12111,7 +12165,7 @@
           <w:sz w:val="21"/>
           <w:szCs w:val="21"/>
         </w:rPr>
-        <w:t xml:space="preserve">☐ Cancel removes only future assignments.</w:t>
+        <w:t xml:space="preserve">☐ Scoring: single/TF one correct; multi exact set; Fill accepted-answer rules.</w:t>
       </w:r>
     </w:p>
     <w:p>
@@ -12128,7 +12182,7 @@
           <w:sz w:val="21"/>
           <w:szCs w:val="21"/>
         </w:rPr>
-        <w:t xml:space="preserve">☐ Archive sets Archived + Inactive; Not Assigned must be deleted.</w:t>
+        <w:t xml:space="preserve">☐ ReviewDisplayMode + shared mask on submit and get-result until finalize when required.</w:t>
       </w:r>
     </w:p>
     <w:p>
@@ -12145,7 +12199,7 @@
           <w:sz w:val="21"/>
           <w:szCs w:val="21"/>
         </w:rPr>
-        <w:t xml:space="preserve">☐ Duplicate creates Not Assigned + Pending copy with questions.</w:t>
+        <w:t xml:space="preserve">☐ ApplyCreateDefaults: nullable fallbacks only; bools never OR’d.</w:t>
       </w:r>
     </w:p>
     <w:p>
@@ -12162,7 +12216,7 @@
           <w:sz w:val="21"/>
           <w:szCs w:val="21"/>
         </w:rPr>
-        <w:t xml:space="preserve">☐ CampusAdmin has no quiz manage/approve capability (UI + API).</w:t>
+        <w:t xml:space="preserve">☐ Allow-retry only after IsReviewDone; adds ExtraAttempts.</w:t>
       </w:r>
     </w:p>
     <w:p>
@@ -12179,7 +12233,7 @@
           <w:sz w:val="21"/>
           <w:szCs w:val="21"/>
         </w:rPr>
-        <w:t xml:space="preserve">☐ SchoolAdmin/PortalAdmin may create quizzes; admin publish auto-approves.</w:t>
+        <w:t xml:space="preserve">☐ Cancel removes only future assignments.</w:t>
       </w:r>
     </w:p>
     <w:p>
@@ -12196,7 +12250,7 @@
           <w:sz w:val="21"/>
           <w:szCs w:val="21"/>
         </w:rPr>
-        <w:t xml:space="preserve">☐ Approve accepts Pending or Rejected (re-approve clears RejectionReason). Teacher re-publish resets Rejected → Pending.</w:t>
+        <w:t xml:space="preserve">☐ Archive sets Archived + Inactive; Not Assigned must be deleted.</w:t>
       </w:r>
     </w:p>
     <w:p>
@@ -12213,7 +12267,7 @@
           <w:sz w:val="21"/>
           <w:szCs w:val="21"/>
         </w:rPr>
-        <w:t xml:space="preserve">☐ Teacher list API returns own quizzes (CreatedBy); client mine toggle remains for admins.</w:t>
+        <w:t xml:space="preserve">☐ Duplicate creates Not Assigned + Pending copy with questions.</w:t>
       </w:r>
     </w:p>
     <w:p>
@@ -12230,7 +12284,7 @@
           <w:sz w:val="21"/>
           <w:szCs w:val="21"/>
         </w:rPr>
-        <w:t xml:space="preserve">☐ Fill answers hidden from students before submission (attempt payload).</w:t>
+        <w:t xml:space="preserve">☐ CampusAdmin has no quiz manage/approve capability (UI + API).</w:t>
       </w:r>
     </w:p>
     <w:p>
@@ -12247,7 +12301,7 @@
           <w:sz w:val="21"/>
           <w:szCs w:val="21"/>
         </w:rPr>
-        <w:t xml:space="preserve">☐ Quiz notifications (submit/auto-submit/etc.) via in-app bell.</w:t>
+        <w:t xml:space="preserve">☐ SchoolAdmin/PortalAdmin may create quizzes; admin publish auto-approves.</w:t>
       </w:r>
     </w:p>
     <w:p>
@@ -12264,7 +12318,7 @@
           <w:sz w:val="21"/>
           <w:szCs w:val="21"/>
         </w:rPr>
-        <w:t xml:space="preserve">☐ Offline sync via ClientSyncId + POST .../sync (web + mobile).</w:t>
+        <w:t xml:space="preserve">☐ Approve accepts Pending or Rejected (re-approve clears RejectionReason). Teacher re-publish resets Rejected → Pending.</w:t>
       </w:r>
     </w:p>
     <w:p>
@@ -12281,7 +12335,7 @@
           <w:sz w:val="21"/>
           <w:szCs w:val="21"/>
         </w:rPr>
-        <w:t xml:space="preserve">☐ RejectionReason is persisted and returned on manage detail + approval queue.</w:t>
+        <w:t xml:space="preserve">☐ Teacher list API returns own quizzes (CreatedBy); client mine toggle remains for admins.</w:t>
       </w:r>
     </w:p>
     <w:p>
@@ -12298,7 +12352,7 @@
           <w:sz w:val="21"/>
           <w:szCs w:val="21"/>
         </w:rPr>
-        <w:t xml:space="preserve">☐ Integrity draft lockout freezes further answer mutations on submit (score last saved draft).</w:t>
+        <w:t xml:space="preserve">☐ Fill answers hidden from students before submission (attempt payload).</w:t>
       </w:r>
     </w:p>
     <w:p>
@@ -12315,23 +12369,7 @@
           <w:sz w:val="21"/>
           <w:szCs w:val="21"/>
         </w:rPr>
-        <w:t xml:space="preserve">☐ Reports available to Teacher (own), SchoolAdmin (school), PortalAdmin (all).</w:t>
-      </w:r>
-    </w:p>
-    <w:p>
-      <w:pPr>
-        <w:pStyle w:val="Heading1"/>
-        <w:spacing w:after="100" w:before="220"/>
-      </w:pPr>
-      <w:r>
-        <w:rPr>
-          <w:b/>
-          <w:bCs/>
-          <w:color w:val="2563EB"/>
-          <w:sz w:val="28"/>
-          <w:szCs w:val="28"/>
-        </w:rPr>
-        <w:t xml:space="preserve">18. Known gaps, stubs, and optional work</w:t>
+        <w:t xml:space="preserve">☐ Quiz notifications (submit/auto-submit/etc.) via in-app bell.</w:t>
       </w:r>
     </w:p>
     <w:p>
@@ -12348,7 +12386,176 @@
           <w:sz w:val="21"/>
           <w:szCs w:val="21"/>
         </w:rPr>
-        <w:t xml:space="preserve">Matching MVP uses even option counts (lefts first, then rights); option shuffle is disabled for Matching/Ordering.</w:t>
+        <w:t xml:space="preserve">☐ Offline sync via ClientSyncId + POST .../sync (web + mobile).</w:t>
+      </w:r>
+    </w:p>
+    <w:p>
+      <w:pPr>
+        <w:pStyle w:val="ListParagraph"/>
+        <w:numPr>
+          <w:ilvl w:val="0"/>
+          <w:numId w:val="1"/>
+        </w:numPr>
+        <w:spacing w:after="60"/>
+      </w:pPr>
+      <w:r>
+        <w:rPr>
+          <w:sz w:val="21"/>
+          <w:szCs w:val="21"/>
+        </w:rPr>
+        <w:t xml:space="preserve">☐ RejectionReason is persisted and returned on manage detail + approval queue.</w:t>
+      </w:r>
+    </w:p>
+    <w:p>
+      <w:pPr>
+        <w:pStyle w:val="ListParagraph"/>
+        <w:numPr>
+          <w:ilvl w:val="0"/>
+          <w:numId w:val="1"/>
+        </w:numPr>
+        <w:spacing w:after="60"/>
+      </w:pPr>
+      <w:r>
+        <w:rPr>
+          <w:sz w:val="21"/>
+          <w:szCs w:val="21"/>
+        </w:rPr>
+        <w:t xml:space="preserve">☐ Integrity draft lockout freezes further answer mutations on submit (score last saved draft).</w:t>
+      </w:r>
+    </w:p>
+    <w:p>
+      <w:pPr>
+        <w:pStyle w:val="ListParagraph"/>
+        <w:numPr>
+          <w:ilvl w:val="0"/>
+          <w:numId w:val="1"/>
+        </w:numPr>
+        <w:spacing w:after="60"/>
+      </w:pPr>
+      <w:r>
+        <w:rPr>
+          <w:sz w:val="21"/>
+          <w:szCs w:val="21"/>
+        </w:rPr>
+        <w:t xml:space="preserve">☐ Reports available to Teacher (own), SchoolAdmin (school), PortalAdmin (all). Students get History self via /student/history (web) and /reports or Quizzes history (mobile) — not full summary/rankings/performance.</w:t>
+      </w:r>
+    </w:p>
+    <w:p>
+      <w:pPr>
+        <w:pStyle w:val="Heading1"/>
+        <w:spacing w:after="100" w:before="220"/>
+      </w:pPr>
+      <w:r>
+        <w:rPr>
+          <w:b/>
+          <w:bCs/>
+          <w:color w:val="2563EB"/>
+          <w:sz w:val="28"/>
+          <w:szCs w:val="28"/>
+        </w:rPr>
+        <w:t xml:space="preserve">18. Known gaps, stubs, and optional work</w:t>
+      </w:r>
+    </w:p>
+    <w:p>
+      <w:pPr>
+        <w:pStyle w:val="ListParagraph"/>
+        <w:numPr>
+          <w:ilvl w:val="0"/>
+          <w:numId w:val="1"/>
+        </w:numPr>
+        <w:spacing w:after="60"/>
+      </w:pPr>
+      <w:r>
+        <w:rPr>
+          <w:sz w:val="21"/>
+          <w:szCs w:val="21"/>
+        </w:rPr>
+        <w:t xml:space="preserve">Matching MVP: pair-row authoring UI (web); mobile uses labeled L/R option slots. Storage is even option counts (lefts first, then rights). Option shuffle is disabled for Matching/Ordering.</w:t>
+      </w:r>
+    </w:p>
+    <w:p>
+      <w:pPr>
+        <w:pStyle w:val="ListParagraph"/>
+        <w:numPr>
+          <w:ilvl w:val="0"/>
+          <w:numId w:val="1"/>
+        </w:numPr>
+        <w:spacing w:after="60"/>
+      </w:pPr>
+      <w:r>
+        <w:rPr>
+          <w:sz w:val="21"/>
+          <w:szCs w:val="21"/>
+        </w:rPr>
+        <w:t xml:space="preserve">File Upload (105) is link/path MVP via SubmittedText — binary blob upload, storage, and review download are not built yet.</w:t>
+      </w:r>
+    </w:p>
+    <w:p>
+      <w:pPr>
+        <w:pStyle w:val="ListParagraph"/>
+        <w:numPr>
+          <w:ilvl w:val="0"/>
+          <w:numId w:val="1"/>
+        </w:numPr>
+        <w:spacing w:after="60"/>
+      </w:pPr>
+      <w:r>
+        <w:rPr>
+          <w:sz w:val="21"/>
+          <w:szCs w:val="21"/>
+        </w:rPr>
+        <w:t xml:space="preserve">Practice post-submit teaching UX remains soft (type defaults only; no Practice-specific post-submit flow).</w:t>
+      </w:r>
+    </w:p>
+    <w:p>
+      <w:pPr>
+        <w:pStyle w:val="ListParagraph"/>
+        <w:numPr>
+          <w:ilvl w:val="0"/>
+          <w:numId w:val="1"/>
+        </w:numPr>
+        <w:spacing w:after="60"/>
+      </w:pPr>
+      <w:r>
+        <w:rPr>
+          <w:sz w:val="21"/>
+          <w:szCs w:val="21"/>
+        </w:rPr>
+        <w:t xml:space="preserve">Surprise PortalAdmin/AI-only authorship is future policy — teachers may still create Surprise quizzes today.</w:t>
+      </w:r>
+    </w:p>
+    <w:p>
+      <w:pPr>
+        <w:pStyle w:val="ListParagraph"/>
+        <w:numPr>
+          <w:ilvl w:val="0"/>
+          <w:numId w:val="1"/>
+        </w:numPr>
+        <w:spacing w:after="60"/>
+      </w:pPr>
+      <w:r>
+        <w:rPr>
+          <w:sz w:val="21"/>
+          <w:szCs w:val="21"/>
+        </w:rPr>
+        <w:t xml:space="preserve">Random question subset selection is not built (ShuffleQuestions/options exist; per-student N-of-M pools do not).</w:t>
+      </w:r>
+    </w:p>
+    <w:p>
+      <w:pPr>
+        <w:pStyle w:val="ListParagraph"/>
+        <w:numPr>
+          <w:ilvl w:val="0"/>
+          <w:numId w:val="1"/>
+        </w:numPr>
+        <w:spacing w:after="60"/>
+      </w:pPr>
+      <w:r>
+        <w:rPr>
+          <w:sz w:val="21"/>
+          <w:szCs w:val="21"/>
+        </w:rPr>
+        <w:t xml:space="preserve">AI review uses OpenAI when configured; otherwise heuristic fallback (not a required OpenAI path).</w:t>
       </w:r>
     </w:p>
     <w:sectPr>

--- a/docs/05_RankUp_Quiz_Business_QA.docx
+++ b/docs/05_RankUp_Quiz_Business_QA.docx
@@ -7259,7 +7259,7 @@
                 <w:sz w:val="17"/>
                 <w:szCs w:val="17"/>
               </w:rPr>
-              <w:t xml:space="preserve">Quiz.ReviewDisplayMode (Full / CorrectAnswers / ScoreOnly / Withheld) + shared QuizReviewDisplay.Resolve on submit and get-result.</w:t>
+              <w:t xml:space="preserve">Full results after submit (or after teacher review when IsReviewRequired). ReviewDisplayMode modes are retired.</w:t>
             </w:r>
           </w:p>
         </w:tc>
@@ -9235,7 +9235,7 @@
                 <w:sz w:val="17"/>
                 <w:szCs w:val="17"/>
               </w:rPr>
-              <w:t xml:space="preserve">Stored as Quiz.TimeLimitMinutes. Recalculated as ceil(Σ EstimatedTimeSeconds / 60) when questions are added/removed/attached; owner may still override on edit.</w:t>
+              <w:t xml:space="preserve">Stored as Quiz.TimeLimitMinutes. Recalculated as ceil(Σ EstimatedTimeSeconds / 60) when questions are added/removed/attached. Create/edit forms do not collect a manual time limit.</w:t>
             </w:r>
           </w:p>
         </w:tc>
@@ -9740,7 +9740,7 @@
           <w:sz w:val="21"/>
           <w:szCs w:val="21"/>
         </w:rPr>
-        <w:t xml:space="preserve">Score masking uses the same QuizReviewDisplay.Resolve on submit and get-result (ReviewDisplayMode + IsReviewRequired + IsReviewDone + HasSubjectiveAnswersRequiringReview).</w:t>
+        <w:t xml:space="preserve">Score masking uses QuizReviewDisplay.Resolve on submit and get-result (Full when review is done / not required; hidden while IsReviewRequired and not IsReviewDone).</w:t>
       </w:r>
     </w:p>
     <w:p>
@@ -9757,7 +9757,7 @@
           <w:sz w:val="21"/>
           <w:szCs w:val="21"/>
         </w:rPr>
-        <w:t xml:space="preserve">Modes: Full, CorrectAnswers, ScoreOnly, Withheld — owner-configured on the quiz (type defaults via ApplyCreateDefaults; bools never OR’d with defaults).</w:t>
+        <w:t xml:space="preserve">ReviewDisplayMode modes are retired; create/update always persist Full. Bools never OR’d with type defaults.</w:t>
       </w:r>
     </w:p>
     <w:p>
@@ -9925,7 +9925,7 @@
           <w:sz w:val="21"/>
           <w:szCs w:val="21"/>
         </w:rPr>
-        <w:t xml:space="preserve">TimeLimitMinutes optional; derived from Σ EstimatedTimeSeconds on question changes; server-enforced.</w:t>
+        <w:t xml:space="preserve">TimeLimitMinutes optional; derived from Σ EstimatedTimeSeconds on question changes (no manual create/edit field); server-enforced.</w:t>
       </w:r>
     </w:p>
     <w:p>
@@ -9942,7 +9942,7 @@
           <w:sz w:val="21"/>
           <w:szCs w:val="21"/>
         </w:rPr>
-        <w:t xml:space="preserve">ApplyCreateDefaults preserves explicit bools; nullables fall back to type defaults.</w:t>
+        <w:t xml:space="preserve">ApplyCreateDefaults preserves explicit bools; AllowedAttempts/navigation/review nullables use type defaults; TimeLimitMinutes stays null until questions are added.</w:t>
       </w:r>
     </w:p>
     <w:p>
@@ -10468,7 +10468,7 @@
                 <w:sz w:val="17"/>
                 <w:szCs w:val="17"/>
               </w:rPr>
-              <w:t xml:space="preserve">Student submit + auto-score; IsAutoSubmit → AutoSubmitted; shared review display mask.</w:t>
+              <w:t xml:space="preserve">Student submit + auto-score; IsAutoSubmit → AutoSubmitted; shared Full / review-pending mask.</w:t>
             </w:r>
           </w:p>
         </w:tc>
@@ -11284,7 +11284,7 @@
           <w:sz w:val="21"/>
           <w:szCs w:val="21"/>
         </w:rPr>
-        <w:t xml:space="preserve">Expected: Objective items scored; submit and get-result both use QuizReviewDisplay.Resolve — same mask / Pending Review until finalize.</w:t>
+        <w:t xml:space="preserve">Expected: Objective items scored; submit and get-result both use QuizReviewDisplay.Resolve — Pending Review until finalize when IsReviewRequired.</w:t>
       </w:r>
     </w:p>
     <w:p>
@@ -11332,7 +11332,7 @@
           <w:sz w:val="21"/>
           <w:szCs w:val="21"/>
         </w:rPr>
-        <w:t xml:space="preserve">Expected: Attempt→Reviewed; IsReviewDone=true; student/parent see real scores per ReviewDisplayMode.</w:t>
+        <w:t xml:space="preserve">Expected: Attempt→Reviewed; IsReviewDone=true; student/parent see full scores/answers once review is done.</w:t>
       </w:r>
     </w:p>
     <w:p>
@@ -11860,7 +11860,7 @@
           <w:sz w:val="21"/>
           <w:szCs w:val="21"/>
         </w:rPr>
-        <w:t xml:space="preserve">Expected: ApplyCreateDefaults never OR’s bools with type defaults — explicit client bools win; only nullables (time/attempts/nav/review display) fall back.</w:t>
+        <w:t xml:space="preserve">Expected: ApplyCreateDefaults never OR’s bools with type defaults — explicit client bools win; only nullables (attempts/nav) fall back; TimeLimitMinutes stays null until questions; ReviewDisplayMode always Full.</w:t>
       </w:r>
     </w:p>
     <w:p>
@@ -12182,7 +12182,7 @@
           <w:sz w:val="21"/>
           <w:szCs w:val="21"/>
         </w:rPr>
-        <w:t xml:space="preserve">☐ ReviewDisplayMode + shared mask on submit and get-result until finalize when required.</w:t>
+        <w:t xml:space="preserve">☐ Shared Full / review-pending mask on submit and get-result until finalize when required.</w:t>
       </w:r>
     </w:p>
     <w:p>

--- a/docs/05_RankUp_Quiz_Business_QA.docx
+++ b/docs/05_RankUp_Quiz_Business_QA.docx
@@ -35,7 +35,7 @@
           <w:sz w:val="21"/>
           <w:szCs w:val="21"/>
         </w:rPr>
-        <w:t xml:space="preserve">Current implemented rules · 26 Jul 2026</w:t>
+        <w:t xml:space="preserve">Current implemented rules · 2 Aug 2026</w:t>
       </w:r>
     </w:p>
     <w:p>
@@ -55,7 +55,7 @@
           <w:sz w:val="21"/>
           <w:szCs w:val="21"/>
         </w:rPr>
-        <w:t xml:space="preserve">Canonical model: Quizzes are owned by Teacher or Parent. Teachers create school quizzes that publish into a pending-approval queue; only after SchoolAdmin or PortalAdmin approve can they be assigned. Those admins may also assign school / multi-school / public audiences. Parents create ParentPrivate quizzes that auto-approve on publish and assign to linked children. Students take attempts via assignment rows and/or Public catalog quizzes inside the audience window (start may materialize an assignment). Subjective answers can require teacher/parent review before scores are released.</w:t>
+        <w:t xml:space="preserve">Canonical model: Quizzes are owned by Teacher or Parent. Teachers publish into a two-tier approval gate (SchoolAdmin/CampusAdmin → SchoolApproved, PortalAdmin → Approved) before assign. Parents create ParentPrivate quizzes that auto-approve on publish. Students take attempts via assignment rows and/or Public catalog quizzes. Subjective answers can require teacher/parent review before scores are released.</w:t>
       </w:r>
     </w:p>
     <w:p>
@@ -75,7 +75,7 @@
           <w:sz w:val="21"/>
           <w:szCs w:val="21"/>
         </w:rPr>
-        <w:t xml:space="preserve">Clean two-dimension model: Lifecycle (Not Assigned 60 → Published 61 → Assigned 62 → Cancelled 65 / Archived 66) and Approval (Pending 40 → Approved 44 / Rejected 45). Per-student progress lives on attempts (81/82/85), never on the quiz row. Initializer renames 40 Draft → Pending, seeds 5/45/65/66, deactivates 41/42/43/63/64.</w:t>
+        <w:t xml:space="preserve">Clean two-dimension model: Lifecycle (Draft 60 → Published 61 → Assigned 62 → Archived 63) and Approval (Pending 40 → SchoolApproved 41 → Approved 42 / Rejected 43). Per-student progress lives on attempts (81/82/85), never on the quiz row. Initializer remaps legacy IDs and deactivates retired rows (approval 44–46; lifecycle 64–66).</w:t>
       </w:r>
     </w:p>
     <w:p>
@@ -95,7 +95,7 @@
           <w:sz w:val="21"/>
           <w:szCs w:val="21"/>
         </w:rPr>
-        <w:t xml:space="preserve">Terminology: “draft quiz” in code/UI means lifecycle Not Assigned (60). Approval Pending is 40 — never named Draft.</w:t>
+        <w:t xml:space="preserve">Terminology: lifecycle Draft (60) is the initial editable state. Approval Pending (40) is the school gate — not a lifecycle Draft.</w:t>
       </w:r>
     </w:p>
     <w:p>
@@ -198,20 +198,20 @@
                 <w:sz w:val="17"/>
                 <w:szCs w:val="17"/>
               </w:rPr>
-              <w:t xml:space="preserve">Not Assigned</w:t>
-            </w:r>
-          </w:p>
-        </w:tc>
-        <w:tc>
-          <w:p>
-            <w:r>
-              <w:rPr>
-                <w:b w:val="false"/>
-                <w:bCs w:val="false"/>
-                <w:sz w:val="17"/>
-                <w:szCs w:val="17"/>
-              </w:rPr>
-              <w:t xml:space="preserve">Initial editable (draft) state. Owner may edit metadata/questions, publish, duplicate, or soft-delete when there are no assignments.</w:t>
+              <w:t xml:space="preserve">Draft</w:t>
+            </w:r>
+          </w:p>
+        </w:tc>
+        <w:tc>
+          <w:p>
+            <w:r>
+              <w:rPr>
+                <w:b w:val="false"/>
+                <w:bCs w:val="false"/>
+                <w:sz w:val="17"/>
+                <w:szCs w:val="17"/>
+              </w:rPr>
+              <w:t xml:space="preserve">Initial editable state. Visible only to the owner and PortalAdmin. Owner may edit metadata/questions, publish, duplicate, or hard-delete when there are no assignments.</w:t>
             </w:r>
           </w:p>
         </w:tc>
@@ -252,7 +252,7 @@
                 <w:sz w:val="17"/>
                 <w:szCs w:val="17"/>
               </w:rPr>
-              <w:t xml:space="preserve">Published for assignment. Teacher quizzes still require approval; ParentPrivate quizzes auto-approve.</w:t>
+              <w:t xml:space="preserve">Published for assignment. Visibility by school/campus/portal scope; Public audience → everyone can view and assign. Teacher quizzes still require approval gate; ParentPrivate auto-approves.</w:t>
             </w:r>
           </w:p>
         </w:tc>
@@ -293,63 +293,22 @@
                 <w:sz w:val="17"/>
                 <w:szCs w:val="17"/>
               </w:rPr>
-              <w:t xml:space="preserve">At least one assignment exists. Further assigns allowed; owner may monitor/review/cancel/archive.</w:t>
-            </w:r>
-          </w:p>
-        </w:tc>
-      </w:tr>
-      <w:tr>
-        <w:tc>
-          <w:p>
-            <w:r>
-              <w:rPr>
-                <w:b w:val="false"/>
-                <w:bCs w:val="false"/>
-                <w:sz w:val="17"/>
-                <w:szCs w:val="17"/>
-              </w:rPr>
-              <w:t xml:space="preserve">65</w:t>
-            </w:r>
-          </w:p>
-        </w:tc>
-        <w:tc>
-          <w:p>
-            <w:r>
-              <w:rPr>
-                <w:b w:val="false"/>
-                <w:bCs w:val="false"/>
-                <w:sz w:val="17"/>
-                <w:szCs w:val="17"/>
-              </w:rPr>
-              <w:t xml:space="preserve">Cancelled</w:t>
-            </w:r>
-          </w:p>
-        </w:tc>
-        <w:tc>
-          <w:p>
-            <w:r>
-              <w:rPr>
-                <w:b w:val="false"/>
-                <w:bCs w:val="false"/>
-                <w:sz w:val="17"/>
-                <w:szCs w:val="17"/>
-              </w:rPr>
-              <w:t xml:space="preserve">Owner cancelled upcoming assignments (StartDateTime &gt; now removed). Seeded by API support initializer.</w:t>
-            </w:r>
-          </w:p>
-        </w:tc>
-      </w:tr>
-      <w:tr>
-        <w:tc>
-          <w:p>
-            <w:r>
-              <w:rPr>
-                <w:b w:val="false"/>
-                <w:bCs w:val="false"/>
-                <w:sz w:val="17"/>
-                <w:szCs w:val="17"/>
-              </w:rPr>
-              <w:t xml:space="preserve">66</w:t>
+              <w:t xml:space="preserve">At least one assignment row exists. Assigned students can take the quiz. Further assigns allowed; owner may monitor/review/cancel upcoming/archive.</w:t>
+            </w:r>
+          </w:p>
+        </w:tc>
+      </w:tr>
+      <w:tr>
+        <w:tc>
+          <w:p>
+            <w:r>
+              <w:rPr>
+                <w:b w:val="false"/>
+                <w:bCs w:val="false"/>
+                <w:sz w:val="17"/>
+                <w:szCs w:val="17"/>
+              </w:rPr>
+              <w:t xml:space="preserve">63</w:t>
             </w:r>
           </w:p>
         </w:tc>
@@ -375,7 +334,7 @@
                 <w:sz w:val="17"/>
                 <w:szCs w:val="17"/>
               </w:rPr>
-              <w:t xml:space="preserve">Retired by owner; IsActive=false. Seeded by API support initializer.</w:t>
+              <w:t xml:space="preserve">Soft-retired when assignments exist (IsActive=false). Same school/campus/portal visibility rules as Published. Hard-deleted instead when there are no assignments.</w:t>
             </w:r>
           </w:p>
         </w:tc>
@@ -494,22 +453,63 @@
                 <w:sz w:val="17"/>
                 <w:szCs w:val="17"/>
               </w:rPr>
-              <w:t xml:space="preserve">Awaiting SchoolAdmin/PortalAdmin approval. Set on create and duplicate. (Renamed from legacy 'Draft' by the initializer.)</w:t>
-            </w:r>
-          </w:p>
-        </w:tc>
-      </w:tr>
-      <w:tr>
-        <w:tc>
-          <w:p>
-            <w:r>
-              <w:rPr>
-                <w:b w:val="false"/>
-                <w:bCs w:val="false"/>
-                <w:sz w:val="17"/>
-                <w:szCs w:val="17"/>
-              </w:rPr>
-              <w:t xml:space="preserve">44</w:t>
+              <w:t xml:space="preserve">Awaiting school/campus review (or portal). Set when a Teacher publishes/resubmits. Create/duplicate also start here for teachers.</w:t>
+            </w:r>
+          </w:p>
+        </w:tc>
+      </w:tr>
+      <w:tr>
+        <w:tc>
+          <w:p>
+            <w:r>
+              <w:rPr>
+                <w:b w:val="false"/>
+                <w:bCs w:val="false"/>
+                <w:sz w:val="17"/>
+                <w:szCs w:val="17"/>
+              </w:rPr>
+              <w:t xml:space="preserve">41</w:t>
+            </w:r>
+          </w:p>
+        </w:tc>
+        <w:tc>
+          <w:p>
+            <w:r>
+              <w:rPr>
+                <w:b w:val="false"/>
+                <w:bCs w:val="false"/>
+                <w:sz w:val="17"/>
+                <w:szCs w:val="17"/>
+              </w:rPr>
+              <w:t xml:space="preserve">SchoolApproved</w:t>
+            </w:r>
+          </w:p>
+        </w:tc>
+        <w:tc>
+          <w:p>
+            <w:r>
+              <w:rPr>
+                <w:b w:val="false"/>
+                <w:bCs w:val="false"/>
+                <w:sz w:val="17"/>
+                <w:szCs w:val="17"/>
+              </w:rPr>
+              <w:t xml:space="preserve">First-tier approve by SchoolAdmin or CampusAdmin. Waiting for PortalAdmin final approval.</w:t>
+            </w:r>
+          </w:p>
+        </w:tc>
+      </w:tr>
+      <w:tr>
+        <w:tc>
+          <w:p>
+            <w:r>
+              <w:rPr>
+                <w:b w:val="false"/>
+                <w:bCs w:val="false"/>
+                <w:sz w:val="17"/>
+                <w:szCs w:val="17"/>
+              </w:rPr>
+              <w:t xml:space="preserve">42</w:t>
             </w:r>
           </w:p>
         </w:tc>
@@ -535,22 +535,22 @@
                 <w:sz w:val="17"/>
                 <w:szCs w:val="17"/>
               </w:rPr>
-              <w:t xml:space="preserve">Ready to assign. ParentPrivate reaches this on publish; Teacher quiz after admin approval.</w:t>
-            </w:r>
-          </w:p>
-        </w:tc>
-      </w:tr>
-      <w:tr>
-        <w:tc>
-          <w:p>
-            <w:r>
-              <w:rPr>
-                <w:b w:val="false"/>
-                <w:bCs w:val="false"/>
-                <w:sz w:val="17"/>
-                <w:szCs w:val="17"/>
-              </w:rPr>
-              <w:t xml:space="preserve">45</w:t>
+              <w:t xml:space="preserve">Final approve by PortalAdmin (or ParentPrivate on publish). Required before Teacher/SchoolAdmin/PortalAdmin assignment.</w:t>
+            </w:r>
+          </w:p>
+        </w:tc>
+      </w:tr>
+      <w:tr>
+        <w:tc>
+          <w:p>
+            <w:r>
+              <w:rPr>
+                <w:b w:val="false"/>
+                <w:bCs w:val="false"/>
+                <w:sz w:val="17"/>
+                <w:szCs w:val="17"/>
+              </w:rPr>
+              <w:t xml:space="preserve">43</w:t>
             </w:r>
           </w:p>
         </w:tc>
@@ -576,7 +576,7 @@
                 <w:sz w:val="17"/>
                 <w:szCs w:val="17"/>
               </w:rPr>
-              <w:t xml:space="preserve">Rejected by SchoolAdmin/PortalAdmin; ApprovedBy cleared. Seeded by API support initializer.</w:t>
+              <w:t xml:space="preserve">Denied by SchoolAdmin, CampusAdmin, or PortalAdmin. Rejection reason required. Cannot be approved until the teacher resubmits to Pending.</w:t>
             </w:r>
           </w:p>
         </w:tc>
@@ -682,61 +682,20 @@
                 <w:sz w:val="17"/>
                 <w:szCs w:val="17"/>
               </w:rPr>
-              <w:t xml:space="preserve">41 Under Teacher Review / 42 Under AI Review</w:t>
-            </w:r>
-          </w:p>
-        </w:tc>
-        <w:tc>
-          <w:p>
-            <w:r>
-              <w:rPr>
-                <w:b w:val="false"/>
-                <w:bCs w:val="false"/>
-                <w:sz w:val="17"/>
-                <w:szCs w:val="17"/>
-              </w:rPr>
-              <w:t xml:space="preserve">Review is a per-attempt concept (QuizAttemptStatus + QuizReview), not a quiz-approval state. Deactivated.</w:t>
-            </w:r>
-          </w:p>
-        </w:tc>
-      </w:tr>
-      <w:tr>
-        <w:tc>
-          <w:p>
-            <w:r>
-              <w:rPr>
-                <w:b w:val="false"/>
-                <w:bCs w:val="false"/>
-                <w:sz w:val="17"/>
-                <w:szCs w:val="17"/>
-              </w:rPr>
-              <w:t xml:space="preserve">QuizApprovalStatus</w:t>
-            </w:r>
-          </w:p>
-        </w:tc>
-        <w:tc>
-          <w:p>
-            <w:r>
-              <w:rPr>
-                <w:b w:val="false"/>
-                <w:bCs w:val="false"/>
-                <w:sz w:val="17"/>
-                <w:szCs w:val="17"/>
-              </w:rPr>
-              <w:t xml:space="preserve">43 Cancelled</w:t>
-            </w:r>
-          </w:p>
-        </w:tc>
-        <w:tc>
-          <w:p>
-            <w:r>
-              <w:rPr>
-                <w:b w:val="false"/>
-                <w:bCs w:val="false"/>
-                <w:sz w:val="17"/>
-                <w:szCs w:val="17"/>
-              </w:rPr>
-              <w:t xml:space="preserve">Cancellation lives on the lifecycle (65). Deactivated.</w:t>
+              <w:t xml:space="preserve">44 / 45 / 46 (legacy Approved / Rejected / SchoolApproved)</w:t>
+            </w:r>
+          </w:p>
+        </w:tc>
+        <w:tc>
+          <w:p>
+            <w:r>
+              <w:rPr>
+                <w:b w:val="false"/>
+                <w:bCs w:val="false"/>
+                <w:sz w:val="17"/>
+                <w:szCs w:val="17"/>
+              </w:rPr>
+              <w:t xml:space="preserve">Remapped onto 42 / 43 / 41 and deactivated by the API support initializer.</w:t>
             </w:r>
           </w:p>
         </w:tc>
@@ -764,20 +723,20 @@
                 <w:sz w:val="17"/>
                 <w:szCs w:val="17"/>
               </w:rPr>
-              <w:t xml:space="preserve">63 In Progress: / 64 Completed</w:t>
-            </w:r>
-          </w:p>
-        </w:tc>
-        <w:tc>
-          <w:p>
-            <w:r>
-              <w:rPr>
-                <w:b w:val="false"/>
-                <w:bCs w:val="false"/>
-                <w:sz w:val="17"/>
-                <w:szCs w:val="17"/>
-              </w:rPr>
-              <w:t xml:space="preserve">Per-student progress — one quiz has many students, each at a different point. Lives on attempts (81/82/85) and computed list status. Deactivated.</w:t>
+              <w:t xml:space="preserve">64 Completed / 65 Cancelled / 66 (legacy Archived)</w:t>
+            </w:r>
+          </w:p>
+        </w:tc>
+        <w:tc>
+          <w:p>
+            <w:r>
+              <w:rPr>
+                <w:b w:val="false"/>
+                <w:bCs w:val="false"/>
+                <w:sz w:val="17"/>
+                <w:szCs w:val="17"/>
+              </w:rPr>
+              <w:t xml:space="preserve">Completed/Cancelled are not quiz-definition states. Old Archived (66) remapped to 63. Per-student progress lives on attempts (81/82/85) and QuizResultStatus (20–25).</w:t>
             </w:r>
           </w:p>
         </w:tc>
@@ -1909,20 +1868,20 @@
                 <w:sz w:val="17"/>
                 <w:szCs w:val="17"/>
               </w:rPr>
-              <w:t xml:space="preserve">Not Assigned + Pending</w:t>
-            </w:r>
-          </w:p>
-        </w:tc>
-        <w:tc>
-          <w:p>
-            <w:r>
-              <w:rPr>
-                <w:b w:val="false"/>
-                <w:bCs w:val="false"/>
-                <w:sz w:val="17"/>
-                <w:szCs w:val="17"/>
-              </w:rPr>
-              <w:t xml:space="preserve">Title and instructions required. Parent type forced to ParentPrivate; Teacher uses school types.</w:t>
+              <w:t xml:space="preserve">Draft + Pending</w:t>
+            </w:r>
+          </w:p>
+        </w:tc>
+        <w:tc>
+          <w:p>
+            <w:r>
+              <w:rPr>
+                <w:b w:val="false"/>
+                <w:bCs w:val="false"/>
+                <w:sz w:val="17"/>
+                <w:szCs w:val="17"/>
+              </w:rPr>
+              <w:t xml:space="preserve">Title required. Parent type forced to ParentPrivate; Teacher uses school types. Topic/Difficulty/School/Campus may be optional by role.</w:t>
             </w:r>
           </w:p>
         </w:tc>
@@ -1963,7 +1922,7 @@
                 <w:sz w:val="17"/>
                 <w:szCs w:val="17"/>
               </w:rPr>
-              <w:t xml:space="preserve">Only Not Assigned or Published, not Archived, and no started assignment (StartDateTime ≤ now or any attempt exists).</w:t>
+              <w:t xml:space="preserve">Only Draft or Published, not Archived, and no started assignment (StartDateTime ≤ now or any attempt exists).</w:t>
             </w:r>
           </w:p>
         </w:tc>
@@ -1991,35 +1950,76 @@
                 <w:sz w:val="17"/>
                 <w:szCs w:val="17"/>
               </w:rPr>
-              <w:t xml:space="preserve">Published (Approval stays Pending)</w:t>
-            </w:r>
-          </w:p>
-        </w:tc>
-        <w:tc>
-          <w:p>
-            <w:r>
-              <w:rPr>
-                <w:b w:val="false"/>
-                <w:bCs w:val="false"/>
-                <w:sz w:val="17"/>
-                <w:szCs w:val="17"/>
-              </w:rPr>
-              <w:t xml:space="preserve">≥1 question required. Does not auto-approve.</w:t>
-            </w:r>
-          </w:p>
-        </w:tc>
-      </w:tr>
-      <w:tr>
-        <w:tc>
-          <w:p>
-            <w:r>
-              <w:rPr>
-                <w:b w:val="false"/>
-                <w:bCs w:val="false"/>
-                <w:sz w:val="17"/>
-                <w:szCs w:val="17"/>
-              </w:rPr>
-              <w:t xml:space="preserve">Publish (Parent)</w:t>
+              <w:t xml:space="preserve">Published + Pending</w:t>
+            </w:r>
+          </w:p>
+        </w:tc>
+        <w:tc>
+          <w:p>
+            <w:r>
+              <w:rPr>
+                <w:b w:val="false"/>
+                <w:bCs w:val="false"/>
+                <w:sz w:val="17"/>
+                <w:szCs w:val="17"/>
+              </w:rPr>
+              <w:t xml:space="preserve">≥1 question. (Re)queues Pending — also recovers Rejected quizzes.</w:t>
+            </w:r>
+          </w:p>
+        </w:tc>
+      </w:tr>
+      <w:tr>
+        <w:tc>
+          <w:p>
+            <w:r>
+              <w:rPr>
+                <w:b w:val="false"/>
+                <w:bCs w:val="false"/>
+                <w:sz w:val="17"/>
+                <w:szCs w:val="17"/>
+              </w:rPr>
+              <w:t xml:space="preserve">Publish (SchoolAdmin / CampusAdmin)</w:t>
+            </w:r>
+          </w:p>
+        </w:tc>
+        <w:tc>
+          <w:p>
+            <w:r>
+              <w:rPr>
+                <w:b w:val="false"/>
+                <w:bCs w:val="false"/>
+                <w:sz w:val="17"/>
+                <w:szCs w:val="17"/>
+              </w:rPr>
+              <w:t xml:space="preserve">Published + SchoolApproved</w:t>
+            </w:r>
+          </w:p>
+        </w:tc>
+        <w:tc>
+          <w:p>
+            <w:r>
+              <w:rPr>
+                <w:b w:val="false"/>
+                <w:bCs w:val="false"/>
+                <w:sz w:val="17"/>
+                <w:szCs w:val="17"/>
+              </w:rPr>
+              <w:t xml:space="preserve">≥1 question. Skips Pending; first-tier school approve.</w:t>
+            </w:r>
+          </w:p>
+        </w:tc>
+      </w:tr>
+      <w:tr>
+        <w:tc>
+          <w:p>
+            <w:r>
+              <w:rPr>
+                <w:b w:val="false"/>
+                <w:bCs w:val="false"/>
+                <w:sz w:val="17"/>
+                <w:szCs w:val="17"/>
+              </w:rPr>
+              <w:t xml:space="preserve">Publish (PortalAdmin / Parent)</w:t>
             </w:r>
           </w:p>
         </w:tc>
@@ -2045,22 +2045,63 @@
                 <w:sz w:val="17"/>
                 <w:szCs w:val="17"/>
               </w:rPr>
-              <w:t xml:space="preserve">≥1 question. Auto-approves; ApprovedBy = parent user.</w:t>
-            </w:r>
-          </w:p>
-        </w:tc>
-      </w:tr>
-      <w:tr>
-        <w:tc>
-          <w:p>
-            <w:r>
-              <w:rPr>
-                <w:b w:val="false"/>
-                <w:bCs w:val="false"/>
-                <w:sz w:val="17"/>
-                <w:szCs w:val="17"/>
-              </w:rPr>
-              <w:t xml:space="preserve">Approve (SchoolAdmin / PortalAdmin)</w:t>
+              <w:t xml:space="preserve">≥1 question. ParentPrivate auto-approves; PortalAdmin final-approves.</w:t>
+            </w:r>
+          </w:p>
+        </w:tc>
+      </w:tr>
+      <w:tr>
+        <w:tc>
+          <w:p>
+            <w:r>
+              <w:rPr>
+                <w:b w:val="false"/>
+                <w:bCs w:val="false"/>
+                <w:sz w:val="17"/>
+                <w:szCs w:val="17"/>
+              </w:rPr>
+              <w:t xml:space="preserve">School approve (SchoolAdmin / CampusAdmin)</w:t>
+            </w:r>
+          </w:p>
+        </w:tc>
+        <w:tc>
+          <w:p>
+            <w:r>
+              <w:rPr>
+                <w:b w:val="false"/>
+                <w:bCs w:val="false"/>
+                <w:sz w:val="17"/>
+                <w:szCs w:val="17"/>
+              </w:rPr>
+              <w:t xml:space="preserve">Approval=SchoolApproved</w:t>
+            </w:r>
+          </w:p>
+        </w:tc>
+        <w:tc>
+          <w:p>
+            <w:r>
+              <w:rPr>
+                <w:b w:val="false"/>
+                <w:bCs w:val="false"/>
+                <w:sz w:val="17"/>
+                <w:szCs w:val="17"/>
+              </w:rPr>
+              <w:t xml:space="preserve">Only from Pending. Rejected cannot be approved. CampusAdmin limited to own campus; SchoolAdmin to own school.</w:t>
+            </w:r>
+          </w:p>
+        </w:tc>
+      </w:tr>
+      <w:tr>
+        <w:tc>
+          <w:p>
+            <w:r>
+              <w:rPr>
+                <w:b w:val="false"/>
+                <w:bCs w:val="false"/>
+                <w:sz w:val="17"/>
+                <w:szCs w:val="17"/>
+              </w:rPr>
+              <w:t xml:space="preserve">Portal approve (PortalAdmin)</w:t>
             </w:r>
           </w:p>
         </w:tc>
@@ -2086,22 +2127,22 @@
                 <w:sz w:val="17"/>
                 <w:szCs w:val="17"/>
               </w:rPr>
-              <w:t xml:space="preserve">Must be Pending or Rejected; not parent-private. SchoolAdmin limited to own school. Approving Rejected clears RejectionReason.</w:t>
-            </w:r>
-          </w:p>
-        </w:tc>
-      </w:tr>
-      <w:tr>
-        <w:tc>
-          <w:p>
-            <w:r>
-              <w:rPr>
-                <w:b w:val="false"/>
-                <w:bCs w:val="false"/>
-                <w:sz w:val="17"/>
-                <w:szCs w:val="17"/>
-              </w:rPr>
-              <w:t xml:space="preserve">Reject (SchoolAdmin / PortalAdmin)</w:t>
+              <w:t xml:space="preserve">From Pending or SchoolApproved. Rejected cannot be approved until teacher resubmits.</w:t>
+            </w:r>
+          </w:p>
+        </w:tc>
+      </w:tr>
+      <w:tr>
+        <w:tc>
+          <w:p>
+            <w:r>
+              <w:rPr>
+                <w:b w:val="false"/>
+                <w:bCs w:val="false"/>
+                <w:sz w:val="17"/>
+                <w:szCs w:val="17"/>
+              </w:rPr>
+              <w:t xml:space="preserve">Reject (SchoolAdmin / CampusAdmin / PortalAdmin)</w:t>
             </w:r>
           </w:p>
         </w:tc>
@@ -2127,7 +2168,7 @@
                 <w:sz w:val="17"/>
                 <w:szCs w:val="17"/>
               </w:rPr>
-              <w:t xml:space="preserve">Must be Pending; not parent-private. RejectionReason persisted on the quiz (max 1000) and returned in the API.</w:t>
+              <w:t xml:space="preserve">From Pending or SchoolApproved. Reason required. Fully Approved quizzes cannot be rejected.</w:t>
             </w:r>
           </w:p>
         </w:tc>
@@ -2168,7 +2209,7 @@
                 <w:sz w:val="17"/>
                 <w:szCs w:val="17"/>
               </w:rPr>
-              <w:t xml:space="preserve">Lifecycle Published or Assigned; not Archived; ≥1 question; Teacher quizzes must be Approved.</w:t>
+              <w:t xml:space="preserve">Lifecycle Published or Assigned; not Archived; ≥1 question; Teacher/School/Portal quizzes must be final Approved (not SchoolApproved alone).</w:t>
             </w:r>
           </w:p>
         </w:tc>
@@ -2196,20 +2237,20 @@
                 <w:sz w:val="17"/>
                 <w:szCs w:val="17"/>
               </w:rPr>
-              <w:t xml:space="preserve">Cancelled</w:t>
-            </w:r>
-          </w:p>
-        </w:tc>
-        <w:tc>
-          <w:p>
-            <w:r>
-              <w:rPr>
-                <w:b w:val="false"/>
-                <w:bCs w:val="false"/>
-                <w:sz w:val="17"/>
-                <w:szCs w:val="17"/>
-              </w:rPr>
-              <w:t xml:space="preserve">Deletes only assignments with StartDateTime &gt; now. Fails if none upcoming.</w:t>
+              <w:t xml:space="preserve">Assigned or Published</w:t>
+            </w:r>
+          </w:p>
+        </w:tc>
+        <w:tc>
+          <w:p>
+            <w:r>
+              <w:rPr>
+                <w:b w:val="false"/>
+                <w:bCs w:val="false"/>
+                <w:sz w:val="17"/>
+                <w:szCs w:val="17"/>
+              </w:rPr>
+              <w:t xml:space="preserve">Deletes only assignments with StartDateTime &gt; now. Restores Assigned if rows remain, else Published. Never uses Cancelled lifecycle.</w:t>
             </w:r>
           </w:p>
         </w:tc>
@@ -2237,20 +2278,61 @@
                 <w:sz w:val="17"/>
                 <w:szCs w:val="17"/>
               </w:rPr>
-              <w:t xml:space="preserve">Archived + Inactive</w:t>
-            </w:r>
-          </w:p>
-        </w:tc>
-        <w:tc>
-          <w:p>
-            <w:r>
-              <w:rPr>
-                <w:b w:val="false"/>
-                <w:bCs w:val="false"/>
-                <w:sz w:val="17"/>
-                <w:szCs w:val="17"/>
-              </w:rPr>
-              <w:t xml:space="preserve">From Published / Assigned / Cancelled. Not Assigned quizzes must be deleted instead.</w:t>
+              <w:t xml:space="preserve">Deleted or Archived</w:t>
+            </w:r>
+          </w:p>
+        </w:tc>
+        <w:tc>
+          <w:p>
+            <w:r>
+              <w:rPr>
+                <w:b w:val="false"/>
+                <w:bCs w:val="false"/>
+                <w:sz w:val="17"/>
+                <w:szCs w:val="17"/>
+              </w:rPr>
+              <w:t xml:space="preserve">No assignments → hard delete. Has assignments → Archived + Inactive. Draft quizzes must be deleted instead.</w:t>
+            </w:r>
+          </w:p>
+        </w:tc>
+      </w:tr>
+      <w:tr>
+        <w:tc>
+          <w:p>
+            <w:r>
+              <w:rPr>
+                <w:b w:val="false"/>
+                <w:bCs w:val="false"/>
+                <w:sz w:val="17"/>
+                <w:szCs w:val="17"/>
+              </w:rPr>
+              <w:t xml:space="preserve">Unarchive</w:t>
+            </w:r>
+          </w:p>
+        </w:tc>
+        <w:tc>
+          <w:p>
+            <w:r>
+              <w:rPr>
+                <w:b w:val="false"/>
+                <w:bCs w:val="false"/>
+                <w:sz w:val="17"/>
+                <w:szCs w:val="17"/>
+              </w:rPr>
+              <w:t xml:space="preserve">Published or Assigned</w:t>
+            </w:r>
+          </w:p>
+        </w:tc>
+        <w:tc>
+          <w:p>
+            <w:r>
+              <w:rPr>
+                <w:b w:val="false"/>
+                <w:bCs w:val="false"/>
+                <w:sz w:val="17"/>
+                <w:szCs w:val="17"/>
+              </w:rPr>
+              <w:t xml:space="preserve">Restores Assigned if any assignments exist, else Published; IsActive=true.</w:t>
             </w:r>
           </w:p>
         </w:tc>
@@ -2278,20 +2360,20 @@
                 <w:sz w:val="17"/>
                 <w:szCs w:val="17"/>
               </w:rPr>
-              <w:t xml:space="preserve">Soft-deleted</w:t>
-            </w:r>
-          </w:p>
-        </w:tc>
-        <w:tc>
-          <w:p>
-            <w:r>
-              <w:rPr>
-                <w:b w:val="false"/>
-                <w:bCs w:val="false"/>
-                <w:sz w:val="17"/>
-                <w:szCs w:val="17"/>
-              </w:rPr>
-              <w:t xml:space="preserve">Not Assigned only, and quiz must have zero assignments.</w:t>
+              <w:t xml:space="preserve">Hard-deleted</w:t>
+            </w:r>
+          </w:p>
+        </w:tc>
+        <w:tc>
+          <w:p>
+            <w:r>
+              <w:rPr>
+                <w:b w:val="false"/>
+                <w:bCs w:val="false"/>
+                <w:sz w:val="17"/>
+                <w:szCs w:val="17"/>
+              </w:rPr>
+              <w:t xml:space="preserve">Draft only, and quiz must have zero assignments/attempts.</w:t>
             </w:r>
           </w:p>
         </w:tc>
@@ -2319,7 +2401,7 @@
                 <w:sz w:val="17"/>
                 <w:szCs w:val="17"/>
               </w:rPr>
-              <w:t xml:space="preserve">New Not Assigned + Pending</w:t>
+              <w:t xml:space="preserve">New Draft + Pending</w:t>
             </w:r>
           </w:p>
         </w:tc>
@@ -2355,7 +2437,7 @@
           <w:sz w:val="21"/>
           <w:szCs w:val="21"/>
         </w:rPr>
-        <w:t xml:space="preserve">Editable only while Not Assigned or Published, not Archived, and no started assignment.</w:t>
+        <w:t xml:space="preserve">Editable only while Draft or Published, not Archived, and no started assignment.</w:t>
       </w:r>
     </w:p>
     <w:p>
@@ -2540,10 +2622,103 @@
                 <w:sz w:val="17"/>
                 <w:szCs w:val="17"/>
               </w:rPr>
+              <w:t xml:space="preserve">No*</w:t>
+            </w:r>
+          </w:p>
+        </w:tc>
+        <w:tc>
+          <w:p>
+            <w:r>
+              <w:rPr>
+                <w:b w:val="false"/>
+                <w:bCs w:val="false"/>
+                <w:sz w:val="17"/>
+                <w:szCs w:val="17"/>
+              </w:rPr>
+              <w:t xml:space="preserve">Own</w:t>
+            </w:r>
+          </w:p>
+        </w:tc>
+        <w:tc>
+          <w:p>
+            <w:r>
+              <w:rPr>
+                <w:b w:val="false"/>
+                <w:bCs w:val="false"/>
+                <w:sz w:val="17"/>
+                <w:szCs w:val="17"/>
+              </w:rPr>
+              <w:t xml:space="preserve">Own</w:t>
+            </w:r>
+          </w:p>
+        </w:tc>
+        <w:tc>
+          <w:p>
+            <w:r>
+              <w:rPr>
+                <w:b w:val="false"/>
+                <w:bCs w:val="false"/>
+                <w:sz w:val="17"/>
+                <w:szCs w:val="17"/>
+              </w:rPr>
               <w:t xml:space="preserve">No</w:t>
             </w:r>
           </w:p>
         </w:tc>
+      </w:tr>
+      <w:tr>
+        <w:tc>
+          <w:p>
+            <w:r>
+              <w:rPr>
+                <w:b w:val="false"/>
+                <w:bCs w:val="false"/>
+                <w:sz w:val="17"/>
+                <w:szCs w:val="17"/>
+              </w:rPr>
+              <w:t xml:space="preserve">Delete own Draft (no assignments)</w:t>
+            </w:r>
+          </w:p>
+        </w:tc>
+        <w:tc>
+          <w:p>
+            <w:r>
+              <w:rPr>
+                <w:b w:val="false"/>
+                <w:bCs w:val="false"/>
+                <w:sz w:val="17"/>
+                <w:szCs w:val="17"/>
+              </w:rPr>
+              <w:t xml:space="preserve">Yes*</w:t>
+            </w:r>
+          </w:p>
+        </w:tc>
+        <w:tc>
+          <w:p>
+            <w:r>
+              <w:rPr>
+                <w:b w:val="false"/>
+                <w:bCs w:val="false"/>
+                <w:sz w:val="17"/>
+                <w:szCs w:val="17"/>
+              </w:rPr>
+              <w:t xml:space="preserve">Yes*</w:t>
+            </w:r>
+          </w:p>
+        </w:tc>
+        <w:tc>
+          <w:p>
+            <w:r>
+              <w:rPr>
+                <w:b w:val="false"/>
+                <w:bCs w:val="false"/>
+                <w:sz w:val="17"/>
+                <w:szCs w:val="17"/>
+              </w:rPr>
+              <w:t xml:space="preserve">No</w:t>
+            </w:r>
+          </w:p>
+        </w:tc>
         <w:tc>
           <w:p>
             <w:r>
@@ -2594,33 +2769,72 @@
                 <w:sz w:val="17"/>
                 <w:szCs w:val="17"/>
               </w:rPr>
-              <w:t xml:space="preserve">Delete own Not Assigned (no assignments)</w:t>
-            </w:r>
-          </w:p>
-        </w:tc>
-        <w:tc>
-          <w:p>
-            <w:r>
-              <w:rPr>
-                <w:b w:val="false"/>
-                <w:bCs w:val="false"/>
-                <w:sz w:val="17"/>
-                <w:szCs w:val="17"/>
-              </w:rPr>
-              <w:t xml:space="preserve">Yes*</w:t>
-            </w:r>
-          </w:p>
-        </w:tc>
-        <w:tc>
-          <w:p>
-            <w:r>
-              <w:rPr>
-                <w:b w:val="false"/>
-                <w:bCs w:val="false"/>
-                <w:sz w:val="17"/>
-                <w:szCs w:val="17"/>
-              </w:rPr>
-              <w:t xml:space="preserve">Yes*</w:t>
+              <w:t xml:space="preserve">Assign / cancel / allow-retry / monitor / review</w:t>
+            </w:r>
+          </w:p>
+        </w:tc>
+        <w:tc>
+          <w:p>
+            <w:r>
+              <w:rPr>
+                <w:b w:val="false"/>
+                <w:bCs w:val="false"/>
+                <w:sz w:val="17"/>
+                <w:szCs w:val="17"/>
+              </w:rPr>
+              <w:t xml:space="preserve">Yes</w:t>
+            </w:r>
+          </w:p>
+        </w:tc>
+        <w:tc>
+          <w:p>
+            <w:r>
+              <w:rPr>
+                <w:b w:val="false"/>
+                <w:bCs w:val="false"/>
+                <w:sz w:val="17"/>
+                <w:szCs w:val="17"/>
+              </w:rPr>
+              <w:t xml:space="preserve">School</w:t>
+            </w:r>
+          </w:p>
+        </w:tc>
+        <w:tc>
+          <w:p>
+            <w:r>
+              <w:rPr>
+                <w:b w:val="false"/>
+                <w:bCs w:val="false"/>
+                <w:sz w:val="17"/>
+                <w:szCs w:val="17"/>
+              </w:rPr>
+              <w:t xml:space="preserve">No*</w:t>
+            </w:r>
+          </w:p>
+        </w:tc>
+        <w:tc>
+          <w:p>
+            <w:r>
+              <w:rPr>
+                <w:b w:val="false"/>
+                <w:bCs w:val="false"/>
+                <w:sz w:val="17"/>
+                <w:szCs w:val="17"/>
+              </w:rPr>
+              <w:t xml:space="preserve">Own</w:t>
+            </w:r>
+          </w:p>
+        </w:tc>
+        <w:tc>
+          <w:p>
+            <w:r>
+              <w:rPr>
+                <w:b w:val="false"/>
+                <w:bCs w:val="false"/>
+                <w:sz w:val="17"/>
+                <w:szCs w:val="17"/>
+              </w:rPr>
+              <w:t xml:space="preserve">Own</w:t>
             </w:r>
           </w:p>
         </w:tc>
@@ -2637,6 +2851,246 @@
             </w:r>
           </w:p>
         </w:tc>
+      </w:tr>
+      <w:tr>
+        <w:tc>
+          <w:p>
+            <w:r>
+              <w:rPr>
+                <w:b w:val="false"/>
+                <w:bCs w:val="false"/>
+                <w:sz w:val="17"/>
+                <w:szCs w:val="17"/>
+              </w:rPr>
+              <w:t xml:space="preserve">Approve / reject teacher quizzes</w:t>
+            </w:r>
+          </w:p>
+        </w:tc>
+        <w:tc>
+          <w:p>
+            <w:r>
+              <w:rPr>
+                <w:b w:val="false"/>
+                <w:bCs w:val="false"/>
+                <w:sz w:val="17"/>
+                <w:szCs w:val="17"/>
+              </w:rPr>
+              <w:t xml:space="preserve">Yes (final)</w:t>
+            </w:r>
+          </w:p>
+        </w:tc>
+        <w:tc>
+          <w:p>
+            <w:r>
+              <w:rPr>
+                <w:b w:val="false"/>
+                <w:bCs w:val="false"/>
+                <w:sz w:val="17"/>
+                <w:szCs w:val="17"/>
+              </w:rPr>
+              <w:t xml:space="preserve">School → SchoolApproved</w:t>
+            </w:r>
+          </w:p>
+        </w:tc>
+        <w:tc>
+          <w:p>
+            <w:r>
+              <w:rPr>
+                <w:b w:val="false"/>
+                <w:bCs w:val="false"/>
+                <w:sz w:val="17"/>
+                <w:szCs w:val="17"/>
+              </w:rPr>
+              <w:t xml:space="preserve">Campus → SchoolApproved</w:t>
+            </w:r>
+          </w:p>
+        </w:tc>
+        <w:tc>
+          <w:p>
+            <w:r>
+              <w:rPr>
+                <w:b w:val="false"/>
+                <w:bCs w:val="false"/>
+                <w:sz w:val="17"/>
+                <w:szCs w:val="17"/>
+              </w:rPr>
+              <w:t xml:space="preserve">No</w:t>
+            </w:r>
+          </w:p>
+        </w:tc>
+        <w:tc>
+          <w:p>
+            <w:r>
+              <w:rPr>
+                <w:b w:val="false"/>
+                <w:bCs w:val="false"/>
+                <w:sz w:val="17"/>
+                <w:szCs w:val="17"/>
+              </w:rPr>
+              <w:t xml:space="preserve">No</w:t>
+            </w:r>
+          </w:p>
+        </w:tc>
+        <w:tc>
+          <w:p>
+            <w:r>
+              <w:rPr>
+                <w:b w:val="false"/>
+                <w:bCs w:val="false"/>
+                <w:sz w:val="17"/>
+                <w:szCs w:val="17"/>
+              </w:rPr>
+              <w:t xml:space="preserve">No</w:t>
+            </w:r>
+          </w:p>
+        </w:tc>
+      </w:tr>
+      <w:tr>
+        <w:tc>
+          <w:p>
+            <w:r>
+              <w:rPr>
+                <w:b w:val="false"/>
+                <w:bCs w:val="false"/>
+                <w:sz w:val="17"/>
+                <w:szCs w:val="17"/>
+              </w:rPr>
+              <w:t xml:space="preserve">List pending-approval queue</w:t>
+            </w:r>
+          </w:p>
+        </w:tc>
+        <w:tc>
+          <w:p>
+            <w:r>
+              <w:rPr>
+                <w:b w:val="false"/>
+                <w:bCs w:val="false"/>
+                <w:sz w:val="17"/>
+                <w:szCs w:val="17"/>
+              </w:rPr>
+              <w:t xml:space="preserve">Yes (+ SchoolApproved)</w:t>
+            </w:r>
+          </w:p>
+        </w:tc>
+        <w:tc>
+          <w:p>
+            <w:r>
+              <w:rPr>
+                <w:b w:val="false"/>
+                <w:bCs w:val="false"/>
+                <w:sz w:val="17"/>
+                <w:szCs w:val="17"/>
+              </w:rPr>
+              <w:t xml:space="preserve">Pending in school</w:t>
+            </w:r>
+          </w:p>
+        </w:tc>
+        <w:tc>
+          <w:p>
+            <w:r>
+              <w:rPr>
+                <w:b w:val="false"/>
+                <w:bCs w:val="false"/>
+                <w:sz w:val="17"/>
+                <w:szCs w:val="17"/>
+              </w:rPr>
+              <w:t xml:space="preserve">Pending in campus</w:t>
+            </w:r>
+          </w:p>
+        </w:tc>
+        <w:tc>
+          <w:p>
+            <w:r>
+              <w:rPr>
+                <w:b w:val="false"/>
+                <w:bCs w:val="false"/>
+                <w:sz w:val="17"/>
+                <w:szCs w:val="17"/>
+              </w:rPr>
+              <w:t xml:space="preserve">No</w:t>
+            </w:r>
+          </w:p>
+        </w:tc>
+        <w:tc>
+          <w:p>
+            <w:r>
+              <w:rPr>
+                <w:b w:val="false"/>
+                <w:bCs w:val="false"/>
+                <w:sz w:val="17"/>
+                <w:szCs w:val="17"/>
+              </w:rPr>
+              <w:t xml:space="preserve">No</w:t>
+            </w:r>
+          </w:p>
+        </w:tc>
+        <w:tc>
+          <w:p>
+            <w:r>
+              <w:rPr>
+                <w:b w:val="false"/>
+                <w:bCs w:val="false"/>
+                <w:sz w:val="17"/>
+                <w:szCs w:val="17"/>
+              </w:rPr>
+              <w:t xml:space="preserve">No</w:t>
+            </w:r>
+          </w:p>
+        </w:tc>
+      </w:tr>
+      <w:tr>
+        <w:tc>
+          <w:p>
+            <w:r>
+              <w:rPr>
+                <w:b w:val="false"/>
+                <w:bCs w:val="false"/>
+                <w:sz w:val="17"/>
+                <w:szCs w:val="17"/>
+              </w:rPr>
+              <w:t xml:space="preserve">List / view Draft quizzes</w:t>
+            </w:r>
+          </w:p>
+        </w:tc>
+        <w:tc>
+          <w:p>
+            <w:r>
+              <w:rPr>
+                <w:b w:val="false"/>
+                <w:bCs w:val="false"/>
+                <w:sz w:val="17"/>
+                <w:szCs w:val="17"/>
+              </w:rPr>
+              <w:t xml:space="preserve">All</w:t>
+            </w:r>
+          </w:p>
+        </w:tc>
+        <w:tc>
+          <w:p>
+            <w:r>
+              <w:rPr>
+                <w:b w:val="false"/>
+                <w:bCs w:val="false"/>
+                <w:sz w:val="17"/>
+                <w:szCs w:val="17"/>
+              </w:rPr>
+              <w:t xml:space="preserve">Own drafts only</w:t>
+            </w:r>
+          </w:p>
+        </w:tc>
+        <w:tc>
+          <w:p>
+            <w:r>
+              <w:rPr>
+                <w:b w:val="false"/>
+                <w:bCs w:val="false"/>
+                <w:sz w:val="17"/>
+                <w:szCs w:val="17"/>
+              </w:rPr>
+              <w:t xml:space="preserve">Own drafts only</w:t>
+            </w:r>
+          </w:p>
+        </w:tc>
         <w:tc>
           <w:p>
             <w:r>
@@ -2660,285 +3114,6 @@
                 <w:szCs w:val="17"/>
               </w:rPr>
               <w:t xml:space="preserve">Own</w:t>
-            </w:r>
-          </w:p>
-        </w:tc>
-        <w:tc>
-          <w:p>
-            <w:r>
-              <w:rPr>
-                <w:b w:val="false"/>
-                <w:bCs w:val="false"/>
-                <w:sz w:val="17"/>
-                <w:szCs w:val="17"/>
-              </w:rPr>
-              <w:t xml:space="preserve">No</w:t>
-            </w:r>
-          </w:p>
-        </w:tc>
-      </w:tr>
-      <w:tr>
-        <w:tc>
-          <w:p>
-            <w:r>
-              <w:rPr>
-                <w:b w:val="false"/>
-                <w:bCs w:val="false"/>
-                <w:sz w:val="17"/>
-                <w:szCs w:val="17"/>
-              </w:rPr>
-              <w:t xml:space="preserve">Assign / cancel / allow-retry / monitor / review</w:t>
-            </w:r>
-          </w:p>
-        </w:tc>
-        <w:tc>
-          <w:p>
-            <w:r>
-              <w:rPr>
-                <w:b w:val="false"/>
-                <w:bCs w:val="false"/>
-                <w:sz w:val="17"/>
-                <w:szCs w:val="17"/>
-              </w:rPr>
-              <w:t xml:space="preserve">Yes</w:t>
-            </w:r>
-          </w:p>
-        </w:tc>
-        <w:tc>
-          <w:p>
-            <w:r>
-              <w:rPr>
-                <w:b w:val="false"/>
-                <w:bCs w:val="false"/>
-                <w:sz w:val="17"/>
-                <w:szCs w:val="17"/>
-              </w:rPr>
-              <w:t xml:space="preserve">School</w:t>
-            </w:r>
-          </w:p>
-        </w:tc>
-        <w:tc>
-          <w:p>
-            <w:r>
-              <w:rPr>
-                <w:b w:val="false"/>
-                <w:bCs w:val="false"/>
-                <w:sz w:val="17"/>
-                <w:szCs w:val="17"/>
-              </w:rPr>
-              <w:t xml:space="preserve">No</w:t>
-            </w:r>
-          </w:p>
-        </w:tc>
-        <w:tc>
-          <w:p>
-            <w:r>
-              <w:rPr>
-                <w:b w:val="false"/>
-                <w:bCs w:val="false"/>
-                <w:sz w:val="17"/>
-                <w:szCs w:val="17"/>
-              </w:rPr>
-              <w:t xml:space="preserve">Own</w:t>
-            </w:r>
-          </w:p>
-        </w:tc>
-        <w:tc>
-          <w:p>
-            <w:r>
-              <w:rPr>
-                <w:b w:val="false"/>
-                <w:bCs w:val="false"/>
-                <w:sz w:val="17"/>
-                <w:szCs w:val="17"/>
-              </w:rPr>
-              <w:t xml:space="preserve">Own</w:t>
-            </w:r>
-          </w:p>
-        </w:tc>
-        <w:tc>
-          <w:p>
-            <w:r>
-              <w:rPr>
-                <w:b w:val="false"/>
-                <w:bCs w:val="false"/>
-                <w:sz w:val="17"/>
-                <w:szCs w:val="17"/>
-              </w:rPr>
-              <w:t xml:space="preserve">No</w:t>
-            </w:r>
-          </w:p>
-        </w:tc>
-      </w:tr>
-      <w:tr>
-        <w:tc>
-          <w:p>
-            <w:r>
-              <w:rPr>
-                <w:b w:val="false"/>
-                <w:bCs w:val="false"/>
-                <w:sz w:val="17"/>
-                <w:szCs w:val="17"/>
-              </w:rPr>
-              <w:t xml:space="preserve">Approve / reject teacher quizzes</w:t>
-            </w:r>
-          </w:p>
-        </w:tc>
-        <w:tc>
-          <w:p>
-            <w:r>
-              <w:rPr>
-                <w:b w:val="false"/>
-                <w:bCs w:val="false"/>
-                <w:sz w:val="17"/>
-                <w:szCs w:val="17"/>
-              </w:rPr>
-              <w:t xml:space="preserve">Yes</w:t>
-            </w:r>
-          </w:p>
-        </w:tc>
-        <w:tc>
-          <w:p>
-            <w:r>
-              <w:rPr>
-                <w:b w:val="false"/>
-                <w:bCs w:val="false"/>
-                <w:sz w:val="17"/>
-                <w:szCs w:val="17"/>
-              </w:rPr>
-              <w:t xml:space="preserve">Own school</w:t>
-            </w:r>
-          </w:p>
-        </w:tc>
-        <w:tc>
-          <w:p>
-            <w:r>
-              <w:rPr>
-                <w:b w:val="false"/>
-                <w:bCs w:val="false"/>
-                <w:sz w:val="17"/>
-                <w:szCs w:val="17"/>
-              </w:rPr>
-              <w:t xml:space="preserve">No*</w:t>
-            </w:r>
-          </w:p>
-        </w:tc>
-        <w:tc>
-          <w:p>
-            <w:r>
-              <w:rPr>
-                <w:b w:val="false"/>
-                <w:bCs w:val="false"/>
-                <w:sz w:val="17"/>
-                <w:szCs w:val="17"/>
-              </w:rPr>
-              <w:t xml:space="preserve">No</w:t>
-            </w:r>
-          </w:p>
-        </w:tc>
-        <w:tc>
-          <w:p>
-            <w:r>
-              <w:rPr>
-                <w:b w:val="false"/>
-                <w:bCs w:val="false"/>
-                <w:sz w:val="17"/>
-                <w:szCs w:val="17"/>
-              </w:rPr>
-              <w:t xml:space="preserve">No</w:t>
-            </w:r>
-          </w:p>
-        </w:tc>
-        <w:tc>
-          <w:p>
-            <w:r>
-              <w:rPr>
-                <w:b w:val="false"/>
-                <w:bCs w:val="false"/>
-                <w:sz w:val="17"/>
-                <w:szCs w:val="17"/>
-              </w:rPr>
-              <w:t xml:space="preserve">No</w:t>
-            </w:r>
-          </w:p>
-        </w:tc>
-      </w:tr>
-      <w:tr>
-        <w:tc>
-          <w:p>
-            <w:r>
-              <w:rPr>
-                <w:b w:val="false"/>
-                <w:bCs w:val="false"/>
-                <w:sz w:val="17"/>
-                <w:szCs w:val="17"/>
-              </w:rPr>
-              <w:t xml:space="preserve">List pending-approval queue</w:t>
-            </w:r>
-          </w:p>
-        </w:tc>
-        <w:tc>
-          <w:p>
-            <w:r>
-              <w:rPr>
-                <w:b w:val="false"/>
-                <w:bCs w:val="false"/>
-                <w:sz w:val="17"/>
-                <w:szCs w:val="17"/>
-              </w:rPr>
-              <w:t xml:space="preserve">Yes</w:t>
-            </w:r>
-          </w:p>
-        </w:tc>
-        <w:tc>
-          <w:p>
-            <w:r>
-              <w:rPr>
-                <w:b w:val="false"/>
-                <w:bCs w:val="false"/>
-                <w:sz w:val="17"/>
-                <w:szCs w:val="17"/>
-              </w:rPr>
-              <w:t xml:space="preserve">Yes</w:t>
-            </w:r>
-          </w:p>
-        </w:tc>
-        <w:tc>
-          <w:p>
-            <w:r>
-              <w:rPr>
-                <w:b w:val="false"/>
-                <w:bCs w:val="false"/>
-                <w:sz w:val="17"/>
-                <w:szCs w:val="17"/>
-              </w:rPr>
-              <w:t xml:space="preserve">No*</w:t>
-            </w:r>
-          </w:p>
-        </w:tc>
-        <w:tc>
-          <w:p>
-            <w:r>
-              <w:rPr>
-                <w:b w:val="false"/>
-                <w:bCs w:val="false"/>
-                <w:sz w:val="17"/>
-                <w:szCs w:val="17"/>
-              </w:rPr>
-              <w:t xml:space="preserve">No</w:t>
-            </w:r>
-          </w:p>
-        </w:tc>
-        <w:tc>
-          <w:p>
-            <w:r>
-              <w:rPr>
-                <w:b w:val="false"/>
-                <w:bCs w:val="false"/>
-                <w:sz w:val="17"/>
-                <w:szCs w:val="17"/>
-              </w:rPr>
-              <w:t xml:space="preserve">No</w:t>
             </w:r>
           </w:p>
         </w:tc>
@@ -3253,7 +3428,7 @@
           <w:sz w:val="21"/>
           <w:szCs w:val="21"/>
         </w:rPr>
-        <w:t xml:space="preserve">CampusAdmin has no quiz manage/approve access (UI + API). Teacher/Parent manage requires ownership; SchoolAdmin = school scope; PortalAdmin = platform. SchoolAdmin/PortalAdmin may create quizzes.</w:t>
+        <w:t xml:space="preserve">CampusAdmin may school-approve/reject campus Pending quizzes and list campus (+ Public). Drafts: owner + PortalAdmin only. SchoolAdmin = school scope; PortalAdmin = platform.</w:t>
       </w:r>
     </w:p>
     <w:p>
@@ -5375,7 +5550,7 @@
           <w:sz w:val="21"/>
           <w:szCs w:val="21"/>
         </w:rPr>
-        <w:t xml:space="preserve">Published/Assigned; not Archived; ≥1 question; Teacher Approved.</w:t>
+        <w:t xml:space="preserve">Published/Assigned; not Archived; ≥1 question; Teacher final Approved.</w:t>
       </w:r>
     </w:p>
     <w:p>
@@ -5409,7 +5584,7 @@
           <w:sz w:val="21"/>
           <w:szCs w:val="21"/>
         </w:rPr>
-        <w:t xml:space="preserve">Cancel removes future assignments only.</w:t>
+        <w:t xml:space="preserve">Cancel removes future assignments only; restore Assigned or Published.</w:t>
       </w:r>
     </w:p>
     <w:p>
@@ -6268,7 +6443,7 @@
                 <w:sz w:val="17"/>
                 <w:szCs w:val="17"/>
               </w:rPr>
-              <w:t xml:space="preserve">School quiz approval is separate (Pending/Approved). Under Review here means subjective marking for this assignment after submit.</w:t>
+              <w:t xml:space="preserve">School quiz approval is separate (Pending → SchoolApproved → Approved). Under Review here means subjective marking for this assignment after submit.</w:t>
             </w:r>
           </w:p>
         </w:tc>
@@ -9235,7 +9410,7 @@
                 <w:sz w:val="17"/>
                 <w:szCs w:val="17"/>
               </w:rPr>
-              <w:t xml:space="preserve">Stored as Quiz.TimeLimitMinutes. Recalculated as ceil(Σ EstimatedTimeSeconds / 60) when questions are added/removed/attached. Create/edit forms do not collect a manual time limit.</w:t>
+              <w:t xml:space="preserve">Stored as Quiz.TimeLimitMinutes. Create starts with null; recalculated as ceil(Σ EstimatedTimeSeconds / 60) when questions are added/updated/removed/attached. Metadata update preserves and refreshes that derived value (no manual field).</w:t>
             </w:r>
           </w:p>
         </w:tc>
@@ -9841,7 +10016,7 @@
           <w:sz w:val="21"/>
           <w:szCs w:val="21"/>
         </w:rPr>
-        <w:t xml:space="preserve">Results masked via shared QuizReviewDisplay.Resolve on submit and get-result.</w:t>
+        <w:t xml:space="preserve">Results masked while review is pending; otherwise Full.</w:t>
       </w:r>
     </w:p>
     <w:p>
@@ -10048,7 +10223,7 @@
                 <w:sz w:val="17"/>
                 <w:szCs w:val="17"/>
               </w:rPr>
-              <w:t xml:space="preserve">Role-scoped list (Student assigned ∪ Public catalog; Parent linked∪own; Teacher campus; Admin list). Student list prefers stored QuizResultStatusName.</w:t>
+              <w:t xml:space="preserve">Role-scoped list (Student assigned ∪ Public; Parent linked∪own; Teacher own∪Public; SchoolAdmin school; CampusAdmin campus; PortalAdmin all). Drafts: owner + PortalAdmin only.</w:t>
             </w:r>
           </w:p>
         </w:tc>
@@ -10076,7 +10251,7 @@
                 <w:sz w:val="17"/>
                 <w:szCs w:val="17"/>
               </w:rPr>
-              <w:t xml:space="preserve">Create Not Assigned + Pending (Teacher/Parent). Type defaults applied for nullables; explicit bools preserved.</w:t>
+              <w:t xml:space="preserve">Create Draft + Pending (Teacher/Parent). Type defaults applied for nullables; explicit bools preserved.</w:t>
             </w:r>
           </w:p>
         </w:tc>
@@ -10104,7 +10279,7 @@
                 <w:sz w:val="17"/>
                 <w:szCs w:val="17"/>
               </w:rPr>
-              <w:t xml:space="preserve">Update metadata while editable.</w:t>
+              <w:t xml:space="preserve">Update metadata while editable (Draft/Published, no started assignment).</w:t>
             </w:r>
           </w:p>
         </w:tc>
@@ -10132,7 +10307,7 @@
                 <w:sz w:val="17"/>
                 <w:szCs w:val="17"/>
               </w:rPr>
-              <w:t xml:space="preserve">Soft-delete Not Assigned with no assignments.</w:t>
+              <w:t xml:space="preserve">Hard-delete Draft with no assignments/attempts.</w:t>
             </w:r>
           </w:p>
         </w:tc>
@@ -10160,7 +10335,7 @@
                 <w:sz w:val="17"/>
                 <w:szCs w:val="17"/>
               </w:rPr>
-              <w:t xml:space="preserve">Owner manage view with questions.</w:t>
+              <w:t xml:space="preserve">Owner manage view with questions (PortalAdmin may open any; drafts hidden from non-owner School/CampusAdmin).</w:t>
             </w:r>
           </w:p>
         </w:tc>
@@ -10188,35 +10363,63 @@
                 <w:sz w:val="17"/>
                 <w:szCs w:val="17"/>
               </w:rPr>
-              <w:t xml:space="preserve">Teacher → Published+Pending; Parent → Published+Approved.</w:t>
-            </w:r>
-          </w:p>
-        </w:tc>
-      </w:tr>
-      <w:tr>
-        <w:tc>
-          <w:p>
-            <w:r>
-              <w:rPr>
-                <w:b w:val="false"/>
-                <w:bCs w:val="false"/>
-                <w:sz w:val="17"/>
-                <w:szCs w:val="17"/>
-              </w:rPr>
-              <w:t xml:space="preserve">POST /api/quizzes/{id}/approve|reject</w:t>
-            </w:r>
-          </w:p>
-        </w:tc>
-        <w:tc>
-          <w:p>
-            <w:r>
-              <w:rPr>
-                <w:b w:val="false"/>
-                <w:bCs w:val="false"/>
-                <w:sz w:val="17"/>
-                <w:szCs w:val="17"/>
-              </w:rPr>
-              <w:t xml:space="preserve">SchoolAdmin/PortalAdmin approval gate; reject reason persisted.</w:t>
+              <w:t xml:space="preserve">Teacher → Published+Pending; School/CampusAdmin → Published+SchoolApproved; Portal/Parent → Published+Approved.</w:t>
+            </w:r>
+          </w:p>
+        </w:tc>
+      </w:tr>
+      <w:tr>
+        <w:tc>
+          <w:p>
+            <w:r>
+              <w:rPr>
+                <w:b w:val="false"/>
+                <w:bCs w:val="false"/>
+                <w:sz w:val="17"/>
+                <w:szCs w:val="17"/>
+              </w:rPr>
+              <w:t xml:space="preserve">POST /api/quizzes/{id}/approve</w:t>
+            </w:r>
+          </w:p>
+        </w:tc>
+        <w:tc>
+          <w:p>
+            <w:r>
+              <w:rPr>
+                <w:b w:val="false"/>
+                <w:bCs w:val="false"/>
+                <w:sz w:val="17"/>
+                <w:szCs w:val="17"/>
+              </w:rPr>
+              <w:t xml:space="preserve">School/Campus → SchoolApproved from Pending; Portal → Approved from Pending or SchoolApproved. Rejected blocked.</w:t>
+            </w:r>
+          </w:p>
+        </w:tc>
+      </w:tr>
+      <w:tr>
+        <w:tc>
+          <w:p>
+            <w:r>
+              <w:rPr>
+                <w:b w:val="false"/>
+                <w:bCs w:val="false"/>
+                <w:sz w:val="17"/>
+                <w:szCs w:val="17"/>
+              </w:rPr>
+              <w:t xml:space="preserve">POST /api/quizzes/{id}/reject</w:t>
+            </w:r>
+          </w:p>
+        </w:tc>
+        <w:tc>
+          <w:p>
+            <w:r>
+              <w:rPr>
+                <w:b w:val="false"/>
+                <w:bCs w:val="false"/>
+                <w:sz w:val="17"/>
+                <w:szCs w:val="17"/>
+              </w:rPr>
+              <w:t xml:space="preserve">School/Campus/Portal reject Pending or SchoolApproved; reason required.</w:t>
             </w:r>
           </w:p>
         </w:tc>
@@ -10272,7 +10475,7 @@
                 <w:sz w:val="17"/>
                 <w:szCs w:val="17"/>
               </w:rPr>
-              <w:t xml:space="preserve">Remove upcoming assignments; lifecycle → Cancelled.</w:t>
+              <w:t xml:space="preserve">Remove upcoming assignments; restore Assigned or Published.</w:t>
             </w:r>
           </w:p>
         </w:tc>
@@ -10300,7 +10503,35 @@
                 <w:sz w:val="17"/>
                 <w:szCs w:val="17"/>
               </w:rPr>
-              <w:t xml:space="preserve">Archive Published/Assigned/Cancelled.</w:t>
+              <w:t xml:space="preserve">No assignments → hard delete; else Archived + Inactive.</w:t>
+            </w:r>
+          </w:p>
+        </w:tc>
+      </w:tr>
+      <w:tr>
+        <w:tc>
+          <w:p>
+            <w:r>
+              <w:rPr>
+                <w:b w:val="false"/>
+                <w:bCs w:val="false"/>
+                <w:sz w:val="17"/>
+                <w:szCs w:val="17"/>
+              </w:rPr>
+              <w:t xml:space="preserve">POST /api/quizzes/{id}/unarchive</w:t>
+            </w:r>
+          </w:p>
+        </w:tc>
+        <w:tc>
+          <w:p>
+            <w:r>
+              <w:rPr>
+                <w:b w:val="false"/>
+                <w:bCs w:val="false"/>
+                <w:sz w:val="17"/>
+                <w:szCs w:val="17"/>
+              </w:rPr>
+              <w:t xml:space="preserve">Restore Published or Assigned.</w:t>
             </w:r>
           </w:p>
         </w:tc>
@@ -10328,7 +10559,7 @@
                 <w:sz w:val="17"/>
                 <w:szCs w:val="17"/>
               </w:rPr>
-              <w:t xml:space="preserve">Deep-copy to new Not Assigned + Pending.</w:t>
+              <w:t xml:space="preserve">Deep-copy to new Draft + Pending.</w:t>
             </w:r>
           </w:p>
         </w:tc>
@@ -10608,7 +10839,7 @@
                 <w:sz w:val="17"/>
                 <w:szCs w:val="17"/>
               </w:rPr>
-              <w:t xml:space="preserve">SchoolAdmin/PortalAdmin queue.</w:t>
+              <w:t xml:space="preserve">SchoolAdmin/CampusAdmin/PortalAdmin queue.</w:t>
             </w:r>
           </w:p>
         </w:tc>
@@ -10900,7 +11131,7 @@
           <w:sz w:val="21"/>
           <w:szCs w:val="21"/>
         </w:rPr>
-        <w:t xml:space="preserve">Expected: Lifecycle Not Assigned→Published→Assigned. Approval Pending→Approved. Students see the quiz only after assignment and within the window.</w:t>
+        <w:t xml:space="preserve">Expected: Lifecycle Draft→Published→Assigned. Approval Pending→SchoolApproved→Approved. Students see the quiz only after assignment and within the window.</w:t>
       </w:r>
     </w:p>
     <w:p>
@@ -10916,7 +11147,7 @@
           <w:sz w:val="24"/>
           <w:szCs w:val="24"/>
         </w:rPr>
-        <w:t xml:space="preserve">QZ-02 — Teacher cannot assign before approval</w:t>
+        <w:t xml:space="preserve">QZ-02 — Teacher cannot assign before final approval</w:t>
       </w:r>
     </w:p>
     <w:p>
@@ -10928,7 +11159,7 @@
           <w:sz w:val="21"/>
           <w:szCs w:val="21"/>
         </w:rPr>
-        <w:t xml:space="preserve">Steps: Teacher publishes then tries to assign without admin approval.</w:t>
+        <w:t xml:space="preserve">Steps: Teacher publishes then tries to assign without portal Approved (SchoolApproved alone is not enough).</w:t>
       </w:r>
     </w:p>
     <w:p>
@@ -11044,7 +11275,7 @@
           <w:sz w:val="21"/>
           <w:szCs w:val="21"/>
         </w:rPr>
-        <w:t xml:space="preserve">Expected: Forbidden. Editable only Not Assigned/Published with no started assignment.</w:t>
+        <w:t xml:space="preserve">Expected: Forbidden. Editable only Draft/Published with no started assignment.</w:t>
       </w:r>
     </w:p>
     <w:p>
@@ -11120,7 +11351,7 @@
           <w:sz w:val="21"/>
           <w:szCs w:val="21"/>
         </w:rPr>
-        <w:t xml:space="preserve">Steps: Owner adds an inline question on a Not Assigned quiz.</w:t>
+        <w:t xml:space="preserve">Steps: Owner adds an inline question on a Draft quiz.</w:t>
       </w:r>
     </w:p>
     <w:p>
@@ -11380,7 +11611,7 @@
           <w:sz w:val="21"/>
           <w:szCs w:val="21"/>
         </w:rPr>
-        <w:t xml:space="preserve">Expected: Only StartDateTime &gt; now removed; lifecycle Cancelled; past assignments remain.</w:t>
+        <w:t xml:space="preserve">Expected: Only StartDateTime &gt; now removed; lifecycle restored to Assigned or Published; past assignments remain.</w:t>
       </w:r>
     </w:p>
     <w:p>
@@ -11408,7 +11639,7 @@
           <w:sz w:val="21"/>
           <w:szCs w:val="21"/>
         </w:rPr>
-        <w:t xml:space="preserve">Steps: Owner archives a Not Assigned quiz; owner deletes a Not Assigned quiz with no assignments.</w:t>
+        <w:t xml:space="preserve">Steps: Owner archives a Draft quiz; owner deletes a Draft quiz with no assignments; owner archives a quiz that already has assignments.</w:t>
       </w:r>
     </w:p>
     <w:p>
@@ -11428,7 +11659,7 @@
           <w:sz w:val="21"/>
           <w:szCs w:val="21"/>
         </w:rPr>
-        <w:t xml:space="preserve">Expected: Archive of Not Assigned fails (must delete). Delete of Not Assigned succeeds. Published/Assigned may archive.</w:t>
+        <w:t xml:space="preserve">Expected: Archive of Draft fails (must delete). Delete of Draft succeeds. With assignments → soft Archived; with no assignments → hard delete.</w:t>
       </w:r>
     </w:p>
     <w:p>
@@ -11476,7 +11707,7 @@
           <w:sz w:val="21"/>
           <w:szCs w:val="21"/>
         </w:rPr>
-        <w:t xml:space="preserve">Expected: New Not Assigned + Pending; questions deep-copied; title ends with " (Copy)".</w:t>
+        <w:t xml:space="preserve">Expected: New Draft + Pending; questions reused/linked; title ends with " (Copy)".</w:t>
       </w:r>
     </w:p>
     <w:p>
@@ -11540,7 +11771,7 @@
           <w:sz w:val="24"/>
           <w:szCs w:val="24"/>
         </w:rPr>
-        <w:t xml:space="preserve">QZ-15 — CampusAdmin cannot approve quizzes</w:t>
+        <w:t xml:space="preserve">QZ-15 — Two-tier approve and CampusAdmin</w:t>
       </w:r>
     </w:p>
     <w:p>
@@ -11552,7 +11783,7 @@
           <w:sz w:val="21"/>
           <w:szCs w:val="21"/>
         </w:rPr>
-        <w:t xml:space="preserve">Steps: CampusAdmin opens /admin/quiz-approvals or tries approve/reject.</w:t>
+        <w:t xml:space="preserve">Steps: SchoolAdmin school-approves Pending; CampusAdmin school-approves campus Pending; PortalAdmin final-approves SchoolApproved; Rejected cannot be approved.</w:t>
       </w:r>
     </w:p>
     <w:p>
@@ -11572,7 +11803,7 @@
           <w:sz w:val="21"/>
           <w:szCs w:val="21"/>
         </w:rPr>
-        <w:t xml:space="preserve">Expected: Route and overview card are SchoolAdmin/PortalAdmin only; APIs also require those roles — CampusAdmin is denied.</w:t>
+        <w:t xml:space="preserve">Expected: Pending → SchoolApproved → Approved. CampusAdmin queue is campus-scoped. Rejected stays Rejected until teacher resubmits to Pending.</w:t>
       </w:r>
     </w:p>
     <w:p>
@@ -11893,7 +12124,7 @@
           <w:sz w:val="21"/>
           <w:szCs w:val="21"/>
         </w:rPr>
-        <w:t xml:space="preserve">☐ Teacher create starts Not Assigned + Pending; Parent create forces ParentPrivate.</w:t>
+        <w:t xml:space="preserve">☐ Teacher create starts Draft + Pending; Parent create forces ParentPrivate.</w:t>
       </w:r>
     </w:p>
     <w:p>
@@ -11910,7 +12141,7 @@
           <w:sz w:val="21"/>
           <w:szCs w:val="21"/>
         </w:rPr>
-        <w:t xml:space="preserve">☐ Teacher publish needs ≥1 question and leaves Approval=Pending; Parent publish auto-Approves.</w:t>
+        <w:t xml:space="preserve">☐ Teacher publish needs ≥1 question and leaves Approval=Pending; School/Campus publish → SchoolApproved; Portal/Parent publish → Approved.</w:t>
       </w:r>
     </w:p>
     <w:p>
@@ -11927,7 +12158,7 @@
           <w:sz w:val="21"/>
           <w:szCs w:val="21"/>
         </w:rPr>
-        <w:t xml:space="preserve">☐ Teacher assign requires Approval=Approved; Parent assign does not need school approval.</w:t>
+        <w:t xml:space="preserve">☐ Teacher assign requires final Approval=Approved (SchoolApproved alone is not enough); Parent assign does not need school approval.</w:t>
       </w:r>
     </w:p>
     <w:p>
@@ -12029,7 +12260,7 @@
           <w:sz w:val="21"/>
           <w:szCs w:val="21"/>
         </w:rPr>
-        <w:t xml:space="preserve">☐ Editable only Not Assigned/Published, not Archived, and no started assignment (Edit settings + /edit route gated).</w:t>
+        <w:t xml:space="preserve">☐ Editable only Draft/Published, not Archived, and no started assignment (Edit settings + /edit route gated).</w:t>
       </w:r>
     </w:p>
     <w:p>
@@ -12046,7 +12277,7 @@
           <w:sz w:val="21"/>
           <w:szCs w:val="21"/>
         </w:rPr>
-        <w:t xml:space="preserve">☐ Bank attach requires Public + Active + Approved + ApprovedBy + class/subject match.</w:t>
+        <w:t xml:space="preserve">☐ Draft visibility: owner + PortalAdmin only. SchoolAdmin sees school Published/Assigned/Archived (+ Public); CampusAdmin sees campus (+ Public).</w:t>
       </w:r>
     </w:p>
     <w:p>
@@ -12063,7 +12294,7 @@
           <w:sz w:val="21"/>
           <w:szCs w:val="21"/>
         </w:rPr>
-        <w:t xml:space="preserve">☐ Inline questions are Approved+Campus+Active and usable on that quiz only for bank eligibility rules.</w:t>
+        <w:t xml:space="preserve">☐ Bank attach requires Public + Active + Approved + ApprovedBy + class/subject match.</w:t>
       </w:r>
     </w:p>
     <w:p>
@@ -12080,7 +12311,7 @@
           <w:sz w:val="21"/>
           <w:szCs w:val="21"/>
         </w:rPr>
-        <w:t xml:space="preserve">☐ Descriptive (104), File Upload (105, link/path MVP), Matching (106), Ordering (107), and Media (108) authoring enabled on web and mobile (bank + quiz inline).</w:t>
+        <w:t xml:space="preserve">☐ Inline questions are Approved+Campus+Active and usable on that quiz only for bank eligibility rules.</w:t>
       </w:r>
     </w:p>
     <w:p>
@@ -12097,7 +12328,7 @@
           <w:sz w:val="21"/>
           <w:szCs w:val="21"/>
         </w:rPr>
-        <w:t xml:space="preserve">☐ Student attempts require assignment (or Public window), active quiz, window, DeviceId, attempt quota, and instructions ack when set.</w:t>
+        <w:t xml:space="preserve">☐ Descriptive (104), File Upload (105, link/path MVP), Matching (106), Ordering (107), and Media (108) authoring enabled on web and mobile (bank + quiz inline).</w:t>
       </w:r>
     </w:p>
     <w:p>
@@ -12114,7 +12345,7 @@
           <w:sz w:val="21"/>
           <w:szCs w:val="21"/>
         </w:rPr>
-        <w:t xml:space="preserve">☐ InProgress resumes; TimeLimitMinutes enforced client + server; AutoSubmitted on IsAutoSubmit.</w:t>
+        <w:t xml:space="preserve">☐ Student attempts require assignment (or Public window), active quiz, window, DeviceId, attempt quota, and instructions ack when set.</w:t>
       </w:r>
     </w:p>
     <w:p>
@@ -12131,7 +12362,7 @@
           <w:sz w:val="21"/>
           <w:szCs w:val="21"/>
         </w:rPr>
-        <w:t xml:space="preserve">☐ Time management: Σ EstimatedTimeSeconds → TimeLimitMinutes on question changes; per-question hard timer; assignment window; low-time banner (≤5m) + modal/audio at ≤60s (web + mobile).</w:t>
+        <w:t xml:space="preserve">☐ InProgress resumes; TimeLimitMinutes enforced client + server; AutoSubmitted on IsAutoSubmit.</w:t>
       </w:r>
     </w:p>
     <w:p>
@@ -12148,7 +12379,7 @@
           <w:sz w:val="21"/>
           <w:szCs w:val="21"/>
         </w:rPr>
-        <w:t xml:space="preserve">☐ On attempt start, QuizAttemptQuestion freezes text/marks/options/order; answers store per attempt.</w:t>
+        <w:t xml:space="preserve">☐ Time management: Σ EstimatedTimeSeconds → TimeLimitMinutes on question changes; per-question hard timer; assignment window; low-time banner (≤5m) + modal/audio at ≤60s (web + mobile).</w:t>
       </w:r>
     </w:p>
     <w:p>
@@ -12165,7 +12396,7 @@
           <w:sz w:val="21"/>
           <w:szCs w:val="21"/>
         </w:rPr>
-        <w:t xml:space="preserve">☐ Scoring: single/TF one correct; multi exact set; Fill accepted-answer rules.</w:t>
+        <w:t xml:space="preserve">☐ On attempt start, QuizAttemptQuestion freezes text/marks/options/order; answers store per attempt.</w:t>
       </w:r>
     </w:p>
     <w:p>
@@ -12182,7 +12413,7 @@
           <w:sz w:val="21"/>
           <w:szCs w:val="21"/>
         </w:rPr>
-        <w:t xml:space="preserve">☐ Shared Full / review-pending mask on submit and get-result until finalize when required.</w:t>
+        <w:t xml:space="preserve">☐ Scoring: single/TF one correct; multi exact set; Fill accepted-answer rules.</w:t>
       </w:r>
     </w:p>
     <w:p>
@@ -12199,7 +12430,7 @@
           <w:sz w:val="21"/>
           <w:szCs w:val="21"/>
         </w:rPr>
-        <w:t xml:space="preserve">☐ ApplyCreateDefaults: nullable fallbacks only; bools never OR’d.</w:t>
+        <w:t xml:space="preserve">☐ Shared Full / review-pending mask on submit and get-result until finalize when required.</w:t>
       </w:r>
     </w:p>
     <w:p>
@@ -12216,7 +12447,7 @@
           <w:sz w:val="21"/>
           <w:szCs w:val="21"/>
         </w:rPr>
-        <w:t xml:space="preserve">☐ Allow-retry only after IsReviewDone; adds ExtraAttempts.</w:t>
+        <w:t xml:space="preserve">☐ ApplyCreateDefaults: nullable fallbacks only; bools never OR’d.</w:t>
       </w:r>
     </w:p>
     <w:p>
@@ -12233,7 +12464,7 @@
           <w:sz w:val="21"/>
           <w:szCs w:val="21"/>
         </w:rPr>
-        <w:t xml:space="preserve">☐ Cancel removes only future assignments.</w:t>
+        <w:t xml:space="preserve">☐ Allow-retry only after IsReviewDone; adds ExtraAttempts.</w:t>
       </w:r>
     </w:p>
     <w:p>
@@ -12250,7 +12481,7 @@
           <w:sz w:val="21"/>
           <w:szCs w:val="21"/>
         </w:rPr>
-        <w:t xml:space="preserve">☐ Archive sets Archived + Inactive; Not Assigned must be deleted.</w:t>
+        <w:t xml:space="preserve">☐ Cancel removes only future assignments and restores Assigned or Published (never Cancelled lifecycle).</w:t>
       </w:r>
     </w:p>
     <w:p>
@@ -12267,7 +12498,7 @@
           <w:sz w:val="21"/>
           <w:szCs w:val="21"/>
         </w:rPr>
-        <w:t xml:space="preserve">☐ Duplicate creates Not Assigned + Pending copy with questions.</w:t>
+        <w:t xml:space="preserve">☐ Archive: no assignments → hard delete; has assignments → Archived + Inactive. Draft must be deleted.</w:t>
       </w:r>
     </w:p>
     <w:p>
@@ -12284,7 +12515,7 @@
           <w:sz w:val="21"/>
           <w:szCs w:val="21"/>
         </w:rPr>
-        <w:t xml:space="preserve">☐ CampusAdmin has no quiz manage/approve capability (UI + API).</w:t>
+        <w:t xml:space="preserve">☐ Duplicate creates Draft + Pending copy with questions.</w:t>
       </w:r>
     </w:p>
     <w:p>
@@ -12301,7 +12532,7 @@
           <w:sz w:val="21"/>
           <w:szCs w:val="21"/>
         </w:rPr>
-        <w:t xml:space="preserve">☐ SchoolAdmin/PortalAdmin may create quizzes; admin publish auto-approves.</w:t>
+        <w:t xml:space="preserve">☐ CampusAdmin may school-approve/reject campus Pending quizzes and list campus (+ Public) quizzes.</w:t>
       </w:r>
     </w:p>
     <w:p>
@@ -12318,7 +12549,7 @@
           <w:sz w:val="21"/>
           <w:szCs w:val="21"/>
         </w:rPr>
-        <w:t xml:space="preserve">☐ Approve accepts Pending or Rejected (re-approve clears RejectionReason). Teacher re-publish resets Rejected → Pending.</w:t>
+        <w:t xml:space="preserve">☐ SchoolAdmin/PortalAdmin may create quizzes; School/Campus publish → SchoolApproved; Portal publish → Approved.</w:t>
       </w:r>
     </w:p>
     <w:p>
@@ -12335,7 +12566,24 @@
           <w:sz w:val="21"/>
           <w:szCs w:val="21"/>
         </w:rPr>
-        <w:t xml:space="preserve">☐ Teacher list API returns own quizzes (CreatedBy); client mine toggle remains for admins.</w:t>
+        <w:t xml:space="preserve">☐ Rejected cannot be approved by anyone until teacher re-publish resets to Pending. Reject reason required.</w:t>
+      </w:r>
+    </w:p>
+    <w:p>
+      <w:pPr>
+        <w:pStyle w:val="ListParagraph"/>
+        <w:numPr>
+          <w:ilvl w:val="0"/>
+          <w:numId w:val="1"/>
+        </w:numPr>
+        <w:spacing w:after="60"/>
+      </w:pPr>
+      <w:r>
+        <w:rPr>
+          <w:sz w:val="21"/>
+          <w:szCs w:val="21"/>
+        </w:rPr>
+        <w:t xml:space="preserve">☐ Teacher list API returns own quizzes (CreatedBy) ∪ Public; client mine toggle remains for admins.</w:t>
       </w:r>
     </w:p>
     <w:p>

--- a/docs/05_RankUp_Quiz_Business_QA.docx
+++ b/docs/05_RankUp_Quiz_Business_QA.docx
@@ -3629,7 +3629,7 @@
                 <w:sz w:val="17"/>
                 <w:szCs w:val="17"/>
               </w:rPr>
-              <w:t xml:space="preserve">Single Choice (100), Multiple Choice (101), True/False (102), Fill in the Blanks (103), Descriptive (104), File Upload (105), Matching (106), Ordering (107), Media (108). File Upload MVP stores a pasted link/path in SubmittedText (no binary blob upload yet).</w:t>
+              <w:t xml:space="preserve">Create (web, mobile, Excel import, quiz inline, API): Single Choice (100), Multiple Choice (101), True/False (102), Fill in the Blanks (103), Descriptive (104), Matching (106), Ordering (107). File Upload (105) and Media (108) are hidden on create; existing rows still work on attempts. File Upload MVP stores a pasted link/path in SubmittedText (no binary blob upload yet).</w:t>
             </w:r>
           </w:p>
         </w:tc>
@@ -11033,7 +11033,7 @@
           <w:sz w:val="21"/>
           <w:szCs w:val="21"/>
         </w:rPr>
-        <w:t xml:space="preserve">Mobile /quizzes (Teacher/Parent): create, manage (full inline types + Public+Active bank attach), publish, role-scoped assign modes, duplicate/archive/cancel/allow-retry, pending reviews, mark + finalize.</w:t>
+        <w:t xml:space="preserve">Mobile /quizzes (Teacher/Parent): create, manage (inline types matching web Now list + Public+Active bank attach), publish, role-scoped assign modes, duplicate/archive/cancel/allow-retry, pending reviews, mark + finalize.</w:t>
       </w:r>
     </w:p>
     <w:p>
@@ -12328,7 +12328,7 @@
           <w:sz w:val="21"/>
           <w:szCs w:val="21"/>
         </w:rPr>
-        <w:t xml:space="preserve">☐ Descriptive (104), File Upload (105, link/path MVP), Matching (106), Ordering (107), and Media (108) authoring enabled on web and mobile (bank + quiz inline).</w:t>
+        <w:t xml:space="preserve">☐ Descriptive (104), Matching (106), and Ordering (107) authoring enabled on web and mobile (bank + quiz inline). File Upload (105) and Media (108) are hidden on every create path; existing rows still work on attempts.</w:t>
       </w:r>
     </w:p>
     <w:p>
@@ -12735,7 +12735,7 @@
           <w:sz w:val="21"/>
           <w:szCs w:val="21"/>
         </w:rPr>
-        <w:t xml:space="preserve">File Upload (105) is link/path MVP via SubmittedText — binary blob upload, storage, and review download are not built yet.</w:t>
+        <w:t xml:space="preserve">File Upload (105) is link/path MVP via SubmittedText — binary blob upload, storage, and review download are not built yet. File Upload and Media are hidden on every create path; existing attempt rows still work.</w:t>
       </w:r>
     </w:p>
     <w:p>

--- a/docs/05_RankUp_Quiz_Business_QA.docx
+++ b/docs/05_RankUp_Quiz_Business_QA.docx
@@ -3817,7 +3817,7 @@
                 <w:sz w:val="17"/>
                 <w:szCs w:val="17"/>
               </w:rPr>
-              <w:t xml:space="preserve">Same bank question may be attached to multiple quizzes via separate QuizQuestion rows.</w:t>
+              <w:t xml:space="preserve">Same bank question may be attached to multiple quizzes via separate QuizQuestion rows. Reverse list: GET /api/questions/{id}/quizzes (question detail Used in quizzes).</w:t>
             </w:r>
           </w:p>
         </w:tc>
@@ -10588,6 +10588,34 @@
                 <w:szCs w:val="17"/>
               </w:rPr>
               <w:t xml:space="preserve">After review finalized; ExtraAttempts (+1 default).</w:t>
+            </w:r>
+          </w:p>
+        </w:tc>
+      </w:tr>
+      <w:tr>
+        <w:tc>
+          <w:p>
+            <w:r>
+              <w:rPr>
+                <w:b w:val="false"/>
+                <w:bCs w:val="false"/>
+                <w:sz w:val="17"/>
+                <w:szCs w:val="17"/>
+              </w:rPr>
+              <w:t xml:space="preserve">GET /api/questions/{id}/quizzes</w:t>
+            </w:r>
+          </w:p>
+        </w:tc>
+        <w:tc>
+          <w:p>
+            <w:r>
+              <w:rPr>
+                <w:b w:val="false"/>
+                <w:bCs w:val="false"/>
+                <w:sz w:val="17"/>
+                <w:szCs w:val="17"/>
+              </w:rPr>
+              <w:t xml:space="preserve">Question-manage: quizzes currently using this bank question (same CanView as question detail).</w:t>
             </w:r>
           </w:p>
         </w:tc>

--- a/docs/05_RankUp_Quiz_Business_QA.docx
+++ b/docs/05_RankUp_Quiz_Business_QA.docx
@@ -55,7 +55,7 @@
           <w:sz w:val="21"/>
           <w:szCs w:val="21"/>
         </w:rPr>
-        <w:t xml:space="preserve">Canonical model: Quizzes are owned by Teacher or Parent. Teachers publish into a two-tier approval gate (SchoolAdmin/CampusAdmin → SchoolApproved, PortalAdmin → Approved) before assign. Parents create ParentPrivate quizzes that auto-approve on publish. Students take attempts via assignment rows and/or Public catalog quizzes. Subjective answers can require teacher/parent review before scores are released.</w:t>
+        <w:t xml:space="preserve">Canonical model: Quizzes are owned by Teacher or Parent. Teachers publish into a two-tier approval gate (SchoolAdmin/CampusAdmin → SchoolApproved, PortalAdmin → Approved) before assign. Parents create ParentPrivate quizzes that publish to Pending and require PortalAdmin approval. Delete/archive: published-but-not-approved → PortalAdmin only; final Approved → owner + PortalAdmin; ParentPrivate → PortalAdmin only.</w:t>
       </w:r>
     </w:p>
     <w:p>
@@ -252,7 +252,7 @@
                 <w:sz w:val="17"/>
                 <w:szCs w:val="17"/>
               </w:rPr>
-              <w:t xml:space="preserve">Published for assignment. Visibility by school/campus/portal scope; Public audience → everyone can view and assign. Teacher quizzes still require approval gate; ParentPrivate auto-approves.</w:t>
+              <w:t xml:space="preserve">Published for assignment. Visibility by school/campus/portal scope; Public audience → everyone can view and assign. Teacher quizzes still require approval gate; ParentPrivate requires portal approval.</w:t>
             </w:r>
           </w:p>
         </w:tc>
@@ -453,7 +453,7 @@
                 <w:sz w:val="17"/>
                 <w:szCs w:val="17"/>
               </w:rPr>
-              <w:t xml:space="preserve">Awaiting school/campus review (or portal). Set when a Teacher publishes/resubmits. Create/duplicate also start here for teachers.</w:t>
+              <w:t xml:space="preserve">Awaiting school/campus review (teacher quizzes) or portal review (parent quizzes). Set when Teacher/Parent publishes/resubmits. Create/duplicate also start here for teachers.</w:t>
             </w:r>
           </w:p>
         </w:tc>
@@ -494,7 +494,7 @@
                 <w:sz w:val="17"/>
                 <w:szCs w:val="17"/>
               </w:rPr>
-              <w:t xml:space="preserve">First-tier approve by SchoolAdmin or CampusAdmin. Waiting for PortalAdmin final approval.</w:t>
+              <w:t xml:space="preserve">First-tier approve by SchoolAdmin or CampusAdmin (teacher quizzes only). Waiting for PortalAdmin final approval.</w:t>
             </w:r>
           </w:p>
         </w:tc>
@@ -535,7 +535,7 @@
                 <w:sz w:val="17"/>
                 <w:szCs w:val="17"/>
               </w:rPr>
-              <w:t xml:space="preserve">Final approve by PortalAdmin (or ParentPrivate on publish). Required before Teacher/SchoolAdmin/PortalAdmin assignment.</w:t>
+              <w:t xml:space="preserve">Final approve by PortalAdmin. Required before Teacher/SchoolAdmin/PortalAdmin assignment and before Parent assign.</w:t>
             </w:r>
           </w:p>
         </w:tc>
@@ -1762,7 +1762,7 @@
                 <w:sz w:val="17"/>
                 <w:szCs w:val="17"/>
               </w:rPr>
-              <w:t xml:space="preserve">Private parent quiz. Auto-approved on publish; excluded from admin queue; assign only to linked children / parent groups.</w:t>
+              <w:t xml:space="preserve">Private parent quiz. Publish → Pending; PortalAdmin approves before assign. PortalAdmin-only delete/archive. Assign only to linked children / parent groups.</w:t>
             </w:r>
           </w:p>
         </w:tc>
@@ -1937,7 +1937,7 @@
                 <w:sz w:val="17"/>
                 <w:szCs w:val="17"/>
               </w:rPr>
-              <w:t xml:space="preserve">Publish (Teacher)</w:t>
+              <w:t xml:space="preserve">Publish (Teacher / Coordinator / Parent / Tutor)</w:t>
             </w:r>
           </w:p>
         </w:tc>
@@ -1963,7 +1963,7 @@
                 <w:sz w:val="17"/>
                 <w:szCs w:val="17"/>
               </w:rPr>
-              <w:t xml:space="preserve">≥1 question. (Re)queues Pending — also recovers Rejected quizzes.</w:t>
+              <w:t xml:space="preserve">≥1 question. (Re)queues Pending — also recovers Rejected quizzes. Parent/Tutor notify portal admin.</w:t>
             </w:r>
           </w:p>
         </w:tc>
@@ -2019,7 +2019,7 @@
                 <w:sz w:val="17"/>
                 <w:szCs w:val="17"/>
               </w:rPr>
-              <w:t xml:space="preserve">Publish (PortalAdmin / Parent)</w:t>
+              <w:t xml:space="preserve">Publish (PortalAdmin)</w:t>
             </w:r>
           </w:p>
         </w:tc>
@@ -2045,7 +2045,7 @@
                 <w:sz w:val="17"/>
                 <w:szCs w:val="17"/>
               </w:rPr>
-              <w:t xml:space="preserve">≥1 question. ParentPrivate auto-approves; PortalAdmin final-approves.</w:t>
+              <w:t xml:space="preserve">≥1 question. PortalAdmin final-approves on publish.</w:t>
             </w:r>
           </w:p>
         </w:tc>
@@ -2086,7 +2086,7 @@
                 <w:sz w:val="17"/>
                 <w:szCs w:val="17"/>
               </w:rPr>
-              <w:t xml:space="preserve">Only from Pending. Rejected cannot be approved. CampusAdmin limited to own campus; SchoolAdmin to own school.</w:t>
+              <w:t xml:space="preserve">Teacher/coordinator quizzes only. Only from Pending. CampusAdmin limited to own campus; SchoolAdmin to own school.</w:t>
             </w:r>
           </w:p>
         </w:tc>
@@ -2127,7 +2127,7 @@
                 <w:sz w:val="17"/>
                 <w:szCs w:val="17"/>
               </w:rPr>
-              <w:t xml:space="preserve">From Pending or SchoolApproved. Rejected cannot be approved until teacher resubmits.</w:t>
+              <w:t xml:space="preserve">From Pending or SchoolApproved (teacher) or Pending (parent). Rejected cannot be approved until creator resubmits.</w:t>
             </w:r>
           </w:p>
         </w:tc>
@@ -2168,7 +2168,7 @@
                 <w:sz w:val="17"/>
                 <w:szCs w:val="17"/>
               </w:rPr>
-              <w:t xml:space="preserve">From Pending or SchoolApproved. Reason required. Fully Approved quizzes cannot be rejected.</w:t>
+              <w:t xml:space="preserve">Teacher quizzes: school/campus from Pending; portal from Pending or SchoolApproved. Parent quizzes: portal only. Reason required.</w:t>
             </w:r>
           </w:p>
         </w:tc>
@@ -2209,7 +2209,7 @@
                 <w:sz w:val="17"/>
                 <w:szCs w:val="17"/>
               </w:rPr>
-              <w:t xml:space="preserve">Lifecycle Published or Assigned; not Archived; ≥1 question; Teacher/School/Portal quizzes must be final Approved (not SchoolApproved alone).</w:t>
+              <w:t xml:space="preserve">Lifecycle Published or Assigned; not Archived; ≥1 question; Teacher/School/Portal quizzes must be final Approved; ParentPrivate must be Approved.</w:t>
             </w:r>
           </w:p>
         </w:tc>
@@ -2265,7 +2265,7 @@
                 <w:sz w:val="17"/>
                 <w:szCs w:val="17"/>
               </w:rPr>
-              <w:t xml:space="preserve">Archive</w:t>
+              <w:t xml:space="preserve">Archive / Delete</w:t>
             </w:r>
           </w:p>
         </w:tc>
@@ -2291,7 +2291,7 @@
                 <w:sz w:val="17"/>
                 <w:szCs w:val="17"/>
               </w:rPr>
-              <w:t xml:space="preserve">No assignments → hard delete. Has assignments → Archived + Inactive. Draft quizzes must be deleted instead.</w:t>
+              <w:t xml:space="preserve">PortalAdmin always. Teacher/coordinator owner when Draft or final Approved. Published-but-not-approved → PortalAdmin only. ParentPrivate → PortalAdmin only. No assignments → hard delete; else soft Archive.</w:t>
             </w:r>
           </w:p>
         </w:tc>
@@ -2332,22 +2332,22 @@
                 <w:sz w:val="17"/>
                 <w:szCs w:val="17"/>
               </w:rPr>
-              <w:t xml:space="preserve">Restores Assigned if any assignments exist, else Published; IsActive=true.</w:t>
-            </w:r>
-          </w:p>
-        </w:tc>
-      </w:tr>
-      <w:tr>
-        <w:tc>
-          <w:p>
-            <w:r>
-              <w:rPr>
-                <w:b w:val="false"/>
-                <w:bCs w:val="false"/>
-                <w:sz w:val="17"/>
-                <w:szCs w:val="17"/>
-              </w:rPr>
-              <w:t xml:space="preserve">Delete</w:t>
+              <w:t xml:space="preserve">Same actors as archive/delete. Restores Assigned if any assignments exist, else Published; IsActive=true.</w:t>
+            </w:r>
+          </w:p>
+        </w:tc>
+      </w:tr>
+      <w:tr>
+        <w:tc>
+          <w:p>
+            <w:r>
+              <w:rPr>
+                <w:b w:val="false"/>
+                <w:bCs w:val="false"/>
+                <w:sz w:val="17"/>
+                <w:szCs w:val="17"/>
+              </w:rPr>
+              <w:t xml:space="preserve">Delete (draft API)</w:t>
             </w:r>
           </w:p>
         </w:tc>
@@ -2373,7 +2373,7 @@
                 <w:sz w:val="17"/>
                 <w:szCs w:val="17"/>
               </w:rPr>
-              <w:t xml:space="preserve">Draft only, and quiz must have zero assignments/attempts.</w:t>
+              <w:t xml:space="preserve">Draft only, zero assignments/attempts, subject to delete/archive role rules above.</w:t>
             </w:r>
           </w:p>
         </w:tc>
@@ -2583,7 +2583,7 @@
                 <w:sz w:val="17"/>
                 <w:szCs w:val="17"/>
               </w:rPr>
-              <w:t xml:space="preserve">Create / edit / publish / duplicate / archive own quizzes</w:t>
+              <w:t xml:space="preserve">Create / edit / publish / duplicate own quizzes</w:t>
             </w:r>
           </w:p>
         </w:tc>
@@ -2676,33 +2676,33 @@
                 <w:sz w:val="17"/>
                 <w:szCs w:val="17"/>
               </w:rPr>
-              <w:t xml:space="preserve">Delete own Draft (no assignments)</w:t>
-            </w:r>
-          </w:p>
-        </w:tc>
-        <w:tc>
-          <w:p>
-            <w:r>
-              <w:rPr>
-                <w:b w:val="false"/>
-                <w:bCs w:val="false"/>
-                <w:sz w:val="17"/>
-                <w:szCs w:val="17"/>
-              </w:rPr>
-              <w:t xml:space="preserve">Yes*</w:t>
-            </w:r>
-          </w:p>
-        </w:tc>
-        <w:tc>
-          <w:p>
-            <w:r>
-              <w:rPr>
-                <w:b w:val="false"/>
-                <w:bCs w:val="false"/>
-                <w:sz w:val="17"/>
-                <w:szCs w:val="17"/>
-              </w:rPr>
-              <w:t xml:space="preserve">Yes*</w:t>
+              <w:t xml:space="preserve">Delete / archive / unarchive</w:t>
+            </w:r>
+          </w:p>
+        </w:tc>
+        <w:tc>
+          <w:p>
+            <w:r>
+              <w:rPr>
+                <w:b w:val="false"/>
+                <w:bCs w:val="false"/>
+                <w:sz w:val="17"/>
+                <w:szCs w:val="17"/>
+              </w:rPr>
+              <w:t xml:space="preserve">Yes (all)</w:t>
+            </w:r>
+          </w:p>
+        </w:tc>
+        <w:tc>
+          <w:p>
+            <w:r>
+              <w:rPr>
+                <w:b w:val="false"/>
+                <w:bCs w:val="false"/>
+                <w:sz w:val="17"/>
+                <w:szCs w:val="17"/>
+              </w:rPr>
+              <w:t xml:space="preserve">No*</w:t>
             </w:r>
           </w:p>
         </w:tc>
@@ -2728,6 +2728,99 @@
                 <w:sz w:val="17"/>
                 <w:szCs w:val="17"/>
               </w:rPr>
+              <w:t xml:space="preserve">Own when Draft or Approved*</w:t>
+            </w:r>
+          </w:p>
+        </w:tc>
+        <w:tc>
+          <w:p>
+            <w:r>
+              <w:rPr>
+                <w:b w:val="false"/>
+                <w:bCs w:val="false"/>
+                <w:sz w:val="17"/>
+                <w:szCs w:val="17"/>
+              </w:rPr>
+              <w:t xml:space="preserve">Portal only</w:t>
+            </w:r>
+          </w:p>
+        </w:tc>
+        <w:tc>
+          <w:p>
+            <w:r>
+              <w:rPr>
+                <w:b w:val="false"/>
+                <w:bCs w:val="false"/>
+                <w:sz w:val="17"/>
+                <w:szCs w:val="17"/>
+              </w:rPr>
+              <w:t xml:space="preserve">No</w:t>
+            </w:r>
+          </w:p>
+        </w:tc>
+      </w:tr>
+      <w:tr>
+        <w:tc>
+          <w:p>
+            <w:r>
+              <w:rPr>
+                <w:b w:val="false"/>
+                <w:bCs w:val="false"/>
+                <w:sz w:val="17"/>
+                <w:szCs w:val="17"/>
+              </w:rPr>
+              <w:t xml:space="preserve">Assign / cancel / allow-retry / monitor / review</w:t>
+            </w:r>
+          </w:p>
+        </w:tc>
+        <w:tc>
+          <w:p>
+            <w:r>
+              <w:rPr>
+                <w:b w:val="false"/>
+                <w:bCs w:val="false"/>
+                <w:sz w:val="17"/>
+                <w:szCs w:val="17"/>
+              </w:rPr>
+              <w:t xml:space="preserve">Yes</w:t>
+            </w:r>
+          </w:p>
+        </w:tc>
+        <w:tc>
+          <w:p>
+            <w:r>
+              <w:rPr>
+                <w:b w:val="false"/>
+                <w:bCs w:val="false"/>
+                <w:sz w:val="17"/>
+                <w:szCs w:val="17"/>
+              </w:rPr>
+              <w:t xml:space="preserve">School</w:t>
+            </w:r>
+          </w:p>
+        </w:tc>
+        <w:tc>
+          <w:p>
+            <w:r>
+              <w:rPr>
+                <w:b w:val="false"/>
+                <w:bCs w:val="false"/>
+                <w:sz w:val="17"/>
+                <w:szCs w:val="17"/>
+              </w:rPr>
+              <w:t xml:space="preserve">No*</w:t>
+            </w:r>
+          </w:p>
+        </w:tc>
+        <w:tc>
+          <w:p>
+            <w:r>
+              <w:rPr>
+                <w:b w:val="false"/>
+                <w:bCs w:val="false"/>
+                <w:sz w:val="17"/>
+                <w:szCs w:val="17"/>
+              </w:rPr>
               <w:t xml:space="preserve">Own</w:t>
             </w:r>
           </w:p>
@@ -2741,7 +2834,7 @@
                 <w:sz w:val="17"/>
                 <w:szCs w:val="17"/>
               </w:rPr>
-              <w:t xml:space="preserve">Own</w:t>
+              <w:t xml:space="preserve">Own (Approved parent quiz)</w:t>
             </w:r>
           </w:p>
         </w:tc>
@@ -2769,72 +2862,46 @@
                 <w:sz w:val="17"/>
                 <w:szCs w:val="17"/>
               </w:rPr>
-              <w:t xml:space="preserve">Assign / cancel / allow-retry / monitor / review</w:t>
-            </w:r>
-          </w:p>
-        </w:tc>
-        <w:tc>
-          <w:p>
-            <w:r>
-              <w:rPr>
-                <w:b w:val="false"/>
-                <w:bCs w:val="false"/>
-                <w:sz w:val="17"/>
-                <w:szCs w:val="17"/>
-              </w:rPr>
-              <w:t xml:space="preserve">Yes</w:t>
-            </w:r>
-          </w:p>
-        </w:tc>
-        <w:tc>
-          <w:p>
-            <w:r>
-              <w:rPr>
-                <w:b w:val="false"/>
-                <w:bCs w:val="false"/>
-                <w:sz w:val="17"/>
-                <w:szCs w:val="17"/>
-              </w:rPr>
-              <w:t xml:space="preserve">School</w:t>
-            </w:r>
-          </w:p>
-        </w:tc>
-        <w:tc>
-          <w:p>
-            <w:r>
-              <w:rPr>
-                <w:b w:val="false"/>
-                <w:bCs w:val="false"/>
-                <w:sz w:val="17"/>
-                <w:szCs w:val="17"/>
-              </w:rPr>
-              <w:t xml:space="preserve">No*</w:t>
-            </w:r>
-          </w:p>
-        </w:tc>
-        <w:tc>
-          <w:p>
-            <w:r>
-              <w:rPr>
-                <w:b w:val="false"/>
-                <w:bCs w:val="false"/>
-                <w:sz w:val="17"/>
-                <w:szCs w:val="17"/>
-              </w:rPr>
-              <w:t xml:space="preserve">Own</w:t>
-            </w:r>
-          </w:p>
-        </w:tc>
-        <w:tc>
-          <w:p>
-            <w:r>
-              <w:rPr>
-                <w:b w:val="false"/>
-                <w:bCs w:val="false"/>
-                <w:sz w:val="17"/>
-                <w:szCs w:val="17"/>
-              </w:rPr>
-              <w:t xml:space="preserve">Own</w:t>
+              <w:t xml:space="preserve">Approve / reject teacher quizzes</w:t>
+            </w:r>
+          </w:p>
+        </w:tc>
+        <w:tc>
+          <w:p>
+            <w:r>
+              <w:rPr>
+                <w:b w:val="false"/>
+                <w:bCs w:val="false"/>
+                <w:sz w:val="17"/>
+                <w:szCs w:val="17"/>
+              </w:rPr>
+              <w:t xml:space="preserve">Yes (final)</w:t>
+            </w:r>
+          </w:p>
+        </w:tc>
+        <w:tc>
+          <w:p>
+            <w:r>
+              <w:rPr>
+                <w:b w:val="false"/>
+                <w:bCs w:val="false"/>
+                <w:sz w:val="17"/>
+                <w:szCs w:val="17"/>
+              </w:rPr>
+              <w:t xml:space="preserve">School → SchoolApproved</w:t>
+            </w:r>
+          </w:p>
+        </w:tc>
+        <w:tc>
+          <w:p>
+            <w:r>
+              <w:rPr>
+                <w:b w:val="false"/>
+                <w:bCs w:val="false"/>
+                <w:sz w:val="17"/>
+                <w:szCs w:val="17"/>
+              </w:rPr>
+              <w:t xml:space="preserve">Campus → SchoolApproved</w:t>
             </w:r>
           </w:p>
         </w:tc>
@@ -2851,60 +2918,6 @@
             </w:r>
           </w:p>
         </w:tc>
-      </w:tr>
-      <w:tr>
-        <w:tc>
-          <w:p>
-            <w:r>
-              <w:rPr>
-                <w:b w:val="false"/>
-                <w:bCs w:val="false"/>
-                <w:sz w:val="17"/>
-                <w:szCs w:val="17"/>
-              </w:rPr>
-              <w:t xml:space="preserve">Approve / reject teacher quizzes</w:t>
-            </w:r>
-          </w:p>
-        </w:tc>
-        <w:tc>
-          <w:p>
-            <w:r>
-              <w:rPr>
-                <w:b w:val="false"/>
-                <w:bCs w:val="false"/>
-                <w:sz w:val="17"/>
-                <w:szCs w:val="17"/>
-              </w:rPr>
-              <w:t xml:space="preserve">Yes (final)</w:t>
-            </w:r>
-          </w:p>
-        </w:tc>
-        <w:tc>
-          <w:p>
-            <w:r>
-              <w:rPr>
-                <w:b w:val="false"/>
-                <w:bCs w:val="false"/>
-                <w:sz w:val="17"/>
-                <w:szCs w:val="17"/>
-              </w:rPr>
-              <w:t xml:space="preserve">School → SchoolApproved</w:t>
-            </w:r>
-          </w:p>
-        </w:tc>
-        <w:tc>
-          <w:p>
-            <w:r>
-              <w:rPr>
-                <w:b w:val="false"/>
-                <w:bCs w:val="false"/>
-                <w:sz w:val="17"/>
-                <w:szCs w:val="17"/>
-              </w:rPr>
-              <w:t xml:space="preserve">Campus → SchoolApproved</w:t>
-            </w:r>
-          </w:p>
-        </w:tc>
         <w:tc>
           <w:p>
             <w:r>
@@ -2931,6 +2944,34 @@
             </w:r>
           </w:p>
         </w:tc>
+      </w:tr>
+      <w:tr>
+        <w:tc>
+          <w:p>
+            <w:r>
+              <w:rPr>
+                <w:b w:val="false"/>
+                <w:bCs w:val="false"/>
+                <w:sz w:val="17"/>
+                <w:szCs w:val="17"/>
+              </w:rPr>
+              <w:t xml:space="preserve">Approve / reject parent quizzes</w:t>
+            </w:r>
+          </w:p>
+        </w:tc>
+        <w:tc>
+          <w:p>
+            <w:r>
+              <w:rPr>
+                <w:b w:val="false"/>
+                <w:bCs w:val="false"/>
+                <w:sz w:val="17"/>
+                <w:szCs w:val="17"/>
+              </w:rPr>
+              <w:t xml:space="preserve">Yes (only)</w:t>
+            </w:r>
+          </w:p>
+        </w:tc>
         <w:tc>
           <w:p>
             <w:r>
@@ -2944,6 +2985,58 @@
             </w:r>
           </w:p>
         </w:tc>
+        <w:tc>
+          <w:p>
+            <w:r>
+              <w:rPr>
+                <w:b w:val="false"/>
+                <w:bCs w:val="false"/>
+                <w:sz w:val="17"/>
+                <w:szCs w:val="17"/>
+              </w:rPr>
+              <w:t xml:space="preserve">No</w:t>
+            </w:r>
+          </w:p>
+        </w:tc>
+        <w:tc>
+          <w:p>
+            <w:r>
+              <w:rPr>
+                <w:b w:val="false"/>
+                <w:bCs w:val="false"/>
+                <w:sz w:val="17"/>
+                <w:szCs w:val="17"/>
+              </w:rPr>
+              <w:t xml:space="preserve">No</w:t>
+            </w:r>
+          </w:p>
+        </w:tc>
+        <w:tc>
+          <w:p>
+            <w:r>
+              <w:rPr>
+                <w:b w:val="false"/>
+                <w:bCs w:val="false"/>
+                <w:sz w:val="17"/>
+                <w:szCs w:val="17"/>
+              </w:rPr>
+              <w:t xml:space="preserve">No</w:t>
+            </w:r>
+          </w:p>
+        </w:tc>
+        <w:tc>
+          <w:p>
+            <w:r>
+              <w:rPr>
+                <w:b w:val="false"/>
+                <w:bCs w:val="false"/>
+                <w:sz w:val="17"/>
+                <w:szCs w:val="17"/>
+              </w:rPr>
+              <w:t xml:space="preserve">No</w:t>
+            </w:r>
+          </w:p>
+        </w:tc>
       </w:tr>
       <w:tr>
         <w:tc>
@@ -2968,7 +3061,7 @@
                 <w:sz w:val="17"/>
                 <w:szCs w:val="17"/>
               </w:rPr>
-              <w:t xml:space="preserve">Yes (+ SchoolApproved)</w:t>
+              <w:t xml:space="preserve">Yes (+ SchoolApproved + Parent)</w:t>
             </w:r>
           </w:p>
         </w:tc>
@@ -10363,7 +10456,7 @@
                 <w:sz w:val="17"/>
                 <w:szCs w:val="17"/>
               </w:rPr>
-              <w:t xml:space="preserve">Teacher → Published+Pending; School/CampusAdmin → Published+SchoolApproved; Portal/Parent → Published+Approved.</w:t>
+              <w:t xml:space="preserve">Teacher/Parent/Tutor → Published+Pending; School/CampusAdmin → Published+SchoolApproved; PortalAdmin → Published+Approved.</w:t>
             </w:r>
           </w:p>
         </w:tc>
@@ -11223,7 +11316,7 @@
           <w:sz w:val="24"/>
           <w:szCs w:val="24"/>
         </w:rPr>
-        <w:t xml:space="preserve">QZ-03 — Parent private auto-approve</w:t>
+        <w:t xml:space="preserve">QZ-03 — Parent publish → portal approval</w:t>
       </w:r>
     </w:p>
     <w:p>
@@ -11235,7 +11328,7 @@
           <w:sz w:val="21"/>
           <w:szCs w:val="21"/>
         </w:rPr>
-        <w:t xml:space="preserve">Steps: Parent creates and publishes a quiz with ≥1 question.</w:t>
+        <w:t xml:space="preserve">Steps: Parent creates and publishes a ParentPrivate quiz with ≥1 question; PortalAdmin approves before assign.</w:t>
       </w:r>
     </w:p>
     <w:p>
@@ -12169,7 +12262,7 @@
           <w:sz w:val="21"/>
           <w:szCs w:val="21"/>
         </w:rPr>
-        <w:t xml:space="preserve">☐ Teacher publish needs ≥1 question and leaves Approval=Pending; School/Campus publish → SchoolApproved; Portal/Parent publish → Approved.</w:t>
+        <w:t xml:space="preserve">☐ Teacher publish needs ≥1 question and leaves Approval=Pending; School/Campus publish → SchoolApproved; Portal publish → Approved; Parent publish → Pending (portal must approve).</w:t>
       </w:r>
     </w:p>
     <w:p>
@@ -12186,7 +12279,7 @@
           <w:sz w:val="21"/>
           <w:szCs w:val="21"/>
         </w:rPr>
-        <w:t xml:space="preserve">☐ Teacher assign requires final Approval=Approved (SchoolApproved alone is not enough); Parent assign does not need school approval.</w:t>
+        <w:t xml:space="preserve">☐ Delete/archive: published Pending/SchoolApproved → PortalAdmin only; final Approved → owner + PortalAdmin; ParentPrivate → PortalAdmin only.</w:t>
       </w:r>
     </w:p>
     <w:p>
@@ -12203,7 +12296,7 @@
           <w:sz w:val="21"/>
           <w:szCs w:val="21"/>
         </w:rPr>
-        <w:t xml:space="preserve">☐ Student sees assigned quizzes and Public catalog only; school/section/multi never set AudienceScope=Public.</w:t>
+        <w:t xml:space="preserve">☐ Teacher assign requires final Approval=Approved (SchoolApproved alone is not enough); Parent assign does not need school approval.</w:t>
       </w:r>
     </w:p>
     <w:p>
@@ -12220,7 +12313,7 @@
           <w:sz w:val="21"/>
           <w:szCs w:val="21"/>
         </w:rPr>
-        <w:t xml:space="preserve">☐ Supported audiences: one, selected, group, class (allInGrade), section, school, multi-school, public (PortalAdmin), parent child / allLinked.</w:t>
+        <w:t xml:space="preserve">☐ Student sees assigned quizzes and Public catalog only; school/section/multi never set AudienceScope=Public.</w:t>
       </w:r>
     </w:p>
     <w:p>
@@ -12237,7 +12330,7 @@
           <w:sz w:val="21"/>
           <w:szCs w:val="21"/>
         </w:rPr>
-        <w:t xml:space="preserve">☐ QuizAssignment is one row per student with AssignedById, optional StudentGroupId, window, AllowedAttempts, QuizResultStatus, IsReviewDone.</w:t>
+        <w:t xml:space="preserve">☐ Supported audiences: one, selected, group, class (allInGrade), section, school, multi-school, public (PortalAdmin), parent child / allLinked.</w:t>
       </w:r>
     </w:p>
     <w:p>
@@ -12254,7 +12347,7 @@
           <w:sz w:val="21"/>
           <w:szCs w:val="21"/>
         </w:rPr>
-        <w:t xml:space="preserve">☐ QuizResultStatus is per student (Up Coming / Not Attempted / In Progress / Under Review / Expired / Completed) — student list prefers DB name over calculator.</w:t>
+        <w:t xml:space="preserve">☐ QuizAssignment is one row per student with AssignedById, optional StudentGroupId, window, AllowedAttempts, QuizResultStatus, IsReviewDone.</w:t>
       </w:r>
     </w:p>
     <w:p>
@@ -12271,7 +12364,7 @@
           <w:sz w:val="21"/>
           <w:szCs w:val="21"/>
         </w:rPr>
-        <w:t xml:space="preserve">☐ Assign with StartAt &gt; now writes Up Coming; overdue job promotes Upcoming → Not Attempted and expires past-window rows / InProgress attempts.</w:t>
+        <w:t xml:space="preserve">☐ QuizResultStatus is per student (Up Coming / Not Attempted / In Progress / Under Review / Expired / Completed) — student list prefers DB name over calculator.</w:t>
       </w:r>
     </w:p>
     <w:p>
@@ -12288,7 +12381,7 @@
           <w:sz w:val="21"/>
           <w:szCs w:val="21"/>
         </w:rPr>
-        <w:t xml:space="preserve">☐ Editable only Draft/Published, not Archived, and no started assignment (Edit settings + /edit route gated).</w:t>
+        <w:t xml:space="preserve">☐ Assign with StartAt &gt; now writes Up Coming; overdue job promotes Upcoming → Not Attempted and expires past-window rows / InProgress attempts.</w:t>
       </w:r>
     </w:p>
     <w:p>
@@ -12305,7 +12398,7 @@
           <w:sz w:val="21"/>
           <w:szCs w:val="21"/>
         </w:rPr>
-        <w:t xml:space="preserve">☐ Draft visibility: owner + PortalAdmin only. SchoolAdmin sees school Published/Assigned/Archived (+ Public); CampusAdmin sees campus (+ Public).</w:t>
+        <w:t xml:space="preserve">☐ Editable only Draft/Published, not Archived, and no started assignment (Edit settings + /edit route gated).</w:t>
       </w:r>
     </w:p>
     <w:p>
@@ -12322,7 +12415,7 @@
           <w:sz w:val="21"/>
           <w:szCs w:val="21"/>
         </w:rPr>
-        <w:t xml:space="preserve">☐ Bank attach requires Public + Active + Approved + ApprovedBy + class/subject match.</w:t>
+        <w:t xml:space="preserve">☐ Draft visibility: owner + PortalAdmin only. SchoolAdmin sees school Published/Assigned/Archived (+ Public); CampusAdmin sees campus (+ Public).</w:t>
       </w:r>
     </w:p>
     <w:p>
@@ -12339,7 +12432,7 @@
           <w:sz w:val="21"/>
           <w:szCs w:val="21"/>
         </w:rPr>
-        <w:t xml:space="preserve">☐ Inline questions are Approved+Campus+Active and usable on that quiz only for bank eligibility rules.</w:t>
+        <w:t xml:space="preserve">☐ Bank attach requires Public + Active + Approved + ApprovedBy + class/subject match.</w:t>
       </w:r>
     </w:p>
     <w:p>
@@ -12356,7 +12449,7 @@
           <w:sz w:val="21"/>
           <w:szCs w:val="21"/>
         </w:rPr>
-        <w:t xml:space="preserve">☐ Descriptive (104), Matching (106), and Ordering (107) authoring enabled on web and mobile (bank + quiz inline). File Upload (105) and Media (108) are hidden on every create path; existing rows still work on attempts.</w:t>
+        <w:t xml:space="preserve">☐ Inline questions are Approved+Campus+Active and usable on that quiz only for bank eligibility rules.</w:t>
       </w:r>
     </w:p>
     <w:p>
@@ -12373,7 +12466,7 @@
           <w:sz w:val="21"/>
           <w:szCs w:val="21"/>
         </w:rPr>
-        <w:t xml:space="preserve">☐ Student attempts require assignment (or Public window), active quiz, window, DeviceId, attempt quota, and instructions ack when set.</w:t>
+        <w:t xml:space="preserve">☐ Descriptive (104), Matching (106), and Ordering (107) authoring enabled on web and mobile (bank + quiz inline). File Upload (105) and Media (108) are hidden on every create path; existing rows still work on attempts.</w:t>
       </w:r>
     </w:p>
     <w:p>
@@ -12390,7 +12483,7 @@
           <w:sz w:val="21"/>
           <w:szCs w:val="21"/>
         </w:rPr>
-        <w:t xml:space="preserve">☐ InProgress resumes; TimeLimitMinutes enforced client + server; AutoSubmitted on IsAutoSubmit.</w:t>
+        <w:t xml:space="preserve">☐ Student attempts require assignment (or Public window), active quiz, window, DeviceId, attempt quota, and instructions ack when set.</w:t>
       </w:r>
     </w:p>
     <w:p>
@@ -12407,7 +12500,7 @@
           <w:sz w:val="21"/>
           <w:szCs w:val="21"/>
         </w:rPr>
-        <w:t xml:space="preserve">☐ Time management: Σ EstimatedTimeSeconds → TimeLimitMinutes on question changes; per-question hard timer; assignment window; low-time banner (≤5m) + modal/audio at ≤60s (web + mobile).</w:t>
+        <w:t xml:space="preserve">☐ InProgress resumes; TimeLimitMinutes enforced client + server; AutoSubmitted on IsAutoSubmit.</w:t>
       </w:r>
     </w:p>
     <w:p>
@@ -12424,7 +12517,7 @@
           <w:sz w:val="21"/>
           <w:szCs w:val="21"/>
         </w:rPr>
-        <w:t xml:space="preserve">☐ On attempt start, QuizAttemptQuestion freezes text/marks/options/order; answers store per attempt.</w:t>
+        <w:t xml:space="preserve">☐ Time management: Σ EstimatedTimeSeconds → TimeLimitMinutes on question changes; per-question hard timer; assignment window; low-time banner (≤5m) + modal/audio at ≤60s (web + mobile).</w:t>
       </w:r>
     </w:p>
     <w:p>
@@ -12441,7 +12534,7 @@
           <w:sz w:val="21"/>
           <w:szCs w:val="21"/>
         </w:rPr>
-        <w:t xml:space="preserve">☐ Scoring: single/TF one correct; multi exact set; Fill accepted-answer rules.</w:t>
+        <w:t xml:space="preserve">☐ On attempt start, QuizAttemptQuestion freezes text/marks/options/order; answers store per attempt.</w:t>
       </w:r>
     </w:p>
     <w:p>
@@ -12458,7 +12551,7 @@
           <w:sz w:val="21"/>
           <w:szCs w:val="21"/>
         </w:rPr>
-        <w:t xml:space="preserve">☐ Shared Full / review-pending mask on submit and get-result until finalize when required.</w:t>
+        <w:t xml:space="preserve">☐ Scoring: single/TF one correct; multi exact set; Fill accepted-answer rules.</w:t>
       </w:r>
     </w:p>
     <w:p>
@@ -12475,7 +12568,7 @@
           <w:sz w:val="21"/>
           <w:szCs w:val="21"/>
         </w:rPr>
-        <w:t xml:space="preserve">☐ ApplyCreateDefaults: nullable fallbacks only; bools never OR’d.</w:t>
+        <w:t xml:space="preserve">☐ Shared Full / review-pending mask on submit and get-result until finalize when required.</w:t>
       </w:r>
     </w:p>
     <w:p>
@@ -12492,7 +12585,7 @@
           <w:sz w:val="21"/>
           <w:szCs w:val="21"/>
         </w:rPr>
-        <w:t xml:space="preserve">☐ Allow-retry only after IsReviewDone; adds ExtraAttempts.</w:t>
+        <w:t xml:space="preserve">☐ ApplyCreateDefaults: nullable fallbacks only; bools never OR’d.</w:t>
       </w:r>
     </w:p>
     <w:p>
@@ -12509,7 +12602,7 @@
           <w:sz w:val="21"/>
           <w:szCs w:val="21"/>
         </w:rPr>
-        <w:t xml:space="preserve">☐ Cancel removes only future assignments and restores Assigned or Published (never Cancelled lifecycle).</w:t>
+        <w:t xml:space="preserve">☐ Allow-retry only after IsReviewDone; adds ExtraAttempts.</w:t>
       </w:r>
     </w:p>
     <w:p>
@@ -12526,7 +12619,7 @@
           <w:sz w:val="21"/>
           <w:szCs w:val="21"/>
         </w:rPr>
-        <w:t xml:space="preserve">☐ Archive: no assignments → hard delete; has assignments → Archived + Inactive. Draft must be deleted.</w:t>
+        <w:t xml:space="preserve">☐ Cancel removes only future assignments and restores Assigned or Published (never Cancelled lifecycle).</w:t>
       </w:r>
     </w:p>
     <w:p>
@@ -12543,7 +12636,7 @@
           <w:sz w:val="21"/>
           <w:szCs w:val="21"/>
         </w:rPr>
-        <w:t xml:space="preserve">☐ Duplicate creates Draft + Pending copy with questions.</w:t>
+        <w:t xml:space="preserve">☐ Archive: no assignments → hard delete; has assignments → Archived + Inactive. Draft must be deleted.</w:t>
       </w:r>
     </w:p>
     <w:p>
@@ -12560,7 +12653,7 @@
           <w:sz w:val="21"/>
           <w:szCs w:val="21"/>
         </w:rPr>
-        <w:t xml:space="preserve">☐ CampusAdmin may school-approve/reject campus Pending quizzes and list campus (+ Public) quizzes.</w:t>
+        <w:t xml:space="preserve">☐ Duplicate creates Draft + Pending copy with questions.</w:t>
       </w:r>
     </w:p>
     <w:p>
@@ -12577,7 +12670,7 @@
           <w:sz w:val="21"/>
           <w:szCs w:val="21"/>
         </w:rPr>
-        <w:t xml:space="preserve">☐ SchoolAdmin/PortalAdmin may create quizzes; School/Campus publish → SchoolApproved; Portal publish → Approved.</w:t>
+        <w:t xml:space="preserve">☐ CampusAdmin may school-approve/reject campus Pending quizzes and list campus (+ Public) quizzes.</w:t>
       </w:r>
     </w:p>
     <w:p>
@@ -12594,7 +12687,7 @@
           <w:sz w:val="21"/>
           <w:szCs w:val="21"/>
         </w:rPr>
-        <w:t xml:space="preserve">☐ Rejected cannot be approved by anyone until teacher re-publish resets to Pending. Reject reason required.</w:t>
+        <w:t xml:space="preserve">☐ SchoolAdmin/PortalAdmin may create quizzes; School/Campus publish → SchoolApproved; Portal publish → Approved.</w:t>
       </w:r>
     </w:p>
     <w:p>
@@ -12611,7 +12704,7 @@
           <w:sz w:val="21"/>
           <w:szCs w:val="21"/>
         </w:rPr>
-        <w:t xml:space="preserve">☐ Teacher list API returns own quizzes (CreatedBy) ∪ Public; client mine toggle remains for admins.</w:t>
+        <w:t xml:space="preserve">☐ Rejected cannot be approved by anyone until teacher re-publish resets to Pending. Reject reason required.</w:t>
       </w:r>
     </w:p>
     <w:p>
@@ -12628,7 +12721,7 @@
           <w:sz w:val="21"/>
           <w:szCs w:val="21"/>
         </w:rPr>
-        <w:t xml:space="preserve">☐ Fill answers hidden from students before submission (attempt payload).</w:t>
+        <w:t xml:space="preserve">☐ Teacher list API returns own quizzes (CreatedBy) ∪ Public; client mine toggle remains for admins.</w:t>
       </w:r>
     </w:p>
     <w:p>
@@ -12645,7 +12738,7 @@
           <w:sz w:val="21"/>
           <w:szCs w:val="21"/>
         </w:rPr>
-        <w:t xml:space="preserve">☐ Quiz notifications (submit/auto-submit/etc.) via in-app bell.</w:t>
+        <w:t xml:space="preserve">☐ Fill answers hidden from students before submission (attempt payload).</w:t>
       </w:r>
     </w:p>
     <w:p>
@@ -12662,7 +12755,7 @@
           <w:sz w:val="21"/>
           <w:szCs w:val="21"/>
         </w:rPr>
-        <w:t xml:space="preserve">☐ Offline sync via ClientSyncId + POST .../sync (web + mobile).</w:t>
+        <w:t xml:space="preserve">☐ Quiz notifications (submit/auto-submit/etc.) via in-app bell.</w:t>
       </w:r>
     </w:p>
     <w:p>
@@ -12679,7 +12772,7 @@
           <w:sz w:val="21"/>
           <w:szCs w:val="21"/>
         </w:rPr>
-        <w:t xml:space="preserve">☐ RejectionReason is persisted and returned on manage detail + approval queue.</w:t>
+        <w:t xml:space="preserve">☐ Offline sync via ClientSyncId + POST .../sync (web + mobile).</w:t>
       </w:r>
     </w:p>
     <w:p>
@@ -12696,7 +12789,7 @@
           <w:sz w:val="21"/>
           <w:szCs w:val="21"/>
         </w:rPr>
-        <w:t xml:space="preserve">☐ Integrity draft lockout freezes further answer mutations on submit (score last saved draft).</w:t>
+        <w:t xml:space="preserve">☐ RejectionReason is persisted and returned on manage detail + approval queue.</w:t>
       </w:r>
     </w:p>
     <w:p>
@@ -12713,23 +12806,7 @@
           <w:sz w:val="21"/>
           <w:szCs w:val="21"/>
         </w:rPr>
-        <w:t xml:space="preserve">☐ Reports available to Teacher (own), SchoolAdmin (school), PortalAdmin (all). Students get History self via /student/history (web) and /reports or Quizzes history (mobile) — not full summary/rankings/performance.</w:t>
-      </w:r>
-    </w:p>
-    <w:p>
-      <w:pPr>
-        <w:pStyle w:val="Heading1"/>
-        <w:spacing w:after="100" w:before="220"/>
-      </w:pPr>
-      <w:r>
-        <w:rPr>
-          <w:b/>
-          <w:bCs/>
-          <w:color w:val="2563EB"/>
-          <w:sz w:val="28"/>
-          <w:szCs w:val="28"/>
-        </w:rPr>
-        <w:t xml:space="preserve">18. Known gaps, stubs, and optional work</w:t>
+        <w:t xml:space="preserve">☐ Integrity draft lockout freezes further answer mutations on submit (score last saved draft).</w:t>
       </w:r>
     </w:p>
     <w:p>
@@ -12746,7 +12823,23 @@
           <w:sz w:val="21"/>
           <w:szCs w:val="21"/>
         </w:rPr>
-        <w:t xml:space="preserve">Matching MVP: pair-row authoring UI (web); mobile uses labeled L/R option slots. Storage is even option counts (lefts first, then rights). Option shuffle is disabled for Matching/Ordering.</w:t>
+        <w:t xml:space="preserve">☐ Reports available to Teacher (own), SchoolAdmin (school), PortalAdmin (all). Students get History self via /student/history (web) and /reports or Quizzes history (mobile) — not full summary/rankings/performance.</w:t>
+      </w:r>
+    </w:p>
+    <w:p>
+      <w:pPr>
+        <w:pStyle w:val="Heading1"/>
+        <w:spacing w:after="100" w:before="220"/>
+      </w:pPr>
+      <w:r>
+        <w:rPr>
+          <w:b/>
+          <w:bCs/>
+          <w:color w:val="2563EB"/>
+          <w:sz w:val="28"/>
+          <w:szCs w:val="28"/>
+        </w:rPr>
+        <w:t xml:space="preserve">18. Known gaps, stubs, and optional work</w:t>
       </w:r>
     </w:p>
     <w:p>
@@ -12763,7 +12856,7 @@
           <w:sz w:val="21"/>
           <w:szCs w:val="21"/>
         </w:rPr>
-        <w:t xml:space="preserve">File Upload (105) is link/path MVP via SubmittedText — binary blob upload, storage, and review download are not built yet. File Upload and Media are hidden on every create path; existing attempt rows still work.</w:t>
+        <w:t xml:space="preserve">Matching MVP: pair-row authoring UI (web); mobile uses labeled L/R option slots. Storage is even option counts (lefts first, then rights). Option shuffle is disabled for Matching/Ordering.</w:t>
       </w:r>
     </w:p>
     <w:p>
@@ -12780,7 +12873,7 @@
           <w:sz w:val="21"/>
           <w:szCs w:val="21"/>
         </w:rPr>
-        <w:t xml:space="preserve">Practice post-submit teaching UX remains soft (type defaults only; no Practice-specific post-submit flow).</w:t>
+        <w:t xml:space="preserve">File Upload (105) and Media (108) remain hidden on every create path; attempts accept binary upload (wwwroot) or pasted URL in SubmittedText. Dedicated review download UX is not built yet.</w:t>
       </w:r>
     </w:p>
     <w:p>
@@ -12797,7 +12890,7 @@
           <w:sz w:val="21"/>
           <w:szCs w:val="21"/>
         </w:rPr>
-        <w:t xml:space="preserve">Surprise PortalAdmin/AI-only authorship is future policy — teachers may still create Surprise quizzes today.</w:t>
+        <w:t xml:space="preserve">Practice post-submit teaching UX remains soft (type defaults only; no Practice-specific post-submit flow).</w:t>
       </w:r>
     </w:p>
     <w:p>
@@ -12814,7 +12907,24 @@
           <w:sz w:val="21"/>
           <w:szCs w:val="21"/>
         </w:rPr>
-        <w:t xml:space="preserve">Random question subset selection is not built (ShuffleQuestions/options exist; per-student N-of-M pools do not).</w:t>
+        <w:t xml:space="preserve">Surprise PortalAdmin/AI-only authorship is future policy — teachers may still create Surprise quizzes today.</w:t>
+      </w:r>
+    </w:p>
+    <w:p>
+      <w:pPr>
+        <w:pStyle w:val="ListParagraph"/>
+        <w:numPr>
+          <w:ilvl w:val="0"/>
+          <w:numId w:val="1"/>
+        </w:numPr>
+        <w:spacing w:after="60"/>
+      </w:pPr>
+      <w:r>
+        <w:rPr>
+          <w:sz w:val="21"/>
+          <w:szCs w:val="21"/>
+        </w:rPr>
+        <w:t xml:space="preserve">Automated QZ-01–QZ-21 full-stack E2E (Playwright + test DB) is not built — workflow rules are covered by unit/scenario tests only.</w:t>
       </w:r>
     </w:p>
     <w:p>

--- a/docs/05_RankUp_Quiz_Business_QA.docx
+++ b/docs/05_RankUp_Quiz_Business_QA.docx
@@ -211,7 +211,7 @@
                 <w:sz w:val="17"/>
                 <w:szCs w:val="17"/>
               </w:rPr>
-              <w:t xml:space="preserve">Initial editable state. Visible only to the owner and PortalAdmin. Owner may edit metadata/questions, publish, duplicate, or hard-delete when there are no assignments.</w:t>
+              <w:t xml:space="preserve">Initial editable state. Visible only to the owner and PortalAdmin until portal publish. Owner may edit, submit for approval, duplicate, or delete (role rules). Not assignable to students.</w:t>
             </w:r>
           </w:p>
         </w:tc>
@@ -252,7 +252,7 @@
                 <w:sz w:val="17"/>
                 <w:szCs w:val="17"/>
               </w:rPr>
-              <w:t xml:space="preserve">Published for assignment. Visibility by school/campus/portal scope; Public audience → everyone can view and assign. Teacher quizzes still require approval gate; ParentPrivate requires portal approval.</w:t>
+              <w:t xml:space="preserve">Portal-admin publish step. Visible to teachers/admins (school/campus scope or Public). Students only receive it via assignment or public catalog — not in unpublished draft lists.</w:t>
             </w:r>
           </w:p>
         </w:tc>
@@ -1950,20 +1950,143 @@
                 <w:sz w:val="17"/>
                 <w:szCs w:val="17"/>
               </w:rPr>
-              <w:t xml:space="preserve">Published + Pending</w:t>
-            </w:r>
-          </w:p>
-        </w:tc>
-        <w:tc>
-          <w:p>
-            <w:r>
-              <w:rPr>
-                <w:b w:val="false"/>
-                <w:bCs w:val="false"/>
-                <w:sz w:val="17"/>
-                <w:szCs w:val="17"/>
-              </w:rPr>
-              <w:t xml:space="preserve">≥1 question. (Re)queues Pending — also recovers Rejected quizzes. Parent/Tutor notify portal admin.</w:t>
+              <w:t xml:space="preserve">Draft + Pending</w:t>
+            </w:r>
+          </w:p>
+        </w:tc>
+        <w:tc>
+          <w:p>
+            <w:r>
+              <w:rPr>
+                <w:b w:val="false"/>
+                <w:bCs w:val="false"/>
+                <w:sz w:val="17"/>
+                <w:szCs w:val="17"/>
+              </w:rPr>
+              <w:t xml:space="preserve">Submit for approval only — lifecycle stays Draft. ≥1 question. Not assignable until portal admin publishes.</w:t>
+            </w:r>
+          </w:p>
+        </w:tc>
+      </w:tr>
+      <w:tr>
+        <w:tc>
+          <w:p>
+            <w:r>
+              <w:rPr>
+                <w:b w:val="false"/>
+                <w:bCs w:val="false"/>
+                <w:sz w:val="17"/>
+                <w:szCs w:val="17"/>
+              </w:rPr>
+              <w:t xml:space="preserve">School approve (SchoolAdmin / CampusAdmin)</w:t>
+            </w:r>
+          </w:p>
+        </w:tc>
+        <w:tc>
+          <w:p>
+            <w:r>
+              <w:rPr>
+                <w:b w:val="false"/>
+                <w:bCs w:val="false"/>
+                <w:sz w:val="17"/>
+                <w:szCs w:val="17"/>
+              </w:rPr>
+              <w:t xml:space="preserve">Draft + SchoolApproved</w:t>
+            </w:r>
+          </w:p>
+        </w:tc>
+        <w:tc>
+          <w:p>
+            <w:r>
+              <w:rPr>
+                <w:b w:val="false"/>
+                <w:bCs w:val="false"/>
+                <w:sz w:val="17"/>
+                <w:szCs w:val="17"/>
+              </w:rPr>
+              <w:t xml:space="preserve">Teacher/coordinator quizzes only. Only from Pending while Draft. Does not publish.</w:t>
+            </w:r>
+          </w:p>
+        </w:tc>
+      </w:tr>
+      <w:tr>
+        <w:tc>
+          <w:p>
+            <w:r>
+              <w:rPr>
+                <w:b w:val="false"/>
+                <w:bCs w:val="false"/>
+                <w:sz w:val="17"/>
+                <w:szCs w:val="17"/>
+              </w:rPr>
+              <w:t xml:space="preserve">Portal approve (PortalAdmin, optional)</w:t>
+            </w:r>
+          </w:p>
+        </w:tc>
+        <w:tc>
+          <w:p>
+            <w:r>
+              <w:rPr>
+                <w:b w:val="false"/>
+                <w:bCs w:val="false"/>
+                <w:sz w:val="17"/>
+                <w:szCs w:val="17"/>
+              </w:rPr>
+              <w:t xml:space="preserve">Draft + Approved</w:t>
+            </w:r>
+          </w:p>
+        </w:tc>
+        <w:tc>
+          <w:p>
+            <w:r>
+              <w:rPr>
+                <w:b w:val="false"/>
+                <w:bCs w:val="false"/>
+                <w:sz w:val="17"/>
+                <w:szCs w:val="17"/>
+              </w:rPr>
+              <w:t xml:space="preserve">May set final Approved while still Draft; portal publish still required for catalog.</w:t>
+            </w:r>
+          </w:p>
+        </w:tc>
+      </w:tr>
+      <w:tr>
+        <w:tc>
+          <w:p>
+            <w:r>
+              <w:rPr>
+                <w:b w:val="false"/>
+                <w:bCs w:val="false"/>
+                <w:sz w:val="17"/>
+                <w:szCs w:val="17"/>
+              </w:rPr>
+              <w:t xml:space="preserve">Portal publish (PortalAdmin)</w:t>
+            </w:r>
+          </w:p>
+        </w:tc>
+        <w:tc>
+          <w:p>
+            <w:r>
+              <w:rPr>
+                <w:b w:val="false"/>
+                <w:bCs w:val="false"/>
+                <w:sz w:val="17"/>
+                <w:szCs w:val="17"/>
+              </w:rPr>
+              <w:t xml:space="preserve">Published + Approved</w:t>
+            </w:r>
+          </w:p>
+        </w:tc>
+        <w:tc>
+          <w:p>
+            <w:r>
+              <w:rPr>
+                <w:b w:val="false"/>
+                <w:bCs w:val="false"/>
+                <w:sz w:val="17"/>
+                <w:szCs w:val="17"/>
+              </w:rPr>
+              <w:t xml:space="preserve">Teacher quiz: requires SchoolApproved (or Approved) while Draft. ParentPrivate: requires Pending (or Approved) while Draft. Makes quiz assignable.</w:t>
             </w:r>
           </w:p>
         </w:tc>
@@ -1991,35 +2114,35 @@
                 <w:sz w:val="17"/>
                 <w:szCs w:val="17"/>
               </w:rPr>
-              <w:t xml:space="preserve">Published + SchoolApproved</w:t>
-            </w:r>
-          </w:p>
-        </w:tc>
-        <w:tc>
-          <w:p>
-            <w:r>
-              <w:rPr>
-                <w:b w:val="false"/>
-                <w:bCs w:val="false"/>
-                <w:sz w:val="17"/>
-                <w:szCs w:val="17"/>
-              </w:rPr>
-              <w:t xml:space="preserve">≥1 question. Skips Pending; first-tier school approve.</w:t>
-            </w:r>
-          </w:p>
-        </w:tc>
-      </w:tr>
-      <w:tr>
-        <w:tc>
-          <w:p>
-            <w:r>
-              <w:rPr>
-                <w:b w:val="false"/>
-                <w:bCs w:val="false"/>
-                <w:sz w:val="17"/>
-                <w:szCs w:val="17"/>
-              </w:rPr>
-              <w:t xml:space="preserve">Publish (PortalAdmin)</w:t>
+              <w:t xml:space="preserve">—</w:t>
+            </w:r>
+          </w:p>
+        </w:tc>
+        <w:tc>
+          <w:p>
+            <w:r>
+              <w:rPr>
+                <w:b w:val="false"/>
+                <w:bCs w:val="false"/>
+                <w:sz w:val="17"/>
+                <w:szCs w:val="17"/>
+              </w:rPr>
+              <w:t xml:space="preserve">Not allowed. School/campus admins approve only; portal admin publishes.</w:t>
+            </w:r>
+          </w:p>
+        </w:tc>
+      </w:tr>
+      <w:tr>
+        <w:tc>
+          <w:p>
+            <w:r>
+              <w:rPr>
+                <w:b w:val="false"/>
+                <w:bCs w:val="false"/>
+                <w:sz w:val="17"/>
+                <w:szCs w:val="17"/>
+              </w:rPr>
+              <w:t xml:space="preserve">Publish (PortalAdmin legacy shortcut)</w:t>
             </w:r>
           </w:p>
         </w:tc>
@@ -2045,89 +2168,7 @@
                 <w:sz w:val="17"/>
                 <w:szCs w:val="17"/>
               </w:rPr>
-              <w:t xml:space="preserve">≥1 question. PortalAdmin final-approves on publish.</w:t>
-            </w:r>
-          </w:p>
-        </w:tc>
-      </w:tr>
-      <w:tr>
-        <w:tc>
-          <w:p>
-            <w:r>
-              <w:rPr>
-                <w:b w:val="false"/>
-                <w:bCs w:val="false"/>
-                <w:sz w:val="17"/>
-                <w:szCs w:val="17"/>
-              </w:rPr>
-              <w:t xml:space="preserve">School approve (SchoolAdmin / CampusAdmin)</w:t>
-            </w:r>
-          </w:p>
-        </w:tc>
-        <w:tc>
-          <w:p>
-            <w:r>
-              <w:rPr>
-                <w:b w:val="false"/>
-                <w:bCs w:val="false"/>
-                <w:sz w:val="17"/>
-                <w:szCs w:val="17"/>
-              </w:rPr>
-              <w:t xml:space="preserve">Approval=SchoolApproved</w:t>
-            </w:r>
-          </w:p>
-        </w:tc>
-        <w:tc>
-          <w:p>
-            <w:r>
-              <w:rPr>
-                <w:b w:val="false"/>
-                <w:bCs w:val="false"/>
-                <w:sz w:val="17"/>
-                <w:szCs w:val="17"/>
-              </w:rPr>
-              <w:t xml:space="preserve">Teacher/coordinator quizzes only. Only from Pending. CampusAdmin limited to own campus; SchoolAdmin to own school.</w:t>
-            </w:r>
-          </w:p>
-        </w:tc>
-      </w:tr>
-      <w:tr>
-        <w:tc>
-          <w:p>
-            <w:r>
-              <w:rPr>
-                <w:b w:val="false"/>
-                <w:bCs w:val="false"/>
-                <w:sz w:val="17"/>
-                <w:szCs w:val="17"/>
-              </w:rPr>
-              <w:t xml:space="preserve">Portal approve (PortalAdmin)</w:t>
-            </w:r>
-          </w:p>
-        </w:tc>
-        <w:tc>
-          <w:p>
-            <w:r>
-              <w:rPr>
-                <w:b w:val="false"/>
-                <w:bCs w:val="false"/>
-                <w:sz w:val="17"/>
-                <w:szCs w:val="17"/>
-              </w:rPr>
-              <w:t xml:space="preserve">Approval=Approved</w:t>
-            </w:r>
-          </w:p>
-        </w:tc>
-        <w:tc>
-          <w:p>
-            <w:r>
-              <w:rPr>
-                <w:b w:val="false"/>
-                <w:bCs w:val="false"/>
-                <w:sz w:val="17"/>
-                <w:szCs w:val="17"/>
-              </w:rPr>
-              <w:t xml:space="preserve">From Pending or SchoolApproved (teacher) or Pending (parent). Rejected cannot be approved until creator resubmits.</w:t>
+              <w:t xml:space="preserve">Portal admin publish endpoint performs final publish after approvals.</w:t>
             </w:r>
           </w:p>
         </w:tc>
@@ -2209,7 +2250,7 @@
                 <w:sz w:val="17"/>
                 <w:szCs w:val="17"/>
               </w:rPr>
-              <w:t xml:space="preserve">Lifecycle Published or Assigned; not Archived; ≥1 question; Teacher/School/Portal quizzes must be final Approved; ParentPrivate must be Approved.</w:t>
+              <w:t xml:space="preserve">Lifecycle must be Published or Assigned first; not Draft. ≥1 question; approval rules unchanged. Students cannot be assigned while unpublished.</w:t>
             </w:r>
           </w:p>
         </w:tc>
@@ -10456,7 +10497,7 @@
                 <w:sz w:val="17"/>
                 <w:szCs w:val="17"/>
               </w:rPr>
-              <w:t xml:space="preserve">Teacher/Parent/Tutor → Published+Pending; School/CampusAdmin → Published+SchoolApproved; PortalAdmin → Published+Approved.</w:t>
+              <w:t xml:space="preserve">Teacher/Parent/Tutor → Draft+Pending (submit for review). PortalAdmin → Published+Approved when school-approved (teacher) or pending (parent).</w:t>
             </w:r>
           </w:p>
         </w:tc>
@@ -12262,7 +12303,7 @@
           <w:sz w:val="21"/>
           <w:szCs w:val="21"/>
         </w:rPr>
-        <w:t xml:space="preserve">☐ Teacher publish needs ≥1 question and leaves Approval=Pending; School/Campus publish → SchoolApproved; Portal publish → Approved; Parent publish → Pending (portal must approve).</w:t>
+        <w:t xml:space="preserve">☐ Teacher/coordinator submit for approval keeps Draft; school/campus approve while Draft; portal admin publishes.</w:t>
       </w:r>
     </w:p>
     <w:p>
@@ -12279,7 +12320,41 @@
           <w:sz w:val="21"/>
           <w:szCs w:val="21"/>
         </w:rPr>
-        <w:t xml:space="preserve">☐ Delete/archive: published Pending/SchoolApproved → PortalAdmin only; final Approved → owner + PortalAdmin; ParentPrivate → PortalAdmin only.</w:t>
+        <w:t xml:space="preserve">☐ Parent submit for approval keeps Draft; portal admin approves and publishes.</w:t>
+      </w:r>
+    </w:p>
+    <w:p>
+      <w:pPr>
+        <w:pStyle w:val="ListParagraph"/>
+        <w:numPr>
+          <w:ilvl w:val="0"/>
+          <w:numId w:val="1"/>
+        </w:numPr>
+        <w:spacing w:after="60"/>
+      </w:pPr>
+      <w:r>
+        <w:rPr>
+          <w:sz w:val="21"/>
+          <w:szCs w:val="21"/>
+        </w:rPr>
+        <w:t xml:space="preserve">☐ Unpublished (Draft) quizzes: visible to creator + PortalAdmin only; not assignable to students/children.</w:t>
+      </w:r>
+    </w:p>
+    <w:p>
+      <w:pPr>
+        <w:pStyle w:val="ListParagraph"/>
+        <w:numPr>
+          <w:ilvl w:val="0"/>
+          <w:numId w:val="1"/>
+        </w:numPr>
+        <w:spacing w:after="60"/>
+      </w:pPr>
+      <w:r>
+        <w:rPr>
+          <w:sz w:val="21"/>
+          <w:szCs w:val="21"/>
+        </w:rPr>
+        <w:t xml:space="preserve">☐ Published quizzes: visible to staff/admins in scope; students only via assignment or public catalog.</w:t>
       </w:r>
     </w:p>
     <w:p>

--- a/docs/05_RankUp_Quiz_Business_QA.docx
+++ b/docs/05_RankUp_Quiz_Business_QA.docx
@@ -35,7 +35,7 @@
           <w:sz w:val="21"/>
           <w:szCs w:val="21"/>
         </w:rPr>
-        <w:t xml:space="preserve">Current implemented rules · 2 Aug 2026</w:t>
+        <w:t xml:space="preserve">Current implemented rules · 22 Aug 2026</w:t>
       </w:r>
     </w:p>
     <w:p>
@@ -55,7 +55,7 @@
           <w:sz w:val="21"/>
           <w:szCs w:val="21"/>
         </w:rPr>
-        <w:t xml:space="preserve">Canonical model: Quizzes are owned by Teacher or Parent. Teachers publish into a two-tier approval gate (SchoolAdmin/CampusAdmin → SchoolApproved, PortalAdmin → Approved) before assign. Parents create ParentPrivate quizzes that publish to Pending and require PortalAdmin approval. Delete/archive: published-but-not-approved → PortalAdmin only; final Approved → owner + PortalAdmin; ParentPrivate → PortalAdmin only.</w:t>
+        <w:t xml:space="preserve">Canonical model: Quizzes start Draft (owner + PortalAdmin only). Teachers/parents submit for approval while staying Draft. School/campus admins endorse; PortalAdmin publishes. Published staff catalog uses role + school/campus scope — not CreatedBy alone. Edit settings: owner or PortalAdmin only.</w:t>
       </w:r>
     </w:p>
     <w:p>
@@ -1881,7 +1881,7 @@
                 <w:sz w:val="17"/>
                 <w:szCs w:val="17"/>
               </w:rPr>
-              <w:t xml:space="preserve">Title required. Parent type forced to ParentPrivate; Teacher uses school types. Topic/Difficulty/School/Campus may be optional by role.</w:t>
+              <w:t xml:space="preserve">Title required. Parent type forced to ParentPrivate; Teacher uses school types. School/Campus stamped from auth token (not chosen on /quizzes/new UI). PortalAdmin school/campus optional via API.</w:t>
             </w:r>
           </w:p>
         </w:tc>
@@ -2624,7 +2624,7 @@
                 <w:sz w:val="17"/>
                 <w:szCs w:val="17"/>
               </w:rPr>
-              <w:t xml:space="preserve">Create / edit / publish / duplicate own quizzes</w:t>
+              <w:t xml:space="preserve">Create / edit settings / publish / duplicate own quizzes</w:t>
             </w:r>
           </w:p>
         </w:tc>
@@ -2717,6 +2717,99 @@
                 <w:sz w:val="17"/>
                 <w:szCs w:val="17"/>
               </w:rPr>
+              <w:t xml:space="preserve">Edit quiz settings / questions</w:t>
+            </w:r>
+          </w:p>
+        </w:tc>
+        <w:tc>
+          <w:p>
+            <w:r>
+              <w:rPr>
+                <w:b w:val="false"/>
+                <w:bCs w:val="false"/>
+                <w:sz w:val="17"/>
+                <w:szCs w:val="17"/>
+              </w:rPr>
+              <w:t xml:space="preserve">Yes (any)</w:t>
+            </w:r>
+          </w:p>
+        </w:tc>
+        <w:tc>
+          <w:p>
+            <w:r>
+              <w:rPr>
+                <w:b w:val="false"/>
+                <w:bCs w:val="false"/>
+                <w:sz w:val="17"/>
+                <w:szCs w:val="17"/>
+              </w:rPr>
+              <w:t xml:space="preserve">Owner only</w:t>
+            </w:r>
+          </w:p>
+        </w:tc>
+        <w:tc>
+          <w:p>
+            <w:r>
+              <w:rPr>
+                <w:b w:val="false"/>
+                <w:bCs w:val="false"/>
+                <w:sz w:val="17"/>
+                <w:szCs w:val="17"/>
+              </w:rPr>
+              <w:t xml:space="preserve">Owner only</w:t>
+            </w:r>
+          </w:p>
+        </w:tc>
+        <w:tc>
+          <w:p>
+            <w:r>
+              <w:rPr>
+                <w:b w:val="false"/>
+                <w:bCs w:val="false"/>
+                <w:sz w:val="17"/>
+                <w:szCs w:val="17"/>
+              </w:rPr>
+              <w:t xml:space="preserve">Owner only</w:t>
+            </w:r>
+          </w:p>
+        </w:tc>
+        <w:tc>
+          <w:p>
+            <w:r>
+              <w:rPr>
+                <w:b w:val="false"/>
+                <w:bCs w:val="false"/>
+                <w:sz w:val="17"/>
+                <w:szCs w:val="17"/>
+              </w:rPr>
+              <w:t xml:space="preserve">Owner only</w:t>
+            </w:r>
+          </w:p>
+        </w:tc>
+        <w:tc>
+          <w:p>
+            <w:r>
+              <w:rPr>
+                <w:b w:val="false"/>
+                <w:bCs w:val="false"/>
+                <w:sz w:val="17"/>
+                <w:szCs w:val="17"/>
+              </w:rPr>
+              <w:t xml:space="preserve">No</w:t>
+            </w:r>
+          </w:p>
+        </w:tc>
+      </w:tr>
+      <w:tr>
+        <w:tc>
+          <w:p>
+            <w:r>
+              <w:rPr>
+                <w:b w:val="false"/>
+                <w:bCs w:val="false"/>
+                <w:sz w:val="17"/>
+                <w:szCs w:val="17"/>
+              </w:rPr>
               <w:t xml:space="preserve">Delete / archive / unarchive</w:t>
             </w:r>
           </w:p>
@@ -2836,20 +2929,392 @@
                 <w:sz w:val="17"/>
                 <w:szCs w:val="17"/>
               </w:rPr>
-              <w:t xml:space="preserve">School</w:t>
-            </w:r>
-          </w:p>
-        </w:tc>
-        <w:tc>
-          <w:p>
-            <w:r>
-              <w:rPr>
-                <w:b w:val="false"/>
-                <w:bCs w:val="false"/>
-                <w:sz w:val="17"/>
-                <w:szCs w:val="17"/>
-              </w:rPr>
-              <w:t xml:space="preserve">No*</w:t>
+              <w:t xml:space="preserve">School scope</w:t>
+            </w:r>
+          </w:p>
+        </w:tc>
+        <w:tc>
+          <w:p>
+            <w:r>
+              <w:rPr>
+                <w:b w:val="false"/>
+                <w:bCs w:val="false"/>
+                <w:sz w:val="17"/>
+                <w:szCs w:val="17"/>
+              </w:rPr>
+              <w:t xml:space="preserve">Campus scope*</w:t>
+            </w:r>
+          </w:p>
+        </w:tc>
+        <w:tc>
+          <w:p>
+            <w:r>
+              <w:rPr>
+                <w:b w:val="false"/>
+                <w:bCs w:val="false"/>
+                <w:sz w:val="17"/>
+                <w:szCs w:val="17"/>
+              </w:rPr>
+              <w:t xml:space="preserve">Own + campus scope</w:t>
+            </w:r>
+          </w:p>
+        </w:tc>
+        <w:tc>
+          <w:p>
+            <w:r>
+              <w:rPr>
+                <w:b w:val="false"/>
+                <w:bCs w:val="false"/>
+                <w:sz w:val="17"/>
+                <w:szCs w:val="17"/>
+              </w:rPr>
+              <w:t xml:space="preserve">Own (Approved parent quiz)</w:t>
+            </w:r>
+          </w:p>
+        </w:tc>
+        <w:tc>
+          <w:p>
+            <w:r>
+              <w:rPr>
+                <w:b w:val="false"/>
+                <w:bCs w:val="false"/>
+                <w:sz w:val="17"/>
+                <w:szCs w:val="17"/>
+              </w:rPr>
+              <w:t xml:space="preserve">No</w:t>
+            </w:r>
+          </w:p>
+        </w:tc>
+      </w:tr>
+      <w:tr>
+        <w:tc>
+          <w:p>
+            <w:r>
+              <w:rPr>
+                <w:b w:val="false"/>
+                <w:bCs w:val="false"/>
+                <w:sz w:val="17"/>
+                <w:szCs w:val="17"/>
+              </w:rPr>
+              <w:t xml:space="preserve">Approve / reject teacher quizzes</w:t>
+            </w:r>
+          </w:p>
+        </w:tc>
+        <w:tc>
+          <w:p>
+            <w:r>
+              <w:rPr>
+                <w:b w:val="false"/>
+                <w:bCs w:val="false"/>
+                <w:sz w:val="17"/>
+                <w:szCs w:val="17"/>
+              </w:rPr>
+              <w:t xml:space="preserve">Yes (final)</w:t>
+            </w:r>
+          </w:p>
+        </w:tc>
+        <w:tc>
+          <w:p>
+            <w:r>
+              <w:rPr>
+                <w:b w:val="false"/>
+                <w:bCs w:val="false"/>
+                <w:sz w:val="17"/>
+                <w:szCs w:val="17"/>
+              </w:rPr>
+              <w:t xml:space="preserve">School → SchoolApproved</w:t>
+            </w:r>
+          </w:p>
+        </w:tc>
+        <w:tc>
+          <w:p>
+            <w:r>
+              <w:rPr>
+                <w:b w:val="false"/>
+                <w:bCs w:val="false"/>
+                <w:sz w:val="17"/>
+                <w:szCs w:val="17"/>
+              </w:rPr>
+              <w:t xml:space="preserve">Campus → SchoolApproved</w:t>
+            </w:r>
+          </w:p>
+        </w:tc>
+        <w:tc>
+          <w:p>
+            <w:r>
+              <w:rPr>
+                <w:b w:val="false"/>
+                <w:bCs w:val="false"/>
+                <w:sz w:val="17"/>
+                <w:szCs w:val="17"/>
+              </w:rPr>
+              <w:t xml:space="preserve">No</w:t>
+            </w:r>
+          </w:p>
+        </w:tc>
+        <w:tc>
+          <w:p>
+            <w:r>
+              <w:rPr>
+                <w:b w:val="false"/>
+                <w:bCs w:val="false"/>
+                <w:sz w:val="17"/>
+                <w:szCs w:val="17"/>
+              </w:rPr>
+              <w:t xml:space="preserve">No</w:t>
+            </w:r>
+          </w:p>
+        </w:tc>
+        <w:tc>
+          <w:p>
+            <w:r>
+              <w:rPr>
+                <w:b w:val="false"/>
+                <w:bCs w:val="false"/>
+                <w:sz w:val="17"/>
+                <w:szCs w:val="17"/>
+              </w:rPr>
+              <w:t xml:space="preserve">No</w:t>
+            </w:r>
+          </w:p>
+        </w:tc>
+      </w:tr>
+      <w:tr>
+        <w:tc>
+          <w:p>
+            <w:r>
+              <w:rPr>
+                <w:b w:val="false"/>
+                <w:bCs w:val="false"/>
+                <w:sz w:val="17"/>
+                <w:szCs w:val="17"/>
+              </w:rPr>
+              <w:t xml:space="preserve">Approve / reject parent quizzes</w:t>
+            </w:r>
+          </w:p>
+        </w:tc>
+        <w:tc>
+          <w:p>
+            <w:r>
+              <w:rPr>
+                <w:b w:val="false"/>
+                <w:bCs w:val="false"/>
+                <w:sz w:val="17"/>
+                <w:szCs w:val="17"/>
+              </w:rPr>
+              <w:t xml:space="preserve">Yes (only)</w:t>
+            </w:r>
+          </w:p>
+        </w:tc>
+        <w:tc>
+          <w:p>
+            <w:r>
+              <w:rPr>
+                <w:b w:val="false"/>
+                <w:bCs w:val="false"/>
+                <w:sz w:val="17"/>
+                <w:szCs w:val="17"/>
+              </w:rPr>
+              <w:t xml:space="preserve">No</w:t>
+            </w:r>
+          </w:p>
+        </w:tc>
+        <w:tc>
+          <w:p>
+            <w:r>
+              <w:rPr>
+                <w:b w:val="false"/>
+                <w:bCs w:val="false"/>
+                <w:sz w:val="17"/>
+                <w:szCs w:val="17"/>
+              </w:rPr>
+              <w:t xml:space="preserve">No</w:t>
+            </w:r>
+          </w:p>
+        </w:tc>
+        <w:tc>
+          <w:p>
+            <w:r>
+              <w:rPr>
+                <w:b w:val="false"/>
+                <w:bCs w:val="false"/>
+                <w:sz w:val="17"/>
+                <w:szCs w:val="17"/>
+              </w:rPr>
+              <w:t xml:space="preserve">No</w:t>
+            </w:r>
+          </w:p>
+        </w:tc>
+        <w:tc>
+          <w:p>
+            <w:r>
+              <w:rPr>
+                <w:b w:val="false"/>
+                <w:bCs w:val="false"/>
+                <w:sz w:val="17"/>
+                <w:szCs w:val="17"/>
+              </w:rPr>
+              <w:t xml:space="preserve">No</w:t>
+            </w:r>
+          </w:p>
+        </w:tc>
+        <w:tc>
+          <w:p>
+            <w:r>
+              <w:rPr>
+                <w:b w:val="false"/>
+                <w:bCs w:val="false"/>
+                <w:sz w:val="17"/>
+                <w:szCs w:val="17"/>
+              </w:rPr>
+              <w:t xml:space="preserve">No</w:t>
+            </w:r>
+          </w:p>
+        </w:tc>
+      </w:tr>
+      <w:tr>
+        <w:tc>
+          <w:p>
+            <w:r>
+              <w:rPr>
+                <w:b w:val="false"/>
+                <w:bCs w:val="false"/>
+                <w:sz w:val="17"/>
+                <w:szCs w:val="17"/>
+              </w:rPr>
+              <w:t xml:space="preserve">List pending-approval queue</w:t>
+            </w:r>
+          </w:p>
+        </w:tc>
+        <w:tc>
+          <w:p>
+            <w:r>
+              <w:rPr>
+                <w:b w:val="false"/>
+                <w:bCs w:val="false"/>
+                <w:sz w:val="17"/>
+                <w:szCs w:val="17"/>
+              </w:rPr>
+              <w:t xml:space="preserve">Yes (+ SchoolApproved + Parent)</w:t>
+            </w:r>
+          </w:p>
+        </w:tc>
+        <w:tc>
+          <w:p>
+            <w:r>
+              <w:rPr>
+                <w:b w:val="false"/>
+                <w:bCs w:val="false"/>
+                <w:sz w:val="17"/>
+                <w:szCs w:val="17"/>
+              </w:rPr>
+              <w:t xml:space="preserve">Pending in school</w:t>
+            </w:r>
+          </w:p>
+        </w:tc>
+        <w:tc>
+          <w:p>
+            <w:r>
+              <w:rPr>
+                <w:b w:val="false"/>
+                <w:bCs w:val="false"/>
+                <w:sz w:val="17"/>
+                <w:szCs w:val="17"/>
+              </w:rPr>
+              <w:t xml:space="preserve">Pending in campus</w:t>
+            </w:r>
+          </w:p>
+        </w:tc>
+        <w:tc>
+          <w:p>
+            <w:r>
+              <w:rPr>
+                <w:b w:val="false"/>
+                <w:bCs w:val="false"/>
+                <w:sz w:val="17"/>
+                <w:szCs w:val="17"/>
+              </w:rPr>
+              <w:t xml:space="preserve">No</w:t>
+            </w:r>
+          </w:p>
+        </w:tc>
+        <w:tc>
+          <w:p>
+            <w:r>
+              <w:rPr>
+                <w:b w:val="false"/>
+                <w:bCs w:val="false"/>
+                <w:sz w:val="17"/>
+                <w:szCs w:val="17"/>
+              </w:rPr>
+              <w:t xml:space="preserve">No</w:t>
+            </w:r>
+          </w:p>
+        </w:tc>
+        <w:tc>
+          <w:p>
+            <w:r>
+              <w:rPr>
+                <w:b w:val="false"/>
+                <w:bCs w:val="false"/>
+                <w:sz w:val="17"/>
+                <w:szCs w:val="17"/>
+              </w:rPr>
+              <w:t xml:space="preserve">No</w:t>
+            </w:r>
+          </w:p>
+        </w:tc>
+      </w:tr>
+      <w:tr>
+        <w:tc>
+          <w:p>
+            <w:r>
+              <w:rPr>
+                <w:b w:val="false"/>
+                <w:bCs w:val="false"/>
+                <w:sz w:val="17"/>
+                <w:szCs w:val="17"/>
+              </w:rPr>
+              <w:t xml:space="preserve">List / view Draft quizzes</w:t>
+            </w:r>
+          </w:p>
+        </w:tc>
+        <w:tc>
+          <w:p>
+            <w:r>
+              <w:rPr>
+                <w:b w:val="false"/>
+                <w:bCs w:val="false"/>
+                <w:sz w:val="17"/>
+                <w:szCs w:val="17"/>
+              </w:rPr>
+              <w:t xml:space="preserve">All</w:t>
+            </w:r>
+          </w:p>
+        </w:tc>
+        <w:tc>
+          <w:p>
+            <w:r>
+              <w:rPr>
+                <w:b w:val="false"/>
+                <w:bCs w:val="false"/>
+                <w:sz w:val="17"/>
+                <w:szCs w:val="17"/>
+              </w:rPr>
+              <w:t xml:space="preserve">Own drafts only</w:t>
+            </w:r>
+          </w:p>
+        </w:tc>
+        <w:tc>
+          <w:p>
+            <w:r>
+              <w:rPr>
+                <w:b w:val="false"/>
+                <w:bCs w:val="false"/>
+                <w:sz w:val="17"/>
+                <w:szCs w:val="17"/>
+              </w:rPr>
+              <w:t xml:space="preserve">Own drafts only</w:t>
             </w:r>
           </w:p>
         </w:tc>
@@ -2875,7 +3340,7 @@
                 <w:sz w:val="17"/>
                 <w:szCs w:val="17"/>
               </w:rPr>
-              <w:t xml:space="preserve">Own (Approved parent quiz)</w:t>
+              <w:t xml:space="preserve">Own</w:t>
             </w:r>
           </w:p>
         </w:tc>
@@ -2903,286 +3368,7 @@
                 <w:sz w:val="17"/>
                 <w:szCs w:val="17"/>
               </w:rPr>
-              <w:t xml:space="preserve">Approve / reject teacher quizzes</w:t>
-            </w:r>
-          </w:p>
-        </w:tc>
-        <w:tc>
-          <w:p>
-            <w:r>
-              <w:rPr>
-                <w:b w:val="false"/>
-                <w:bCs w:val="false"/>
-                <w:sz w:val="17"/>
-                <w:szCs w:val="17"/>
-              </w:rPr>
-              <w:t xml:space="preserve">Yes (final)</w:t>
-            </w:r>
-          </w:p>
-        </w:tc>
-        <w:tc>
-          <w:p>
-            <w:r>
-              <w:rPr>
-                <w:b w:val="false"/>
-                <w:bCs w:val="false"/>
-                <w:sz w:val="17"/>
-                <w:szCs w:val="17"/>
-              </w:rPr>
-              <w:t xml:space="preserve">School → SchoolApproved</w:t>
-            </w:r>
-          </w:p>
-        </w:tc>
-        <w:tc>
-          <w:p>
-            <w:r>
-              <w:rPr>
-                <w:b w:val="false"/>
-                <w:bCs w:val="false"/>
-                <w:sz w:val="17"/>
-                <w:szCs w:val="17"/>
-              </w:rPr>
-              <w:t xml:space="preserve">Campus → SchoolApproved</w:t>
-            </w:r>
-          </w:p>
-        </w:tc>
-        <w:tc>
-          <w:p>
-            <w:r>
-              <w:rPr>
-                <w:b w:val="false"/>
-                <w:bCs w:val="false"/>
-                <w:sz w:val="17"/>
-                <w:szCs w:val="17"/>
-              </w:rPr>
-              <w:t xml:space="preserve">No</w:t>
-            </w:r>
-          </w:p>
-        </w:tc>
-        <w:tc>
-          <w:p>
-            <w:r>
-              <w:rPr>
-                <w:b w:val="false"/>
-                <w:bCs w:val="false"/>
-                <w:sz w:val="17"/>
-                <w:szCs w:val="17"/>
-              </w:rPr>
-              <w:t xml:space="preserve">No</w:t>
-            </w:r>
-          </w:p>
-        </w:tc>
-        <w:tc>
-          <w:p>
-            <w:r>
-              <w:rPr>
-                <w:b w:val="false"/>
-                <w:bCs w:val="false"/>
-                <w:sz w:val="17"/>
-                <w:szCs w:val="17"/>
-              </w:rPr>
-              <w:t xml:space="preserve">No</w:t>
-            </w:r>
-          </w:p>
-        </w:tc>
-      </w:tr>
-      <w:tr>
-        <w:tc>
-          <w:p>
-            <w:r>
-              <w:rPr>
-                <w:b w:val="false"/>
-                <w:bCs w:val="false"/>
-                <w:sz w:val="17"/>
-                <w:szCs w:val="17"/>
-              </w:rPr>
-              <w:t xml:space="preserve">Approve / reject parent quizzes</w:t>
-            </w:r>
-          </w:p>
-        </w:tc>
-        <w:tc>
-          <w:p>
-            <w:r>
-              <w:rPr>
-                <w:b w:val="false"/>
-                <w:bCs w:val="false"/>
-                <w:sz w:val="17"/>
-                <w:szCs w:val="17"/>
-              </w:rPr>
-              <w:t xml:space="preserve">Yes (only)</w:t>
-            </w:r>
-          </w:p>
-        </w:tc>
-        <w:tc>
-          <w:p>
-            <w:r>
-              <w:rPr>
-                <w:b w:val="false"/>
-                <w:bCs w:val="false"/>
-                <w:sz w:val="17"/>
-                <w:szCs w:val="17"/>
-              </w:rPr>
-              <w:t xml:space="preserve">No</w:t>
-            </w:r>
-          </w:p>
-        </w:tc>
-        <w:tc>
-          <w:p>
-            <w:r>
-              <w:rPr>
-                <w:b w:val="false"/>
-                <w:bCs w:val="false"/>
-                <w:sz w:val="17"/>
-                <w:szCs w:val="17"/>
-              </w:rPr>
-              <w:t xml:space="preserve">No</w:t>
-            </w:r>
-          </w:p>
-        </w:tc>
-        <w:tc>
-          <w:p>
-            <w:r>
-              <w:rPr>
-                <w:b w:val="false"/>
-                <w:bCs w:val="false"/>
-                <w:sz w:val="17"/>
-                <w:szCs w:val="17"/>
-              </w:rPr>
-              <w:t xml:space="preserve">No</w:t>
-            </w:r>
-          </w:p>
-        </w:tc>
-        <w:tc>
-          <w:p>
-            <w:r>
-              <w:rPr>
-                <w:b w:val="false"/>
-                <w:bCs w:val="false"/>
-                <w:sz w:val="17"/>
-                <w:szCs w:val="17"/>
-              </w:rPr>
-              <w:t xml:space="preserve">No</w:t>
-            </w:r>
-          </w:p>
-        </w:tc>
-        <w:tc>
-          <w:p>
-            <w:r>
-              <w:rPr>
-                <w:b w:val="false"/>
-                <w:bCs w:val="false"/>
-                <w:sz w:val="17"/>
-                <w:szCs w:val="17"/>
-              </w:rPr>
-              <w:t xml:space="preserve">No</w:t>
-            </w:r>
-          </w:p>
-        </w:tc>
-      </w:tr>
-      <w:tr>
-        <w:tc>
-          <w:p>
-            <w:r>
-              <w:rPr>
-                <w:b w:val="false"/>
-                <w:bCs w:val="false"/>
-                <w:sz w:val="17"/>
-                <w:szCs w:val="17"/>
-              </w:rPr>
-              <w:t xml:space="preserve">List pending-approval queue</w:t>
-            </w:r>
-          </w:p>
-        </w:tc>
-        <w:tc>
-          <w:p>
-            <w:r>
-              <w:rPr>
-                <w:b w:val="false"/>
-                <w:bCs w:val="false"/>
-                <w:sz w:val="17"/>
-                <w:szCs w:val="17"/>
-              </w:rPr>
-              <w:t xml:space="preserve">Yes (+ SchoolApproved + Parent)</w:t>
-            </w:r>
-          </w:p>
-        </w:tc>
-        <w:tc>
-          <w:p>
-            <w:r>
-              <w:rPr>
-                <w:b w:val="false"/>
-                <w:bCs w:val="false"/>
-                <w:sz w:val="17"/>
-                <w:szCs w:val="17"/>
-              </w:rPr>
-              <w:t xml:space="preserve">Pending in school</w:t>
-            </w:r>
-          </w:p>
-        </w:tc>
-        <w:tc>
-          <w:p>
-            <w:r>
-              <w:rPr>
-                <w:b w:val="false"/>
-                <w:bCs w:val="false"/>
-                <w:sz w:val="17"/>
-                <w:szCs w:val="17"/>
-              </w:rPr>
-              <w:t xml:space="preserve">Pending in campus</w:t>
-            </w:r>
-          </w:p>
-        </w:tc>
-        <w:tc>
-          <w:p>
-            <w:r>
-              <w:rPr>
-                <w:b w:val="false"/>
-                <w:bCs w:val="false"/>
-                <w:sz w:val="17"/>
-                <w:szCs w:val="17"/>
-              </w:rPr>
-              <w:t xml:space="preserve">No</w:t>
-            </w:r>
-          </w:p>
-        </w:tc>
-        <w:tc>
-          <w:p>
-            <w:r>
-              <w:rPr>
-                <w:b w:val="false"/>
-                <w:bCs w:val="false"/>
-                <w:sz w:val="17"/>
-                <w:szCs w:val="17"/>
-              </w:rPr>
-              <w:t xml:space="preserve">No</w:t>
-            </w:r>
-          </w:p>
-        </w:tc>
-        <w:tc>
-          <w:p>
-            <w:r>
-              <w:rPr>
-                <w:b w:val="false"/>
-                <w:bCs w:val="false"/>
-                <w:sz w:val="17"/>
-                <w:szCs w:val="17"/>
-              </w:rPr>
-              <w:t xml:space="preserve">No</w:t>
-            </w:r>
-          </w:p>
-        </w:tc>
-      </w:tr>
-      <w:tr>
-        <w:tc>
-          <w:p>
-            <w:r>
-              <w:rPr>
-                <w:b w:val="false"/>
-                <w:bCs w:val="false"/>
-                <w:sz w:val="17"/>
-                <w:szCs w:val="17"/>
-              </w:rPr>
-              <w:t xml:space="preserve">List / view Draft quizzes</w:t>
+              <w:t xml:space="preserve">List / view Published quizzes (manage catalog)</w:t>
             </w:r>
           </w:p>
         </w:tc>
@@ -3208,46 +3394,46 @@
                 <w:sz w:val="17"/>
                 <w:szCs w:val="17"/>
               </w:rPr>
-              <w:t xml:space="preserve">Own drafts only</w:t>
-            </w:r>
-          </w:p>
-        </w:tc>
-        <w:tc>
-          <w:p>
-            <w:r>
-              <w:rPr>
-                <w:b w:val="false"/>
-                <w:bCs w:val="false"/>
-                <w:sz w:val="17"/>
-                <w:szCs w:val="17"/>
-              </w:rPr>
-              <w:t xml:space="preserve">Own drafts only</w:t>
-            </w:r>
-          </w:p>
-        </w:tc>
-        <w:tc>
-          <w:p>
-            <w:r>
-              <w:rPr>
-                <w:b w:val="false"/>
-                <w:bCs w:val="false"/>
-                <w:sz w:val="17"/>
-                <w:szCs w:val="17"/>
-              </w:rPr>
-              <w:t xml:space="preserve">Own</w:t>
-            </w:r>
-          </w:p>
-        </w:tc>
-        <w:tc>
-          <w:p>
-            <w:r>
-              <w:rPr>
-                <w:b w:val="false"/>
-                <w:bCs w:val="false"/>
-                <w:sz w:val="17"/>
-                <w:szCs w:val="17"/>
-              </w:rPr>
-              <w:t xml:space="preserve">Own</w:t>
+              <w:t xml:space="preserve">School scope (any creator)</w:t>
+            </w:r>
+          </w:p>
+        </w:tc>
+        <w:tc>
+          <w:p>
+            <w:r>
+              <w:rPr>
+                <w:b w:val="false"/>
+                <w:bCs w:val="false"/>
+                <w:sz w:val="17"/>
+                <w:szCs w:val="17"/>
+              </w:rPr>
+              <w:t xml:space="preserve">Campus + school-wide in campus</w:t>
+            </w:r>
+          </w:p>
+        </w:tc>
+        <w:tc>
+          <w:p>
+            <w:r>
+              <w:rPr>
+                <w:b w:val="false"/>
+                <w:bCs w:val="false"/>
+                <w:sz w:val="17"/>
+                <w:szCs w:val="17"/>
+              </w:rPr>
+              <w:t xml:space="preserve">Campus scope (any creator)</w:t>
+            </w:r>
+          </w:p>
+        </w:tc>
+        <w:tc>
+          <w:p>
+            <w:r>
+              <w:rPr>
+                <w:b w:val="false"/>
+                <w:bCs w:val="false"/>
+                <w:sz w:val="17"/>
+                <w:szCs w:val="17"/>
+              </w:rPr>
+              <w:t xml:space="preserve">Own + linked-child assignments</w:t>
             </w:r>
           </w:p>
         </w:tc>
@@ -3562,7 +3748,244 @@
           <w:sz w:val="21"/>
           <w:szCs w:val="21"/>
         </w:rPr>
-        <w:t xml:space="preserve">CampusAdmin may school-approve/reject campus Pending quizzes and list campus (+ Public). Drafts: owner + PortalAdmin only. SchoolAdmin = school scope; PortalAdmin = platform.</w:t>
+        <w:t xml:space="preserve">CampusAdmin: list campus-scoped catalog, approve/reject campus Pending, open /quizzes manage. Drafts: owner + PortalAdmin. Published catalog: school/campus scope, not creator-only.</w:t>
+      </w:r>
+    </w:p>
+    <w:p>
+      <w:pPr>
+        <w:pStyle w:val="Heading2"/>
+        <w:spacing w:after="100" w:before="220"/>
+      </w:pPr>
+      <w:r>
+        <w:rPr>
+          <w:b/>
+          <w:bCs/>
+          <w:color w:val="2563EB"/>
+          <w:sz w:val="24"/>
+          <w:szCs w:val="24"/>
+        </w:rPr>
+        <w:t xml:space="preserve">6a. Staff quiz catalog visibility</w:t>
+      </w:r>
+    </w:p>
+    <w:p>
+      <w:pPr>
+        <w:pStyle w:val="ListParagraph"/>
+        <w:numPr>
+          <w:ilvl w:val="0"/>
+          <w:numId w:val="1"/>
+        </w:numPr>
+        <w:spacing w:after="60"/>
+      </w:pPr>
+      <w:r>
+        <w:rPr>
+          <w:sz w:val="21"/>
+          <w:szCs w:val="21"/>
+        </w:rPr>
+        <w:t xml:space="preserve">Published / Assigned / Archived quizzes are listed by role + schoolId + campusId + assignment scope — not by CreatedBy alone.</w:t>
+      </w:r>
+    </w:p>
+    <w:p>
+      <w:pPr>
+        <w:pStyle w:val="ListParagraph"/>
+        <w:numPr>
+          <w:ilvl w:val="0"/>
+          <w:numId w:val="1"/>
+        </w:numPr>
+        <w:spacing w:after="60"/>
+      </w:pPr>
+      <w:r>
+        <w:rPr>
+          <w:sz w:val="21"/>
+          <w:szCs w:val="21"/>
+        </w:rPr>
+        <w:t xml:space="preserve">PortalAdmin → all quizzes (includeAllDrafts). Drafts from any creator visible only here.</w:t>
+      </w:r>
+    </w:p>
+    <w:p>
+      <w:pPr>
+        <w:pStyle w:val="ListParagraph"/>
+        <w:numPr>
+          <w:ilvl w:val="0"/>
+          <w:numId w:val="1"/>
+        </w:numPr>
+        <w:spacing w:after="60"/>
+      </w:pPr>
+      <w:r>
+        <w:rPr>
+          <w:sz w:val="21"/>
+          <w:szCs w:val="21"/>
+        </w:rPr>
+        <w:t xml:space="preserve">SchoolAdmin → all non-draft quizzes where quiz.SchoolId matches the admin's school (any creator), plus own Draft rows, plus AudienceScope=Public.</w:t>
+      </w:r>
+    </w:p>
+    <w:p>
+      <w:pPr>
+        <w:pStyle w:val="ListParagraph"/>
+        <w:numPr>
+          <w:ilvl w:val="0"/>
+          <w:numId w:val="1"/>
+        </w:numPr>
+        <w:spacing w:after="60"/>
+      </w:pPr>
+      <w:r>
+        <w:rPr>
+          <w:sz w:val="21"/>
+          <w:szCs w:val="21"/>
+        </w:rPr>
+        <w:t xml:space="preserve">CampusAdmin → non-draft quizzes in the admin's campus (quiz.SchoolCampusId matches OR is null within the same school), plus own Draft rows, plus Public.</w:t>
+      </w:r>
+    </w:p>
+    <w:p>
+      <w:pPr>
+        <w:pStyle w:val="ListParagraph"/>
+        <w:numPr>
+          <w:ilvl w:val="0"/>
+          <w:numId w:val="1"/>
+        </w:numPr>
+        <w:spacing w:after="60"/>
+      </w:pPr>
+      <w:r>
+        <w:rPr>
+          <w:sz w:val="21"/>
+          <w:szCs w:val="21"/>
+        </w:rPr>
+        <w:t xml:space="preserve">Teacher / Coordinator → non-draft quizzes in their school+campus (any creator), plus own Draft rows, plus Public.</w:t>
+      </w:r>
+    </w:p>
+    <w:p>
+      <w:pPr>
+        <w:pStyle w:val="ListParagraph"/>
+        <w:numPr>
+          <w:ilvl w:val="0"/>
+          <w:numId w:val="1"/>
+        </w:numPr>
+        <w:spacing w:after="60"/>
+      </w:pPr>
+      <w:r>
+        <w:rPr>
+          <w:sz w:val="21"/>
+          <w:szCs w:val="21"/>
+        </w:rPr>
+        <w:t xml:space="preserve">Tutor → own quizzes plus quizzes assigned to linked students (same merge pattern as Parent).</w:t>
+      </w:r>
+    </w:p>
+    <w:p>
+      <w:pPr>
+        <w:pStyle w:val="ListParagraph"/>
+        <w:numPr>
+          <w:ilvl w:val="0"/>
+          <w:numId w:val="1"/>
+        </w:numPr>
+        <w:spacing w:after="60"/>
+      </w:pPr>
+      <w:r>
+        <w:rPr>
+          <w:sz w:val="21"/>
+          <w:szCs w:val="21"/>
+        </w:rPr>
+        <w:t xml:space="preserve">Parent → own quizzes plus quizzes assigned to linked children.</w:t>
+      </w:r>
+    </w:p>
+    <w:p>
+      <w:pPr>
+        <w:pStyle w:val="ListParagraph"/>
+        <w:numPr>
+          <w:ilvl w:val="0"/>
+          <w:numId w:val="1"/>
+        </w:numPr>
+        <w:spacing w:after="60"/>
+      </w:pPr>
+      <w:r>
+        <w:rPr>
+          <w:sz w:val="21"/>
+          <w:szCs w:val="21"/>
+        </w:rPr>
+        <w:t xml:space="preserve">Student → assignment rows for self plus Public catalog within audience window.</w:t>
+      </w:r>
+    </w:p>
+    <w:p>
+      <w:pPr>
+        <w:pStyle w:val="ListParagraph"/>
+        <w:numPr>
+          <w:ilvl w:val="0"/>
+          <w:numId w:val="1"/>
+        </w:numPr>
+        <w:spacing w:after="60"/>
+      </w:pPr>
+      <w:r>
+        <w:rPr>
+          <w:sz w:val="21"/>
+          <w:szCs w:val="21"/>
+        </w:rPr>
+        <w:t xml:space="preserve">Draft (unpublished): visible only to quiz owner and PortalAdmin. Not assignable; not in student catalogs.</w:t>
+      </w:r>
+    </w:p>
+    <w:p>
+      <w:pPr>
+        <w:pStyle w:val="ListParagraph"/>
+        <w:numPr>
+          <w:ilvl w:val="0"/>
+          <w:numId w:val="1"/>
+        </w:numPr>
+        <w:spacing w:after="60"/>
+      </w:pPr>
+      <w:r>
+        <w:rPr>
+          <w:sz w:val="21"/>
+          <w:szCs w:val="21"/>
+        </w:rPr>
+        <w:t xml:space="preserve">Manage detail (GET /manage): SchoolAdmin/CampusAdmin may open any Published/Assigned quiz in scope; Draft hidden unless owner or PortalAdmin.</w:t>
+      </w:r>
+    </w:p>
+    <w:p>
+      <w:pPr>
+        <w:pStyle w:val="ListParagraph"/>
+        <w:numPr>
+          <w:ilvl w:val="0"/>
+          <w:numId w:val="1"/>
+        </w:numPr>
+        <w:spacing w:after="60"/>
+      </w:pPr>
+      <w:r>
+        <w:rPr>
+          <w:sz w:val="21"/>
+          <w:szCs w:val="21"/>
+        </w:rPr>
+        <w:t xml:space="preserve">Edit settings / questions: PortalAdmin or quiz owner only — school/campus admins may monitor/assign but not edit another author's published quiz.</w:t>
+      </w:r>
+    </w:p>
+    <w:p>
+      <w:pPr>
+        <w:pStyle w:val="ListParagraph"/>
+        <w:numPr>
+          <w:ilvl w:val="0"/>
+          <w:numId w:val="1"/>
+        </w:numPr>
+        <w:spacing w:after="60"/>
+      </w:pPr>
+      <w:r>
+        <w:rPr>
+          <w:sz w:val="21"/>
+          <w:szCs w:val="21"/>
+        </w:rPr>
+        <w:t xml:space="preserve">Web /quizzes list: org admins (Portal/School/Campus) default to full scoped catalog; Teacher/Parent/Coordinator/Tutor may toggle Mine only (optional client filter on top of API scope).</w:t>
+      </w:r>
+    </w:p>
+    <w:p>
+      <w:pPr>
+        <w:pStyle w:val="ListParagraph"/>
+        <w:numPr>
+          <w:ilvl w:val="0"/>
+          <w:numId w:val="1"/>
+        </w:numPr>
+        <w:spacing w:after="60"/>
+      </w:pPr>
+      <w:r>
+        <w:rPr>
+          <w:sz w:val="21"/>
+          <w:szCs w:val="21"/>
+        </w:rPr>
+        <w:t xml:space="preserve">Portal-created quizzes must carry the target schoolId (API) for school-scoped staff visibility; null schoolId limits visibility to PortalAdmin and Public audience until scoped.</w:t>
       </w:r>
     </w:p>
     <w:p>
@@ -10099,7 +10522,7 @@
           <w:sz w:val="28"/>
           <w:szCs w:val="28"/>
         </w:rPr>
-        <w:t xml:space="preserve">12. Parent and student visibility</w:t>
+        <w:t xml:space="preserve">12. Parent, student, and staff visibility</w:t>
       </w:r>
     </w:p>
     <w:p>
@@ -10116,7 +10539,7 @@
           <w:sz w:val="21"/>
           <w:szCs w:val="21"/>
         </w:rPr>
-        <w:t xml:space="preserve">Parent list = linked-child assignments ∪ own quizzes.</w:t>
+        <w:t xml:space="preserve">Staff catalog: see §6a — published visibility is scope-based.</w:t>
       </w:r>
     </w:p>
     <w:p>
@@ -10133,7 +10556,7 @@
           <w:sz w:val="21"/>
           <w:szCs w:val="21"/>
         </w:rPr>
-        <w:t xml:space="preserve">Student sees assigned quizzes plus Public catalog only (school/section/multi stay Assigned).</w:t>
+        <w:t xml:space="preserve">Parent list = linked-child assignments ∪ own quizzes.</w:t>
       </w:r>
     </w:p>
     <w:p>
@@ -10150,7 +10573,41 @@
           <w:sz w:val="21"/>
           <w:szCs w:val="21"/>
         </w:rPr>
-        <w:t xml:space="preserve">Results masked while review is pending; otherwise Full.</w:t>
+        <w:t xml:space="preserve">Tutor list = linked-student assignments ∪ own quizzes.</w:t>
+      </w:r>
+    </w:p>
+    <w:p>
+      <w:pPr>
+        <w:pStyle w:val="ListParagraph"/>
+        <w:numPr>
+          <w:ilvl w:val="0"/>
+          <w:numId w:val="1"/>
+        </w:numPr>
+        <w:spacing w:after="60"/>
+      </w:pPr>
+      <w:r>
+        <w:rPr>
+          <w:sz w:val="21"/>
+          <w:szCs w:val="21"/>
+        </w:rPr>
+        <w:t xml:space="preserve">Student sees assigned quizzes plus Public catalog only.</w:t>
+      </w:r>
+    </w:p>
+    <w:p>
+      <w:pPr>
+        <w:pStyle w:val="ListParagraph"/>
+        <w:numPr>
+          <w:ilvl w:val="0"/>
+          <w:numId w:val="1"/>
+        </w:numPr>
+        <w:spacing w:after="60"/>
+      </w:pPr>
+      <w:r>
+        <w:rPr>
+          <w:sz w:val="21"/>
+          <w:szCs w:val="21"/>
+        </w:rPr>
+        <w:t xml:space="preserve">Results masked while review pending; otherwise Full.</w:t>
       </w:r>
     </w:p>
     <w:p>
@@ -10357,7 +10814,7 @@
                 <w:sz w:val="17"/>
                 <w:szCs w:val="17"/>
               </w:rPr>
-              <w:t xml:space="preserve">Role-scoped list (Student assigned ∪ Public; Parent linked∪own; Teacher own∪Public; SchoolAdmin school; CampusAdmin campus; PortalAdmin all). Drafts: owner + PortalAdmin only.</w:t>
+              <w:t xml:space="preserve">Role-scoped list. Student: assigned ∪ Public. Parent: linked assignments ∪ own. Tutor: linked assignments ∪ own. Teacher/Coordinator: campus scope (any creator) ∪ own drafts ∪ Public. SchoolAdmin: school scope (any creator) ∪ own drafts ∪ Public. CampusAdmin: campus scope ∪ own drafts ∪ Public. PortalAdmin: all. Drafts: owner + PortalAdmin only.</w:t>
             </w:r>
           </w:p>
         </w:tc>
@@ -10385,7 +10842,7 @@
                 <w:sz w:val="17"/>
                 <w:szCs w:val="17"/>
               </w:rPr>
-              <w:t xml:space="preserve">Create Draft + Pending (Teacher/Parent). Type defaults applied for nullables; explicit bools preserved.</w:t>
+              <w:t xml:space="preserve">Create Draft + Pending. School/Campus from auth token (UI no longer collects them). PortalAdmin may pass schoolId/campusId in API.</w:t>
             </w:r>
           </w:p>
         </w:tc>
@@ -10469,7 +10926,7 @@
                 <w:sz w:val="17"/>
                 <w:szCs w:val="17"/>
               </w:rPr>
-              <w:t xml:space="preserve">Owner manage view with questions (PortalAdmin may open any; drafts hidden from non-owner School/CampusAdmin).</w:t>
+              <w:t xml:space="preserve">Manage view with questions. Scope: PortalAdmin any; SchoolAdmin/CampusAdmin same school/campus; Teacher/Parent owner (+ campus for teacher). Draft hidden from non-owner except PortalAdmin.</w:t>
             </w:r>
           </w:p>
         </w:tc>
@@ -12221,6 +12678,54 @@
           <w:sz w:val="24"/>
           <w:szCs w:val="24"/>
         </w:rPr>
+        <w:t xml:space="preserve">QZ-22 — School-scoped published visibility (not creator-only)</w:t>
+      </w:r>
+    </w:p>
+    <w:p>
+      <w:pPr>
+        <w:spacing w:after="100"/>
+      </w:pPr>
+      <w:r>
+        <w:rPr>
+          <w:sz w:val="21"/>
+          <w:szCs w:val="21"/>
+        </w:rPr>
+        <w:t xml:space="preserve">Steps: PortalAdmin creates Quiz A and B for AES school; AES SchoolAdmin creates Quiz C; all three are published. Repeat with ISL school admin when ISL has its own published quizzes.</w:t>
+      </w:r>
+    </w:p>
+    <w:p>
+      <w:pPr>
+        <w:spacing w:after="100"/>
+        <w:rPr>
+          <w:b/>
+          <w:bCs/>
+          <w:color w:val="166534"/>
+        </w:rPr>
+      </w:pPr>
+      <w:r>
+        <w:rPr>
+          <w:b/>
+          <w:bCs/>
+          <w:color w:val="166534"/>
+          <w:sz w:val="21"/>
+          <w:szCs w:val="21"/>
+        </w:rPr>
+        <w:t xml:space="preserve">Expected: PortalAdmin sees A, B, C. AES SchoolAdmin sees all published AES quizzes (A, B, C) regardless of creator. ISL SchoolAdmin sees published ISL quizzes only (even when created by PortalAdmin or another ISL user). Users outside school/campus scope cannot see those quizzes. Draft quizzes remain owner + PortalAdmin only.</w:t>
+      </w:r>
+    </w:p>
+    <w:p>
+      <w:pPr>
+        <w:pStyle w:val="Heading2"/>
+        <w:spacing w:after="100" w:before="220"/>
+      </w:pPr>
+      <w:r>
+        <w:rPr>
+          <w:b/>
+          <w:bCs/>
+          <w:color w:val="2563EB"/>
+          <w:sz w:val="24"/>
+          <w:szCs w:val="24"/>
+        </w:rPr>
         <w:t xml:space="preserve">QZ-21 — Create defaults preserve bools</w:t>
       </w:r>
     </w:p>
@@ -12354,7 +12859,7 @@
           <w:sz w:val="21"/>
           <w:szCs w:val="21"/>
         </w:rPr>
-        <w:t xml:space="preserve">☐ Published quizzes: visible to staff/admins in scope; students only via assignment or public catalog.</w:t>
+        <w:t xml:space="preserve">☐ Published quizzes: visible to staff/admins in school/campus scope (any creator), not filtered by CreatedBy alone.</w:t>
       </w:r>
     </w:p>
     <w:p>
@@ -12371,7 +12876,7 @@
           <w:sz w:val="21"/>
           <w:szCs w:val="21"/>
         </w:rPr>
-        <w:t xml:space="preserve">☐ Teacher assign requires final Approval=Approved (SchoolApproved alone is not enough); Parent assign does not need school approval.</w:t>
+        <w:t xml:space="preserve">☐ SchoolAdmin list shows all published quizzes for their school; CampusAdmin for their campus (+ school-wide null-campus rows in school); Teacher/Coordinator for their campus.</w:t>
       </w:r>
     </w:p>
     <w:p>
@@ -12388,7 +12893,7 @@
           <w:sz w:val="21"/>
           <w:szCs w:val="21"/>
         </w:rPr>
-        <w:t xml:space="preserve">☐ Student sees assigned quizzes and Public catalog only; school/section/multi never set AudienceScope=Public.</w:t>
+        <w:t xml:space="preserve">☐ Web Mine only toggle defaults off for Portal/School/Campus admins; optional for Teacher/Parent/Coordinator/Tutor.</w:t>
       </w:r>
     </w:p>
     <w:p>
@@ -12405,7 +12910,7 @@
           <w:sz w:val="21"/>
           <w:szCs w:val="21"/>
         </w:rPr>
-        <w:t xml:space="preserve">☐ Supported audiences: one, selected, group, class (allInGrade), section, school, multi-school, public (PortalAdmin), parent child / allLinked.</w:t>
+        <w:t xml:space="preserve">☐ Edit settings/questions: quiz owner or PortalAdmin only (school/campus admin may view/assign/monitor scoped published quizzes).</w:t>
       </w:r>
     </w:p>
     <w:p>
@@ -12422,7 +12927,7 @@
           <w:sz w:val="21"/>
           <w:szCs w:val="21"/>
         </w:rPr>
-        <w:t xml:space="preserve">☐ QuizAssignment is one row per student with AssignedById, optional StudentGroupId, window, AllowedAttempts, QuizResultStatus, IsReviewDone.</w:t>
+        <w:t xml:space="preserve">☐ Teacher assign requires final Approval=Approved (SchoolApproved alone is not enough); Parent assign does not need school approval.</w:t>
       </w:r>
     </w:p>
     <w:p>
@@ -12439,7 +12944,7 @@
           <w:sz w:val="21"/>
           <w:szCs w:val="21"/>
         </w:rPr>
-        <w:t xml:space="preserve">☐ QuizResultStatus is per student (Up Coming / Not Attempted / In Progress / Under Review / Expired / Completed) — student list prefers DB name over calculator.</w:t>
+        <w:t xml:space="preserve">☐ Student sees assigned quizzes and Public catalog only; school/section/multi never set AudienceScope=Public.</w:t>
       </w:r>
     </w:p>
     <w:p>
@@ -12456,7 +12961,7 @@
           <w:sz w:val="21"/>
           <w:szCs w:val="21"/>
         </w:rPr>
-        <w:t xml:space="preserve">☐ Assign with StartAt &gt; now writes Up Coming; overdue job promotes Upcoming → Not Attempted and expires past-window rows / InProgress attempts.</w:t>
+        <w:t xml:space="preserve">☐ Supported audiences: one, selected, group, class (allInGrade), section, school, multi-school, public (PortalAdmin), parent child / allLinked.</w:t>
       </w:r>
     </w:p>
     <w:p>
@@ -12473,7 +12978,7 @@
           <w:sz w:val="21"/>
           <w:szCs w:val="21"/>
         </w:rPr>
-        <w:t xml:space="preserve">☐ Editable only Draft/Published, not Archived, and no started assignment (Edit settings + /edit route gated).</w:t>
+        <w:t xml:space="preserve">☐ QuizAssignment is one row per student with AssignedById, optional StudentGroupId, window, AllowedAttempts, QuizResultStatus, IsReviewDone.</w:t>
       </w:r>
     </w:p>
     <w:p>
@@ -12490,7 +12995,7 @@
           <w:sz w:val="21"/>
           <w:szCs w:val="21"/>
         </w:rPr>
-        <w:t xml:space="preserve">☐ Draft visibility: owner + PortalAdmin only. SchoolAdmin sees school Published/Assigned/Archived (+ Public); CampusAdmin sees campus (+ Public).</w:t>
+        <w:t xml:space="preserve">☐ QuizResultStatus is per student (Up Coming / Not Attempted / In Progress / Under Review / Expired / Completed) — student list prefers DB name over calculator.</w:t>
       </w:r>
     </w:p>
     <w:p>
@@ -12507,7 +13012,7 @@
           <w:sz w:val="21"/>
           <w:szCs w:val="21"/>
         </w:rPr>
-        <w:t xml:space="preserve">☐ Bank attach requires Public + Active + Approved + ApprovedBy + class/subject match.</w:t>
+        <w:t xml:space="preserve">☐ Assign with StartAt &gt; now writes Up Coming; overdue job promotes Upcoming → Not Attempted and expires past-window rows / InProgress attempts.</w:t>
       </w:r>
     </w:p>
     <w:p>
@@ -12524,7 +13029,7 @@
           <w:sz w:val="21"/>
           <w:szCs w:val="21"/>
         </w:rPr>
-        <w:t xml:space="preserve">☐ Inline questions are Approved+Campus+Active and usable on that quiz only for bank eligibility rules.</w:t>
+        <w:t xml:space="preserve">☐ Editable only Draft/Published, not Archived, and no started assignment (Edit settings + /edit route gated).</w:t>
       </w:r>
     </w:p>
     <w:p>
@@ -12541,7 +13046,7 @@
           <w:sz w:val="21"/>
           <w:szCs w:val="21"/>
         </w:rPr>
-        <w:t xml:space="preserve">☐ Descriptive (104), Matching (106), and Ordering (107) authoring enabled on web and mobile (bank + quiz inline). File Upload (105) and Media (108) are hidden on every create path; existing rows still work on attempts.</w:t>
+        <w:t xml:space="preserve">☐ Draft visibility: owner + PortalAdmin only. SchoolAdmin sees school Published/Assigned/Archived from any creator (+ Public); CampusAdmin sees campus scope from any creator (+ Public).</w:t>
       </w:r>
     </w:p>
     <w:p>
@@ -12558,7 +13063,7 @@
           <w:sz w:val="21"/>
           <w:szCs w:val="21"/>
         </w:rPr>
-        <w:t xml:space="preserve">☐ Student attempts require assignment (or Public window), active quiz, window, DeviceId, attempt quota, and instructions ack when set.</w:t>
+        <w:t xml:space="preserve">☐ Bank attach requires Public + Active + Approved + ApprovedBy + class/subject match.</w:t>
       </w:r>
     </w:p>
     <w:p>
@@ -12575,7 +13080,7 @@
           <w:sz w:val="21"/>
           <w:szCs w:val="21"/>
         </w:rPr>
-        <w:t xml:space="preserve">☐ InProgress resumes; TimeLimitMinutes enforced client + server; AutoSubmitted on IsAutoSubmit.</w:t>
+        <w:t xml:space="preserve">☐ Inline questions are Approved+Campus+Active and usable on that quiz only for bank eligibility rules.</w:t>
       </w:r>
     </w:p>
     <w:p>
@@ -12592,7 +13097,7 @@
           <w:sz w:val="21"/>
           <w:szCs w:val="21"/>
         </w:rPr>
-        <w:t xml:space="preserve">☐ Time management: Σ EstimatedTimeSeconds → TimeLimitMinutes on question changes; per-question hard timer; assignment window; low-time banner (≤5m) + modal/audio at ≤60s (web + mobile).</w:t>
+        <w:t xml:space="preserve">☐ Descriptive (104), Matching (106), and Ordering (107) authoring enabled on web and mobile (bank + quiz inline). File Upload (105) and Media (108) are hidden on every create path; existing rows still work on attempts.</w:t>
       </w:r>
     </w:p>
     <w:p>
@@ -12609,7 +13114,7 @@
           <w:sz w:val="21"/>
           <w:szCs w:val="21"/>
         </w:rPr>
-        <w:t xml:space="preserve">☐ On attempt start, QuizAttemptQuestion freezes text/marks/options/order; answers store per attempt.</w:t>
+        <w:t xml:space="preserve">☐ Student attempts require assignment (or Public window), active quiz, window, DeviceId, attempt quota, and instructions ack when set.</w:t>
       </w:r>
     </w:p>
     <w:p>
@@ -12626,7 +13131,7 @@
           <w:sz w:val="21"/>
           <w:szCs w:val="21"/>
         </w:rPr>
-        <w:t xml:space="preserve">☐ Scoring: single/TF one correct; multi exact set; Fill accepted-answer rules.</w:t>
+        <w:t xml:space="preserve">☐ InProgress resumes; TimeLimitMinutes enforced client + server; AutoSubmitted on IsAutoSubmit.</w:t>
       </w:r>
     </w:p>
     <w:p>
@@ -12643,7 +13148,7 @@
           <w:sz w:val="21"/>
           <w:szCs w:val="21"/>
         </w:rPr>
-        <w:t xml:space="preserve">☐ Shared Full / review-pending mask on submit and get-result until finalize when required.</w:t>
+        <w:t xml:space="preserve">☐ Time management: Σ EstimatedTimeSeconds → TimeLimitMinutes on question changes; per-question hard timer; assignment window; low-time banner (≤5m) + modal/audio at ≤60s (web + mobile).</w:t>
       </w:r>
     </w:p>
     <w:p>
@@ -12660,7 +13165,7 @@
           <w:sz w:val="21"/>
           <w:szCs w:val="21"/>
         </w:rPr>
-        <w:t xml:space="preserve">☐ ApplyCreateDefaults: nullable fallbacks only; bools never OR’d.</w:t>
+        <w:t xml:space="preserve">☐ On attempt start, QuizAttemptQuestion freezes text/marks/options/order; answers store per attempt.</w:t>
       </w:r>
     </w:p>
     <w:p>
@@ -12677,7 +13182,7 @@
           <w:sz w:val="21"/>
           <w:szCs w:val="21"/>
         </w:rPr>
-        <w:t xml:space="preserve">☐ Allow-retry only after IsReviewDone; adds ExtraAttempts.</w:t>
+        <w:t xml:space="preserve">☐ Scoring: single/TF one correct; multi exact set; Fill accepted-answer rules.</w:t>
       </w:r>
     </w:p>
     <w:p>
@@ -12694,7 +13199,7 @@
           <w:sz w:val="21"/>
           <w:szCs w:val="21"/>
         </w:rPr>
-        <w:t xml:space="preserve">☐ Cancel removes only future assignments and restores Assigned or Published (never Cancelled lifecycle).</w:t>
+        <w:t xml:space="preserve">☐ Shared Full / review-pending mask on submit and get-result until finalize when required.</w:t>
       </w:r>
     </w:p>
     <w:p>
@@ -12711,7 +13216,7 @@
           <w:sz w:val="21"/>
           <w:szCs w:val="21"/>
         </w:rPr>
-        <w:t xml:space="preserve">☐ Archive: no assignments → hard delete; has assignments → Archived + Inactive. Draft must be deleted.</w:t>
+        <w:t xml:space="preserve">☐ ApplyCreateDefaults: nullable fallbacks only; bools never OR’d.</w:t>
       </w:r>
     </w:p>
     <w:p>
@@ -12728,7 +13233,7 @@
           <w:sz w:val="21"/>
           <w:szCs w:val="21"/>
         </w:rPr>
-        <w:t xml:space="preserve">☐ Duplicate creates Draft + Pending copy with questions.</w:t>
+        <w:t xml:space="preserve">☐ Allow-retry only after IsReviewDone; adds ExtraAttempts.</w:t>
       </w:r>
     </w:p>
     <w:p>
@@ -12745,7 +13250,7 @@
           <w:sz w:val="21"/>
           <w:szCs w:val="21"/>
         </w:rPr>
-        <w:t xml:space="preserve">☐ CampusAdmin may school-approve/reject campus Pending quizzes and list campus (+ Public) quizzes.</w:t>
+        <w:t xml:space="preserve">☐ Cancel removes only future assignments and restores Assigned or Published (never Cancelled lifecycle).</w:t>
       </w:r>
     </w:p>
     <w:p>
@@ -12762,7 +13267,7 @@
           <w:sz w:val="21"/>
           <w:szCs w:val="21"/>
         </w:rPr>
-        <w:t xml:space="preserve">☐ SchoolAdmin/PortalAdmin may create quizzes; School/Campus publish → SchoolApproved; Portal publish → Approved.</w:t>
+        <w:t xml:space="preserve">☐ Archive: no assignments → hard delete; has assignments → Archived + Inactive. Draft must be deleted.</w:t>
       </w:r>
     </w:p>
     <w:p>
@@ -12779,7 +13284,7 @@
           <w:sz w:val="21"/>
           <w:szCs w:val="21"/>
         </w:rPr>
-        <w:t xml:space="preserve">☐ Rejected cannot be approved by anyone until teacher re-publish resets to Pending. Reject reason required.</w:t>
+        <w:t xml:space="preserve">☐ Duplicate creates Draft + Pending copy with questions.</w:t>
       </w:r>
     </w:p>
     <w:p>
@@ -12796,7 +13301,58 @@
           <w:sz w:val="21"/>
           <w:szCs w:val="21"/>
         </w:rPr>
-        <w:t xml:space="preserve">☐ Teacher list API returns own quizzes (CreatedBy) ∪ Public; client mine toggle remains for admins.</w:t>
+        <w:t xml:space="preserve">☐ CampusAdmin may school-approve/reject campus Pending quizzes, list campus-scoped catalog (+ Public), and open /quizzes manage routes.</w:t>
+      </w:r>
+    </w:p>
+    <w:p>
+      <w:pPr>
+        <w:pStyle w:val="ListParagraph"/>
+        <w:numPr>
+          <w:ilvl w:val="0"/>
+          <w:numId w:val="1"/>
+        </w:numPr>
+        <w:spacing w:after="60"/>
+      </w:pPr>
+      <w:r>
+        <w:rPr>
+          <w:sz w:val="21"/>
+          <w:szCs w:val="21"/>
+        </w:rPr>
+        <w:t xml:space="preserve">☐ SchoolAdmin/PortalAdmin may create quizzes; School/Campus publish → SchoolApproved; Portal publish → Approved.</w:t>
+      </w:r>
+    </w:p>
+    <w:p>
+      <w:pPr>
+        <w:pStyle w:val="ListParagraph"/>
+        <w:numPr>
+          <w:ilvl w:val="0"/>
+          <w:numId w:val="1"/>
+        </w:numPr>
+        <w:spacing w:after="60"/>
+      </w:pPr>
+      <w:r>
+        <w:rPr>
+          <w:sz w:val="21"/>
+          <w:szCs w:val="21"/>
+        </w:rPr>
+        <w:t xml:space="preserve">☐ Rejected cannot be approved by anyone until teacher re-publish resets to Pending. Reject reason required.</w:t>
+      </w:r>
+    </w:p>
+    <w:p>
+      <w:pPr>
+        <w:pStyle w:val="ListParagraph"/>
+        <w:numPr>
+          <w:ilvl w:val="0"/>
+          <w:numId w:val="1"/>
+        </w:numPr>
+        <w:spacing w:after="60"/>
+      </w:pPr>
+      <w:r>
+        <w:rPr>
+          <w:sz w:val="21"/>
+          <w:szCs w:val="21"/>
+        </w:rPr>
+        <w:t xml:space="preserve">☐ Teacher/Coordinator list API returns all published quizzes in campus scope (any creator) plus own drafts; client Mine only toggle optional.</w:t>
       </w:r>
     </w:p>
     <w:p>

--- a/docs/05_RankUp_Quiz_Business_QA.docx
+++ b/docs/05_RankUp_Quiz_Business_QA.docx
@@ -55,7 +55,7 @@
           <w:sz w:val="21"/>
           <w:szCs w:val="21"/>
         </w:rPr>
-        <w:t xml:space="preserve">Canonical model: Quizzes start Draft (owner + PortalAdmin only). Teachers/parents submit for approval while staying Draft. School/campus admins endorse; PortalAdmin publishes. Published staff catalog uses role + school/campus scope — not CreatedBy alone. Edit settings: owner or PortalAdmin only.</w:t>
+        <w:t xml:space="preserve">Canonical model: Every quiz starts Pending Approval (Draft + Pending). Approval and publishing are separate permissions. School/Campus approve → SchoolApproved (stays Draft); PortalAdmin approves and is the only publisher (→ Published). Pending or approved-but-unpublished: not assignable. Creator cannot self-approve.</w:t>
       </w:r>
     </w:p>
     <w:p>
@@ -75,27 +75,7 @@
           <w:sz w:val="21"/>
           <w:szCs w:val="21"/>
         </w:rPr>
-        <w:t xml:space="preserve">Clean two-dimension model: Lifecycle (Draft 60 → Published 61 → Assigned 62 → Archived 63) and Approval (Pending 40 → SchoolApproved 41 → Approved 42 / Rejected 43). Per-student progress lives on attempts (81/82/85), never on the quiz row. Initializer remaps legacy IDs and deactivates retired rows (approval 44–46; lifecycle 64–66).</w:t>
-      </w:r>
-    </w:p>
-    <w:p>
-      <w:pPr>
-        <w:spacing w:after="100"/>
-        <w:rPr>
-          <w:b/>
-          <w:bCs/>
-          <w:color w:val="92400E"/>
-        </w:rPr>
-      </w:pPr>
-      <w:r>
-        <w:rPr>
-          <w:b/>
-          <w:bCs/>
-          <w:color w:val="92400E"/>
-          <w:sz w:val="21"/>
-          <w:szCs w:val="21"/>
-        </w:rPr>
-        <w:t xml:space="preserve">Terminology: lifecycle Draft (60) is the initial editable state. Approval Pending (40) is the school gate — not a lifecycle Draft.</w:t>
+        <w:t xml:space="preserve">Two dimensions: Lifecycle (Draft→Published→Assigned→Archived) and Approval (Pending→SchoolApproved→Approved/Rejected). Assign requires Published lifecycle.</w:t>
       </w:r>
     </w:p>
     <w:p>
@@ -211,7 +191,7 @@
                 <w:sz w:val="17"/>
                 <w:szCs w:val="17"/>
               </w:rPr>
-              <w:t xml:space="preserve">Initial editable state. Visible only to the owner and PortalAdmin until portal publish. Owner may edit, submit for approval, duplicate, or delete (role rules). Not assignable to students.</w:t>
+              <w:t xml:space="preserve">Unpublished. Lifecycle stays Draft until PortalAdmin publishes. Includes Pending Approval and post-approval (Approved/SchoolApproved) waiting for publish. Visible only to owner + PortalAdmin in manage lists. Owner may edit (ownership rules), submit for approval, duplicate, or delete. Not assignable; students cannot attempt.</w:t>
             </w:r>
           </w:p>
         </w:tc>
@@ -252,7 +232,7 @@
                 <w:sz w:val="17"/>
                 <w:szCs w:val="17"/>
               </w:rPr>
-              <w:t xml:space="preserve">Portal-admin publish step. Visible to teachers/admins (school/campus scope or Public). Students only receive it via assignment or public catalog — not in unpublished draft lists.</w:t>
+              <w:t xml:space="preserve">PortalAdmin publish step only. Set when lifecycle moves Draft → Published after approval gates are satisfied. Visible to staff by school/campus scope (or Public). Students receive it via assignment or Public catalog only after this step.</w:t>
             </w:r>
           </w:p>
         </w:tc>
@@ -453,7 +433,7 @@
                 <w:sz w:val="17"/>
                 <w:szCs w:val="17"/>
               </w:rPr>
-              <w:t xml:space="preserve">Awaiting school/campus review (teacher quizzes) or portal review (parent quizzes). Set when Teacher/Parent publishes/resubmits. Create/duplicate also start here for teachers.</w:t>
+              <w:t xml:space="preserve">Every newly created quiz starts here (create, duplicate, resubmit after reject). Awaiting review. Lifecycle remains Draft. Not assignable; students cannot attempt. Owner may edit per ownership rules.</w:t>
             </w:r>
           </w:p>
         </w:tc>
@@ -494,7 +474,7 @@
                 <w:sz w:val="17"/>
                 <w:szCs w:val="17"/>
               </w:rPr>
-              <w:t xml:space="preserve">First-tier approve by SchoolAdmin or CampusAdmin (teacher quizzes only). Waiting for PortalAdmin final approval.</w:t>
+              <w:t xml:space="preserve">SchoolAdmin or CampusAdmin approved a Teacher/Coordinator quiz (Pending → SchoolApproved). Does not publish — lifecycle stays Draft. Not assignable until PortalAdmin publishes. PortalAdmin queue may include SchoolApproved rows.</w:t>
             </w:r>
           </w:p>
         </w:tc>
@@ -535,7 +515,7 @@
                 <w:sz w:val="17"/>
                 <w:szCs w:val="17"/>
               </w:rPr>
-              <w:t xml:space="preserve">Final approve by PortalAdmin. Required before Teacher/SchoolAdmin/PortalAdmin assignment and before Parent assign.</w:t>
+              <w:t xml:space="preserve">PortalAdmin final approval (from Pending or SchoolApproved). Does not by itself publish — lifecycle stays Draft until PortalAdmin runs publish. Required before publish for teacher/coordinator quizzes. ParentPrivate: portal approve + publish may occur together via publish endpoint.</w:t>
             </w:r>
           </w:p>
         </w:tc>
@@ -576,12 +556,215 @@
                 <w:sz w:val="17"/>
                 <w:szCs w:val="17"/>
               </w:rPr>
-              <w:t xml:space="preserve">Denied by SchoolAdmin, CampusAdmin, or PortalAdmin. Rejection reason required. Cannot be approved until the teacher resubmits to Pending.</w:t>
+              <w:t xml:space="preserve">Denied by SchoolAdmin, CampusAdmin, or PortalAdmin (in scope). Rejection reason required. Lifecycle stays Draft. Creator must fix and resubmit to Pending. Cannot be approved until resubmitted.</w:t>
             </w:r>
           </w:p>
         </w:tc>
       </w:tr>
     </w:tbl>
+    <w:p>
+      <w:pPr>
+        <w:pStyle w:val="Heading2"/>
+        <w:spacing w:after="100" w:before="220"/>
+      </w:pPr>
+      <w:r>
+        <w:rPr>
+          <w:b/>
+          <w:bCs/>
+          <w:color w:val="2563EB"/>
+          <w:sz w:val="24"/>
+          <w:szCs w:val="24"/>
+        </w:rPr>
+        <w:t xml:space="preserve">2a. Approval vs publishing</w:t>
+      </w:r>
+    </w:p>
+    <w:p>
+      <w:pPr>
+        <w:pStyle w:val="ListParagraph"/>
+        <w:numPr>
+          <w:ilvl w:val="0"/>
+          <w:numId w:val="1"/>
+        </w:numPr>
+        <w:spacing w:after="60"/>
+      </w:pPr>
+      <w:r>
+        <w:rPr>
+          <w:sz w:val="21"/>
+          <w:szCs w:val="21"/>
+        </w:rPr>
+        <w:t xml:space="preserve">Approval and publishing are separate permissions. Approval changes ApprovalStatus only; publishing changes LifecycleStatus to Published.</w:t>
+      </w:r>
+    </w:p>
+    <w:p>
+      <w:pPr>
+        <w:pStyle w:val="ListParagraph"/>
+        <w:numPr>
+          <w:ilvl w:val="0"/>
+          <w:numId w:val="1"/>
+        </w:numPr>
+        <w:spacing w:after="60"/>
+      </w:pPr>
+      <w:r>
+        <w:rPr>
+          <w:sz w:val="21"/>
+          <w:szCs w:val="21"/>
+        </w:rPr>
+        <w:t xml:space="preserve">Every newly created quiz starts with Approval=Pending and Lifecycle=Draft.</w:t>
+      </w:r>
+    </w:p>
+    <w:p>
+      <w:pPr>
+        <w:pStyle w:val="ListParagraph"/>
+        <w:numPr>
+          <w:ilvl w:val="0"/>
+          <w:numId w:val="1"/>
+        </w:numPr>
+        <w:spacing w:after="60"/>
+      </w:pPr>
+      <w:r>
+        <w:rPr>
+          <w:sz w:val="21"/>
+          <w:szCs w:val="21"/>
+        </w:rPr>
+        <w:t xml:space="preserve">While Pending (or Approved/SchoolApproved but Lifecycle still Draft): cannot assign; students cannot attempt; owner may edit per existing ownership rules.</w:t>
+      </w:r>
+    </w:p>
+    <w:p>
+      <w:pPr>
+        <w:pStyle w:val="ListParagraph"/>
+        <w:numPr>
+          <w:ilvl w:val="0"/>
+          <w:numId w:val="1"/>
+        </w:numPr>
+        <w:spacing w:after="60"/>
+      </w:pPr>
+      <w:r>
+        <w:rPr>
+          <w:sz w:val="21"/>
+          <w:szCs w:val="21"/>
+        </w:rPr>
+        <w:t xml:space="preserve">Teacher / Coordinator created quiz: own SchoolAdmin may approve (Pending → SchoolApproved); own CampusAdmin may approve (Pending → SchoolApproved); PortalAdmin may approve (→ Approved) and is the only role that publishes (Draft → Published).</w:t>
+      </w:r>
+    </w:p>
+    <w:p>
+      <w:pPr>
+        <w:pStyle w:val="ListParagraph"/>
+        <w:numPr>
+          <w:ilvl w:val="0"/>
+          <w:numId w:val="1"/>
+        </w:numPr>
+        <w:spacing w:after="60"/>
+      </w:pPr>
+      <w:r>
+        <w:rPr>
+          <w:sz w:val="21"/>
+          <w:szCs w:val="21"/>
+        </w:rPr>
+        <w:t xml:space="preserve">SchoolAdmin and CampusAdmin approval never auto-publishes. After they approve, the quiz remains Draft and unavailable for assignment until PortalAdmin publishes.</w:t>
+      </w:r>
+    </w:p>
+    <w:p>
+      <w:pPr>
+        <w:pStyle w:val="ListParagraph"/>
+        <w:numPr>
+          <w:ilvl w:val="0"/>
+          <w:numId w:val="1"/>
+        </w:numPr>
+        <w:spacing w:after="60"/>
+      </w:pPr>
+      <w:r>
+        <w:rPr>
+          <w:sz w:val="21"/>
+          <w:szCs w:val="21"/>
+        </w:rPr>
+        <w:t xml:space="preserve">PortalAdmin has final publishing authority: approve, publish, edit, and manage any quiz platform-wide.</w:t>
+      </w:r>
+    </w:p>
+    <w:p>
+      <w:pPr>
+        <w:pStyle w:val="ListParagraph"/>
+        <w:numPr>
+          <w:ilvl w:val="0"/>
+          <w:numId w:val="1"/>
+        </w:numPr>
+        <w:spacing w:after="60"/>
+      </w:pPr>
+      <w:r>
+        <w:rPr>
+          <w:sz w:val="21"/>
+          <w:szCs w:val="21"/>
+        </w:rPr>
+        <w:t xml:space="preserve">The quiz creator cannot approve their own quiz (self-approval forbidden).</w:t>
+      </w:r>
+    </w:p>
+    <w:p>
+      <w:pPr>
+        <w:pStyle w:val="ListParagraph"/>
+        <w:numPr>
+          <w:ilvl w:val="0"/>
+          <w:numId w:val="1"/>
+        </w:numPr>
+        <w:spacing w:after="60"/>
+      </w:pPr>
+      <w:r>
+        <w:rPr>
+          <w:sz w:val="21"/>
+          <w:szCs w:val="21"/>
+        </w:rPr>
+        <w:t xml:space="preserve">Approver scope: SchoolAdmin → own school; CampusAdmin → own campus; PortalAdmin → all schools/campuses. Approver must match quiz school/campus except PortalAdmin.</w:t>
+      </w:r>
+    </w:p>
+    <w:p>
+      <w:pPr>
+        <w:pStyle w:val="ListParagraph"/>
+        <w:numPr>
+          <w:ilvl w:val="0"/>
+          <w:numId w:val="1"/>
+        </w:numPr>
+        <w:spacing w:after="60"/>
+      </w:pPr>
+      <w:r>
+        <w:rPr>
+          <w:sz w:val="21"/>
+          <w:szCs w:val="21"/>
+        </w:rPr>
+        <w:t xml:space="preserve">Only Lifecycle=Published (or Assigned) quizzes may be assigned to students/children. Approval=Approved alone is insufficient if lifecycle is still Draft.</w:t>
+      </w:r>
+    </w:p>
+    <w:p>
+      <w:pPr>
+        <w:pStyle w:val="ListParagraph"/>
+        <w:numPr>
+          <w:ilvl w:val="0"/>
+          <w:numId w:val="1"/>
+        </w:numPr>
+        <w:spacing w:after="60"/>
+      </w:pPr>
+      <w:r>
+        <w:rPr>
+          <w:sz w:val="21"/>
+          <w:szCs w:val="21"/>
+        </w:rPr>
+        <w:t xml:space="preserve">Other authorized creators (Parent, Tutor, SchoolAdmin, PortalAdmin) follow the applicable workflow for their role. ParentPrivate (PrivateParent) quizzes: Parent or Tutor create; PortalAdmin approve + publish before assign.</w:t>
+      </w:r>
+    </w:p>
+    <w:p>
+      <w:pPr>
+        <w:pStyle w:val="ListParagraph"/>
+        <w:numPr>
+          <w:ilvl w:val="0"/>
+          <w:numId w:val="1"/>
+        </w:numPr>
+        <w:spacing w:after="60"/>
+      </w:pPr>
+      <w:r>
+        <w:rPr>
+          <w:sz w:val="21"/>
+          <w:szCs w:val="21"/>
+        </w:rPr>
+        <w:t xml:space="preserve">Preserve published catalog visibility: role + school/campus scope — not CreatedBy alone (see §6a).</w:t>
+      </w:r>
+    </w:p>
     <w:p>
       <w:pPr>
         <w:pStyle w:val="Heading2"/>
@@ -1533,7 +1716,7 @@
                 <w:sz w:val="17"/>
                 <w:szCs w:val="17"/>
               </w:rPr>
-              <w:t xml:space="preserve">Teacher</w:t>
+              <w:t xml:space="preserve">Teacher / Coordinator</w:t>
             </w:r>
           </w:p>
         </w:tc>
@@ -1587,7 +1770,7 @@
                 <w:sz w:val="17"/>
                 <w:szCs w:val="17"/>
               </w:rPr>
-              <w:t xml:space="preserve">Teacher</w:t>
+              <w:t xml:space="preserve">Teacher / Coordinator</w:t>
             </w:r>
           </w:p>
         </w:tc>
@@ -1641,7 +1824,7 @@
                 <w:sz w:val="17"/>
                 <w:szCs w:val="17"/>
               </w:rPr>
-              <w:t xml:space="preserve">Teacher</w:t>
+              <w:t xml:space="preserve">Teacher / Coordinator</w:t>
             </w:r>
           </w:p>
         </w:tc>
@@ -1695,7 +1878,7 @@
                 <w:sz w:val="17"/>
                 <w:szCs w:val="17"/>
               </w:rPr>
-              <w:t xml:space="preserve">Teacher</w:t>
+              <w:t xml:space="preserve">Teacher / Coordinator</w:t>
             </w:r>
           </w:p>
         </w:tc>
@@ -1736,33 +1919,33 @@
                 <w:sz w:val="17"/>
                 <w:szCs w:val="17"/>
               </w:rPr>
-              <w:t xml:space="preserve">ParentPrivate</w:t>
-            </w:r>
-          </w:p>
-        </w:tc>
-        <w:tc>
-          <w:p>
-            <w:r>
-              <w:rPr>
-                <w:b w:val="false"/>
-                <w:bCs w:val="false"/>
-                <w:sz w:val="17"/>
-                <w:szCs w:val="17"/>
-              </w:rPr>
-              <w:t xml:space="preserve">Parent</w:t>
-            </w:r>
-          </w:p>
-        </w:tc>
-        <w:tc>
-          <w:p>
-            <w:r>
-              <w:rPr>
-                <w:b w:val="false"/>
-                <w:bCs w:val="false"/>
-                <w:sz w:val="17"/>
-                <w:szCs w:val="17"/>
-              </w:rPr>
-              <w:t xml:space="preserve">Private parent quiz. Publish → Pending; PortalAdmin approves before assign. PortalAdmin-only delete/archive. Assign only to linked children / parent groups.</w:t>
+              <w:t xml:space="preserve">ParentPrivate (PrivateParent)</w:t>
+            </w:r>
+          </w:p>
+        </w:tc>
+        <w:tc>
+          <w:p>
+            <w:r>
+              <w:rPr>
+                <w:b w:val="false"/>
+                <w:bCs w:val="false"/>
+                <w:sz w:val="17"/>
+                <w:szCs w:val="17"/>
+              </w:rPr>
+              <w:t xml:space="preserve">Parent / Tutor</w:t>
+            </w:r>
+          </w:p>
+        </w:tc>
+        <w:tc>
+          <w:p>
+            <w:r>
+              <w:rPr>
+                <w:b w:val="false"/>
+                <w:bCs w:val="false"/>
+                <w:sz w:val="17"/>
+                <w:szCs w:val="17"/>
+              </w:rPr>
+              <w:t xml:space="preserve">Private family quiz for linked children. Lookup ID 5; aliases Parent Private / Private. Create forces this type for Parent and Tutor. Submit → Pending; PortalAdmin approves and publishes before assign. PortalAdmin-only delete/archive. Assign only to linked children (Parent) or tutor-linked students (Tutor).</w:t>
             </w:r>
           </w:p>
         </w:tc>
@@ -1855,7 +2038,7 @@
                 <w:sz w:val="17"/>
                 <w:szCs w:val="17"/>
               </w:rPr>
-              <w:t xml:space="preserve">Create (Teacher/Parent)</w:t>
+              <w:t xml:space="preserve">Create (any authorized role)</w:t>
             </w:r>
           </w:p>
         </w:tc>
@@ -1881,7 +2064,7 @@
                 <w:sz w:val="17"/>
                 <w:szCs w:val="17"/>
               </w:rPr>
-              <w:t xml:space="preserve">Title required. Parent type forced to ParentPrivate; Teacher uses school types. School/Campus stamped from auth token (not chosen on /quizzes/new UI). PortalAdmin school/campus optional via API.</w:t>
+              <w:t xml:space="preserve">Approval always starts Pending. Lifecycle Draft. Parent/Tutor create forces QuizType ParentPrivate (PrivateParent). Teacher/coordinator: school types. School/Campus from auth token. Not assignable.</w:t>
             </w:r>
           </w:p>
         </w:tc>
@@ -1909,35 +2092,35 @@
                 <w:sz w:val="17"/>
                 <w:szCs w:val="17"/>
               </w:rPr>
-              <w:t xml:space="preserve">Unchanged</w:t>
-            </w:r>
-          </w:p>
-        </w:tc>
-        <w:tc>
-          <w:p>
-            <w:r>
-              <w:rPr>
-                <w:b w:val="false"/>
-                <w:bCs w:val="false"/>
-                <w:sz w:val="17"/>
-                <w:szCs w:val="17"/>
-              </w:rPr>
-              <w:t xml:space="preserve">Only Draft or Published, not Archived, and no started assignment (StartDateTime ≤ now or any attempt exists).</w:t>
-            </w:r>
-          </w:p>
-        </w:tc>
-      </w:tr>
-      <w:tr>
-        <w:tc>
-          <w:p>
-            <w:r>
-              <w:rPr>
-                <w:b w:val="false"/>
-                <w:bCs w:val="false"/>
-                <w:sz w:val="17"/>
-                <w:szCs w:val="17"/>
-              </w:rPr>
-              <w:t xml:space="preserve">Publish (Teacher / Coordinator / Parent / Tutor)</w:t>
+              <w:t xml:space="preserve">Unchanged approval/lifecycle</w:t>
+            </w:r>
+          </w:p>
+        </w:tc>
+        <w:tc>
+          <w:p>
+            <w:r>
+              <w:rPr>
+                <w:b w:val="false"/>
+                <w:bCs w:val="false"/>
+                <w:sz w:val="17"/>
+                <w:szCs w:val="17"/>
+              </w:rPr>
+              <w:t xml:space="preserve">Draft or Published lifecycle, not Archived, no started assignment. Pending/SchoolApproved/Approved Draft quizzes remain editable per ownership rules.</w:t>
+            </w:r>
+          </w:p>
+        </w:tc>
+      </w:tr>
+      <w:tr>
+        <w:tc>
+          <w:p>
+            <w:r>
+              <w:rPr>
+                <w:b w:val="false"/>
+                <w:bCs w:val="false"/>
+                <w:sz w:val="17"/>
+                <w:szCs w:val="17"/>
+              </w:rPr>
+              <w:t xml:space="preserve">Submit for approval (Teacher / Coordinator / Parent / Tutor)</w:t>
             </w:r>
           </w:p>
         </w:tc>
@@ -1963,22 +2146,22 @@
                 <w:sz w:val="17"/>
                 <w:szCs w:val="17"/>
               </w:rPr>
-              <w:t xml:space="preserve">Submit for approval only — lifecycle stays Draft. ≥1 question. Not assignable until portal admin publishes.</w:t>
-            </w:r>
-          </w:p>
-        </w:tc>
-      </w:tr>
-      <w:tr>
-        <w:tc>
-          <w:p>
-            <w:r>
-              <w:rPr>
-                <w:b w:val="false"/>
-                <w:bCs w:val="false"/>
-                <w:sz w:val="17"/>
-                <w:szCs w:val="17"/>
-              </w:rPr>
-              <w:t xml:space="preserve">School approve (SchoolAdmin / CampusAdmin)</w:t>
+              <w:t xml:space="preserve">Owner action (publish endpoint for non–PortalAdmin). Lifecycle stays Draft. ≥1 question. Notifies approvers. Not assignable.</w:t>
+            </w:r>
+          </w:p>
+        </w:tc>
+      </w:tr>
+      <w:tr>
+        <w:tc>
+          <w:p>
+            <w:r>
+              <w:rPr>
+                <w:b w:val="false"/>
+                <w:bCs w:val="false"/>
+                <w:sz w:val="17"/>
+                <w:szCs w:val="17"/>
+              </w:rPr>
+              <w:t xml:space="preserve">Approve (SchoolAdmin)</w:t>
             </w:r>
           </w:p>
         </w:tc>
@@ -2004,22 +2187,63 @@
                 <w:sz w:val="17"/>
                 <w:szCs w:val="17"/>
               </w:rPr>
-              <w:t xml:space="preserve">Teacher/coordinator quizzes only. Only from Pending while Draft. Does not publish.</w:t>
-            </w:r>
-          </w:p>
-        </w:tc>
-      </w:tr>
-      <w:tr>
-        <w:tc>
-          <w:p>
-            <w:r>
-              <w:rPr>
-                <w:b w:val="false"/>
-                <w:bCs w:val="false"/>
-                <w:sz w:val="17"/>
-                <w:szCs w:val="17"/>
-              </w:rPr>
-              <w:t xml:space="preserve">Portal approve (PortalAdmin, optional)</w:t>
+              <w:t xml:space="preserve">Teacher/Coordinator quizzes only. Pending → SchoolApproved in own school. Does not publish. Creator cannot self-approve.</w:t>
+            </w:r>
+          </w:p>
+        </w:tc>
+      </w:tr>
+      <w:tr>
+        <w:tc>
+          <w:p>
+            <w:r>
+              <w:rPr>
+                <w:b w:val="false"/>
+                <w:bCs w:val="false"/>
+                <w:sz w:val="17"/>
+                <w:szCs w:val="17"/>
+              </w:rPr>
+              <w:t xml:space="preserve">Approve (CampusAdmin)</w:t>
+            </w:r>
+          </w:p>
+        </w:tc>
+        <w:tc>
+          <w:p>
+            <w:r>
+              <w:rPr>
+                <w:b w:val="false"/>
+                <w:bCs w:val="false"/>
+                <w:sz w:val="17"/>
+                <w:szCs w:val="17"/>
+              </w:rPr>
+              <w:t xml:space="preserve">Draft + SchoolApproved</w:t>
+            </w:r>
+          </w:p>
+        </w:tc>
+        <w:tc>
+          <w:p>
+            <w:r>
+              <w:rPr>
+                <w:b w:val="false"/>
+                <w:bCs w:val="false"/>
+                <w:sz w:val="17"/>
+                <w:szCs w:val="17"/>
+              </w:rPr>
+              <w:t xml:space="preserve">Teacher/Coordinator quizzes only. Pending → SchoolApproved in own campus. Does not publish. Creator cannot self-approve.</w:t>
+            </w:r>
+          </w:p>
+        </w:tc>
+      </w:tr>
+      <w:tr>
+        <w:tc>
+          <w:p>
+            <w:r>
+              <w:rPr>
+                <w:b w:val="false"/>
+                <w:bCs w:val="false"/>
+                <w:sz w:val="17"/>
+                <w:szCs w:val="17"/>
+              </w:rPr>
+              <w:t xml:space="preserve">Approve (PortalAdmin)</w:t>
             </w:r>
           </w:p>
         </w:tc>
@@ -2045,22 +2269,22 @@
                 <w:sz w:val="17"/>
                 <w:szCs w:val="17"/>
               </w:rPr>
-              <w:t xml:space="preserve">May set final Approved while still Draft; portal publish still required for catalog.</w:t>
-            </w:r>
-          </w:p>
-        </w:tc>
-      </w:tr>
-      <w:tr>
-        <w:tc>
-          <w:p>
-            <w:r>
-              <w:rPr>
-                <w:b w:val="false"/>
-                <w:bCs w:val="false"/>
-                <w:sz w:val="17"/>
-                <w:szCs w:val="17"/>
-              </w:rPr>
-              <w:t xml:space="preserve">Portal publish (PortalAdmin)</w:t>
+              <w:t xml:space="preserve">From Pending or SchoolApproved. Does not publish by itself — lifecycle stays Draft until publish step.</w:t>
+            </w:r>
+          </w:p>
+        </w:tc>
+      </w:tr>
+      <w:tr>
+        <w:tc>
+          <w:p>
+            <w:r>
+              <w:rPr>
+                <w:b w:val="false"/>
+                <w:bCs w:val="false"/>
+                <w:sz w:val="17"/>
+                <w:szCs w:val="17"/>
+              </w:rPr>
+              <w:t xml:space="preserve">Publish (PortalAdmin only)</w:t>
             </w:r>
           </w:p>
         </w:tc>
@@ -2086,22 +2310,22 @@
                 <w:sz w:val="17"/>
                 <w:szCs w:val="17"/>
               </w:rPr>
-              <w:t xml:space="preserve">Teacher quiz: requires SchoolApproved (or Approved) while Draft. ParentPrivate: requires Pending (or Approved) while Draft. Makes quiz assignable.</w:t>
-            </w:r>
-          </w:p>
-        </w:tc>
-      </w:tr>
-      <w:tr>
-        <w:tc>
-          <w:p>
-            <w:r>
-              <w:rPr>
-                <w:b w:val="false"/>
-                <w:bCs w:val="false"/>
-                <w:sz w:val="17"/>
-                <w:szCs w:val="17"/>
-              </w:rPr>
-              <w:t xml:space="preserve">Publish (SchoolAdmin / CampusAdmin)</w:t>
+              <w:t xml:space="preserve">Draft → Published. Teacher quiz: requires Approved (or SchoolApproved per policy) while Draft. ParentPrivate (Parent/Tutor): portal may approve+publish in one publish action. Only then assignable.</w:t>
+            </w:r>
+          </w:p>
+        </w:tc>
+      </w:tr>
+      <w:tr>
+        <w:tc>
+          <w:p>
+            <w:r>
+              <w:rPr>
+                <w:b w:val="false"/>
+                <w:bCs w:val="false"/>
+                <w:sz w:val="17"/>
+                <w:szCs w:val="17"/>
+              </w:rPr>
+              <w:t xml:space="preserve">Publish (SchoolAdmin / CampusAdmin / Teacher / Coordinator / Parent / Tutor)</w:t>
             </w:r>
           </w:p>
         </w:tc>
@@ -2127,48 +2351,7 @@
                 <w:sz w:val="17"/>
                 <w:szCs w:val="17"/>
               </w:rPr>
-              <w:t xml:space="preserve">Not allowed. School/campus admins approve only; portal admin publishes.</w:t>
-            </w:r>
-          </w:p>
-        </w:tc>
-      </w:tr>
-      <w:tr>
-        <w:tc>
-          <w:p>
-            <w:r>
-              <w:rPr>
-                <w:b w:val="false"/>
-                <w:bCs w:val="false"/>
-                <w:sz w:val="17"/>
-                <w:szCs w:val="17"/>
-              </w:rPr>
-              <w:t xml:space="preserve">Publish (PortalAdmin legacy shortcut)</w:t>
-            </w:r>
-          </w:p>
-        </w:tc>
-        <w:tc>
-          <w:p>
-            <w:r>
-              <w:rPr>
-                <w:b w:val="false"/>
-                <w:bCs w:val="false"/>
-                <w:sz w:val="17"/>
-                <w:szCs w:val="17"/>
-              </w:rPr>
-              <w:t xml:space="preserve">Published + Approved</w:t>
-            </w:r>
-          </w:p>
-        </w:tc>
-        <w:tc>
-          <w:p>
-            <w:r>
-              <w:rPr>
-                <w:b w:val="false"/>
-                <w:bCs w:val="false"/>
-                <w:sz w:val="17"/>
-                <w:szCs w:val="17"/>
-              </w:rPr>
-              <w:t xml:space="preserve">Portal admin publish endpoint performs final publish after approvals.</w:t>
+              <w:t xml:space="preserve">Not allowed. Approve (where permitted) or submit for approval only; PortalAdmin publishes.</w:t>
             </w:r>
           </w:p>
         </w:tc>
@@ -2196,20 +2379,20 @@
                 <w:sz w:val="17"/>
                 <w:szCs w:val="17"/>
               </w:rPr>
-              <w:t xml:space="preserve">Approval=Rejected</w:t>
-            </w:r>
-          </w:p>
-        </w:tc>
-        <w:tc>
-          <w:p>
-            <w:r>
-              <w:rPr>
-                <w:b w:val="false"/>
-                <w:bCs w:val="false"/>
-                <w:sz w:val="17"/>
-                <w:szCs w:val="17"/>
-              </w:rPr>
-              <w:t xml:space="preserve">Teacher quizzes: school/campus from Pending; portal from Pending or SchoolApproved. Parent quizzes: portal only. Reason required.</w:t>
+              <w:t xml:space="preserve">Draft + Rejected</w:t>
+            </w:r>
+          </w:p>
+        </w:tc>
+        <w:tc>
+          <w:p>
+            <w:r>
+              <w:rPr>
+                <w:b w:val="false"/>
+                <w:bCs w:val="false"/>
+                <w:sz w:val="17"/>
+                <w:szCs w:val="17"/>
+              </w:rPr>
+              <w:t xml:space="preserve">In-scope only. Reason required. School/Campus: Pending teacher quizzes. Portal: Pending, SchoolApproved, or ParentPrivate (Parent/Tutor) queue. Creator must resubmit.</w:t>
             </w:r>
           </w:p>
         </w:tc>
@@ -2250,7 +2433,7 @@
                 <w:sz w:val="17"/>
                 <w:szCs w:val="17"/>
               </w:rPr>
-              <w:t xml:space="preserve">Lifecycle must be Published or Assigned first; not Draft. ≥1 question; approval rules unchanged. Students cannot be assigned while unpublished.</w:t>
+              <w:t xml:space="preserve">Requires Lifecycle Published or Assigned; not Draft. Teacher quizzes: Approval=Approved. ParentPrivate: Published + Approved; assign to linked children (Parent) or tutor-linked students (Tutor). ≥1 question.</w:t>
             </w:r>
           </w:p>
         </w:tc>
@@ -2455,7 +2638,7 @@
                 <w:sz w:val="17"/>
                 <w:szCs w:val="17"/>
               </w:rPr>
-              <w:t xml:space="preserve">Source not Archived; ≥1 question. Title truncated + " (Copy)".</w:t>
+              <w:t xml:space="preserve">Source not Archived; ≥1 question. Title truncated + " (Copy)". Resets to Pending Approval.</w:t>
             </w:r>
           </w:p>
         </w:tc>
@@ -2517,6 +2700,7 @@
         <w:gridCol w:w="100"/>
         <w:gridCol w:w="100"/>
         <w:gridCol w:w="100"/>
+        <w:gridCol w:w="100"/>
       </w:tblGrid>
       <w:tr>
         <w:trPr>
@@ -2596,7 +2780,7 @@
                 <w:sz w:val="17"/>
                 <w:szCs w:val="17"/>
               </w:rPr>
-              <w:t xml:space="preserve">Parent</w:t>
+              <w:t xml:space="preserve">Coordinator</w:t>
             </w:r>
           </w:p>
         </w:tc>
@@ -2609,6 +2793,19 @@
                 <w:sz w:val="17"/>
                 <w:szCs w:val="17"/>
               </w:rPr>
+              <w:t xml:space="preserve">Parent / Tutor</w:t>
+            </w:r>
+          </w:p>
+        </w:tc>
+        <w:tc>
+          <w:p>
+            <w:r>
+              <w:rPr>
+                <w:b/>
+                <w:bCs/>
+                <w:sz w:val="17"/>
+                <w:szCs w:val="17"/>
+              </w:rPr>
               <w:t xml:space="preserve">Student</w:t>
             </w:r>
           </w:p>
@@ -2624,33 +2821,33 @@
                 <w:sz w:val="17"/>
                 <w:szCs w:val="17"/>
               </w:rPr>
-              <w:t xml:space="preserve">Create / edit settings / publish / duplicate own quizzes</w:t>
-            </w:r>
-          </w:p>
-        </w:tc>
-        <w:tc>
-          <w:p>
-            <w:r>
-              <w:rPr>
-                <w:b w:val="false"/>
-                <w:bCs w:val="false"/>
-                <w:sz w:val="17"/>
-                <w:szCs w:val="17"/>
-              </w:rPr>
-              <w:t xml:space="preserve">Yes*</w:t>
-            </w:r>
-          </w:p>
-        </w:tc>
-        <w:tc>
-          <w:p>
-            <w:r>
-              <w:rPr>
-                <w:b w:val="false"/>
-                <w:bCs w:val="false"/>
-                <w:sz w:val="17"/>
-                <w:szCs w:val="17"/>
-              </w:rPr>
-              <w:t xml:space="preserve">Yes*</w:t>
+              <w:t xml:space="preserve">Create / duplicate own quizzes</w:t>
+            </w:r>
+          </w:p>
+        </w:tc>
+        <w:tc>
+          <w:p>
+            <w:r>
+              <w:rPr>
+                <w:b w:val="false"/>
+                <w:bCs w:val="false"/>
+                <w:sz w:val="17"/>
+                <w:szCs w:val="17"/>
+              </w:rPr>
+              <w:t xml:space="preserve">Yes</w:t>
+            </w:r>
+          </w:p>
+        </w:tc>
+        <w:tc>
+          <w:p>
+            <w:r>
+              <w:rPr>
+                <w:b w:val="false"/>
+                <w:bCs w:val="false"/>
+                <w:sz w:val="17"/>
+                <w:szCs w:val="17"/>
+              </w:rPr>
+              <w:t xml:space="preserve">Yes</w:t>
             </w:r>
           </w:p>
         </w:tc>
@@ -2702,6 +2899,19 @@
                 <w:sz w:val="17"/>
                 <w:szCs w:val="17"/>
               </w:rPr>
+              <w:t xml:space="preserve">Own</w:t>
+            </w:r>
+          </w:p>
+        </w:tc>
+        <w:tc>
+          <w:p>
+            <w:r>
+              <w:rPr>
+                <w:b w:val="false"/>
+                <w:bCs w:val="false"/>
+                <w:sz w:val="17"/>
+                <w:szCs w:val="17"/>
+              </w:rPr>
               <w:t xml:space="preserve">No</w:t>
             </w:r>
           </w:p>
@@ -2795,6 +3005,19 @@
                 <w:sz w:val="17"/>
                 <w:szCs w:val="17"/>
               </w:rPr>
+              <w:t xml:space="preserve">Owner only</w:t>
+            </w:r>
+          </w:p>
+        </w:tc>
+        <w:tc>
+          <w:p>
+            <w:r>
+              <w:rPr>
+                <w:b w:val="false"/>
+                <w:bCs w:val="false"/>
+                <w:sz w:val="17"/>
+                <w:szCs w:val="17"/>
+              </w:rPr>
               <w:t xml:space="preserve">No</w:t>
             </w:r>
           </w:p>
@@ -2810,6 +3033,430 @@
                 <w:sz w:val="17"/>
                 <w:szCs w:val="17"/>
               </w:rPr>
+              <w:t xml:space="preserve">Submit for approval (owner)</w:t>
+            </w:r>
+          </w:p>
+        </w:tc>
+        <w:tc>
+          <w:p>
+            <w:r>
+              <w:rPr>
+                <w:b w:val="false"/>
+                <w:bCs w:val="false"/>
+                <w:sz w:val="17"/>
+                <w:szCs w:val="17"/>
+              </w:rPr>
+              <w:t xml:space="preserve">N/A</w:t>
+            </w:r>
+          </w:p>
+        </w:tc>
+        <w:tc>
+          <w:p>
+            <w:r>
+              <w:rPr>
+                <w:b w:val="false"/>
+                <w:bCs w:val="false"/>
+                <w:sz w:val="17"/>
+                <w:szCs w:val="17"/>
+              </w:rPr>
+              <w:t xml:space="preserve">N/A</w:t>
+            </w:r>
+          </w:p>
+        </w:tc>
+        <w:tc>
+          <w:p>
+            <w:r>
+              <w:rPr>
+                <w:b w:val="false"/>
+                <w:bCs w:val="false"/>
+                <w:sz w:val="17"/>
+                <w:szCs w:val="17"/>
+              </w:rPr>
+              <w:t xml:space="preserve">N/A</w:t>
+            </w:r>
+          </w:p>
+        </w:tc>
+        <w:tc>
+          <w:p>
+            <w:r>
+              <w:rPr>
+                <w:b w:val="false"/>
+                <w:bCs w:val="false"/>
+                <w:sz w:val="17"/>
+                <w:szCs w:val="17"/>
+              </w:rPr>
+              <w:t xml:space="preserve">Yes</w:t>
+            </w:r>
+          </w:p>
+        </w:tc>
+        <w:tc>
+          <w:p>
+            <w:r>
+              <w:rPr>
+                <w:b w:val="false"/>
+                <w:bCs w:val="false"/>
+                <w:sz w:val="17"/>
+                <w:szCs w:val="17"/>
+              </w:rPr>
+              <w:t xml:space="preserve">Yes</w:t>
+            </w:r>
+          </w:p>
+        </w:tc>
+        <w:tc>
+          <w:p>
+            <w:r>
+              <w:rPr>
+                <w:b w:val="false"/>
+                <w:bCs w:val="false"/>
+                <w:sz w:val="17"/>
+                <w:szCs w:val="17"/>
+              </w:rPr>
+              <w:t xml:space="preserve">Yes</w:t>
+            </w:r>
+          </w:p>
+        </w:tc>
+        <w:tc>
+          <w:p>
+            <w:r>
+              <w:rPr>
+                <w:b w:val="false"/>
+                <w:bCs w:val="false"/>
+                <w:sz w:val="17"/>
+                <w:szCs w:val="17"/>
+              </w:rPr>
+              <w:t xml:space="preserve">No</w:t>
+            </w:r>
+          </w:p>
+        </w:tc>
+      </w:tr>
+      <w:tr>
+        <w:tc>
+          <w:p>
+            <w:r>
+              <w:rPr>
+                <w:b w:val="false"/>
+                <w:bCs w:val="false"/>
+                <w:sz w:val="17"/>
+                <w:szCs w:val="17"/>
+              </w:rPr>
+              <w:t xml:space="preserve">Approve teacher/coordinator quizzes</w:t>
+            </w:r>
+          </w:p>
+        </w:tc>
+        <w:tc>
+          <w:p>
+            <w:r>
+              <w:rPr>
+                <w:b w:val="false"/>
+                <w:bCs w:val="false"/>
+                <w:sz w:val="17"/>
+                <w:szCs w:val="17"/>
+              </w:rPr>
+              <w:t xml:space="preserve">Yes (→ Approved)</w:t>
+            </w:r>
+          </w:p>
+        </w:tc>
+        <w:tc>
+          <w:p>
+            <w:r>
+              <w:rPr>
+                <w:b w:val="false"/>
+                <w:bCs w:val="false"/>
+                <w:sz w:val="17"/>
+                <w:szCs w:val="17"/>
+              </w:rPr>
+              <w:t xml:space="preserve">Yes (→ SchoolApproved, own school)</w:t>
+            </w:r>
+          </w:p>
+        </w:tc>
+        <w:tc>
+          <w:p>
+            <w:r>
+              <w:rPr>
+                <w:b w:val="false"/>
+                <w:bCs w:val="false"/>
+                <w:sz w:val="17"/>
+                <w:szCs w:val="17"/>
+              </w:rPr>
+              <w:t xml:space="preserve">Yes (→ SchoolApproved, own campus)</w:t>
+            </w:r>
+          </w:p>
+        </w:tc>
+        <w:tc>
+          <w:p>
+            <w:r>
+              <w:rPr>
+                <w:b w:val="false"/>
+                <w:bCs w:val="false"/>
+                <w:sz w:val="17"/>
+                <w:szCs w:val="17"/>
+              </w:rPr>
+              <w:t xml:space="preserve">No (no self-approve)</w:t>
+            </w:r>
+          </w:p>
+        </w:tc>
+        <w:tc>
+          <w:p>
+            <w:r>
+              <w:rPr>
+                <w:b w:val="false"/>
+                <w:bCs w:val="false"/>
+                <w:sz w:val="17"/>
+                <w:szCs w:val="17"/>
+              </w:rPr>
+              <w:t xml:space="preserve">No (no self-approve)</w:t>
+            </w:r>
+          </w:p>
+        </w:tc>
+        <w:tc>
+          <w:p>
+            <w:r>
+              <w:rPr>
+                <w:b w:val="false"/>
+                <w:bCs w:val="false"/>
+                <w:sz w:val="17"/>
+                <w:szCs w:val="17"/>
+              </w:rPr>
+              <w:t xml:space="preserve">No</w:t>
+            </w:r>
+          </w:p>
+        </w:tc>
+        <w:tc>
+          <w:p>
+            <w:r>
+              <w:rPr>
+                <w:b w:val="false"/>
+                <w:bCs w:val="false"/>
+                <w:sz w:val="17"/>
+                <w:szCs w:val="17"/>
+              </w:rPr>
+              <w:t xml:space="preserve">No</w:t>
+            </w:r>
+          </w:p>
+        </w:tc>
+      </w:tr>
+      <w:tr>
+        <w:tc>
+          <w:p>
+            <w:r>
+              <w:rPr>
+                <w:b w:val="false"/>
+                <w:bCs w:val="false"/>
+                <w:sz w:val="17"/>
+                <w:szCs w:val="17"/>
+              </w:rPr>
+              <w:t xml:space="preserve">Reject quizzes (in scope)</w:t>
+            </w:r>
+          </w:p>
+        </w:tc>
+        <w:tc>
+          <w:p>
+            <w:r>
+              <w:rPr>
+                <w:b w:val="false"/>
+                <w:bCs w:val="false"/>
+                <w:sz w:val="17"/>
+                <w:szCs w:val="17"/>
+              </w:rPr>
+              <w:t xml:space="preserve">Yes</w:t>
+            </w:r>
+          </w:p>
+        </w:tc>
+        <w:tc>
+          <w:p>
+            <w:r>
+              <w:rPr>
+                <w:b w:val="false"/>
+                <w:bCs w:val="false"/>
+                <w:sz w:val="17"/>
+                <w:szCs w:val="17"/>
+              </w:rPr>
+              <w:t xml:space="preserve">Yes (own school)</w:t>
+            </w:r>
+          </w:p>
+        </w:tc>
+        <w:tc>
+          <w:p>
+            <w:r>
+              <w:rPr>
+                <w:b w:val="false"/>
+                <w:bCs w:val="false"/>
+                <w:sz w:val="17"/>
+                <w:szCs w:val="17"/>
+              </w:rPr>
+              <w:t xml:space="preserve">Yes (own campus)</w:t>
+            </w:r>
+          </w:p>
+        </w:tc>
+        <w:tc>
+          <w:p>
+            <w:r>
+              <w:rPr>
+                <w:b w:val="false"/>
+                <w:bCs w:val="false"/>
+                <w:sz w:val="17"/>
+                <w:szCs w:val="17"/>
+              </w:rPr>
+              <w:t xml:space="preserve">No</w:t>
+            </w:r>
+          </w:p>
+        </w:tc>
+        <w:tc>
+          <w:p>
+            <w:r>
+              <w:rPr>
+                <w:b w:val="false"/>
+                <w:bCs w:val="false"/>
+                <w:sz w:val="17"/>
+                <w:szCs w:val="17"/>
+              </w:rPr>
+              <w:t xml:space="preserve">No</w:t>
+            </w:r>
+          </w:p>
+        </w:tc>
+        <w:tc>
+          <w:p>
+            <w:r>
+              <w:rPr>
+                <w:b w:val="false"/>
+                <w:bCs w:val="false"/>
+                <w:sz w:val="17"/>
+                <w:szCs w:val="17"/>
+              </w:rPr>
+              <w:t xml:space="preserve">No</w:t>
+            </w:r>
+          </w:p>
+        </w:tc>
+        <w:tc>
+          <w:p>
+            <w:r>
+              <w:rPr>
+                <w:b w:val="false"/>
+                <w:bCs w:val="false"/>
+                <w:sz w:val="17"/>
+                <w:szCs w:val="17"/>
+              </w:rPr>
+              <w:t xml:space="preserve">No</w:t>
+            </w:r>
+          </w:p>
+        </w:tc>
+      </w:tr>
+      <w:tr>
+        <w:tc>
+          <w:p>
+            <w:r>
+              <w:rPr>
+                <w:b w:val="false"/>
+                <w:bCs w:val="false"/>
+                <w:sz w:val="17"/>
+                <w:szCs w:val="17"/>
+              </w:rPr>
+              <w:t xml:space="preserve">Publish (lifecycle → Published)</w:t>
+            </w:r>
+          </w:p>
+        </w:tc>
+        <w:tc>
+          <w:p>
+            <w:r>
+              <w:rPr>
+                <w:b w:val="false"/>
+                <w:bCs w:val="false"/>
+                <w:sz w:val="17"/>
+                <w:szCs w:val="17"/>
+              </w:rPr>
+              <w:t xml:space="preserve">Yes (final authority)</w:t>
+            </w:r>
+          </w:p>
+        </w:tc>
+        <w:tc>
+          <w:p>
+            <w:r>
+              <w:rPr>
+                <w:b w:val="false"/>
+                <w:bCs w:val="false"/>
+                <w:sz w:val="17"/>
+                <w:szCs w:val="17"/>
+              </w:rPr>
+              <w:t xml:space="preserve">No</w:t>
+            </w:r>
+          </w:p>
+        </w:tc>
+        <w:tc>
+          <w:p>
+            <w:r>
+              <w:rPr>
+                <w:b w:val="false"/>
+                <w:bCs w:val="false"/>
+                <w:sz w:val="17"/>
+                <w:szCs w:val="17"/>
+              </w:rPr>
+              <w:t xml:space="preserve">No</w:t>
+            </w:r>
+          </w:p>
+        </w:tc>
+        <w:tc>
+          <w:p>
+            <w:r>
+              <w:rPr>
+                <w:b w:val="false"/>
+                <w:bCs w:val="false"/>
+                <w:sz w:val="17"/>
+                <w:szCs w:val="17"/>
+              </w:rPr>
+              <w:t xml:space="preserve">No</w:t>
+            </w:r>
+          </w:p>
+        </w:tc>
+        <w:tc>
+          <w:p>
+            <w:r>
+              <w:rPr>
+                <w:b w:val="false"/>
+                <w:bCs w:val="false"/>
+                <w:sz w:val="17"/>
+                <w:szCs w:val="17"/>
+              </w:rPr>
+              <w:t xml:space="preserve">No</w:t>
+            </w:r>
+          </w:p>
+        </w:tc>
+        <w:tc>
+          <w:p>
+            <w:r>
+              <w:rPr>
+                <w:b w:val="false"/>
+                <w:bCs w:val="false"/>
+                <w:sz w:val="17"/>
+                <w:szCs w:val="17"/>
+              </w:rPr>
+              <w:t xml:space="preserve">No</w:t>
+            </w:r>
+          </w:p>
+        </w:tc>
+        <w:tc>
+          <w:p>
+            <w:r>
+              <w:rPr>
+                <w:b w:val="false"/>
+                <w:bCs w:val="false"/>
+                <w:sz w:val="17"/>
+                <w:szCs w:val="17"/>
+              </w:rPr>
+              <w:t xml:space="preserve">No</w:t>
+            </w:r>
+          </w:p>
+        </w:tc>
+      </w:tr>
+      <w:tr>
+        <w:tc>
+          <w:p>
+            <w:r>
+              <w:rPr>
+                <w:b w:val="false"/>
+                <w:bCs w:val="false"/>
+                <w:sz w:val="17"/>
+                <w:szCs w:val="17"/>
+              </w:rPr>
               <w:t xml:space="preserve">Delete / archive / unarchive</w:t>
             </w:r>
           </w:p>
@@ -2875,7 +3522,20 @@
                 <w:sz w:val="17"/>
                 <w:szCs w:val="17"/>
               </w:rPr>
-              <w:t xml:space="preserve">Portal only</w:t>
+              <w:t xml:space="preserve">Own when Draft or Approved*</w:t>
+            </w:r>
+          </w:p>
+        </w:tc>
+        <w:tc>
+          <w:p>
+            <w:r>
+              <w:rPr>
+                <w:b w:val="false"/>
+                <w:bCs w:val="false"/>
+                <w:sz w:val="17"/>
+                <w:szCs w:val="17"/>
+              </w:rPr>
+              <w:t xml:space="preserve">Portal only (ParentPrivate)</w:t>
             </w:r>
           </w:p>
         </w:tc>
@@ -2929,46 +3589,59 @@
                 <w:sz w:val="17"/>
                 <w:szCs w:val="17"/>
               </w:rPr>
-              <w:t xml:space="preserve">School scope</w:t>
-            </w:r>
-          </w:p>
-        </w:tc>
-        <w:tc>
-          <w:p>
-            <w:r>
-              <w:rPr>
-                <w:b w:val="false"/>
-                <w:bCs w:val="false"/>
-                <w:sz w:val="17"/>
-                <w:szCs w:val="17"/>
-              </w:rPr>
-              <w:t xml:space="preserve">Campus scope*</w:t>
-            </w:r>
-          </w:p>
-        </w:tc>
-        <w:tc>
-          <w:p>
-            <w:r>
-              <w:rPr>
-                <w:b w:val="false"/>
-                <w:bCs w:val="false"/>
-                <w:sz w:val="17"/>
-                <w:szCs w:val="17"/>
-              </w:rPr>
-              <w:t xml:space="preserve">Own + campus scope</w:t>
-            </w:r>
-          </w:p>
-        </w:tc>
-        <w:tc>
-          <w:p>
-            <w:r>
-              <w:rPr>
-                <w:b w:val="false"/>
-                <w:bCs w:val="false"/>
-                <w:sz w:val="17"/>
-                <w:szCs w:val="17"/>
-              </w:rPr>
-              <w:t xml:space="preserve">Own (Approved parent quiz)</w:t>
+              <w:t xml:space="preserve">School (Published only)</w:t>
+            </w:r>
+          </w:p>
+        </w:tc>
+        <w:tc>
+          <w:p>
+            <w:r>
+              <w:rPr>
+                <w:b w:val="false"/>
+                <w:bCs w:val="false"/>
+                <w:sz w:val="17"/>
+                <w:szCs w:val="17"/>
+              </w:rPr>
+              <w:t xml:space="preserve">Campus (Published only)*</w:t>
+            </w:r>
+          </w:p>
+        </w:tc>
+        <w:tc>
+          <w:p>
+            <w:r>
+              <w:rPr>
+                <w:b w:val="false"/>
+                <w:bCs w:val="false"/>
+                <w:sz w:val="17"/>
+                <w:szCs w:val="17"/>
+              </w:rPr>
+              <w:t xml:space="preserve">Own + campus (Published)</w:t>
+            </w:r>
+          </w:p>
+        </w:tc>
+        <w:tc>
+          <w:p>
+            <w:r>
+              <w:rPr>
+                <w:b w:val="false"/>
+                <w:bCs w:val="false"/>
+                <w:sz w:val="17"/>
+                <w:szCs w:val="17"/>
+              </w:rPr>
+              <w:t xml:space="preserve">Own + campus (Published)</w:t>
+            </w:r>
+          </w:p>
+        </w:tc>
+        <w:tc>
+          <w:p>
+            <w:r>
+              <w:rPr>
+                <w:b w:val="false"/>
+                <w:bCs w:val="false"/>
+                <w:sz w:val="17"/>
+                <w:szCs w:val="17"/>
+              </w:rPr>
+              <w:t xml:space="preserve">Own (Published ParentPrivate)</w:t>
             </w:r>
           </w:p>
         </w:tc>
@@ -2996,46 +3669,20 @@
                 <w:sz w:val="17"/>
                 <w:szCs w:val="17"/>
               </w:rPr>
-              <w:t xml:space="preserve">Approve / reject teacher quizzes</w:t>
-            </w:r>
-          </w:p>
-        </w:tc>
-        <w:tc>
-          <w:p>
-            <w:r>
-              <w:rPr>
-                <w:b w:val="false"/>
-                <w:bCs w:val="false"/>
-                <w:sz w:val="17"/>
-                <w:szCs w:val="17"/>
-              </w:rPr>
-              <w:t xml:space="preserve">Yes (final)</w:t>
-            </w:r>
-          </w:p>
-        </w:tc>
-        <w:tc>
-          <w:p>
-            <w:r>
-              <w:rPr>
-                <w:b w:val="false"/>
-                <w:bCs w:val="false"/>
-                <w:sz w:val="17"/>
-                <w:szCs w:val="17"/>
-              </w:rPr>
-              <w:t xml:space="preserve">School → SchoolApproved</w:t>
-            </w:r>
-          </w:p>
-        </w:tc>
-        <w:tc>
-          <w:p>
-            <w:r>
-              <w:rPr>
-                <w:b w:val="false"/>
-                <w:bCs w:val="false"/>
-                <w:sz w:val="17"/>
-                <w:szCs w:val="17"/>
-              </w:rPr>
-              <w:t xml:space="preserve">Campus → SchoolApproved</w:t>
+              <w:t xml:space="preserve">Approve / reject ParentPrivate (PrivateParent) quizzes</w:t>
+            </w:r>
+          </w:p>
+        </w:tc>
+        <w:tc>
+          <w:p>
+            <w:r>
+              <w:rPr>
+                <w:b w:val="false"/>
+                <w:bCs w:val="false"/>
+                <w:sz w:val="17"/>
+                <w:szCs w:val="17"/>
+              </w:rPr>
+              <w:t xml:space="preserve">Yes (only)</w:t>
             </w:r>
           </w:p>
         </w:tc>
@@ -3078,34 +3725,6 @@
             </w:r>
           </w:p>
         </w:tc>
-      </w:tr>
-      <w:tr>
-        <w:tc>
-          <w:p>
-            <w:r>
-              <w:rPr>
-                <w:b w:val="false"/>
-                <w:bCs w:val="false"/>
-                <w:sz w:val="17"/>
-                <w:szCs w:val="17"/>
-              </w:rPr>
-              <w:t xml:space="preserve">Approve / reject parent quizzes</w:t>
-            </w:r>
-          </w:p>
-        </w:tc>
-        <w:tc>
-          <w:p>
-            <w:r>
-              <w:rPr>
-                <w:b w:val="false"/>
-                <w:bCs w:val="false"/>
-                <w:sz w:val="17"/>
-                <w:szCs w:val="17"/>
-              </w:rPr>
-              <w:t xml:space="preserve">Yes (only)</w:t>
-            </w:r>
-          </w:p>
-        </w:tc>
         <w:tc>
           <w:p>
             <w:r>
@@ -3128,10 +3747,77 @@
                 <w:sz w:val="17"/>
                 <w:szCs w:val="17"/>
               </w:rPr>
+              <w:t xml:space="preserve">No (Parent/Tutor creators)</w:t>
+            </w:r>
+          </w:p>
+        </w:tc>
+        <w:tc>
+          <w:p>
+            <w:r>
+              <w:rPr>
+                <w:b w:val="false"/>
+                <w:bCs w:val="false"/>
+                <w:sz w:val="17"/>
+                <w:szCs w:val="17"/>
+              </w:rPr>
               <w:t xml:space="preserve">No</w:t>
             </w:r>
           </w:p>
         </w:tc>
+      </w:tr>
+      <w:tr>
+        <w:tc>
+          <w:p>
+            <w:r>
+              <w:rPr>
+                <w:b w:val="false"/>
+                <w:bCs w:val="false"/>
+                <w:sz w:val="17"/>
+                <w:szCs w:val="17"/>
+              </w:rPr>
+              <w:t xml:space="preserve">List pending-approval queue</w:t>
+            </w:r>
+          </w:p>
+        </w:tc>
+        <w:tc>
+          <w:p>
+            <w:r>
+              <w:rPr>
+                <w:b w:val="false"/>
+                <w:bCs w:val="false"/>
+                <w:sz w:val="17"/>
+                <w:szCs w:val="17"/>
+              </w:rPr>
+              <w:t xml:space="preserve">Yes (+ SchoolApproved + ParentPrivate)</w:t>
+            </w:r>
+          </w:p>
+        </w:tc>
+        <w:tc>
+          <w:p>
+            <w:r>
+              <w:rPr>
+                <w:b w:val="false"/>
+                <w:bCs w:val="false"/>
+                <w:sz w:val="17"/>
+                <w:szCs w:val="17"/>
+              </w:rPr>
+              <w:t xml:space="preserve">Pending in school</w:t>
+            </w:r>
+          </w:p>
+        </w:tc>
+        <w:tc>
+          <w:p>
+            <w:r>
+              <w:rPr>
+                <w:b w:val="false"/>
+                <w:bCs w:val="false"/>
+                <w:sz w:val="17"/>
+                <w:szCs w:val="17"/>
+              </w:rPr>
+              <w:t xml:space="preserve">Pending in campus</w:t>
+            </w:r>
+          </w:p>
+        </w:tc>
         <w:tc>
           <w:p>
             <w:r>
@@ -3171,60 +3857,6 @@
             </w:r>
           </w:p>
         </w:tc>
-      </w:tr>
-      <w:tr>
-        <w:tc>
-          <w:p>
-            <w:r>
-              <w:rPr>
-                <w:b w:val="false"/>
-                <w:bCs w:val="false"/>
-                <w:sz w:val="17"/>
-                <w:szCs w:val="17"/>
-              </w:rPr>
-              <w:t xml:space="preserve">List pending-approval queue</w:t>
-            </w:r>
-          </w:p>
-        </w:tc>
-        <w:tc>
-          <w:p>
-            <w:r>
-              <w:rPr>
-                <w:b w:val="false"/>
-                <w:bCs w:val="false"/>
-                <w:sz w:val="17"/>
-                <w:szCs w:val="17"/>
-              </w:rPr>
-              <w:t xml:space="preserve">Yes (+ SchoolApproved + Parent)</w:t>
-            </w:r>
-          </w:p>
-        </w:tc>
-        <w:tc>
-          <w:p>
-            <w:r>
-              <w:rPr>
-                <w:b w:val="false"/>
-                <w:bCs w:val="false"/>
-                <w:sz w:val="17"/>
-                <w:szCs w:val="17"/>
-              </w:rPr>
-              <w:t xml:space="preserve">Pending in school</w:t>
-            </w:r>
-          </w:p>
-        </w:tc>
-        <w:tc>
-          <w:p>
-            <w:r>
-              <w:rPr>
-                <w:b w:val="false"/>
-                <w:bCs w:val="false"/>
-                <w:sz w:val="17"/>
-                <w:szCs w:val="17"/>
-              </w:rPr>
-              <w:t xml:space="preserve">Pending in campus</w:t>
-            </w:r>
-          </w:p>
-        </w:tc>
         <w:tc>
           <w:p>
             <w:r>
@@ -3238,6 +3870,99 @@
             </w:r>
           </w:p>
         </w:tc>
+      </w:tr>
+      <w:tr>
+        <w:tc>
+          <w:p>
+            <w:r>
+              <w:rPr>
+                <w:b w:val="false"/>
+                <w:bCs w:val="false"/>
+                <w:sz w:val="17"/>
+                <w:szCs w:val="17"/>
+              </w:rPr>
+              <w:t xml:space="preserve">List / view Draft (unpublished) quizzes</w:t>
+            </w:r>
+          </w:p>
+        </w:tc>
+        <w:tc>
+          <w:p>
+            <w:r>
+              <w:rPr>
+                <w:b w:val="false"/>
+                <w:bCs w:val="false"/>
+                <w:sz w:val="17"/>
+                <w:szCs w:val="17"/>
+              </w:rPr>
+              <w:t xml:space="preserve">All</w:t>
+            </w:r>
+          </w:p>
+        </w:tc>
+        <w:tc>
+          <w:p>
+            <w:r>
+              <w:rPr>
+                <w:b w:val="false"/>
+                <w:bCs w:val="false"/>
+                <w:sz w:val="17"/>
+                <w:szCs w:val="17"/>
+              </w:rPr>
+              <w:t xml:space="preserve">Own drafts only</w:t>
+            </w:r>
+          </w:p>
+        </w:tc>
+        <w:tc>
+          <w:p>
+            <w:r>
+              <w:rPr>
+                <w:b w:val="false"/>
+                <w:bCs w:val="false"/>
+                <w:sz w:val="17"/>
+                <w:szCs w:val="17"/>
+              </w:rPr>
+              <w:t xml:space="preserve">Own drafts only</w:t>
+            </w:r>
+          </w:p>
+        </w:tc>
+        <w:tc>
+          <w:p>
+            <w:r>
+              <w:rPr>
+                <w:b w:val="false"/>
+                <w:bCs w:val="false"/>
+                <w:sz w:val="17"/>
+                <w:szCs w:val="17"/>
+              </w:rPr>
+              <w:t xml:space="preserve">Own</w:t>
+            </w:r>
+          </w:p>
+        </w:tc>
+        <w:tc>
+          <w:p>
+            <w:r>
+              <w:rPr>
+                <w:b w:val="false"/>
+                <w:bCs w:val="false"/>
+                <w:sz w:val="17"/>
+                <w:szCs w:val="17"/>
+              </w:rPr>
+              <w:t xml:space="preserve">Own</w:t>
+            </w:r>
+          </w:p>
+        </w:tc>
+        <w:tc>
+          <w:p>
+            <w:r>
+              <w:rPr>
+                <w:b w:val="false"/>
+                <w:bCs w:val="false"/>
+                <w:sz w:val="17"/>
+                <w:szCs w:val="17"/>
+              </w:rPr>
+              <w:t xml:space="preserve">Own (Parent/Tutor)</w:t>
+            </w:r>
+          </w:p>
+        </w:tc>
         <w:tc>
           <w:p>
             <w:r>
@@ -3251,6 +3976,99 @@
             </w:r>
           </w:p>
         </w:tc>
+      </w:tr>
+      <w:tr>
+        <w:tc>
+          <w:p>
+            <w:r>
+              <w:rPr>
+                <w:b w:val="false"/>
+                <w:bCs w:val="false"/>
+                <w:sz w:val="17"/>
+                <w:szCs w:val="17"/>
+              </w:rPr>
+              <w:t xml:space="preserve">List / view Published quizzes (manage catalog)</w:t>
+            </w:r>
+          </w:p>
+        </w:tc>
+        <w:tc>
+          <w:p>
+            <w:r>
+              <w:rPr>
+                <w:b w:val="false"/>
+                <w:bCs w:val="false"/>
+                <w:sz w:val="17"/>
+                <w:szCs w:val="17"/>
+              </w:rPr>
+              <w:t xml:space="preserve">All</w:t>
+            </w:r>
+          </w:p>
+        </w:tc>
+        <w:tc>
+          <w:p>
+            <w:r>
+              <w:rPr>
+                <w:b w:val="false"/>
+                <w:bCs w:val="false"/>
+                <w:sz w:val="17"/>
+                <w:szCs w:val="17"/>
+              </w:rPr>
+              <w:t xml:space="preserve">School scope (any creator)</w:t>
+            </w:r>
+          </w:p>
+        </w:tc>
+        <w:tc>
+          <w:p>
+            <w:r>
+              <w:rPr>
+                <w:b w:val="false"/>
+                <w:bCs w:val="false"/>
+                <w:sz w:val="17"/>
+                <w:szCs w:val="17"/>
+              </w:rPr>
+              <w:t xml:space="preserve">Campus + school-wide in campus</w:t>
+            </w:r>
+          </w:p>
+        </w:tc>
+        <w:tc>
+          <w:p>
+            <w:r>
+              <w:rPr>
+                <w:b w:val="false"/>
+                <w:bCs w:val="false"/>
+                <w:sz w:val="17"/>
+                <w:szCs w:val="17"/>
+              </w:rPr>
+              <w:t xml:space="preserve">Campus scope (any creator)</w:t>
+            </w:r>
+          </w:p>
+        </w:tc>
+        <w:tc>
+          <w:p>
+            <w:r>
+              <w:rPr>
+                <w:b w:val="false"/>
+                <w:bCs w:val="false"/>
+                <w:sz w:val="17"/>
+                <w:szCs w:val="17"/>
+              </w:rPr>
+              <w:t xml:space="preserve">Campus scope (any creator)</w:t>
+            </w:r>
+          </w:p>
+        </w:tc>
+        <w:tc>
+          <w:p>
+            <w:r>
+              <w:rPr>
+                <w:b w:val="false"/>
+                <w:bCs w:val="false"/>
+                <w:sz w:val="17"/>
+                <w:szCs w:val="17"/>
+              </w:rPr>
+              <w:t xml:space="preserve">Own + linked assignments (Parent/Tutor)</w:t>
+            </w:r>
+          </w:p>
+        </w:tc>
         <w:tc>
           <w:p>
             <w:r>
@@ -3275,46 +4093,191 @@
                 <w:sz w:val="17"/>
                 <w:szCs w:val="17"/>
               </w:rPr>
-              <w:t xml:space="preserve">List / view Draft quizzes</w:t>
-            </w:r>
-          </w:p>
-        </w:tc>
-        <w:tc>
-          <w:p>
-            <w:r>
-              <w:rPr>
-                <w:b w:val="false"/>
-                <w:bCs w:val="false"/>
-                <w:sz w:val="17"/>
-                <w:szCs w:val="17"/>
-              </w:rPr>
-              <w:t xml:space="preserve">All</w:t>
-            </w:r>
-          </w:p>
-        </w:tc>
-        <w:tc>
-          <w:p>
-            <w:r>
-              <w:rPr>
-                <w:b w:val="false"/>
-                <w:bCs w:val="false"/>
-                <w:sz w:val="17"/>
-                <w:szCs w:val="17"/>
-              </w:rPr>
-              <w:t xml:space="preserve">Own drafts only</w:t>
-            </w:r>
-          </w:p>
-        </w:tc>
-        <w:tc>
-          <w:p>
-            <w:r>
-              <w:rPr>
-                <w:b w:val="false"/>
-                <w:bCs w:val="false"/>
-                <w:sz w:val="17"/>
-                <w:szCs w:val="17"/>
-              </w:rPr>
-              <w:t xml:space="preserve">Own drafts only</w:t>
+              <w:t xml:space="preserve">Take attempts / save draft / submit</w:t>
+            </w:r>
+          </w:p>
+        </w:tc>
+        <w:tc>
+          <w:p>
+            <w:r>
+              <w:rPr>
+                <w:b w:val="false"/>
+                <w:bCs w:val="false"/>
+                <w:sz w:val="17"/>
+                <w:szCs w:val="17"/>
+              </w:rPr>
+              <w:t xml:space="preserve">No</w:t>
+            </w:r>
+          </w:p>
+        </w:tc>
+        <w:tc>
+          <w:p>
+            <w:r>
+              <w:rPr>
+                <w:b w:val="false"/>
+                <w:bCs w:val="false"/>
+                <w:sz w:val="17"/>
+                <w:szCs w:val="17"/>
+              </w:rPr>
+              <w:t xml:space="preserve">No</w:t>
+            </w:r>
+          </w:p>
+        </w:tc>
+        <w:tc>
+          <w:p>
+            <w:r>
+              <w:rPr>
+                <w:b w:val="false"/>
+                <w:bCs w:val="false"/>
+                <w:sz w:val="17"/>
+                <w:szCs w:val="17"/>
+              </w:rPr>
+              <w:t xml:space="preserve">No</w:t>
+            </w:r>
+          </w:p>
+        </w:tc>
+        <w:tc>
+          <w:p>
+            <w:r>
+              <w:rPr>
+                <w:b w:val="false"/>
+                <w:bCs w:val="false"/>
+                <w:sz w:val="17"/>
+                <w:szCs w:val="17"/>
+              </w:rPr>
+              <w:t xml:space="preserve">No</w:t>
+            </w:r>
+          </w:p>
+        </w:tc>
+        <w:tc>
+          <w:p>
+            <w:r>
+              <w:rPr>
+                <w:b w:val="false"/>
+                <w:bCs w:val="false"/>
+                <w:sz w:val="17"/>
+                <w:szCs w:val="17"/>
+              </w:rPr>
+              <w:t xml:space="preserve">No</w:t>
+            </w:r>
+          </w:p>
+        </w:tc>
+        <w:tc>
+          <w:p>
+            <w:r>
+              <w:rPr>
+                <w:b w:val="false"/>
+                <w:bCs w:val="false"/>
+                <w:sz w:val="17"/>
+                <w:szCs w:val="17"/>
+              </w:rPr>
+              <w:t xml:space="preserve">No</w:t>
+            </w:r>
+          </w:p>
+        </w:tc>
+        <w:tc>
+          <w:p>
+            <w:r>
+              <w:rPr>
+                <w:b w:val="false"/>
+                <w:bCs w:val="false"/>
+                <w:sz w:val="17"/>
+                <w:szCs w:val="17"/>
+              </w:rPr>
+              <w:t xml:space="preserve">Yes</w:t>
+            </w:r>
+          </w:p>
+        </w:tc>
+      </w:tr>
+      <w:tr>
+        <w:tc>
+          <w:p>
+            <w:r>
+              <w:rPr>
+                <w:b w:val="false"/>
+                <w:bCs w:val="false"/>
+                <w:sz w:val="17"/>
+                <w:szCs w:val="17"/>
+              </w:rPr>
+              <w:t xml:space="preserve">View attempt result</w:t>
+            </w:r>
+          </w:p>
+        </w:tc>
+        <w:tc>
+          <w:p>
+            <w:r>
+              <w:rPr>
+                <w:b w:val="false"/>
+                <w:bCs w:val="false"/>
+                <w:sz w:val="17"/>
+                <w:szCs w:val="17"/>
+              </w:rPr>
+              <w:t xml:space="preserve">No</w:t>
+            </w:r>
+          </w:p>
+        </w:tc>
+        <w:tc>
+          <w:p>
+            <w:r>
+              <w:rPr>
+                <w:b w:val="false"/>
+                <w:bCs w:val="false"/>
+                <w:sz w:val="17"/>
+                <w:szCs w:val="17"/>
+              </w:rPr>
+              <w:t xml:space="preserve">No</w:t>
+            </w:r>
+          </w:p>
+        </w:tc>
+        <w:tc>
+          <w:p>
+            <w:r>
+              <w:rPr>
+                <w:b w:val="false"/>
+                <w:bCs w:val="false"/>
+                <w:sz w:val="17"/>
+                <w:szCs w:val="17"/>
+              </w:rPr>
+              <w:t xml:space="preserve">No</w:t>
+            </w:r>
+          </w:p>
+        </w:tc>
+        <w:tc>
+          <w:p>
+            <w:r>
+              <w:rPr>
+                <w:b w:val="false"/>
+                <w:bCs w:val="false"/>
+                <w:sz w:val="17"/>
+                <w:szCs w:val="17"/>
+              </w:rPr>
+              <w:t xml:space="preserve">No</w:t>
+            </w:r>
+          </w:p>
+        </w:tc>
+        <w:tc>
+          <w:p>
+            <w:r>
+              <w:rPr>
+                <w:b w:val="false"/>
+                <w:bCs w:val="false"/>
+                <w:sz w:val="17"/>
+                <w:szCs w:val="17"/>
+              </w:rPr>
+              <w:t xml:space="preserve">No</w:t>
+            </w:r>
+          </w:p>
+        </w:tc>
+        <w:tc>
+          <w:p>
+            <w:r>
+              <w:rPr>
+                <w:b w:val="false"/>
+                <w:bCs w:val="false"/>
+                <w:sz w:val="17"/>
+                <w:szCs w:val="17"/>
+              </w:rPr>
+              <w:t xml:space="preserve">Linked child / student</w:t>
             </w:r>
           </w:p>
         </w:tc>
@@ -3331,16 +4294,44 @@
             </w:r>
           </w:p>
         </w:tc>
-        <w:tc>
-          <w:p>
-            <w:r>
-              <w:rPr>
-                <w:b w:val="false"/>
-                <w:bCs w:val="false"/>
-                <w:sz w:val="17"/>
-                <w:szCs w:val="17"/>
-              </w:rPr>
-              <w:t xml:space="preserve">Own</w:t>
+      </w:tr>
+      <w:tr>
+        <w:tc>
+          <w:p>
+            <w:r>
+              <w:rPr>
+                <w:b w:val="false"/>
+                <w:bCs w:val="false"/>
+                <w:sz w:val="17"/>
+                <w:szCs w:val="17"/>
+              </w:rPr>
+              <w:t xml:space="preserve">Reports (summary / rankings / performance)</w:t>
+            </w:r>
+          </w:p>
+        </w:tc>
+        <w:tc>
+          <w:p>
+            <w:r>
+              <w:rPr>
+                <w:b w:val="false"/>
+                <w:bCs w:val="false"/>
+                <w:sz w:val="17"/>
+                <w:szCs w:val="17"/>
+              </w:rPr>
+              <w:t xml:space="preserve">Yes</w:t>
+            </w:r>
+          </w:p>
+        </w:tc>
+        <w:tc>
+          <w:p>
+            <w:r>
+              <w:rPr>
+                <w:b w:val="false"/>
+                <w:bCs w:val="false"/>
+                <w:sz w:val="17"/>
+                <w:szCs w:val="17"/>
+              </w:rPr>
+              <w:t xml:space="preserve">School</w:t>
             </w:r>
           </w:p>
         </w:tc>
@@ -3357,83 +4348,29 @@
             </w:r>
           </w:p>
         </w:tc>
-      </w:tr>
-      <w:tr>
-        <w:tc>
-          <w:p>
-            <w:r>
-              <w:rPr>
-                <w:b w:val="false"/>
-                <w:bCs w:val="false"/>
-                <w:sz w:val="17"/>
-                <w:szCs w:val="17"/>
-              </w:rPr>
-              <w:t xml:space="preserve">List / view Published quizzes (manage catalog)</w:t>
-            </w:r>
-          </w:p>
-        </w:tc>
-        <w:tc>
-          <w:p>
-            <w:r>
-              <w:rPr>
-                <w:b w:val="false"/>
-                <w:bCs w:val="false"/>
-                <w:sz w:val="17"/>
-                <w:szCs w:val="17"/>
-              </w:rPr>
-              <w:t xml:space="preserve">All</w:t>
-            </w:r>
-          </w:p>
-        </w:tc>
-        <w:tc>
-          <w:p>
-            <w:r>
-              <w:rPr>
-                <w:b w:val="false"/>
-                <w:bCs w:val="false"/>
-                <w:sz w:val="17"/>
-                <w:szCs w:val="17"/>
-              </w:rPr>
-              <w:t xml:space="preserve">School scope (any creator)</w:t>
-            </w:r>
-          </w:p>
-        </w:tc>
-        <w:tc>
-          <w:p>
-            <w:r>
-              <w:rPr>
-                <w:b w:val="false"/>
-                <w:bCs w:val="false"/>
-                <w:sz w:val="17"/>
-                <w:szCs w:val="17"/>
-              </w:rPr>
-              <w:t xml:space="preserve">Campus + school-wide in campus</w:t>
-            </w:r>
-          </w:p>
-        </w:tc>
-        <w:tc>
-          <w:p>
-            <w:r>
-              <w:rPr>
-                <w:b w:val="false"/>
-                <w:bCs w:val="false"/>
-                <w:sz w:val="17"/>
-                <w:szCs w:val="17"/>
-              </w:rPr>
-              <w:t xml:space="preserve">Campus scope (any creator)</w:t>
-            </w:r>
-          </w:p>
-        </w:tc>
-        <w:tc>
-          <w:p>
-            <w:r>
-              <w:rPr>
-                <w:b w:val="false"/>
-                <w:bCs w:val="false"/>
-                <w:sz w:val="17"/>
-                <w:szCs w:val="17"/>
-              </w:rPr>
-              <w:t xml:space="preserve">Own + linked-child assignments</w:t>
+        <w:tc>
+          <w:p>
+            <w:r>
+              <w:rPr>
+                <w:b w:val="false"/>
+                <w:bCs w:val="false"/>
+                <w:sz w:val="17"/>
+                <w:szCs w:val="17"/>
+              </w:rPr>
+              <w:t xml:space="preserve">Own quizzes</w:t>
+            </w:r>
+          </w:p>
+        </w:tc>
+        <w:tc>
+          <w:p>
+            <w:r>
+              <w:rPr>
+                <w:b w:val="false"/>
+                <w:bCs w:val="false"/>
+                <w:sz w:val="17"/>
+                <w:szCs w:val="17"/>
+              </w:rPr>
+              <w:t xml:space="preserve">Own quizzes</w:t>
             </w:r>
           </w:p>
         </w:tc>
@@ -3450,272 +4387,6 @@
             </w:r>
           </w:p>
         </w:tc>
-      </w:tr>
-      <w:tr>
-        <w:tc>
-          <w:p>
-            <w:r>
-              <w:rPr>
-                <w:b w:val="false"/>
-                <w:bCs w:val="false"/>
-                <w:sz w:val="17"/>
-                <w:szCs w:val="17"/>
-              </w:rPr>
-              <w:t xml:space="preserve">Take attempts / save draft / submit</w:t>
-            </w:r>
-          </w:p>
-        </w:tc>
-        <w:tc>
-          <w:p>
-            <w:r>
-              <w:rPr>
-                <w:b w:val="false"/>
-                <w:bCs w:val="false"/>
-                <w:sz w:val="17"/>
-                <w:szCs w:val="17"/>
-              </w:rPr>
-              <w:t xml:space="preserve">No</w:t>
-            </w:r>
-          </w:p>
-        </w:tc>
-        <w:tc>
-          <w:p>
-            <w:r>
-              <w:rPr>
-                <w:b w:val="false"/>
-                <w:bCs w:val="false"/>
-                <w:sz w:val="17"/>
-                <w:szCs w:val="17"/>
-              </w:rPr>
-              <w:t xml:space="preserve">No</w:t>
-            </w:r>
-          </w:p>
-        </w:tc>
-        <w:tc>
-          <w:p>
-            <w:r>
-              <w:rPr>
-                <w:b w:val="false"/>
-                <w:bCs w:val="false"/>
-                <w:sz w:val="17"/>
-                <w:szCs w:val="17"/>
-              </w:rPr>
-              <w:t xml:space="preserve">No</w:t>
-            </w:r>
-          </w:p>
-        </w:tc>
-        <w:tc>
-          <w:p>
-            <w:r>
-              <w:rPr>
-                <w:b w:val="false"/>
-                <w:bCs w:val="false"/>
-                <w:sz w:val="17"/>
-                <w:szCs w:val="17"/>
-              </w:rPr>
-              <w:t xml:space="preserve">No</w:t>
-            </w:r>
-          </w:p>
-        </w:tc>
-        <w:tc>
-          <w:p>
-            <w:r>
-              <w:rPr>
-                <w:b w:val="false"/>
-                <w:bCs w:val="false"/>
-                <w:sz w:val="17"/>
-                <w:szCs w:val="17"/>
-              </w:rPr>
-              <w:t xml:space="preserve">No</w:t>
-            </w:r>
-          </w:p>
-        </w:tc>
-        <w:tc>
-          <w:p>
-            <w:r>
-              <w:rPr>
-                <w:b w:val="false"/>
-                <w:bCs w:val="false"/>
-                <w:sz w:val="17"/>
-                <w:szCs w:val="17"/>
-              </w:rPr>
-              <w:t xml:space="preserve">Yes</w:t>
-            </w:r>
-          </w:p>
-        </w:tc>
-      </w:tr>
-      <w:tr>
-        <w:tc>
-          <w:p>
-            <w:r>
-              <w:rPr>
-                <w:b w:val="false"/>
-                <w:bCs w:val="false"/>
-                <w:sz w:val="17"/>
-                <w:szCs w:val="17"/>
-              </w:rPr>
-              <w:t xml:space="preserve">View attempt result</w:t>
-            </w:r>
-          </w:p>
-        </w:tc>
-        <w:tc>
-          <w:p>
-            <w:r>
-              <w:rPr>
-                <w:b w:val="false"/>
-                <w:bCs w:val="false"/>
-                <w:sz w:val="17"/>
-                <w:szCs w:val="17"/>
-              </w:rPr>
-              <w:t xml:space="preserve">No</w:t>
-            </w:r>
-          </w:p>
-        </w:tc>
-        <w:tc>
-          <w:p>
-            <w:r>
-              <w:rPr>
-                <w:b w:val="false"/>
-                <w:bCs w:val="false"/>
-                <w:sz w:val="17"/>
-                <w:szCs w:val="17"/>
-              </w:rPr>
-              <w:t xml:space="preserve">No</w:t>
-            </w:r>
-          </w:p>
-        </w:tc>
-        <w:tc>
-          <w:p>
-            <w:r>
-              <w:rPr>
-                <w:b w:val="false"/>
-                <w:bCs w:val="false"/>
-                <w:sz w:val="17"/>
-                <w:szCs w:val="17"/>
-              </w:rPr>
-              <w:t xml:space="preserve">No</w:t>
-            </w:r>
-          </w:p>
-        </w:tc>
-        <w:tc>
-          <w:p>
-            <w:r>
-              <w:rPr>
-                <w:b w:val="false"/>
-                <w:bCs w:val="false"/>
-                <w:sz w:val="17"/>
-                <w:szCs w:val="17"/>
-              </w:rPr>
-              <w:t xml:space="preserve">No</w:t>
-            </w:r>
-          </w:p>
-        </w:tc>
-        <w:tc>
-          <w:p>
-            <w:r>
-              <w:rPr>
-                <w:b w:val="false"/>
-                <w:bCs w:val="false"/>
-                <w:sz w:val="17"/>
-                <w:szCs w:val="17"/>
-              </w:rPr>
-              <w:t xml:space="preserve">Linked child</w:t>
-            </w:r>
-          </w:p>
-        </w:tc>
-        <w:tc>
-          <w:p>
-            <w:r>
-              <w:rPr>
-                <w:b w:val="false"/>
-                <w:bCs w:val="false"/>
-                <w:sz w:val="17"/>
-                <w:szCs w:val="17"/>
-              </w:rPr>
-              <w:t xml:space="preserve">Own</w:t>
-            </w:r>
-          </w:p>
-        </w:tc>
-      </w:tr>
-      <w:tr>
-        <w:tc>
-          <w:p>
-            <w:r>
-              <w:rPr>
-                <w:b w:val="false"/>
-                <w:bCs w:val="false"/>
-                <w:sz w:val="17"/>
-                <w:szCs w:val="17"/>
-              </w:rPr>
-              <w:t xml:space="preserve">Reports (summary / rankings / performance)</w:t>
-            </w:r>
-          </w:p>
-        </w:tc>
-        <w:tc>
-          <w:p>
-            <w:r>
-              <w:rPr>
-                <w:b w:val="false"/>
-                <w:bCs w:val="false"/>
-                <w:sz w:val="17"/>
-                <w:szCs w:val="17"/>
-              </w:rPr>
-              <w:t xml:space="preserve">Yes</w:t>
-            </w:r>
-          </w:p>
-        </w:tc>
-        <w:tc>
-          <w:p>
-            <w:r>
-              <w:rPr>
-                <w:b w:val="false"/>
-                <w:bCs w:val="false"/>
-                <w:sz w:val="17"/>
-                <w:szCs w:val="17"/>
-              </w:rPr>
-              <w:t xml:space="preserve">School</w:t>
-            </w:r>
-          </w:p>
-        </w:tc>
-        <w:tc>
-          <w:p>
-            <w:r>
-              <w:rPr>
-                <w:b w:val="false"/>
-                <w:bCs w:val="false"/>
-                <w:sz w:val="17"/>
-                <w:szCs w:val="17"/>
-              </w:rPr>
-              <w:t xml:space="preserve">No</w:t>
-            </w:r>
-          </w:p>
-        </w:tc>
-        <w:tc>
-          <w:p>
-            <w:r>
-              <w:rPr>
-                <w:b w:val="false"/>
-                <w:bCs w:val="false"/>
-                <w:sz w:val="17"/>
-                <w:szCs w:val="17"/>
-              </w:rPr>
-              <w:t xml:space="preserve">Own quizzes</w:t>
-            </w:r>
-          </w:p>
-        </w:tc>
-        <w:tc>
-          <w:p>
-            <w:r>
-              <w:rPr>
-                <w:b w:val="false"/>
-                <w:bCs w:val="false"/>
-                <w:sz w:val="17"/>
-                <w:szCs w:val="17"/>
-              </w:rPr>
-              <w:t xml:space="preserve">No</w:t>
-            </w:r>
-          </w:p>
-        </w:tc>
         <w:tc>
           <w:p>
             <w:r>
@@ -3731,6 +4402,30 @@
         </w:tc>
       </w:tr>
     </w:tbl>
+    <w:p>
+      <w:pPr>
+        <w:spacing w:after="100"/>
+      </w:pPr>
+      <w:r>
+        <w:rPr>
+          <w:sz w:val="21"/>
+          <w:szCs w:val="21"/>
+        </w:rPr>
+        <w:t xml:space="preserve">Teacher and Coordinator share the same campus-scoped author workflow (school quiz types, submit for approval, assign/monitor own published quizzes). See §6b for Coordinator specifics.</w:t>
+      </w:r>
+    </w:p>
+    <w:p>
+      <w:pPr>
+        <w:spacing w:after="100"/>
+      </w:pPr>
+      <w:r>
+        <w:rPr>
+          <w:sz w:val="21"/>
+          <w:szCs w:val="21"/>
+        </w:rPr>
+        <w:t xml:space="preserve">CampusAdmin: approve/reject Pending teacher/coordinator quizzes in campus (→ SchoolApproved, does not publish), list campus-scoped published catalog, open /quizzes manage routes. Cannot publish. Admin create: SchoolAdmin/PortalAdmin may create (starts Pending). Coordinator creates school quiz types like Teacher.</w:t>
+      </w:r>
+    </w:p>
     <w:p>
       <w:pPr>
         <w:spacing w:after="100"/>
@@ -3748,7 +4443,193 @@
           <w:sz w:val="21"/>
           <w:szCs w:val="21"/>
         </w:rPr>
-        <w:t xml:space="preserve">CampusAdmin: list campus-scoped catalog, approve/reject campus Pending, open /quizzes manage. Drafts: owner + PortalAdmin. Published catalog: school/campus scope, not creator-only.</w:t>
+        <w:t xml:space="preserve">Ownership / scope: Creator cannot self-approve. Draft (unpublished) visible only to owner + PortalAdmin. Published catalog uses school/campus scope — not creator-only. Edit settings: owner or PortalAdmin only.</w:t>
+      </w:r>
+    </w:p>
+    <w:p>
+      <w:pPr>
+        <w:pStyle w:val="Heading2"/>
+        <w:spacing w:after="100" w:before="220"/>
+      </w:pPr>
+      <w:r>
+        <w:rPr>
+          <w:b/>
+          <w:bCs/>
+          <w:color w:val="2563EB"/>
+          <w:sz w:val="24"/>
+          <w:szCs w:val="24"/>
+        </w:rPr>
+        <w:t xml:space="preserve">6b. Coordinator role (quiz module)</w:t>
+      </w:r>
+    </w:p>
+    <w:p>
+      <w:pPr>
+        <w:pStyle w:val="ListParagraph"/>
+        <w:numPr>
+          <w:ilvl w:val="0"/>
+          <w:numId w:val="1"/>
+        </w:numPr>
+        <w:spacing w:after="60"/>
+      </w:pPr>
+      <w:r>
+        <w:rPr>
+          <w:sz w:val="21"/>
+          <w:szCs w:val="21"/>
+        </w:rPr>
+        <w:t xml:space="preserve">Coordinator is a campus-scoped quiz author and manager. Quiz permissions mirror Teacher unless noted below.</w:t>
+      </w:r>
+    </w:p>
+    <w:p>
+      <w:pPr>
+        <w:pStyle w:val="ListParagraph"/>
+        <w:numPr>
+          <w:ilvl w:val="0"/>
+          <w:numId w:val="1"/>
+        </w:numPr>
+        <w:spacing w:after="60"/>
+      </w:pPr>
+      <w:r>
+        <w:rPr>
+          <w:sz w:val="21"/>
+          <w:szCs w:val="21"/>
+        </w:rPr>
+        <w:t xml:space="preserve">Create: Practice, Assessment, Competition, Surprise (school quiz types). Starts Draft + Pending Approval. Cannot create ParentPrivate (PrivateParent) — Parent/Tutor only.</w:t>
+      </w:r>
+    </w:p>
+    <w:p>
+      <w:pPr>
+        <w:pStyle w:val="ListParagraph"/>
+        <w:numPr>
+          <w:ilvl w:val="0"/>
+          <w:numId w:val="1"/>
+        </w:numPr>
+        <w:spacing w:after="60"/>
+      </w:pPr>
+      <w:r>
+        <w:rPr>
+          <w:sz w:val="21"/>
+          <w:szCs w:val="21"/>
+        </w:rPr>
+        <w:t xml:space="preserve">Edit: own quizzes only (settings/questions). PortalAdmin may edit any quiz.</w:t>
+      </w:r>
+    </w:p>
+    <w:p>
+      <w:pPr>
+        <w:pStyle w:val="ListParagraph"/>
+        <w:numPr>
+          <w:ilvl w:val="0"/>
+          <w:numId w:val="1"/>
+        </w:numPr>
+        <w:spacing w:after="60"/>
+      </w:pPr>
+      <w:r>
+        <w:rPr>
+          <w:sz w:val="21"/>
+          <w:szCs w:val="21"/>
+        </w:rPr>
+        <w:t xml:space="preserve">Submit for approval: yes (lifecycle stays Draft). Cannot approve or publish own or others’ quizzes.</w:t>
+      </w:r>
+    </w:p>
+    <w:p>
+      <w:pPr>
+        <w:pStyle w:val="ListParagraph"/>
+        <w:numPr>
+          <w:ilvl w:val="0"/>
+          <w:numId w:val="1"/>
+        </w:numPr>
+        <w:spacing w:after="60"/>
+      </w:pPr>
+      <w:r>
+        <w:rPr>
+          <w:sz w:val="21"/>
+          <w:szCs w:val="21"/>
+        </w:rPr>
+        <w:t xml:space="preserve">Approval path: same as Teacher-created — own SchoolAdmin or CampusAdmin may school-approve (→ SchoolApproved); PortalAdmin approves (→ Approved) and publishes (→ Published).</w:t>
+      </w:r>
+    </w:p>
+    <w:p>
+      <w:pPr>
+        <w:pStyle w:val="ListParagraph"/>
+        <w:numPr>
+          <w:ilvl w:val="0"/>
+          <w:numId w:val="1"/>
+        </w:numPr>
+        <w:spacing w:after="60"/>
+      </w:pPr>
+      <w:r>
+        <w:rPr>
+          <w:sz w:val="21"/>
+          <w:szCs w:val="21"/>
+        </w:rPr>
+        <w:t xml:space="preserve">Assign (Published only): one, selected, group, allInGrade, allInSection within assigned campus — not school-wide, multi-school, or public catalog.</w:t>
+      </w:r>
+    </w:p>
+    <w:p>
+      <w:pPr>
+        <w:pStyle w:val="ListParagraph"/>
+        <w:numPr>
+          <w:ilvl w:val="0"/>
+          <w:numId w:val="1"/>
+        </w:numPr>
+        <w:spacing w:after="60"/>
+      </w:pPr>
+      <w:r>
+        <w:rPr>
+          <w:sz w:val="21"/>
+          <w:szCs w:val="21"/>
+        </w:rPr>
+        <w:t xml:space="preserve">Monitor / review / cancel / allow-retry: on owned published quizzes for students in campus scope.</w:t>
+      </w:r>
+    </w:p>
+    <w:p>
+      <w:pPr>
+        <w:pStyle w:val="ListParagraph"/>
+        <w:numPr>
+          <w:ilvl w:val="0"/>
+          <w:numId w:val="1"/>
+        </w:numPr>
+        <w:spacing w:after="60"/>
+      </w:pPr>
+      <w:r>
+        <w:rPr>
+          <w:sz w:val="21"/>
+          <w:szCs w:val="21"/>
+        </w:rPr>
+        <w:t xml:space="preserve">Catalog list: all published quizzes in own campus (any creator) plus own drafts; optional Mine only filter on web.</w:t>
+      </w:r>
+    </w:p>
+    <w:p>
+      <w:pPr>
+        <w:pStyle w:val="ListParagraph"/>
+        <w:numPr>
+          <w:ilvl w:val="0"/>
+          <w:numId w:val="1"/>
+        </w:numPr>
+        <w:spacing w:after="60"/>
+      </w:pPr>
+      <w:r>
+        <w:rPr>
+          <w:sz w:val="21"/>
+          <w:szCs w:val="21"/>
+        </w:rPr>
+        <w:t xml:space="preserve">Cannot access /admin/quiz-approvals queue (SchoolAdmin, CampusAdmin, PortalAdmin only).</w:t>
+      </w:r>
+    </w:p>
+    <w:p>
+      <w:pPr>
+        <w:pStyle w:val="ListParagraph"/>
+        <w:numPr>
+          <w:ilvl w:val="0"/>
+          <w:numId w:val="1"/>
+        </w:numPr>
+        <w:spacing w:after="60"/>
+      </w:pPr>
+      <w:r>
+        <w:rPr>
+          <w:sz w:val="21"/>
+          <w:szCs w:val="21"/>
+        </w:rPr>
+        <w:t xml:space="preserve">Delete/archive: same owner rules as Teacher (Draft or final Approved; ParentPrivate N/A).</w:t>
       </w:r>
     </w:p>
     <w:p>
@@ -5050,7 +5931,7 @@
           <w:sz w:val="21"/>
           <w:szCs w:val="21"/>
         </w:rPr>
-        <w:t xml:space="preserve">A quiz may be assigned to: One student, Group of students, Parent’s child, Class, Section, School, Multiple schools, or Public platform audience. Students only see quizzes assigned to them or available to their permitted audience.</w:t>
+        <w:t xml:space="preserve">A quiz may be assigned to: One student, Group, Parent/Tutor linked child or student, Class, Section, School, Multiple schools, or Public. ParentPrivate (PrivateParent): Parent or Tutor creators; assign to linked children or tutor-linked students only.</w:t>
       </w:r>
     </w:p>
     <w:tbl>
@@ -5151,7 +6032,7 @@
                 <w:sz w:val="17"/>
                 <w:szCs w:val="17"/>
               </w:rPr>
-              <w:t xml:space="preserve">Teacher / Parent</w:t>
+              <w:t xml:space="preserve">Teacher / Coordinator / Parent</w:t>
             </w:r>
           </w:p>
         </w:tc>
@@ -5177,7 +6058,7 @@
                 <w:sz w:val="17"/>
                 <w:szCs w:val="17"/>
               </w:rPr>
-              <w:t xml:space="preserve">Creates one quiz_assignment row for a single student. Teacher: campus student. Parent: linked child. API mode: one.</w:t>
+              <w:t xml:space="preserve">Creates one quiz_assignment row for a single student. Teacher/Coordinator: campus student. Parent: linked child. API mode: one.</w:t>
             </w:r>
           </w:p>
         </w:tc>
@@ -5205,7 +6086,7 @@
                 <w:sz w:val="17"/>
                 <w:szCs w:val="17"/>
               </w:rPr>
-              <w:t xml:space="preserve">Teacher / Parent</w:t>
+              <w:t xml:space="preserve">Teacher / Coordinator / Parent</w:t>
             </w:r>
           </w:p>
         </w:tc>
@@ -5246,20 +6127,20 @@
                 <w:sz w:val="17"/>
                 <w:szCs w:val="17"/>
               </w:rPr>
-              <w:t xml:space="preserve">Parent’s child</w:t>
-            </w:r>
-          </w:p>
-        </w:tc>
-        <w:tc>
-          <w:p>
-            <w:r>
-              <w:rPr>
-                <w:b w:val="false"/>
-                <w:bCs w:val="false"/>
-                <w:sz w:val="17"/>
-                <w:szCs w:val="17"/>
-              </w:rPr>
-              <w:t xml:space="preserve">Parent</w:t>
+              <w:t xml:space="preserve">Parent’s child / Tutor’s linked student</w:t>
+            </w:r>
+          </w:p>
+        </w:tc>
+        <w:tc>
+          <w:p>
+            <w:r>
+              <w:rPr>
+                <w:b w:val="false"/>
+                <w:bCs w:val="false"/>
+                <w:sz w:val="17"/>
+                <w:szCs w:val="17"/>
+              </w:rPr>
+              <w:t xml:space="preserve">Parent / Tutor</w:t>
             </w:r>
           </w:p>
         </w:tc>
@@ -5285,7 +6166,7 @@
                 <w:sz w:val="17"/>
                 <w:szCs w:val="17"/>
               </w:rPr>
-              <w:t xml:space="preserve">One linked child, selected linked children, all linked children, or a parent-owned child group. ParentPrivate quizzes cannot target unrelated students. API modes: one / selected / allLinked / group.</w:t>
+              <w:t xml:space="preserve">Parent: one linked child, selected linked children, all linked children, or a parent-owned child group. Tutor: one or selected tutor-linked students, or all linked students. ParentPrivate (PrivateParent) quizzes cannot target unrelated students, whole school, multi-school, or public. API modes: one / selected / allLinked / group (Parent); tutor uses linked-student modes.</w:t>
             </w:r>
           </w:p>
         </w:tc>
@@ -5313,7 +6194,7 @@
                 <w:sz w:val="17"/>
                 <w:szCs w:val="17"/>
               </w:rPr>
-              <w:t xml:space="preserve">Teacher</w:t>
+              <w:t xml:space="preserve">Teacher / Coordinator</w:t>
             </w:r>
           </w:p>
         </w:tc>
@@ -5339,7 +6220,7 @@
                 <w:sz w:val="17"/>
                 <w:szCs w:val="17"/>
               </w:rPr>
-              <w:t xml:space="preserve">All students in the teacher’s campus for a grade/class. API mode: allInGrade (UI: allingrade). Scope is campus + grade, not whole school.</w:t>
+              <w:t xml:space="preserve">All students in the teacher/coordinator’s campus for a grade/class. API mode: allInGrade (UI: allingrade). Scope is campus + grade, not whole school.</w:t>
             </w:r>
           </w:p>
         </w:tc>
@@ -5367,7 +6248,7 @@
                 <w:sz w:val="17"/>
                 <w:szCs w:val="17"/>
               </w:rPr>
-              <w:t xml:space="preserve">Teacher</w:t>
+              <w:t xml:space="preserve">Teacher / Coordinator</w:t>
             </w:r>
           </w:p>
         </w:tc>
@@ -5609,7 +6490,7 @@
           <w:sz w:val="21"/>
           <w:szCs w:val="21"/>
         </w:rPr>
-        <w:t xml:space="preserve">ParentPrivate quizzes may only target the parent’s linked children or the parent’s own child groups — never unrelated students, whole school, multi-school, or public.</w:t>
+        <w:t xml:space="preserve">ParentPrivate (PrivateParent) quizzes may only target the creator’s linked children (Parent) or tutor-linked students (Tutor) — never unrelated students, whole school, multi-school, or public.</w:t>
       </w:r>
     </w:p>
     <w:p>
@@ -5626,7 +6507,7 @@
           <w:sz w:val="21"/>
           <w:szCs w:val="21"/>
         </w:rPr>
-        <w:t xml:space="preserve">Teacher assign is campus-scoped (grade/section/group/selected). School-wide is SchoolAdmin/PortalAdmin; multi-school and public are PortalAdmin.</w:t>
+        <w:t xml:space="preserve">Teacher assign is campus-scoped (grade/section/group/selected). Coordinator: same campus assign modes as Teacher. School-wide is SchoolAdmin/PortalAdmin; multi-school and public are PortalAdmin.</w:t>
       </w:r>
     </w:p>
     <w:p>
@@ -5746,7 +6627,7 @@
                 <w:sz w:val="17"/>
                 <w:szCs w:val="17"/>
               </w:rPr>
-              <w:t xml:space="preserve">Teacher / Parent / Admin</w:t>
+              <w:t xml:space="preserve">Teacher / Coordinator / Parent / Admin</w:t>
             </w:r>
           </w:p>
         </w:tc>
@@ -5787,7 +6668,7 @@
                 <w:sz w:val="17"/>
                 <w:szCs w:val="17"/>
               </w:rPr>
-              <w:t xml:space="preserve">Teacher / Parent / Admin</w:t>
+              <w:t xml:space="preserve">Teacher / Coordinator / Parent / Admin</w:t>
             </w:r>
           </w:p>
         </w:tc>
@@ -5828,7 +6709,7 @@
                 <w:sz w:val="17"/>
                 <w:szCs w:val="17"/>
               </w:rPr>
-              <w:t xml:space="preserve">Teacher / Parent</w:t>
+              <w:t xml:space="preserve">Teacher / Coordinator / Parent</w:t>
             </w:r>
           </w:p>
         </w:tc>
@@ -5869,7 +6750,7 @@
                 <w:sz w:val="17"/>
                 <w:szCs w:val="17"/>
               </w:rPr>
-              <w:t xml:space="preserve">Teacher</w:t>
+              <w:t xml:space="preserve">Teacher / Coordinator</w:t>
             </w:r>
           </w:p>
         </w:tc>
@@ -5910,7 +6791,7 @@
                 <w:sz w:val="17"/>
                 <w:szCs w:val="17"/>
               </w:rPr>
-              <w:t xml:space="preserve">Teacher</w:t>
+              <w:t xml:space="preserve">Teacher / Coordinator</w:t>
             </w:r>
           </w:p>
         </w:tc>
@@ -6074,20 +6955,20 @@
                 <w:sz w:val="17"/>
                 <w:szCs w:val="17"/>
               </w:rPr>
-              <w:t xml:space="preserve">Parent</w:t>
-            </w:r>
-          </w:p>
-        </w:tc>
-        <w:tc>
-          <w:p>
-            <w:r>
-              <w:rPr>
-                <w:b w:val="false"/>
-                <w:bCs w:val="false"/>
-                <w:sz w:val="17"/>
-                <w:szCs w:val="17"/>
-              </w:rPr>
-              <w:t xml:space="preserve">Audience: Parent’s child — all linked children.</w:t>
+              <w:t xml:space="preserve">Parent / Tutor</w:t>
+            </w:r>
+          </w:p>
+        </w:tc>
+        <w:tc>
+          <w:p>
+            <w:r>
+              <w:rPr>
+                <w:b w:val="false"/>
+                <w:bCs w:val="false"/>
+                <w:sz w:val="17"/>
+                <w:szCs w:val="17"/>
+              </w:rPr>
+              <w:t xml:space="preserve">Audience: Parent — all linked children; Tutor — all tutor-linked students.</w:t>
             </w:r>
           </w:p>
         </w:tc>
@@ -6107,7 +6988,7 @@
           <w:sz w:val="21"/>
           <w:szCs w:val="21"/>
         </w:rPr>
-        <w:t xml:space="preserve">Published/Assigned; not Archived; ≥1 question; Teacher final Approved.</w:t>
+        <w:t xml:space="preserve">Lifecycle Published or Assigned required; Pending Approval blocked; teacher quizzes need Approved.</w:t>
       </w:r>
     </w:p>
     <w:p>
@@ -6343,7 +7224,7 @@
                 <w:sz w:val="17"/>
                 <w:szCs w:val="17"/>
               </w:rPr>
-              <w:t xml:space="preserve">Teacher or Parent who created the assignment. Students do not assign quizzes in the current model.</w:t>
+              <w:t xml:space="preserve">Teacher, Coordinator, Parent, or Tutor who created the assignment. Students do not assign quizzes in the current model.</w:t>
             </w:r>
           </w:p>
         </w:tc>
@@ -6946,7 +7827,7 @@
                 <w:sz w:val="17"/>
                 <w:szCs w:val="17"/>
               </w:rPr>
-              <w:t xml:space="preserve">Teacher or Parent only</w:t>
+              <w:t xml:space="preserve">Teacher, Coordinator, Parent, or Tutor</w:t>
             </w:r>
           </w:p>
         </w:tc>
@@ -10573,7 +11454,7 @@
           <w:sz w:val="21"/>
           <w:szCs w:val="21"/>
         </w:rPr>
-        <w:t xml:space="preserve">Tutor list = linked-student assignments ∪ own quizzes.</w:t>
+        <w:t xml:space="preserve">Tutor list = tutor-linked-student assignments ∪ own quizzes (ParentPrivate / PrivateParent).</w:t>
       </w:r>
     </w:p>
     <w:p>
@@ -10842,7 +11723,7 @@
                 <w:sz w:val="17"/>
                 <w:szCs w:val="17"/>
               </w:rPr>
-              <w:t xml:space="preserve">Create Draft + Pending. School/Campus from auth token (UI no longer collects them). PortalAdmin may pass schoolId/campusId in API.</w:t>
+              <w:t xml:space="preserve">Create Draft + Pending. Parent and Tutor: QuizType forced to ParentPrivate (PrivateParent). Teacher/coordinator: school types. School/Campus from auth token.</w:t>
             </w:r>
           </w:p>
         </w:tc>
@@ -10926,7 +11807,7 @@
                 <w:sz w:val="17"/>
                 <w:szCs w:val="17"/>
               </w:rPr>
-              <w:t xml:space="preserve">Manage view with questions. Scope: PortalAdmin any; SchoolAdmin/CampusAdmin same school/campus; Teacher/Parent owner (+ campus for teacher). Draft hidden from non-owner except PortalAdmin.</w:t>
+              <w:t xml:space="preserve">Manage view with questions. Scope: PortalAdmin any; SchoolAdmin/CampusAdmin same school/campus; Teacher/Coordinator/Parent/Tutor owner (+ campus for teacher/coordinator). Draft hidden from non-owner except PortalAdmin.</w:t>
             </w:r>
           </w:p>
         </w:tc>
@@ -10954,7 +11835,7 @@
                 <w:sz w:val="17"/>
                 <w:szCs w:val="17"/>
               </w:rPr>
-              <w:t xml:space="preserve">Teacher/Parent/Tutor → Draft+Pending (submit for review). PortalAdmin → Published+Approved when school-approved (teacher) or pending (parent).</w:t>
+              <w:t xml:space="preserve">Non–PortalAdmin: submit for approval (Draft+Pending). PortalAdmin: publish (Draft→Published) when approval gates met; may set Approved in same flow for ParentPrivate (Parent/Tutor).</w:t>
             </w:r>
           </w:p>
         </w:tc>
@@ -10982,7 +11863,7 @@
                 <w:sz w:val="17"/>
                 <w:szCs w:val="17"/>
               </w:rPr>
-              <w:t xml:space="preserve">School/Campus → SchoolApproved from Pending; Portal → Approved from Pending or SchoolApproved. Rejected blocked.</w:t>
+              <w:t xml:space="preserve">SchoolAdmin/CampusAdmin: Pending→SchoolApproved (teacher/coordinator, in scope, not own quiz). PortalAdmin: Pending or SchoolApproved→Approved. Does not publish.</w:t>
             </w:r>
           </w:p>
         </w:tc>
@@ -11010,7 +11891,7 @@
                 <w:sz w:val="17"/>
                 <w:szCs w:val="17"/>
               </w:rPr>
-              <w:t xml:space="preserve">School/Campus/Portal reject Pending or SchoolApproved; reason required.</w:t>
+              <w:t xml:space="preserve">In-scope reject; reason required; stays Draft+Rejected.</w:t>
             </w:r>
           </w:p>
         </w:tc>
@@ -11038,7 +11919,7 @@
                 <w:sz w:val="17"/>
                 <w:szCs w:val="17"/>
               </w:rPr>
-              <w:t xml:space="preserve">Create assignments (Upcoming if StartAt&gt;now); lifecycle → Assigned. Modes include section/school/multi/public.</w:t>
+              <w:t xml:space="preserve">Requires Lifecycle Published or Assigned (not Draft). Pending Approval blocked. Teacher quizzes need Approval=Approved. Creates assignments; lifecycle→Assigned.</w:t>
             </w:r>
           </w:p>
         </w:tc>
@@ -11635,7 +12516,7 @@
           <w:sz w:val="21"/>
           <w:szCs w:val="21"/>
         </w:rPr>
-        <w:t xml:space="preserve">/reports for Teacher/SchoolAdmin/PortalAdmin analytics.</w:t>
+        <w:t xml:space="preserve">/reports for Teacher/Coordinator (own) / SchoolAdmin / PortalAdmin analytics.</w:t>
       </w:r>
     </w:p>
     <w:p>
@@ -11652,7 +12533,7 @@
           <w:sz w:val="21"/>
           <w:szCs w:val="21"/>
         </w:rPr>
-        <w:t xml:space="preserve">Mobile /quizzes (Teacher/Parent): create, manage (inline types matching web Now list + Public+Active bank attach), publish, role-scoped assign modes, duplicate/archive/cancel/allow-retry, pending reviews, mark + finalize.</w:t>
+        <w:t xml:space="preserve">Mobile /quizzes (Teacher/Coordinator/Parent/Tutor): create, manage, submit for approval, campus or linked assign modes, duplicate/archive/cancel/allow-retry, pending reviews, mark + finalize.</w:t>
       </w:r>
     </w:p>
     <w:p>
@@ -11718,7 +12599,7 @@
           <w:sz w:val="24"/>
           <w:szCs w:val="24"/>
         </w:rPr>
-        <w:t xml:space="preserve">QZ-01 — Teacher create → publish → approve → assign</w:t>
+        <w:t xml:space="preserve">QZ-01 — Teacher create → submit → approve → portal publish → assign</w:t>
       </w:r>
     </w:p>
     <w:p>
@@ -11730,7 +12611,7 @@
           <w:sz w:val="21"/>
           <w:szCs w:val="21"/>
         </w:rPr>
-        <w:t xml:space="preserve">Steps: Teacher creates a Practice quiz, adds questions, publishes; SchoolAdmin approves; Teacher assigns to selected students.</w:t>
+        <w:t xml:space="preserve">Steps: Teacher creates a Practice quiz, adds questions, submits for approval; SchoolAdmin approves; PortalAdmin publishes; Teacher assigns to selected students.</w:t>
       </w:r>
     </w:p>
     <w:p>
@@ -11750,7 +12631,7 @@
           <w:sz w:val="21"/>
           <w:szCs w:val="21"/>
         </w:rPr>
-        <w:t xml:space="preserve">Expected: Lifecycle Draft→Published→Assigned. Approval Pending→SchoolApproved→Approved. Students see the quiz only after assignment and within the window.</w:t>
+        <w:t xml:space="preserve">Expected: Approval Pending→SchoolApproved→Approved. Lifecycle Draft until PortalAdmin publish, then Published→Assigned on assign. Students see the quiz only after assignment and within the window.</w:t>
       </w:r>
     </w:p>
     <w:p>
@@ -11766,7 +12647,7 @@
           <w:sz w:val="24"/>
           <w:szCs w:val="24"/>
         </w:rPr>
-        <w:t xml:space="preserve">QZ-02 — Teacher cannot assign before final approval</w:t>
+        <w:t xml:space="preserve">QZ-02 — Cannot assign while Pending or approved-but-unpublished</w:t>
       </w:r>
     </w:p>
     <w:p>
@@ -11778,7 +12659,7 @@
           <w:sz w:val="21"/>
           <w:szCs w:val="21"/>
         </w:rPr>
-        <w:t xml:space="preserve">Steps: Teacher publishes then tries to assign without portal Approved (SchoolApproved alone is not enough).</w:t>
+        <w:t xml:space="preserve">Steps: Teacher submits for approval; SchoolAdmin approves (SchoolApproved). Teacher or admin tries to assign before PortalAdmin publishes.</w:t>
       </w:r>
     </w:p>
     <w:p>
@@ -11798,7 +12679,7 @@
           <w:sz w:val="21"/>
           <w:szCs w:val="21"/>
         </w:rPr>
-        <w:t xml:space="preserve">Expected: Assign rejected until Approval=Approved.</w:t>
+        <w:t xml:space="preserve">Expected: Assign rejected while Lifecycle=Draft. SchoolApproved or Approved without publish is not enough — must be Published.</w:t>
       </w:r>
     </w:p>
     <w:p>
@@ -11814,7 +12695,7 @@
           <w:sz w:val="24"/>
           <w:szCs w:val="24"/>
         </w:rPr>
-        <w:t xml:space="preserve">QZ-03 — Parent publish → portal approval</w:t>
+        <w:t xml:space="preserve">QZ-03 — Parent or Tutor ParentPrivate → portal approve and publish</w:t>
       </w:r>
     </w:p>
     <w:p>
@@ -11826,7 +12707,7 @@
           <w:sz w:val="21"/>
           <w:szCs w:val="21"/>
         </w:rPr>
-        <w:t xml:space="preserve">Steps: Parent creates and publishes a ParentPrivate quiz with ≥1 question; PortalAdmin approves before assign.</w:t>
+        <w:t xml:space="preserve">Steps: Parent or Tutor creates and submits a ParentPrivate (PrivateParent) quiz; PortalAdmin approves and publishes before assign.</w:t>
       </w:r>
     </w:p>
     <w:p>
@@ -11846,7 +12727,7 @@
           <w:sz w:val="21"/>
           <w:szCs w:val="21"/>
         </w:rPr>
-        <w:t xml:space="preserve">Expected: Lifecycle Published, Approval Approved immediately; never appears in pending-approval queue.</w:t>
+        <w:t xml:space="preserve">Expected: Lifecycle Draft until portal publish → Published. Approval Pending→Approved. Tutor assigns only to tutor-linked students; Parent to linked children. Not assignable until Published.</w:t>
       </w:r>
     </w:p>
     <w:p>
@@ -12390,7 +13271,7 @@
           <w:sz w:val="24"/>
           <w:szCs w:val="24"/>
         </w:rPr>
-        <w:t xml:space="preserve">QZ-15 — Two-tier approve and CampusAdmin</w:t>
+        <w:t xml:space="preserve">QZ-15 — Approval vs publish — two-tier without auto-publish</w:t>
       </w:r>
     </w:p>
     <w:p>
@@ -12402,7 +13283,7 @@
           <w:sz w:val="21"/>
           <w:szCs w:val="21"/>
         </w:rPr>
-        <w:t xml:space="preserve">Steps: SchoolAdmin school-approves Pending; CampusAdmin school-approves campus Pending; PortalAdmin final-approves SchoolApproved; Rejected cannot be approved.</w:t>
+        <w:t xml:space="preserve">Steps: SchoolAdmin approves Pending teacher quiz; CampusAdmin approves Pending in campus; PortalAdmin approves SchoolApproved then publishes separately.</w:t>
       </w:r>
     </w:p>
     <w:p>
@@ -12422,7 +13303,7 @@
           <w:sz w:val="21"/>
           <w:szCs w:val="21"/>
         </w:rPr>
-        <w:t xml:space="preserve">Expected: Pending → SchoolApproved → Approved. CampusAdmin queue is campus-scoped. Rejected stays Rejected until teacher resubmits to Pending.</w:t>
+        <w:t xml:space="preserve">Expected: Pending → SchoolApproved (school/campus approve, lifecycle stays Draft). Portal → Approved then Publish → Published. School/Campus approve never auto-publishes.</w:t>
       </w:r>
     </w:p>
     <w:p>
@@ -12438,7 +13319,7 @@
           <w:sz w:val="24"/>
           <w:szCs w:val="24"/>
         </w:rPr>
-        <w:t xml:space="preserve">QZ-16 — Student only sees permitted audience</w:t>
+        <w:t xml:space="preserve">QZ-23 — Creator cannot self-approve</w:t>
       </w:r>
     </w:p>
     <w:p>
@@ -12450,7 +13331,7 @@
           <w:sz w:val="21"/>
           <w:szCs w:val="21"/>
         </w:rPr>
-        <w:t xml:space="preserve">Steps: Student A is assigned (or Public catalog in window); Student B is neither assigned nor Public-eligible.</w:t>
+        <w:t xml:space="preserve">Steps: Teacher who created a quiz calls POST /approve on their own quiz.</w:t>
       </w:r>
     </w:p>
     <w:p>
@@ -12470,7 +13351,7 @@
           <w:sz w:val="21"/>
           <w:szCs w:val="21"/>
         </w:rPr>
-        <w:t xml:space="preserve">Expected: Student A sees the quiz. Student B does not. School/section/multi assign must not open catalog (AudienceScope stays Assigned). Public catalog is window-filtered.</w:t>
+        <w:t xml:space="preserve">Expected: Forbidden. Approver must not be the creator (PortalAdmin excepted for platform operations).</w:t>
       </w:r>
     </w:p>
     <w:p>
@@ -12486,7 +13367,7 @@
           <w:sz w:val="24"/>
           <w:szCs w:val="24"/>
         </w:rPr>
-        <w:t xml:space="preserve">QZ-17 — Parent cannot assign outside linked children</w:t>
+        <w:t xml:space="preserve">QZ-16 — Student only sees permitted audience</w:t>
       </w:r>
     </w:p>
     <w:p>
@@ -12498,7 +13379,7 @@
           <w:sz w:val="21"/>
           <w:szCs w:val="21"/>
         </w:rPr>
-        <w:t xml:space="preserve">Steps: Parent tries to assign ParentPrivate quiz to an unrelated student or whole school.</w:t>
+        <w:t xml:space="preserve">Steps: Student A is assigned (or Public catalog in window); Student B is neither assigned nor Public-eligible.</w:t>
       </w:r>
     </w:p>
     <w:p>
@@ -12518,7 +13399,55 @@
           <w:sz w:val="21"/>
           <w:szCs w:val="21"/>
         </w:rPr>
-        <w:t xml:space="preserve">Expected: Rejected. Parent audience is limited to linked children / parent-owned child groups.</w:t>
+        <w:t xml:space="preserve">Expected: Student A sees the quiz. Student B does not. School/section/multi assign must not open catalog (AudienceScope stays Assigned). Public catalog is window-filtered.</w:t>
+      </w:r>
+    </w:p>
+    <w:p>
+      <w:pPr>
+        <w:pStyle w:val="Heading2"/>
+        <w:spacing w:after="100" w:before="220"/>
+      </w:pPr>
+      <w:r>
+        <w:rPr>
+          <w:b/>
+          <w:bCs/>
+          <w:color w:val="2563EB"/>
+          <w:sz w:val="24"/>
+          <w:szCs w:val="24"/>
+        </w:rPr>
+        <w:t xml:space="preserve">QZ-17 — ParentPrivate assign scope (Parent / Tutor)</w:t>
+      </w:r>
+    </w:p>
+    <w:p>
+      <w:pPr>
+        <w:spacing w:after="100"/>
+      </w:pPr>
+      <w:r>
+        <w:rPr>
+          <w:sz w:val="21"/>
+          <w:szCs w:val="21"/>
+        </w:rPr>
+        <w:t xml:space="preserve">Steps: Parent or Tutor tries to assign ParentPrivate quiz to an unrelated student or whole school.</w:t>
+      </w:r>
+    </w:p>
+    <w:p>
+      <w:pPr>
+        <w:spacing w:after="100"/>
+        <w:rPr>
+          <w:b/>
+          <w:bCs/>
+          <w:color w:val="166534"/>
+        </w:rPr>
+      </w:pPr>
+      <w:r>
+        <w:rPr>
+          <w:b/>
+          <w:bCs/>
+          <w:color w:val="166534"/>
+          <w:sz w:val="21"/>
+          <w:szCs w:val="21"/>
+        </w:rPr>
+        <w:t xml:space="preserve">Expected: Rejected. Parent → linked children only. Tutor → tutor-linked students only.</w:t>
       </w:r>
     </w:p>
     <w:p>
@@ -12791,7 +13720,7 @@
           <w:sz w:val="21"/>
           <w:szCs w:val="21"/>
         </w:rPr>
-        <w:t xml:space="preserve">☐ Teacher create starts Draft + Pending; Parent create forces ParentPrivate.</w:t>
+        <w:t xml:space="preserve">☐ Every create/duplicate starts Draft + Pending Approval.</w:t>
       </w:r>
     </w:p>
     <w:p>
@@ -12808,7 +13737,7 @@
           <w:sz w:val="21"/>
           <w:szCs w:val="21"/>
         </w:rPr>
-        <w:t xml:space="preserve">☐ Teacher/coordinator submit for approval keeps Draft; school/campus approve while Draft; portal admin publishes.</w:t>
+        <w:t xml:space="preserve">☐ Approval and publish are separate: School/Campus approve → SchoolApproved (Draft); Portal approve → Approved (Draft); Portal publish → Published.</w:t>
       </w:r>
     </w:p>
     <w:p>
@@ -12825,7 +13754,7 @@
           <w:sz w:val="21"/>
           <w:szCs w:val="21"/>
         </w:rPr>
-        <w:t xml:space="preserve">☐ Parent submit for approval keeps Draft; portal admin approves and publishes.</w:t>
+        <w:t xml:space="preserve">☐ Pending Approval quizzes: not assignable; students cannot attempt; owner may edit per ownership rules.</w:t>
       </w:r>
     </w:p>
     <w:p>
@@ -12842,7 +13771,7 @@
           <w:sz w:val="21"/>
           <w:szCs w:val="21"/>
         </w:rPr>
-        <w:t xml:space="preserve">☐ Unpublished (Draft) quizzes: visible to creator + PortalAdmin only; not assignable to students/children.</w:t>
+        <w:t xml:space="preserve">☐ SchoolAdmin/CampusAdmin approval never auto-publishes. After approve, quiz stays Draft until PortalAdmin publishes.</w:t>
       </w:r>
     </w:p>
     <w:p>
@@ -12859,7 +13788,7 @@
           <w:sz w:val="21"/>
           <w:szCs w:val="21"/>
         </w:rPr>
-        <w:t xml:space="preserve">☐ Published quizzes: visible to staff/admins in school/campus scope (any creator), not filtered by CreatedBy alone.</w:t>
+        <w:t xml:space="preserve">☐ Only PortalAdmin may publish (lifecycle Draft → Published).</w:t>
       </w:r>
     </w:p>
     <w:p>
@@ -12876,7 +13805,7 @@
           <w:sz w:val="21"/>
           <w:szCs w:val="21"/>
         </w:rPr>
-        <w:t xml:space="preserve">☐ SchoolAdmin list shows all published quizzes for their school; CampusAdmin for their campus (+ school-wide null-campus rows in school); Teacher/Coordinator for their campus.</w:t>
+        <w:t xml:space="preserve">☐ Only Published (or Assigned) quizzes may be assigned. Approved-but-unpublished (Draft) is blocked.</w:t>
       </w:r>
     </w:p>
     <w:p>
@@ -12893,7 +13822,7 @@
           <w:sz w:val="21"/>
           <w:szCs w:val="21"/>
         </w:rPr>
-        <w:t xml:space="preserve">☐ Web Mine only toggle defaults off for Portal/School/Campus admins; optional for Teacher/Parent/Coordinator/Tutor.</w:t>
+        <w:t xml:space="preserve">☐ Creator cannot approve own quiz. Approver must be in school/campus scope (PortalAdmin excepted).</w:t>
       </w:r>
     </w:p>
     <w:p>
@@ -12910,7 +13839,7 @@
           <w:sz w:val="21"/>
           <w:szCs w:val="21"/>
         </w:rPr>
-        <w:t xml:space="preserve">☐ Edit settings/questions: quiz owner or PortalAdmin only (school/campus admin may view/assign/monitor scoped published quizzes).</w:t>
+        <w:t xml:space="preserve">☐ Teacher/Coordinator: own SchoolAdmin and CampusAdmin may approve; PortalAdmin approves and publishes.</w:t>
       </w:r>
     </w:p>
     <w:p>
@@ -12927,7 +13856,109 @@
           <w:sz w:val="21"/>
           <w:szCs w:val="21"/>
         </w:rPr>
-        <w:t xml:space="preserve">☐ Teacher assign requires final Approval=Approved (SchoolApproved alone is not enough); Parent assign does not need school approval.</w:t>
+        <w:t xml:space="preserve">☐ ParentPrivate (PrivateParent): Parent or Tutor may create; PortalAdmin approve + publish before assign.</w:t>
+      </w:r>
+    </w:p>
+    <w:p>
+      <w:pPr>
+        <w:pStyle w:val="ListParagraph"/>
+        <w:numPr>
+          <w:ilvl w:val="0"/>
+          <w:numId w:val="1"/>
+        </w:numPr>
+        <w:spacing w:after="60"/>
+      </w:pPr>
+      <w:r>
+        <w:rPr>
+          <w:sz w:val="21"/>
+          <w:szCs w:val="21"/>
+        </w:rPr>
+        <w:t xml:space="preserve">☐ Unpublished (Draft lifecycle): visible to creator + PortalAdmin only in manage catalog.</w:t>
+      </w:r>
+    </w:p>
+    <w:p>
+      <w:pPr>
+        <w:pStyle w:val="ListParagraph"/>
+        <w:numPr>
+          <w:ilvl w:val="0"/>
+          <w:numId w:val="1"/>
+        </w:numPr>
+        <w:spacing w:after="60"/>
+      </w:pPr>
+      <w:r>
+        <w:rPr>
+          <w:sz w:val="21"/>
+          <w:szCs w:val="21"/>
+        </w:rPr>
+        <w:t xml:space="preserve">☐ Published quizzes: visible to staff by school/campus scope (any creator), not CreatedBy alone.</w:t>
+      </w:r>
+    </w:p>
+    <w:p>
+      <w:pPr>
+        <w:pStyle w:val="ListParagraph"/>
+        <w:numPr>
+          <w:ilvl w:val="0"/>
+          <w:numId w:val="1"/>
+        </w:numPr>
+        <w:spacing w:after="60"/>
+      </w:pPr>
+      <w:r>
+        <w:rPr>
+          <w:sz w:val="21"/>
+          <w:szCs w:val="21"/>
+        </w:rPr>
+        <w:t xml:space="preserve">☐ SchoolAdmin list shows all published quizzes for their school; CampusAdmin for their campus; Teacher/Coordinator for their campus.</w:t>
+      </w:r>
+    </w:p>
+    <w:p>
+      <w:pPr>
+        <w:pStyle w:val="ListParagraph"/>
+        <w:numPr>
+          <w:ilvl w:val="0"/>
+          <w:numId w:val="1"/>
+        </w:numPr>
+        <w:spacing w:after="60"/>
+      </w:pPr>
+      <w:r>
+        <w:rPr>
+          <w:sz w:val="21"/>
+          <w:szCs w:val="21"/>
+        </w:rPr>
+        <w:t xml:space="preserve">☐ Coordinator: same campus permissions as Teacher (see §6b); cannot approve, publish, or access admin approval queue.</w:t>
+      </w:r>
+    </w:p>
+    <w:p>
+      <w:pPr>
+        <w:pStyle w:val="ListParagraph"/>
+        <w:numPr>
+          <w:ilvl w:val="0"/>
+          <w:numId w:val="1"/>
+        </w:numPr>
+        <w:spacing w:after="60"/>
+      </w:pPr>
+      <w:r>
+        <w:rPr>
+          <w:sz w:val="21"/>
+          <w:szCs w:val="21"/>
+        </w:rPr>
+        <w:t xml:space="preserve">☐ Edit settings/questions: quiz owner or PortalAdmin only.</w:t>
+      </w:r>
+    </w:p>
+    <w:p>
+      <w:pPr>
+        <w:pStyle w:val="ListParagraph"/>
+        <w:numPr>
+          <w:ilvl w:val="0"/>
+          <w:numId w:val="1"/>
+        </w:numPr>
+        <w:spacing w:after="60"/>
+      </w:pPr>
+      <w:r>
+        <w:rPr>
+          <w:sz w:val="21"/>
+          <w:szCs w:val="21"/>
+        </w:rPr>
+        <w:t xml:space="preserve">☐ Teacher assign requires Lifecycle Published and Approval=Approved; Parent/Tutor ParentPrivate assign requires Published + Approved.</w:t>
       </w:r>
     </w:p>
     <w:p>

--- a/docs/05_RankUp_Quiz_Business_QA.docx
+++ b/docs/05_RankUp_Quiz_Business_QA.docx
@@ -76,6 +76,18 @@
           <w:szCs w:val="21"/>
         </w:rPr>
         <w:t xml:space="preserve">Two dimensions: Lifecycle (Draft→Published→Assigned→Archived) and Approval (Pending→SchoolApproved→Approved/Rejected). Assign requires Published lifecycle.</w:t>
+      </w:r>
+    </w:p>
+    <w:p>
+      <w:pPr>
+        <w:spacing w:after="100"/>
+      </w:pPr>
+      <w:r>
+        <w:rPr>
+          <w:sz w:val="21"/>
+          <w:szCs w:val="21"/>
+        </w:rPr>
+        <w:t xml:space="preserve">UI display status (list + manage): Draft + Pending + ≥1 question → Approval Pending; Draft + SchoolApproved → School Approved; Draft + Approved → Awaiting Publish; Draft + Pending + 0 questions → Draft (work in progress). Lifecycle stays Draft until PortalAdmin publishes.</w:t>
       </w:r>
     </w:p>
     <w:p>
@@ -12431,7 +12443,7 @@
           <w:sz w:val="21"/>
           <w:szCs w:val="21"/>
         </w:rPr>
-        <w:t xml:space="preserve">/quizzes manage routes for Teacher/Parent.</w:t>
+        <w:t xml:space="preserve">/quizzes manage routes for Teacher/Coordinator/Parent/Tutor.</w:t>
       </w:r>
     </w:p>
     <w:p>
@@ -14384,6 +14396,23 @@
           <w:szCs w:val="21"/>
         </w:rPr>
         <w:t xml:space="preserve">☐ Teacher/Coordinator list API returns all published quizzes in campus scope (any creator) plus own drafts; client Mine only toggle optional.</w:t>
+      </w:r>
+    </w:p>
+    <w:p>
+      <w:pPr>
+        <w:pStyle w:val="ListParagraph"/>
+        <w:numPr>
+          <w:ilvl w:val="0"/>
+          <w:numId w:val="1"/>
+        </w:numPr>
+        <w:spacing w:after="60"/>
+      </w:pPr>
+      <w:r>
+        <w:rPr>
+          <w:sz w:val="21"/>
+          <w:szCs w:val="21"/>
+        </w:rPr>
+        <w:t xml:space="preserve">☐ Staff list/manage UI display status: Draft+Pending+questions → Approval Pending; Draft+SchoolApproved → School Approved; Draft+Approved → Awaiting Publish; Draft+Pending+0 questions → Draft.</w:t>
       </w:r>
     </w:p>
     <w:p>

--- a/docs/05_RankUp_Quiz_Business_QA.docx
+++ b/docs/05_RankUp_Quiz_Business_QA.docx
@@ -12460,7 +12460,7 @@
           <w:sz w:val="21"/>
           <w:szCs w:val="21"/>
         </w:rPr>
-        <w:t xml:space="preserve">/admin/quiz-approvals for SchoolAdmin/PortalAdmin.</w:t>
+        <w:t xml:space="preserve">/quizzes manage detail: authors edit/submit/assign; SchoolAdmin/CampusAdmin/PortalAdmin approve or reject pending quizzes in review mode (Approve + Reject only).</w:t>
       </w:r>
     </w:p>
     <w:p>
@@ -12477,7 +12477,7 @@
           <w:sz w:val="21"/>
           <w:szCs w:val="21"/>
         </w:rPr>
-        <w:t xml:space="preserve">/student/quizzes* for attempts and results.</w:t>
+        <w:t xml:space="preserve">/admin/quiz-approvals legacy queue links to quiz detail for approval.</w:t>
       </w:r>
     </w:p>
     <w:p>
@@ -12494,7 +12494,7 @@
           <w:sz w:val="21"/>
           <w:szCs w:val="21"/>
         </w:rPr>
-        <w:t xml:space="preserve">/student/history for student self quiz history (History self).</w:t>
+        <w:t xml:space="preserve">/student/quizzes* for attempts and results.</w:t>
       </w:r>
     </w:p>
     <w:p>
@@ -12511,7 +12511,7 @@
           <w:sz w:val="21"/>
           <w:szCs w:val="21"/>
         </w:rPr>
-        <w:t xml:space="preserve">/parent/quiz-dashboard and child history/result.</w:t>
+        <w:t xml:space="preserve">/student/history for student self quiz history (History self).</w:t>
       </w:r>
     </w:p>
     <w:p>
@@ -12528,7 +12528,7 @@
           <w:sz w:val="21"/>
           <w:szCs w:val="21"/>
         </w:rPr>
-        <w:t xml:space="preserve">/reports for Teacher/Coordinator (own) / SchoolAdmin / PortalAdmin analytics.</w:t>
+        <w:t xml:space="preserve">/parent/quiz-dashboard and child history/result.</w:t>
       </w:r>
     </w:p>
     <w:p>
@@ -12545,7 +12545,7 @@
           <w:sz w:val="21"/>
           <w:szCs w:val="21"/>
         </w:rPr>
-        <w:t xml:space="preserve">Mobile /quizzes (Teacher/Coordinator/Parent/Tutor): create, manage, submit for approval, campus or linked assign modes, duplicate/archive/cancel/allow-retry, pending reviews, mark + finalize.</w:t>
+        <w:t xml:space="preserve">/reports for Teacher/Coordinator (own) / SchoolAdmin / PortalAdmin analytics.</w:t>
       </w:r>
     </w:p>
     <w:p>
@@ -12562,7 +12562,7 @@
           <w:sz w:val="21"/>
           <w:szCs w:val="21"/>
         </w:rPr>
-        <w:t xml:space="preserve">Mobile /quizzes/approvals and /quizzes/monitoring/:quizId for admin approval and monitoring.</w:t>
+        <w:t xml:space="preserve">Mobile /quizzes (Teacher/Coordinator/Parent/Tutor): create, manage, submit for approval, campus or linked assign modes, duplicate/archive/cancel/allow-retry, pending reviews, mark + finalize.</w:t>
       </w:r>
     </w:p>
     <w:p>
@@ -12579,1143 +12579,7 @@
           <w:sz w:val="21"/>
           <w:szCs w:val="21"/>
         </w:rPr>
-        <w:t xml:space="preserve">Mobile /reports (Student) + Quizzes history: student self quiz history.</w:t>
-      </w:r>
-    </w:p>
-    <w:p>
-      <w:pPr>
-        <w:pStyle w:val="Heading1"/>
-        <w:spacing w:after="100" w:before="220"/>
-      </w:pPr>
-      <w:r>
-        <w:rPr>
-          <w:b/>
-          <w:bCs/>
-          <w:color w:val="2563EB"/>
-          <w:sz w:val="28"/>
-          <w:szCs w:val="28"/>
-        </w:rPr>
-        <w:t xml:space="preserve">16. QA scenarios</w:t>
-      </w:r>
-    </w:p>
-    <w:p>
-      <w:pPr>
-        <w:pStyle w:val="Heading2"/>
-        <w:spacing w:after="100" w:before="220"/>
-      </w:pPr>
-      <w:r>
-        <w:rPr>
-          <w:b/>
-          <w:bCs/>
-          <w:color w:val="2563EB"/>
-          <w:sz w:val="24"/>
-          <w:szCs w:val="24"/>
-        </w:rPr>
-        <w:t xml:space="preserve">QZ-01 — Teacher create → submit → approve → portal publish → assign</w:t>
-      </w:r>
-    </w:p>
-    <w:p>
-      <w:pPr>
-        <w:spacing w:after="100"/>
-      </w:pPr>
-      <w:r>
-        <w:rPr>
-          <w:sz w:val="21"/>
-          <w:szCs w:val="21"/>
-        </w:rPr>
-        <w:t xml:space="preserve">Steps: Teacher creates a Practice quiz, adds questions, submits for approval; SchoolAdmin approves; PortalAdmin publishes; Teacher assigns to selected students.</w:t>
-      </w:r>
-    </w:p>
-    <w:p>
-      <w:pPr>
-        <w:spacing w:after="100"/>
-        <w:rPr>
-          <w:b/>
-          <w:bCs/>
-          <w:color w:val="166534"/>
-        </w:rPr>
-      </w:pPr>
-      <w:r>
-        <w:rPr>
-          <w:b/>
-          <w:bCs/>
-          <w:color w:val="166534"/>
-          <w:sz w:val="21"/>
-          <w:szCs w:val="21"/>
-        </w:rPr>
-        <w:t xml:space="preserve">Expected: Approval Pending→SchoolApproved→Approved. Lifecycle Draft until PortalAdmin publish, then Published→Assigned on assign. Students see the quiz only after assignment and within the window.</w:t>
-      </w:r>
-    </w:p>
-    <w:p>
-      <w:pPr>
-        <w:pStyle w:val="Heading2"/>
-        <w:spacing w:after="100" w:before="220"/>
-      </w:pPr>
-      <w:r>
-        <w:rPr>
-          <w:b/>
-          <w:bCs/>
-          <w:color w:val="2563EB"/>
-          <w:sz w:val="24"/>
-          <w:szCs w:val="24"/>
-        </w:rPr>
-        <w:t xml:space="preserve">QZ-02 — Cannot assign while Pending or approved-but-unpublished</w:t>
-      </w:r>
-    </w:p>
-    <w:p>
-      <w:pPr>
-        <w:spacing w:after="100"/>
-      </w:pPr>
-      <w:r>
-        <w:rPr>
-          <w:sz w:val="21"/>
-          <w:szCs w:val="21"/>
-        </w:rPr>
-        <w:t xml:space="preserve">Steps: Teacher submits for approval; SchoolAdmin approves (SchoolApproved). Teacher or admin tries to assign before PortalAdmin publishes.</w:t>
-      </w:r>
-    </w:p>
-    <w:p>
-      <w:pPr>
-        <w:spacing w:after="100"/>
-        <w:rPr>
-          <w:b/>
-          <w:bCs/>
-          <w:color w:val="166534"/>
-        </w:rPr>
-      </w:pPr>
-      <w:r>
-        <w:rPr>
-          <w:b/>
-          <w:bCs/>
-          <w:color w:val="166534"/>
-          <w:sz w:val="21"/>
-          <w:szCs w:val="21"/>
-        </w:rPr>
-        <w:t xml:space="preserve">Expected: Assign rejected while Lifecycle=Draft. SchoolApproved or Approved without publish is not enough — must be Published.</w:t>
-      </w:r>
-    </w:p>
-    <w:p>
-      <w:pPr>
-        <w:pStyle w:val="Heading2"/>
-        <w:spacing w:after="100" w:before="220"/>
-      </w:pPr>
-      <w:r>
-        <w:rPr>
-          <w:b/>
-          <w:bCs/>
-          <w:color w:val="2563EB"/>
-          <w:sz w:val="24"/>
-          <w:szCs w:val="24"/>
-        </w:rPr>
-        <w:t xml:space="preserve">QZ-03 — Parent or Tutor ParentPrivate → portal approve and publish</w:t>
-      </w:r>
-    </w:p>
-    <w:p>
-      <w:pPr>
-        <w:spacing w:after="100"/>
-      </w:pPr>
-      <w:r>
-        <w:rPr>
-          <w:sz w:val="21"/>
-          <w:szCs w:val="21"/>
-        </w:rPr>
-        <w:t xml:space="preserve">Steps: Parent or Tutor creates and submits a ParentPrivate (PrivateParent) quiz; PortalAdmin approves and publishes before assign.</w:t>
-      </w:r>
-    </w:p>
-    <w:p>
-      <w:pPr>
-        <w:spacing w:after="100"/>
-        <w:rPr>
-          <w:b/>
-          <w:bCs/>
-          <w:color w:val="166534"/>
-        </w:rPr>
-      </w:pPr>
-      <w:r>
-        <w:rPr>
-          <w:b/>
-          <w:bCs/>
-          <w:color w:val="166534"/>
-          <w:sz w:val="21"/>
-          <w:szCs w:val="21"/>
-        </w:rPr>
-        <w:t xml:space="preserve">Expected: Lifecycle Draft until portal publish → Published. Approval Pending→Approved. Tutor assigns only to tutor-linked students; Parent to linked children. Not assignable until Published.</w:t>
-      </w:r>
-    </w:p>
-    <w:p>
-      <w:pPr>
-        <w:pStyle w:val="Heading2"/>
-        <w:spacing w:after="100" w:before="220"/>
-      </w:pPr>
-      <w:r>
-        <w:rPr>
-          <w:b/>
-          <w:bCs/>
-          <w:color w:val="2563EB"/>
-          <w:sz w:val="24"/>
-          <w:szCs w:val="24"/>
-        </w:rPr>
-        <w:t xml:space="preserve">QZ-04 — Edit lock after assignment starts</w:t>
-      </w:r>
-    </w:p>
-    <w:p>
-      <w:pPr>
-        <w:spacing w:after="100"/>
-      </w:pPr>
-      <w:r>
-        <w:rPr>
-          <w:sz w:val="21"/>
-          <w:szCs w:val="21"/>
-        </w:rPr>
-        <w:t xml:space="preserve">Steps: Owner tries to edit metadata/questions after StartDateTime ≤ now or an attempt exists.</w:t>
-      </w:r>
-    </w:p>
-    <w:p>
-      <w:pPr>
-        <w:spacing w:after="100"/>
-        <w:rPr>
-          <w:b/>
-          <w:bCs/>
-          <w:color w:val="166534"/>
-        </w:rPr>
-      </w:pPr>
-      <w:r>
-        <w:rPr>
-          <w:b/>
-          <w:bCs/>
-          <w:color w:val="166534"/>
-          <w:sz w:val="21"/>
-          <w:szCs w:val="21"/>
-        </w:rPr>
-        <w:t xml:space="preserve">Expected: Forbidden. Editable only Draft/Published with no started assignment.</w:t>
-      </w:r>
-    </w:p>
-    <w:p>
-      <w:pPr>
-        <w:pStyle w:val="Heading2"/>
-        <w:spacing w:after="100" w:before="220"/>
-      </w:pPr>
-      <w:r>
-        <w:rPr>
-          <w:b/>
-          <w:bCs/>
-          <w:color w:val="2563EB"/>
-          <w:sz w:val="24"/>
-          <w:szCs w:val="24"/>
-        </w:rPr>
-        <w:t xml:space="preserve">QZ-05 — Bank attach requires Public</w:t>
-      </w:r>
-    </w:p>
-    <w:p>
-      <w:pPr>
-        <w:spacing w:after="100"/>
-      </w:pPr>
-      <w:r>
-        <w:rPr>
-          <w:sz w:val="21"/>
-          <w:szCs w:val="21"/>
-        </w:rPr>
-        <w:t xml:space="preserve">Steps: Teacher attaches a Campus/School-endorsed (non-Public) bank question.</w:t>
-      </w:r>
-    </w:p>
-    <w:p>
-      <w:pPr>
-        <w:spacing w:after="100"/>
-        <w:rPr>
-          <w:b/>
-          <w:bCs/>
-          <w:color w:val="166534"/>
-        </w:rPr>
-      </w:pPr>
-      <w:r>
-        <w:rPr>
-          <w:b/>
-          <w:bCs/>
-          <w:color w:val="166534"/>
-          <w:sz w:val="21"/>
-          <w:szCs w:val="21"/>
-        </w:rPr>
-        <w:t xml:space="preserve">Expected: Rejected. Only PortalAdmin-published Public + Active + Approved questions attach.</w:t>
-      </w:r>
-    </w:p>
-    <w:p>
-      <w:pPr>
-        <w:pStyle w:val="Heading2"/>
-        <w:spacing w:after="100" w:before="220"/>
-      </w:pPr>
-      <w:r>
-        <w:rPr>
-          <w:b/>
-          <w:bCs/>
-          <w:color w:val="2563EB"/>
-          <w:sz w:val="24"/>
-          <w:szCs w:val="24"/>
-        </w:rPr>
-        <w:t xml:space="preserve">QZ-06 — Inline question is quiz-ready</w:t>
-      </w:r>
-    </w:p>
-    <w:p>
-      <w:pPr>
-        <w:spacing w:after="100"/>
-      </w:pPr>
-      <w:r>
-        <w:rPr>
-          <w:sz w:val="21"/>
-          <w:szCs w:val="21"/>
-        </w:rPr>
-        <w:t xml:space="preserve">Steps: Owner adds an inline question on a Draft quiz.</w:t>
-      </w:r>
-    </w:p>
-    <w:p>
-      <w:pPr>
-        <w:spacing w:after="100"/>
-        <w:rPr>
-          <w:b/>
-          <w:bCs/>
-          <w:color w:val="166534"/>
-        </w:rPr>
-      </w:pPr>
-      <w:r>
-        <w:rPr>
-          <w:b/>
-          <w:bCs/>
-          <w:color w:val="166534"/>
-          <w:sz w:val="21"/>
-          <w:szCs w:val="21"/>
-        </w:rPr>
-        <w:t xml:space="preserve">Expected: Question created Approved+Active+Campus; linked with marks; totals recalculated. Not bank-picker eligible (needs Public).</w:t>
-      </w:r>
-    </w:p>
-    <w:p>
-      <w:pPr>
-        <w:pStyle w:val="Heading2"/>
-        <w:spacing w:after="100" w:before="220"/>
-      </w:pPr>
-      <w:r>
-        <w:rPr>
-          <w:b/>
-          <w:bCs/>
-          <w:color w:val="2563EB"/>
-          <w:sz w:val="24"/>
-          <w:szCs w:val="24"/>
-        </w:rPr>
-        <w:t xml:space="preserve">QZ-07 — Student attempt window and resume</w:t>
-      </w:r>
-    </w:p>
-    <w:p>
-      <w:pPr>
-        <w:spacing w:after="100"/>
-      </w:pPr>
-      <w:r>
-        <w:rPr>
-          <w:sz w:val="21"/>
-          <w:szCs w:val="21"/>
-        </w:rPr>
-        <w:t xml:space="preserve">Steps: Student starts, leaves, returns within window with InProgress attempt.</w:t>
-      </w:r>
-    </w:p>
-    <w:p>
-      <w:pPr>
-        <w:spacing w:after="100"/>
-        <w:rPr>
-          <w:b/>
-          <w:bCs/>
-          <w:color w:val="166534"/>
-        </w:rPr>
-      </w:pPr>
-      <w:r>
-        <w:rPr>
-          <w:b/>
-          <w:bCs/>
-          <w:color w:val="166534"/>
-          <w:sz w:val="21"/>
-          <w:szCs w:val="21"/>
-        </w:rPr>
-        <w:t xml:space="preserve">Expected: Resume same attempt; no new attempt consumed.</w:t>
-      </w:r>
-    </w:p>
-    <w:p>
-      <w:pPr>
-        <w:pStyle w:val="Heading2"/>
-        <w:spacing w:after="100" w:before="220"/>
-      </w:pPr>
-      <w:r>
-        <w:rPr>
-          <w:b/>
-          <w:bCs/>
-          <w:color w:val="2563EB"/>
-          <w:sz w:val="24"/>
-          <w:szCs w:val="24"/>
-        </w:rPr>
-        <w:t xml:space="preserve">QZ-08 — Attempt limit</w:t>
-      </w:r>
-    </w:p>
-    <w:p>
-      <w:pPr>
-        <w:spacing w:after="100"/>
-      </w:pPr>
-      <w:r>
-        <w:rPr>
-          <w:sz w:val="21"/>
-          <w:szCs w:val="21"/>
-        </w:rPr>
-        <w:t xml:space="preserve">Steps: Student already has AllowedAttempts completed attempts and tries again.</w:t>
-      </w:r>
-    </w:p>
-    <w:p>
-      <w:pPr>
-        <w:spacing w:after="100"/>
-        <w:rPr>
-          <w:b/>
-          <w:bCs/>
-          <w:color w:val="166534"/>
-        </w:rPr>
-      </w:pPr>
-      <w:r>
-        <w:rPr>
-          <w:b/>
-          <w:bCs/>
-          <w:color w:val="166534"/>
-          <w:sz w:val="21"/>
-          <w:szCs w:val="21"/>
-        </w:rPr>
-        <w:t xml:space="preserve">Expected: Start blocked until owner Allow Retry after review (ExtraAttempts).</w:t>
-      </w:r>
-    </w:p>
-    <w:p>
-      <w:pPr>
-        <w:pStyle w:val="Heading2"/>
-        <w:spacing w:after="100" w:before="220"/>
-      </w:pPr>
-      <w:r>
-        <w:rPr>
-          <w:b/>
-          <w:bCs/>
-          <w:color w:val="2563EB"/>
-          <w:sz w:val="24"/>
-          <w:szCs w:val="24"/>
-        </w:rPr>
-        <w:t xml:space="preserve">QZ-09 — Auto-score objective + mask subjective</w:t>
-      </w:r>
-    </w:p>
-    <w:p>
-      <w:pPr>
-        <w:spacing w:after="100"/>
-      </w:pPr>
-      <w:r>
-        <w:rPr>
-          <w:sz w:val="21"/>
-          <w:szCs w:val="21"/>
-        </w:rPr>
-        <w:t xml:space="preserve">Steps: Quiz IsReviewRequired with Fill(AllowTeacherReview) answers; student submits then reloads result.</w:t>
-      </w:r>
-    </w:p>
-    <w:p>
-      <w:pPr>
-        <w:spacing w:after="100"/>
-        <w:rPr>
-          <w:b/>
-          <w:bCs/>
-          <w:color w:val="166534"/>
-        </w:rPr>
-      </w:pPr>
-      <w:r>
-        <w:rPr>
-          <w:b/>
-          <w:bCs/>
-          <w:color w:val="166534"/>
-          <w:sz w:val="21"/>
-          <w:szCs w:val="21"/>
-        </w:rPr>
-        <w:t xml:space="preserve">Expected: Objective items scored; submit and get-result both use QuizReviewDisplay.Resolve — Pending Review until finalize when IsReviewRequired.</w:t>
-      </w:r>
-    </w:p>
-    <w:p>
-      <w:pPr>
-        <w:pStyle w:val="Heading2"/>
-        <w:spacing w:after="100" w:before="220"/>
-      </w:pPr>
-      <w:r>
-        <w:rPr>
-          <w:b/>
-          <w:bCs/>
-          <w:color w:val="2563EB"/>
-          <w:sz w:val="24"/>
-          <w:szCs w:val="24"/>
-        </w:rPr>
-        <w:t xml:space="preserve">QZ-10 — Finalize review releases results</w:t>
-      </w:r>
-    </w:p>
-    <w:p>
-      <w:pPr>
-        <w:spacing w:after="100"/>
-      </w:pPr>
-      <w:r>
-        <w:rPr>
-          <w:sz w:val="21"/>
-          <w:szCs w:val="21"/>
-        </w:rPr>
-        <w:t xml:space="preserve">Steps: Teacher marks all RequiresReview items and finalizes.</w:t>
-      </w:r>
-    </w:p>
-    <w:p>
-      <w:pPr>
-        <w:spacing w:after="100"/>
-        <w:rPr>
-          <w:b/>
-          <w:bCs/>
-          <w:color w:val="166534"/>
-        </w:rPr>
-      </w:pPr>
-      <w:r>
-        <w:rPr>
-          <w:b/>
-          <w:bCs/>
-          <w:color w:val="166534"/>
-          <w:sz w:val="21"/>
-          <w:szCs w:val="21"/>
-        </w:rPr>
-        <w:t xml:space="preserve">Expected: Attempt→Reviewed; IsReviewDone=true; student/parent see full scores/answers once review is done.</w:t>
-      </w:r>
-    </w:p>
-    <w:p>
-      <w:pPr>
-        <w:pStyle w:val="Heading2"/>
-        <w:spacing w:after="100" w:before="220"/>
-      </w:pPr>
-      <w:r>
-        <w:rPr>
-          <w:b/>
-          <w:bCs/>
-          <w:color w:val="2563EB"/>
-          <w:sz w:val="24"/>
-          <w:szCs w:val="24"/>
-        </w:rPr>
-        <w:t xml:space="preserve">QZ-11 — Cancel upcoming only</w:t>
-      </w:r>
-    </w:p>
-    <w:p>
-      <w:pPr>
-        <w:spacing w:after="100"/>
-      </w:pPr>
-      <w:r>
-        <w:rPr>
-          <w:sz w:val="21"/>
-          <w:szCs w:val="21"/>
-        </w:rPr>
-        <w:t xml:space="preserve">Steps: Owner cancels a quiz that has future and past assignments.</w:t>
-      </w:r>
-    </w:p>
-    <w:p>
-      <w:pPr>
-        <w:spacing w:after="100"/>
-        <w:rPr>
-          <w:b/>
-          <w:bCs/>
-          <w:color w:val="166534"/>
-        </w:rPr>
-      </w:pPr>
-      <w:r>
-        <w:rPr>
-          <w:b/>
-          <w:bCs/>
-          <w:color w:val="166534"/>
-          <w:sz w:val="21"/>
-          <w:szCs w:val="21"/>
-        </w:rPr>
-        <w:t xml:space="preserve">Expected: Only StartDateTime &gt; now removed; lifecycle restored to Assigned or Published; past assignments remain.</w:t>
-      </w:r>
-    </w:p>
-    <w:p>
-      <w:pPr>
-        <w:pStyle w:val="Heading2"/>
-        <w:spacing w:after="100" w:before="220"/>
-      </w:pPr>
-      <w:r>
-        <w:rPr>
-          <w:b/>
-          <w:bCs/>
-          <w:color w:val="2563EB"/>
-          <w:sz w:val="24"/>
-          <w:szCs w:val="24"/>
-        </w:rPr>
-        <w:t xml:space="preserve">QZ-12 — Archive vs delete</w:t>
-      </w:r>
-    </w:p>
-    <w:p>
-      <w:pPr>
-        <w:spacing w:after="100"/>
-      </w:pPr>
-      <w:r>
-        <w:rPr>
-          <w:sz w:val="21"/>
-          <w:szCs w:val="21"/>
-        </w:rPr>
-        <w:t xml:space="preserve">Steps: Owner archives a Draft quiz; owner deletes a Draft quiz with no assignments; owner archives a quiz that already has assignments.</w:t>
-      </w:r>
-    </w:p>
-    <w:p>
-      <w:pPr>
-        <w:spacing w:after="100"/>
-        <w:rPr>
-          <w:b/>
-          <w:bCs/>
-          <w:color w:val="166534"/>
-        </w:rPr>
-      </w:pPr>
-      <w:r>
-        <w:rPr>
-          <w:b/>
-          <w:bCs/>
-          <w:color w:val="166534"/>
-          <w:sz w:val="21"/>
-          <w:szCs w:val="21"/>
-        </w:rPr>
-        <w:t xml:space="preserve">Expected: Archive of Draft fails (must delete). Delete of Draft succeeds. With assignments → soft Archived; with no assignments → hard delete.</w:t>
-      </w:r>
-    </w:p>
-    <w:p>
-      <w:pPr>
-        <w:pStyle w:val="Heading2"/>
-        <w:spacing w:after="100" w:before="220"/>
-      </w:pPr>
-      <w:r>
-        <w:rPr>
-          <w:b/>
-          <w:bCs/>
-          <w:color w:val="2563EB"/>
-          <w:sz w:val="24"/>
-          <w:szCs w:val="24"/>
-        </w:rPr>
-        <w:t xml:space="preserve">QZ-13 — Duplicate</w:t>
-      </w:r>
-    </w:p>
-    <w:p>
-      <w:pPr>
-        <w:spacing w:after="100"/>
-      </w:pPr>
-      <w:r>
-        <w:rPr>
-          <w:sz w:val="21"/>
-          <w:szCs w:val="21"/>
-        </w:rPr>
-        <w:t xml:space="preserve">Steps: Owner duplicates a quiz with questions.</w:t>
-      </w:r>
-    </w:p>
-    <w:p>
-      <w:pPr>
-        <w:spacing w:after="100"/>
-        <w:rPr>
-          <w:b/>
-          <w:bCs/>
-          <w:color w:val="166534"/>
-        </w:rPr>
-      </w:pPr>
-      <w:r>
-        <w:rPr>
-          <w:b/>
-          <w:bCs/>
-          <w:color w:val="166534"/>
-          <w:sz w:val="21"/>
-          <w:szCs w:val="21"/>
-        </w:rPr>
-        <w:t xml:space="preserve">Expected: New Draft + Pending; questions reused/linked; title ends with " (Copy)".</w:t>
-      </w:r>
-    </w:p>
-    <w:p>
-      <w:pPr>
-        <w:pStyle w:val="Heading2"/>
-        <w:spacing w:after="100" w:before="220"/>
-      </w:pPr>
-      <w:r>
-        <w:rPr>
-          <w:b/>
-          <w:bCs/>
-          <w:color w:val="2563EB"/>
-          <w:sz w:val="24"/>
-          <w:szCs w:val="24"/>
-        </w:rPr>
-        <w:t xml:space="preserve">QZ-14 — Parent child visibility</w:t>
-      </w:r>
-    </w:p>
-    <w:p>
-      <w:pPr>
-        <w:spacing w:after="100"/>
-      </w:pPr>
-      <w:r>
-        <w:rPr>
-          <w:sz w:val="21"/>
-          <w:szCs w:val="21"/>
-        </w:rPr>
-        <w:t xml:space="preserve">Steps: Parent opens linked child's attempt result and quiz history.</w:t>
-      </w:r>
-    </w:p>
-    <w:p>
-      <w:pPr>
-        <w:spacing w:after="100"/>
-        <w:rPr>
-          <w:b/>
-          <w:bCs/>
-          <w:color w:val="166534"/>
-        </w:rPr>
-      </w:pPr>
-      <w:r>
-        <w:rPr>
-          <w:b/>
-          <w:bCs/>
-          <w:color w:val="166534"/>
-          <w:sz w:val="21"/>
-          <w:szCs w:val="21"/>
-        </w:rPr>
-        <w:t xml:space="preserve">Expected: Allowed for linked children only. Unlinked student → forbidden.</w:t>
-      </w:r>
-    </w:p>
-    <w:p>
-      <w:pPr>
-        <w:pStyle w:val="Heading2"/>
-        <w:spacing w:after="100" w:before="220"/>
-      </w:pPr>
-      <w:r>
-        <w:rPr>
-          <w:b/>
-          <w:bCs/>
-          <w:color w:val="2563EB"/>
-          <w:sz w:val="24"/>
-          <w:szCs w:val="24"/>
-        </w:rPr>
-        <w:t xml:space="preserve">QZ-15 — Approval vs publish — two-tier without auto-publish</w:t>
-      </w:r>
-    </w:p>
-    <w:p>
-      <w:pPr>
-        <w:spacing w:after="100"/>
-      </w:pPr>
-      <w:r>
-        <w:rPr>
-          <w:sz w:val="21"/>
-          <w:szCs w:val="21"/>
-        </w:rPr>
-        <w:t xml:space="preserve">Steps: SchoolAdmin approves Pending teacher quiz; CampusAdmin approves Pending in campus; PortalAdmin approves SchoolApproved then publishes separately.</w:t>
-      </w:r>
-    </w:p>
-    <w:p>
-      <w:pPr>
-        <w:spacing w:after="100"/>
-        <w:rPr>
-          <w:b/>
-          <w:bCs/>
-          <w:color w:val="166534"/>
-        </w:rPr>
-      </w:pPr>
-      <w:r>
-        <w:rPr>
-          <w:b/>
-          <w:bCs/>
-          <w:color w:val="166534"/>
-          <w:sz w:val="21"/>
-          <w:szCs w:val="21"/>
-        </w:rPr>
-        <w:t xml:space="preserve">Expected: Pending → SchoolApproved (school/campus approve, lifecycle stays Draft). Portal → Approved then Publish → Published. School/Campus approve never auto-publishes.</w:t>
-      </w:r>
-    </w:p>
-    <w:p>
-      <w:pPr>
-        <w:pStyle w:val="Heading2"/>
-        <w:spacing w:after="100" w:before="220"/>
-      </w:pPr>
-      <w:r>
-        <w:rPr>
-          <w:b/>
-          <w:bCs/>
-          <w:color w:val="2563EB"/>
-          <w:sz w:val="24"/>
-          <w:szCs w:val="24"/>
-        </w:rPr>
-        <w:t xml:space="preserve">QZ-23 — Creator cannot self-approve</w:t>
-      </w:r>
-    </w:p>
-    <w:p>
-      <w:pPr>
-        <w:spacing w:after="100"/>
-      </w:pPr>
-      <w:r>
-        <w:rPr>
-          <w:sz w:val="21"/>
-          <w:szCs w:val="21"/>
-        </w:rPr>
-        <w:t xml:space="preserve">Steps: Teacher who created a quiz calls POST /approve on their own quiz.</w:t>
-      </w:r>
-    </w:p>
-    <w:p>
-      <w:pPr>
-        <w:spacing w:after="100"/>
-        <w:rPr>
-          <w:b/>
-          <w:bCs/>
-          <w:color w:val="166534"/>
-        </w:rPr>
-      </w:pPr>
-      <w:r>
-        <w:rPr>
-          <w:b/>
-          <w:bCs/>
-          <w:color w:val="166534"/>
-          <w:sz w:val="21"/>
-          <w:szCs w:val="21"/>
-        </w:rPr>
-        <w:t xml:space="preserve">Expected: Forbidden. Approver must not be the creator (PortalAdmin excepted for platform operations).</w:t>
-      </w:r>
-    </w:p>
-    <w:p>
-      <w:pPr>
-        <w:pStyle w:val="Heading2"/>
-        <w:spacing w:after="100" w:before="220"/>
-      </w:pPr>
-      <w:r>
-        <w:rPr>
-          <w:b/>
-          <w:bCs/>
-          <w:color w:val="2563EB"/>
-          <w:sz w:val="24"/>
-          <w:szCs w:val="24"/>
-        </w:rPr>
-        <w:t xml:space="preserve">QZ-16 — Student only sees permitted audience</w:t>
-      </w:r>
-    </w:p>
-    <w:p>
-      <w:pPr>
-        <w:spacing w:after="100"/>
-      </w:pPr>
-      <w:r>
-        <w:rPr>
-          <w:sz w:val="21"/>
-          <w:szCs w:val="21"/>
-        </w:rPr>
-        <w:t xml:space="preserve">Steps: Student A is assigned (or Public catalog in window); Student B is neither assigned nor Public-eligible.</w:t>
-      </w:r>
-    </w:p>
-    <w:p>
-      <w:pPr>
-        <w:spacing w:after="100"/>
-        <w:rPr>
-          <w:b/>
-          <w:bCs/>
-          <w:color w:val="166534"/>
-        </w:rPr>
-      </w:pPr>
-      <w:r>
-        <w:rPr>
-          <w:b/>
-          <w:bCs/>
-          <w:color w:val="166534"/>
-          <w:sz w:val="21"/>
-          <w:szCs w:val="21"/>
-        </w:rPr>
-        <w:t xml:space="preserve">Expected: Student A sees the quiz. Student B does not. School/section/multi assign must not open catalog (AudienceScope stays Assigned). Public catalog is window-filtered.</w:t>
-      </w:r>
-    </w:p>
-    <w:p>
-      <w:pPr>
-        <w:pStyle w:val="Heading2"/>
-        <w:spacing w:after="100" w:before="220"/>
-      </w:pPr>
-      <w:r>
-        <w:rPr>
-          <w:b/>
-          <w:bCs/>
-          <w:color w:val="2563EB"/>
-          <w:sz w:val="24"/>
-          <w:szCs w:val="24"/>
-        </w:rPr>
-        <w:t xml:space="preserve">QZ-17 — ParentPrivate assign scope (Parent / Tutor)</w:t>
-      </w:r>
-    </w:p>
-    <w:p>
-      <w:pPr>
-        <w:spacing w:after="100"/>
-      </w:pPr>
-      <w:r>
-        <w:rPr>
-          <w:sz w:val="21"/>
-          <w:szCs w:val="21"/>
-        </w:rPr>
-        <w:t xml:space="preserve">Steps: Parent or Tutor tries to assign ParentPrivate quiz to an unrelated student or whole school.</w:t>
-      </w:r>
-    </w:p>
-    <w:p>
-      <w:pPr>
-        <w:spacing w:after="100"/>
-        <w:rPr>
-          <w:b/>
-          <w:bCs/>
-          <w:color w:val="166534"/>
-        </w:rPr>
-      </w:pPr>
-      <w:r>
-        <w:rPr>
-          <w:b/>
-          <w:bCs/>
-          <w:color w:val="166534"/>
-          <w:sz w:val="21"/>
-          <w:szCs w:val="21"/>
-        </w:rPr>
-        <w:t xml:space="preserve">Expected: Rejected. Parent → linked children only. Tutor → tutor-linked students only.</w:t>
-      </w:r>
-    </w:p>
-    <w:p>
-      <w:pPr>
-        <w:pStyle w:val="Heading2"/>
-        <w:spacing w:after="100" w:before="220"/>
-      </w:pPr>
-      <w:r>
-        <w:rPr>
-          <w:b/>
-          <w:bCs/>
-          <w:color w:val="2563EB"/>
-          <w:sz w:val="24"/>
-          <w:szCs w:val="24"/>
-        </w:rPr>
-        <w:t xml:space="preserve">QZ-18 — Time limit countdown and auto-submit</w:t>
-      </w:r>
-    </w:p>
-    <w:p>
-      <w:pPr>
-        <w:spacing w:after="100"/>
-      </w:pPr>
-      <w:r>
-        <w:rPr>
-          <w:sz w:val="21"/>
-          <w:szCs w:val="21"/>
-        </w:rPr>
-        <w:t xml:space="preserve">Steps: Student starts a quiz with TimeLimitMinutes set; waits until remaining time hits zero.</w:t>
-      </w:r>
-    </w:p>
-    <w:p>
-      <w:pPr>
-        <w:spacing w:after="100"/>
-        <w:rPr>
-          <w:b/>
-          <w:bCs/>
-          <w:color w:val="166534"/>
-        </w:rPr>
-      </w:pPr>
-      <w:r>
-        <w:rPr>
-          <w:b/>
-          <w:bCs/>
-          <w:color w:val="166534"/>
-          <w:sz w:val="21"/>
-          <w:szCs w:val="21"/>
-        </w:rPr>
-        <w:t xml:space="preserve">Expected: Countdown is shown; client auto-submits with IsAutoSubmit → AutoSubmitted (83). Server enforces minute budget with grace.</w:t>
-      </w:r>
-    </w:p>
-    <w:p>
-      <w:pPr>
-        <w:pStyle w:val="Heading2"/>
-        <w:spacing w:after="100" w:before="220"/>
-      </w:pPr>
-      <w:r>
-        <w:rPr>
-          <w:b/>
-          <w:bCs/>
-          <w:color w:val="2563EB"/>
-          <w:sz w:val="24"/>
-          <w:szCs w:val="24"/>
-        </w:rPr>
-        <w:t xml:space="preserve">QZ-19 — No time limit still respects availability window</w:t>
-      </w:r>
-    </w:p>
-    <w:p>
-      <w:pPr>
-        <w:spacing w:after="100"/>
-      </w:pPr>
-      <w:r>
-        <w:rPr>
-          <w:sz w:val="21"/>
-          <w:szCs w:val="21"/>
-        </w:rPr>
-        <w:t xml:space="preserve">Steps: Student starts a quiz with TimeLimitMinutes null after EndDateTime has passed.</w:t>
-      </w:r>
-    </w:p>
-    <w:p>
-      <w:pPr>
-        <w:spacing w:after="100"/>
-        <w:rPr>
-          <w:b/>
-          <w:bCs/>
-          <w:color w:val="166534"/>
-        </w:rPr>
-      </w:pPr>
-      <w:r>
-        <w:rPr>
-          <w:b/>
-          <w:bCs/>
-          <w:color w:val="166534"/>
-          <w:sz w:val="21"/>
-          <w:szCs w:val="21"/>
-        </w:rPr>
-        <w:t xml:space="preserve">Expected: No countdown UI, but start/submit is still rejected; overdue InProgress attempts transition to Expired (84).</w:t>
-      </w:r>
-    </w:p>
-    <w:p>
-      <w:pPr>
-        <w:pStyle w:val="Heading2"/>
-        <w:spacing w:after="100" w:before="220"/>
-      </w:pPr>
-      <w:r>
-        <w:rPr>
-          <w:b/>
-          <w:bCs/>
-          <w:color w:val="2563EB"/>
-          <w:sz w:val="24"/>
-          <w:szCs w:val="24"/>
-        </w:rPr>
-        <w:t xml:space="preserve">QZ-20 — Upcoming assign then promote</w:t>
-      </w:r>
-    </w:p>
-    <w:p>
-      <w:pPr>
-        <w:spacing w:after="100"/>
-      </w:pPr>
-      <w:r>
-        <w:rPr>
-          <w:sz w:val="21"/>
-          <w:szCs w:val="21"/>
-        </w:rPr>
-        <w:t xml:space="preserve">Steps: Teacher assigns with StartAt in the future; later StartAt arrives with no attempt.</w:t>
-      </w:r>
-    </w:p>
-    <w:p>
-      <w:pPr>
-        <w:spacing w:after="100"/>
-        <w:rPr>
-          <w:b/>
-          <w:bCs/>
-          <w:color w:val="166534"/>
-        </w:rPr>
-      </w:pPr>
-      <w:r>
-        <w:rPr>
-          <w:b/>
-          <w:bCs/>
-          <w:color w:val="166534"/>
-          <w:sz w:val="21"/>
-          <w:szCs w:val="21"/>
-        </w:rPr>
-        <w:t xml:space="preserve">Expected: Assignment QuizResultStatus starts as Up Coming (25); ExpireOverdueUnattemptedAsync promotes to Not Attempted (24) when the window opens.</w:t>
-      </w:r>
-    </w:p>
-    <w:p>
-      <w:pPr>
-        <w:pStyle w:val="Heading2"/>
-        <w:spacing w:after="100" w:before="220"/>
-      </w:pPr>
-      <w:r>
-        <w:rPr>
-          <w:b/>
-          <w:bCs/>
-          <w:color w:val="2563EB"/>
-          <w:sz w:val="24"/>
-          <w:szCs w:val="24"/>
-        </w:rPr>
-        <w:t xml:space="preserve">QZ-22 — School-scoped published visibility (not creator-only)</w:t>
-      </w:r>
-    </w:p>
-    <w:p>
-      <w:pPr>
-        <w:spacing w:after="100"/>
-      </w:pPr>
-      <w:r>
-        <w:rPr>
-          <w:sz w:val="21"/>
-          <w:szCs w:val="21"/>
-        </w:rPr>
-        <w:t xml:space="preserve">Steps: PortalAdmin creates Quiz A and B for AES school; AES SchoolAdmin creates Quiz C; all three are published. Repeat with ISL school admin when ISL has its own published quizzes.</w:t>
-      </w:r>
-    </w:p>
-    <w:p>
-      <w:pPr>
-        <w:spacing w:after="100"/>
-        <w:rPr>
-          <w:b/>
-          <w:bCs/>
-          <w:color w:val="166534"/>
-        </w:rPr>
-      </w:pPr>
-      <w:r>
-        <w:rPr>
-          <w:b/>
-          <w:bCs/>
-          <w:color w:val="166534"/>
-          <w:sz w:val="21"/>
-          <w:szCs w:val="21"/>
-        </w:rPr>
-        <w:t xml:space="preserve">Expected: PortalAdmin sees A, B, C. AES SchoolAdmin sees all published AES quizzes (A, B, C) regardless of creator. ISL SchoolAdmin sees published ISL quizzes only (even when created by PortalAdmin or another ISL user). Users outside school/campus scope cannot see those quizzes. Draft quizzes remain owner + PortalAdmin only.</w:t>
-      </w:r>
-    </w:p>
-    <w:p>
-      <w:pPr>
-        <w:pStyle w:val="Heading2"/>
-        <w:spacing w:after="100" w:before="220"/>
-      </w:pPr>
-      <w:r>
-        <w:rPr>
-          <w:b/>
-          <w:bCs/>
-          <w:color w:val="2563EB"/>
-          <w:sz w:val="24"/>
-          <w:szCs w:val="24"/>
-        </w:rPr>
-        <w:t xml:space="preserve">QZ-21 — Create defaults preserve bools</w:t>
-      </w:r>
-    </w:p>
-    <w:p>
-      <w:pPr>
-        <w:spacing w:after="100"/>
-      </w:pPr>
-      <w:r>
-        <w:rPr>
-          <w:sz w:val="21"/>
-          <w:szCs w:val="21"/>
-        </w:rPr>
-        <w:t xml:space="preserve">Steps: Client creates a Practice quiz with ShuffleQuestions=false while type default is also false/true variants.</w:t>
-      </w:r>
-    </w:p>
-    <w:p>
-      <w:pPr>
-        <w:spacing w:after="100"/>
-        <w:rPr>
-          <w:b/>
-          <w:bCs/>
-          <w:color w:val="166534"/>
-        </w:rPr>
-      </w:pPr>
-      <w:r>
-        <w:rPr>
-          <w:b/>
-          <w:bCs/>
-          <w:color w:val="166534"/>
-          <w:sz w:val="21"/>
-          <w:szCs w:val="21"/>
-        </w:rPr>
-        <w:t xml:space="preserve">Expected: ApplyCreateDefaults never OR’s bools with type defaults — explicit client bools win; only nullables (attempts/nav) fall back; TimeLimitMinutes stays null until questions; ReviewDisplayMode always Full.</w:t>
-      </w:r>
-    </w:p>
-    <w:p>
-      <w:pPr>
-        <w:pStyle w:val="Heading1"/>
-        <w:spacing w:after="100" w:before="220"/>
-      </w:pPr>
-      <w:r>
-        <w:rPr>
-          <w:b/>
-          <w:bCs/>
-          <w:color w:val="2563EB"/>
-          <w:sz w:val="28"/>
-          <w:szCs w:val="28"/>
-        </w:rPr>
-        <w:t xml:space="preserve">17. Verification checklist</w:t>
+        <w:t xml:space="preserve">Mobile /quizzes/approvals and /quizzes/monitoring/:quizId for admin approval and monitoring.</w:t>
       </w:r>
     </w:p>
     <w:p>
@@ -13732,7 +12596,1143 @@
           <w:sz w:val="21"/>
           <w:szCs w:val="21"/>
         </w:rPr>
-        <w:t xml:space="preserve">☐ Every create/duplicate starts Draft + Pending Approval.</w:t>
+        <w:t xml:space="preserve">Mobile /reports (Student) + Quizzes history: student self quiz history.</w:t>
+      </w:r>
+    </w:p>
+    <w:p>
+      <w:pPr>
+        <w:pStyle w:val="Heading1"/>
+        <w:spacing w:after="100" w:before="220"/>
+      </w:pPr>
+      <w:r>
+        <w:rPr>
+          <w:b/>
+          <w:bCs/>
+          <w:color w:val="2563EB"/>
+          <w:sz w:val="28"/>
+          <w:szCs w:val="28"/>
+        </w:rPr>
+        <w:t xml:space="preserve">16. QA scenarios</w:t>
+      </w:r>
+    </w:p>
+    <w:p>
+      <w:pPr>
+        <w:pStyle w:val="Heading2"/>
+        <w:spacing w:after="100" w:before="220"/>
+      </w:pPr>
+      <w:r>
+        <w:rPr>
+          <w:b/>
+          <w:bCs/>
+          <w:color w:val="2563EB"/>
+          <w:sz w:val="24"/>
+          <w:szCs w:val="24"/>
+        </w:rPr>
+        <w:t xml:space="preserve">QZ-01 — Teacher create → submit → approve → portal publish → assign</w:t>
+      </w:r>
+    </w:p>
+    <w:p>
+      <w:pPr>
+        <w:spacing w:after="100"/>
+      </w:pPr>
+      <w:r>
+        <w:rPr>
+          <w:sz w:val="21"/>
+          <w:szCs w:val="21"/>
+        </w:rPr>
+        <w:t xml:space="preserve">Steps: Teacher creates a Practice quiz, adds questions, submits for approval; SchoolAdmin approves; PortalAdmin publishes; Teacher assigns to selected students.</w:t>
+      </w:r>
+    </w:p>
+    <w:p>
+      <w:pPr>
+        <w:spacing w:after="100"/>
+        <w:rPr>
+          <w:b/>
+          <w:bCs/>
+          <w:color w:val="166534"/>
+        </w:rPr>
+      </w:pPr>
+      <w:r>
+        <w:rPr>
+          <w:b/>
+          <w:bCs/>
+          <w:color w:val="166534"/>
+          <w:sz w:val="21"/>
+          <w:szCs w:val="21"/>
+        </w:rPr>
+        <w:t xml:space="preserve">Expected: Approval Pending→SchoolApproved→Approved. Lifecycle Draft until PortalAdmin publish, then Published→Assigned on assign. Students see the quiz only after assignment and within the window.</w:t>
+      </w:r>
+    </w:p>
+    <w:p>
+      <w:pPr>
+        <w:pStyle w:val="Heading2"/>
+        <w:spacing w:after="100" w:before="220"/>
+      </w:pPr>
+      <w:r>
+        <w:rPr>
+          <w:b/>
+          <w:bCs/>
+          <w:color w:val="2563EB"/>
+          <w:sz w:val="24"/>
+          <w:szCs w:val="24"/>
+        </w:rPr>
+        <w:t xml:space="preserve">QZ-02 — Cannot assign while Pending or approved-but-unpublished</w:t>
+      </w:r>
+    </w:p>
+    <w:p>
+      <w:pPr>
+        <w:spacing w:after="100"/>
+      </w:pPr>
+      <w:r>
+        <w:rPr>
+          <w:sz w:val="21"/>
+          <w:szCs w:val="21"/>
+        </w:rPr>
+        <w:t xml:space="preserve">Steps: Teacher submits for approval; SchoolAdmin approves (SchoolApproved). Teacher or admin tries to assign before PortalAdmin publishes.</w:t>
+      </w:r>
+    </w:p>
+    <w:p>
+      <w:pPr>
+        <w:spacing w:after="100"/>
+        <w:rPr>
+          <w:b/>
+          <w:bCs/>
+          <w:color w:val="166534"/>
+        </w:rPr>
+      </w:pPr>
+      <w:r>
+        <w:rPr>
+          <w:b/>
+          <w:bCs/>
+          <w:color w:val="166534"/>
+          <w:sz w:val="21"/>
+          <w:szCs w:val="21"/>
+        </w:rPr>
+        <w:t xml:space="preserve">Expected: Assign rejected while Lifecycle=Draft. SchoolApproved or Approved without publish is not enough — must be Published.</w:t>
+      </w:r>
+    </w:p>
+    <w:p>
+      <w:pPr>
+        <w:pStyle w:val="Heading2"/>
+        <w:spacing w:after="100" w:before="220"/>
+      </w:pPr>
+      <w:r>
+        <w:rPr>
+          <w:b/>
+          <w:bCs/>
+          <w:color w:val="2563EB"/>
+          <w:sz w:val="24"/>
+          <w:szCs w:val="24"/>
+        </w:rPr>
+        <w:t xml:space="preserve">QZ-03 — Parent or Tutor ParentPrivate → portal approve and publish</w:t>
+      </w:r>
+    </w:p>
+    <w:p>
+      <w:pPr>
+        <w:spacing w:after="100"/>
+      </w:pPr>
+      <w:r>
+        <w:rPr>
+          <w:sz w:val="21"/>
+          <w:szCs w:val="21"/>
+        </w:rPr>
+        <w:t xml:space="preserve">Steps: Parent or Tutor creates and submits a ParentPrivate (PrivateParent) quiz; PortalAdmin approves and publishes before assign.</w:t>
+      </w:r>
+    </w:p>
+    <w:p>
+      <w:pPr>
+        <w:spacing w:after="100"/>
+        <w:rPr>
+          <w:b/>
+          <w:bCs/>
+          <w:color w:val="166534"/>
+        </w:rPr>
+      </w:pPr>
+      <w:r>
+        <w:rPr>
+          <w:b/>
+          <w:bCs/>
+          <w:color w:val="166534"/>
+          <w:sz w:val="21"/>
+          <w:szCs w:val="21"/>
+        </w:rPr>
+        <w:t xml:space="preserve">Expected: Lifecycle Draft until portal publish → Published. Approval Pending→Approved. Tutor assigns only to tutor-linked students; Parent to linked children. Not assignable until Published.</w:t>
+      </w:r>
+    </w:p>
+    <w:p>
+      <w:pPr>
+        <w:pStyle w:val="Heading2"/>
+        <w:spacing w:after="100" w:before="220"/>
+      </w:pPr>
+      <w:r>
+        <w:rPr>
+          <w:b/>
+          <w:bCs/>
+          <w:color w:val="2563EB"/>
+          <w:sz w:val="24"/>
+          <w:szCs w:val="24"/>
+        </w:rPr>
+        <w:t xml:space="preserve">QZ-04 — Edit lock after assignment starts</w:t>
+      </w:r>
+    </w:p>
+    <w:p>
+      <w:pPr>
+        <w:spacing w:after="100"/>
+      </w:pPr>
+      <w:r>
+        <w:rPr>
+          <w:sz w:val="21"/>
+          <w:szCs w:val="21"/>
+        </w:rPr>
+        <w:t xml:space="preserve">Steps: Owner tries to edit metadata/questions after StartDateTime ≤ now or an attempt exists.</w:t>
+      </w:r>
+    </w:p>
+    <w:p>
+      <w:pPr>
+        <w:spacing w:after="100"/>
+        <w:rPr>
+          <w:b/>
+          <w:bCs/>
+          <w:color w:val="166534"/>
+        </w:rPr>
+      </w:pPr>
+      <w:r>
+        <w:rPr>
+          <w:b/>
+          <w:bCs/>
+          <w:color w:val="166534"/>
+          <w:sz w:val="21"/>
+          <w:szCs w:val="21"/>
+        </w:rPr>
+        <w:t xml:space="preserve">Expected: Forbidden. Editable only Draft/Published with no started assignment.</w:t>
+      </w:r>
+    </w:p>
+    <w:p>
+      <w:pPr>
+        <w:pStyle w:val="Heading2"/>
+        <w:spacing w:after="100" w:before="220"/>
+      </w:pPr>
+      <w:r>
+        <w:rPr>
+          <w:b/>
+          <w:bCs/>
+          <w:color w:val="2563EB"/>
+          <w:sz w:val="24"/>
+          <w:szCs w:val="24"/>
+        </w:rPr>
+        <w:t xml:space="preserve">QZ-05 — Bank attach requires Public</w:t>
+      </w:r>
+    </w:p>
+    <w:p>
+      <w:pPr>
+        <w:spacing w:after="100"/>
+      </w:pPr>
+      <w:r>
+        <w:rPr>
+          <w:sz w:val="21"/>
+          <w:szCs w:val="21"/>
+        </w:rPr>
+        <w:t xml:space="preserve">Steps: Teacher attaches a Campus/School-endorsed (non-Public) bank question.</w:t>
+      </w:r>
+    </w:p>
+    <w:p>
+      <w:pPr>
+        <w:spacing w:after="100"/>
+        <w:rPr>
+          <w:b/>
+          <w:bCs/>
+          <w:color w:val="166534"/>
+        </w:rPr>
+      </w:pPr>
+      <w:r>
+        <w:rPr>
+          <w:b/>
+          <w:bCs/>
+          <w:color w:val="166534"/>
+          <w:sz w:val="21"/>
+          <w:szCs w:val="21"/>
+        </w:rPr>
+        <w:t xml:space="preserve">Expected: Rejected. Only PortalAdmin-published Public + Active + Approved questions attach.</w:t>
+      </w:r>
+    </w:p>
+    <w:p>
+      <w:pPr>
+        <w:pStyle w:val="Heading2"/>
+        <w:spacing w:after="100" w:before="220"/>
+      </w:pPr>
+      <w:r>
+        <w:rPr>
+          <w:b/>
+          <w:bCs/>
+          <w:color w:val="2563EB"/>
+          <w:sz w:val="24"/>
+          <w:szCs w:val="24"/>
+        </w:rPr>
+        <w:t xml:space="preserve">QZ-06 — Inline question is quiz-ready</w:t>
+      </w:r>
+    </w:p>
+    <w:p>
+      <w:pPr>
+        <w:spacing w:after="100"/>
+      </w:pPr>
+      <w:r>
+        <w:rPr>
+          <w:sz w:val="21"/>
+          <w:szCs w:val="21"/>
+        </w:rPr>
+        <w:t xml:space="preserve">Steps: Owner adds an inline question on a Draft quiz.</w:t>
+      </w:r>
+    </w:p>
+    <w:p>
+      <w:pPr>
+        <w:spacing w:after="100"/>
+        <w:rPr>
+          <w:b/>
+          <w:bCs/>
+          <w:color w:val="166534"/>
+        </w:rPr>
+      </w:pPr>
+      <w:r>
+        <w:rPr>
+          <w:b/>
+          <w:bCs/>
+          <w:color w:val="166534"/>
+          <w:sz w:val="21"/>
+          <w:szCs w:val="21"/>
+        </w:rPr>
+        <w:t xml:space="preserve">Expected: Question created Approved+Active+Campus; linked with marks; totals recalculated. Not bank-picker eligible (needs Public).</w:t>
+      </w:r>
+    </w:p>
+    <w:p>
+      <w:pPr>
+        <w:pStyle w:val="Heading2"/>
+        <w:spacing w:after="100" w:before="220"/>
+      </w:pPr>
+      <w:r>
+        <w:rPr>
+          <w:b/>
+          <w:bCs/>
+          <w:color w:val="2563EB"/>
+          <w:sz w:val="24"/>
+          <w:szCs w:val="24"/>
+        </w:rPr>
+        <w:t xml:space="preserve">QZ-07 — Student attempt window and resume</w:t>
+      </w:r>
+    </w:p>
+    <w:p>
+      <w:pPr>
+        <w:spacing w:after="100"/>
+      </w:pPr>
+      <w:r>
+        <w:rPr>
+          <w:sz w:val="21"/>
+          <w:szCs w:val="21"/>
+        </w:rPr>
+        <w:t xml:space="preserve">Steps: Student starts, leaves, returns within window with InProgress attempt.</w:t>
+      </w:r>
+    </w:p>
+    <w:p>
+      <w:pPr>
+        <w:spacing w:after="100"/>
+        <w:rPr>
+          <w:b/>
+          <w:bCs/>
+          <w:color w:val="166534"/>
+        </w:rPr>
+      </w:pPr>
+      <w:r>
+        <w:rPr>
+          <w:b/>
+          <w:bCs/>
+          <w:color w:val="166534"/>
+          <w:sz w:val="21"/>
+          <w:szCs w:val="21"/>
+        </w:rPr>
+        <w:t xml:space="preserve">Expected: Resume same attempt; no new attempt consumed.</w:t>
+      </w:r>
+    </w:p>
+    <w:p>
+      <w:pPr>
+        <w:pStyle w:val="Heading2"/>
+        <w:spacing w:after="100" w:before="220"/>
+      </w:pPr>
+      <w:r>
+        <w:rPr>
+          <w:b/>
+          <w:bCs/>
+          <w:color w:val="2563EB"/>
+          <w:sz w:val="24"/>
+          <w:szCs w:val="24"/>
+        </w:rPr>
+        <w:t xml:space="preserve">QZ-08 — Attempt limit</w:t>
+      </w:r>
+    </w:p>
+    <w:p>
+      <w:pPr>
+        <w:spacing w:after="100"/>
+      </w:pPr>
+      <w:r>
+        <w:rPr>
+          <w:sz w:val="21"/>
+          <w:szCs w:val="21"/>
+        </w:rPr>
+        <w:t xml:space="preserve">Steps: Student already has AllowedAttempts completed attempts and tries again.</w:t>
+      </w:r>
+    </w:p>
+    <w:p>
+      <w:pPr>
+        <w:spacing w:after="100"/>
+        <w:rPr>
+          <w:b/>
+          <w:bCs/>
+          <w:color w:val="166534"/>
+        </w:rPr>
+      </w:pPr>
+      <w:r>
+        <w:rPr>
+          <w:b/>
+          <w:bCs/>
+          <w:color w:val="166534"/>
+          <w:sz w:val="21"/>
+          <w:szCs w:val="21"/>
+        </w:rPr>
+        <w:t xml:space="preserve">Expected: Start blocked until owner Allow Retry after review (ExtraAttempts).</w:t>
+      </w:r>
+    </w:p>
+    <w:p>
+      <w:pPr>
+        <w:pStyle w:val="Heading2"/>
+        <w:spacing w:after="100" w:before="220"/>
+      </w:pPr>
+      <w:r>
+        <w:rPr>
+          <w:b/>
+          <w:bCs/>
+          <w:color w:val="2563EB"/>
+          <w:sz w:val="24"/>
+          <w:szCs w:val="24"/>
+        </w:rPr>
+        <w:t xml:space="preserve">QZ-09 — Auto-score objective + mask subjective</w:t>
+      </w:r>
+    </w:p>
+    <w:p>
+      <w:pPr>
+        <w:spacing w:after="100"/>
+      </w:pPr>
+      <w:r>
+        <w:rPr>
+          <w:sz w:val="21"/>
+          <w:szCs w:val="21"/>
+        </w:rPr>
+        <w:t xml:space="preserve">Steps: Quiz IsReviewRequired with Fill(AllowTeacherReview) answers; student submits then reloads result.</w:t>
+      </w:r>
+    </w:p>
+    <w:p>
+      <w:pPr>
+        <w:spacing w:after="100"/>
+        <w:rPr>
+          <w:b/>
+          <w:bCs/>
+          <w:color w:val="166534"/>
+        </w:rPr>
+      </w:pPr>
+      <w:r>
+        <w:rPr>
+          <w:b/>
+          <w:bCs/>
+          <w:color w:val="166534"/>
+          <w:sz w:val="21"/>
+          <w:szCs w:val="21"/>
+        </w:rPr>
+        <w:t xml:space="preserve">Expected: Objective items scored; submit and get-result both use QuizReviewDisplay.Resolve — Pending Review until finalize when IsReviewRequired.</w:t>
+      </w:r>
+    </w:p>
+    <w:p>
+      <w:pPr>
+        <w:pStyle w:val="Heading2"/>
+        <w:spacing w:after="100" w:before="220"/>
+      </w:pPr>
+      <w:r>
+        <w:rPr>
+          <w:b/>
+          <w:bCs/>
+          <w:color w:val="2563EB"/>
+          <w:sz w:val="24"/>
+          <w:szCs w:val="24"/>
+        </w:rPr>
+        <w:t xml:space="preserve">QZ-10 — Finalize review releases results</w:t>
+      </w:r>
+    </w:p>
+    <w:p>
+      <w:pPr>
+        <w:spacing w:after="100"/>
+      </w:pPr>
+      <w:r>
+        <w:rPr>
+          <w:sz w:val="21"/>
+          <w:szCs w:val="21"/>
+        </w:rPr>
+        <w:t xml:space="preserve">Steps: Teacher marks all RequiresReview items and finalizes.</w:t>
+      </w:r>
+    </w:p>
+    <w:p>
+      <w:pPr>
+        <w:spacing w:after="100"/>
+        <w:rPr>
+          <w:b/>
+          <w:bCs/>
+          <w:color w:val="166534"/>
+        </w:rPr>
+      </w:pPr>
+      <w:r>
+        <w:rPr>
+          <w:b/>
+          <w:bCs/>
+          <w:color w:val="166534"/>
+          <w:sz w:val="21"/>
+          <w:szCs w:val="21"/>
+        </w:rPr>
+        <w:t xml:space="preserve">Expected: Attempt→Reviewed; IsReviewDone=true; student/parent see full scores/answers once review is done.</w:t>
+      </w:r>
+    </w:p>
+    <w:p>
+      <w:pPr>
+        <w:pStyle w:val="Heading2"/>
+        <w:spacing w:after="100" w:before="220"/>
+      </w:pPr>
+      <w:r>
+        <w:rPr>
+          <w:b/>
+          <w:bCs/>
+          <w:color w:val="2563EB"/>
+          <w:sz w:val="24"/>
+          <w:szCs w:val="24"/>
+        </w:rPr>
+        <w:t xml:space="preserve">QZ-11 — Cancel upcoming only</w:t>
+      </w:r>
+    </w:p>
+    <w:p>
+      <w:pPr>
+        <w:spacing w:after="100"/>
+      </w:pPr>
+      <w:r>
+        <w:rPr>
+          <w:sz w:val="21"/>
+          <w:szCs w:val="21"/>
+        </w:rPr>
+        <w:t xml:space="preserve">Steps: Owner cancels a quiz that has future and past assignments.</w:t>
+      </w:r>
+    </w:p>
+    <w:p>
+      <w:pPr>
+        <w:spacing w:after="100"/>
+        <w:rPr>
+          <w:b/>
+          <w:bCs/>
+          <w:color w:val="166534"/>
+        </w:rPr>
+      </w:pPr>
+      <w:r>
+        <w:rPr>
+          <w:b/>
+          <w:bCs/>
+          <w:color w:val="166534"/>
+          <w:sz w:val="21"/>
+          <w:szCs w:val="21"/>
+        </w:rPr>
+        <w:t xml:space="preserve">Expected: Only StartDateTime &gt; now removed; lifecycle restored to Assigned or Published; past assignments remain.</w:t>
+      </w:r>
+    </w:p>
+    <w:p>
+      <w:pPr>
+        <w:pStyle w:val="Heading2"/>
+        <w:spacing w:after="100" w:before="220"/>
+      </w:pPr>
+      <w:r>
+        <w:rPr>
+          <w:b/>
+          <w:bCs/>
+          <w:color w:val="2563EB"/>
+          <w:sz w:val="24"/>
+          <w:szCs w:val="24"/>
+        </w:rPr>
+        <w:t xml:space="preserve">QZ-12 — Archive vs delete</w:t>
+      </w:r>
+    </w:p>
+    <w:p>
+      <w:pPr>
+        <w:spacing w:after="100"/>
+      </w:pPr>
+      <w:r>
+        <w:rPr>
+          <w:sz w:val="21"/>
+          <w:szCs w:val="21"/>
+        </w:rPr>
+        <w:t xml:space="preserve">Steps: Owner archives a Draft quiz; owner deletes a Draft quiz with no assignments; owner archives a quiz that already has assignments.</w:t>
+      </w:r>
+    </w:p>
+    <w:p>
+      <w:pPr>
+        <w:spacing w:after="100"/>
+        <w:rPr>
+          <w:b/>
+          <w:bCs/>
+          <w:color w:val="166534"/>
+        </w:rPr>
+      </w:pPr>
+      <w:r>
+        <w:rPr>
+          <w:b/>
+          <w:bCs/>
+          <w:color w:val="166534"/>
+          <w:sz w:val="21"/>
+          <w:szCs w:val="21"/>
+        </w:rPr>
+        <w:t xml:space="preserve">Expected: Archive of Draft fails (must delete). Delete of Draft succeeds. With assignments → soft Archived; with no assignments → hard delete.</w:t>
+      </w:r>
+    </w:p>
+    <w:p>
+      <w:pPr>
+        <w:pStyle w:val="Heading2"/>
+        <w:spacing w:after="100" w:before="220"/>
+      </w:pPr>
+      <w:r>
+        <w:rPr>
+          <w:b/>
+          <w:bCs/>
+          <w:color w:val="2563EB"/>
+          <w:sz w:val="24"/>
+          <w:szCs w:val="24"/>
+        </w:rPr>
+        <w:t xml:space="preserve">QZ-13 — Duplicate</w:t>
+      </w:r>
+    </w:p>
+    <w:p>
+      <w:pPr>
+        <w:spacing w:after="100"/>
+      </w:pPr>
+      <w:r>
+        <w:rPr>
+          <w:sz w:val="21"/>
+          <w:szCs w:val="21"/>
+        </w:rPr>
+        <w:t xml:space="preserve">Steps: Owner duplicates a quiz with questions.</w:t>
+      </w:r>
+    </w:p>
+    <w:p>
+      <w:pPr>
+        <w:spacing w:after="100"/>
+        <w:rPr>
+          <w:b/>
+          <w:bCs/>
+          <w:color w:val="166534"/>
+        </w:rPr>
+      </w:pPr>
+      <w:r>
+        <w:rPr>
+          <w:b/>
+          <w:bCs/>
+          <w:color w:val="166534"/>
+          <w:sz w:val="21"/>
+          <w:szCs w:val="21"/>
+        </w:rPr>
+        <w:t xml:space="preserve">Expected: New Draft + Pending; questions reused/linked; title ends with " (Copy)".</w:t>
+      </w:r>
+    </w:p>
+    <w:p>
+      <w:pPr>
+        <w:pStyle w:val="Heading2"/>
+        <w:spacing w:after="100" w:before="220"/>
+      </w:pPr>
+      <w:r>
+        <w:rPr>
+          <w:b/>
+          <w:bCs/>
+          <w:color w:val="2563EB"/>
+          <w:sz w:val="24"/>
+          <w:szCs w:val="24"/>
+        </w:rPr>
+        <w:t xml:space="preserve">QZ-14 — Parent child visibility</w:t>
+      </w:r>
+    </w:p>
+    <w:p>
+      <w:pPr>
+        <w:spacing w:after="100"/>
+      </w:pPr>
+      <w:r>
+        <w:rPr>
+          <w:sz w:val="21"/>
+          <w:szCs w:val="21"/>
+        </w:rPr>
+        <w:t xml:space="preserve">Steps: Parent opens linked child's attempt result and quiz history.</w:t>
+      </w:r>
+    </w:p>
+    <w:p>
+      <w:pPr>
+        <w:spacing w:after="100"/>
+        <w:rPr>
+          <w:b/>
+          <w:bCs/>
+          <w:color w:val="166534"/>
+        </w:rPr>
+      </w:pPr>
+      <w:r>
+        <w:rPr>
+          <w:b/>
+          <w:bCs/>
+          <w:color w:val="166534"/>
+          <w:sz w:val="21"/>
+          <w:szCs w:val="21"/>
+        </w:rPr>
+        <w:t xml:space="preserve">Expected: Allowed for linked children only. Unlinked student → forbidden.</w:t>
+      </w:r>
+    </w:p>
+    <w:p>
+      <w:pPr>
+        <w:pStyle w:val="Heading2"/>
+        <w:spacing w:after="100" w:before="220"/>
+      </w:pPr>
+      <w:r>
+        <w:rPr>
+          <w:b/>
+          <w:bCs/>
+          <w:color w:val="2563EB"/>
+          <w:sz w:val="24"/>
+          <w:szCs w:val="24"/>
+        </w:rPr>
+        <w:t xml:space="preserve">QZ-15 — Approval vs publish — two-tier without auto-publish</w:t>
+      </w:r>
+    </w:p>
+    <w:p>
+      <w:pPr>
+        <w:spacing w:after="100"/>
+      </w:pPr>
+      <w:r>
+        <w:rPr>
+          <w:sz w:val="21"/>
+          <w:szCs w:val="21"/>
+        </w:rPr>
+        <w:t xml:space="preserve">Steps: SchoolAdmin approves Pending teacher quiz; CampusAdmin approves Pending in campus; PortalAdmin approves SchoolApproved then publishes separately.</w:t>
+      </w:r>
+    </w:p>
+    <w:p>
+      <w:pPr>
+        <w:spacing w:after="100"/>
+        <w:rPr>
+          <w:b/>
+          <w:bCs/>
+          <w:color w:val="166534"/>
+        </w:rPr>
+      </w:pPr>
+      <w:r>
+        <w:rPr>
+          <w:b/>
+          <w:bCs/>
+          <w:color w:val="166534"/>
+          <w:sz w:val="21"/>
+          <w:szCs w:val="21"/>
+        </w:rPr>
+        <w:t xml:space="preserve">Expected: Pending → SchoolApproved (school/campus approve, lifecycle stays Draft). Portal → Approved then Publish → Published. School/Campus approve never auto-publishes.</w:t>
+      </w:r>
+    </w:p>
+    <w:p>
+      <w:pPr>
+        <w:pStyle w:val="Heading2"/>
+        <w:spacing w:after="100" w:before="220"/>
+      </w:pPr>
+      <w:r>
+        <w:rPr>
+          <w:b/>
+          <w:bCs/>
+          <w:color w:val="2563EB"/>
+          <w:sz w:val="24"/>
+          <w:szCs w:val="24"/>
+        </w:rPr>
+        <w:t xml:space="preserve">QZ-23 — Creator cannot self-approve</w:t>
+      </w:r>
+    </w:p>
+    <w:p>
+      <w:pPr>
+        <w:spacing w:after="100"/>
+      </w:pPr>
+      <w:r>
+        <w:rPr>
+          <w:sz w:val="21"/>
+          <w:szCs w:val="21"/>
+        </w:rPr>
+        <w:t xml:space="preserve">Steps: Teacher who created a quiz calls POST /approve on their own quiz.</w:t>
+      </w:r>
+    </w:p>
+    <w:p>
+      <w:pPr>
+        <w:spacing w:after="100"/>
+        <w:rPr>
+          <w:b/>
+          <w:bCs/>
+          <w:color w:val="166534"/>
+        </w:rPr>
+      </w:pPr>
+      <w:r>
+        <w:rPr>
+          <w:b/>
+          <w:bCs/>
+          <w:color w:val="166534"/>
+          <w:sz w:val="21"/>
+          <w:szCs w:val="21"/>
+        </w:rPr>
+        <w:t xml:space="preserve">Expected: Forbidden. Approver must not be the creator (PortalAdmin excepted for platform operations).</w:t>
+      </w:r>
+    </w:p>
+    <w:p>
+      <w:pPr>
+        <w:pStyle w:val="Heading2"/>
+        <w:spacing w:after="100" w:before="220"/>
+      </w:pPr>
+      <w:r>
+        <w:rPr>
+          <w:b/>
+          <w:bCs/>
+          <w:color w:val="2563EB"/>
+          <w:sz w:val="24"/>
+          <w:szCs w:val="24"/>
+        </w:rPr>
+        <w:t xml:space="preserve">QZ-16 — Student only sees permitted audience</w:t>
+      </w:r>
+    </w:p>
+    <w:p>
+      <w:pPr>
+        <w:spacing w:after="100"/>
+      </w:pPr>
+      <w:r>
+        <w:rPr>
+          <w:sz w:val="21"/>
+          <w:szCs w:val="21"/>
+        </w:rPr>
+        <w:t xml:space="preserve">Steps: Student A is assigned (or Public catalog in window); Student B is neither assigned nor Public-eligible.</w:t>
+      </w:r>
+    </w:p>
+    <w:p>
+      <w:pPr>
+        <w:spacing w:after="100"/>
+        <w:rPr>
+          <w:b/>
+          <w:bCs/>
+          <w:color w:val="166534"/>
+        </w:rPr>
+      </w:pPr>
+      <w:r>
+        <w:rPr>
+          <w:b/>
+          <w:bCs/>
+          <w:color w:val="166534"/>
+          <w:sz w:val="21"/>
+          <w:szCs w:val="21"/>
+        </w:rPr>
+        <w:t xml:space="preserve">Expected: Student A sees the quiz. Student B does not. School/section/multi assign must not open catalog (AudienceScope stays Assigned). Public catalog is window-filtered.</w:t>
+      </w:r>
+    </w:p>
+    <w:p>
+      <w:pPr>
+        <w:pStyle w:val="Heading2"/>
+        <w:spacing w:after="100" w:before="220"/>
+      </w:pPr>
+      <w:r>
+        <w:rPr>
+          <w:b/>
+          <w:bCs/>
+          <w:color w:val="2563EB"/>
+          <w:sz w:val="24"/>
+          <w:szCs w:val="24"/>
+        </w:rPr>
+        <w:t xml:space="preserve">QZ-17 — ParentPrivate assign scope (Parent / Tutor)</w:t>
+      </w:r>
+    </w:p>
+    <w:p>
+      <w:pPr>
+        <w:spacing w:after="100"/>
+      </w:pPr>
+      <w:r>
+        <w:rPr>
+          <w:sz w:val="21"/>
+          <w:szCs w:val="21"/>
+        </w:rPr>
+        <w:t xml:space="preserve">Steps: Parent or Tutor tries to assign ParentPrivate quiz to an unrelated student or whole school.</w:t>
+      </w:r>
+    </w:p>
+    <w:p>
+      <w:pPr>
+        <w:spacing w:after="100"/>
+        <w:rPr>
+          <w:b/>
+          <w:bCs/>
+          <w:color w:val="166534"/>
+        </w:rPr>
+      </w:pPr>
+      <w:r>
+        <w:rPr>
+          <w:b/>
+          <w:bCs/>
+          <w:color w:val="166534"/>
+          <w:sz w:val="21"/>
+          <w:szCs w:val="21"/>
+        </w:rPr>
+        <w:t xml:space="preserve">Expected: Rejected. Parent → linked children only. Tutor → tutor-linked students only.</w:t>
+      </w:r>
+    </w:p>
+    <w:p>
+      <w:pPr>
+        <w:pStyle w:val="Heading2"/>
+        <w:spacing w:after="100" w:before="220"/>
+      </w:pPr>
+      <w:r>
+        <w:rPr>
+          <w:b/>
+          <w:bCs/>
+          <w:color w:val="2563EB"/>
+          <w:sz w:val="24"/>
+          <w:szCs w:val="24"/>
+        </w:rPr>
+        <w:t xml:space="preserve">QZ-18 — Time limit countdown and auto-submit</w:t>
+      </w:r>
+    </w:p>
+    <w:p>
+      <w:pPr>
+        <w:spacing w:after="100"/>
+      </w:pPr>
+      <w:r>
+        <w:rPr>
+          <w:sz w:val="21"/>
+          <w:szCs w:val="21"/>
+        </w:rPr>
+        <w:t xml:space="preserve">Steps: Student starts a quiz with TimeLimitMinutes set; waits until remaining time hits zero.</w:t>
+      </w:r>
+    </w:p>
+    <w:p>
+      <w:pPr>
+        <w:spacing w:after="100"/>
+        <w:rPr>
+          <w:b/>
+          <w:bCs/>
+          <w:color w:val="166534"/>
+        </w:rPr>
+      </w:pPr>
+      <w:r>
+        <w:rPr>
+          <w:b/>
+          <w:bCs/>
+          <w:color w:val="166534"/>
+          <w:sz w:val="21"/>
+          <w:szCs w:val="21"/>
+        </w:rPr>
+        <w:t xml:space="preserve">Expected: Countdown is shown; client auto-submits with IsAutoSubmit → AutoSubmitted (83). Server enforces minute budget with grace.</w:t>
+      </w:r>
+    </w:p>
+    <w:p>
+      <w:pPr>
+        <w:pStyle w:val="Heading2"/>
+        <w:spacing w:after="100" w:before="220"/>
+      </w:pPr>
+      <w:r>
+        <w:rPr>
+          <w:b/>
+          <w:bCs/>
+          <w:color w:val="2563EB"/>
+          <w:sz w:val="24"/>
+          <w:szCs w:val="24"/>
+        </w:rPr>
+        <w:t xml:space="preserve">QZ-19 — No time limit still respects availability window</w:t>
+      </w:r>
+    </w:p>
+    <w:p>
+      <w:pPr>
+        <w:spacing w:after="100"/>
+      </w:pPr>
+      <w:r>
+        <w:rPr>
+          <w:sz w:val="21"/>
+          <w:szCs w:val="21"/>
+        </w:rPr>
+        <w:t xml:space="preserve">Steps: Student starts a quiz with TimeLimitMinutes null after EndDateTime has passed.</w:t>
+      </w:r>
+    </w:p>
+    <w:p>
+      <w:pPr>
+        <w:spacing w:after="100"/>
+        <w:rPr>
+          <w:b/>
+          <w:bCs/>
+          <w:color w:val="166534"/>
+        </w:rPr>
+      </w:pPr>
+      <w:r>
+        <w:rPr>
+          <w:b/>
+          <w:bCs/>
+          <w:color w:val="166534"/>
+          <w:sz w:val="21"/>
+          <w:szCs w:val="21"/>
+        </w:rPr>
+        <w:t xml:space="preserve">Expected: No countdown UI, but start/submit is still rejected; overdue InProgress attempts transition to Expired (84).</w:t>
+      </w:r>
+    </w:p>
+    <w:p>
+      <w:pPr>
+        <w:pStyle w:val="Heading2"/>
+        <w:spacing w:after="100" w:before="220"/>
+      </w:pPr>
+      <w:r>
+        <w:rPr>
+          <w:b/>
+          <w:bCs/>
+          <w:color w:val="2563EB"/>
+          <w:sz w:val="24"/>
+          <w:szCs w:val="24"/>
+        </w:rPr>
+        <w:t xml:space="preserve">QZ-20 — Upcoming assign then promote</w:t>
+      </w:r>
+    </w:p>
+    <w:p>
+      <w:pPr>
+        <w:spacing w:after="100"/>
+      </w:pPr>
+      <w:r>
+        <w:rPr>
+          <w:sz w:val="21"/>
+          <w:szCs w:val="21"/>
+        </w:rPr>
+        <w:t xml:space="preserve">Steps: Teacher assigns with StartAt in the future; later StartAt arrives with no attempt.</w:t>
+      </w:r>
+    </w:p>
+    <w:p>
+      <w:pPr>
+        <w:spacing w:after="100"/>
+        <w:rPr>
+          <w:b/>
+          <w:bCs/>
+          <w:color w:val="166534"/>
+        </w:rPr>
+      </w:pPr>
+      <w:r>
+        <w:rPr>
+          <w:b/>
+          <w:bCs/>
+          <w:color w:val="166534"/>
+          <w:sz w:val="21"/>
+          <w:szCs w:val="21"/>
+        </w:rPr>
+        <w:t xml:space="preserve">Expected: Assignment QuizResultStatus starts as Up Coming (25); ExpireOverdueUnattemptedAsync promotes to Not Attempted (24) when the window opens.</w:t>
+      </w:r>
+    </w:p>
+    <w:p>
+      <w:pPr>
+        <w:pStyle w:val="Heading2"/>
+        <w:spacing w:after="100" w:before="220"/>
+      </w:pPr>
+      <w:r>
+        <w:rPr>
+          <w:b/>
+          <w:bCs/>
+          <w:color w:val="2563EB"/>
+          <w:sz w:val="24"/>
+          <w:szCs w:val="24"/>
+        </w:rPr>
+        <w:t xml:space="preserve">QZ-22 — School-scoped published visibility (not creator-only)</w:t>
+      </w:r>
+    </w:p>
+    <w:p>
+      <w:pPr>
+        <w:spacing w:after="100"/>
+      </w:pPr>
+      <w:r>
+        <w:rPr>
+          <w:sz w:val="21"/>
+          <w:szCs w:val="21"/>
+        </w:rPr>
+        <w:t xml:space="preserve">Steps: PortalAdmin creates Quiz A and B for AES school; AES SchoolAdmin creates Quiz C; all three are published. Repeat with ISL school admin when ISL has its own published quizzes.</w:t>
+      </w:r>
+    </w:p>
+    <w:p>
+      <w:pPr>
+        <w:spacing w:after="100"/>
+        <w:rPr>
+          <w:b/>
+          <w:bCs/>
+          <w:color w:val="166534"/>
+        </w:rPr>
+      </w:pPr>
+      <w:r>
+        <w:rPr>
+          <w:b/>
+          <w:bCs/>
+          <w:color w:val="166534"/>
+          <w:sz w:val="21"/>
+          <w:szCs w:val="21"/>
+        </w:rPr>
+        <w:t xml:space="preserve">Expected: PortalAdmin sees A, B, C. AES SchoolAdmin sees all published AES quizzes (A, B, C) regardless of creator. ISL SchoolAdmin sees published ISL quizzes only (even when created by PortalAdmin or another ISL user). Users outside school/campus scope cannot see those quizzes. Draft quizzes remain owner + PortalAdmin only.</w:t>
+      </w:r>
+    </w:p>
+    <w:p>
+      <w:pPr>
+        <w:pStyle w:val="Heading2"/>
+        <w:spacing w:after="100" w:before="220"/>
+      </w:pPr>
+      <w:r>
+        <w:rPr>
+          <w:b/>
+          <w:bCs/>
+          <w:color w:val="2563EB"/>
+          <w:sz w:val="24"/>
+          <w:szCs w:val="24"/>
+        </w:rPr>
+        <w:t xml:space="preserve">QZ-21 — Create defaults preserve bools</w:t>
+      </w:r>
+    </w:p>
+    <w:p>
+      <w:pPr>
+        <w:spacing w:after="100"/>
+      </w:pPr>
+      <w:r>
+        <w:rPr>
+          <w:sz w:val="21"/>
+          <w:szCs w:val="21"/>
+        </w:rPr>
+        <w:t xml:space="preserve">Steps: Client creates a Practice quiz with ShuffleQuestions=false while type default is also false/true variants.</w:t>
+      </w:r>
+    </w:p>
+    <w:p>
+      <w:pPr>
+        <w:spacing w:after="100"/>
+        <w:rPr>
+          <w:b/>
+          <w:bCs/>
+          <w:color w:val="166534"/>
+        </w:rPr>
+      </w:pPr>
+      <w:r>
+        <w:rPr>
+          <w:b/>
+          <w:bCs/>
+          <w:color w:val="166534"/>
+          <w:sz w:val="21"/>
+          <w:szCs w:val="21"/>
+        </w:rPr>
+        <w:t xml:space="preserve">Expected: ApplyCreateDefaults never OR’s bools with type defaults — explicit client bools win; only nullables (attempts/nav) fall back; TimeLimitMinutes stays null until questions; ReviewDisplayMode always Full.</w:t>
+      </w:r>
+    </w:p>
+    <w:p>
+      <w:pPr>
+        <w:pStyle w:val="Heading1"/>
+        <w:spacing w:after="100" w:before="220"/>
+      </w:pPr>
+      <w:r>
+        <w:rPr>
+          <w:b/>
+          <w:bCs/>
+          <w:color w:val="2563EB"/>
+          <w:sz w:val="28"/>
+          <w:szCs w:val="28"/>
+        </w:rPr>
+        <w:t xml:space="preserve">17. Verification checklist</w:t>
       </w:r>
     </w:p>
     <w:p>
@@ -13749,7 +13749,7 @@
           <w:sz w:val="21"/>
           <w:szCs w:val="21"/>
         </w:rPr>
-        <w:t xml:space="preserve">☐ Approval and publish are separate: School/Campus approve → SchoolApproved (Draft); Portal approve → Approved (Draft); Portal publish → Published.</w:t>
+        <w:t xml:space="preserve">☐ Every create/duplicate starts Draft + Pending Approval.</w:t>
       </w:r>
     </w:p>
     <w:p>
@@ -13766,7 +13766,7 @@
           <w:sz w:val="21"/>
           <w:szCs w:val="21"/>
         </w:rPr>
-        <w:t xml:space="preserve">☐ Pending Approval quizzes: not assignable; students cannot attempt; owner may edit per ownership rules.</w:t>
+        <w:t xml:space="preserve">☐ Approval and publish are separate: School/Campus approve → SchoolApproved (Draft); Portal approve → Approved (Draft); Portal publish → Published.</w:t>
       </w:r>
     </w:p>
     <w:p>
@@ -13783,7 +13783,7 @@
           <w:sz w:val="21"/>
           <w:szCs w:val="21"/>
         </w:rPr>
-        <w:t xml:space="preserve">☐ SchoolAdmin/CampusAdmin approval never auto-publishes. After approve, quiz stays Draft until PortalAdmin publishes.</w:t>
+        <w:t xml:space="preserve">☐ Pending Approval quizzes: not assignable; students cannot attempt; owner may edit per ownership rules.</w:t>
       </w:r>
     </w:p>
     <w:p>
@@ -13800,7 +13800,7 @@
           <w:sz w:val="21"/>
           <w:szCs w:val="21"/>
         </w:rPr>
-        <w:t xml:space="preserve">☐ Only PortalAdmin may publish (lifecycle Draft → Published).</w:t>
+        <w:t xml:space="preserve">☐ SchoolAdmin/CampusAdmin approval never auto-publishes. After approve, quiz stays Draft until PortalAdmin publishes.</w:t>
       </w:r>
     </w:p>
     <w:p>
@@ -13817,7 +13817,7 @@
           <w:sz w:val="21"/>
           <w:szCs w:val="21"/>
         </w:rPr>
-        <w:t xml:space="preserve">☐ Only Published (or Assigned) quizzes may be assigned. Approved-but-unpublished (Draft) is blocked.</w:t>
+        <w:t xml:space="preserve">☐ Only PortalAdmin may publish (lifecycle Draft → Published).</w:t>
       </w:r>
     </w:p>
     <w:p>
@@ -13834,7 +13834,7 @@
           <w:sz w:val="21"/>
           <w:szCs w:val="21"/>
         </w:rPr>
-        <w:t xml:space="preserve">☐ Creator cannot approve own quiz. Approver must be in school/campus scope (PortalAdmin excepted).</w:t>
+        <w:t xml:space="preserve">☐ Only Published (or Assigned) quizzes may be assigned. Approved-but-unpublished (Draft) is blocked.</w:t>
       </w:r>
     </w:p>
     <w:p>
@@ -13851,7 +13851,7 @@
           <w:sz w:val="21"/>
           <w:szCs w:val="21"/>
         </w:rPr>
-        <w:t xml:space="preserve">☐ Teacher/Coordinator: own SchoolAdmin and CampusAdmin may approve; PortalAdmin approves and publishes.</w:t>
+        <w:t xml:space="preserve">☐ Creator cannot approve own quiz. Approver must be in school/campus scope (PortalAdmin excepted).</w:t>
       </w:r>
     </w:p>
     <w:p>
@@ -13868,7 +13868,7 @@
           <w:sz w:val="21"/>
           <w:szCs w:val="21"/>
         </w:rPr>
-        <w:t xml:space="preserve">☐ ParentPrivate (PrivateParent): Parent or Tutor may create; PortalAdmin approve + publish before assign.</w:t>
+        <w:t xml:space="preserve">☐ Teacher/Coordinator: own SchoolAdmin and CampusAdmin may approve; PortalAdmin approves and publishes.</w:t>
       </w:r>
     </w:p>
     <w:p>
@@ -13885,7 +13885,7 @@
           <w:sz w:val="21"/>
           <w:szCs w:val="21"/>
         </w:rPr>
-        <w:t xml:space="preserve">☐ Unpublished (Draft lifecycle): visible to creator + PortalAdmin only in manage catalog.</w:t>
+        <w:t xml:space="preserve">☐ ParentPrivate (PrivateParent): Parent or Tutor may create; PortalAdmin approve + publish before assign.</w:t>
       </w:r>
     </w:p>
     <w:p>
@@ -13902,7 +13902,7 @@
           <w:sz w:val="21"/>
           <w:szCs w:val="21"/>
         </w:rPr>
-        <w:t xml:space="preserve">☐ Published quizzes: visible to staff by school/campus scope (any creator), not CreatedBy alone.</w:t>
+        <w:t xml:space="preserve">☐ Unpublished (Draft lifecycle): visible to creator + PortalAdmin only in manage catalog.</w:t>
       </w:r>
     </w:p>
     <w:p>
@@ -13919,7 +13919,7 @@
           <w:sz w:val="21"/>
           <w:szCs w:val="21"/>
         </w:rPr>
-        <w:t xml:space="preserve">☐ SchoolAdmin list shows all published quizzes for their school; CampusAdmin for their campus; Teacher/Coordinator for their campus.</w:t>
+        <w:t xml:space="preserve">☐ Published quizzes: visible to staff by school/campus scope (any creator), not CreatedBy alone.</w:t>
       </w:r>
     </w:p>
     <w:p>
@@ -13936,7 +13936,41 @@
           <w:sz w:val="21"/>
           <w:szCs w:val="21"/>
         </w:rPr>
+        <w:t xml:space="preserve">☐ SchoolAdmin list shows all published quizzes for their school; CampusAdmin for their campus; Teacher/Coordinator for their campus.</w:t>
+      </w:r>
+    </w:p>
+    <w:p>
+      <w:pPr>
+        <w:pStyle w:val="ListParagraph"/>
+        <w:numPr>
+          <w:ilvl w:val="0"/>
+          <w:numId w:val="1"/>
+        </w:numPr>
+        <w:spacing w:after="60"/>
+      </w:pPr>
+      <w:r>
+        <w:rPr>
+          <w:sz w:val="21"/>
+          <w:szCs w:val="21"/>
+        </w:rPr>
         <w:t xml:space="preserve">☐ Coordinator: same campus permissions as Teacher (see §6b); cannot approve, publish, or access admin approval queue.</w:t>
+      </w:r>
+    </w:p>
+    <w:p>
+      <w:pPr>
+        <w:pStyle w:val="ListParagraph"/>
+        <w:numPr>
+          <w:ilvl w:val="0"/>
+          <w:numId w:val="1"/>
+        </w:numPr>
+        <w:spacing w:after="60"/>
+      </w:pPr>
+      <w:r>
+        <w:rPr>
+          <w:sz w:val="21"/>
+          <w:szCs w:val="21"/>
+        </w:rPr>
+        <w:t xml:space="preserve">☐ SchoolAdmin/CampusAdmin/PortalAdmin approve or reject on /quizzes/:id detail (review mode): Approve + Reject with reason only; quiz metadata and questions read-only. Legacy /admin/quiz-approvals links into quiz list/detail.</w:t>
       </w:r>
     </w:p>
     <w:p>

--- a/docs/05_RankUp_Quiz_Business_QA.docx
+++ b/docs/05_RankUp_Quiz_Business_QA.docx
@@ -203,7 +203,7 @@
                 <w:sz w:val="17"/>
                 <w:szCs w:val="17"/>
               </w:rPr>
-              <w:t xml:space="preserve">Unpublished. Lifecycle stays Draft until PortalAdmin publishes. Includes Pending Approval and post-approval (Approved/SchoolApproved) waiting for publish. Visible only to owner + PortalAdmin in manage lists. Owner may edit (ownership rules), submit for approval, duplicate, or delete. Not assignable; students cannot attempt.</w:t>
+              <w:t xml:space="preserve">Unpublished. Lifecycle stays Draft until PortalAdmin publishes. Includes Pending Approval and post-approval (Approved/SchoolApproved) waiting for publish. Visible only to owner + PortalAdmin in manage lists. Owner may edit while Pending/Rejected; after SchoolApproved or Approved they must send an edit request (see §5b). Duplicate/delete still follow ownership rules. Not assignable; students cannot attempt.</w:t>
             </w:r>
           </w:p>
         </w:tc>
@@ -445,7 +445,7 @@
                 <w:sz w:val="17"/>
                 <w:szCs w:val="17"/>
               </w:rPr>
-              <w:t xml:space="preserve">Every newly created quiz starts here (create, duplicate, resubmit after reject). Awaiting review. Lifecycle remains Draft. Not assignable; students cannot attempt. Owner may edit per ownership rules.</w:t>
+              <w:t xml:space="preserve">Every newly created quiz starts here (create, duplicate, resubmit after reject, or after a granted edit is saved). Awaiting review. Lifecycle remains Draft. Not assignable; students cannot attempt. Owner may edit without an edit request.</w:t>
             </w:r>
           </w:p>
         </w:tc>
@@ -486,7 +486,7 @@
                 <w:sz w:val="17"/>
                 <w:szCs w:val="17"/>
               </w:rPr>
-              <w:t xml:space="preserve">SchoolAdmin or CampusAdmin approved a Teacher/Coordinator quiz (Pending → SchoolApproved). Does not publish — lifecycle stays Draft. Not assignable until PortalAdmin publishes. PortalAdmin queue may include SchoolApproved rows.</w:t>
+              <w:t xml:space="preserve">SchoolAdmin or CampusAdmin approved a Teacher/Coordinator quiz (Pending → SchoolApproved). Does not publish — lifecycle stays Draft. Owner cannot edit in place; they send an edit request. Not assignable until PortalAdmin publishes. PortalAdmin queue may include SchoolApproved rows.</w:t>
             </w:r>
           </w:p>
         </w:tc>
@@ -527,7 +527,7 @@
                 <w:sz w:val="17"/>
                 <w:szCs w:val="17"/>
               </w:rPr>
-              <w:t xml:space="preserve">PortalAdmin final approval (from Pending or SchoolApproved). Does not by itself publish — lifecycle stays Draft until PortalAdmin runs publish. Required before publish for teacher/coordinator quizzes. ParentPrivate: portal approve + publish may occur together via publish endpoint.</w:t>
+              <w:t xml:space="preserve">PortalAdmin final approval (from Pending or SchoolApproved). Does not by itself publish — lifecycle stays Draft until PortalAdmin runs publish. Owner cannot edit in place; they send an edit request. Required before publish for teacher/coordinator quizzes. ParentPrivate: portal approve + publish may occur together via publish endpoint.</w:t>
             </w:r>
           </w:p>
         </w:tc>
@@ -638,7 +638,41 @@
           <w:sz w:val="21"/>
           <w:szCs w:val="21"/>
         </w:rPr>
-        <w:t xml:space="preserve">While Pending (or Approved/SchoolApproved but Lifecycle still Draft): cannot assign; students cannot attempt; owner may edit per existing ownership rules.</w:t>
+        <w:t xml:space="preserve">While Pending (or Rejected) and Lifecycle still Draft: cannot assign; students cannot attempt; owner may edit per ownership rules.</w:t>
+      </w:r>
+    </w:p>
+    <w:p>
+      <w:pPr>
+        <w:pStyle w:val="ListParagraph"/>
+        <w:numPr>
+          <w:ilvl w:val="0"/>
+          <w:numId w:val="1"/>
+        </w:numPr>
+        <w:spacing w:after="60"/>
+      </w:pPr>
+      <w:r>
+        <w:rPr>
+          <w:sz w:val="21"/>
+          <w:szCs w:val="21"/>
+        </w:rPr>
+        <w:t xml:space="preserve">Once the quiz is SchoolApproved, Approved, Published, or Assigned, the owner cannot edit in place. They send an edit request (reason min 10 chars). Teacher/Coordinator requests go to SchoolAdmin, CampusAdmin, and PortalAdmin — any one approval grants a one-time edit. SchoolAdmin, CampusAdmin, Parent, and Tutor requests go to PortalAdmin only. PortalAdmin may still edit directly.</w:t>
+      </w:r>
+    </w:p>
+    <w:p>
+      <w:pPr>
+        <w:pStyle w:val="ListParagraph"/>
+        <w:numPr>
+          <w:ilvl w:val="0"/>
+          <w:numId w:val="1"/>
+        </w:numPr>
+        <w:spacing w:after="60"/>
+      </w:pPr>
+      <w:r>
+        <w:rPr>
+          <w:sz w:val="21"/>
+          <w:szCs w:val="21"/>
+        </w:rPr>
+        <w:t xml:space="preserve">Using an approved edit grant saves the change, returns the quiz to Draft + Pending, and the owner must resubmit for approval (then reapproval / republish as usual). No edit after an assignment has started.</w:t>
       </w:r>
     </w:p>
     <w:p>
@@ -2104,20 +2138,20 @@
                 <w:sz w:val="17"/>
                 <w:szCs w:val="17"/>
               </w:rPr>
-              <w:t xml:space="preserve">Unchanged approval/lifecycle</w:t>
-            </w:r>
-          </w:p>
-        </w:tc>
-        <w:tc>
-          <w:p>
-            <w:r>
-              <w:rPr>
-                <w:b w:val="false"/>
-                <w:bCs w:val="false"/>
-                <w:sz w:val="17"/>
-                <w:szCs w:val="17"/>
-              </w:rPr>
-              <w:t xml:space="preserve">Draft or Published lifecycle, not Archived, no started assignment. Pending/SchoolApproved/Approved Draft quizzes remain editable per ownership rules.</w:t>
+              <w:t xml:space="preserve">Unchanged until granted edit</w:t>
+            </w:r>
+          </w:p>
+        </w:tc>
+        <w:tc>
+          <w:p>
+            <w:r>
+              <w:rPr>
+                <w:b w:val="false"/>
+                <w:bCs w:val="false"/>
+                <w:sz w:val="17"/>
+                <w:szCs w:val="17"/>
+              </w:rPr>
+              <w:t xml:space="preserve">Draft + Pending or Rejected: owner or PortalAdmin may edit (no started assignment). After SchoolApproved, Approved, Published, or Assigned: owner needs an approved edit request; PortalAdmin may edit directly. Using the grant → Draft + Pending; owner must resubmit.</w:t>
             </w:r>
           </w:p>
         </w:tc>
@@ -2673,7 +2707,356 @@
           <w:sz w:val="21"/>
           <w:szCs w:val="21"/>
         </w:rPr>
-        <w:t xml:space="preserve">Editable only while Draft or Published, not Archived, and no started assignment.</w:t>
+        <w:t xml:space="preserve">PortalAdmin may edit while Draft or Published with no started assignment. Owners edit in place only while Draft + Pending/Rejected. After SchoolApproved, Approved, Published, or Assigned they need an unused edit grant (see §5b).</w:t>
+      </w:r>
+    </w:p>
+    <w:p>
+      <w:pPr>
+        <w:pStyle w:val="Heading2"/>
+        <w:spacing w:after="100" w:before="220"/>
+      </w:pPr>
+      <w:r>
+        <w:rPr>
+          <w:b/>
+          <w:bCs/>
+          <w:color w:val="2563EB"/>
+          <w:sz w:val="24"/>
+          <w:szCs w:val="24"/>
+        </w:rPr>
+        <w:t xml:space="preserve">5b. Quiz edit requests</w:t>
+      </w:r>
+    </w:p>
+    <w:tbl>
+      <w:tblPr>
+        <w:tblW w:type="pct" w:w="100%"/>
+        <w:tblBorders>
+          <w:top w:val="single" w:color="auto" w:sz="4"/>
+          <w:left w:val="single" w:color="auto" w:sz="4"/>
+          <w:bottom w:val="single" w:color="auto" w:sz="4"/>
+          <w:right w:val="single" w:color="auto" w:sz="4"/>
+          <w:insideH w:val="single" w:color="auto" w:sz="4"/>
+          <w:insideV w:val="single" w:color="auto" w:sz="4"/>
+        </w:tblBorders>
+      </w:tblPr>
+      <w:tblGrid>
+        <w:gridCol w:w="100"/>
+        <w:gridCol w:w="100"/>
+        <w:gridCol w:w="100"/>
+      </w:tblGrid>
+      <w:tr>
+        <w:trPr>
+          <w:tblHeader/>
+        </w:trPr>
+        <w:tc>
+          <w:p>
+            <w:r>
+              <w:rPr>
+                <w:b/>
+                <w:bCs/>
+                <w:sz w:val="17"/>
+                <w:szCs w:val="17"/>
+              </w:rPr>
+              <w:t xml:space="preserve">Requester</w:t>
+            </w:r>
+          </w:p>
+        </w:tc>
+        <w:tc>
+          <w:p>
+            <w:r>
+              <w:rPr>
+                <w:b/>
+                <w:bCs/>
+                <w:sz w:val="17"/>
+                <w:szCs w:val="17"/>
+              </w:rPr>
+              <w:t xml:space="preserve">Queued to</w:t>
+            </w:r>
+          </w:p>
+        </w:tc>
+        <w:tc>
+          <w:p>
+            <w:r>
+              <w:rPr>
+                <w:b/>
+                <w:bCs/>
+                <w:sz w:val="17"/>
+                <w:szCs w:val="17"/>
+              </w:rPr>
+              <w:t xml:space="preserve">Grant rule</w:t>
+            </w:r>
+          </w:p>
+        </w:tc>
+      </w:tr>
+      <w:tr>
+        <w:tc>
+          <w:p>
+            <w:r>
+              <w:rPr>
+                <w:b w:val="false"/>
+                <w:bCs w:val="false"/>
+                <w:sz w:val="17"/>
+                <w:szCs w:val="17"/>
+              </w:rPr>
+              <w:t xml:space="preserve">Teacher / Coordinator</w:t>
+            </w:r>
+          </w:p>
+        </w:tc>
+        <w:tc>
+          <w:p>
+            <w:r>
+              <w:rPr>
+                <w:b w:val="false"/>
+                <w:bCs w:val="false"/>
+                <w:sz w:val="17"/>
+                <w:szCs w:val="17"/>
+              </w:rPr>
+              <w:t xml:space="preserve">SchoolAdmin (quiz school) + CampusAdmin (quiz campus) + PortalAdmin</w:t>
+            </w:r>
+          </w:p>
+        </w:tc>
+        <w:tc>
+          <w:p>
+            <w:r>
+              <w:rPr>
+                <w:b w:val="false"/>
+                <w:bCs w:val="false"/>
+                <w:sz w:val="17"/>
+                <w:szCs w:val="17"/>
+              </w:rPr>
+              <w:t xml:space="preserve">Any one queued approver grants a one-time edit</w:t>
+            </w:r>
+          </w:p>
+        </w:tc>
+      </w:tr>
+      <w:tr>
+        <w:tc>
+          <w:p>
+            <w:r>
+              <w:rPr>
+                <w:b w:val="false"/>
+                <w:bCs w:val="false"/>
+                <w:sz w:val="17"/>
+                <w:szCs w:val="17"/>
+              </w:rPr>
+              <w:t xml:space="preserve">SchoolAdmin / CampusAdmin / Parent / Tutor</w:t>
+            </w:r>
+          </w:p>
+        </w:tc>
+        <w:tc>
+          <w:p>
+            <w:r>
+              <w:rPr>
+                <w:b w:val="false"/>
+                <w:bCs w:val="false"/>
+                <w:sz w:val="17"/>
+                <w:szCs w:val="17"/>
+              </w:rPr>
+              <w:t xml:space="preserve">PortalAdmin only</w:t>
+            </w:r>
+          </w:p>
+        </w:tc>
+        <w:tc>
+          <w:p>
+            <w:r>
+              <w:rPr>
+                <w:b w:val="false"/>
+                <w:bCs w:val="false"/>
+                <w:sz w:val="17"/>
+                <w:szCs w:val="17"/>
+              </w:rPr>
+              <w:t xml:space="preserve">PortalAdmin must approve</w:t>
+            </w:r>
+          </w:p>
+        </w:tc>
+      </w:tr>
+      <w:tr>
+        <w:tc>
+          <w:p>
+            <w:r>
+              <w:rPr>
+                <w:b w:val="false"/>
+                <w:bCs w:val="false"/>
+                <w:sz w:val="17"/>
+                <w:szCs w:val="17"/>
+              </w:rPr>
+              <w:t xml:space="preserve">PortalAdmin</w:t>
+            </w:r>
+          </w:p>
+        </w:tc>
+        <w:tc>
+          <w:p>
+            <w:r>
+              <w:rPr>
+                <w:b w:val="false"/>
+                <w:bCs w:val="false"/>
+                <w:sz w:val="17"/>
+                <w:szCs w:val="17"/>
+              </w:rPr>
+              <w:t xml:space="preserve">—</w:t>
+            </w:r>
+          </w:p>
+        </w:tc>
+        <w:tc>
+          <w:p>
+            <w:r>
+              <w:rPr>
+                <w:b w:val="false"/>
+                <w:bCs w:val="false"/>
+                <w:sz w:val="17"/>
+                <w:szCs w:val="17"/>
+              </w:rPr>
+              <w:t xml:space="preserve">Edits in place; no edit request</w:t>
+            </w:r>
+          </w:p>
+        </w:tc>
+      </w:tr>
+    </w:tbl>
+    <w:p>
+      <w:pPr>
+        <w:pStyle w:val="ListParagraph"/>
+        <w:numPr>
+          <w:ilvl w:val="0"/>
+          <w:numId w:val="1"/>
+        </w:numPr>
+        <w:spacing w:after="60"/>
+      </w:pPr>
+      <w:r>
+        <w:rPr>
+          <w:sz w:val="21"/>
+          <w:szCs w:val="21"/>
+        </w:rPr>
+        <w:t xml:space="preserve">Once a quiz is SchoolApproved, Approved, Published, or Assigned, the owner cannot edit settings or questions in place.</w:t>
+      </w:r>
+    </w:p>
+    <w:p>
+      <w:pPr>
+        <w:pStyle w:val="ListParagraph"/>
+        <w:numPr>
+          <w:ilvl w:val="0"/>
+          <w:numId w:val="1"/>
+        </w:numPr>
+        <w:spacing w:after="60"/>
+      </w:pPr>
+      <w:r>
+        <w:rPr>
+          <w:sz w:val="21"/>
+          <w:szCs w:val="21"/>
+        </w:rPr>
+        <w:t xml:space="preserve">The owner sends an edit request with a reason (minimum 10 characters). PortalAdmin never sends a request.</w:t>
+      </w:r>
+    </w:p>
+    <w:p>
+      <w:pPr>
+        <w:pStyle w:val="ListParagraph"/>
+        <w:numPr>
+          <w:ilvl w:val="0"/>
+          <w:numId w:val="1"/>
+        </w:numPr>
+        <w:spacing w:after="60"/>
+      </w:pPr>
+      <w:r>
+        <w:rPr>
+          <w:sz w:val="21"/>
+          <w:szCs w:val="21"/>
+        </w:rPr>
+        <w:t xml:space="preserve">Teacher / Coordinator requests are queued to SchoolAdmin, CampusAdmin, and PortalAdmin. Any one of those may approve.</w:t>
+      </w:r>
+    </w:p>
+    <w:p>
+      <w:pPr>
+        <w:pStyle w:val="ListParagraph"/>
+        <w:numPr>
+          <w:ilvl w:val="0"/>
+          <w:numId w:val="1"/>
+        </w:numPr>
+        <w:spacing w:after="60"/>
+      </w:pPr>
+      <w:r>
+        <w:rPr>
+          <w:sz w:val="21"/>
+          <w:szCs w:val="21"/>
+        </w:rPr>
+        <w:t xml:space="preserve">SchoolAdmin, CampusAdmin, Parent, and Tutor requests go to PortalAdmin only.</w:t>
+      </w:r>
+    </w:p>
+    <w:p>
+      <w:pPr>
+        <w:pStyle w:val="ListParagraph"/>
+        <w:numPr>
+          <w:ilvl w:val="0"/>
+          <w:numId w:val="1"/>
+        </w:numPr>
+        <w:spacing w:after="60"/>
+      </w:pPr>
+      <w:r>
+        <w:rPr>
+          <w:sz w:val="21"/>
+          <w:szCs w:val="21"/>
+        </w:rPr>
+        <w:t xml:space="preserve">The request row is app_quiz_edit_request. Every approver decision is stored in app_approval with entity_type QuizEditRequest (2106). Do not add a parallel quiz-edit approval table.</w:t>
+      </w:r>
+    </w:p>
+    <w:p>
+      <w:pPr>
+        <w:pStyle w:val="ListParagraph"/>
+        <w:numPr>
+          <w:ilvl w:val="0"/>
+          <w:numId w:val="1"/>
+        </w:numPr>
+        <w:spacing w:after="60"/>
+      </w:pPr>
+      <w:r>
+        <w:rPr>
+          <w:sz w:val="21"/>
+          <w:szCs w:val="21"/>
+        </w:rPr>
+        <w:t xml:space="preserve">An approval is a one-time edit grant. The first save of settings or questions consumes the grant, returns the quiz to Draft + Pending, and cancels other pending edit requests for that quiz.</w:t>
+      </w:r>
+    </w:p>
+    <w:p>
+      <w:pPr>
+        <w:pStyle w:val="ListParagraph"/>
+        <w:numPr>
+          <w:ilvl w:val="0"/>
+          <w:numId w:val="1"/>
+        </w:numPr>
+        <w:spacing w:after="60"/>
+      </w:pPr>
+      <w:r>
+        <w:rPr>
+          <w:sz w:val="21"/>
+          <w:szCs w:val="21"/>
+        </w:rPr>
+        <w:t xml:space="preserve">After the granted edit, the owner must resubmit for approval. The usual reapproval path applies; if the quiz was published, PortalAdmin must publish again before assign.</w:t>
+      </w:r>
+    </w:p>
+    <w:p>
+      <w:pPr>
+        <w:pStyle w:val="ListParagraph"/>
+        <w:numPr>
+          <w:ilvl w:val="0"/>
+          <w:numId w:val="1"/>
+        </w:numPr>
+        <w:spacing w:after="60"/>
+      </w:pPr>
+      <w:r>
+        <w:rPr>
+          <w:sz w:val="21"/>
+          <w:szCs w:val="21"/>
+        </w:rPr>
+        <w:t xml:space="preserve">No edit and no request after an assignment has started (StartDateTime ≤ now or any attempt exists). Archived quizzes stay read-only.</w:t>
+      </w:r>
+    </w:p>
+    <w:p>
+      <w:pPr>
+        <w:spacing w:after="100"/>
+      </w:pPr>
+      <w:r>
+        <w:rPr>
+          <w:sz w:val="21"/>
+          <w:szCs w:val="21"/>
+        </w:rPr>
+        <w:t xml:space="preserve">UI: Request edit on /quizzes/:id. SchoolAdmin / CampusAdmin / PortalAdmin review on /quizzes. Decisions in app_approval (entity_type 2106); request row in app_quiz_edit_request.</w:t>
       </w:r>
     </w:p>
     <w:p>
@@ -2952,72 +3335,178 @@
                 <w:sz w:val="17"/>
                 <w:szCs w:val="17"/>
               </w:rPr>
-              <w:t xml:space="preserve">Yes (any)</w:t>
-            </w:r>
-          </w:p>
-        </w:tc>
-        <w:tc>
-          <w:p>
-            <w:r>
-              <w:rPr>
-                <w:b w:val="false"/>
-                <w:bCs w:val="false"/>
-                <w:sz w:val="17"/>
-                <w:szCs w:val="17"/>
-              </w:rPr>
-              <w:t xml:space="preserve">Owner only</w:t>
-            </w:r>
-          </w:p>
-        </w:tc>
-        <w:tc>
-          <w:p>
-            <w:r>
-              <w:rPr>
-                <w:b w:val="false"/>
-                <w:bCs w:val="false"/>
-                <w:sz w:val="17"/>
-                <w:szCs w:val="17"/>
-              </w:rPr>
-              <w:t xml:space="preserve">Owner only</w:t>
-            </w:r>
-          </w:p>
-        </w:tc>
-        <w:tc>
-          <w:p>
-            <w:r>
-              <w:rPr>
-                <w:b w:val="false"/>
-                <w:bCs w:val="false"/>
-                <w:sz w:val="17"/>
-                <w:szCs w:val="17"/>
-              </w:rPr>
-              <w:t xml:space="preserve">Owner only</w:t>
-            </w:r>
-          </w:p>
-        </w:tc>
-        <w:tc>
-          <w:p>
-            <w:r>
-              <w:rPr>
-                <w:b w:val="false"/>
-                <w:bCs w:val="false"/>
-                <w:sz w:val="17"/>
-                <w:szCs w:val="17"/>
-              </w:rPr>
-              <w:t xml:space="preserve">Owner only</w:t>
-            </w:r>
-          </w:p>
-        </w:tc>
-        <w:tc>
-          <w:p>
-            <w:r>
-              <w:rPr>
-                <w:b w:val="false"/>
-                <w:bCs w:val="false"/>
-                <w:sz w:val="17"/>
-                <w:szCs w:val="17"/>
-              </w:rPr>
-              <w:t xml:space="preserve">Owner only</w:t>
+              <w:t xml:space="preserve">Yes (any, no request)</w:t>
+            </w:r>
+          </w:p>
+        </w:tc>
+        <w:tc>
+          <w:p>
+            <w:r>
+              <w:rPr>
+                <w:b w:val="false"/>
+                <w:bCs w:val="false"/>
+                <w:sz w:val="17"/>
+                <w:szCs w:val="17"/>
+              </w:rPr>
+              <w:t xml:space="preserve">Owner until approved/published; then edit request to PortalAdmin</w:t>
+            </w:r>
+          </w:p>
+        </w:tc>
+        <w:tc>
+          <w:p>
+            <w:r>
+              <w:rPr>
+                <w:b w:val="false"/>
+                <w:bCs w:val="false"/>
+                <w:sz w:val="17"/>
+                <w:szCs w:val="17"/>
+              </w:rPr>
+              <w:t xml:space="preserve">Owner until approved/published; then edit request to PortalAdmin</w:t>
+            </w:r>
+          </w:p>
+        </w:tc>
+        <w:tc>
+          <w:p>
+            <w:r>
+              <w:rPr>
+                <w:b w:val="false"/>
+                <w:bCs w:val="false"/>
+                <w:sz w:val="17"/>
+                <w:szCs w:val="17"/>
+              </w:rPr>
+              <w:t xml:space="preserve">Owner until approved/published; then edit request to School/Campus/Portal (any one)</w:t>
+            </w:r>
+          </w:p>
+        </w:tc>
+        <w:tc>
+          <w:p>
+            <w:r>
+              <w:rPr>
+                <w:b w:val="false"/>
+                <w:bCs w:val="false"/>
+                <w:sz w:val="17"/>
+                <w:szCs w:val="17"/>
+              </w:rPr>
+              <w:t xml:space="preserve">Owner until approved/published; then edit request to School/Campus/Portal (any one)</w:t>
+            </w:r>
+          </w:p>
+        </w:tc>
+        <w:tc>
+          <w:p>
+            <w:r>
+              <w:rPr>
+                <w:b w:val="false"/>
+                <w:bCs w:val="false"/>
+                <w:sz w:val="17"/>
+                <w:szCs w:val="17"/>
+              </w:rPr>
+              <w:t xml:space="preserve">Owner until approved/published; then edit request to PortalAdmin</w:t>
+            </w:r>
+          </w:p>
+        </w:tc>
+        <w:tc>
+          <w:p>
+            <w:r>
+              <w:rPr>
+                <w:b w:val="false"/>
+                <w:bCs w:val="false"/>
+                <w:sz w:val="17"/>
+                <w:szCs w:val="17"/>
+              </w:rPr>
+              <w:t xml:space="preserve">No</w:t>
+            </w:r>
+          </w:p>
+        </w:tc>
+      </w:tr>
+      <w:tr>
+        <w:tc>
+          <w:p>
+            <w:r>
+              <w:rPr>
+                <w:b w:val="false"/>
+                <w:bCs w:val="false"/>
+                <w:sz w:val="17"/>
+                <w:szCs w:val="17"/>
+              </w:rPr>
+              <w:t xml:space="preserve">Review quiz edit requests</w:t>
+            </w:r>
+          </w:p>
+        </w:tc>
+        <w:tc>
+          <w:p>
+            <w:r>
+              <w:rPr>
+                <w:b w:val="false"/>
+                <w:bCs w:val="false"/>
+                <w:sz w:val="17"/>
+                <w:szCs w:val="17"/>
+              </w:rPr>
+              <w:t xml:space="preserve">Yes (all)</w:t>
+            </w:r>
+          </w:p>
+        </w:tc>
+        <w:tc>
+          <w:p>
+            <w:r>
+              <w:rPr>
+                <w:b w:val="false"/>
+                <w:bCs w:val="false"/>
+                <w:sz w:val="17"/>
+                <w:szCs w:val="17"/>
+              </w:rPr>
+              <w:t xml:space="preserve">Teacher/Coordinator in school (any one may grant)</w:t>
+            </w:r>
+          </w:p>
+        </w:tc>
+        <w:tc>
+          <w:p>
+            <w:r>
+              <w:rPr>
+                <w:b w:val="false"/>
+                <w:bCs w:val="false"/>
+                <w:sz w:val="17"/>
+                <w:szCs w:val="17"/>
+              </w:rPr>
+              <w:t xml:space="preserve">Teacher/Coordinator in campus (any one may grant)</w:t>
+            </w:r>
+          </w:p>
+        </w:tc>
+        <w:tc>
+          <w:p>
+            <w:r>
+              <w:rPr>
+                <w:b w:val="false"/>
+                <w:bCs w:val="false"/>
+                <w:sz w:val="17"/>
+                <w:szCs w:val="17"/>
+              </w:rPr>
+              <w:t xml:space="preserve">No</w:t>
+            </w:r>
+          </w:p>
+        </w:tc>
+        <w:tc>
+          <w:p>
+            <w:r>
+              <w:rPr>
+                <w:b w:val="false"/>
+                <w:bCs w:val="false"/>
+                <w:sz w:val="17"/>
+                <w:szCs w:val="17"/>
+              </w:rPr>
+              <w:t xml:space="preserve">No</w:t>
+            </w:r>
+          </w:p>
+        </w:tc>
+        <w:tc>
+          <w:p>
+            <w:r>
+              <w:rPr>
+                <w:b w:val="false"/>
+                <w:bCs w:val="false"/>
+                <w:sz w:val="17"/>
+                <w:szCs w:val="17"/>
+              </w:rPr>
+              <w:t xml:space="preserve">No</w:t>
             </w:r>
           </w:p>
         </w:tc>
@@ -4455,7 +4944,7 @@
           <w:sz w:val="21"/>
           <w:szCs w:val="21"/>
         </w:rPr>
-        <w:t xml:space="preserve">Ownership / scope: Creator cannot self-approve. Draft (unpublished) visible only to owner + PortalAdmin. Published catalog uses school/campus scope — not creator-only. Edit settings: owner or PortalAdmin only.</w:t>
+        <w:t xml:space="preserve">Ownership / scope: Creator cannot self-approve. Draft (unpublished) visible only to owner + PortalAdmin. Published catalog uses school/campus scope — not creator-only. Owner edits after approval/publish require an edit grant; PortalAdmin may edit in place.</w:t>
       </w:r>
     </w:p>
     <w:p>
@@ -4522,7 +5011,7 @@
           <w:sz w:val="21"/>
           <w:szCs w:val="21"/>
         </w:rPr>
-        <w:t xml:space="preserve">Edit: own quizzes only (settings/questions). PortalAdmin may edit any quiz.</w:t>
+        <w:t xml:space="preserve">Edit: own quizzes only while Draft + Pending/Rejected. After SchoolApproved, Approved, or publish, send an edit request to SchoolAdmin, CampusAdmin, and PortalAdmin (any one may grant). PortalAdmin may edit any quiz.</w:t>
       </w:r>
     </w:p>
     <w:p>
@@ -4624,7 +5113,7 @@
           <w:sz w:val="21"/>
           <w:szCs w:val="21"/>
         </w:rPr>
-        <w:t xml:space="preserve">Cannot access /admin/quiz-approvals queue (SchoolAdmin, CampusAdmin, PortalAdmin only).</w:t>
+        <w:t xml:space="preserve">Cannot access /admin/quiz-approvals or the quiz edit-request queue (SchoolAdmin, CampusAdmin, PortalAdmin only).</w:t>
       </w:r>
     </w:p>
     <w:p>
@@ -4844,7 +5333,7 @@
           <w:sz w:val="21"/>
           <w:szCs w:val="21"/>
         </w:rPr>
-        <w:t xml:space="preserve">Edit settings / questions: PortalAdmin or quiz owner only — school/campus admins may monitor/assign but not edit another author's published quiz.</w:t>
+        <w:t xml:space="preserve">Edit settings / questions: PortalAdmin may edit any in place. Owner may edit only while Draft + Pending/Rejected, or with an unused approved edit grant (see §5b). School/campus admins may monitor/assign but not edit another author's quiz.</w:t>
       </w:r>
     </w:p>
     <w:p>
@@ -11763,7 +12252,7 @@
                 <w:sz w:val="17"/>
                 <w:szCs w:val="17"/>
               </w:rPr>
-              <w:t xml:space="preserve">Update metadata while editable (Draft/Published, no started assignment).</w:t>
+              <w:t xml:space="preserve">Update metadata while editable. Owner: Draft+Pending/Rejected, or unused edit grant. PortalAdmin: Draft/Published (no started assignment). Granted edit → Draft + Pending; resubmit required.</w:t>
             </w:r>
           </w:p>
         </w:tc>
@@ -12352,6 +12841,90 @@
                 <w:szCs w:val="17"/>
               </w:rPr>
               <w:t xml:space="preserve">SchoolAdmin/CampusAdmin/PortalAdmin queue.</w:t>
+            </w:r>
+          </w:p>
+        </w:tc>
+      </w:tr>
+      <w:tr>
+        <w:tc>
+          <w:p>
+            <w:r>
+              <w:rPr>
+                <w:b w:val="false"/>
+                <w:bCs w:val="false"/>
+                <w:sz w:val="17"/>
+                <w:szCs w:val="17"/>
+              </w:rPr>
+              <w:t xml:space="preserve">POST /api/quizzes/{id}/edit-requests</w:t>
+            </w:r>
+          </w:p>
+        </w:tc>
+        <w:tc>
+          <w:p>
+            <w:r>
+              <w:rPr>
+                <w:b w:val="false"/>
+                <w:bCs w:val="false"/>
+                <w:sz w:val="17"/>
+                <w:szCs w:val="17"/>
+              </w:rPr>
+              <w:t xml:space="preserve">Owner requests edit of SchoolApproved/Approved/Published/Assigned quiz (reason ≥10 chars). Teacher/Coordinator: queue SchoolAdmin + CampusAdmin + PortalAdmin. SchoolAdmin/CampusAdmin/Parent/Tutor: PortalAdmin only. Decisions in app_approval (entity_type QuizEditRequest = 2106); request row in app_quiz_edit_request.</w:t>
+            </w:r>
+          </w:p>
+        </w:tc>
+      </w:tr>
+      <w:tr>
+        <w:tc>
+          <w:p>
+            <w:r>
+              <w:rPr>
+                <w:b w:val="false"/>
+                <w:bCs w:val="false"/>
+                <w:sz w:val="17"/>
+                <w:szCs w:val="17"/>
+              </w:rPr>
+              <w:t xml:space="preserve">GET /api/quizzes/edit-requests</w:t>
+            </w:r>
+          </w:p>
+        </w:tc>
+        <w:tc>
+          <w:p>
+            <w:r>
+              <w:rPr>
+                <w:b w:val="false"/>
+                <w:bCs w:val="false"/>
+                <w:sz w:val="17"/>
+                <w:szCs w:val="17"/>
+              </w:rPr>
+              <w:t xml:space="preserve">Pending edit requests queued to the current SchoolAdmin/CampusAdmin/PortalAdmin.</w:t>
+            </w:r>
+          </w:p>
+        </w:tc>
+      </w:tr>
+      <w:tr>
+        <w:tc>
+          <w:p>
+            <w:r>
+              <w:rPr>
+                <w:b w:val="false"/>
+                <w:bCs w:val="false"/>
+                <w:sz w:val="17"/>
+                <w:szCs w:val="17"/>
+              </w:rPr>
+              <w:t xml:space="preserve">POST /api/quizzes/edit-requests/{id}/approve|reject</w:t>
+            </w:r>
+          </w:p>
+        </w:tc>
+        <w:tc>
+          <w:p>
+            <w:r>
+              <w:rPr>
+                <w:b w:val="false"/>
+                <w:bCs w:val="false"/>
+                <w:sz w:val="17"/>
+                <w:szCs w:val="17"/>
+              </w:rPr>
+              <w:t xml:space="preserve">Any queued approver may grant or reject. Approve = one-time edit grant. Reject reason ≥10 chars.</w:t>
             </w:r>
           </w:p>
         </w:tc>
@@ -12804,7 +13377,7 @@
           <w:sz w:val="21"/>
           <w:szCs w:val="21"/>
         </w:rPr>
-        <w:t xml:space="preserve">Expected: Forbidden. Editable only Draft/Published with no started assignment.</w:t>
+        <w:t xml:space="preserve">Expected: Forbidden. Even with an unused edit grant, started assignments stay read-only. Before start: owner needs a grant after SchoolApproved/Approved/Published; PortalAdmin may edit without a request.</w:t>
       </w:r>
     </w:p>
     <w:p>
@@ -13396,7 +13969,7 @@
           <w:sz w:val="24"/>
           <w:szCs w:val="24"/>
         </w:rPr>
-        <w:t xml:space="preserve">QZ-16 — Student only sees permitted audience</w:t>
+        <w:t xml:space="preserve">QZ-24 — Edit request after approval or publish</w:t>
       </w:r>
     </w:p>
     <w:p>
@@ -13408,7 +13981,7 @@
           <w:sz w:val="21"/>
           <w:szCs w:val="21"/>
         </w:rPr>
-        <w:t xml:space="preserve">Steps: Student A is assigned (or Public catalog in window); Student B is neither assigned nor Public-eligible.</w:t>
+        <w:t xml:space="preserve">Steps: Teacher quiz is SchoolApproved (or Published). Teacher sends an edit request; SchoolAdmin or CampusAdmin or PortalAdmin approves; Teacher edits; then resubmits. SchoolAdmin, CampusAdmin, Parent, or Tutor owner sends the request to PortalAdmin only.</w:t>
       </w:r>
     </w:p>
     <w:p>
@@ -13428,7 +14001,7 @@
           <w:sz w:val="21"/>
           <w:szCs w:val="21"/>
         </w:rPr>
-        <w:t xml:space="preserve">Expected: Student A sees the quiz. Student B does not. School/section/multi assign must not open catalog (AudienceScope stays Assigned). Public catalog is window-filtered.</w:t>
+        <w:t xml:space="preserve">Expected: Owner cannot PUT until a grant exists. After save, quiz is Draft + Pending. Owner must Submit for approval again (then reapproval / republish). Assignment-started quizzes cannot be edited or requested.</w:t>
       </w:r>
     </w:p>
     <w:p>
@@ -13444,7 +14017,7 @@
           <w:sz w:val="24"/>
           <w:szCs w:val="24"/>
         </w:rPr>
-        <w:t xml:space="preserve">QZ-17 — ParentPrivate assign scope (Parent / Tutor)</w:t>
+        <w:t xml:space="preserve">QZ-16 — Student only sees permitted audience</w:t>
       </w:r>
     </w:p>
     <w:p>
@@ -13456,7 +14029,7 @@
           <w:sz w:val="21"/>
           <w:szCs w:val="21"/>
         </w:rPr>
-        <w:t xml:space="preserve">Steps: Parent or Tutor tries to assign ParentPrivate quiz to an unrelated student or whole school.</w:t>
+        <w:t xml:space="preserve">Steps: Student A is assigned (or Public catalog in window); Student B is neither assigned nor Public-eligible.</w:t>
       </w:r>
     </w:p>
     <w:p>
@@ -13476,7 +14049,7 @@
           <w:sz w:val="21"/>
           <w:szCs w:val="21"/>
         </w:rPr>
-        <w:t xml:space="preserve">Expected: Rejected. Parent → linked children only. Tutor → tutor-linked students only.</w:t>
+        <w:t xml:space="preserve">Expected: Student A sees the quiz. Student B does not. School/section/multi assign must not open catalog (AudienceScope stays Assigned). Public catalog is window-filtered.</w:t>
       </w:r>
     </w:p>
     <w:p>
@@ -13492,7 +14065,7 @@
           <w:sz w:val="24"/>
           <w:szCs w:val="24"/>
         </w:rPr>
-        <w:t xml:space="preserve">QZ-18 — Time limit countdown and auto-submit</w:t>
+        <w:t xml:space="preserve">QZ-17 — ParentPrivate assign scope (Parent / Tutor)</w:t>
       </w:r>
     </w:p>
     <w:p>
@@ -13504,7 +14077,7 @@
           <w:sz w:val="21"/>
           <w:szCs w:val="21"/>
         </w:rPr>
-        <w:t xml:space="preserve">Steps: Student starts a quiz with TimeLimitMinutes set; waits until remaining time hits zero.</w:t>
+        <w:t xml:space="preserve">Steps: Parent or Tutor tries to assign ParentPrivate quiz to an unrelated student or whole school.</w:t>
       </w:r>
     </w:p>
     <w:p>
@@ -13524,7 +14097,7 @@
           <w:sz w:val="21"/>
           <w:szCs w:val="21"/>
         </w:rPr>
-        <w:t xml:space="preserve">Expected: Countdown is shown; client auto-submits with IsAutoSubmit → AutoSubmitted (83). Server enforces minute budget with grace.</w:t>
+        <w:t xml:space="preserve">Expected: Rejected. Parent → linked children only. Tutor → tutor-linked students only.</w:t>
       </w:r>
     </w:p>
     <w:p>
@@ -13540,7 +14113,7 @@
           <w:sz w:val="24"/>
           <w:szCs w:val="24"/>
         </w:rPr>
-        <w:t xml:space="preserve">QZ-19 — No time limit still respects availability window</w:t>
+        <w:t xml:space="preserve">QZ-18 — Time limit countdown and auto-submit</w:t>
       </w:r>
     </w:p>
     <w:p>
@@ -13552,7 +14125,7 @@
           <w:sz w:val="21"/>
           <w:szCs w:val="21"/>
         </w:rPr>
-        <w:t xml:space="preserve">Steps: Student starts a quiz with TimeLimitMinutes null after EndDateTime has passed.</w:t>
+        <w:t xml:space="preserve">Steps: Student starts a quiz with TimeLimitMinutes set; waits until remaining time hits zero.</w:t>
       </w:r>
     </w:p>
     <w:p>
@@ -13572,7 +14145,7 @@
           <w:sz w:val="21"/>
           <w:szCs w:val="21"/>
         </w:rPr>
-        <w:t xml:space="preserve">Expected: No countdown UI, but start/submit is still rejected; overdue InProgress attempts transition to Expired (84).</w:t>
+        <w:t xml:space="preserve">Expected: Countdown is shown; client auto-submits with IsAutoSubmit → AutoSubmitted (83). Server enforces minute budget with grace.</w:t>
       </w:r>
     </w:p>
     <w:p>
@@ -13588,7 +14161,7 @@
           <w:sz w:val="24"/>
           <w:szCs w:val="24"/>
         </w:rPr>
-        <w:t xml:space="preserve">QZ-20 — Upcoming assign then promote</w:t>
+        <w:t xml:space="preserve">QZ-19 — No time limit still respects availability window</w:t>
       </w:r>
     </w:p>
     <w:p>
@@ -13600,7 +14173,7 @@
           <w:sz w:val="21"/>
           <w:szCs w:val="21"/>
         </w:rPr>
-        <w:t xml:space="preserve">Steps: Teacher assigns with StartAt in the future; later StartAt arrives with no attempt.</w:t>
+        <w:t xml:space="preserve">Steps: Student starts a quiz with TimeLimitMinutes null after EndDateTime has passed.</w:t>
       </w:r>
     </w:p>
     <w:p>
@@ -13620,7 +14193,7 @@
           <w:sz w:val="21"/>
           <w:szCs w:val="21"/>
         </w:rPr>
-        <w:t xml:space="preserve">Expected: Assignment QuizResultStatus starts as Up Coming (25); ExpireOverdueUnattemptedAsync promotes to Not Attempted (24) when the window opens.</w:t>
+        <w:t xml:space="preserve">Expected: No countdown UI, but start/submit is still rejected; overdue InProgress attempts transition to Expired (84).</w:t>
       </w:r>
     </w:p>
     <w:p>
@@ -13636,7 +14209,7 @@
           <w:sz w:val="24"/>
           <w:szCs w:val="24"/>
         </w:rPr>
-        <w:t xml:space="preserve">QZ-22 — School-scoped published visibility (not creator-only)</w:t>
+        <w:t xml:space="preserve">QZ-20 — Upcoming assign then promote</w:t>
       </w:r>
     </w:p>
     <w:p>
@@ -13648,7 +14221,7 @@
           <w:sz w:val="21"/>
           <w:szCs w:val="21"/>
         </w:rPr>
-        <w:t xml:space="preserve">Steps: PortalAdmin creates Quiz A and B for AES school; AES SchoolAdmin creates Quiz C; all three are published. Repeat with ISL school admin when ISL has its own published quizzes.</w:t>
+        <w:t xml:space="preserve">Steps: Teacher assigns with StartAt in the future; later StartAt arrives with no attempt.</w:t>
       </w:r>
     </w:p>
     <w:p>
@@ -13668,7 +14241,7 @@
           <w:sz w:val="21"/>
           <w:szCs w:val="21"/>
         </w:rPr>
-        <w:t xml:space="preserve">Expected: PortalAdmin sees A, B, C. AES SchoolAdmin sees all published AES quizzes (A, B, C) regardless of creator. ISL SchoolAdmin sees published ISL quizzes only (even when created by PortalAdmin or another ISL user). Users outside school/campus scope cannot see those quizzes. Draft quizzes remain owner + PortalAdmin only.</w:t>
+        <w:t xml:space="preserve">Expected: Assignment QuizResultStatus starts as Up Coming (25); ExpireOverdueUnattemptedAsync promotes to Not Attempted (24) when the window opens.</w:t>
       </w:r>
     </w:p>
     <w:p>
@@ -13684,6 +14257,54 @@
           <w:sz w:val="24"/>
           <w:szCs w:val="24"/>
         </w:rPr>
+        <w:t xml:space="preserve">QZ-22 — School-scoped published visibility (not creator-only)</w:t>
+      </w:r>
+    </w:p>
+    <w:p>
+      <w:pPr>
+        <w:spacing w:after="100"/>
+      </w:pPr>
+      <w:r>
+        <w:rPr>
+          <w:sz w:val="21"/>
+          <w:szCs w:val="21"/>
+        </w:rPr>
+        <w:t xml:space="preserve">Steps: PortalAdmin creates Quiz A and B for AES school; AES SchoolAdmin creates Quiz C; all three are published. Repeat with ISL school admin when ISL has its own published quizzes.</w:t>
+      </w:r>
+    </w:p>
+    <w:p>
+      <w:pPr>
+        <w:spacing w:after="100"/>
+        <w:rPr>
+          <w:b/>
+          <w:bCs/>
+          <w:color w:val="166534"/>
+        </w:rPr>
+      </w:pPr>
+      <w:r>
+        <w:rPr>
+          <w:b/>
+          <w:bCs/>
+          <w:color w:val="166534"/>
+          <w:sz w:val="21"/>
+          <w:szCs w:val="21"/>
+        </w:rPr>
+        <w:t xml:space="preserve">Expected: PortalAdmin sees A, B, C. AES SchoolAdmin sees all published AES quizzes (A, B, C) regardless of creator. ISL SchoolAdmin sees published ISL quizzes only (even when created by PortalAdmin or another ISL user). Users outside school/campus scope cannot see those quizzes. Draft quizzes remain owner + PortalAdmin only.</w:t>
+      </w:r>
+    </w:p>
+    <w:p>
+      <w:pPr>
+        <w:pStyle w:val="Heading2"/>
+        <w:spacing w:after="100" w:before="220"/>
+      </w:pPr>
+      <w:r>
+        <w:rPr>
+          <w:b/>
+          <w:bCs/>
+          <w:color w:val="2563EB"/>
+          <w:sz w:val="24"/>
+          <w:szCs w:val="24"/>
+        </w:rPr>
         <w:t xml:space="preserve">QZ-21 — Create defaults preserve bools</w:t>
       </w:r>
     </w:p>
@@ -13783,7 +14404,7 @@
           <w:sz w:val="21"/>
           <w:szCs w:val="21"/>
         </w:rPr>
-        <w:t xml:space="preserve">☐ Pending Approval quizzes: not assignable; students cannot attempt; owner may edit per ownership rules.</w:t>
+        <w:t xml:space="preserve">☐ Pending Approval quizzes: not assignable; students cannot attempt; owner may edit without an edit request.</w:t>
       </w:r>
     </w:p>
     <w:p>
@@ -13987,7 +14608,7 @@
           <w:sz w:val="21"/>
           <w:szCs w:val="21"/>
         </w:rPr>
-        <w:t xml:space="preserve">☐ Edit settings/questions: quiz owner or PortalAdmin only.</w:t>
+        <w:t xml:space="preserve">☐ Edit settings/questions: quiz owner while Draft + Pending/Rejected, or with an unused edit grant after SchoolApproved/Approved/Published; PortalAdmin may edit in place. After a granted save, quiz returns to Draft + Pending — resubmit required. Teacher/Coordinator edit requests: SchoolAdmin, CampusAdmin, or PortalAdmin (any one). SchoolAdmin/CampusAdmin/Parent/Tutor edit requests: PortalAdmin only.</w:t>
       </w:r>
     </w:p>
     <w:p>
@@ -14106,7 +14727,7 @@
           <w:sz w:val="21"/>
           <w:szCs w:val="21"/>
         </w:rPr>
-        <w:t xml:space="preserve">☐ Editable only Draft/Published, not Archived, and no started assignment (Edit settings + /edit route gated).</w:t>
+        <w:t xml:space="preserve">☐ Owner may edit freely only while Draft + Pending or Rejected (and no started assignment). After SchoolApproved, Approved, Published, or Assigned: owner uses Request edit; PortalAdmin may still edit in place.</w:t>
       </w:r>
     </w:p>
     <w:p>
@@ -14649,7 +15270,24 @@
           <w:sz w:val="21"/>
           <w:szCs w:val="21"/>
         </w:rPr>
-        <w:t xml:space="preserve">Automated QZ-01–QZ-21 full-stack E2E (Playwright + test DB) is not built — workflow rules are covered by unit/scenario tests only.</w:t>
+        <w:t xml:space="preserve">Automated QZ-01–QZ-24 full-stack E2E (Playwright + test DB) is not built — workflow rules are covered by unit/scenario tests only.</w:t>
+      </w:r>
+    </w:p>
+    <w:p>
+      <w:pPr>
+        <w:pStyle w:val="ListParagraph"/>
+        <w:numPr>
+          <w:ilvl w:val="0"/>
+          <w:numId w:val="1"/>
+        </w:numPr>
+        <w:spacing w:after="60"/>
+      </w:pPr>
+      <w:r>
+        <w:rPr>
+          <w:sz w:val="21"/>
+          <w:szCs w:val="21"/>
+        </w:rPr>
+        <w:t xml:space="preserve">Mobile quiz manage still needs the Request edit / grant UI; the API already rejects owner edits after approval or publish.</w:t>
       </w:r>
     </w:p>
     <w:p>

--- a/docs/05_RankUp_Quiz_Business_QA.docx
+++ b/docs/05_RankUp_Quiz_Business_QA.docx
@@ -203,7 +203,7 @@
                 <w:sz w:val="17"/>
                 <w:szCs w:val="17"/>
               </w:rPr>
-              <w:t xml:space="preserve">Unpublished. Lifecycle stays Draft until PortalAdmin publishes. Includes Pending Approval and post-approval (Approved/SchoolApproved) waiting for publish. Visible only to owner + PortalAdmin in manage lists. Owner may edit while Pending/Rejected; after SchoolApproved or Approved they must send an edit request (see §5b). Duplicate/delete still follow ownership rules. Not assignable; students cannot attempt.</w:t>
+              <w:t xml:space="preserve">Unpublished. Lifecycle stays Draft until PortalAdmin publishes. Includes WIP (not yet submitted), Pending Approval, and post-approval waiting for publish. WIP is owner-only; after Submit for approval, PortalAdmin and the approver queue may see it. Owner may edit while Pending/Rejected; after SchoolApproved or Approved they must send an edit request (see §5b). Duplicate/delete still follow ownership rules. Not assignable; students cannot attempt.</w:t>
             </w:r>
           </w:p>
         </w:tc>
@@ -445,7 +445,7 @@
                 <w:sz w:val="17"/>
                 <w:szCs w:val="17"/>
               </w:rPr>
-              <w:t xml:space="preserve">Every newly created quiz starts here (create, duplicate, resubmit after reject, or after a granted edit is saved). Awaiting review. Lifecycle remains Draft. Not assignable; students cannot attempt. Owner may edit without an edit request.</w:t>
+              <w:t xml:space="preserve">Every newly created quiz starts here (create, duplicate, resubmit after reject, or after a granted edit is saved). Not in the approver queue until the owner clicks Submit for approval. Lifecycle remains Draft. Not assignable; students cannot attempt. Owner may edit without an edit request.</w:t>
             </w:r>
           </w:p>
         </w:tc>
@@ -486,7 +486,7 @@
                 <w:sz w:val="17"/>
                 <w:szCs w:val="17"/>
               </w:rPr>
-              <w:t xml:space="preserve">SchoolAdmin or CampusAdmin approved a Teacher/Coordinator quiz (Pending → SchoolApproved). Does not publish — lifecycle stays Draft. Owner cannot edit in place; they send an edit request. Not assignable until PortalAdmin publishes. PortalAdmin queue may include SchoolApproved rows.</w:t>
+              <w:t xml:space="preserve">SchoolAdmin or CampusAdmin approved a Teacher/Coordinator quiz (Pending → SchoolApproved). Does not apply to SchoolAdmin/CampusAdmin/Parent/Tutor created quizzes (those skip this step). Does not publish — lifecycle stays Draft. Owner cannot edit in place; they send an edit request. Not assignable until PortalAdmin publishes. PortalAdmin queue may include SchoolApproved rows.</w:t>
             </w:r>
           </w:p>
         </w:tc>
@@ -527,7 +527,7 @@
                 <w:sz w:val="17"/>
                 <w:szCs w:val="17"/>
               </w:rPr>
-              <w:t xml:space="preserve">PortalAdmin final approval (from Pending or SchoolApproved). Does not by itself publish — lifecycle stays Draft until PortalAdmin runs publish. Owner cannot edit in place; they send an edit request. Required before publish for teacher/coordinator quizzes. ParentPrivate: portal approve + publish may occur together via publish endpoint.</w:t>
+              <w:t xml:space="preserve">PortalAdmin final approval. Teacher/Coordinator: from Pending or SchoolApproved. SchoolAdmin/CampusAdmin/Parent/Tutor created: from Pending directly. Does not by itself publish — lifecycle stays Draft until PortalAdmin runs publish. Owner cannot edit in place; they send an edit request. ParentPrivate: portal approve + publish may occur together via publish endpoint.</w:t>
             </w:r>
           </w:p>
         </w:tc>
@@ -621,7 +621,7 @@
           <w:sz w:val="21"/>
           <w:szCs w:val="21"/>
         </w:rPr>
-        <w:t xml:space="preserve">Every newly created quiz starts with Approval=Pending and Lifecycle=Draft.</w:t>
+        <w:t xml:space="preserve">Every newly created quiz starts with Approval=Pending and Lifecycle=Draft. It is owner-only until the owner clicks Submit for approval; then it appears in the approver queue (and PortalAdmin catalog).</w:t>
       </w:r>
     </w:p>
     <w:p>
@@ -689,24 +689,41 @@
           <w:sz w:val="21"/>
           <w:szCs w:val="21"/>
         </w:rPr>
-        <w:t xml:space="preserve">Teacher / Coordinator created quiz: own SchoolAdmin may approve (Pending → SchoolApproved); own CampusAdmin may approve (Pending → SchoolApproved); PortalAdmin may approve (→ Approved) and is the only role that publishes (Draft → Published).</w:t>
-      </w:r>
-    </w:p>
-    <w:p>
-      <w:pPr>
-        <w:pStyle w:val="ListParagraph"/>
-        <w:numPr>
-          <w:ilvl w:val="0"/>
-          <w:numId w:val="1"/>
-        </w:numPr>
-        <w:spacing w:after="60"/>
-      </w:pPr>
-      <w:r>
-        <w:rPr>
-          <w:sz w:val="21"/>
-          <w:szCs w:val="21"/>
-        </w:rPr>
-        <w:t xml:space="preserve">SchoolAdmin and CampusAdmin approval never auto-publishes. After they approve, the quiz remains Draft and unavailable for assignment until PortalAdmin publishes.</w:t>
+        <w:t xml:space="preserve">Teacher / Coordinator created quiz: own SchoolAdmin may approve (Pending → SchoolApproved); own CampusAdmin may approve (Pending → SchoolApproved); PortalAdmin may approve (Pending or SchoolApproved → Approved) and is the only role that publishes (Draft → Published).</w:t>
+      </w:r>
+    </w:p>
+    <w:p>
+      <w:pPr>
+        <w:pStyle w:val="ListParagraph"/>
+        <w:numPr>
+          <w:ilvl w:val="0"/>
+          <w:numId w:val="1"/>
+        </w:numPr>
+        <w:spacing w:after="60"/>
+      </w:pPr>
+      <w:r>
+        <w:rPr>
+          <w:sz w:val="21"/>
+          <w:szCs w:val="21"/>
+        </w:rPr>
+        <w:t xml:space="preserve">SchoolAdmin or CampusAdmin created quiz: PortalAdmin only (Pending → Approved). No SchoolApproved step. Other SchoolAdmins/CampusAdmins cannot endorse it. Same pattern as Parent/Tutor ParentPrivate.</w:t>
+      </w:r>
+    </w:p>
+    <w:p>
+      <w:pPr>
+        <w:pStyle w:val="ListParagraph"/>
+        <w:numPr>
+          <w:ilvl w:val="0"/>
+          <w:numId w:val="1"/>
+        </w:numPr>
+        <w:spacing w:after="60"/>
+      </w:pPr>
+      <w:r>
+        <w:rPr>
+          <w:sz w:val="21"/>
+          <w:szCs w:val="21"/>
+        </w:rPr>
+        <w:t xml:space="preserve">SchoolAdmin and CampusAdmin approval never auto-publishes. After they approve a Teacher/Coordinator quiz, it remains Draft until PortalAdmin publishes.</w:t>
       </w:r>
     </w:p>
     <w:p>
@@ -791,7 +808,7 @@
           <w:sz w:val="21"/>
           <w:szCs w:val="21"/>
         </w:rPr>
-        <w:t xml:space="preserve">Other authorized creators (Parent, Tutor, SchoolAdmin, PortalAdmin) follow the applicable workflow for their role. ParentPrivate (PrivateParent) quizzes: Parent or Tutor create; PortalAdmin approve + publish before assign.</w:t>
+        <w:t xml:space="preserve">Other authorized creators: SchoolAdmin and CampusAdmin create school quiz types and submit to PortalAdmin only (Pending → Approved, then PortalAdmin publishes). ParentPrivate (PrivateParent): Parent or Tutor create; PortalAdmin approve + publish before assign.</w:t>
       </w:r>
     </w:p>
     <w:p>
@@ -2166,7 +2183,7 @@
                 <w:sz w:val="17"/>
                 <w:szCs w:val="17"/>
               </w:rPr>
-              <w:t xml:space="preserve">Submit for approval (Teacher / Coordinator / Parent / Tutor)</w:t>
+              <w:t xml:space="preserve">Submit for approval (Teacher / Coordinator / SchoolAdmin / CampusAdmin / Parent / Tutor)</w:t>
             </w:r>
           </w:p>
         </w:tc>
@@ -2192,7 +2209,7 @@
                 <w:sz w:val="17"/>
                 <w:szCs w:val="17"/>
               </w:rPr>
-              <w:t xml:space="preserve">Owner action (publish endpoint for non–PortalAdmin). Lifecycle stays Draft. ≥1 question. Notifies approvers. Not assignable.</w:t>
+              <w:t xml:space="preserve">Owner action (publish endpoint for non–PortalAdmin). Lifecycle stays Draft. ≥1 question. Teacher/Coordinator notify school+campus+portal. SchoolAdmin/CampusAdmin/Parent/Tutor notify PortalAdmin only. Not assignable.</w:t>
             </w:r>
           </w:p>
         </w:tc>
@@ -2233,7 +2250,7 @@
                 <w:sz w:val="17"/>
                 <w:szCs w:val="17"/>
               </w:rPr>
-              <w:t xml:space="preserve">Teacher/Coordinator quizzes only. Pending → SchoolApproved in own school. Does not publish. Creator cannot self-approve.</w:t>
+              <w:t xml:space="preserve">Teacher/Coordinator quizzes only. Pending → SchoolApproved in own school. Cannot school-approve another SchoolAdmin or CampusAdmin quiz. Does not publish. Creator cannot self-approve.</w:t>
             </w:r>
           </w:p>
         </w:tc>
@@ -2274,7 +2291,7 @@
                 <w:sz w:val="17"/>
                 <w:szCs w:val="17"/>
               </w:rPr>
-              <w:t xml:space="preserve">Teacher/Coordinator quizzes only. Pending → SchoolApproved in own campus. Does not publish. Creator cannot self-approve.</w:t>
+              <w:t xml:space="preserve">Teacher/Coordinator quizzes only. Pending → SchoolApproved in own campus. Cannot school-approve SchoolAdmin/CampusAdmin/Parent/Tutor quizzes. Does not publish. Creator cannot self-approve.</w:t>
             </w:r>
           </w:p>
         </w:tc>
@@ -2315,7 +2332,7 @@
                 <w:sz w:val="17"/>
                 <w:szCs w:val="17"/>
               </w:rPr>
-              <w:t xml:space="preserve">From Pending or SchoolApproved. Does not publish by itself — lifecycle stays Draft until publish step.</w:t>
+              <w:t xml:space="preserve">From Pending (including SchoolAdmin-created) or SchoolApproved. Does not publish by itself — lifecycle stays Draft until publish step.</w:t>
             </w:r>
           </w:p>
         </w:tc>
@@ -2356,7 +2373,7 @@
                 <w:sz w:val="17"/>
                 <w:szCs w:val="17"/>
               </w:rPr>
-              <w:t xml:space="preserve">Draft → Published. Teacher quiz: requires Approved (or SchoolApproved per policy) while Draft. ParentPrivate (Parent/Tutor): portal may approve+publish in one publish action. Only then assignable.</w:t>
+              <w:t xml:space="preserve">Draft → Published. Teacher/Coordinator quiz: requires Approved or SchoolApproved while Draft. SchoolAdmin/CampusAdmin/Parent/Tutor created (and ParentPrivate): portal may approve from Pending, or approve+publish in one publish action. Only then assignable.</w:t>
             </w:r>
           </w:p>
         </w:tc>
@@ -2438,7 +2455,7 @@
                 <w:sz w:val="17"/>
                 <w:szCs w:val="17"/>
               </w:rPr>
-              <w:t xml:space="preserve">In-scope only. Reason required. School/Campus: Pending teacher quizzes. Portal: Pending, SchoolApproved, or ParentPrivate (Parent/Tutor) queue. Creator must resubmit.</w:t>
+              <w:t xml:space="preserve">In-scope only. Reason required. School/Campus: Pending Teacher/Coordinator quizzes only. Portal: Pending (including SchoolAdmin-created), SchoolApproved, or ParentPrivate queue. Creator must resubmit.</w:t>
             </w:r>
           </w:p>
         </w:tc>
@@ -3056,7 +3073,7 @@
           <w:sz w:val="21"/>
           <w:szCs w:val="21"/>
         </w:rPr>
-        <w:t xml:space="preserve">UI: Request edit on /quizzes/:id. SchoolAdmin / CampusAdmin / PortalAdmin review on /quizzes. Decisions in app_approval (entity_type 2106); request row in app_quiz_edit_request.</w:t>
+        <w:t xml:space="preserve">UI: Request edit on /quizzes/:id. SchoolAdmin / CampusAdmin / PortalAdmin use the Edit requests tile on /quizzes. Decisions in app_approval (entity_type 2106); request row in app_quiz_edit_request.</w:t>
       </w:r>
     </w:p>
     <w:p>
@@ -3560,20 +3577,20 @@
                 <w:sz w:val="17"/>
                 <w:szCs w:val="17"/>
               </w:rPr>
-              <w:t xml:space="preserve">N/A</w:t>
-            </w:r>
-          </w:p>
-        </w:tc>
-        <w:tc>
-          <w:p>
-            <w:r>
-              <w:rPr>
-                <w:b w:val="false"/>
-                <w:bCs w:val="false"/>
-                <w:sz w:val="17"/>
-                <w:szCs w:val="17"/>
-              </w:rPr>
-              <w:t xml:space="preserve">N/A</w:t>
+              <w:t xml:space="preserve">Yes (own)</w:t>
+            </w:r>
+          </w:p>
+        </w:tc>
+        <w:tc>
+          <w:p>
+            <w:r>
+              <w:rPr>
+                <w:b w:val="false"/>
+                <w:bCs w:val="false"/>
+                <w:sz w:val="17"/>
+                <w:szCs w:val="17"/>
+              </w:rPr>
+              <w:t xml:space="preserve">Yes (own)</w:t>
             </w:r>
           </w:p>
         </w:tc>
@@ -3746,6 +3763,112 @@
                 <w:sz w:val="17"/>
                 <w:szCs w:val="17"/>
               </w:rPr>
+              <w:t xml:space="preserve">Approve SchoolAdmin/CampusAdmin-created quizzes</w:t>
+            </w:r>
+          </w:p>
+        </w:tc>
+        <w:tc>
+          <w:p>
+            <w:r>
+              <w:rPr>
+                <w:b w:val="false"/>
+                <w:bCs w:val="false"/>
+                <w:sz w:val="17"/>
+                <w:szCs w:val="17"/>
+              </w:rPr>
+              <w:t xml:space="preserve">Yes (Pending → Approved)</w:t>
+            </w:r>
+          </w:p>
+        </w:tc>
+        <w:tc>
+          <w:p>
+            <w:r>
+              <w:rPr>
+                <w:b w:val="false"/>
+                <w:bCs w:val="false"/>
+                <w:sz w:val="17"/>
+                <w:szCs w:val="17"/>
+              </w:rPr>
+              <w:t xml:space="preserve">No (PortalAdmin only)</w:t>
+            </w:r>
+          </w:p>
+        </w:tc>
+        <w:tc>
+          <w:p>
+            <w:r>
+              <w:rPr>
+                <w:b w:val="false"/>
+                <w:bCs w:val="false"/>
+                <w:sz w:val="17"/>
+                <w:szCs w:val="17"/>
+              </w:rPr>
+              <w:t xml:space="preserve">No (PortalAdmin only)</w:t>
+            </w:r>
+          </w:p>
+        </w:tc>
+        <w:tc>
+          <w:p>
+            <w:r>
+              <w:rPr>
+                <w:b w:val="false"/>
+                <w:bCs w:val="false"/>
+                <w:sz w:val="17"/>
+                <w:szCs w:val="17"/>
+              </w:rPr>
+              <w:t xml:space="preserve">No</w:t>
+            </w:r>
+          </w:p>
+        </w:tc>
+        <w:tc>
+          <w:p>
+            <w:r>
+              <w:rPr>
+                <w:b w:val="false"/>
+                <w:bCs w:val="false"/>
+                <w:sz w:val="17"/>
+                <w:szCs w:val="17"/>
+              </w:rPr>
+              <w:t xml:space="preserve">No</w:t>
+            </w:r>
+          </w:p>
+        </w:tc>
+        <w:tc>
+          <w:p>
+            <w:r>
+              <w:rPr>
+                <w:b w:val="false"/>
+                <w:bCs w:val="false"/>
+                <w:sz w:val="17"/>
+                <w:szCs w:val="17"/>
+              </w:rPr>
+              <w:t xml:space="preserve">No</w:t>
+            </w:r>
+          </w:p>
+        </w:tc>
+        <w:tc>
+          <w:p>
+            <w:r>
+              <w:rPr>
+                <w:b w:val="false"/>
+                <w:bCs w:val="false"/>
+                <w:sz w:val="17"/>
+                <w:szCs w:val="17"/>
+              </w:rPr>
+              <w:t xml:space="preserve">No</w:t>
+            </w:r>
+          </w:p>
+        </w:tc>
+      </w:tr>
+      <w:tr>
+        <w:tc>
+          <w:p>
+            <w:r>
+              <w:rPr>
+                <w:b w:val="false"/>
+                <w:bCs w:val="false"/>
+                <w:sz w:val="17"/>
+                <w:szCs w:val="17"/>
+              </w:rPr>
               <w:t xml:space="preserve">Reject quizzes (in scope)</w:t>
             </w:r>
           </w:p>
@@ -4289,33 +4412,33 @@
                 <w:sz w:val="17"/>
                 <w:szCs w:val="17"/>
               </w:rPr>
-              <w:t xml:space="preserve">Yes (+ SchoolApproved + ParentPrivate)</w:t>
-            </w:r>
-          </w:p>
-        </w:tc>
-        <w:tc>
-          <w:p>
-            <w:r>
-              <w:rPr>
-                <w:b w:val="false"/>
-                <w:bCs w:val="false"/>
-                <w:sz w:val="17"/>
-                <w:szCs w:val="17"/>
-              </w:rPr>
-              <w:t xml:space="preserve">Pending in school</w:t>
-            </w:r>
-          </w:p>
-        </w:tc>
-        <w:tc>
-          <w:p>
-            <w:r>
-              <w:rPr>
-                <w:b w:val="false"/>
-                <w:bCs w:val="false"/>
-                <w:sz w:val="17"/>
-                <w:szCs w:val="17"/>
-              </w:rPr>
-              <w:t xml:space="preserve">Pending in campus</w:t>
+              <w:t xml:space="preserve">Yes (Teacher/Coordinator Pending + SchoolApproved + SchoolAdmin/CampusAdmin/ParentPrivate Pending)</w:t>
+            </w:r>
+          </w:p>
+        </w:tc>
+        <w:tc>
+          <w:p>
+            <w:r>
+              <w:rPr>
+                <w:b w:val="false"/>
+                <w:bCs w:val="false"/>
+                <w:sz w:val="17"/>
+                <w:szCs w:val="17"/>
+              </w:rPr>
+              <w:t xml:space="preserve">Pending Teacher/Coordinator in school</w:t>
+            </w:r>
+          </w:p>
+        </w:tc>
+        <w:tc>
+          <w:p>
+            <w:r>
+              <w:rPr>
+                <w:b w:val="false"/>
+                <w:bCs w:val="false"/>
+                <w:sz w:val="17"/>
+                <w:szCs w:val="17"/>
+              </w:rPr>
+              <w:t xml:space="preserve">Pending Teacher/Coordinator in campus</w:t>
             </w:r>
           </w:p>
         </w:tc>
@@ -4395,6 +4518,112 @@
                 <w:sz w:val="17"/>
                 <w:szCs w:val="17"/>
               </w:rPr>
+              <w:t xml:space="preserve">Own WIP; others only after submit for approval</w:t>
+            </w:r>
+          </w:p>
+        </w:tc>
+        <w:tc>
+          <w:p>
+            <w:r>
+              <w:rPr>
+                <w:b w:val="false"/>
+                <w:bCs w:val="false"/>
+                <w:sz w:val="17"/>
+                <w:szCs w:val="17"/>
+              </w:rPr>
+              <w:t xml:space="preserve">Own drafts only</w:t>
+            </w:r>
+          </w:p>
+        </w:tc>
+        <w:tc>
+          <w:p>
+            <w:r>
+              <w:rPr>
+                <w:b w:val="false"/>
+                <w:bCs w:val="false"/>
+                <w:sz w:val="17"/>
+                <w:szCs w:val="17"/>
+              </w:rPr>
+              <w:t xml:space="preserve">Own drafts only</w:t>
+            </w:r>
+          </w:p>
+        </w:tc>
+        <w:tc>
+          <w:p>
+            <w:r>
+              <w:rPr>
+                <w:b w:val="false"/>
+                <w:bCs w:val="false"/>
+                <w:sz w:val="17"/>
+                <w:szCs w:val="17"/>
+              </w:rPr>
+              <w:t xml:space="preserve">Own</w:t>
+            </w:r>
+          </w:p>
+        </w:tc>
+        <w:tc>
+          <w:p>
+            <w:r>
+              <w:rPr>
+                <w:b w:val="false"/>
+                <w:bCs w:val="false"/>
+                <w:sz w:val="17"/>
+                <w:szCs w:val="17"/>
+              </w:rPr>
+              <w:t xml:space="preserve">Own</w:t>
+            </w:r>
+          </w:p>
+        </w:tc>
+        <w:tc>
+          <w:p>
+            <w:r>
+              <w:rPr>
+                <w:b w:val="false"/>
+                <w:bCs w:val="false"/>
+                <w:sz w:val="17"/>
+                <w:szCs w:val="17"/>
+              </w:rPr>
+              <w:t xml:space="preserve">Own (Parent/Tutor)</w:t>
+            </w:r>
+          </w:p>
+        </w:tc>
+        <w:tc>
+          <w:p>
+            <w:r>
+              <w:rPr>
+                <w:b w:val="false"/>
+                <w:bCs w:val="false"/>
+                <w:sz w:val="17"/>
+                <w:szCs w:val="17"/>
+              </w:rPr>
+              <w:t xml:space="preserve">No</w:t>
+            </w:r>
+          </w:p>
+        </w:tc>
+      </w:tr>
+      <w:tr>
+        <w:tc>
+          <w:p>
+            <w:r>
+              <w:rPr>
+                <w:b w:val="false"/>
+                <w:bCs w:val="false"/>
+                <w:sz w:val="17"/>
+                <w:szCs w:val="17"/>
+              </w:rPr>
+              <w:t xml:space="preserve">List / view Published quizzes (manage catalog)</w:t>
+            </w:r>
+          </w:p>
+        </w:tc>
+        <w:tc>
+          <w:p>
+            <w:r>
+              <w:rPr>
+                <w:b w:val="false"/>
+                <w:bCs w:val="false"/>
+                <w:sz w:val="17"/>
+                <w:szCs w:val="17"/>
+              </w:rPr>
               <w:t xml:space="preserve">All</w:t>
             </w:r>
           </w:p>
@@ -4408,20 +4637,271 @@
                 <w:sz w:val="17"/>
                 <w:szCs w:val="17"/>
               </w:rPr>
-              <w:t xml:space="preserve">Own drafts only</w:t>
-            </w:r>
-          </w:p>
-        </w:tc>
-        <w:tc>
-          <w:p>
-            <w:r>
-              <w:rPr>
-                <w:b w:val="false"/>
-                <w:bCs w:val="false"/>
-                <w:sz w:val="17"/>
-                <w:szCs w:val="17"/>
-              </w:rPr>
-              <w:t xml:space="preserve">Own drafts only</w:t>
+              <w:t xml:space="preserve">School scope (any creator)</w:t>
+            </w:r>
+          </w:p>
+        </w:tc>
+        <w:tc>
+          <w:p>
+            <w:r>
+              <w:rPr>
+                <w:b w:val="false"/>
+                <w:bCs w:val="false"/>
+                <w:sz w:val="17"/>
+                <w:szCs w:val="17"/>
+              </w:rPr>
+              <w:t xml:space="preserve">Campus + school-wide in campus</w:t>
+            </w:r>
+          </w:p>
+        </w:tc>
+        <w:tc>
+          <w:p>
+            <w:r>
+              <w:rPr>
+                <w:b w:val="false"/>
+                <w:bCs w:val="false"/>
+                <w:sz w:val="17"/>
+                <w:szCs w:val="17"/>
+              </w:rPr>
+              <w:t xml:space="preserve">Campus scope (any creator)</w:t>
+            </w:r>
+          </w:p>
+        </w:tc>
+        <w:tc>
+          <w:p>
+            <w:r>
+              <w:rPr>
+                <w:b w:val="false"/>
+                <w:bCs w:val="false"/>
+                <w:sz w:val="17"/>
+                <w:szCs w:val="17"/>
+              </w:rPr>
+              <w:t xml:space="preserve">Campus scope (any creator)</w:t>
+            </w:r>
+          </w:p>
+        </w:tc>
+        <w:tc>
+          <w:p>
+            <w:r>
+              <w:rPr>
+                <w:b w:val="false"/>
+                <w:bCs w:val="false"/>
+                <w:sz w:val="17"/>
+                <w:szCs w:val="17"/>
+              </w:rPr>
+              <w:t xml:space="preserve">Own + linked assignments (Parent/Tutor)</w:t>
+            </w:r>
+          </w:p>
+        </w:tc>
+        <w:tc>
+          <w:p>
+            <w:r>
+              <w:rPr>
+                <w:b w:val="false"/>
+                <w:bCs w:val="false"/>
+                <w:sz w:val="17"/>
+                <w:szCs w:val="17"/>
+              </w:rPr>
+              <w:t xml:space="preserve">No</w:t>
+            </w:r>
+          </w:p>
+        </w:tc>
+      </w:tr>
+      <w:tr>
+        <w:tc>
+          <w:p>
+            <w:r>
+              <w:rPr>
+                <w:b w:val="false"/>
+                <w:bCs w:val="false"/>
+                <w:sz w:val="17"/>
+                <w:szCs w:val="17"/>
+              </w:rPr>
+              <w:t xml:space="preserve">Take attempts / save draft / submit</w:t>
+            </w:r>
+          </w:p>
+        </w:tc>
+        <w:tc>
+          <w:p>
+            <w:r>
+              <w:rPr>
+                <w:b w:val="false"/>
+                <w:bCs w:val="false"/>
+                <w:sz w:val="17"/>
+                <w:szCs w:val="17"/>
+              </w:rPr>
+              <w:t xml:space="preserve">No</w:t>
+            </w:r>
+          </w:p>
+        </w:tc>
+        <w:tc>
+          <w:p>
+            <w:r>
+              <w:rPr>
+                <w:b w:val="false"/>
+                <w:bCs w:val="false"/>
+                <w:sz w:val="17"/>
+                <w:szCs w:val="17"/>
+              </w:rPr>
+              <w:t xml:space="preserve">No</w:t>
+            </w:r>
+          </w:p>
+        </w:tc>
+        <w:tc>
+          <w:p>
+            <w:r>
+              <w:rPr>
+                <w:b w:val="false"/>
+                <w:bCs w:val="false"/>
+                <w:sz w:val="17"/>
+                <w:szCs w:val="17"/>
+              </w:rPr>
+              <w:t xml:space="preserve">No</w:t>
+            </w:r>
+          </w:p>
+        </w:tc>
+        <w:tc>
+          <w:p>
+            <w:r>
+              <w:rPr>
+                <w:b w:val="false"/>
+                <w:bCs w:val="false"/>
+                <w:sz w:val="17"/>
+                <w:szCs w:val="17"/>
+              </w:rPr>
+              <w:t xml:space="preserve">No</w:t>
+            </w:r>
+          </w:p>
+        </w:tc>
+        <w:tc>
+          <w:p>
+            <w:r>
+              <w:rPr>
+                <w:b w:val="false"/>
+                <w:bCs w:val="false"/>
+                <w:sz w:val="17"/>
+                <w:szCs w:val="17"/>
+              </w:rPr>
+              <w:t xml:space="preserve">No</w:t>
+            </w:r>
+          </w:p>
+        </w:tc>
+        <w:tc>
+          <w:p>
+            <w:r>
+              <w:rPr>
+                <w:b w:val="false"/>
+                <w:bCs w:val="false"/>
+                <w:sz w:val="17"/>
+                <w:szCs w:val="17"/>
+              </w:rPr>
+              <w:t xml:space="preserve">No</w:t>
+            </w:r>
+          </w:p>
+        </w:tc>
+        <w:tc>
+          <w:p>
+            <w:r>
+              <w:rPr>
+                <w:b w:val="false"/>
+                <w:bCs w:val="false"/>
+                <w:sz w:val="17"/>
+                <w:szCs w:val="17"/>
+              </w:rPr>
+              <w:t xml:space="preserve">Yes</w:t>
+            </w:r>
+          </w:p>
+        </w:tc>
+      </w:tr>
+      <w:tr>
+        <w:tc>
+          <w:p>
+            <w:r>
+              <w:rPr>
+                <w:b w:val="false"/>
+                <w:bCs w:val="false"/>
+                <w:sz w:val="17"/>
+                <w:szCs w:val="17"/>
+              </w:rPr>
+              <w:t xml:space="preserve">View attempt result</w:t>
+            </w:r>
+          </w:p>
+        </w:tc>
+        <w:tc>
+          <w:p>
+            <w:r>
+              <w:rPr>
+                <w:b w:val="false"/>
+                <w:bCs w:val="false"/>
+                <w:sz w:val="17"/>
+                <w:szCs w:val="17"/>
+              </w:rPr>
+              <w:t xml:space="preserve">No</w:t>
+            </w:r>
+          </w:p>
+        </w:tc>
+        <w:tc>
+          <w:p>
+            <w:r>
+              <w:rPr>
+                <w:b w:val="false"/>
+                <w:bCs w:val="false"/>
+                <w:sz w:val="17"/>
+                <w:szCs w:val="17"/>
+              </w:rPr>
+              <w:t xml:space="preserve">No</w:t>
+            </w:r>
+          </w:p>
+        </w:tc>
+        <w:tc>
+          <w:p>
+            <w:r>
+              <w:rPr>
+                <w:b w:val="false"/>
+                <w:bCs w:val="false"/>
+                <w:sz w:val="17"/>
+                <w:szCs w:val="17"/>
+              </w:rPr>
+              <w:t xml:space="preserve">No</w:t>
+            </w:r>
+          </w:p>
+        </w:tc>
+        <w:tc>
+          <w:p>
+            <w:r>
+              <w:rPr>
+                <w:b w:val="false"/>
+                <w:bCs w:val="false"/>
+                <w:sz w:val="17"/>
+                <w:szCs w:val="17"/>
+              </w:rPr>
+              <w:t xml:space="preserve">No</w:t>
+            </w:r>
+          </w:p>
+        </w:tc>
+        <w:tc>
+          <w:p>
+            <w:r>
+              <w:rPr>
+                <w:b w:val="false"/>
+                <w:bCs w:val="false"/>
+                <w:sz w:val="17"/>
+                <w:szCs w:val="17"/>
+              </w:rPr>
+              <w:t xml:space="preserve">No</w:t>
+            </w:r>
+          </w:p>
+        </w:tc>
+        <w:tc>
+          <w:p>
+            <w:r>
+              <w:rPr>
+                <w:b w:val="false"/>
+                <w:bCs w:val="false"/>
+                <w:sz w:val="17"/>
+                <w:szCs w:val="17"/>
+              </w:rPr>
+              <w:t xml:space="preserve">Linked child / student</w:t>
             </w:r>
           </w:p>
         </w:tc>
@@ -4438,29 +4918,44 @@
             </w:r>
           </w:p>
         </w:tc>
-        <w:tc>
-          <w:p>
-            <w:r>
-              <w:rPr>
-                <w:b w:val="false"/>
-                <w:bCs w:val="false"/>
-                <w:sz w:val="17"/>
-                <w:szCs w:val="17"/>
-              </w:rPr>
-              <w:t xml:space="preserve">Own</w:t>
-            </w:r>
-          </w:p>
-        </w:tc>
-        <w:tc>
-          <w:p>
-            <w:r>
-              <w:rPr>
-                <w:b w:val="false"/>
-                <w:bCs w:val="false"/>
-                <w:sz w:val="17"/>
-                <w:szCs w:val="17"/>
-              </w:rPr>
-              <w:t xml:space="preserve">Own (Parent/Tutor)</w:t>
+      </w:tr>
+      <w:tr>
+        <w:tc>
+          <w:p>
+            <w:r>
+              <w:rPr>
+                <w:b w:val="false"/>
+                <w:bCs w:val="false"/>
+                <w:sz w:val="17"/>
+                <w:szCs w:val="17"/>
+              </w:rPr>
+              <w:t xml:space="preserve">Reports (summary / rankings / performance)</w:t>
+            </w:r>
+          </w:p>
+        </w:tc>
+        <w:tc>
+          <w:p>
+            <w:r>
+              <w:rPr>
+                <w:b w:val="false"/>
+                <w:bCs w:val="false"/>
+                <w:sz w:val="17"/>
+                <w:szCs w:val="17"/>
+              </w:rPr>
+              <w:t xml:space="preserve">Yes</w:t>
+            </w:r>
+          </w:p>
+        </w:tc>
+        <w:tc>
+          <w:p>
+            <w:r>
+              <w:rPr>
+                <w:b w:val="false"/>
+                <w:bCs w:val="false"/>
+                <w:sz w:val="17"/>
+                <w:szCs w:val="17"/>
+              </w:rPr>
+              <w:t xml:space="preserve">School</w:t>
             </w:r>
           </w:p>
         </w:tc>
@@ -4477,96 +4972,29 @@
             </w:r>
           </w:p>
         </w:tc>
-      </w:tr>
-      <w:tr>
-        <w:tc>
-          <w:p>
-            <w:r>
-              <w:rPr>
-                <w:b w:val="false"/>
-                <w:bCs w:val="false"/>
-                <w:sz w:val="17"/>
-                <w:szCs w:val="17"/>
-              </w:rPr>
-              <w:t xml:space="preserve">List / view Published quizzes (manage catalog)</w:t>
-            </w:r>
-          </w:p>
-        </w:tc>
-        <w:tc>
-          <w:p>
-            <w:r>
-              <w:rPr>
-                <w:b w:val="false"/>
-                <w:bCs w:val="false"/>
-                <w:sz w:val="17"/>
-                <w:szCs w:val="17"/>
-              </w:rPr>
-              <w:t xml:space="preserve">All</w:t>
-            </w:r>
-          </w:p>
-        </w:tc>
-        <w:tc>
-          <w:p>
-            <w:r>
-              <w:rPr>
-                <w:b w:val="false"/>
-                <w:bCs w:val="false"/>
-                <w:sz w:val="17"/>
-                <w:szCs w:val="17"/>
-              </w:rPr>
-              <w:t xml:space="preserve">School scope (any creator)</w:t>
-            </w:r>
-          </w:p>
-        </w:tc>
-        <w:tc>
-          <w:p>
-            <w:r>
-              <w:rPr>
-                <w:b w:val="false"/>
-                <w:bCs w:val="false"/>
-                <w:sz w:val="17"/>
-                <w:szCs w:val="17"/>
-              </w:rPr>
-              <w:t xml:space="preserve">Campus + school-wide in campus</w:t>
-            </w:r>
-          </w:p>
-        </w:tc>
-        <w:tc>
-          <w:p>
-            <w:r>
-              <w:rPr>
-                <w:b w:val="false"/>
-                <w:bCs w:val="false"/>
-                <w:sz w:val="17"/>
-                <w:szCs w:val="17"/>
-              </w:rPr>
-              <w:t xml:space="preserve">Campus scope (any creator)</w:t>
-            </w:r>
-          </w:p>
-        </w:tc>
-        <w:tc>
-          <w:p>
-            <w:r>
-              <w:rPr>
-                <w:b w:val="false"/>
-                <w:bCs w:val="false"/>
-                <w:sz w:val="17"/>
-                <w:szCs w:val="17"/>
-              </w:rPr>
-              <w:t xml:space="preserve">Campus scope (any creator)</w:t>
-            </w:r>
-          </w:p>
-        </w:tc>
-        <w:tc>
-          <w:p>
-            <w:r>
-              <w:rPr>
-                <w:b w:val="false"/>
-                <w:bCs w:val="false"/>
-                <w:sz w:val="17"/>
-                <w:szCs w:val="17"/>
-              </w:rPr>
-              <w:t xml:space="preserve">Own + linked assignments (Parent/Tutor)</w:t>
+        <w:tc>
+          <w:p>
+            <w:r>
+              <w:rPr>
+                <w:b w:val="false"/>
+                <w:bCs w:val="false"/>
+                <w:sz w:val="17"/>
+                <w:szCs w:val="17"/>
+              </w:rPr>
+              <w:t xml:space="preserve">Own quizzes</w:t>
+            </w:r>
+          </w:p>
+        </w:tc>
+        <w:tc>
+          <w:p>
+            <w:r>
+              <w:rPr>
+                <w:b w:val="false"/>
+                <w:bCs w:val="false"/>
+                <w:sz w:val="17"/>
+                <w:szCs w:val="17"/>
+              </w:rPr>
+              <w:t xml:space="preserve">Own quizzes</w:t>
             </w:r>
           </w:p>
         </w:tc>
@@ -4583,311 +5011,6 @@
             </w:r>
           </w:p>
         </w:tc>
-      </w:tr>
-      <w:tr>
-        <w:tc>
-          <w:p>
-            <w:r>
-              <w:rPr>
-                <w:b w:val="false"/>
-                <w:bCs w:val="false"/>
-                <w:sz w:val="17"/>
-                <w:szCs w:val="17"/>
-              </w:rPr>
-              <w:t xml:space="preserve">Take attempts / save draft / submit</w:t>
-            </w:r>
-          </w:p>
-        </w:tc>
-        <w:tc>
-          <w:p>
-            <w:r>
-              <w:rPr>
-                <w:b w:val="false"/>
-                <w:bCs w:val="false"/>
-                <w:sz w:val="17"/>
-                <w:szCs w:val="17"/>
-              </w:rPr>
-              <w:t xml:space="preserve">No</w:t>
-            </w:r>
-          </w:p>
-        </w:tc>
-        <w:tc>
-          <w:p>
-            <w:r>
-              <w:rPr>
-                <w:b w:val="false"/>
-                <w:bCs w:val="false"/>
-                <w:sz w:val="17"/>
-                <w:szCs w:val="17"/>
-              </w:rPr>
-              <w:t xml:space="preserve">No</w:t>
-            </w:r>
-          </w:p>
-        </w:tc>
-        <w:tc>
-          <w:p>
-            <w:r>
-              <w:rPr>
-                <w:b w:val="false"/>
-                <w:bCs w:val="false"/>
-                <w:sz w:val="17"/>
-                <w:szCs w:val="17"/>
-              </w:rPr>
-              <w:t xml:space="preserve">No</w:t>
-            </w:r>
-          </w:p>
-        </w:tc>
-        <w:tc>
-          <w:p>
-            <w:r>
-              <w:rPr>
-                <w:b w:val="false"/>
-                <w:bCs w:val="false"/>
-                <w:sz w:val="17"/>
-                <w:szCs w:val="17"/>
-              </w:rPr>
-              <w:t xml:space="preserve">No</w:t>
-            </w:r>
-          </w:p>
-        </w:tc>
-        <w:tc>
-          <w:p>
-            <w:r>
-              <w:rPr>
-                <w:b w:val="false"/>
-                <w:bCs w:val="false"/>
-                <w:sz w:val="17"/>
-                <w:szCs w:val="17"/>
-              </w:rPr>
-              <w:t xml:space="preserve">No</w:t>
-            </w:r>
-          </w:p>
-        </w:tc>
-        <w:tc>
-          <w:p>
-            <w:r>
-              <w:rPr>
-                <w:b w:val="false"/>
-                <w:bCs w:val="false"/>
-                <w:sz w:val="17"/>
-                <w:szCs w:val="17"/>
-              </w:rPr>
-              <w:t xml:space="preserve">No</w:t>
-            </w:r>
-          </w:p>
-        </w:tc>
-        <w:tc>
-          <w:p>
-            <w:r>
-              <w:rPr>
-                <w:b w:val="false"/>
-                <w:bCs w:val="false"/>
-                <w:sz w:val="17"/>
-                <w:szCs w:val="17"/>
-              </w:rPr>
-              <w:t xml:space="preserve">Yes</w:t>
-            </w:r>
-          </w:p>
-        </w:tc>
-      </w:tr>
-      <w:tr>
-        <w:tc>
-          <w:p>
-            <w:r>
-              <w:rPr>
-                <w:b w:val="false"/>
-                <w:bCs w:val="false"/>
-                <w:sz w:val="17"/>
-                <w:szCs w:val="17"/>
-              </w:rPr>
-              <w:t xml:space="preserve">View attempt result</w:t>
-            </w:r>
-          </w:p>
-        </w:tc>
-        <w:tc>
-          <w:p>
-            <w:r>
-              <w:rPr>
-                <w:b w:val="false"/>
-                <w:bCs w:val="false"/>
-                <w:sz w:val="17"/>
-                <w:szCs w:val="17"/>
-              </w:rPr>
-              <w:t xml:space="preserve">No</w:t>
-            </w:r>
-          </w:p>
-        </w:tc>
-        <w:tc>
-          <w:p>
-            <w:r>
-              <w:rPr>
-                <w:b w:val="false"/>
-                <w:bCs w:val="false"/>
-                <w:sz w:val="17"/>
-                <w:szCs w:val="17"/>
-              </w:rPr>
-              <w:t xml:space="preserve">No</w:t>
-            </w:r>
-          </w:p>
-        </w:tc>
-        <w:tc>
-          <w:p>
-            <w:r>
-              <w:rPr>
-                <w:b w:val="false"/>
-                <w:bCs w:val="false"/>
-                <w:sz w:val="17"/>
-                <w:szCs w:val="17"/>
-              </w:rPr>
-              <w:t xml:space="preserve">No</w:t>
-            </w:r>
-          </w:p>
-        </w:tc>
-        <w:tc>
-          <w:p>
-            <w:r>
-              <w:rPr>
-                <w:b w:val="false"/>
-                <w:bCs w:val="false"/>
-                <w:sz w:val="17"/>
-                <w:szCs w:val="17"/>
-              </w:rPr>
-              <w:t xml:space="preserve">No</w:t>
-            </w:r>
-          </w:p>
-        </w:tc>
-        <w:tc>
-          <w:p>
-            <w:r>
-              <w:rPr>
-                <w:b w:val="false"/>
-                <w:bCs w:val="false"/>
-                <w:sz w:val="17"/>
-                <w:szCs w:val="17"/>
-              </w:rPr>
-              <w:t xml:space="preserve">No</w:t>
-            </w:r>
-          </w:p>
-        </w:tc>
-        <w:tc>
-          <w:p>
-            <w:r>
-              <w:rPr>
-                <w:b w:val="false"/>
-                <w:bCs w:val="false"/>
-                <w:sz w:val="17"/>
-                <w:szCs w:val="17"/>
-              </w:rPr>
-              <w:t xml:space="preserve">Linked child / student</w:t>
-            </w:r>
-          </w:p>
-        </w:tc>
-        <w:tc>
-          <w:p>
-            <w:r>
-              <w:rPr>
-                <w:b w:val="false"/>
-                <w:bCs w:val="false"/>
-                <w:sz w:val="17"/>
-                <w:szCs w:val="17"/>
-              </w:rPr>
-              <w:t xml:space="preserve">Own</w:t>
-            </w:r>
-          </w:p>
-        </w:tc>
-      </w:tr>
-      <w:tr>
-        <w:tc>
-          <w:p>
-            <w:r>
-              <w:rPr>
-                <w:b w:val="false"/>
-                <w:bCs w:val="false"/>
-                <w:sz w:val="17"/>
-                <w:szCs w:val="17"/>
-              </w:rPr>
-              <w:t xml:space="preserve">Reports (summary / rankings / performance)</w:t>
-            </w:r>
-          </w:p>
-        </w:tc>
-        <w:tc>
-          <w:p>
-            <w:r>
-              <w:rPr>
-                <w:b w:val="false"/>
-                <w:bCs w:val="false"/>
-                <w:sz w:val="17"/>
-                <w:szCs w:val="17"/>
-              </w:rPr>
-              <w:t xml:space="preserve">Yes</w:t>
-            </w:r>
-          </w:p>
-        </w:tc>
-        <w:tc>
-          <w:p>
-            <w:r>
-              <w:rPr>
-                <w:b w:val="false"/>
-                <w:bCs w:val="false"/>
-                <w:sz w:val="17"/>
-                <w:szCs w:val="17"/>
-              </w:rPr>
-              <w:t xml:space="preserve">School</w:t>
-            </w:r>
-          </w:p>
-        </w:tc>
-        <w:tc>
-          <w:p>
-            <w:r>
-              <w:rPr>
-                <w:b w:val="false"/>
-                <w:bCs w:val="false"/>
-                <w:sz w:val="17"/>
-                <w:szCs w:val="17"/>
-              </w:rPr>
-              <w:t xml:space="preserve">No</w:t>
-            </w:r>
-          </w:p>
-        </w:tc>
-        <w:tc>
-          <w:p>
-            <w:r>
-              <w:rPr>
-                <w:b w:val="false"/>
-                <w:bCs w:val="false"/>
-                <w:sz w:val="17"/>
-                <w:szCs w:val="17"/>
-              </w:rPr>
-              <w:t xml:space="preserve">Own quizzes</w:t>
-            </w:r>
-          </w:p>
-        </w:tc>
-        <w:tc>
-          <w:p>
-            <w:r>
-              <w:rPr>
-                <w:b w:val="false"/>
-                <w:bCs w:val="false"/>
-                <w:sz w:val="17"/>
-                <w:szCs w:val="17"/>
-              </w:rPr>
-              <w:t xml:space="preserve">Own quizzes</w:t>
-            </w:r>
-          </w:p>
-        </w:tc>
-        <w:tc>
-          <w:p>
-            <w:r>
-              <w:rPr>
-                <w:b w:val="false"/>
-                <w:bCs w:val="false"/>
-                <w:sz w:val="17"/>
-                <w:szCs w:val="17"/>
-              </w:rPr>
-              <w:t xml:space="preserve">No</w:t>
-            </w:r>
-          </w:p>
-        </w:tc>
         <w:tc>
           <w:p>
             <w:r>
@@ -4924,7 +5047,7 @@
           <w:sz w:val="21"/>
           <w:szCs w:val="21"/>
         </w:rPr>
-        <w:t xml:space="preserve">CampusAdmin: approve/reject Pending teacher/coordinator quizzes in campus (→ SchoolApproved, does not publish), list campus-scoped published catalog, open /quizzes manage routes. Cannot publish. Admin create: SchoolAdmin/PortalAdmin may create (starts Pending). Coordinator creates school quiz types like Teacher.</w:t>
+        <w:t xml:space="preserve">CampusAdmin: approve/reject Pending teacher/coordinator quizzes in campus (→ SchoolApproved, does not publish), list campus-scoped published catalog, open /quizzes manage routes. Cannot publish. Cannot approve SchoolAdmin-created quizzes. Admin create: SchoolAdmin/PortalAdmin may create (starts Pending); SchoolAdmin submit → PortalAdmin only. Coordinator creates school quiz types like Teacher.</w:t>
       </w:r>
     </w:p>
     <w:p>
@@ -4944,7 +5067,7 @@
           <w:sz w:val="21"/>
           <w:szCs w:val="21"/>
         </w:rPr>
-        <w:t xml:space="preserve">Ownership / scope: Creator cannot self-approve. Draft (unpublished) visible only to owner + PortalAdmin. Published catalog uses school/campus scope — not creator-only. Owner edits after approval/publish require an edit grant; PortalAdmin may edit in place.</w:t>
+        <w:t xml:space="preserve">Ownership / scope: Creator cannot self-approve. Unsubmitted Draft is owner-only. After Submit for approval, PortalAdmin may see the pipeline draft. Published catalog uses school/campus scope — not creator-only. Owner edits after approval/publish require an edit grant; PortalAdmin may edit in place.</w:t>
       </w:r>
     </w:p>
     <w:p>
@@ -5180,7 +5303,7 @@
           <w:sz w:val="21"/>
           <w:szCs w:val="21"/>
         </w:rPr>
-        <w:t xml:space="preserve">PortalAdmin → all quizzes (includeAllDrafts). Drafts from any creator visible only here.</w:t>
+        <w:t xml:space="preserve">PortalAdmin → all published/assigned/archived quizzes (includeAllSchools). Drafts: own WIP, plus other authors only after Submit for approval (Pending submitted, SchoolApproved, Approved, Rejected).</w:t>
       </w:r>
     </w:p>
     <w:p>
@@ -5299,24 +5422,24 @@
           <w:sz w:val="21"/>
           <w:szCs w:val="21"/>
         </w:rPr>
-        <w:t xml:space="preserve">Draft (unpublished): visible only to quiz owner and PortalAdmin. Not assignable; not in student catalogs.</w:t>
-      </w:r>
-    </w:p>
-    <w:p>
-      <w:pPr>
-        <w:pStyle w:val="ListParagraph"/>
-        <w:numPr>
-          <w:ilvl w:val="0"/>
-          <w:numId w:val="1"/>
-        </w:numPr>
-        <w:spacing w:after="60"/>
-      </w:pPr>
-      <w:r>
-        <w:rPr>
-          <w:sz w:val="21"/>
-          <w:szCs w:val="21"/>
-        </w:rPr>
-        <w:t xml:space="preserve">Manage detail (GET /manage): SchoolAdmin/CampusAdmin may open any Published/Assigned quiz in scope; Draft hidden unless owner or PortalAdmin.</w:t>
+        <w:t xml:space="preserve">Draft (unpublished): owner-only until the owner submits for approval. After a Teacher/Coordinator submits, PortalAdmin and the school/campus queue may see it. After a SchoolAdmin/CampusAdmin submits, only PortalAdmin reviews it. Not assignable; not in student catalogs.</w:t>
+      </w:r>
+    </w:p>
+    <w:p>
+      <w:pPr>
+        <w:pStyle w:val="ListParagraph"/>
+        <w:numPr>
+          <w:ilvl w:val="0"/>
+          <w:numId w:val="1"/>
+        </w:numPr>
+        <w:spacing w:after="60"/>
+      </w:pPr>
+      <w:r>
+        <w:rPr>
+          <w:sz w:val="21"/>
+          <w:szCs w:val="21"/>
+        </w:rPr>
+        <w:t xml:space="preserve">Manage detail (GET /manage): SchoolAdmin/CampusAdmin may open any Published/Assigned quiz in scope; Draft hidden unless owner, or PortalAdmin after the quiz has been submitted for approval (or is SchoolApproved/Approved/Rejected).</w:t>
       </w:r>
     </w:p>
     <w:p>
@@ -12196,7 +12319,7 @@
                 <w:sz w:val="17"/>
                 <w:szCs w:val="17"/>
               </w:rPr>
-              <w:t xml:space="preserve">Role-scoped list. Student: assigned ∪ Public. Parent: linked assignments ∪ own. Tutor: linked assignments ∪ own. Teacher/Coordinator: campus scope (any creator) ∪ own drafts ∪ Public. SchoolAdmin: school scope (any creator) ∪ own drafts ∪ Public. CampusAdmin: campus scope ∪ own drafts ∪ Public. PortalAdmin: all. Drafts: owner + PortalAdmin only.</w:t>
+              <w:t xml:space="preserve">Role-scoped list. Student: assigned ∪ Public. Parent: linked assignments ∪ own. Tutor: linked assignments ∪ own. Teacher/Coordinator: campus scope (any creator) ∪ own drafts ∪ Public. SchoolAdmin: school scope (any creator) ∪ own drafts ∪ Public. CampusAdmin: campus scope ∪ own drafts ∪ Public. PortalAdmin: all published/assigned/archived; drafts = own WIP or submitted/in-approval pipeline. Unsubmitted WIP drafts: owner only.</w:t>
             </w:r>
           </w:p>
         </w:tc>
@@ -12308,7 +12431,7 @@
                 <w:sz w:val="17"/>
                 <w:szCs w:val="17"/>
               </w:rPr>
-              <w:t xml:space="preserve">Manage view with questions. Scope: PortalAdmin any; SchoolAdmin/CampusAdmin same school/campus; Teacher/Coordinator/Parent/Tutor owner (+ campus for teacher/coordinator). Draft hidden from non-owner except PortalAdmin.</w:t>
+              <w:t xml:space="preserve">Manage view with questions. Scope: PortalAdmin any published/pipeline draft; SchoolAdmin/CampusAdmin same school/campus; Teacher/Coordinator/Parent/Tutor owner (+ campus for teacher/coordinator). Unsubmitted Draft hidden from non-owner including PortalAdmin.</w:t>
             </w:r>
           </w:p>
         </w:tc>
@@ -12336,7 +12459,7 @@
                 <w:sz w:val="17"/>
                 <w:szCs w:val="17"/>
               </w:rPr>
-              <w:t xml:space="preserve">Non–PortalAdmin: submit for approval (Draft+Pending). PortalAdmin: publish (Draft→Published) when approval gates met; may set Approved in same flow for ParentPrivate (Parent/Tutor).</w:t>
+              <w:t xml:space="preserve">Non–PortalAdmin: submit for approval (Draft+Pending). Teacher/Coordinator notify school+campus+portal; SchoolAdmin/CampusAdmin/Parent/Tutor notify PortalAdmin only. PortalAdmin: publish (Draft→Published) when approval gates met; may set Approved in same flow for ParentPrivate and for SchoolAdmin/CampusAdmin-created quizzes still Pending.</w:t>
             </w:r>
           </w:p>
         </w:tc>
@@ -12364,7 +12487,7 @@
                 <w:sz w:val="17"/>
                 <w:szCs w:val="17"/>
               </w:rPr>
-              <w:t xml:space="preserve">SchoolAdmin/CampusAdmin: Pending→SchoolApproved (teacher/coordinator, in scope, not own quiz). PortalAdmin: Pending or SchoolApproved→Approved. Does not publish.</w:t>
+              <w:t xml:space="preserve">SchoolAdmin/CampusAdmin: Pending→SchoolApproved (teacher/coordinator only, in scope, not own quiz). Cannot approve SchoolAdmin/CampusAdmin/Parent/Tutor created quizzes. PortalAdmin: Pending or SchoolApproved→Approved, including SchoolAdmin-created Pending. Does not publish.</w:t>
             </w:r>
           </w:p>
         </w:tc>
@@ -12840,7 +12963,7 @@
                 <w:sz w:val="17"/>
                 <w:szCs w:val="17"/>
               </w:rPr>
-              <w:t xml:space="preserve">SchoolAdmin/CampusAdmin/PortalAdmin queue.</w:t>
+              <w:t xml:space="preserve">SchoolAdmin/CampusAdmin/PortalAdmin queue. Pending rows require a Submit for approval trail event (WIP drafts are excluded). School/Campus queues are Teacher/Coordinator created only. PortalAdmin also includes SchoolApproved and SchoolAdmin/CampusAdmin/ParentPrivate Pending.</w:t>
             </w:r>
           </w:p>
         </w:tc>
@@ -14017,7 +14140,7 @@
           <w:sz w:val="24"/>
           <w:szCs w:val="24"/>
         </w:rPr>
-        <w:t xml:space="preserve">QZ-16 — Student only sees permitted audience</w:t>
+        <w:t xml:space="preserve">QZ-25 — Unsubmitted draft is owner-only</w:t>
       </w:r>
     </w:p>
     <w:p>
@@ -14029,7 +14152,7 @@
           <w:sz w:val="21"/>
           <w:szCs w:val="21"/>
         </w:rPr>
-        <w:t xml:space="preserve">Steps: Student A is assigned (or Public catalog in window); Student B is neither assigned nor Public-eligible.</w:t>
+        <w:t xml:space="preserve">Steps: SchoolAdmin (or Teacher) creates a quiz and does not click Submit for approval. PortalAdmin opens /quizzes.</w:t>
       </w:r>
     </w:p>
     <w:p>
@@ -14049,7 +14172,7 @@
           <w:sz w:val="21"/>
           <w:szCs w:val="21"/>
         </w:rPr>
-        <w:t xml:space="preserve">Expected: Student A sees the quiz. Student B does not. School/section/multi assign must not open catalog (AudienceScope stays Assigned). Public catalog is window-filtered.</w:t>
+        <w:t xml:space="preserve">Expected: The draft is absent from PortalAdmin catalog, pending-approval queue, and GET /manage. After a Teacher submits, PortalAdmin and the in-scope school/campus queue may see it. After a SchoolAdmin submits, only PortalAdmin (not other SchoolAdmins) may approve.</w:t>
       </w:r>
     </w:p>
     <w:p>
@@ -14065,7 +14188,7 @@
           <w:sz w:val="24"/>
           <w:szCs w:val="24"/>
         </w:rPr>
-        <w:t xml:space="preserve">QZ-17 — ParentPrivate assign scope (Parent / Tutor)</w:t>
+        <w:t xml:space="preserve">QZ-26 — SchoolAdmin-created quiz is PortalAdmin-only</w:t>
       </w:r>
     </w:p>
     <w:p>
@@ -14077,7 +14200,7 @@
           <w:sz w:val="21"/>
           <w:szCs w:val="21"/>
         </w:rPr>
-        <w:t xml:space="preserve">Steps: Parent or Tutor tries to assign ParentPrivate quiz to an unrelated student or whole school.</w:t>
+        <w:t xml:space="preserve">Steps: SchoolAdmin creates a Practice quiz, adds questions, submits for approval. Status shows Approval Pending. PortalAdmin clicks Approve. Another SchoolAdmin opens the pending-approval queue.</w:t>
       </w:r>
     </w:p>
     <w:p>
@@ -14097,7 +14220,7 @@
           <w:sz w:val="21"/>
           <w:szCs w:val="21"/>
         </w:rPr>
-        <w:t xml:space="preserve">Expected: Rejected. Parent → linked children only. Tutor → tutor-linked students only.</w:t>
+        <w:t xml:space="preserve">Expected: PortalAdmin Approve succeeds: Pending → Approved (lifecycle stays Draft). No SchoolApproved step. The other SchoolAdmin does not see this quiz in their pending queue and cannot school-approve it. PortalAdmin then publishes separately (Draft → Published).</w:t>
       </w:r>
     </w:p>
     <w:p>
@@ -14113,7 +14236,7 @@
           <w:sz w:val="24"/>
           <w:szCs w:val="24"/>
         </w:rPr>
-        <w:t xml:space="preserve">QZ-18 — Time limit countdown and auto-submit</w:t>
+        <w:t xml:space="preserve">QZ-16 — Student only sees permitted audience</w:t>
       </w:r>
     </w:p>
     <w:p>
@@ -14125,7 +14248,7 @@
           <w:sz w:val="21"/>
           <w:szCs w:val="21"/>
         </w:rPr>
-        <w:t xml:space="preserve">Steps: Student starts a quiz with TimeLimitMinutes set; waits until remaining time hits zero.</w:t>
+        <w:t xml:space="preserve">Steps: Student A is assigned (or Public catalog in window); Student B is neither assigned nor Public-eligible.</w:t>
       </w:r>
     </w:p>
     <w:p>
@@ -14145,7 +14268,7 @@
           <w:sz w:val="21"/>
           <w:szCs w:val="21"/>
         </w:rPr>
-        <w:t xml:space="preserve">Expected: Countdown is shown; client auto-submits with IsAutoSubmit → AutoSubmitted (83). Server enforces minute budget with grace.</w:t>
+        <w:t xml:space="preserve">Expected: Student A sees the quiz. Student B does not. School/section/multi assign must not open catalog (AudienceScope stays Assigned). Public catalog is window-filtered.</w:t>
       </w:r>
     </w:p>
     <w:p>
@@ -14161,7 +14284,7 @@
           <w:sz w:val="24"/>
           <w:szCs w:val="24"/>
         </w:rPr>
-        <w:t xml:space="preserve">QZ-19 — No time limit still respects availability window</w:t>
+        <w:t xml:space="preserve">QZ-17 — ParentPrivate assign scope (Parent / Tutor)</w:t>
       </w:r>
     </w:p>
     <w:p>
@@ -14173,7 +14296,7 @@
           <w:sz w:val="21"/>
           <w:szCs w:val="21"/>
         </w:rPr>
-        <w:t xml:space="preserve">Steps: Student starts a quiz with TimeLimitMinutes null after EndDateTime has passed.</w:t>
+        <w:t xml:space="preserve">Steps: Parent or Tutor tries to assign ParentPrivate quiz to an unrelated student or whole school.</w:t>
       </w:r>
     </w:p>
     <w:p>
@@ -14193,7 +14316,7 @@
           <w:sz w:val="21"/>
           <w:szCs w:val="21"/>
         </w:rPr>
-        <w:t xml:space="preserve">Expected: No countdown UI, but start/submit is still rejected; overdue InProgress attempts transition to Expired (84).</w:t>
+        <w:t xml:space="preserve">Expected: Rejected. Parent → linked children only. Tutor → tutor-linked students only.</w:t>
       </w:r>
     </w:p>
     <w:p>
@@ -14209,7 +14332,7 @@
           <w:sz w:val="24"/>
           <w:szCs w:val="24"/>
         </w:rPr>
-        <w:t xml:space="preserve">QZ-20 — Upcoming assign then promote</w:t>
+        <w:t xml:space="preserve">QZ-18 — Time limit countdown and auto-submit</w:t>
       </w:r>
     </w:p>
     <w:p>
@@ -14221,7 +14344,7 @@
           <w:sz w:val="21"/>
           <w:szCs w:val="21"/>
         </w:rPr>
-        <w:t xml:space="preserve">Steps: Teacher assigns with StartAt in the future; later StartAt arrives with no attempt.</w:t>
+        <w:t xml:space="preserve">Steps: Student starts a quiz with TimeLimitMinutes set; waits until remaining time hits zero.</w:t>
       </w:r>
     </w:p>
     <w:p>
@@ -14241,7 +14364,7 @@
           <w:sz w:val="21"/>
           <w:szCs w:val="21"/>
         </w:rPr>
-        <w:t xml:space="preserve">Expected: Assignment QuizResultStatus starts as Up Coming (25); ExpireOverdueUnattemptedAsync promotes to Not Attempted (24) when the window opens.</w:t>
+        <w:t xml:space="preserve">Expected: Countdown is shown; client auto-submits with IsAutoSubmit → AutoSubmitted (83). Server enforces minute budget with grace.</w:t>
       </w:r>
     </w:p>
     <w:p>
@@ -14257,7 +14380,7 @@
           <w:sz w:val="24"/>
           <w:szCs w:val="24"/>
         </w:rPr>
-        <w:t xml:space="preserve">QZ-22 — School-scoped published visibility (not creator-only)</w:t>
+        <w:t xml:space="preserve">QZ-19 — No time limit still respects availability window</w:t>
       </w:r>
     </w:p>
     <w:p>
@@ -14269,7 +14392,7 @@
           <w:sz w:val="21"/>
           <w:szCs w:val="21"/>
         </w:rPr>
-        <w:t xml:space="preserve">Steps: PortalAdmin creates Quiz A and B for AES school; AES SchoolAdmin creates Quiz C; all three are published. Repeat with ISL school admin when ISL has its own published quizzes.</w:t>
+        <w:t xml:space="preserve">Steps: Student starts a quiz with TimeLimitMinutes null after EndDateTime has passed.</w:t>
       </w:r>
     </w:p>
     <w:p>
@@ -14289,7 +14412,7 @@
           <w:sz w:val="21"/>
           <w:szCs w:val="21"/>
         </w:rPr>
-        <w:t xml:space="preserve">Expected: PortalAdmin sees A, B, C. AES SchoolAdmin sees all published AES quizzes (A, B, C) regardless of creator. ISL SchoolAdmin sees published ISL quizzes only (even when created by PortalAdmin or another ISL user). Users outside school/campus scope cannot see those quizzes. Draft quizzes remain owner + PortalAdmin only.</w:t>
+        <w:t xml:space="preserve">Expected: No countdown UI, but start/submit is still rejected; overdue InProgress attempts transition to Expired (84).</w:t>
       </w:r>
     </w:p>
     <w:p>
@@ -14305,6 +14428,102 @@
           <w:sz w:val="24"/>
           <w:szCs w:val="24"/>
         </w:rPr>
+        <w:t xml:space="preserve">QZ-20 — Upcoming assign then promote</w:t>
+      </w:r>
+    </w:p>
+    <w:p>
+      <w:pPr>
+        <w:spacing w:after="100"/>
+      </w:pPr>
+      <w:r>
+        <w:rPr>
+          <w:sz w:val="21"/>
+          <w:szCs w:val="21"/>
+        </w:rPr>
+        <w:t xml:space="preserve">Steps: Teacher assigns with StartAt in the future; later StartAt arrives with no attempt.</w:t>
+      </w:r>
+    </w:p>
+    <w:p>
+      <w:pPr>
+        <w:spacing w:after="100"/>
+        <w:rPr>
+          <w:b/>
+          <w:bCs/>
+          <w:color w:val="166534"/>
+        </w:rPr>
+      </w:pPr>
+      <w:r>
+        <w:rPr>
+          <w:b/>
+          <w:bCs/>
+          <w:color w:val="166534"/>
+          <w:sz w:val="21"/>
+          <w:szCs w:val="21"/>
+        </w:rPr>
+        <w:t xml:space="preserve">Expected: Assignment QuizResultStatus starts as Up Coming (25); ExpireOverdueUnattemptedAsync promotes to Not Attempted (24) when the window opens.</w:t>
+      </w:r>
+    </w:p>
+    <w:p>
+      <w:pPr>
+        <w:pStyle w:val="Heading2"/>
+        <w:spacing w:after="100" w:before="220"/>
+      </w:pPr>
+      <w:r>
+        <w:rPr>
+          <w:b/>
+          <w:bCs/>
+          <w:color w:val="2563EB"/>
+          <w:sz w:val="24"/>
+          <w:szCs w:val="24"/>
+        </w:rPr>
+        <w:t xml:space="preserve">QZ-22 — School-scoped published visibility (not creator-only)</w:t>
+      </w:r>
+    </w:p>
+    <w:p>
+      <w:pPr>
+        <w:spacing w:after="100"/>
+      </w:pPr>
+      <w:r>
+        <w:rPr>
+          <w:sz w:val="21"/>
+          <w:szCs w:val="21"/>
+        </w:rPr>
+        <w:t xml:space="preserve">Steps: PortalAdmin creates Quiz A and B for AES school; AES SchoolAdmin creates Quiz C; all three are published. Repeat with ISL school admin when ISL has its own published quizzes.</w:t>
+      </w:r>
+    </w:p>
+    <w:p>
+      <w:pPr>
+        <w:spacing w:after="100"/>
+        <w:rPr>
+          <w:b/>
+          <w:bCs/>
+          <w:color w:val="166534"/>
+        </w:rPr>
+      </w:pPr>
+      <w:r>
+        <w:rPr>
+          <w:b/>
+          <w:bCs/>
+          <w:color w:val="166534"/>
+          <w:sz w:val="21"/>
+          <w:szCs w:val="21"/>
+        </w:rPr>
+        <w:t xml:space="preserve">Expected: PortalAdmin sees published A, B, C. AES SchoolAdmin sees all published AES quizzes (A, B, C) regardless of creator. ISL SchoolAdmin sees published ISL quizzes only. Unsubmitted Draft quizzes are owner-only — PortalAdmin does not see them until Submit for approval.</w:t>
+      </w:r>
+    </w:p>
+    <w:p>
+      <w:pPr>
+        <w:pStyle w:val="Heading2"/>
+        <w:spacing w:after="100" w:before="220"/>
+      </w:pPr>
+      <w:r>
+        <w:rPr>
+          <w:b/>
+          <w:bCs/>
+          <w:color w:val="2563EB"/>
+          <w:sz w:val="24"/>
+          <w:szCs w:val="24"/>
+        </w:rPr>
         <w:t xml:space="preserve">QZ-21 — Create defaults preserve bools</w:t>
       </w:r>
     </w:p>
@@ -14387,7 +14606,24 @@
           <w:sz w:val="21"/>
           <w:szCs w:val="21"/>
         </w:rPr>
-        <w:t xml:space="preserve">☐ Approval and publish are separate: School/Campus approve → SchoolApproved (Draft); Portal approve → Approved (Draft); Portal publish → Published.</w:t>
+        <w:t xml:space="preserve">☐ Approval and publish are separate: School/Campus approve Teacher/Coordinator quizzes → SchoolApproved (Draft); Portal approve → Approved (Draft); Portal publish → Published.</w:t>
+      </w:r>
+    </w:p>
+    <w:p>
+      <w:pPr>
+        <w:pStyle w:val="ListParagraph"/>
+        <w:numPr>
+          <w:ilvl w:val="0"/>
+          <w:numId w:val="1"/>
+        </w:numPr>
+        <w:spacing w:after="60"/>
+      </w:pPr>
+      <w:r>
+        <w:rPr>
+          <w:sz w:val="21"/>
+          <w:szCs w:val="21"/>
+        </w:rPr>
+        <w:t xml:space="preserve">☐ SchoolAdmin/CampusAdmin-created quizzes skip SchoolApproved: submit → PortalAdmin Approve (Pending → Approved) → PortalAdmin Publish.</w:t>
       </w:r>
     </w:p>
     <w:p>
@@ -14506,6 +14742,23 @@
           <w:sz w:val="21"/>
           <w:szCs w:val="21"/>
         </w:rPr>
+        <w:t xml:space="preserve">☐ SchoolAdmin/CampusAdmin created: PortalAdmin only (Pending → Approved). School/Campus queues exclude those quizzes.</w:t>
+      </w:r>
+    </w:p>
+    <w:p>
+      <w:pPr>
+        <w:pStyle w:val="ListParagraph"/>
+        <w:numPr>
+          <w:ilvl w:val="0"/>
+          <w:numId w:val="1"/>
+        </w:numPr>
+        <w:spacing w:after="60"/>
+      </w:pPr>
+      <w:r>
+        <w:rPr>
+          <w:sz w:val="21"/>
+          <w:szCs w:val="21"/>
+        </w:rPr>
         <w:t xml:space="preserve">☐ ParentPrivate (PrivateParent): Parent or Tutor may create; PortalAdmin approve + publish before assign.</w:t>
       </w:r>
     </w:p>
@@ -14744,7 +14997,7 @@
           <w:sz w:val="21"/>
           <w:szCs w:val="21"/>
         </w:rPr>
-        <w:t xml:space="preserve">☐ Draft visibility: owner + PortalAdmin only. SchoolAdmin sees school Published/Assigned/Archived from any creator (+ Public); CampusAdmin sees campus scope from any creator (+ Public).</w:t>
+        <w:t xml:space="preserve">☐ Draft visibility: unsubmitted WIP is owner-only. After Submit for approval, PortalAdmin sees the pipeline draft. SchoolAdmin/CampusAdmin pending queues show Teacher/Coordinator submitted quizzes in scope — not SchoolAdmin/CampusAdmin/Parent/Tutor created quizzes.</w:t>
       </w:r>
     </w:p>
     <w:p>
@@ -15016,7 +15269,7 @@
           <w:sz w:val="21"/>
           <w:szCs w:val="21"/>
         </w:rPr>
-        <w:t xml:space="preserve">☐ SchoolAdmin/PortalAdmin may create quizzes; School/Campus publish → SchoolApproved; Portal publish → Approved.</w:t>
+        <w:t xml:space="preserve">☐ SchoolAdmin/PortalAdmin may create quizzes; SchoolAdmin submit → PortalAdmin approve (not school-approve). Teacher/Coordinator: School/Campus publish → SchoolApproved; Portal approve → Approved.</w:t>
       </w:r>
     </w:p>
     <w:p>
@@ -15270,7 +15523,7 @@
           <w:sz w:val="21"/>
           <w:szCs w:val="21"/>
         </w:rPr>
-        <w:t xml:space="preserve">Automated QZ-01–QZ-24 full-stack E2E (Playwright + test DB) is not built — workflow rules are covered by unit/scenario tests only.</w:t>
+        <w:t xml:space="preserve">Automated QZ-01–QZ-26 full-stack E2E (Playwright + test DB) is not built — workflow rules are covered by unit/scenario tests only.</w:t>
       </w:r>
     </w:p>
     <w:p>

--- a/docs/05_RankUp_Quiz_Business_QA.docx
+++ b/docs/05_RankUp_Quiz_Business_QA.docx
@@ -348,6 +348,18 @@
         <w:t xml:space="preserve">2. Approval statuses</w:t>
       </w:r>
     </w:p>
+    <w:p>
+      <w:pPr>
+        <w:spacing w:after="100"/>
+      </w:pPr>
+      <w:r>
+        <w:rPr>
+          <w:sz w:val="21"/>
+          <w:szCs w:val="21"/>
+        </w:rPr>
+        <w:t xml:space="preserve">Exactly four QuizApprovalStatus lookup rows: Pending (40), SchoolApproved (41), Approved (42), Rejected (43). Approval Pending and Draft are not extra approval statuses.</w:t>
+      </w:r>
+    </w:p>
     <w:tbl>
       <w:tblPr>
         <w:tblW w:type="pct" w:w="100%"/>
@@ -587,6 +599,248 @@
           <w:sz w:val="24"/>
           <w:szCs w:val="24"/>
         </w:rPr>
+        <w:t xml:space="preserve">2b. Staff UI display labels (not lookup rows)</w:t>
+      </w:r>
+    </w:p>
+    <w:tbl>
+      <w:tblPr>
+        <w:tblW w:type="pct" w:w="100%"/>
+        <w:tblBorders>
+          <w:top w:val="single" w:color="auto" w:sz="4"/>
+          <w:left w:val="single" w:color="auto" w:sz="4"/>
+          <w:bottom w:val="single" w:color="auto" w:sz="4"/>
+          <w:right w:val="single" w:color="auto" w:sz="4"/>
+          <w:insideH w:val="single" w:color="auto" w:sz="4"/>
+          <w:insideV w:val="single" w:color="auto" w:sz="4"/>
+        </w:tblBorders>
+      </w:tblPr>
+      <w:tblGrid>
+        <w:gridCol w:w="100"/>
+        <w:gridCol w:w="100"/>
+        <w:gridCol w:w="100"/>
+      </w:tblGrid>
+      <w:tr>
+        <w:trPr>
+          <w:tblHeader/>
+        </w:trPr>
+        <w:tc>
+          <w:p>
+            <w:r>
+              <w:rPr>
+                <w:b/>
+                <w:bCs/>
+                <w:sz w:val="17"/>
+                <w:szCs w:val="17"/>
+              </w:rPr>
+              <w:t xml:space="preserve">Label on screen</w:t>
+            </w:r>
+          </w:p>
+        </w:tc>
+        <w:tc>
+          <w:p>
+            <w:r>
+              <w:rPr>
+                <w:b/>
+                <w:bCs/>
+                <w:sz w:val="17"/>
+                <w:szCs w:val="17"/>
+              </w:rPr>
+              <w:t xml:space="preserve">Kind</w:t>
+            </w:r>
+          </w:p>
+        </w:tc>
+        <w:tc>
+          <w:p>
+            <w:r>
+              <w:rPr>
+                <w:b/>
+                <w:bCs/>
+                <w:sz w:val="17"/>
+                <w:szCs w:val="17"/>
+              </w:rPr>
+              <w:t xml:space="preserve">Meaning</w:t>
+            </w:r>
+          </w:p>
+        </w:tc>
+      </w:tr>
+      <w:tr>
+        <w:tc>
+          <w:p>
+            <w:r>
+              <w:rPr>
+                <w:b w:val="false"/>
+                <w:bCs w:val="false"/>
+                <w:sz w:val="17"/>
+                <w:szCs w:val="17"/>
+              </w:rPr>
+              <w:t xml:space="preserve">Approval Pending</w:t>
+            </w:r>
+          </w:p>
+        </w:tc>
+        <w:tc>
+          <w:p>
+            <w:r>
+              <w:rPr>
+                <w:b w:val="false"/>
+                <w:bCs w:val="false"/>
+                <w:sz w:val="17"/>
+                <w:szCs w:val="17"/>
+              </w:rPr>
+              <w:t xml:space="preserve">UI label only — not a lookup</w:t>
+            </w:r>
+          </w:p>
+        </w:tc>
+        <w:tc>
+          <w:p>
+            <w:r>
+              <w:rPr>
+                <w:b w:val="false"/>
+                <w:bCs w:val="false"/>
+                <w:sz w:val="17"/>
+                <w:szCs w:val="17"/>
+              </w:rPr>
+              <w:t xml:space="preserve">Shown when Lifecycle=Draft and Approval=Pending (40), the owner has submitted, and the quiz has ≥1 question. Stored value remains Pending.</w:t>
+            </w:r>
+          </w:p>
+        </w:tc>
+      </w:tr>
+      <w:tr>
+        <w:tc>
+          <w:p>
+            <w:r>
+              <w:rPr>
+                <w:b w:val="false"/>
+                <w:bCs w:val="false"/>
+                <w:sz w:val="17"/>
+                <w:szCs w:val="17"/>
+              </w:rPr>
+              <w:t xml:space="preserve">School Approved</w:t>
+            </w:r>
+          </w:p>
+        </w:tc>
+        <w:tc>
+          <w:p>
+            <w:r>
+              <w:rPr>
+                <w:b w:val="false"/>
+                <w:bCs w:val="false"/>
+                <w:sz w:val="17"/>
+                <w:szCs w:val="17"/>
+              </w:rPr>
+              <w:t xml:space="preserve">UI label only — not a lookup</w:t>
+            </w:r>
+          </w:p>
+        </w:tc>
+        <w:tc>
+          <w:p>
+            <w:r>
+              <w:rPr>
+                <w:b w:val="false"/>
+                <w:bCs w:val="false"/>
+                <w:sz w:val="17"/>
+                <w:szCs w:val="17"/>
+              </w:rPr>
+              <w:t xml:space="preserve">Shown when Lifecycle=Draft and Approval=SchoolApproved (41).</w:t>
+            </w:r>
+          </w:p>
+        </w:tc>
+      </w:tr>
+      <w:tr>
+        <w:tc>
+          <w:p>
+            <w:r>
+              <w:rPr>
+                <w:b w:val="false"/>
+                <w:bCs w:val="false"/>
+                <w:sz w:val="17"/>
+                <w:szCs w:val="17"/>
+              </w:rPr>
+              <w:t xml:space="preserve">Awaiting Publish</w:t>
+            </w:r>
+          </w:p>
+        </w:tc>
+        <w:tc>
+          <w:p>
+            <w:r>
+              <w:rPr>
+                <w:b w:val="false"/>
+                <w:bCs w:val="false"/>
+                <w:sz w:val="17"/>
+                <w:szCs w:val="17"/>
+              </w:rPr>
+              <w:t xml:space="preserve">UI label only — not a lookup</w:t>
+            </w:r>
+          </w:p>
+        </w:tc>
+        <w:tc>
+          <w:p>
+            <w:r>
+              <w:rPr>
+                <w:b w:val="false"/>
+                <w:bCs w:val="false"/>
+                <w:sz w:val="17"/>
+                <w:szCs w:val="17"/>
+              </w:rPr>
+              <w:t xml:space="preserve">Shown when Lifecycle=Draft and Approval=Approved (42). Waiting for PortalAdmin publish.</w:t>
+            </w:r>
+          </w:p>
+        </w:tc>
+      </w:tr>
+      <w:tr>
+        <w:tc>
+          <w:p>
+            <w:r>
+              <w:rPr>
+                <w:b w:val="false"/>
+                <w:bCs w:val="false"/>
+                <w:sz w:val="17"/>
+                <w:szCs w:val="17"/>
+              </w:rPr>
+              <w:t xml:space="preserve">Draft</w:t>
+            </w:r>
+          </w:p>
+        </w:tc>
+        <w:tc>
+          <w:p>
+            <w:r>
+              <w:rPr>
+                <w:b w:val="false"/>
+                <w:bCs w:val="false"/>
+                <w:sz w:val="17"/>
+                <w:szCs w:val="17"/>
+              </w:rPr>
+              <w:t xml:space="preserve">Lifecycle 60 (not an approval status)</w:t>
+            </w:r>
+          </w:p>
+        </w:tc>
+        <w:tc>
+          <w:p>
+            <w:r>
+              <w:rPr>
+                <w:b w:val="false"/>
+                <w:bCs w:val="false"/>
+                <w:sz w:val="17"/>
+                <w:szCs w:val="17"/>
+              </w:rPr>
+              <w:t xml:space="preserve">WIP: unsubmitted, or submitted with 0 questions. Never write Draft into QuizApprovalStatus.</w:t>
+            </w:r>
+          </w:p>
+        </w:tc>
+      </w:tr>
+    </w:tbl>
+    <w:p>
+      <w:pPr>
+        <w:pStyle w:val="Heading2"/>
+        <w:spacing w:after="100" w:before="220"/>
+      </w:pPr>
+      <w:r>
+        <w:rPr>
+          <w:b/>
+          <w:bCs/>
+          <w:color w:val="2563EB"/>
+          <w:sz w:val="24"/>
+          <w:szCs w:val="24"/>
+        </w:rPr>
         <w:t xml:space="preserve">2a. Approval vs publishing</w:t>
       </w:r>
     </w:p>
@@ -604,7 +858,7 @@
           <w:sz w:val="21"/>
           <w:szCs w:val="21"/>
         </w:rPr>
-        <w:t xml:space="preserve">Approval and publishing are separate permissions. Approval changes ApprovalStatus only; publishing changes LifecycleStatus to Published.</w:t>
+        <w:t xml:space="preserve">Exactly four QuizApprovalStatus lookups: Pending (40), SchoolApproved (41), Approved (42), Rejected (43). The staff label Approval Pending is UI-only (Draft + Pending after submit). Draft is lifecycle 60, not an approval status. Under Review is a QuizResultStatus / legacy alias, not a fifth approval lookup.</w:t>
       </w:r>
     </w:p>
     <w:p>

--- a/docs/05_RankUp_Quiz_Business_QA.docx
+++ b/docs/05_RankUp_Quiz_Business_QA.docx
@@ -55,7 +55,7 @@
           <w:sz w:val="21"/>
           <w:szCs w:val="21"/>
         </w:rPr>
-        <w:t xml:space="preserve">Canonical model: Every quiz starts Pending Approval (Draft + Pending). Approval and publishing are separate permissions. School/Campus approve → SchoolApproved (stays Draft); PortalAdmin approves and is the only publisher (→ Published). Pending or approved-but-unpublished: not assignable. Creator cannot self-approve.</w:t>
+        <w:t xml:space="preserve">Canonical model: Every quiz starts Pending Approval (Draft + Pending). Approval and publishing are separate permissions. School/Campus approve → SchoolApproved (stays Draft); PortalAdmin approves and is the only publisher (→ Published). Pending or approved-but-unpublished: not assignable. Creator cannot self-approve. Published school-type quizzes are a shared staff catalog (any school, any creator).</w:t>
       </w:r>
     </w:p>
     <w:p>
@@ -244,7 +244,7 @@
                 <w:sz w:val="17"/>
                 <w:szCs w:val="17"/>
               </w:rPr>
-              <w:t xml:space="preserve">PortalAdmin publish step only. Set when lifecycle moves Draft → Published after approval gates are satisfied. Visible to staff by school/campus scope (or Public). Students receive it via assignment or Public catalog only after this step.</w:t>
+              <w:t xml:space="preserve">PortalAdmin publish step only. Set when lifecycle moves Draft → Published after approval gates are satisfied. Staff catalog is shared: every Teacher/Coordinator/SchoolAdmin/CampusAdmin/PortalAdmin may list and open the quiz regardless of creator or school (ParentPrivate excepted). Students receive it via assignment or AudienceScope=Public only — publish does not auto-enroll every student.</w:t>
             </w:r>
           </w:p>
         </w:tc>
@@ -326,7 +326,7 @@
                 <w:sz w:val="17"/>
                 <w:szCs w:val="17"/>
               </w:rPr>
-              <w:t xml:space="preserve">Soft-retired when assignments exist (IsActive=false). Same school/campus/portal visibility rules as Published. Hard-deleted instead when there are no assignments.</w:t>
+              <w:t xml:space="preserve">Soft-retired when assignments exist (IsActive=false). Same shared staff-catalog visibility as Published (any school/creator for school types). Hard-deleted instead when there are no assignments.</w:t>
             </w:r>
           </w:p>
         </w:tc>
@@ -1079,7 +1079,7 @@
           <w:sz w:val="21"/>
           <w:szCs w:val="21"/>
         </w:rPr>
-        <w:t xml:space="preserve">Preserve published catalog visibility: role + school/campus scope — not CreatedBy alone (see §6a).</w:t>
+        <w:t xml:space="preserve">Preserve published catalog visibility: Published school-type quizzes are a shared staff catalog (any school, any creator) — not CreatedBy or school scope (see §6a). ParentPrivate and students are excluded from that catalog.</w:t>
       </w:r>
     </w:p>
     <w:p>
@@ -4878,59 +4878,59 @@
                 <w:sz w:val="17"/>
                 <w:szCs w:val="17"/>
               </w:rPr>
-              <w:t xml:space="preserve">All</w:t>
-            </w:r>
-          </w:p>
-        </w:tc>
-        <w:tc>
-          <w:p>
-            <w:r>
-              <w:rPr>
-                <w:b w:val="false"/>
-                <w:bCs w:val="false"/>
-                <w:sz w:val="17"/>
-                <w:szCs w:val="17"/>
-              </w:rPr>
-              <w:t xml:space="preserve">School scope (any creator)</w:t>
-            </w:r>
-          </w:p>
-        </w:tc>
-        <w:tc>
-          <w:p>
-            <w:r>
-              <w:rPr>
-                <w:b w:val="false"/>
-                <w:bCs w:val="false"/>
-                <w:sz w:val="17"/>
-                <w:szCs w:val="17"/>
-              </w:rPr>
-              <w:t xml:space="preserve">Campus + school-wide in campus</w:t>
-            </w:r>
-          </w:p>
-        </w:tc>
-        <w:tc>
-          <w:p>
-            <w:r>
-              <w:rPr>
-                <w:b w:val="false"/>
-                <w:bCs w:val="false"/>
-                <w:sz w:val="17"/>
-                <w:szCs w:val="17"/>
-              </w:rPr>
-              <w:t xml:space="preserve">Campus scope (any creator)</w:t>
-            </w:r>
-          </w:p>
-        </w:tc>
-        <w:tc>
-          <w:p>
-            <w:r>
-              <w:rPr>
-                <w:b w:val="false"/>
-                <w:bCs w:val="false"/>
-                <w:sz w:val="17"/>
-                <w:szCs w:val="17"/>
-              </w:rPr>
-              <w:t xml:space="preserve">Campus scope (any creator)</w:t>
+              <w:t xml:space="preserve">All school-type (any school/creator)</w:t>
+            </w:r>
+          </w:p>
+        </w:tc>
+        <w:tc>
+          <w:p>
+            <w:r>
+              <w:rPr>
+                <w:b w:val="false"/>
+                <w:bCs w:val="false"/>
+                <w:sz w:val="17"/>
+                <w:szCs w:val="17"/>
+              </w:rPr>
+              <w:t xml:space="preserve">All school-type (any school/creator)</w:t>
+            </w:r>
+          </w:p>
+        </w:tc>
+        <w:tc>
+          <w:p>
+            <w:r>
+              <w:rPr>
+                <w:b w:val="false"/>
+                <w:bCs w:val="false"/>
+                <w:sz w:val="17"/>
+                <w:szCs w:val="17"/>
+              </w:rPr>
+              <w:t xml:space="preserve">All school-type (any school/creator)</w:t>
+            </w:r>
+          </w:p>
+        </w:tc>
+        <w:tc>
+          <w:p>
+            <w:r>
+              <w:rPr>
+                <w:b w:val="false"/>
+                <w:bCs w:val="false"/>
+                <w:sz w:val="17"/>
+                <w:szCs w:val="17"/>
+              </w:rPr>
+              <w:t xml:space="preserve">All school-type (any school/creator)</w:t>
+            </w:r>
+          </w:p>
+        </w:tc>
+        <w:tc>
+          <w:p>
+            <w:r>
+              <w:rPr>
+                <w:b w:val="false"/>
+                <w:bCs w:val="false"/>
+                <w:sz w:val="17"/>
+                <w:szCs w:val="17"/>
+              </w:rPr>
+              <w:t xml:space="preserve">All school-type (any school/creator)</w:t>
             </w:r>
           </w:p>
         </w:tc>
@@ -4956,25 +4956,38 @@
                 <w:sz w:val="17"/>
                 <w:szCs w:val="17"/>
               </w:rPr>
+              <w:t xml:space="preserve">Assigned ∪ student Public audience</w:t>
+            </w:r>
+          </w:p>
+        </w:tc>
+      </w:tr>
+      <w:tr>
+        <w:tc>
+          <w:p>
+            <w:r>
+              <w:rPr>
+                <w:b w:val="false"/>
+                <w:bCs w:val="false"/>
+                <w:sz w:val="17"/>
+                <w:szCs w:val="17"/>
+              </w:rPr>
+              <w:t xml:space="preserve">Take attempts / save draft / submit</w:t>
+            </w:r>
+          </w:p>
+        </w:tc>
+        <w:tc>
+          <w:p>
+            <w:r>
+              <w:rPr>
+                <w:b w:val="false"/>
+                <w:bCs w:val="false"/>
+                <w:sz w:val="17"/>
+                <w:szCs w:val="17"/>
+              </w:rPr>
               <w:t xml:space="preserve">No</w:t>
             </w:r>
           </w:p>
         </w:tc>
-      </w:tr>
-      <w:tr>
-        <w:tc>
-          <w:p>
-            <w:r>
-              <w:rPr>
-                <w:b w:val="false"/>
-                <w:bCs w:val="false"/>
-                <w:sz w:val="17"/>
-                <w:szCs w:val="17"/>
-              </w:rPr>
-              <w:t xml:space="preserve">Take attempts / save draft / submit</w:t>
-            </w:r>
-          </w:p>
-        </w:tc>
         <w:tc>
           <w:p>
             <w:r>
@@ -5049,6 +5062,34 @@
                 <w:sz w:val="17"/>
                 <w:szCs w:val="17"/>
               </w:rPr>
+              <w:t xml:space="preserve">Yes</w:t>
+            </w:r>
+          </w:p>
+        </w:tc>
+      </w:tr>
+      <w:tr>
+        <w:tc>
+          <w:p>
+            <w:r>
+              <w:rPr>
+                <w:b w:val="false"/>
+                <w:bCs w:val="false"/>
+                <w:sz w:val="17"/>
+                <w:szCs w:val="17"/>
+              </w:rPr>
+              <w:t xml:space="preserve">View attempt result</w:t>
+            </w:r>
+          </w:p>
+        </w:tc>
+        <w:tc>
+          <w:p>
+            <w:r>
+              <w:rPr>
+                <w:b w:val="false"/>
+                <w:bCs w:val="false"/>
+                <w:sz w:val="17"/>
+                <w:szCs w:val="17"/>
+              </w:rPr>
               <w:t xml:space="preserve">No</w:t>
             </w:r>
           </w:p>
@@ -5062,22 +5103,113 @@
                 <w:sz w:val="17"/>
                 <w:szCs w:val="17"/>
               </w:rPr>
+              <w:t xml:space="preserve">No</w:t>
+            </w:r>
+          </w:p>
+        </w:tc>
+        <w:tc>
+          <w:p>
+            <w:r>
+              <w:rPr>
+                <w:b w:val="false"/>
+                <w:bCs w:val="false"/>
+                <w:sz w:val="17"/>
+                <w:szCs w:val="17"/>
+              </w:rPr>
+              <w:t xml:space="preserve">No</w:t>
+            </w:r>
+          </w:p>
+        </w:tc>
+        <w:tc>
+          <w:p>
+            <w:r>
+              <w:rPr>
+                <w:b w:val="false"/>
+                <w:bCs w:val="false"/>
+                <w:sz w:val="17"/>
+                <w:szCs w:val="17"/>
+              </w:rPr>
+              <w:t xml:space="preserve">No</w:t>
+            </w:r>
+          </w:p>
+        </w:tc>
+        <w:tc>
+          <w:p>
+            <w:r>
+              <w:rPr>
+                <w:b w:val="false"/>
+                <w:bCs w:val="false"/>
+                <w:sz w:val="17"/>
+                <w:szCs w:val="17"/>
+              </w:rPr>
+              <w:t xml:space="preserve">No</w:t>
+            </w:r>
+          </w:p>
+        </w:tc>
+        <w:tc>
+          <w:p>
+            <w:r>
+              <w:rPr>
+                <w:b w:val="false"/>
+                <w:bCs w:val="false"/>
+                <w:sz w:val="17"/>
+                <w:szCs w:val="17"/>
+              </w:rPr>
+              <w:t xml:space="preserve">Linked child / student</w:t>
+            </w:r>
+          </w:p>
+        </w:tc>
+        <w:tc>
+          <w:p>
+            <w:r>
+              <w:rPr>
+                <w:b w:val="false"/>
+                <w:bCs w:val="false"/>
+                <w:sz w:val="17"/>
+                <w:szCs w:val="17"/>
+              </w:rPr>
+              <w:t xml:space="preserve">Own</w:t>
+            </w:r>
+          </w:p>
+        </w:tc>
+      </w:tr>
+      <w:tr>
+        <w:tc>
+          <w:p>
+            <w:r>
+              <w:rPr>
+                <w:b w:val="false"/>
+                <w:bCs w:val="false"/>
+                <w:sz w:val="17"/>
+                <w:szCs w:val="17"/>
+              </w:rPr>
+              <w:t xml:space="preserve">Reports (summary / rankings / performance)</w:t>
+            </w:r>
+          </w:p>
+        </w:tc>
+        <w:tc>
+          <w:p>
+            <w:r>
+              <w:rPr>
+                <w:b w:val="false"/>
+                <w:bCs w:val="false"/>
+                <w:sz w:val="17"/>
+                <w:szCs w:val="17"/>
+              </w:rPr>
               <w:t xml:space="preserve">Yes</w:t>
             </w:r>
           </w:p>
         </w:tc>
-      </w:tr>
-      <w:tr>
-        <w:tc>
-          <w:p>
-            <w:r>
-              <w:rPr>
-                <w:b w:val="false"/>
-                <w:bCs w:val="false"/>
-                <w:sz w:val="17"/>
-                <w:szCs w:val="17"/>
-              </w:rPr>
-              <w:t xml:space="preserve">View attempt result</w:t>
+        <w:tc>
+          <w:p>
+            <w:r>
+              <w:rPr>
+                <w:b w:val="false"/>
+                <w:bCs w:val="false"/>
+                <w:sz w:val="17"/>
+                <w:szCs w:val="17"/>
+              </w:rPr>
+              <w:t xml:space="preserve">School</w:t>
             </w:r>
           </w:p>
         </w:tc>
@@ -5103,6 +5235,32 @@
                 <w:sz w:val="17"/>
                 <w:szCs w:val="17"/>
               </w:rPr>
+              <w:t xml:space="preserve">Own quizzes</w:t>
+            </w:r>
+          </w:p>
+        </w:tc>
+        <w:tc>
+          <w:p>
+            <w:r>
+              <w:rPr>
+                <w:b w:val="false"/>
+                <w:bCs w:val="false"/>
+                <w:sz w:val="17"/>
+                <w:szCs w:val="17"/>
+              </w:rPr>
+              <w:t xml:space="preserve">Own quizzes</w:t>
+            </w:r>
+          </w:p>
+        </w:tc>
+        <w:tc>
+          <w:p>
+            <w:r>
+              <w:rPr>
+                <w:b w:val="false"/>
+                <w:bCs w:val="false"/>
+                <w:sz w:val="17"/>
+                <w:szCs w:val="17"/>
+              </w:rPr>
               <w:t xml:space="preserve">No</w:t>
             </w:r>
           </w:p>
@@ -5116,164 +5274,6 @@
                 <w:sz w:val="17"/>
                 <w:szCs w:val="17"/>
               </w:rPr>
-              <w:t xml:space="preserve">No</w:t>
-            </w:r>
-          </w:p>
-        </w:tc>
-        <w:tc>
-          <w:p>
-            <w:r>
-              <w:rPr>
-                <w:b w:val="false"/>
-                <w:bCs w:val="false"/>
-                <w:sz w:val="17"/>
-                <w:szCs w:val="17"/>
-              </w:rPr>
-              <w:t xml:space="preserve">No</w:t>
-            </w:r>
-          </w:p>
-        </w:tc>
-        <w:tc>
-          <w:p>
-            <w:r>
-              <w:rPr>
-                <w:b w:val="false"/>
-                <w:bCs w:val="false"/>
-                <w:sz w:val="17"/>
-                <w:szCs w:val="17"/>
-              </w:rPr>
-              <w:t xml:space="preserve">No</w:t>
-            </w:r>
-          </w:p>
-        </w:tc>
-        <w:tc>
-          <w:p>
-            <w:r>
-              <w:rPr>
-                <w:b w:val="false"/>
-                <w:bCs w:val="false"/>
-                <w:sz w:val="17"/>
-                <w:szCs w:val="17"/>
-              </w:rPr>
-              <w:t xml:space="preserve">Linked child / student</w:t>
-            </w:r>
-          </w:p>
-        </w:tc>
-        <w:tc>
-          <w:p>
-            <w:r>
-              <w:rPr>
-                <w:b w:val="false"/>
-                <w:bCs w:val="false"/>
-                <w:sz w:val="17"/>
-                <w:szCs w:val="17"/>
-              </w:rPr>
-              <w:t xml:space="preserve">Own</w:t>
-            </w:r>
-          </w:p>
-        </w:tc>
-      </w:tr>
-      <w:tr>
-        <w:tc>
-          <w:p>
-            <w:r>
-              <w:rPr>
-                <w:b w:val="false"/>
-                <w:bCs w:val="false"/>
-                <w:sz w:val="17"/>
-                <w:szCs w:val="17"/>
-              </w:rPr>
-              <w:t xml:space="preserve">Reports (summary / rankings / performance)</w:t>
-            </w:r>
-          </w:p>
-        </w:tc>
-        <w:tc>
-          <w:p>
-            <w:r>
-              <w:rPr>
-                <w:b w:val="false"/>
-                <w:bCs w:val="false"/>
-                <w:sz w:val="17"/>
-                <w:szCs w:val="17"/>
-              </w:rPr>
-              <w:t xml:space="preserve">Yes</w:t>
-            </w:r>
-          </w:p>
-        </w:tc>
-        <w:tc>
-          <w:p>
-            <w:r>
-              <w:rPr>
-                <w:b w:val="false"/>
-                <w:bCs w:val="false"/>
-                <w:sz w:val="17"/>
-                <w:szCs w:val="17"/>
-              </w:rPr>
-              <w:t xml:space="preserve">School</w:t>
-            </w:r>
-          </w:p>
-        </w:tc>
-        <w:tc>
-          <w:p>
-            <w:r>
-              <w:rPr>
-                <w:b w:val="false"/>
-                <w:bCs w:val="false"/>
-                <w:sz w:val="17"/>
-                <w:szCs w:val="17"/>
-              </w:rPr>
-              <w:t xml:space="preserve">No</w:t>
-            </w:r>
-          </w:p>
-        </w:tc>
-        <w:tc>
-          <w:p>
-            <w:r>
-              <w:rPr>
-                <w:b w:val="false"/>
-                <w:bCs w:val="false"/>
-                <w:sz w:val="17"/>
-                <w:szCs w:val="17"/>
-              </w:rPr>
-              <w:t xml:space="preserve">Own quizzes</w:t>
-            </w:r>
-          </w:p>
-        </w:tc>
-        <w:tc>
-          <w:p>
-            <w:r>
-              <w:rPr>
-                <w:b w:val="false"/>
-                <w:bCs w:val="false"/>
-                <w:sz w:val="17"/>
-                <w:szCs w:val="17"/>
-              </w:rPr>
-              <w:t xml:space="preserve">Own quizzes</w:t>
-            </w:r>
-          </w:p>
-        </w:tc>
-        <w:tc>
-          <w:p>
-            <w:r>
-              <w:rPr>
-                <w:b w:val="false"/>
-                <w:bCs w:val="false"/>
-                <w:sz w:val="17"/>
-                <w:szCs w:val="17"/>
-              </w:rPr>
-              <w:t xml:space="preserve">No</w:t>
-            </w:r>
-          </w:p>
-        </w:tc>
-        <w:tc>
-          <w:p>
-            <w:r>
-              <w:rPr>
-                <w:b w:val="false"/>
-                <w:bCs w:val="false"/>
-                <w:sz w:val="17"/>
-                <w:szCs w:val="17"/>
-              </w:rPr>
               <w:t xml:space="preserve">History self</w:t>
             </w:r>
           </w:p>
@@ -5289,7 +5289,7 @@
           <w:sz w:val="21"/>
           <w:szCs w:val="21"/>
         </w:rPr>
-        <w:t xml:space="preserve">Teacher and Coordinator share the same campus-scoped author workflow (school quiz types, submit for approval, assign/monitor own published quizzes). See §6b for Coordinator specifics.</w:t>
+        <w:t xml:space="preserve">Teacher and Coordinator share the same campus-scoped author workflow (school quiz types, submit for approval, assign/monitor in campus). They also see the shared published school-type catalog. See §6b for Coordinator specifics.</w:t>
       </w:r>
     </w:p>
     <w:p>
@@ -5301,7 +5301,7 @@
           <w:sz w:val="21"/>
           <w:szCs w:val="21"/>
         </w:rPr>
-        <w:t xml:space="preserve">CampusAdmin: approve/reject Pending teacher/coordinator quizzes in campus (→ SchoolApproved, does not publish), list campus-scoped published catalog, open /quizzes manage routes. Cannot publish. Cannot approve SchoolAdmin-created quizzes. Admin create: SchoolAdmin/PortalAdmin may create (starts Pending); SchoolAdmin submit → PortalAdmin only. Coordinator creates school quiz types like Teacher.</w:t>
+        <w:t xml:space="preserve">CampusAdmin: approve/reject Pending teacher/coordinator quizzes in campus (→ SchoolApproved, does not publish), list the shared published school-type catalog (any school/creator), open /quizzes manage routes. Cannot publish. Cannot approve SchoolAdmin-created quizzes. Assign stays campus-scoped. Admin create: SchoolAdmin/PortalAdmin may create (starts Pending); SchoolAdmin submit → PortalAdmin only. Coordinator creates school quiz types like Teacher.</w:t>
       </w:r>
     </w:p>
     <w:p>
@@ -5321,7 +5321,7 @@
           <w:sz w:val="21"/>
           <w:szCs w:val="21"/>
         </w:rPr>
-        <w:t xml:space="preserve">Ownership / scope: Creator cannot self-approve. Unsubmitted Draft is owner-only. After Submit for approval, PortalAdmin may see the pipeline draft. Published catalog uses school/campus scope — not creator-only. Owner edits after approval/publish require an edit grant; PortalAdmin may edit in place.</w:t>
+        <w:t xml:space="preserve">Ownership / scope: Creator cannot self-approve. Unsubmitted Draft is owner-only. After Submit for approval, PortalAdmin may see the pipeline draft. Published school-type quizzes are a shared staff catalog (any school, any creator). Assign/edit/delete stay org/owner scoped. Owner edits after approval/publish require an edit grant; PortalAdmin may edit in place.</w:t>
       </w:r>
     </w:p>
     <w:p>
@@ -5473,7 +5473,7 @@
           <w:sz w:val="21"/>
           <w:szCs w:val="21"/>
         </w:rPr>
-        <w:t xml:space="preserve">Catalog list: all published quizzes in own campus (any creator) plus own drafts; optional Mine only filter on web.</w:t>
+        <w:t xml:space="preserve">Catalog list: all published school-type quizzes (any school, any creator) plus own drafts; optional Mine only filter on web. Assign remains campus-scoped.</w:t>
       </w:r>
     </w:p>
     <w:p>
@@ -5540,75 +5540,92 @@
           <w:sz w:val="21"/>
           <w:szCs w:val="21"/>
         </w:rPr>
-        <w:t xml:space="preserve">Published / Assigned / Archived quizzes are listed by role + schoolId + campusId + assignment scope — not by CreatedBy alone.</w:t>
-      </w:r>
-    </w:p>
-    <w:p>
-      <w:pPr>
-        <w:pStyle w:val="ListParagraph"/>
-        <w:numPr>
-          <w:ilvl w:val="0"/>
-          <w:numId w:val="1"/>
-        </w:numPr>
-        <w:spacing w:after="60"/>
-      </w:pPr>
-      <w:r>
-        <w:rPr>
-          <w:sz w:val="21"/>
-          <w:szCs w:val="21"/>
-        </w:rPr>
-        <w:t xml:space="preserve">PortalAdmin → all published/assigned/archived quizzes (includeAllSchools). Drafts: own WIP, plus other authors only after Submit for approval (Pending submitted, SchoolApproved, Approved, Rejected).</w:t>
-      </w:r>
-    </w:p>
-    <w:p>
-      <w:pPr>
-        <w:pStyle w:val="ListParagraph"/>
-        <w:numPr>
-          <w:ilvl w:val="0"/>
-          <w:numId w:val="1"/>
-        </w:numPr>
-        <w:spacing w:after="60"/>
-      </w:pPr>
-      <w:r>
-        <w:rPr>
-          <w:sz w:val="21"/>
-          <w:szCs w:val="21"/>
-        </w:rPr>
-        <w:t xml:space="preserve">SchoolAdmin → all non-draft quizzes where quiz.SchoolId matches the admin's school (any creator), plus own Draft rows, plus AudienceScope=Public.</w:t>
-      </w:r>
-    </w:p>
-    <w:p>
-      <w:pPr>
-        <w:pStyle w:val="ListParagraph"/>
-        <w:numPr>
-          <w:ilvl w:val="0"/>
-          <w:numId w:val="1"/>
-        </w:numPr>
-        <w:spacing w:after="60"/>
-      </w:pPr>
-      <w:r>
-        <w:rPr>
-          <w:sz w:val="21"/>
-          <w:szCs w:val="21"/>
-        </w:rPr>
-        <w:t xml:space="preserve">CampusAdmin → non-draft quizzes in the admin's campus (quiz.SchoolCampusId matches OR is null within the same school), plus own Draft rows, plus Public.</w:t>
-      </w:r>
-    </w:p>
-    <w:p>
-      <w:pPr>
-        <w:pStyle w:val="ListParagraph"/>
-        <w:numPr>
-          <w:ilvl w:val="0"/>
-          <w:numId w:val="1"/>
-        </w:numPr>
-        <w:spacing w:after="60"/>
-      </w:pPr>
-      <w:r>
-        <w:rPr>
-          <w:sz w:val="21"/>
-          <w:szCs w:val="21"/>
-        </w:rPr>
-        <w:t xml:space="preserve">Teacher / Coordinator → non-draft quizzes in their school+campus (any creator), plus own Draft rows, plus Public.</w:t>
+        <w:t xml:space="preserve">Published / Assigned / Archived school-type quizzes (Practice, Assessment, Competition, Surprise) are a shared staff catalog: any Teacher, Coordinator, SchoolAdmin, CampusAdmin, or PortalAdmin may list and open them, regardless of who created them and which school they belong to.</w:t>
+      </w:r>
+    </w:p>
+    <w:p>
+      <w:pPr>
+        <w:pStyle w:val="ListParagraph"/>
+        <w:numPr>
+          <w:ilvl w:val="0"/>
+          <w:numId w:val="1"/>
+        </w:numPr>
+        <w:spacing w:after="60"/>
+      </w:pPr>
+      <w:r>
+        <w:rPr>
+          <w:sz w:val="21"/>
+          <w:szCs w:val="21"/>
+        </w:rPr>
+        <w:t xml:space="preserve">Example: AES SchoolAdmin creates 7 published quizzes and PortalAdmin creates 2. ISL SchoolAdmin (who created none) still sees all 9. PortalAdmin sees all 9. Creator is metadata, not a visibility filter.</w:t>
+      </w:r>
+    </w:p>
+    <w:p>
+      <w:pPr>
+        <w:pStyle w:val="ListParagraph"/>
+        <w:numPr>
+          <w:ilvl w:val="0"/>
+          <w:numId w:val="1"/>
+        </w:numPr>
+        <w:spacing w:after="60"/>
+      </w:pPr>
+      <w:r>
+        <w:rPr>
+          <w:sz w:val="21"/>
+          <w:szCs w:val="21"/>
+        </w:rPr>
+        <w:t xml:space="preserve">ParentPrivate (PrivateParent) is not in that shared catalog — owner, linked children/students, and PortalAdmin only.</w:t>
+      </w:r>
+    </w:p>
+    <w:p>
+      <w:pPr>
+        <w:pStyle w:val="ListParagraph"/>
+        <w:numPr>
+          <w:ilvl w:val="0"/>
+          <w:numId w:val="1"/>
+        </w:numPr>
+        <w:spacing w:after="60"/>
+      </w:pPr>
+      <w:r>
+        <w:rPr>
+          <w:sz w:val="21"/>
+          <w:szCs w:val="21"/>
+        </w:rPr>
+        <w:t xml:space="preserve">Students do not see every published quiz. Students see (1) quizzes assigned to them and (2) AudienceScope=Public within the audience window. Publishing to the staff catalog is not the same as the student Public audience.</w:t>
+      </w:r>
+    </w:p>
+    <w:p>
+      <w:pPr>
+        <w:pStyle w:val="ListParagraph"/>
+        <w:numPr>
+          <w:ilvl w:val="0"/>
+          <w:numId w:val="1"/>
+        </w:numPr>
+        <w:spacing w:after="60"/>
+      </w:pPr>
+      <w:r>
+        <w:rPr>
+          <w:sz w:val="21"/>
+          <w:szCs w:val="21"/>
+        </w:rPr>
+        <w:t xml:space="preserve">PortalAdmin → all published/assigned/archived quizzes, including ParentPrivate. Drafts: own WIP, plus other authors only after Submit for approval (Pending submitted, SchoolApproved, Approved, Rejected).</w:t>
+      </w:r>
+    </w:p>
+    <w:p>
+      <w:pPr>
+        <w:pStyle w:val="ListParagraph"/>
+        <w:numPr>
+          <w:ilvl w:val="0"/>
+          <w:numId w:val="1"/>
+        </w:numPr>
+        <w:spacing w:after="60"/>
+      </w:pPr>
+      <w:r>
+        <w:rPr>
+          <w:sz w:val="21"/>
+          <w:szCs w:val="21"/>
+        </w:rPr>
+        <w:t xml:space="preserve">SchoolAdmin / CampusAdmin / Teacher / Coordinator → shared published school-type catalog (all schools) plus own Draft rows. Assign/edit/delete still follow school/campus/owner rules (ISL Admin can view an AES published quiz but cannot assign it to ISL students unless the quiz is in their assign scope).</w:t>
       </w:r>
     </w:p>
     <w:p>
@@ -5693,58 +5710,58 @@
           <w:sz w:val="21"/>
           <w:szCs w:val="21"/>
         </w:rPr>
-        <w:t xml:space="preserve">Manage detail (GET /manage): SchoolAdmin/CampusAdmin may open any Published/Assigned quiz in scope; Draft hidden unless owner, or PortalAdmin after the quiz has been submitted for approval (or is SchoolApproved/Approved/Rejected).</w:t>
-      </w:r>
-    </w:p>
-    <w:p>
-      <w:pPr>
-        <w:pStyle w:val="ListParagraph"/>
-        <w:numPr>
-          <w:ilvl w:val="0"/>
-          <w:numId w:val="1"/>
-        </w:numPr>
-        <w:spacing w:after="60"/>
-      </w:pPr>
-      <w:r>
-        <w:rPr>
-          <w:sz w:val="21"/>
-          <w:szCs w:val="21"/>
-        </w:rPr>
-        <w:t xml:space="preserve">Edit settings / questions: PortalAdmin may edit any in place. Owner may edit only while Draft + Pending/Rejected, or with an unused approved edit grant (see §5b). School/campus admins may monitor/assign but not edit another author's quiz.</w:t>
-      </w:r>
-    </w:p>
-    <w:p>
-      <w:pPr>
-        <w:pStyle w:val="ListParagraph"/>
-        <w:numPr>
-          <w:ilvl w:val="0"/>
-          <w:numId w:val="1"/>
-        </w:numPr>
-        <w:spacing w:after="60"/>
-      </w:pPr>
-      <w:r>
-        <w:rPr>
-          <w:sz w:val="21"/>
-          <w:szCs w:val="21"/>
-        </w:rPr>
-        <w:t xml:space="preserve">Web /quizzes list: org admins (Portal/School/Campus) default to full scoped catalog; Teacher/Parent/Coordinator/Tutor may toggle Mine only (optional client filter on top of API scope).</w:t>
-      </w:r>
-    </w:p>
-    <w:p>
-      <w:pPr>
-        <w:pStyle w:val="ListParagraph"/>
-        <w:numPr>
-          <w:ilvl w:val="0"/>
-          <w:numId w:val="1"/>
-        </w:numPr>
-        <w:spacing w:after="60"/>
-      </w:pPr>
-      <w:r>
-        <w:rPr>
-          <w:sz w:val="21"/>
-          <w:szCs w:val="21"/>
-        </w:rPr>
-        <w:t xml:space="preserve">Portal-created quizzes must carry the target schoolId (API) for school-scoped staff visibility; null schoolId limits visibility to PortalAdmin and Public audience until scoped.</w:t>
+        <w:t xml:space="preserve">Manage detail (GET /manage): any catalog staff may open Published/Assigned/Archived school-type quizzes. Draft hidden unless owner, or PortalAdmin after the quiz has been submitted for approval (or is SchoolApproved/Approved/Rejected).</w:t>
+      </w:r>
+    </w:p>
+    <w:p>
+      <w:pPr>
+        <w:pStyle w:val="ListParagraph"/>
+        <w:numPr>
+          <w:ilvl w:val="0"/>
+          <w:numId w:val="1"/>
+        </w:numPr>
+        <w:spacing w:after="60"/>
+      </w:pPr>
+      <w:r>
+        <w:rPr>
+          <w:sz w:val="21"/>
+          <w:szCs w:val="21"/>
+        </w:rPr>
+        <w:t xml:space="preserve">Edit settings / questions: PortalAdmin may edit any in place. Owner may edit only while Draft + Pending/Rejected, or with an unused approved edit grant (see §5b). School/campus admins may monitor/assign in their org but not edit another author's quiz.</w:t>
+      </w:r>
+    </w:p>
+    <w:p>
+      <w:pPr>
+        <w:pStyle w:val="ListParagraph"/>
+        <w:numPr>
+          <w:ilvl w:val="0"/>
+          <w:numId w:val="1"/>
+        </w:numPr>
+        <w:spacing w:after="60"/>
+      </w:pPr>
+      <w:r>
+        <w:rPr>
+          <w:sz w:val="21"/>
+          <w:szCs w:val="21"/>
+        </w:rPr>
+        <w:t xml:space="preserve">Web /quizzes list: org admins (Portal/School/Campus) and Teacher/Coordinator see the shared published catalog by default; Mine only is an optional client filter.</w:t>
+      </w:r>
+    </w:p>
+    <w:p>
+      <w:pPr>
+        <w:pStyle w:val="ListParagraph"/>
+        <w:numPr>
+          <w:ilvl w:val="0"/>
+          <w:numId w:val="1"/>
+        </w:numPr>
+        <w:spacing w:after="60"/>
+      </w:pPr>
+      <w:r>
+        <w:rPr>
+          <w:sz w:val="21"/>
+          <w:szCs w:val="21"/>
+        </w:rPr>
+        <w:t xml:space="preserve">Portal-created published school-type quizzes appear in the shared staff catalog even when schoolId is null.</w:t>
       </w:r>
     </w:p>
     <w:p>
@@ -12573,7 +12590,7 @@
                 <w:sz w:val="17"/>
                 <w:szCs w:val="17"/>
               </w:rPr>
-              <w:t xml:space="preserve">Role-scoped list. Student: assigned ∪ Public. Parent: linked assignments ∪ own. Tutor: linked assignments ∪ own. Teacher/Coordinator: campus scope (any creator) ∪ own drafts ∪ Public. SchoolAdmin: school scope (any creator) ∪ own drafts ∪ Public. CampusAdmin: campus scope ∪ own drafts ∪ Public. PortalAdmin: all published/assigned/archived; drafts = own WIP or submitted/in-approval pipeline. Unsubmitted WIP drafts: owner only.</w:t>
+              <w:t xml:space="preserve">Role-scoped list. Student: assigned ∪ Public audience. Parent: linked assignments ∪ own. Tutor: linked assignments ∪ own. Teacher/Coordinator/SchoolAdmin/CampusAdmin: all Published/Assigned/Archived school-type quizzes (any school, any creator) ∪ own drafts. PortalAdmin: all published/assigned/archived plus pipeline drafts. ParentPrivate is not in the shared staff catalog (owner + PortalAdmin). Unsubmitted WIP drafts: owner only.</w:t>
             </w:r>
           </w:p>
         </w:tc>
@@ -12685,7 +12702,7 @@
                 <w:sz w:val="17"/>
                 <w:szCs w:val="17"/>
               </w:rPr>
-              <w:t xml:space="preserve">Manage view with questions. Scope: PortalAdmin any published/pipeline draft; SchoolAdmin/CampusAdmin same school/campus; Teacher/Coordinator/Parent/Tutor owner (+ campus for teacher/coordinator). Unsubmitted Draft hidden from non-owner including PortalAdmin.</w:t>
+              <w:t xml:space="preserve">Manage view with questions. Published/Assigned/Archived school-type quizzes: any Teacher/Coordinator/SchoolAdmin/CampusAdmin/PortalAdmin. Draft: owner, or PortalAdmin after submit for approval. ParentPrivate: owner + PortalAdmin. Unsubmitted Draft hidden from non-owner including PortalAdmin.</w:t>
             </w:r>
           </w:p>
         </w:tc>
@@ -14730,7 +14747,7 @@
           <w:sz w:val="24"/>
           <w:szCs w:val="24"/>
         </w:rPr>
-        <w:t xml:space="preserve">QZ-22 — School-scoped published visibility (not creator-only)</w:t>
+        <w:t xml:space="preserve">QZ-22 — Published school quizzes are a shared staff catalog</w:t>
       </w:r>
     </w:p>
     <w:p>
@@ -14742,7 +14759,7 @@
           <w:sz w:val="21"/>
           <w:szCs w:val="21"/>
         </w:rPr>
-        <w:t xml:space="preserve">Steps: PortalAdmin creates Quiz A and B for AES school; AES SchoolAdmin creates Quiz C; all three are published. Repeat with ISL school admin when ISL has its own published quizzes.</w:t>
+        <w:t xml:space="preserve">Steps: PortalAdmin publishes Quiz A and B (any school, including null schoolId). AES SchoolAdmin publishes Quiz C. ISL SchoolAdmin created none. Each staff role opens /quizzes.</w:t>
       </w:r>
     </w:p>
     <w:p>
@@ -14762,7 +14779,7 @@
           <w:sz w:val="21"/>
           <w:szCs w:val="21"/>
         </w:rPr>
-        <w:t xml:space="preserve">Expected: PortalAdmin sees published A, B, C. AES SchoolAdmin sees all published AES quizzes (A, B, C) regardless of creator. ISL SchoolAdmin sees published ISL quizzes only. Unsubmitted Draft quizzes are owner-only — PortalAdmin does not see them until Submit for approval.</w:t>
+        <w:t xml:space="preserve">Expected: PortalAdmin, AES SchoolAdmin, and ISL SchoolAdmin each see published A, B, and C (9 in the reported case: 7 AES + 2 Portal). Creator and school do not hide published school-type quizzes from other staff. ParentPrivate stays private. Students still only see assigned ∪ AudienceScope=Public. Unsubmitted Draft remains owner-only.</w:t>
       </w:r>
     </w:p>
     <w:p>
@@ -15047,24 +15064,24 @@
           <w:sz w:val="21"/>
           <w:szCs w:val="21"/>
         </w:rPr>
-        <w:t xml:space="preserve">☐ Published quizzes: visible to staff by school/campus scope (any creator), not CreatedBy alone.</w:t>
-      </w:r>
-    </w:p>
-    <w:p>
-      <w:pPr>
-        <w:pStyle w:val="ListParagraph"/>
-        <w:numPr>
-          <w:ilvl w:val="0"/>
-          <w:numId w:val="1"/>
-        </w:numPr>
-        <w:spacing w:after="60"/>
-      </w:pPr>
-      <w:r>
-        <w:rPr>
-          <w:sz w:val="21"/>
-          <w:szCs w:val="21"/>
-        </w:rPr>
-        <w:t xml:space="preserve">☐ SchoolAdmin list shows all published quizzes for their school; CampusAdmin for their campus; Teacher/Coordinator for their campus.</w:t>
+        <w:t xml:space="preserve">☐ Published school-type quizzes: shared staff catalog — every Teacher/Coordinator/SchoolAdmin/CampusAdmin/PortalAdmin can list and open them, regardless of creator or school. ParentPrivate excluded. Students still need assignment or AudienceScope=Public.</w:t>
+      </w:r>
+    </w:p>
+    <w:p>
+      <w:pPr>
+        <w:pStyle w:val="ListParagraph"/>
+        <w:numPr>
+          <w:ilvl w:val="0"/>
+          <w:numId w:val="1"/>
+        </w:numPr>
+        <w:spacing w:after="60"/>
+      </w:pPr>
+      <w:r>
+        <w:rPr>
+          <w:sz w:val="21"/>
+          <w:szCs w:val="21"/>
+        </w:rPr>
+        <w:t xml:space="preserve">☐ SchoolAdmin/CampusAdmin/Teacher/Coordinator list shows all published school-type quizzes (AES + ISL + Portal-created). Assign/edit/delete remain org/owner scoped.</w:t>
       </w:r>
     </w:p>
     <w:p>

--- a/docs/05_RankUp_Quiz_Business_QA.docx
+++ b/docs/05_RankUp_Quiz_Business_QA.docx
@@ -285,7 +285,7 @@
                 <w:sz w:val="17"/>
                 <w:szCs w:val="17"/>
               </w:rPr>
-              <w:t xml:space="preserve">At least one assignment row exists. Assigned students can take the quiz. Further assigns allowed; owner may monitor/review/cancel upcoming/archive.</w:t>
+              <w:t xml:space="preserve">At least one assignment row exists. Assigned students can take the quiz. Further assigns allowed; owner may monitor/review/cancel upcoming. Archive of Published or Assigned quizzes is PortalAdmin only.</w:t>
             </w:r>
           </w:p>
         </w:tc>
@@ -326,7 +326,7 @@
                 <w:sz w:val="17"/>
                 <w:szCs w:val="17"/>
               </w:rPr>
-              <w:t xml:space="preserve">Soft-retired when assignments exist (IsActive=false). Same shared staff-catalog visibility as Published (any school/creator for school types). Hard-deleted instead when there are no assignments.</w:t>
+              <w:t xml:space="preserve">Soft-retired when assignments exist (IsActive=false). Only PortalAdmin may archive a Published or Assigned quiz (including any student/child assignment). Same shared staff-catalog visibility as Published. Hard-deleted instead when there are no assignments.</w:t>
             </w:r>
           </w:p>
         </w:tc>
@@ -580,7 +580,7 @@
                 <w:sz w:val="17"/>
                 <w:szCs w:val="17"/>
               </w:rPr>
-              <w:t xml:space="preserve">Denied by SchoolAdmin, CampusAdmin, or PortalAdmin (in scope). Rejection reason required. Lifecycle stays Draft. Creator must fix and resubmit to Pending. Cannot be approved until resubmitted.</w:t>
+              <w:t xml:space="preserve">Denied by SchoolAdmin, CampusAdmin, or PortalAdmin (in scope). Rejection reason required. Lifecycle stays Draft. Only the quiz creator may Resubmit for approval (Pending). The rejecting PortalAdmin (or any non-owner) does not see or use Resubmit. Cannot be approved until the creator resubmits.</w:t>
             </w:r>
           </w:p>
         </w:tc>
@@ -2463,7 +2463,7 @@
                 <w:sz w:val="17"/>
                 <w:szCs w:val="17"/>
               </w:rPr>
-              <w:t xml:space="preserve">Owner action (publish endpoint for non–PortalAdmin). Lifecycle stays Draft. ≥1 question. Teacher/Coordinator notify school+campus+portal. SchoolAdmin/CampusAdmin/Parent/Tutor notify PortalAdmin only. Not assignable.</w:t>
+              <w:t xml:space="preserve">Owner action only (publish endpoint for non–PortalAdmin). PortalAdmin never submits or resubmits another author’s quiz. Lifecycle stays Draft. ≥1 question. Teacher/Coordinator notify school+campus+portal. SchoolAdmin/CampusAdmin/Parent/Tutor notify PortalAdmin only. Not assignable.</w:t>
             </w:r>
           </w:p>
         </w:tc>
@@ -2832,7 +2832,7 @@
                 <w:sz w:val="17"/>
                 <w:szCs w:val="17"/>
               </w:rPr>
-              <w:t xml:space="preserve">PortalAdmin always. Teacher/coordinator owner when Draft or final Approved. Published-but-not-approved → PortalAdmin only. ParentPrivate → PortalAdmin only. No assignments → hard delete; else soft Archive.</w:t>
+              <w:t xml:space="preserve">Published or Assigned (including assigned to students/children): PortalAdmin only. Other roles cannot archive after publish or after any assignment exists. Owners may hard-delete their own Draft (no assignments). ParentPrivate delete/archive → PortalAdmin only. No assignments → hard delete; else soft Archive.</w:t>
             </w:r>
           </w:p>
         </w:tc>
@@ -2873,7 +2873,7 @@
                 <w:sz w:val="17"/>
                 <w:szCs w:val="17"/>
               </w:rPr>
-              <w:t xml:space="preserve">Same actors as archive/delete. Restores Assigned if any assignments exist, else Published; IsActive=true.</w:t>
+              <w:t xml:space="preserve">PortalAdmin only (same as archive of published/assigned). Restores Assigned if any assignments exist, else Published; IsActive=true.</w:t>
             </w:r>
           </w:p>
         </w:tc>
@@ -3805,20 +3805,20 @@
                 <w:sz w:val="17"/>
                 <w:szCs w:val="17"/>
               </w:rPr>
-              <w:t xml:space="preserve">Submit for approval (owner)</w:t>
-            </w:r>
-          </w:p>
-        </w:tc>
-        <w:tc>
-          <w:p>
-            <w:r>
-              <w:rPr>
-                <w:b w:val="false"/>
-                <w:bCs w:val="false"/>
-                <w:sz w:val="17"/>
-                <w:szCs w:val="17"/>
-              </w:rPr>
-              <w:t xml:space="preserve">N/A</w:t>
+              <w:t xml:space="preserve">Submit / resubmit for approval (owner)</w:t>
+            </w:r>
+          </w:p>
+        </w:tc>
+        <w:tc>
+          <w:p>
+            <w:r>
+              <w:rPr>
+                <w:b w:val="false"/>
+                <w:bCs w:val="false"/>
+                <w:sz w:val="17"/>
+                <w:szCs w:val="17"/>
+              </w:rPr>
+              <w:t xml:space="preserve">No — reviews only; does not submit or resubmit another author’s quiz</w:t>
             </w:r>
           </w:p>
         </w:tc>
@@ -3857,6 +3857,285 @@
                 <w:sz w:val="17"/>
                 <w:szCs w:val="17"/>
               </w:rPr>
+              <w:t xml:space="preserve">Yes (own)</w:t>
+            </w:r>
+          </w:p>
+        </w:tc>
+        <w:tc>
+          <w:p>
+            <w:r>
+              <w:rPr>
+                <w:b w:val="false"/>
+                <w:bCs w:val="false"/>
+                <w:sz w:val="17"/>
+                <w:szCs w:val="17"/>
+              </w:rPr>
+              <w:t xml:space="preserve">Yes (own)</w:t>
+            </w:r>
+          </w:p>
+        </w:tc>
+        <w:tc>
+          <w:p>
+            <w:r>
+              <w:rPr>
+                <w:b w:val="false"/>
+                <w:bCs w:val="false"/>
+                <w:sz w:val="17"/>
+                <w:szCs w:val="17"/>
+              </w:rPr>
+              <w:t xml:space="preserve">Yes (own)</w:t>
+            </w:r>
+          </w:p>
+        </w:tc>
+        <w:tc>
+          <w:p>
+            <w:r>
+              <w:rPr>
+                <w:b w:val="false"/>
+                <w:bCs w:val="false"/>
+                <w:sz w:val="17"/>
+                <w:szCs w:val="17"/>
+              </w:rPr>
+              <w:t xml:space="preserve">No</w:t>
+            </w:r>
+          </w:p>
+        </w:tc>
+      </w:tr>
+      <w:tr>
+        <w:tc>
+          <w:p>
+            <w:r>
+              <w:rPr>
+                <w:b w:val="false"/>
+                <w:bCs w:val="false"/>
+                <w:sz w:val="17"/>
+                <w:szCs w:val="17"/>
+              </w:rPr>
+              <w:t xml:space="preserve">Approve teacher/coordinator quizzes</w:t>
+            </w:r>
+          </w:p>
+        </w:tc>
+        <w:tc>
+          <w:p>
+            <w:r>
+              <w:rPr>
+                <w:b w:val="false"/>
+                <w:bCs w:val="false"/>
+                <w:sz w:val="17"/>
+                <w:szCs w:val="17"/>
+              </w:rPr>
+              <w:t xml:space="preserve">Yes (→ Approved)</w:t>
+            </w:r>
+          </w:p>
+        </w:tc>
+        <w:tc>
+          <w:p>
+            <w:r>
+              <w:rPr>
+                <w:b w:val="false"/>
+                <w:bCs w:val="false"/>
+                <w:sz w:val="17"/>
+                <w:szCs w:val="17"/>
+              </w:rPr>
+              <w:t xml:space="preserve">Yes (→ SchoolApproved, own school)</w:t>
+            </w:r>
+          </w:p>
+        </w:tc>
+        <w:tc>
+          <w:p>
+            <w:r>
+              <w:rPr>
+                <w:b w:val="false"/>
+                <w:bCs w:val="false"/>
+                <w:sz w:val="17"/>
+                <w:szCs w:val="17"/>
+              </w:rPr>
+              <w:t xml:space="preserve">Yes (→ SchoolApproved, own campus)</w:t>
+            </w:r>
+          </w:p>
+        </w:tc>
+        <w:tc>
+          <w:p>
+            <w:r>
+              <w:rPr>
+                <w:b w:val="false"/>
+                <w:bCs w:val="false"/>
+                <w:sz w:val="17"/>
+                <w:szCs w:val="17"/>
+              </w:rPr>
+              <w:t xml:space="preserve">No (no self-approve)</w:t>
+            </w:r>
+          </w:p>
+        </w:tc>
+        <w:tc>
+          <w:p>
+            <w:r>
+              <w:rPr>
+                <w:b w:val="false"/>
+                <w:bCs w:val="false"/>
+                <w:sz w:val="17"/>
+                <w:szCs w:val="17"/>
+              </w:rPr>
+              <w:t xml:space="preserve">No (no self-approve)</w:t>
+            </w:r>
+          </w:p>
+        </w:tc>
+        <w:tc>
+          <w:p>
+            <w:r>
+              <w:rPr>
+                <w:b w:val="false"/>
+                <w:bCs w:val="false"/>
+                <w:sz w:val="17"/>
+                <w:szCs w:val="17"/>
+              </w:rPr>
+              <w:t xml:space="preserve">No</w:t>
+            </w:r>
+          </w:p>
+        </w:tc>
+        <w:tc>
+          <w:p>
+            <w:r>
+              <w:rPr>
+                <w:b w:val="false"/>
+                <w:bCs w:val="false"/>
+                <w:sz w:val="17"/>
+                <w:szCs w:val="17"/>
+              </w:rPr>
+              <w:t xml:space="preserve">No</w:t>
+            </w:r>
+          </w:p>
+        </w:tc>
+      </w:tr>
+      <w:tr>
+        <w:tc>
+          <w:p>
+            <w:r>
+              <w:rPr>
+                <w:b w:val="false"/>
+                <w:bCs w:val="false"/>
+                <w:sz w:val="17"/>
+                <w:szCs w:val="17"/>
+              </w:rPr>
+              <w:t xml:space="preserve">Approve SchoolAdmin/CampusAdmin-created quizzes</w:t>
+            </w:r>
+          </w:p>
+        </w:tc>
+        <w:tc>
+          <w:p>
+            <w:r>
+              <w:rPr>
+                <w:b w:val="false"/>
+                <w:bCs w:val="false"/>
+                <w:sz w:val="17"/>
+                <w:szCs w:val="17"/>
+              </w:rPr>
+              <w:t xml:space="preserve">Yes (Pending → Approved)</w:t>
+            </w:r>
+          </w:p>
+        </w:tc>
+        <w:tc>
+          <w:p>
+            <w:r>
+              <w:rPr>
+                <w:b w:val="false"/>
+                <w:bCs w:val="false"/>
+                <w:sz w:val="17"/>
+                <w:szCs w:val="17"/>
+              </w:rPr>
+              <w:t xml:space="preserve">No (PortalAdmin only)</w:t>
+            </w:r>
+          </w:p>
+        </w:tc>
+        <w:tc>
+          <w:p>
+            <w:r>
+              <w:rPr>
+                <w:b w:val="false"/>
+                <w:bCs w:val="false"/>
+                <w:sz w:val="17"/>
+                <w:szCs w:val="17"/>
+              </w:rPr>
+              <w:t xml:space="preserve">No (PortalAdmin only)</w:t>
+            </w:r>
+          </w:p>
+        </w:tc>
+        <w:tc>
+          <w:p>
+            <w:r>
+              <w:rPr>
+                <w:b w:val="false"/>
+                <w:bCs w:val="false"/>
+                <w:sz w:val="17"/>
+                <w:szCs w:val="17"/>
+              </w:rPr>
+              <w:t xml:space="preserve">No</w:t>
+            </w:r>
+          </w:p>
+        </w:tc>
+        <w:tc>
+          <w:p>
+            <w:r>
+              <w:rPr>
+                <w:b w:val="false"/>
+                <w:bCs w:val="false"/>
+                <w:sz w:val="17"/>
+                <w:szCs w:val="17"/>
+              </w:rPr>
+              <w:t xml:space="preserve">No</w:t>
+            </w:r>
+          </w:p>
+        </w:tc>
+        <w:tc>
+          <w:p>
+            <w:r>
+              <w:rPr>
+                <w:b w:val="false"/>
+                <w:bCs w:val="false"/>
+                <w:sz w:val="17"/>
+                <w:szCs w:val="17"/>
+              </w:rPr>
+              <w:t xml:space="preserve">No</w:t>
+            </w:r>
+          </w:p>
+        </w:tc>
+        <w:tc>
+          <w:p>
+            <w:r>
+              <w:rPr>
+                <w:b w:val="false"/>
+                <w:bCs w:val="false"/>
+                <w:sz w:val="17"/>
+                <w:szCs w:val="17"/>
+              </w:rPr>
+              <w:t xml:space="preserve">No</w:t>
+            </w:r>
+          </w:p>
+        </w:tc>
+      </w:tr>
+      <w:tr>
+        <w:tc>
+          <w:p>
+            <w:r>
+              <w:rPr>
+                <w:b w:val="false"/>
+                <w:bCs w:val="false"/>
+                <w:sz w:val="17"/>
+                <w:szCs w:val="17"/>
+              </w:rPr>
+              <w:t xml:space="preserve">Reject quizzes (in scope)</w:t>
+            </w:r>
+          </w:p>
+        </w:tc>
+        <w:tc>
+          <w:p>
+            <w:r>
+              <w:rPr>
+                <w:b w:val="false"/>
+                <w:bCs w:val="false"/>
+                <w:sz w:val="17"/>
+                <w:szCs w:val="17"/>
+              </w:rPr>
               <w:t xml:space="preserve">Yes</w:t>
             </w:r>
           </w:p>
@@ -3870,20 +4149,20 @@
                 <w:sz w:val="17"/>
                 <w:szCs w:val="17"/>
               </w:rPr>
-              <w:t xml:space="preserve">Yes</w:t>
-            </w:r>
-          </w:p>
-        </w:tc>
-        <w:tc>
-          <w:p>
-            <w:r>
-              <w:rPr>
-                <w:b w:val="false"/>
-                <w:bCs w:val="false"/>
-                <w:sz w:val="17"/>
-                <w:szCs w:val="17"/>
-              </w:rPr>
-              <w:t xml:space="preserve">Yes</w:t>
+              <w:t xml:space="preserve">Yes (own school)</w:t>
+            </w:r>
+          </w:p>
+        </w:tc>
+        <w:tc>
+          <w:p>
+            <w:r>
+              <w:rPr>
+                <w:b w:val="false"/>
+                <w:bCs w:val="false"/>
+                <w:sz w:val="17"/>
+                <w:szCs w:val="17"/>
+              </w:rPr>
+              <w:t xml:space="preserve">Yes (own campus)</w:t>
             </w:r>
           </w:p>
         </w:tc>
@@ -3900,86 +4179,6 @@
             </w:r>
           </w:p>
         </w:tc>
-      </w:tr>
-      <w:tr>
-        <w:tc>
-          <w:p>
-            <w:r>
-              <w:rPr>
-                <w:b w:val="false"/>
-                <w:bCs w:val="false"/>
-                <w:sz w:val="17"/>
-                <w:szCs w:val="17"/>
-              </w:rPr>
-              <w:t xml:space="preserve">Approve teacher/coordinator quizzes</w:t>
-            </w:r>
-          </w:p>
-        </w:tc>
-        <w:tc>
-          <w:p>
-            <w:r>
-              <w:rPr>
-                <w:b w:val="false"/>
-                <w:bCs w:val="false"/>
-                <w:sz w:val="17"/>
-                <w:szCs w:val="17"/>
-              </w:rPr>
-              <w:t xml:space="preserve">Yes (→ Approved)</w:t>
-            </w:r>
-          </w:p>
-        </w:tc>
-        <w:tc>
-          <w:p>
-            <w:r>
-              <w:rPr>
-                <w:b w:val="false"/>
-                <w:bCs w:val="false"/>
-                <w:sz w:val="17"/>
-                <w:szCs w:val="17"/>
-              </w:rPr>
-              <w:t xml:space="preserve">Yes (→ SchoolApproved, own school)</w:t>
-            </w:r>
-          </w:p>
-        </w:tc>
-        <w:tc>
-          <w:p>
-            <w:r>
-              <w:rPr>
-                <w:b w:val="false"/>
-                <w:bCs w:val="false"/>
-                <w:sz w:val="17"/>
-                <w:szCs w:val="17"/>
-              </w:rPr>
-              <w:t xml:space="preserve">Yes (→ SchoolApproved, own campus)</w:t>
-            </w:r>
-          </w:p>
-        </w:tc>
-        <w:tc>
-          <w:p>
-            <w:r>
-              <w:rPr>
-                <w:b w:val="false"/>
-                <w:bCs w:val="false"/>
-                <w:sz w:val="17"/>
-                <w:szCs w:val="17"/>
-              </w:rPr>
-              <w:t xml:space="preserve">No (no self-approve)</w:t>
-            </w:r>
-          </w:p>
-        </w:tc>
-        <w:tc>
-          <w:p>
-            <w:r>
-              <w:rPr>
-                <w:b w:val="false"/>
-                <w:bCs w:val="false"/>
-                <w:sz w:val="17"/>
-                <w:szCs w:val="17"/>
-              </w:rPr>
-              <w:t xml:space="preserve">No (no self-approve)</w:t>
-            </w:r>
-          </w:p>
-        </w:tc>
         <w:tc>
           <w:p>
             <w:r>
@@ -4006,60 +4205,6 @@
             </w:r>
           </w:p>
         </w:tc>
-      </w:tr>
-      <w:tr>
-        <w:tc>
-          <w:p>
-            <w:r>
-              <w:rPr>
-                <w:b w:val="false"/>
-                <w:bCs w:val="false"/>
-                <w:sz w:val="17"/>
-                <w:szCs w:val="17"/>
-              </w:rPr>
-              <w:t xml:space="preserve">Approve SchoolAdmin/CampusAdmin-created quizzes</w:t>
-            </w:r>
-          </w:p>
-        </w:tc>
-        <w:tc>
-          <w:p>
-            <w:r>
-              <w:rPr>
-                <w:b w:val="false"/>
-                <w:bCs w:val="false"/>
-                <w:sz w:val="17"/>
-                <w:szCs w:val="17"/>
-              </w:rPr>
-              <w:t xml:space="preserve">Yes (Pending → Approved)</w:t>
-            </w:r>
-          </w:p>
-        </w:tc>
-        <w:tc>
-          <w:p>
-            <w:r>
-              <w:rPr>
-                <w:b w:val="false"/>
-                <w:bCs w:val="false"/>
-                <w:sz w:val="17"/>
-                <w:szCs w:val="17"/>
-              </w:rPr>
-              <w:t xml:space="preserve">No (PortalAdmin only)</w:t>
-            </w:r>
-          </w:p>
-        </w:tc>
-        <w:tc>
-          <w:p>
-            <w:r>
-              <w:rPr>
-                <w:b w:val="false"/>
-                <w:bCs w:val="false"/>
-                <w:sz w:val="17"/>
-                <w:szCs w:val="17"/>
-              </w:rPr>
-              <w:t xml:space="preserve">No (PortalAdmin only)</w:t>
-            </w:r>
-          </w:p>
-        </w:tc>
         <w:tc>
           <w:p>
             <w:r>
@@ -4073,6 +4218,34 @@
             </w:r>
           </w:p>
         </w:tc>
+      </w:tr>
+      <w:tr>
+        <w:tc>
+          <w:p>
+            <w:r>
+              <w:rPr>
+                <w:b w:val="false"/>
+                <w:bCs w:val="false"/>
+                <w:sz w:val="17"/>
+                <w:szCs w:val="17"/>
+              </w:rPr>
+              <w:t xml:space="preserve">Publish (lifecycle → Published)</w:t>
+            </w:r>
+          </w:p>
+        </w:tc>
+        <w:tc>
+          <w:p>
+            <w:r>
+              <w:rPr>
+                <w:b w:val="false"/>
+                <w:bCs w:val="false"/>
+                <w:sz w:val="17"/>
+                <w:szCs w:val="17"/>
+              </w:rPr>
+              <w:t xml:space="preserve">Yes (final authority)</w:t>
+            </w:r>
+          </w:p>
+        </w:tc>
         <w:tc>
           <w:p>
             <w:r>
@@ -4112,60 +4285,6 @@
             </w:r>
           </w:p>
         </w:tc>
-      </w:tr>
-      <w:tr>
-        <w:tc>
-          <w:p>
-            <w:r>
-              <w:rPr>
-                <w:b w:val="false"/>
-                <w:bCs w:val="false"/>
-                <w:sz w:val="17"/>
-                <w:szCs w:val="17"/>
-              </w:rPr>
-              <w:t xml:space="preserve">Reject quizzes (in scope)</w:t>
-            </w:r>
-          </w:p>
-        </w:tc>
-        <w:tc>
-          <w:p>
-            <w:r>
-              <w:rPr>
-                <w:b w:val="false"/>
-                <w:bCs w:val="false"/>
-                <w:sz w:val="17"/>
-                <w:szCs w:val="17"/>
-              </w:rPr>
-              <w:t xml:space="preserve">Yes</w:t>
-            </w:r>
-          </w:p>
-        </w:tc>
-        <w:tc>
-          <w:p>
-            <w:r>
-              <w:rPr>
-                <w:b w:val="false"/>
-                <w:bCs w:val="false"/>
-                <w:sz w:val="17"/>
-                <w:szCs w:val="17"/>
-              </w:rPr>
-              <w:t xml:space="preserve">Yes (own school)</w:t>
-            </w:r>
-          </w:p>
-        </w:tc>
-        <w:tc>
-          <w:p>
-            <w:r>
-              <w:rPr>
-                <w:b w:val="false"/>
-                <w:bCs w:val="false"/>
-                <w:sz w:val="17"/>
-                <w:szCs w:val="17"/>
-              </w:rPr>
-              <w:t xml:space="preserve">Yes (own campus)</w:t>
-            </w:r>
-          </w:p>
-        </w:tc>
         <w:tc>
           <w:p>
             <w:r>
@@ -4205,125 +4324,6 @@
             </w:r>
           </w:p>
         </w:tc>
-        <w:tc>
-          <w:p>
-            <w:r>
-              <w:rPr>
-                <w:b w:val="false"/>
-                <w:bCs w:val="false"/>
-                <w:sz w:val="17"/>
-                <w:szCs w:val="17"/>
-              </w:rPr>
-              <w:t xml:space="preserve">No</w:t>
-            </w:r>
-          </w:p>
-        </w:tc>
-      </w:tr>
-      <w:tr>
-        <w:tc>
-          <w:p>
-            <w:r>
-              <w:rPr>
-                <w:b w:val="false"/>
-                <w:bCs w:val="false"/>
-                <w:sz w:val="17"/>
-                <w:szCs w:val="17"/>
-              </w:rPr>
-              <w:t xml:space="preserve">Publish (lifecycle → Published)</w:t>
-            </w:r>
-          </w:p>
-        </w:tc>
-        <w:tc>
-          <w:p>
-            <w:r>
-              <w:rPr>
-                <w:b w:val="false"/>
-                <w:bCs w:val="false"/>
-                <w:sz w:val="17"/>
-                <w:szCs w:val="17"/>
-              </w:rPr>
-              <w:t xml:space="preserve">Yes (final authority)</w:t>
-            </w:r>
-          </w:p>
-        </w:tc>
-        <w:tc>
-          <w:p>
-            <w:r>
-              <w:rPr>
-                <w:b w:val="false"/>
-                <w:bCs w:val="false"/>
-                <w:sz w:val="17"/>
-                <w:szCs w:val="17"/>
-              </w:rPr>
-              <w:t xml:space="preserve">No</w:t>
-            </w:r>
-          </w:p>
-        </w:tc>
-        <w:tc>
-          <w:p>
-            <w:r>
-              <w:rPr>
-                <w:b w:val="false"/>
-                <w:bCs w:val="false"/>
-                <w:sz w:val="17"/>
-                <w:szCs w:val="17"/>
-              </w:rPr>
-              <w:t xml:space="preserve">No</w:t>
-            </w:r>
-          </w:p>
-        </w:tc>
-        <w:tc>
-          <w:p>
-            <w:r>
-              <w:rPr>
-                <w:b w:val="false"/>
-                <w:bCs w:val="false"/>
-                <w:sz w:val="17"/>
-                <w:szCs w:val="17"/>
-              </w:rPr>
-              <w:t xml:space="preserve">No</w:t>
-            </w:r>
-          </w:p>
-        </w:tc>
-        <w:tc>
-          <w:p>
-            <w:r>
-              <w:rPr>
-                <w:b w:val="false"/>
-                <w:bCs w:val="false"/>
-                <w:sz w:val="17"/>
-                <w:szCs w:val="17"/>
-              </w:rPr>
-              <w:t xml:space="preserve">No</w:t>
-            </w:r>
-          </w:p>
-        </w:tc>
-        <w:tc>
-          <w:p>
-            <w:r>
-              <w:rPr>
-                <w:b w:val="false"/>
-                <w:bCs w:val="false"/>
-                <w:sz w:val="17"/>
-                <w:szCs w:val="17"/>
-              </w:rPr>
-              <w:t xml:space="preserve">No</w:t>
-            </w:r>
-          </w:p>
-        </w:tc>
-        <w:tc>
-          <w:p>
-            <w:r>
-              <w:rPr>
-                <w:b w:val="false"/>
-                <w:bCs w:val="false"/>
-                <w:sz w:val="17"/>
-                <w:szCs w:val="17"/>
-              </w:rPr>
-              <w:t xml:space="preserve">No</w:t>
-            </w:r>
-          </w:p>
-        </w:tc>
       </w:tr>
       <w:tr>
         <w:tc>
@@ -4348,72 +4348,72 @@
                 <w:sz w:val="17"/>
                 <w:szCs w:val="17"/>
               </w:rPr>
-              <w:t xml:space="preserve">Yes (all)</w:t>
-            </w:r>
-          </w:p>
-        </w:tc>
-        <w:tc>
-          <w:p>
-            <w:r>
-              <w:rPr>
-                <w:b w:val="false"/>
-                <w:bCs w:val="false"/>
-                <w:sz w:val="17"/>
-                <w:szCs w:val="17"/>
-              </w:rPr>
-              <w:t xml:space="preserve">No*</w:t>
-            </w:r>
-          </w:p>
-        </w:tc>
-        <w:tc>
-          <w:p>
-            <w:r>
-              <w:rPr>
-                <w:b w:val="false"/>
-                <w:bCs w:val="false"/>
-                <w:sz w:val="17"/>
-                <w:szCs w:val="17"/>
-              </w:rPr>
-              <w:t xml:space="preserve">No</w:t>
-            </w:r>
-          </w:p>
-        </w:tc>
-        <w:tc>
-          <w:p>
-            <w:r>
-              <w:rPr>
-                <w:b w:val="false"/>
-                <w:bCs w:val="false"/>
-                <w:sz w:val="17"/>
-                <w:szCs w:val="17"/>
-              </w:rPr>
-              <w:t xml:space="preserve">Own when Draft or Approved*</w:t>
-            </w:r>
-          </w:p>
-        </w:tc>
-        <w:tc>
-          <w:p>
-            <w:r>
-              <w:rPr>
-                <w:b w:val="false"/>
-                <w:bCs w:val="false"/>
-                <w:sz w:val="17"/>
-                <w:szCs w:val="17"/>
-              </w:rPr>
-              <w:t xml:space="preserve">Own when Draft or Approved*</w:t>
-            </w:r>
-          </w:p>
-        </w:tc>
-        <w:tc>
-          <w:p>
-            <w:r>
-              <w:rPr>
-                <w:b w:val="false"/>
-                <w:bCs w:val="false"/>
-                <w:sz w:val="17"/>
-                <w:szCs w:val="17"/>
-              </w:rPr>
-              <w:t xml:space="preserve">Portal only (ParentPrivate)</w:t>
+              <w:t xml:space="preserve">Yes (all). Only role that may archive Published or Assigned</w:t>
+            </w:r>
+          </w:p>
+        </w:tc>
+        <w:tc>
+          <w:p>
+            <w:r>
+              <w:rPr>
+                <w:b w:val="false"/>
+                <w:bCs w:val="false"/>
+                <w:sz w:val="17"/>
+                <w:szCs w:val="17"/>
+              </w:rPr>
+              <w:t xml:space="preserve">Delete own Draft only — cannot archive Published/Assigned</w:t>
+            </w:r>
+          </w:p>
+        </w:tc>
+        <w:tc>
+          <w:p>
+            <w:r>
+              <w:rPr>
+                <w:b w:val="false"/>
+                <w:bCs w:val="false"/>
+                <w:sz w:val="17"/>
+                <w:szCs w:val="17"/>
+              </w:rPr>
+              <w:t xml:space="preserve">Delete own Draft only — cannot archive Published/Assigned</w:t>
+            </w:r>
+          </w:p>
+        </w:tc>
+        <w:tc>
+          <w:p>
+            <w:r>
+              <w:rPr>
+                <w:b w:val="false"/>
+                <w:bCs w:val="false"/>
+                <w:sz w:val="17"/>
+                <w:szCs w:val="17"/>
+              </w:rPr>
+              <w:t xml:space="preserve">Delete own Draft only — cannot archive Published/Assigned</w:t>
+            </w:r>
+          </w:p>
+        </w:tc>
+        <w:tc>
+          <w:p>
+            <w:r>
+              <w:rPr>
+                <w:b w:val="false"/>
+                <w:bCs w:val="false"/>
+                <w:sz w:val="17"/>
+                <w:szCs w:val="17"/>
+              </w:rPr>
+              <w:t xml:space="preserve">Delete own Draft only — cannot archive Published/Assigned</w:t>
+            </w:r>
+          </w:p>
+        </w:tc>
+        <w:tc>
+          <w:p>
+            <w:r>
+              <w:rPr>
+                <w:b w:val="false"/>
+                <w:bCs w:val="false"/>
+                <w:sz w:val="17"/>
+                <w:szCs w:val="17"/>
+              </w:rPr>
+              <w:t xml:space="preserve">No (ParentPrivate: Portal only)</w:t>
             </w:r>
           </w:p>
         </w:tc>
@@ -5507,7 +5507,7 @@
           <w:sz w:val="21"/>
           <w:szCs w:val="21"/>
         </w:rPr>
-        <w:t xml:space="preserve">Delete/archive: same owner rules as Teacher (Draft or final Approved; ParentPrivate N/A).</w:t>
+        <w:t xml:space="preserve">Delete: own Draft only. Cannot archive Published or Assigned quizzes — PortalAdmin only.</w:t>
       </w:r>
     </w:p>
     <w:p>
@@ -12870,7 +12870,7 @@
                 <w:sz w:val="17"/>
                 <w:szCs w:val="17"/>
               </w:rPr>
-              <w:t xml:space="preserve">No assignments → hard delete; else Archived + Inactive.</w:t>
+              <w:t xml:space="preserve">PortalAdmin only when lifecycle is Published or Assigned (any student/child assignment). Other roles: own Draft delete only. No assignments → hard delete; else Archived + Inactive.</w:t>
             </w:r>
           </w:p>
         </w:tc>
@@ -12898,7 +12898,7 @@
                 <w:sz w:val="17"/>
                 <w:szCs w:val="17"/>
               </w:rPr>
-              <w:t xml:space="preserve">Restore Published or Assigned.</w:t>
+              <w:t xml:space="preserve">PortalAdmin only. Restore Published or Assigned.</w:t>
             </w:r>
           </w:p>
         </w:tc>
@@ -13529,7 +13529,7 @@
           <w:sz w:val="21"/>
           <w:szCs w:val="21"/>
         </w:rPr>
-        <w:t xml:space="preserve">Mobile /quizzes (Teacher/Coordinator/Parent/Tutor): create, manage, submit for approval, campus or linked assign modes, duplicate/archive/cancel/allow-retry, pending reviews, mark + finalize.</w:t>
+        <w:t xml:space="preserve">Mobile /quizzes (Teacher/Coordinator/Parent/Tutor): create, manage, submit for approval, campus or linked assign modes, duplicate/cancel/allow-retry, pending reviews, mark + finalize. Archive of Published/Assigned is PortalAdmin only.</w:t>
       </w:r>
     </w:p>
     <w:p>
@@ -14123,7 +14123,7 @@
           <w:sz w:val="24"/>
           <w:szCs w:val="24"/>
         </w:rPr>
-        <w:t xml:space="preserve">QZ-12 — Archive vs delete</w:t>
+        <w:t xml:space="preserve">QZ-12 — Archive vs delete — PortalAdmin only after publish</w:t>
       </w:r>
     </w:p>
     <w:p>
@@ -14135,7 +14135,7 @@
           <w:sz w:val="21"/>
           <w:szCs w:val="21"/>
         </w:rPr>
-        <w:t xml:space="preserve">Steps: Owner archives a Draft quiz; owner deletes a Draft quiz with no assignments; owner archives a quiz that already has assignments.</w:t>
+        <w:t xml:space="preserve">Steps: Teacher or SchoolAdmin tries to archive a Published quiz, or a quiz already assigned to students/children. PortalAdmin archives a Published quiz with assignments; owner deletes their own Draft with no assignments.</w:t>
       </w:r>
     </w:p>
     <w:p>
@@ -14155,7 +14155,7 @@
           <w:sz w:val="21"/>
           <w:szCs w:val="21"/>
         </w:rPr>
-        <w:t xml:space="preserve">Expected: Archive of Draft fails (must delete). Delete of Draft succeeds. With assignments → soft Archived; with no assignments → hard delete.</w:t>
+        <w:t xml:space="preserve">Expected: Non–PortalAdmin archive of Published or Assigned is rejected. PortalAdmin archive with assignments → soft Archived; with no assignments → hard delete. Draft must be deleted (not archived). Delete of own Draft succeeds.</w:t>
       </w:r>
     </w:p>
     <w:p>
@@ -15030,6 +15030,23 @@
           <w:sz w:val="21"/>
           <w:szCs w:val="21"/>
         </w:rPr>
+        <w:t xml:space="preserve">☐ After reject: only the quiz creator sees Resubmit for approval. PortalAdmin who rejected the quiz does not get that button and cannot resubmit.</w:t>
+      </w:r>
+    </w:p>
+    <w:p>
+      <w:pPr>
+        <w:pStyle w:val="ListParagraph"/>
+        <w:numPr>
+          <w:ilvl w:val="0"/>
+          <w:numId w:val="1"/>
+        </w:numPr>
+        <w:spacing w:after="60"/>
+      </w:pPr>
+      <w:r>
+        <w:rPr>
+          <w:sz w:val="21"/>
+          <w:szCs w:val="21"/>
+        </w:rPr>
         <w:t xml:space="preserve">☐ ParentPrivate (PrivateParent): Parent or Tutor may create; PortalAdmin approve + publish before assign.</w:t>
       </w:r>
     </w:p>
@@ -15489,7 +15506,7 @@
           <w:sz w:val="21"/>
           <w:szCs w:val="21"/>
         </w:rPr>
-        <w:t xml:space="preserve">☐ Archive: no assignments → hard delete; has assignments → Archived + Inactive. Draft must be deleted.</w:t>
+        <w:t xml:space="preserve">☐ Archive of Published or Assigned quizzes (including any student/child assignment) is PortalAdmin only. Other roles cannot archive those quizzes. No assignments → hard delete; has assignments → Archived + Inactive. Draft must be deleted by the owner.</w:t>
       </w:r>
     </w:p>
     <w:p>

--- a/docs/05_RankUp_Quiz_Business_QA.docx
+++ b/docs/05_RankUp_Quiz_Business_QA.docx
@@ -2033,7 +2033,7 @@
                 <w:sz w:val="17"/>
                 <w:szCs w:val="17"/>
               </w:rPr>
-              <w:t xml:space="preserve">Teacher / Coordinator</w:t>
+              <w:t xml:space="preserve">Teacher / Coordinator / SchoolAdmin / CampusAdmin / PortalAdmin</w:t>
             </w:r>
           </w:p>
         </w:tc>
@@ -2087,7 +2087,7 @@
                 <w:sz w:val="17"/>
                 <w:szCs w:val="17"/>
               </w:rPr>
-              <w:t xml:space="preserve">Teacher / Coordinator</w:t>
+              <w:t xml:space="preserve">Teacher / Coordinator / SchoolAdmin / CampusAdmin / PortalAdmin</w:t>
             </w:r>
           </w:p>
         </w:tc>
@@ -2141,7 +2141,7 @@
                 <w:sz w:val="17"/>
                 <w:szCs w:val="17"/>
               </w:rPr>
-              <w:t xml:space="preserve">Teacher / Coordinator</w:t>
+              <w:t xml:space="preserve">Teacher / Coordinator / SchoolAdmin / CampusAdmin / PortalAdmin</w:t>
             </w:r>
           </w:p>
         </w:tc>
@@ -2195,7 +2195,7 @@
                 <w:sz w:val="17"/>
                 <w:szCs w:val="17"/>
               </w:rPr>
-              <w:t xml:space="preserve">Teacher / Coordinator</w:t>
+              <w:t xml:space="preserve">Teacher / Coordinator / SchoolAdmin / CampusAdmin / PortalAdmin</w:t>
             </w:r>
           </w:p>
         </w:tc>
@@ -2381,7 +2381,7 @@
                 <w:sz w:val="17"/>
                 <w:szCs w:val="17"/>
               </w:rPr>
-              <w:t xml:space="preserve">Approval always starts Pending. Lifecycle Draft. Parent/Tutor create forces QuizType ParentPrivate (PrivateParent). Teacher/coordinator: school types. School/Campus from auth token. Not assignable.</w:t>
+              <w:t xml:space="preserve">Approval always starts Pending. Lifecycle Draft. Parent/Tutor create forces QuizType ParentPrivate (PrivateParent). Teacher/Coordinator/SchoolAdmin/CampusAdmin/PortalAdmin: school types. CampusAdmin stamps school+campus from the auth token. Not assignable.</w:t>
             </w:r>
           </w:p>
         </w:tc>
@@ -3513,6 +3513,629 @@
                 <w:sz w:val="17"/>
                 <w:szCs w:val="17"/>
               </w:rPr>
+              <w:t xml:space="preserve">Yes (own, school types)</w:t>
+            </w:r>
+          </w:p>
+        </w:tc>
+        <w:tc>
+          <w:p>
+            <w:r>
+              <w:rPr>
+                <w:b w:val="false"/>
+                <w:bCs w:val="false"/>
+                <w:sz w:val="17"/>
+                <w:szCs w:val="17"/>
+              </w:rPr>
+              <w:t xml:space="preserve">Yes (own, school types)</w:t>
+            </w:r>
+          </w:p>
+        </w:tc>
+        <w:tc>
+          <w:p>
+            <w:r>
+              <w:rPr>
+                <w:b w:val="false"/>
+                <w:bCs w:val="false"/>
+                <w:sz w:val="17"/>
+                <w:szCs w:val="17"/>
+              </w:rPr>
+              <w:t xml:space="preserve">Own</w:t>
+            </w:r>
+          </w:p>
+        </w:tc>
+        <w:tc>
+          <w:p>
+            <w:r>
+              <w:rPr>
+                <w:b w:val="false"/>
+                <w:bCs w:val="false"/>
+                <w:sz w:val="17"/>
+                <w:szCs w:val="17"/>
+              </w:rPr>
+              <w:t xml:space="preserve">Own</w:t>
+            </w:r>
+          </w:p>
+        </w:tc>
+        <w:tc>
+          <w:p>
+            <w:r>
+              <w:rPr>
+                <w:b w:val="false"/>
+                <w:bCs w:val="false"/>
+                <w:sz w:val="17"/>
+                <w:szCs w:val="17"/>
+              </w:rPr>
+              <w:t xml:space="preserve">Own (ParentPrivate)</w:t>
+            </w:r>
+          </w:p>
+        </w:tc>
+        <w:tc>
+          <w:p>
+            <w:r>
+              <w:rPr>
+                <w:b w:val="false"/>
+                <w:bCs w:val="false"/>
+                <w:sz w:val="17"/>
+                <w:szCs w:val="17"/>
+              </w:rPr>
+              <w:t xml:space="preserve">No</w:t>
+            </w:r>
+          </w:p>
+        </w:tc>
+      </w:tr>
+      <w:tr>
+        <w:tc>
+          <w:p>
+            <w:r>
+              <w:rPr>
+                <w:b w:val="false"/>
+                <w:bCs w:val="false"/>
+                <w:sz w:val="17"/>
+                <w:szCs w:val="17"/>
+              </w:rPr>
+              <w:t xml:space="preserve">Edit quiz settings / questions</w:t>
+            </w:r>
+          </w:p>
+        </w:tc>
+        <w:tc>
+          <w:p>
+            <w:r>
+              <w:rPr>
+                <w:b w:val="false"/>
+                <w:bCs w:val="false"/>
+                <w:sz w:val="17"/>
+                <w:szCs w:val="17"/>
+              </w:rPr>
+              <w:t xml:space="preserve">Yes (any, no request)</w:t>
+            </w:r>
+          </w:p>
+        </w:tc>
+        <w:tc>
+          <w:p>
+            <w:r>
+              <w:rPr>
+                <w:b w:val="false"/>
+                <w:bCs w:val="false"/>
+                <w:sz w:val="17"/>
+                <w:szCs w:val="17"/>
+              </w:rPr>
+              <w:t xml:space="preserve">Owner until approved/published; then edit request to PortalAdmin</w:t>
+            </w:r>
+          </w:p>
+        </w:tc>
+        <w:tc>
+          <w:p>
+            <w:r>
+              <w:rPr>
+                <w:b w:val="false"/>
+                <w:bCs w:val="false"/>
+                <w:sz w:val="17"/>
+                <w:szCs w:val="17"/>
+              </w:rPr>
+              <w:t xml:space="preserve">Owner until approved/published; then edit request to PortalAdmin</w:t>
+            </w:r>
+          </w:p>
+        </w:tc>
+        <w:tc>
+          <w:p>
+            <w:r>
+              <w:rPr>
+                <w:b w:val="false"/>
+                <w:bCs w:val="false"/>
+                <w:sz w:val="17"/>
+                <w:szCs w:val="17"/>
+              </w:rPr>
+              <w:t xml:space="preserve">Owner until approved/published; then edit request to School/Campus/Portal (any one)</w:t>
+            </w:r>
+          </w:p>
+        </w:tc>
+        <w:tc>
+          <w:p>
+            <w:r>
+              <w:rPr>
+                <w:b w:val="false"/>
+                <w:bCs w:val="false"/>
+                <w:sz w:val="17"/>
+                <w:szCs w:val="17"/>
+              </w:rPr>
+              <w:t xml:space="preserve">Owner until approved/published; then edit request to School/Campus/Portal (any one)</w:t>
+            </w:r>
+          </w:p>
+        </w:tc>
+        <w:tc>
+          <w:p>
+            <w:r>
+              <w:rPr>
+                <w:b w:val="false"/>
+                <w:bCs w:val="false"/>
+                <w:sz w:val="17"/>
+                <w:szCs w:val="17"/>
+              </w:rPr>
+              <w:t xml:space="preserve">Owner until approved/published; then edit request to PortalAdmin</w:t>
+            </w:r>
+          </w:p>
+        </w:tc>
+        <w:tc>
+          <w:p>
+            <w:r>
+              <w:rPr>
+                <w:b w:val="false"/>
+                <w:bCs w:val="false"/>
+                <w:sz w:val="17"/>
+                <w:szCs w:val="17"/>
+              </w:rPr>
+              <w:t xml:space="preserve">No</w:t>
+            </w:r>
+          </w:p>
+        </w:tc>
+      </w:tr>
+      <w:tr>
+        <w:tc>
+          <w:p>
+            <w:r>
+              <w:rPr>
+                <w:b w:val="false"/>
+                <w:bCs w:val="false"/>
+                <w:sz w:val="17"/>
+                <w:szCs w:val="17"/>
+              </w:rPr>
+              <w:t xml:space="preserve">Review quiz edit requests</w:t>
+            </w:r>
+          </w:p>
+        </w:tc>
+        <w:tc>
+          <w:p>
+            <w:r>
+              <w:rPr>
+                <w:b w:val="false"/>
+                <w:bCs w:val="false"/>
+                <w:sz w:val="17"/>
+                <w:szCs w:val="17"/>
+              </w:rPr>
+              <w:t xml:space="preserve">Yes (all)</w:t>
+            </w:r>
+          </w:p>
+        </w:tc>
+        <w:tc>
+          <w:p>
+            <w:r>
+              <w:rPr>
+                <w:b w:val="false"/>
+                <w:bCs w:val="false"/>
+                <w:sz w:val="17"/>
+                <w:szCs w:val="17"/>
+              </w:rPr>
+              <w:t xml:space="preserve">Teacher/Coordinator in school (any one may grant)</w:t>
+            </w:r>
+          </w:p>
+        </w:tc>
+        <w:tc>
+          <w:p>
+            <w:r>
+              <w:rPr>
+                <w:b w:val="false"/>
+                <w:bCs w:val="false"/>
+                <w:sz w:val="17"/>
+                <w:szCs w:val="17"/>
+              </w:rPr>
+              <w:t xml:space="preserve">Teacher/Coordinator in campus (any one may grant)</w:t>
+            </w:r>
+          </w:p>
+        </w:tc>
+        <w:tc>
+          <w:p>
+            <w:r>
+              <w:rPr>
+                <w:b w:val="false"/>
+                <w:bCs w:val="false"/>
+                <w:sz w:val="17"/>
+                <w:szCs w:val="17"/>
+              </w:rPr>
+              <w:t xml:space="preserve">No</w:t>
+            </w:r>
+          </w:p>
+        </w:tc>
+        <w:tc>
+          <w:p>
+            <w:r>
+              <w:rPr>
+                <w:b w:val="false"/>
+                <w:bCs w:val="false"/>
+                <w:sz w:val="17"/>
+                <w:szCs w:val="17"/>
+              </w:rPr>
+              <w:t xml:space="preserve">No</w:t>
+            </w:r>
+          </w:p>
+        </w:tc>
+        <w:tc>
+          <w:p>
+            <w:r>
+              <w:rPr>
+                <w:b w:val="false"/>
+                <w:bCs w:val="false"/>
+                <w:sz w:val="17"/>
+                <w:szCs w:val="17"/>
+              </w:rPr>
+              <w:t xml:space="preserve">No</w:t>
+            </w:r>
+          </w:p>
+        </w:tc>
+        <w:tc>
+          <w:p>
+            <w:r>
+              <w:rPr>
+                <w:b w:val="false"/>
+                <w:bCs w:val="false"/>
+                <w:sz w:val="17"/>
+                <w:szCs w:val="17"/>
+              </w:rPr>
+              <w:t xml:space="preserve">No</w:t>
+            </w:r>
+          </w:p>
+        </w:tc>
+      </w:tr>
+      <w:tr>
+        <w:tc>
+          <w:p>
+            <w:r>
+              <w:rPr>
+                <w:b w:val="false"/>
+                <w:bCs w:val="false"/>
+                <w:sz w:val="17"/>
+                <w:szCs w:val="17"/>
+              </w:rPr>
+              <w:t xml:space="preserve">Submit / resubmit for approval (owner)</w:t>
+            </w:r>
+          </w:p>
+        </w:tc>
+        <w:tc>
+          <w:p>
+            <w:r>
+              <w:rPr>
+                <w:b w:val="false"/>
+                <w:bCs w:val="false"/>
+                <w:sz w:val="17"/>
+                <w:szCs w:val="17"/>
+              </w:rPr>
+              <w:t xml:space="preserve">No — reviews only; does not submit or resubmit another author’s quiz</w:t>
+            </w:r>
+          </w:p>
+        </w:tc>
+        <w:tc>
+          <w:p>
+            <w:r>
+              <w:rPr>
+                <w:b w:val="false"/>
+                <w:bCs w:val="false"/>
+                <w:sz w:val="17"/>
+                <w:szCs w:val="17"/>
+              </w:rPr>
+              <w:t xml:space="preserve">Yes (own)</w:t>
+            </w:r>
+          </w:p>
+        </w:tc>
+        <w:tc>
+          <w:p>
+            <w:r>
+              <w:rPr>
+                <w:b w:val="false"/>
+                <w:bCs w:val="false"/>
+                <w:sz w:val="17"/>
+                <w:szCs w:val="17"/>
+              </w:rPr>
+              <w:t xml:space="preserve">Yes (own)</w:t>
+            </w:r>
+          </w:p>
+        </w:tc>
+        <w:tc>
+          <w:p>
+            <w:r>
+              <w:rPr>
+                <w:b w:val="false"/>
+                <w:bCs w:val="false"/>
+                <w:sz w:val="17"/>
+                <w:szCs w:val="17"/>
+              </w:rPr>
+              <w:t xml:space="preserve">Yes (own)</w:t>
+            </w:r>
+          </w:p>
+        </w:tc>
+        <w:tc>
+          <w:p>
+            <w:r>
+              <w:rPr>
+                <w:b w:val="false"/>
+                <w:bCs w:val="false"/>
+                <w:sz w:val="17"/>
+                <w:szCs w:val="17"/>
+              </w:rPr>
+              <w:t xml:space="preserve">Yes (own)</w:t>
+            </w:r>
+          </w:p>
+        </w:tc>
+        <w:tc>
+          <w:p>
+            <w:r>
+              <w:rPr>
+                <w:b w:val="false"/>
+                <w:bCs w:val="false"/>
+                <w:sz w:val="17"/>
+                <w:szCs w:val="17"/>
+              </w:rPr>
+              <w:t xml:space="preserve">Yes (own)</w:t>
+            </w:r>
+          </w:p>
+        </w:tc>
+        <w:tc>
+          <w:p>
+            <w:r>
+              <w:rPr>
+                <w:b w:val="false"/>
+                <w:bCs w:val="false"/>
+                <w:sz w:val="17"/>
+                <w:szCs w:val="17"/>
+              </w:rPr>
+              <w:t xml:space="preserve">No</w:t>
+            </w:r>
+          </w:p>
+        </w:tc>
+      </w:tr>
+      <w:tr>
+        <w:tc>
+          <w:p>
+            <w:r>
+              <w:rPr>
+                <w:b w:val="false"/>
+                <w:bCs w:val="false"/>
+                <w:sz w:val="17"/>
+                <w:szCs w:val="17"/>
+              </w:rPr>
+              <w:t xml:space="preserve">Approve teacher/coordinator quizzes</w:t>
+            </w:r>
+          </w:p>
+        </w:tc>
+        <w:tc>
+          <w:p>
+            <w:r>
+              <w:rPr>
+                <w:b w:val="false"/>
+                <w:bCs w:val="false"/>
+                <w:sz w:val="17"/>
+                <w:szCs w:val="17"/>
+              </w:rPr>
+              <w:t xml:space="preserve">Yes (→ Approved)</w:t>
+            </w:r>
+          </w:p>
+        </w:tc>
+        <w:tc>
+          <w:p>
+            <w:r>
+              <w:rPr>
+                <w:b w:val="false"/>
+                <w:bCs w:val="false"/>
+                <w:sz w:val="17"/>
+                <w:szCs w:val="17"/>
+              </w:rPr>
+              <w:t xml:space="preserve">Yes (→ SchoolApproved, own school)</w:t>
+            </w:r>
+          </w:p>
+        </w:tc>
+        <w:tc>
+          <w:p>
+            <w:r>
+              <w:rPr>
+                <w:b w:val="false"/>
+                <w:bCs w:val="false"/>
+                <w:sz w:val="17"/>
+                <w:szCs w:val="17"/>
+              </w:rPr>
+              <w:t xml:space="preserve">Yes (→ SchoolApproved, own campus)</w:t>
+            </w:r>
+          </w:p>
+        </w:tc>
+        <w:tc>
+          <w:p>
+            <w:r>
+              <w:rPr>
+                <w:b w:val="false"/>
+                <w:bCs w:val="false"/>
+                <w:sz w:val="17"/>
+                <w:szCs w:val="17"/>
+              </w:rPr>
+              <w:t xml:space="preserve">No (no self-approve)</w:t>
+            </w:r>
+          </w:p>
+        </w:tc>
+        <w:tc>
+          <w:p>
+            <w:r>
+              <w:rPr>
+                <w:b w:val="false"/>
+                <w:bCs w:val="false"/>
+                <w:sz w:val="17"/>
+                <w:szCs w:val="17"/>
+              </w:rPr>
+              <w:t xml:space="preserve">No (no self-approve)</w:t>
+            </w:r>
+          </w:p>
+        </w:tc>
+        <w:tc>
+          <w:p>
+            <w:r>
+              <w:rPr>
+                <w:b w:val="false"/>
+                <w:bCs w:val="false"/>
+                <w:sz w:val="17"/>
+                <w:szCs w:val="17"/>
+              </w:rPr>
+              <w:t xml:space="preserve">No</w:t>
+            </w:r>
+          </w:p>
+        </w:tc>
+        <w:tc>
+          <w:p>
+            <w:r>
+              <w:rPr>
+                <w:b w:val="false"/>
+                <w:bCs w:val="false"/>
+                <w:sz w:val="17"/>
+                <w:szCs w:val="17"/>
+              </w:rPr>
+              <w:t xml:space="preserve">No</w:t>
+            </w:r>
+          </w:p>
+        </w:tc>
+      </w:tr>
+      <w:tr>
+        <w:tc>
+          <w:p>
+            <w:r>
+              <w:rPr>
+                <w:b w:val="false"/>
+                <w:bCs w:val="false"/>
+                <w:sz w:val="17"/>
+                <w:szCs w:val="17"/>
+              </w:rPr>
+              <w:t xml:space="preserve">Approve SchoolAdmin/CampusAdmin-created quizzes</w:t>
+            </w:r>
+          </w:p>
+        </w:tc>
+        <w:tc>
+          <w:p>
+            <w:r>
+              <w:rPr>
+                <w:b w:val="false"/>
+                <w:bCs w:val="false"/>
+                <w:sz w:val="17"/>
+                <w:szCs w:val="17"/>
+              </w:rPr>
+              <w:t xml:space="preserve">Yes (Pending → Approved)</w:t>
+            </w:r>
+          </w:p>
+        </w:tc>
+        <w:tc>
+          <w:p>
+            <w:r>
+              <w:rPr>
+                <w:b w:val="false"/>
+                <w:bCs w:val="false"/>
+                <w:sz w:val="17"/>
+                <w:szCs w:val="17"/>
+              </w:rPr>
+              <w:t xml:space="preserve">No (PortalAdmin only)</w:t>
+            </w:r>
+          </w:p>
+        </w:tc>
+        <w:tc>
+          <w:p>
+            <w:r>
+              <w:rPr>
+                <w:b w:val="false"/>
+                <w:bCs w:val="false"/>
+                <w:sz w:val="17"/>
+                <w:szCs w:val="17"/>
+              </w:rPr>
+              <w:t xml:space="preserve">No (PortalAdmin only)</w:t>
+            </w:r>
+          </w:p>
+        </w:tc>
+        <w:tc>
+          <w:p>
+            <w:r>
+              <w:rPr>
+                <w:b w:val="false"/>
+                <w:bCs w:val="false"/>
+                <w:sz w:val="17"/>
+                <w:szCs w:val="17"/>
+              </w:rPr>
+              <w:t xml:space="preserve">No</w:t>
+            </w:r>
+          </w:p>
+        </w:tc>
+        <w:tc>
+          <w:p>
+            <w:r>
+              <w:rPr>
+                <w:b w:val="false"/>
+                <w:bCs w:val="false"/>
+                <w:sz w:val="17"/>
+                <w:szCs w:val="17"/>
+              </w:rPr>
+              <w:t xml:space="preserve">No</w:t>
+            </w:r>
+          </w:p>
+        </w:tc>
+        <w:tc>
+          <w:p>
+            <w:r>
+              <w:rPr>
+                <w:b w:val="false"/>
+                <w:bCs w:val="false"/>
+                <w:sz w:val="17"/>
+                <w:szCs w:val="17"/>
+              </w:rPr>
+              <w:t xml:space="preserve">No</w:t>
+            </w:r>
+          </w:p>
+        </w:tc>
+        <w:tc>
+          <w:p>
+            <w:r>
+              <w:rPr>
+                <w:b w:val="false"/>
+                <w:bCs w:val="false"/>
+                <w:sz w:val="17"/>
+                <w:szCs w:val="17"/>
+              </w:rPr>
+              <w:t xml:space="preserve">No</w:t>
+            </w:r>
+          </w:p>
+        </w:tc>
+      </w:tr>
+      <w:tr>
+        <w:tc>
+          <w:p>
+            <w:r>
+              <w:rPr>
+                <w:b w:val="false"/>
+                <w:bCs w:val="false"/>
+                <w:sz w:val="17"/>
+                <w:szCs w:val="17"/>
+              </w:rPr>
+              <w:t xml:space="preserve">Reject quizzes (in scope)</w:t>
+            </w:r>
+          </w:p>
+        </w:tc>
+        <w:tc>
+          <w:p>
+            <w:r>
+              <w:rPr>
+                <w:b w:val="false"/>
+                <w:bCs w:val="false"/>
+                <w:sz w:val="17"/>
+                <w:szCs w:val="17"/>
+              </w:rPr>
               <w:t xml:space="preserve">Yes</w:t>
             </w:r>
           </w:p>
@@ -3526,7 +4149,656 @@
                 <w:sz w:val="17"/>
                 <w:szCs w:val="17"/>
               </w:rPr>
-              <w:t xml:space="preserve">No*</w:t>
+              <w:t xml:space="preserve">Yes (own school)</w:t>
+            </w:r>
+          </w:p>
+        </w:tc>
+        <w:tc>
+          <w:p>
+            <w:r>
+              <w:rPr>
+                <w:b w:val="false"/>
+                <w:bCs w:val="false"/>
+                <w:sz w:val="17"/>
+                <w:szCs w:val="17"/>
+              </w:rPr>
+              <w:t xml:space="preserve">Yes (own campus)</w:t>
+            </w:r>
+          </w:p>
+        </w:tc>
+        <w:tc>
+          <w:p>
+            <w:r>
+              <w:rPr>
+                <w:b w:val="false"/>
+                <w:bCs w:val="false"/>
+                <w:sz w:val="17"/>
+                <w:szCs w:val="17"/>
+              </w:rPr>
+              <w:t xml:space="preserve">No</w:t>
+            </w:r>
+          </w:p>
+        </w:tc>
+        <w:tc>
+          <w:p>
+            <w:r>
+              <w:rPr>
+                <w:b w:val="false"/>
+                <w:bCs w:val="false"/>
+                <w:sz w:val="17"/>
+                <w:szCs w:val="17"/>
+              </w:rPr>
+              <w:t xml:space="preserve">No</w:t>
+            </w:r>
+          </w:p>
+        </w:tc>
+        <w:tc>
+          <w:p>
+            <w:r>
+              <w:rPr>
+                <w:b w:val="false"/>
+                <w:bCs w:val="false"/>
+                <w:sz w:val="17"/>
+                <w:szCs w:val="17"/>
+              </w:rPr>
+              <w:t xml:space="preserve">No</w:t>
+            </w:r>
+          </w:p>
+        </w:tc>
+        <w:tc>
+          <w:p>
+            <w:r>
+              <w:rPr>
+                <w:b w:val="false"/>
+                <w:bCs w:val="false"/>
+                <w:sz w:val="17"/>
+                <w:szCs w:val="17"/>
+              </w:rPr>
+              <w:t xml:space="preserve">No</w:t>
+            </w:r>
+          </w:p>
+        </w:tc>
+      </w:tr>
+      <w:tr>
+        <w:tc>
+          <w:p>
+            <w:r>
+              <w:rPr>
+                <w:b w:val="false"/>
+                <w:bCs w:val="false"/>
+                <w:sz w:val="17"/>
+                <w:szCs w:val="17"/>
+              </w:rPr>
+              <w:t xml:space="preserve">Publish (lifecycle → Published)</w:t>
+            </w:r>
+          </w:p>
+        </w:tc>
+        <w:tc>
+          <w:p>
+            <w:r>
+              <w:rPr>
+                <w:b w:val="false"/>
+                <w:bCs w:val="false"/>
+                <w:sz w:val="17"/>
+                <w:szCs w:val="17"/>
+              </w:rPr>
+              <w:t xml:space="preserve">Yes (final authority)</w:t>
+            </w:r>
+          </w:p>
+        </w:tc>
+        <w:tc>
+          <w:p>
+            <w:r>
+              <w:rPr>
+                <w:b w:val="false"/>
+                <w:bCs w:val="false"/>
+                <w:sz w:val="17"/>
+                <w:szCs w:val="17"/>
+              </w:rPr>
+              <w:t xml:space="preserve">No</w:t>
+            </w:r>
+          </w:p>
+        </w:tc>
+        <w:tc>
+          <w:p>
+            <w:r>
+              <w:rPr>
+                <w:b w:val="false"/>
+                <w:bCs w:val="false"/>
+                <w:sz w:val="17"/>
+                <w:szCs w:val="17"/>
+              </w:rPr>
+              <w:t xml:space="preserve">No</w:t>
+            </w:r>
+          </w:p>
+        </w:tc>
+        <w:tc>
+          <w:p>
+            <w:r>
+              <w:rPr>
+                <w:b w:val="false"/>
+                <w:bCs w:val="false"/>
+                <w:sz w:val="17"/>
+                <w:szCs w:val="17"/>
+              </w:rPr>
+              <w:t xml:space="preserve">No</w:t>
+            </w:r>
+          </w:p>
+        </w:tc>
+        <w:tc>
+          <w:p>
+            <w:r>
+              <w:rPr>
+                <w:b w:val="false"/>
+                <w:bCs w:val="false"/>
+                <w:sz w:val="17"/>
+                <w:szCs w:val="17"/>
+              </w:rPr>
+              <w:t xml:space="preserve">No</w:t>
+            </w:r>
+          </w:p>
+        </w:tc>
+        <w:tc>
+          <w:p>
+            <w:r>
+              <w:rPr>
+                <w:b w:val="false"/>
+                <w:bCs w:val="false"/>
+                <w:sz w:val="17"/>
+                <w:szCs w:val="17"/>
+              </w:rPr>
+              <w:t xml:space="preserve">No</w:t>
+            </w:r>
+          </w:p>
+        </w:tc>
+        <w:tc>
+          <w:p>
+            <w:r>
+              <w:rPr>
+                <w:b w:val="false"/>
+                <w:bCs w:val="false"/>
+                <w:sz w:val="17"/>
+                <w:szCs w:val="17"/>
+              </w:rPr>
+              <w:t xml:space="preserve">No</w:t>
+            </w:r>
+          </w:p>
+        </w:tc>
+      </w:tr>
+      <w:tr>
+        <w:tc>
+          <w:p>
+            <w:r>
+              <w:rPr>
+                <w:b w:val="false"/>
+                <w:bCs w:val="false"/>
+                <w:sz w:val="17"/>
+                <w:szCs w:val="17"/>
+              </w:rPr>
+              <w:t xml:space="preserve">Delete / archive / unarchive</w:t>
+            </w:r>
+          </w:p>
+        </w:tc>
+        <w:tc>
+          <w:p>
+            <w:r>
+              <w:rPr>
+                <w:b w:val="false"/>
+                <w:bCs w:val="false"/>
+                <w:sz w:val="17"/>
+                <w:szCs w:val="17"/>
+              </w:rPr>
+              <w:t xml:space="preserve">Yes (all). Only role that may archive Published or Assigned</w:t>
+            </w:r>
+          </w:p>
+        </w:tc>
+        <w:tc>
+          <w:p>
+            <w:r>
+              <w:rPr>
+                <w:b w:val="false"/>
+                <w:bCs w:val="false"/>
+                <w:sz w:val="17"/>
+                <w:szCs w:val="17"/>
+              </w:rPr>
+              <w:t xml:space="preserve">Delete own Draft only — cannot archive Published/Assigned</w:t>
+            </w:r>
+          </w:p>
+        </w:tc>
+        <w:tc>
+          <w:p>
+            <w:r>
+              <w:rPr>
+                <w:b w:val="false"/>
+                <w:bCs w:val="false"/>
+                <w:sz w:val="17"/>
+                <w:szCs w:val="17"/>
+              </w:rPr>
+              <w:t xml:space="preserve">Delete own Draft only — cannot archive Published/Assigned</w:t>
+            </w:r>
+          </w:p>
+        </w:tc>
+        <w:tc>
+          <w:p>
+            <w:r>
+              <w:rPr>
+                <w:b w:val="false"/>
+                <w:bCs w:val="false"/>
+                <w:sz w:val="17"/>
+                <w:szCs w:val="17"/>
+              </w:rPr>
+              <w:t xml:space="preserve">Delete own Draft only — cannot archive Published/Assigned</w:t>
+            </w:r>
+          </w:p>
+        </w:tc>
+        <w:tc>
+          <w:p>
+            <w:r>
+              <w:rPr>
+                <w:b w:val="false"/>
+                <w:bCs w:val="false"/>
+                <w:sz w:val="17"/>
+                <w:szCs w:val="17"/>
+              </w:rPr>
+              <w:t xml:space="preserve">Delete own Draft only — cannot archive Published/Assigned</w:t>
+            </w:r>
+          </w:p>
+        </w:tc>
+        <w:tc>
+          <w:p>
+            <w:r>
+              <w:rPr>
+                <w:b w:val="false"/>
+                <w:bCs w:val="false"/>
+                <w:sz w:val="17"/>
+                <w:szCs w:val="17"/>
+              </w:rPr>
+              <w:t xml:space="preserve">No (ParentPrivate: Portal only)</w:t>
+            </w:r>
+          </w:p>
+        </w:tc>
+        <w:tc>
+          <w:p>
+            <w:r>
+              <w:rPr>
+                <w:b w:val="false"/>
+                <w:bCs w:val="false"/>
+                <w:sz w:val="17"/>
+                <w:szCs w:val="17"/>
+              </w:rPr>
+              <w:t xml:space="preserve">No</w:t>
+            </w:r>
+          </w:p>
+        </w:tc>
+      </w:tr>
+      <w:tr>
+        <w:tc>
+          <w:p>
+            <w:r>
+              <w:rPr>
+                <w:b w:val="false"/>
+                <w:bCs w:val="false"/>
+                <w:sz w:val="17"/>
+                <w:szCs w:val="17"/>
+              </w:rPr>
+              <w:t xml:space="preserve">Assign / cancel / allow-retry / monitor / review</w:t>
+            </w:r>
+          </w:p>
+        </w:tc>
+        <w:tc>
+          <w:p>
+            <w:r>
+              <w:rPr>
+                <w:b w:val="false"/>
+                <w:bCs w:val="false"/>
+                <w:sz w:val="17"/>
+                <w:szCs w:val="17"/>
+              </w:rPr>
+              <w:t xml:space="preserve">Yes</w:t>
+            </w:r>
+          </w:p>
+        </w:tc>
+        <w:tc>
+          <w:p>
+            <w:r>
+              <w:rPr>
+                <w:b w:val="false"/>
+                <w:bCs w:val="false"/>
+                <w:sz w:val="17"/>
+                <w:szCs w:val="17"/>
+              </w:rPr>
+              <w:t xml:space="preserve">School (Published only)</w:t>
+            </w:r>
+          </w:p>
+        </w:tc>
+        <w:tc>
+          <w:p>
+            <w:r>
+              <w:rPr>
+                <w:b w:val="false"/>
+                <w:bCs w:val="false"/>
+                <w:sz w:val="17"/>
+                <w:szCs w:val="17"/>
+              </w:rPr>
+              <w:t xml:space="preserve">Campus (Published only)*</w:t>
+            </w:r>
+          </w:p>
+        </w:tc>
+        <w:tc>
+          <w:p>
+            <w:r>
+              <w:rPr>
+                <w:b w:val="false"/>
+                <w:bCs w:val="false"/>
+                <w:sz w:val="17"/>
+                <w:szCs w:val="17"/>
+              </w:rPr>
+              <w:t xml:space="preserve">Own + campus (Published)</w:t>
+            </w:r>
+          </w:p>
+        </w:tc>
+        <w:tc>
+          <w:p>
+            <w:r>
+              <w:rPr>
+                <w:b w:val="false"/>
+                <w:bCs w:val="false"/>
+                <w:sz w:val="17"/>
+                <w:szCs w:val="17"/>
+              </w:rPr>
+              <w:t xml:space="preserve">Own + campus (Published)</w:t>
+            </w:r>
+          </w:p>
+        </w:tc>
+        <w:tc>
+          <w:p>
+            <w:r>
+              <w:rPr>
+                <w:b w:val="false"/>
+                <w:bCs w:val="false"/>
+                <w:sz w:val="17"/>
+                <w:szCs w:val="17"/>
+              </w:rPr>
+              <w:t xml:space="preserve">Own (Published ParentPrivate)</w:t>
+            </w:r>
+          </w:p>
+        </w:tc>
+        <w:tc>
+          <w:p>
+            <w:r>
+              <w:rPr>
+                <w:b w:val="false"/>
+                <w:bCs w:val="false"/>
+                <w:sz w:val="17"/>
+                <w:szCs w:val="17"/>
+              </w:rPr>
+              <w:t xml:space="preserve">No</w:t>
+            </w:r>
+          </w:p>
+        </w:tc>
+      </w:tr>
+      <w:tr>
+        <w:tc>
+          <w:p>
+            <w:r>
+              <w:rPr>
+                <w:b w:val="false"/>
+                <w:bCs w:val="false"/>
+                <w:sz w:val="17"/>
+                <w:szCs w:val="17"/>
+              </w:rPr>
+              <w:t xml:space="preserve">Approve / reject ParentPrivate (PrivateParent) quizzes</w:t>
+            </w:r>
+          </w:p>
+        </w:tc>
+        <w:tc>
+          <w:p>
+            <w:r>
+              <w:rPr>
+                <w:b w:val="false"/>
+                <w:bCs w:val="false"/>
+                <w:sz w:val="17"/>
+                <w:szCs w:val="17"/>
+              </w:rPr>
+              <w:t xml:space="preserve">Yes (only)</w:t>
+            </w:r>
+          </w:p>
+        </w:tc>
+        <w:tc>
+          <w:p>
+            <w:r>
+              <w:rPr>
+                <w:b w:val="false"/>
+                <w:bCs w:val="false"/>
+                <w:sz w:val="17"/>
+                <w:szCs w:val="17"/>
+              </w:rPr>
+              <w:t xml:space="preserve">No</w:t>
+            </w:r>
+          </w:p>
+        </w:tc>
+        <w:tc>
+          <w:p>
+            <w:r>
+              <w:rPr>
+                <w:b w:val="false"/>
+                <w:bCs w:val="false"/>
+                <w:sz w:val="17"/>
+                <w:szCs w:val="17"/>
+              </w:rPr>
+              <w:t xml:space="preserve">No</w:t>
+            </w:r>
+          </w:p>
+        </w:tc>
+        <w:tc>
+          <w:p>
+            <w:r>
+              <w:rPr>
+                <w:b w:val="false"/>
+                <w:bCs w:val="false"/>
+                <w:sz w:val="17"/>
+                <w:szCs w:val="17"/>
+              </w:rPr>
+              <w:t xml:space="preserve">No</w:t>
+            </w:r>
+          </w:p>
+        </w:tc>
+        <w:tc>
+          <w:p>
+            <w:r>
+              <w:rPr>
+                <w:b w:val="false"/>
+                <w:bCs w:val="false"/>
+                <w:sz w:val="17"/>
+                <w:szCs w:val="17"/>
+              </w:rPr>
+              <w:t xml:space="preserve">No</w:t>
+            </w:r>
+          </w:p>
+        </w:tc>
+        <w:tc>
+          <w:p>
+            <w:r>
+              <w:rPr>
+                <w:b w:val="false"/>
+                <w:bCs w:val="false"/>
+                <w:sz w:val="17"/>
+                <w:szCs w:val="17"/>
+              </w:rPr>
+              <w:t xml:space="preserve">No (Parent/Tutor creators)</w:t>
+            </w:r>
+          </w:p>
+        </w:tc>
+        <w:tc>
+          <w:p>
+            <w:r>
+              <w:rPr>
+                <w:b w:val="false"/>
+                <w:bCs w:val="false"/>
+                <w:sz w:val="17"/>
+                <w:szCs w:val="17"/>
+              </w:rPr>
+              <w:t xml:space="preserve">No</w:t>
+            </w:r>
+          </w:p>
+        </w:tc>
+      </w:tr>
+      <w:tr>
+        <w:tc>
+          <w:p>
+            <w:r>
+              <w:rPr>
+                <w:b w:val="false"/>
+                <w:bCs w:val="false"/>
+                <w:sz w:val="17"/>
+                <w:szCs w:val="17"/>
+              </w:rPr>
+              <w:t xml:space="preserve">List pending-approval queue</w:t>
+            </w:r>
+          </w:p>
+        </w:tc>
+        <w:tc>
+          <w:p>
+            <w:r>
+              <w:rPr>
+                <w:b w:val="false"/>
+                <w:bCs w:val="false"/>
+                <w:sz w:val="17"/>
+                <w:szCs w:val="17"/>
+              </w:rPr>
+              <w:t xml:space="preserve">Yes (Teacher/Coordinator Pending + SchoolApproved + SchoolAdmin/CampusAdmin/ParentPrivate Pending)</w:t>
+            </w:r>
+          </w:p>
+        </w:tc>
+        <w:tc>
+          <w:p>
+            <w:r>
+              <w:rPr>
+                <w:b w:val="false"/>
+                <w:bCs w:val="false"/>
+                <w:sz w:val="17"/>
+                <w:szCs w:val="17"/>
+              </w:rPr>
+              <w:t xml:space="preserve">Pending Teacher/Coordinator in school</w:t>
+            </w:r>
+          </w:p>
+        </w:tc>
+        <w:tc>
+          <w:p>
+            <w:r>
+              <w:rPr>
+                <w:b w:val="false"/>
+                <w:bCs w:val="false"/>
+                <w:sz w:val="17"/>
+                <w:szCs w:val="17"/>
+              </w:rPr>
+              <w:t xml:space="preserve">Pending Teacher/Coordinator in campus</w:t>
+            </w:r>
+          </w:p>
+        </w:tc>
+        <w:tc>
+          <w:p>
+            <w:r>
+              <w:rPr>
+                <w:b w:val="false"/>
+                <w:bCs w:val="false"/>
+                <w:sz w:val="17"/>
+                <w:szCs w:val="17"/>
+              </w:rPr>
+              <w:t xml:space="preserve">No</w:t>
+            </w:r>
+          </w:p>
+        </w:tc>
+        <w:tc>
+          <w:p>
+            <w:r>
+              <w:rPr>
+                <w:b w:val="false"/>
+                <w:bCs w:val="false"/>
+                <w:sz w:val="17"/>
+                <w:szCs w:val="17"/>
+              </w:rPr>
+              <w:t xml:space="preserve">No</w:t>
+            </w:r>
+          </w:p>
+        </w:tc>
+        <w:tc>
+          <w:p>
+            <w:r>
+              <w:rPr>
+                <w:b w:val="false"/>
+                <w:bCs w:val="false"/>
+                <w:sz w:val="17"/>
+                <w:szCs w:val="17"/>
+              </w:rPr>
+              <w:t xml:space="preserve">No</w:t>
+            </w:r>
+          </w:p>
+        </w:tc>
+        <w:tc>
+          <w:p>
+            <w:r>
+              <w:rPr>
+                <w:b w:val="false"/>
+                <w:bCs w:val="false"/>
+                <w:sz w:val="17"/>
+                <w:szCs w:val="17"/>
+              </w:rPr>
+              <w:t xml:space="preserve">No</w:t>
+            </w:r>
+          </w:p>
+        </w:tc>
+      </w:tr>
+      <w:tr>
+        <w:tc>
+          <w:p>
+            <w:r>
+              <w:rPr>
+                <w:b w:val="false"/>
+                <w:bCs w:val="false"/>
+                <w:sz w:val="17"/>
+                <w:szCs w:val="17"/>
+              </w:rPr>
+              <w:t xml:space="preserve">List / view Draft (unpublished) quizzes</w:t>
+            </w:r>
+          </w:p>
+        </w:tc>
+        <w:tc>
+          <w:p>
+            <w:r>
+              <w:rPr>
+                <w:b w:val="false"/>
+                <w:bCs w:val="false"/>
+                <w:sz w:val="17"/>
+                <w:szCs w:val="17"/>
+              </w:rPr>
+              <w:t xml:space="preserve">Own WIP; others only after submit for approval</w:t>
+            </w:r>
+          </w:p>
+        </w:tc>
+        <w:tc>
+          <w:p>
+            <w:r>
+              <w:rPr>
+                <w:b w:val="false"/>
+                <w:bCs w:val="false"/>
+                <w:sz w:val="17"/>
+                <w:szCs w:val="17"/>
+              </w:rPr>
+              <w:t xml:space="preserve">Own drafts only</w:t>
+            </w:r>
+          </w:p>
+        </w:tc>
+        <w:tc>
+          <w:p>
+            <w:r>
+              <w:rPr>
+                <w:b w:val="false"/>
+                <w:bCs w:val="false"/>
+                <w:sz w:val="17"/>
+                <w:szCs w:val="17"/>
+              </w:rPr>
+              <w:t xml:space="preserve">Own drafts only</w:t>
             </w:r>
           </w:p>
         </w:tc>
@@ -3565,10 +4837,382 @@
                 <w:sz w:val="17"/>
                 <w:szCs w:val="17"/>
               </w:rPr>
+              <w:t xml:space="preserve">Own (Parent/Tutor)</w:t>
+            </w:r>
+          </w:p>
+        </w:tc>
+        <w:tc>
+          <w:p>
+            <w:r>
+              <w:rPr>
+                <w:b w:val="false"/>
+                <w:bCs w:val="false"/>
+                <w:sz w:val="17"/>
+                <w:szCs w:val="17"/>
+              </w:rPr>
+              <w:t xml:space="preserve">No</w:t>
+            </w:r>
+          </w:p>
+        </w:tc>
+      </w:tr>
+      <w:tr>
+        <w:tc>
+          <w:p>
+            <w:r>
+              <w:rPr>
+                <w:b w:val="false"/>
+                <w:bCs w:val="false"/>
+                <w:sz w:val="17"/>
+                <w:szCs w:val="17"/>
+              </w:rPr>
+              <w:t xml:space="preserve">List / view Published quizzes (manage catalog)</w:t>
+            </w:r>
+          </w:p>
+        </w:tc>
+        <w:tc>
+          <w:p>
+            <w:r>
+              <w:rPr>
+                <w:b w:val="false"/>
+                <w:bCs w:val="false"/>
+                <w:sz w:val="17"/>
+                <w:szCs w:val="17"/>
+              </w:rPr>
+              <w:t xml:space="preserve">All school-type (any school/creator)</w:t>
+            </w:r>
+          </w:p>
+        </w:tc>
+        <w:tc>
+          <w:p>
+            <w:r>
+              <w:rPr>
+                <w:b w:val="false"/>
+                <w:bCs w:val="false"/>
+                <w:sz w:val="17"/>
+                <w:szCs w:val="17"/>
+              </w:rPr>
+              <w:t xml:space="preserve">All school-type (any school/creator)</w:t>
+            </w:r>
+          </w:p>
+        </w:tc>
+        <w:tc>
+          <w:p>
+            <w:r>
+              <w:rPr>
+                <w:b w:val="false"/>
+                <w:bCs w:val="false"/>
+                <w:sz w:val="17"/>
+                <w:szCs w:val="17"/>
+              </w:rPr>
+              <w:t xml:space="preserve">All school-type (any school/creator)</w:t>
+            </w:r>
+          </w:p>
+        </w:tc>
+        <w:tc>
+          <w:p>
+            <w:r>
+              <w:rPr>
+                <w:b w:val="false"/>
+                <w:bCs w:val="false"/>
+                <w:sz w:val="17"/>
+                <w:szCs w:val="17"/>
+              </w:rPr>
+              <w:t xml:space="preserve">All school-type (any school/creator)</w:t>
+            </w:r>
+          </w:p>
+        </w:tc>
+        <w:tc>
+          <w:p>
+            <w:r>
+              <w:rPr>
+                <w:b w:val="false"/>
+                <w:bCs w:val="false"/>
+                <w:sz w:val="17"/>
+                <w:szCs w:val="17"/>
+              </w:rPr>
+              <w:t xml:space="preserve">All school-type (any school/creator)</w:t>
+            </w:r>
+          </w:p>
+        </w:tc>
+        <w:tc>
+          <w:p>
+            <w:r>
+              <w:rPr>
+                <w:b w:val="false"/>
+                <w:bCs w:val="false"/>
+                <w:sz w:val="17"/>
+                <w:szCs w:val="17"/>
+              </w:rPr>
+              <w:t xml:space="preserve">Own + linked assignments (Parent/Tutor)</w:t>
+            </w:r>
+          </w:p>
+        </w:tc>
+        <w:tc>
+          <w:p>
+            <w:r>
+              <w:rPr>
+                <w:b w:val="false"/>
+                <w:bCs w:val="false"/>
+                <w:sz w:val="17"/>
+                <w:szCs w:val="17"/>
+              </w:rPr>
+              <w:t xml:space="preserve">Assigned ∪ student Public audience</w:t>
+            </w:r>
+          </w:p>
+        </w:tc>
+      </w:tr>
+      <w:tr>
+        <w:tc>
+          <w:p>
+            <w:r>
+              <w:rPr>
+                <w:b w:val="false"/>
+                <w:bCs w:val="false"/>
+                <w:sz w:val="17"/>
+                <w:szCs w:val="17"/>
+              </w:rPr>
+              <w:t xml:space="preserve">Take attempts / save draft / submit</w:t>
+            </w:r>
+          </w:p>
+        </w:tc>
+        <w:tc>
+          <w:p>
+            <w:r>
+              <w:rPr>
+                <w:b w:val="false"/>
+                <w:bCs w:val="false"/>
+                <w:sz w:val="17"/>
+                <w:szCs w:val="17"/>
+              </w:rPr>
+              <w:t xml:space="preserve">No</w:t>
+            </w:r>
+          </w:p>
+        </w:tc>
+        <w:tc>
+          <w:p>
+            <w:r>
+              <w:rPr>
+                <w:b w:val="false"/>
+                <w:bCs w:val="false"/>
+                <w:sz w:val="17"/>
+                <w:szCs w:val="17"/>
+              </w:rPr>
+              <w:t xml:space="preserve">No</w:t>
+            </w:r>
+          </w:p>
+        </w:tc>
+        <w:tc>
+          <w:p>
+            <w:r>
+              <w:rPr>
+                <w:b w:val="false"/>
+                <w:bCs w:val="false"/>
+                <w:sz w:val="17"/>
+                <w:szCs w:val="17"/>
+              </w:rPr>
+              <w:t xml:space="preserve">No</w:t>
+            </w:r>
+          </w:p>
+        </w:tc>
+        <w:tc>
+          <w:p>
+            <w:r>
+              <w:rPr>
+                <w:b w:val="false"/>
+                <w:bCs w:val="false"/>
+                <w:sz w:val="17"/>
+                <w:szCs w:val="17"/>
+              </w:rPr>
+              <w:t xml:space="preserve">No</w:t>
+            </w:r>
+          </w:p>
+        </w:tc>
+        <w:tc>
+          <w:p>
+            <w:r>
+              <w:rPr>
+                <w:b w:val="false"/>
+                <w:bCs w:val="false"/>
+                <w:sz w:val="17"/>
+                <w:szCs w:val="17"/>
+              </w:rPr>
+              <w:t xml:space="preserve">No</w:t>
+            </w:r>
+          </w:p>
+        </w:tc>
+        <w:tc>
+          <w:p>
+            <w:r>
+              <w:rPr>
+                <w:b w:val="false"/>
+                <w:bCs w:val="false"/>
+                <w:sz w:val="17"/>
+                <w:szCs w:val="17"/>
+              </w:rPr>
+              <w:t xml:space="preserve">No</w:t>
+            </w:r>
+          </w:p>
+        </w:tc>
+        <w:tc>
+          <w:p>
+            <w:r>
+              <w:rPr>
+                <w:b w:val="false"/>
+                <w:bCs w:val="false"/>
+                <w:sz w:val="17"/>
+                <w:szCs w:val="17"/>
+              </w:rPr>
+              <w:t xml:space="preserve">Yes</w:t>
+            </w:r>
+          </w:p>
+        </w:tc>
+      </w:tr>
+      <w:tr>
+        <w:tc>
+          <w:p>
+            <w:r>
+              <w:rPr>
+                <w:b w:val="false"/>
+                <w:bCs w:val="false"/>
+                <w:sz w:val="17"/>
+                <w:szCs w:val="17"/>
+              </w:rPr>
+              <w:t xml:space="preserve">View attempt result</w:t>
+            </w:r>
+          </w:p>
+        </w:tc>
+        <w:tc>
+          <w:p>
+            <w:r>
+              <w:rPr>
+                <w:b w:val="false"/>
+                <w:bCs w:val="false"/>
+                <w:sz w:val="17"/>
+                <w:szCs w:val="17"/>
+              </w:rPr>
+              <w:t xml:space="preserve">No</w:t>
+            </w:r>
+          </w:p>
+        </w:tc>
+        <w:tc>
+          <w:p>
+            <w:r>
+              <w:rPr>
+                <w:b w:val="false"/>
+                <w:bCs w:val="false"/>
+                <w:sz w:val="17"/>
+                <w:szCs w:val="17"/>
+              </w:rPr>
+              <w:t xml:space="preserve">No</w:t>
+            </w:r>
+          </w:p>
+        </w:tc>
+        <w:tc>
+          <w:p>
+            <w:r>
+              <w:rPr>
+                <w:b w:val="false"/>
+                <w:bCs w:val="false"/>
+                <w:sz w:val="17"/>
+                <w:szCs w:val="17"/>
+              </w:rPr>
+              <w:t xml:space="preserve">No</w:t>
+            </w:r>
+          </w:p>
+        </w:tc>
+        <w:tc>
+          <w:p>
+            <w:r>
+              <w:rPr>
+                <w:b w:val="false"/>
+                <w:bCs w:val="false"/>
+                <w:sz w:val="17"/>
+                <w:szCs w:val="17"/>
+              </w:rPr>
+              <w:t xml:space="preserve">No</w:t>
+            </w:r>
+          </w:p>
+        </w:tc>
+        <w:tc>
+          <w:p>
+            <w:r>
+              <w:rPr>
+                <w:b w:val="false"/>
+                <w:bCs w:val="false"/>
+                <w:sz w:val="17"/>
+                <w:szCs w:val="17"/>
+              </w:rPr>
+              <w:t xml:space="preserve">No</w:t>
+            </w:r>
+          </w:p>
+        </w:tc>
+        <w:tc>
+          <w:p>
+            <w:r>
+              <w:rPr>
+                <w:b w:val="false"/>
+                <w:bCs w:val="false"/>
+                <w:sz w:val="17"/>
+                <w:szCs w:val="17"/>
+              </w:rPr>
+              <w:t xml:space="preserve">Linked child / student</w:t>
+            </w:r>
+          </w:p>
+        </w:tc>
+        <w:tc>
+          <w:p>
+            <w:r>
+              <w:rPr>
+                <w:b w:val="false"/>
+                <w:bCs w:val="false"/>
+                <w:sz w:val="17"/>
+                <w:szCs w:val="17"/>
+              </w:rPr>
               <w:t xml:space="preserve">Own</w:t>
             </w:r>
           </w:p>
         </w:tc>
+      </w:tr>
+      <w:tr>
+        <w:tc>
+          <w:p>
+            <w:r>
+              <w:rPr>
+                <w:b w:val="false"/>
+                <w:bCs w:val="false"/>
+                <w:sz w:val="17"/>
+                <w:szCs w:val="17"/>
+              </w:rPr>
+              <w:t xml:space="preserve">Reports (summary / rankings / performance)</w:t>
+            </w:r>
+          </w:p>
+        </w:tc>
+        <w:tc>
+          <w:p>
+            <w:r>
+              <w:rPr>
+                <w:b w:val="false"/>
+                <w:bCs w:val="false"/>
+                <w:sz w:val="17"/>
+                <w:szCs w:val="17"/>
+              </w:rPr>
+              <w:t xml:space="preserve">Yes</w:t>
+            </w:r>
+          </w:p>
+        </w:tc>
+        <w:tc>
+          <w:p>
+            <w:r>
+              <w:rPr>
+                <w:b w:val="false"/>
+                <w:bCs w:val="false"/>
+                <w:sz w:val="17"/>
+                <w:szCs w:val="17"/>
+              </w:rPr>
+              <w:t xml:space="preserve">School</w:t>
+            </w:r>
+          </w:p>
+        </w:tc>
         <w:tc>
           <w:p>
             <w:r>
@@ -3582,96 +5226,29 @@
             </w:r>
           </w:p>
         </w:tc>
-      </w:tr>
-      <w:tr>
-        <w:tc>
-          <w:p>
-            <w:r>
-              <w:rPr>
-                <w:b w:val="false"/>
-                <w:bCs w:val="false"/>
-                <w:sz w:val="17"/>
-                <w:szCs w:val="17"/>
-              </w:rPr>
-              <w:t xml:space="preserve">Edit quiz settings / questions</w:t>
-            </w:r>
-          </w:p>
-        </w:tc>
-        <w:tc>
-          <w:p>
-            <w:r>
-              <w:rPr>
-                <w:b w:val="false"/>
-                <w:bCs w:val="false"/>
-                <w:sz w:val="17"/>
-                <w:szCs w:val="17"/>
-              </w:rPr>
-              <w:t xml:space="preserve">Yes (any, no request)</w:t>
-            </w:r>
-          </w:p>
-        </w:tc>
-        <w:tc>
-          <w:p>
-            <w:r>
-              <w:rPr>
-                <w:b w:val="false"/>
-                <w:bCs w:val="false"/>
-                <w:sz w:val="17"/>
-                <w:szCs w:val="17"/>
-              </w:rPr>
-              <w:t xml:space="preserve">Owner until approved/published; then edit request to PortalAdmin</w:t>
-            </w:r>
-          </w:p>
-        </w:tc>
-        <w:tc>
-          <w:p>
-            <w:r>
-              <w:rPr>
-                <w:b w:val="false"/>
-                <w:bCs w:val="false"/>
-                <w:sz w:val="17"/>
-                <w:szCs w:val="17"/>
-              </w:rPr>
-              <w:t xml:space="preserve">Owner until approved/published; then edit request to PortalAdmin</w:t>
-            </w:r>
-          </w:p>
-        </w:tc>
-        <w:tc>
-          <w:p>
-            <w:r>
-              <w:rPr>
-                <w:b w:val="false"/>
-                <w:bCs w:val="false"/>
-                <w:sz w:val="17"/>
-                <w:szCs w:val="17"/>
-              </w:rPr>
-              <w:t xml:space="preserve">Owner until approved/published; then edit request to School/Campus/Portal (any one)</w:t>
-            </w:r>
-          </w:p>
-        </w:tc>
-        <w:tc>
-          <w:p>
-            <w:r>
-              <w:rPr>
-                <w:b w:val="false"/>
-                <w:bCs w:val="false"/>
-                <w:sz w:val="17"/>
-                <w:szCs w:val="17"/>
-              </w:rPr>
-              <w:t xml:space="preserve">Owner until approved/published; then edit request to School/Campus/Portal (any one)</w:t>
-            </w:r>
-          </w:p>
-        </w:tc>
-        <w:tc>
-          <w:p>
-            <w:r>
-              <w:rPr>
-                <w:b w:val="false"/>
-                <w:bCs w:val="false"/>
-                <w:sz w:val="17"/>
-                <w:szCs w:val="17"/>
-              </w:rPr>
-              <w:t xml:space="preserve">Owner until approved/published; then edit request to PortalAdmin</w:t>
+        <w:tc>
+          <w:p>
+            <w:r>
+              <w:rPr>
+                <w:b w:val="false"/>
+                <w:bCs w:val="false"/>
+                <w:sz w:val="17"/>
+                <w:szCs w:val="17"/>
+              </w:rPr>
+              <w:t xml:space="preserve">Own quizzes</w:t>
+            </w:r>
+          </w:p>
+        </w:tc>
+        <w:tc>
+          <w:p>
+            <w:r>
+              <w:rPr>
+                <w:b w:val="false"/>
+                <w:bCs w:val="false"/>
+                <w:sz w:val="17"/>
+                <w:szCs w:val="17"/>
+              </w:rPr>
+              <w:t xml:space="preserve">Own quizzes</w:t>
             </w:r>
           </w:p>
         </w:tc>
@@ -3688,1583 +5265,6 @@
             </w:r>
           </w:p>
         </w:tc>
-      </w:tr>
-      <w:tr>
-        <w:tc>
-          <w:p>
-            <w:r>
-              <w:rPr>
-                <w:b w:val="false"/>
-                <w:bCs w:val="false"/>
-                <w:sz w:val="17"/>
-                <w:szCs w:val="17"/>
-              </w:rPr>
-              <w:t xml:space="preserve">Review quiz edit requests</w:t>
-            </w:r>
-          </w:p>
-        </w:tc>
-        <w:tc>
-          <w:p>
-            <w:r>
-              <w:rPr>
-                <w:b w:val="false"/>
-                <w:bCs w:val="false"/>
-                <w:sz w:val="17"/>
-                <w:szCs w:val="17"/>
-              </w:rPr>
-              <w:t xml:space="preserve">Yes (all)</w:t>
-            </w:r>
-          </w:p>
-        </w:tc>
-        <w:tc>
-          <w:p>
-            <w:r>
-              <w:rPr>
-                <w:b w:val="false"/>
-                <w:bCs w:val="false"/>
-                <w:sz w:val="17"/>
-                <w:szCs w:val="17"/>
-              </w:rPr>
-              <w:t xml:space="preserve">Teacher/Coordinator in school (any one may grant)</w:t>
-            </w:r>
-          </w:p>
-        </w:tc>
-        <w:tc>
-          <w:p>
-            <w:r>
-              <w:rPr>
-                <w:b w:val="false"/>
-                <w:bCs w:val="false"/>
-                <w:sz w:val="17"/>
-                <w:szCs w:val="17"/>
-              </w:rPr>
-              <w:t xml:space="preserve">Teacher/Coordinator in campus (any one may grant)</w:t>
-            </w:r>
-          </w:p>
-        </w:tc>
-        <w:tc>
-          <w:p>
-            <w:r>
-              <w:rPr>
-                <w:b w:val="false"/>
-                <w:bCs w:val="false"/>
-                <w:sz w:val="17"/>
-                <w:szCs w:val="17"/>
-              </w:rPr>
-              <w:t xml:space="preserve">No</w:t>
-            </w:r>
-          </w:p>
-        </w:tc>
-        <w:tc>
-          <w:p>
-            <w:r>
-              <w:rPr>
-                <w:b w:val="false"/>
-                <w:bCs w:val="false"/>
-                <w:sz w:val="17"/>
-                <w:szCs w:val="17"/>
-              </w:rPr>
-              <w:t xml:space="preserve">No</w:t>
-            </w:r>
-          </w:p>
-        </w:tc>
-        <w:tc>
-          <w:p>
-            <w:r>
-              <w:rPr>
-                <w:b w:val="false"/>
-                <w:bCs w:val="false"/>
-                <w:sz w:val="17"/>
-                <w:szCs w:val="17"/>
-              </w:rPr>
-              <w:t xml:space="preserve">No</w:t>
-            </w:r>
-          </w:p>
-        </w:tc>
-        <w:tc>
-          <w:p>
-            <w:r>
-              <w:rPr>
-                <w:b w:val="false"/>
-                <w:bCs w:val="false"/>
-                <w:sz w:val="17"/>
-                <w:szCs w:val="17"/>
-              </w:rPr>
-              <w:t xml:space="preserve">No</w:t>
-            </w:r>
-          </w:p>
-        </w:tc>
-      </w:tr>
-      <w:tr>
-        <w:tc>
-          <w:p>
-            <w:r>
-              <w:rPr>
-                <w:b w:val="false"/>
-                <w:bCs w:val="false"/>
-                <w:sz w:val="17"/>
-                <w:szCs w:val="17"/>
-              </w:rPr>
-              <w:t xml:space="preserve">Submit / resubmit for approval (owner)</w:t>
-            </w:r>
-          </w:p>
-        </w:tc>
-        <w:tc>
-          <w:p>
-            <w:r>
-              <w:rPr>
-                <w:b w:val="false"/>
-                <w:bCs w:val="false"/>
-                <w:sz w:val="17"/>
-                <w:szCs w:val="17"/>
-              </w:rPr>
-              <w:t xml:space="preserve">No — reviews only; does not submit or resubmit another author’s quiz</w:t>
-            </w:r>
-          </w:p>
-        </w:tc>
-        <w:tc>
-          <w:p>
-            <w:r>
-              <w:rPr>
-                <w:b w:val="false"/>
-                <w:bCs w:val="false"/>
-                <w:sz w:val="17"/>
-                <w:szCs w:val="17"/>
-              </w:rPr>
-              <w:t xml:space="preserve">Yes (own)</w:t>
-            </w:r>
-          </w:p>
-        </w:tc>
-        <w:tc>
-          <w:p>
-            <w:r>
-              <w:rPr>
-                <w:b w:val="false"/>
-                <w:bCs w:val="false"/>
-                <w:sz w:val="17"/>
-                <w:szCs w:val="17"/>
-              </w:rPr>
-              <w:t xml:space="preserve">Yes (own)</w:t>
-            </w:r>
-          </w:p>
-        </w:tc>
-        <w:tc>
-          <w:p>
-            <w:r>
-              <w:rPr>
-                <w:b w:val="false"/>
-                <w:bCs w:val="false"/>
-                <w:sz w:val="17"/>
-                <w:szCs w:val="17"/>
-              </w:rPr>
-              <w:t xml:space="preserve">Yes (own)</w:t>
-            </w:r>
-          </w:p>
-        </w:tc>
-        <w:tc>
-          <w:p>
-            <w:r>
-              <w:rPr>
-                <w:b w:val="false"/>
-                <w:bCs w:val="false"/>
-                <w:sz w:val="17"/>
-                <w:szCs w:val="17"/>
-              </w:rPr>
-              <w:t xml:space="preserve">Yes (own)</w:t>
-            </w:r>
-          </w:p>
-        </w:tc>
-        <w:tc>
-          <w:p>
-            <w:r>
-              <w:rPr>
-                <w:b w:val="false"/>
-                <w:bCs w:val="false"/>
-                <w:sz w:val="17"/>
-                <w:szCs w:val="17"/>
-              </w:rPr>
-              <w:t xml:space="preserve">Yes (own)</w:t>
-            </w:r>
-          </w:p>
-        </w:tc>
-        <w:tc>
-          <w:p>
-            <w:r>
-              <w:rPr>
-                <w:b w:val="false"/>
-                <w:bCs w:val="false"/>
-                <w:sz w:val="17"/>
-                <w:szCs w:val="17"/>
-              </w:rPr>
-              <w:t xml:space="preserve">No</w:t>
-            </w:r>
-          </w:p>
-        </w:tc>
-      </w:tr>
-      <w:tr>
-        <w:tc>
-          <w:p>
-            <w:r>
-              <w:rPr>
-                <w:b w:val="false"/>
-                <w:bCs w:val="false"/>
-                <w:sz w:val="17"/>
-                <w:szCs w:val="17"/>
-              </w:rPr>
-              <w:t xml:space="preserve">Approve teacher/coordinator quizzes</w:t>
-            </w:r>
-          </w:p>
-        </w:tc>
-        <w:tc>
-          <w:p>
-            <w:r>
-              <w:rPr>
-                <w:b w:val="false"/>
-                <w:bCs w:val="false"/>
-                <w:sz w:val="17"/>
-                <w:szCs w:val="17"/>
-              </w:rPr>
-              <w:t xml:space="preserve">Yes (→ Approved)</w:t>
-            </w:r>
-          </w:p>
-        </w:tc>
-        <w:tc>
-          <w:p>
-            <w:r>
-              <w:rPr>
-                <w:b w:val="false"/>
-                <w:bCs w:val="false"/>
-                <w:sz w:val="17"/>
-                <w:szCs w:val="17"/>
-              </w:rPr>
-              <w:t xml:space="preserve">Yes (→ SchoolApproved, own school)</w:t>
-            </w:r>
-          </w:p>
-        </w:tc>
-        <w:tc>
-          <w:p>
-            <w:r>
-              <w:rPr>
-                <w:b w:val="false"/>
-                <w:bCs w:val="false"/>
-                <w:sz w:val="17"/>
-                <w:szCs w:val="17"/>
-              </w:rPr>
-              <w:t xml:space="preserve">Yes (→ SchoolApproved, own campus)</w:t>
-            </w:r>
-          </w:p>
-        </w:tc>
-        <w:tc>
-          <w:p>
-            <w:r>
-              <w:rPr>
-                <w:b w:val="false"/>
-                <w:bCs w:val="false"/>
-                <w:sz w:val="17"/>
-                <w:szCs w:val="17"/>
-              </w:rPr>
-              <w:t xml:space="preserve">No (no self-approve)</w:t>
-            </w:r>
-          </w:p>
-        </w:tc>
-        <w:tc>
-          <w:p>
-            <w:r>
-              <w:rPr>
-                <w:b w:val="false"/>
-                <w:bCs w:val="false"/>
-                <w:sz w:val="17"/>
-                <w:szCs w:val="17"/>
-              </w:rPr>
-              <w:t xml:space="preserve">No (no self-approve)</w:t>
-            </w:r>
-          </w:p>
-        </w:tc>
-        <w:tc>
-          <w:p>
-            <w:r>
-              <w:rPr>
-                <w:b w:val="false"/>
-                <w:bCs w:val="false"/>
-                <w:sz w:val="17"/>
-                <w:szCs w:val="17"/>
-              </w:rPr>
-              <w:t xml:space="preserve">No</w:t>
-            </w:r>
-          </w:p>
-        </w:tc>
-        <w:tc>
-          <w:p>
-            <w:r>
-              <w:rPr>
-                <w:b w:val="false"/>
-                <w:bCs w:val="false"/>
-                <w:sz w:val="17"/>
-                <w:szCs w:val="17"/>
-              </w:rPr>
-              <w:t xml:space="preserve">No</w:t>
-            </w:r>
-          </w:p>
-        </w:tc>
-      </w:tr>
-      <w:tr>
-        <w:tc>
-          <w:p>
-            <w:r>
-              <w:rPr>
-                <w:b w:val="false"/>
-                <w:bCs w:val="false"/>
-                <w:sz w:val="17"/>
-                <w:szCs w:val="17"/>
-              </w:rPr>
-              <w:t xml:space="preserve">Approve SchoolAdmin/CampusAdmin-created quizzes</w:t>
-            </w:r>
-          </w:p>
-        </w:tc>
-        <w:tc>
-          <w:p>
-            <w:r>
-              <w:rPr>
-                <w:b w:val="false"/>
-                <w:bCs w:val="false"/>
-                <w:sz w:val="17"/>
-                <w:szCs w:val="17"/>
-              </w:rPr>
-              <w:t xml:space="preserve">Yes (Pending → Approved)</w:t>
-            </w:r>
-          </w:p>
-        </w:tc>
-        <w:tc>
-          <w:p>
-            <w:r>
-              <w:rPr>
-                <w:b w:val="false"/>
-                <w:bCs w:val="false"/>
-                <w:sz w:val="17"/>
-                <w:szCs w:val="17"/>
-              </w:rPr>
-              <w:t xml:space="preserve">No (PortalAdmin only)</w:t>
-            </w:r>
-          </w:p>
-        </w:tc>
-        <w:tc>
-          <w:p>
-            <w:r>
-              <w:rPr>
-                <w:b w:val="false"/>
-                <w:bCs w:val="false"/>
-                <w:sz w:val="17"/>
-                <w:szCs w:val="17"/>
-              </w:rPr>
-              <w:t xml:space="preserve">No (PortalAdmin only)</w:t>
-            </w:r>
-          </w:p>
-        </w:tc>
-        <w:tc>
-          <w:p>
-            <w:r>
-              <w:rPr>
-                <w:b w:val="false"/>
-                <w:bCs w:val="false"/>
-                <w:sz w:val="17"/>
-                <w:szCs w:val="17"/>
-              </w:rPr>
-              <w:t xml:space="preserve">No</w:t>
-            </w:r>
-          </w:p>
-        </w:tc>
-        <w:tc>
-          <w:p>
-            <w:r>
-              <w:rPr>
-                <w:b w:val="false"/>
-                <w:bCs w:val="false"/>
-                <w:sz w:val="17"/>
-                <w:szCs w:val="17"/>
-              </w:rPr>
-              <w:t xml:space="preserve">No</w:t>
-            </w:r>
-          </w:p>
-        </w:tc>
-        <w:tc>
-          <w:p>
-            <w:r>
-              <w:rPr>
-                <w:b w:val="false"/>
-                <w:bCs w:val="false"/>
-                <w:sz w:val="17"/>
-                <w:szCs w:val="17"/>
-              </w:rPr>
-              <w:t xml:space="preserve">No</w:t>
-            </w:r>
-          </w:p>
-        </w:tc>
-        <w:tc>
-          <w:p>
-            <w:r>
-              <w:rPr>
-                <w:b w:val="false"/>
-                <w:bCs w:val="false"/>
-                <w:sz w:val="17"/>
-                <w:szCs w:val="17"/>
-              </w:rPr>
-              <w:t xml:space="preserve">No</w:t>
-            </w:r>
-          </w:p>
-        </w:tc>
-      </w:tr>
-      <w:tr>
-        <w:tc>
-          <w:p>
-            <w:r>
-              <w:rPr>
-                <w:b w:val="false"/>
-                <w:bCs w:val="false"/>
-                <w:sz w:val="17"/>
-                <w:szCs w:val="17"/>
-              </w:rPr>
-              <w:t xml:space="preserve">Reject quizzes (in scope)</w:t>
-            </w:r>
-          </w:p>
-        </w:tc>
-        <w:tc>
-          <w:p>
-            <w:r>
-              <w:rPr>
-                <w:b w:val="false"/>
-                <w:bCs w:val="false"/>
-                <w:sz w:val="17"/>
-                <w:szCs w:val="17"/>
-              </w:rPr>
-              <w:t xml:space="preserve">Yes</w:t>
-            </w:r>
-          </w:p>
-        </w:tc>
-        <w:tc>
-          <w:p>
-            <w:r>
-              <w:rPr>
-                <w:b w:val="false"/>
-                <w:bCs w:val="false"/>
-                <w:sz w:val="17"/>
-                <w:szCs w:val="17"/>
-              </w:rPr>
-              <w:t xml:space="preserve">Yes (own school)</w:t>
-            </w:r>
-          </w:p>
-        </w:tc>
-        <w:tc>
-          <w:p>
-            <w:r>
-              <w:rPr>
-                <w:b w:val="false"/>
-                <w:bCs w:val="false"/>
-                <w:sz w:val="17"/>
-                <w:szCs w:val="17"/>
-              </w:rPr>
-              <w:t xml:space="preserve">Yes (own campus)</w:t>
-            </w:r>
-          </w:p>
-        </w:tc>
-        <w:tc>
-          <w:p>
-            <w:r>
-              <w:rPr>
-                <w:b w:val="false"/>
-                <w:bCs w:val="false"/>
-                <w:sz w:val="17"/>
-                <w:szCs w:val="17"/>
-              </w:rPr>
-              <w:t xml:space="preserve">No</w:t>
-            </w:r>
-          </w:p>
-        </w:tc>
-        <w:tc>
-          <w:p>
-            <w:r>
-              <w:rPr>
-                <w:b w:val="false"/>
-                <w:bCs w:val="false"/>
-                <w:sz w:val="17"/>
-                <w:szCs w:val="17"/>
-              </w:rPr>
-              <w:t xml:space="preserve">No</w:t>
-            </w:r>
-          </w:p>
-        </w:tc>
-        <w:tc>
-          <w:p>
-            <w:r>
-              <w:rPr>
-                <w:b w:val="false"/>
-                <w:bCs w:val="false"/>
-                <w:sz w:val="17"/>
-                <w:szCs w:val="17"/>
-              </w:rPr>
-              <w:t xml:space="preserve">No</w:t>
-            </w:r>
-          </w:p>
-        </w:tc>
-        <w:tc>
-          <w:p>
-            <w:r>
-              <w:rPr>
-                <w:b w:val="false"/>
-                <w:bCs w:val="false"/>
-                <w:sz w:val="17"/>
-                <w:szCs w:val="17"/>
-              </w:rPr>
-              <w:t xml:space="preserve">No</w:t>
-            </w:r>
-          </w:p>
-        </w:tc>
-      </w:tr>
-      <w:tr>
-        <w:tc>
-          <w:p>
-            <w:r>
-              <w:rPr>
-                <w:b w:val="false"/>
-                <w:bCs w:val="false"/>
-                <w:sz w:val="17"/>
-                <w:szCs w:val="17"/>
-              </w:rPr>
-              <w:t xml:space="preserve">Publish (lifecycle → Published)</w:t>
-            </w:r>
-          </w:p>
-        </w:tc>
-        <w:tc>
-          <w:p>
-            <w:r>
-              <w:rPr>
-                <w:b w:val="false"/>
-                <w:bCs w:val="false"/>
-                <w:sz w:val="17"/>
-                <w:szCs w:val="17"/>
-              </w:rPr>
-              <w:t xml:space="preserve">Yes (final authority)</w:t>
-            </w:r>
-          </w:p>
-        </w:tc>
-        <w:tc>
-          <w:p>
-            <w:r>
-              <w:rPr>
-                <w:b w:val="false"/>
-                <w:bCs w:val="false"/>
-                <w:sz w:val="17"/>
-                <w:szCs w:val="17"/>
-              </w:rPr>
-              <w:t xml:space="preserve">No</w:t>
-            </w:r>
-          </w:p>
-        </w:tc>
-        <w:tc>
-          <w:p>
-            <w:r>
-              <w:rPr>
-                <w:b w:val="false"/>
-                <w:bCs w:val="false"/>
-                <w:sz w:val="17"/>
-                <w:szCs w:val="17"/>
-              </w:rPr>
-              <w:t xml:space="preserve">No</w:t>
-            </w:r>
-          </w:p>
-        </w:tc>
-        <w:tc>
-          <w:p>
-            <w:r>
-              <w:rPr>
-                <w:b w:val="false"/>
-                <w:bCs w:val="false"/>
-                <w:sz w:val="17"/>
-                <w:szCs w:val="17"/>
-              </w:rPr>
-              <w:t xml:space="preserve">No</w:t>
-            </w:r>
-          </w:p>
-        </w:tc>
-        <w:tc>
-          <w:p>
-            <w:r>
-              <w:rPr>
-                <w:b w:val="false"/>
-                <w:bCs w:val="false"/>
-                <w:sz w:val="17"/>
-                <w:szCs w:val="17"/>
-              </w:rPr>
-              <w:t xml:space="preserve">No</w:t>
-            </w:r>
-          </w:p>
-        </w:tc>
-        <w:tc>
-          <w:p>
-            <w:r>
-              <w:rPr>
-                <w:b w:val="false"/>
-                <w:bCs w:val="false"/>
-                <w:sz w:val="17"/>
-                <w:szCs w:val="17"/>
-              </w:rPr>
-              <w:t xml:space="preserve">No</w:t>
-            </w:r>
-          </w:p>
-        </w:tc>
-        <w:tc>
-          <w:p>
-            <w:r>
-              <w:rPr>
-                <w:b w:val="false"/>
-                <w:bCs w:val="false"/>
-                <w:sz w:val="17"/>
-                <w:szCs w:val="17"/>
-              </w:rPr>
-              <w:t xml:space="preserve">No</w:t>
-            </w:r>
-          </w:p>
-        </w:tc>
-      </w:tr>
-      <w:tr>
-        <w:tc>
-          <w:p>
-            <w:r>
-              <w:rPr>
-                <w:b w:val="false"/>
-                <w:bCs w:val="false"/>
-                <w:sz w:val="17"/>
-                <w:szCs w:val="17"/>
-              </w:rPr>
-              <w:t xml:space="preserve">Delete / archive / unarchive</w:t>
-            </w:r>
-          </w:p>
-        </w:tc>
-        <w:tc>
-          <w:p>
-            <w:r>
-              <w:rPr>
-                <w:b w:val="false"/>
-                <w:bCs w:val="false"/>
-                <w:sz w:val="17"/>
-                <w:szCs w:val="17"/>
-              </w:rPr>
-              <w:t xml:space="preserve">Yes (all). Only role that may archive Published or Assigned</w:t>
-            </w:r>
-          </w:p>
-        </w:tc>
-        <w:tc>
-          <w:p>
-            <w:r>
-              <w:rPr>
-                <w:b w:val="false"/>
-                <w:bCs w:val="false"/>
-                <w:sz w:val="17"/>
-                <w:szCs w:val="17"/>
-              </w:rPr>
-              <w:t xml:space="preserve">Delete own Draft only — cannot archive Published/Assigned</w:t>
-            </w:r>
-          </w:p>
-        </w:tc>
-        <w:tc>
-          <w:p>
-            <w:r>
-              <w:rPr>
-                <w:b w:val="false"/>
-                <w:bCs w:val="false"/>
-                <w:sz w:val="17"/>
-                <w:szCs w:val="17"/>
-              </w:rPr>
-              <w:t xml:space="preserve">Delete own Draft only — cannot archive Published/Assigned</w:t>
-            </w:r>
-          </w:p>
-        </w:tc>
-        <w:tc>
-          <w:p>
-            <w:r>
-              <w:rPr>
-                <w:b w:val="false"/>
-                <w:bCs w:val="false"/>
-                <w:sz w:val="17"/>
-                <w:szCs w:val="17"/>
-              </w:rPr>
-              <w:t xml:space="preserve">Delete own Draft only — cannot archive Published/Assigned</w:t>
-            </w:r>
-          </w:p>
-        </w:tc>
-        <w:tc>
-          <w:p>
-            <w:r>
-              <w:rPr>
-                <w:b w:val="false"/>
-                <w:bCs w:val="false"/>
-                <w:sz w:val="17"/>
-                <w:szCs w:val="17"/>
-              </w:rPr>
-              <w:t xml:space="preserve">Delete own Draft only — cannot archive Published/Assigned</w:t>
-            </w:r>
-          </w:p>
-        </w:tc>
-        <w:tc>
-          <w:p>
-            <w:r>
-              <w:rPr>
-                <w:b w:val="false"/>
-                <w:bCs w:val="false"/>
-                <w:sz w:val="17"/>
-                <w:szCs w:val="17"/>
-              </w:rPr>
-              <w:t xml:space="preserve">No (ParentPrivate: Portal only)</w:t>
-            </w:r>
-          </w:p>
-        </w:tc>
-        <w:tc>
-          <w:p>
-            <w:r>
-              <w:rPr>
-                <w:b w:val="false"/>
-                <w:bCs w:val="false"/>
-                <w:sz w:val="17"/>
-                <w:szCs w:val="17"/>
-              </w:rPr>
-              <w:t xml:space="preserve">No</w:t>
-            </w:r>
-          </w:p>
-        </w:tc>
-      </w:tr>
-      <w:tr>
-        <w:tc>
-          <w:p>
-            <w:r>
-              <w:rPr>
-                <w:b w:val="false"/>
-                <w:bCs w:val="false"/>
-                <w:sz w:val="17"/>
-                <w:szCs w:val="17"/>
-              </w:rPr>
-              <w:t xml:space="preserve">Assign / cancel / allow-retry / monitor / review</w:t>
-            </w:r>
-          </w:p>
-        </w:tc>
-        <w:tc>
-          <w:p>
-            <w:r>
-              <w:rPr>
-                <w:b w:val="false"/>
-                <w:bCs w:val="false"/>
-                <w:sz w:val="17"/>
-                <w:szCs w:val="17"/>
-              </w:rPr>
-              <w:t xml:space="preserve">Yes</w:t>
-            </w:r>
-          </w:p>
-        </w:tc>
-        <w:tc>
-          <w:p>
-            <w:r>
-              <w:rPr>
-                <w:b w:val="false"/>
-                <w:bCs w:val="false"/>
-                <w:sz w:val="17"/>
-                <w:szCs w:val="17"/>
-              </w:rPr>
-              <w:t xml:space="preserve">School (Published only)</w:t>
-            </w:r>
-          </w:p>
-        </w:tc>
-        <w:tc>
-          <w:p>
-            <w:r>
-              <w:rPr>
-                <w:b w:val="false"/>
-                <w:bCs w:val="false"/>
-                <w:sz w:val="17"/>
-                <w:szCs w:val="17"/>
-              </w:rPr>
-              <w:t xml:space="preserve">Campus (Published only)*</w:t>
-            </w:r>
-          </w:p>
-        </w:tc>
-        <w:tc>
-          <w:p>
-            <w:r>
-              <w:rPr>
-                <w:b w:val="false"/>
-                <w:bCs w:val="false"/>
-                <w:sz w:val="17"/>
-                <w:szCs w:val="17"/>
-              </w:rPr>
-              <w:t xml:space="preserve">Own + campus (Published)</w:t>
-            </w:r>
-          </w:p>
-        </w:tc>
-        <w:tc>
-          <w:p>
-            <w:r>
-              <w:rPr>
-                <w:b w:val="false"/>
-                <w:bCs w:val="false"/>
-                <w:sz w:val="17"/>
-                <w:szCs w:val="17"/>
-              </w:rPr>
-              <w:t xml:space="preserve">Own + campus (Published)</w:t>
-            </w:r>
-          </w:p>
-        </w:tc>
-        <w:tc>
-          <w:p>
-            <w:r>
-              <w:rPr>
-                <w:b w:val="false"/>
-                <w:bCs w:val="false"/>
-                <w:sz w:val="17"/>
-                <w:szCs w:val="17"/>
-              </w:rPr>
-              <w:t xml:space="preserve">Own (Published ParentPrivate)</w:t>
-            </w:r>
-          </w:p>
-        </w:tc>
-        <w:tc>
-          <w:p>
-            <w:r>
-              <w:rPr>
-                <w:b w:val="false"/>
-                <w:bCs w:val="false"/>
-                <w:sz w:val="17"/>
-                <w:szCs w:val="17"/>
-              </w:rPr>
-              <w:t xml:space="preserve">No</w:t>
-            </w:r>
-          </w:p>
-        </w:tc>
-      </w:tr>
-      <w:tr>
-        <w:tc>
-          <w:p>
-            <w:r>
-              <w:rPr>
-                <w:b w:val="false"/>
-                <w:bCs w:val="false"/>
-                <w:sz w:val="17"/>
-                <w:szCs w:val="17"/>
-              </w:rPr>
-              <w:t xml:space="preserve">Approve / reject ParentPrivate (PrivateParent) quizzes</w:t>
-            </w:r>
-          </w:p>
-        </w:tc>
-        <w:tc>
-          <w:p>
-            <w:r>
-              <w:rPr>
-                <w:b w:val="false"/>
-                <w:bCs w:val="false"/>
-                <w:sz w:val="17"/>
-                <w:szCs w:val="17"/>
-              </w:rPr>
-              <w:t xml:space="preserve">Yes (only)</w:t>
-            </w:r>
-          </w:p>
-        </w:tc>
-        <w:tc>
-          <w:p>
-            <w:r>
-              <w:rPr>
-                <w:b w:val="false"/>
-                <w:bCs w:val="false"/>
-                <w:sz w:val="17"/>
-                <w:szCs w:val="17"/>
-              </w:rPr>
-              <w:t xml:space="preserve">No</w:t>
-            </w:r>
-          </w:p>
-        </w:tc>
-        <w:tc>
-          <w:p>
-            <w:r>
-              <w:rPr>
-                <w:b w:val="false"/>
-                <w:bCs w:val="false"/>
-                <w:sz w:val="17"/>
-                <w:szCs w:val="17"/>
-              </w:rPr>
-              <w:t xml:space="preserve">No</w:t>
-            </w:r>
-          </w:p>
-        </w:tc>
-        <w:tc>
-          <w:p>
-            <w:r>
-              <w:rPr>
-                <w:b w:val="false"/>
-                <w:bCs w:val="false"/>
-                <w:sz w:val="17"/>
-                <w:szCs w:val="17"/>
-              </w:rPr>
-              <w:t xml:space="preserve">No</w:t>
-            </w:r>
-          </w:p>
-        </w:tc>
-        <w:tc>
-          <w:p>
-            <w:r>
-              <w:rPr>
-                <w:b w:val="false"/>
-                <w:bCs w:val="false"/>
-                <w:sz w:val="17"/>
-                <w:szCs w:val="17"/>
-              </w:rPr>
-              <w:t xml:space="preserve">No</w:t>
-            </w:r>
-          </w:p>
-        </w:tc>
-        <w:tc>
-          <w:p>
-            <w:r>
-              <w:rPr>
-                <w:b w:val="false"/>
-                <w:bCs w:val="false"/>
-                <w:sz w:val="17"/>
-                <w:szCs w:val="17"/>
-              </w:rPr>
-              <w:t xml:space="preserve">No (Parent/Tutor creators)</w:t>
-            </w:r>
-          </w:p>
-        </w:tc>
-        <w:tc>
-          <w:p>
-            <w:r>
-              <w:rPr>
-                <w:b w:val="false"/>
-                <w:bCs w:val="false"/>
-                <w:sz w:val="17"/>
-                <w:szCs w:val="17"/>
-              </w:rPr>
-              <w:t xml:space="preserve">No</w:t>
-            </w:r>
-          </w:p>
-        </w:tc>
-      </w:tr>
-      <w:tr>
-        <w:tc>
-          <w:p>
-            <w:r>
-              <w:rPr>
-                <w:b w:val="false"/>
-                <w:bCs w:val="false"/>
-                <w:sz w:val="17"/>
-                <w:szCs w:val="17"/>
-              </w:rPr>
-              <w:t xml:space="preserve">List pending-approval queue</w:t>
-            </w:r>
-          </w:p>
-        </w:tc>
-        <w:tc>
-          <w:p>
-            <w:r>
-              <w:rPr>
-                <w:b w:val="false"/>
-                <w:bCs w:val="false"/>
-                <w:sz w:val="17"/>
-                <w:szCs w:val="17"/>
-              </w:rPr>
-              <w:t xml:space="preserve">Yes (Teacher/Coordinator Pending + SchoolApproved + SchoolAdmin/CampusAdmin/ParentPrivate Pending)</w:t>
-            </w:r>
-          </w:p>
-        </w:tc>
-        <w:tc>
-          <w:p>
-            <w:r>
-              <w:rPr>
-                <w:b w:val="false"/>
-                <w:bCs w:val="false"/>
-                <w:sz w:val="17"/>
-                <w:szCs w:val="17"/>
-              </w:rPr>
-              <w:t xml:space="preserve">Pending Teacher/Coordinator in school</w:t>
-            </w:r>
-          </w:p>
-        </w:tc>
-        <w:tc>
-          <w:p>
-            <w:r>
-              <w:rPr>
-                <w:b w:val="false"/>
-                <w:bCs w:val="false"/>
-                <w:sz w:val="17"/>
-                <w:szCs w:val="17"/>
-              </w:rPr>
-              <w:t xml:space="preserve">Pending Teacher/Coordinator in campus</w:t>
-            </w:r>
-          </w:p>
-        </w:tc>
-        <w:tc>
-          <w:p>
-            <w:r>
-              <w:rPr>
-                <w:b w:val="false"/>
-                <w:bCs w:val="false"/>
-                <w:sz w:val="17"/>
-                <w:szCs w:val="17"/>
-              </w:rPr>
-              <w:t xml:space="preserve">No</w:t>
-            </w:r>
-          </w:p>
-        </w:tc>
-        <w:tc>
-          <w:p>
-            <w:r>
-              <w:rPr>
-                <w:b w:val="false"/>
-                <w:bCs w:val="false"/>
-                <w:sz w:val="17"/>
-                <w:szCs w:val="17"/>
-              </w:rPr>
-              <w:t xml:space="preserve">No</w:t>
-            </w:r>
-          </w:p>
-        </w:tc>
-        <w:tc>
-          <w:p>
-            <w:r>
-              <w:rPr>
-                <w:b w:val="false"/>
-                <w:bCs w:val="false"/>
-                <w:sz w:val="17"/>
-                <w:szCs w:val="17"/>
-              </w:rPr>
-              <w:t xml:space="preserve">No</w:t>
-            </w:r>
-          </w:p>
-        </w:tc>
-        <w:tc>
-          <w:p>
-            <w:r>
-              <w:rPr>
-                <w:b w:val="false"/>
-                <w:bCs w:val="false"/>
-                <w:sz w:val="17"/>
-                <w:szCs w:val="17"/>
-              </w:rPr>
-              <w:t xml:space="preserve">No</w:t>
-            </w:r>
-          </w:p>
-        </w:tc>
-      </w:tr>
-      <w:tr>
-        <w:tc>
-          <w:p>
-            <w:r>
-              <w:rPr>
-                <w:b w:val="false"/>
-                <w:bCs w:val="false"/>
-                <w:sz w:val="17"/>
-                <w:szCs w:val="17"/>
-              </w:rPr>
-              <w:t xml:space="preserve">List / view Draft (unpublished) quizzes</w:t>
-            </w:r>
-          </w:p>
-        </w:tc>
-        <w:tc>
-          <w:p>
-            <w:r>
-              <w:rPr>
-                <w:b w:val="false"/>
-                <w:bCs w:val="false"/>
-                <w:sz w:val="17"/>
-                <w:szCs w:val="17"/>
-              </w:rPr>
-              <w:t xml:space="preserve">Own WIP; others only after submit for approval</w:t>
-            </w:r>
-          </w:p>
-        </w:tc>
-        <w:tc>
-          <w:p>
-            <w:r>
-              <w:rPr>
-                <w:b w:val="false"/>
-                <w:bCs w:val="false"/>
-                <w:sz w:val="17"/>
-                <w:szCs w:val="17"/>
-              </w:rPr>
-              <w:t xml:space="preserve">Own drafts only</w:t>
-            </w:r>
-          </w:p>
-        </w:tc>
-        <w:tc>
-          <w:p>
-            <w:r>
-              <w:rPr>
-                <w:b w:val="false"/>
-                <w:bCs w:val="false"/>
-                <w:sz w:val="17"/>
-                <w:szCs w:val="17"/>
-              </w:rPr>
-              <w:t xml:space="preserve">Own drafts only</w:t>
-            </w:r>
-          </w:p>
-        </w:tc>
-        <w:tc>
-          <w:p>
-            <w:r>
-              <w:rPr>
-                <w:b w:val="false"/>
-                <w:bCs w:val="false"/>
-                <w:sz w:val="17"/>
-                <w:szCs w:val="17"/>
-              </w:rPr>
-              <w:t xml:space="preserve">Own</w:t>
-            </w:r>
-          </w:p>
-        </w:tc>
-        <w:tc>
-          <w:p>
-            <w:r>
-              <w:rPr>
-                <w:b w:val="false"/>
-                <w:bCs w:val="false"/>
-                <w:sz w:val="17"/>
-                <w:szCs w:val="17"/>
-              </w:rPr>
-              <w:t xml:space="preserve">Own</w:t>
-            </w:r>
-          </w:p>
-        </w:tc>
-        <w:tc>
-          <w:p>
-            <w:r>
-              <w:rPr>
-                <w:b w:val="false"/>
-                <w:bCs w:val="false"/>
-                <w:sz w:val="17"/>
-                <w:szCs w:val="17"/>
-              </w:rPr>
-              <w:t xml:space="preserve">Own (Parent/Tutor)</w:t>
-            </w:r>
-          </w:p>
-        </w:tc>
-        <w:tc>
-          <w:p>
-            <w:r>
-              <w:rPr>
-                <w:b w:val="false"/>
-                <w:bCs w:val="false"/>
-                <w:sz w:val="17"/>
-                <w:szCs w:val="17"/>
-              </w:rPr>
-              <w:t xml:space="preserve">No</w:t>
-            </w:r>
-          </w:p>
-        </w:tc>
-      </w:tr>
-      <w:tr>
-        <w:tc>
-          <w:p>
-            <w:r>
-              <w:rPr>
-                <w:b w:val="false"/>
-                <w:bCs w:val="false"/>
-                <w:sz w:val="17"/>
-                <w:szCs w:val="17"/>
-              </w:rPr>
-              <w:t xml:space="preserve">List / view Published quizzes (manage catalog)</w:t>
-            </w:r>
-          </w:p>
-        </w:tc>
-        <w:tc>
-          <w:p>
-            <w:r>
-              <w:rPr>
-                <w:b w:val="false"/>
-                <w:bCs w:val="false"/>
-                <w:sz w:val="17"/>
-                <w:szCs w:val="17"/>
-              </w:rPr>
-              <w:t xml:space="preserve">All school-type (any school/creator)</w:t>
-            </w:r>
-          </w:p>
-        </w:tc>
-        <w:tc>
-          <w:p>
-            <w:r>
-              <w:rPr>
-                <w:b w:val="false"/>
-                <w:bCs w:val="false"/>
-                <w:sz w:val="17"/>
-                <w:szCs w:val="17"/>
-              </w:rPr>
-              <w:t xml:space="preserve">All school-type (any school/creator)</w:t>
-            </w:r>
-          </w:p>
-        </w:tc>
-        <w:tc>
-          <w:p>
-            <w:r>
-              <w:rPr>
-                <w:b w:val="false"/>
-                <w:bCs w:val="false"/>
-                <w:sz w:val="17"/>
-                <w:szCs w:val="17"/>
-              </w:rPr>
-              <w:t xml:space="preserve">All school-type (any school/creator)</w:t>
-            </w:r>
-          </w:p>
-        </w:tc>
-        <w:tc>
-          <w:p>
-            <w:r>
-              <w:rPr>
-                <w:b w:val="false"/>
-                <w:bCs w:val="false"/>
-                <w:sz w:val="17"/>
-                <w:szCs w:val="17"/>
-              </w:rPr>
-              <w:t xml:space="preserve">All school-type (any school/creator)</w:t>
-            </w:r>
-          </w:p>
-        </w:tc>
-        <w:tc>
-          <w:p>
-            <w:r>
-              <w:rPr>
-                <w:b w:val="false"/>
-                <w:bCs w:val="false"/>
-                <w:sz w:val="17"/>
-                <w:szCs w:val="17"/>
-              </w:rPr>
-              <w:t xml:space="preserve">All school-type (any school/creator)</w:t>
-            </w:r>
-          </w:p>
-        </w:tc>
-        <w:tc>
-          <w:p>
-            <w:r>
-              <w:rPr>
-                <w:b w:val="false"/>
-                <w:bCs w:val="false"/>
-                <w:sz w:val="17"/>
-                <w:szCs w:val="17"/>
-              </w:rPr>
-              <w:t xml:space="preserve">Own + linked assignments (Parent/Tutor)</w:t>
-            </w:r>
-          </w:p>
-        </w:tc>
-        <w:tc>
-          <w:p>
-            <w:r>
-              <w:rPr>
-                <w:b w:val="false"/>
-                <w:bCs w:val="false"/>
-                <w:sz w:val="17"/>
-                <w:szCs w:val="17"/>
-              </w:rPr>
-              <w:t xml:space="preserve">Assigned ∪ student Public audience</w:t>
-            </w:r>
-          </w:p>
-        </w:tc>
-      </w:tr>
-      <w:tr>
-        <w:tc>
-          <w:p>
-            <w:r>
-              <w:rPr>
-                <w:b w:val="false"/>
-                <w:bCs w:val="false"/>
-                <w:sz w:val="17"/>
-                <w:szCs w:val="17"/>
-              </w:rPr>
-              <w:t xml:space="preserve">Take attempts / save draft / submit</w:t>
-            </w:r>
-          </w:p>
-        </w:tc>
-        <w:tc>
-          <w:p>
-            <w:r>
-              <w:rPr>
-                <w:b w:val="false"/>
-                <w:bCs w:val="false"/>
-                <w:sz w:val="17"/>
-                <w:szCs w:val="17"/>
-              </w:rPr>
-              <w:t xml:space="preserve">No</w:t>
-            </w:r>
-          </w:p>
-        </w:tc>
-        <w:tc>
-          <w:p>
-            <w:r>
-              <w:rPr>
-                <w:b w:val="false"/>
-                <w:bCs w:val="false"/>
-                <w:sz w:val="17"/>
-                <w:szCs w:val="17"/>
-              </w:rPr>
-              <w:t xml:space="preserve">No</w:t>
-            </w:r>
-          </w:p>
-        </w:tc>
-        <w:tc>
-          <w:p>
-            <w:r>
-              <w:rPr>
-                <w:b w:val="false"/>
-                <w:bCs w:val="false"/>
-                <w:sz w:val="17"/>
-                <w:szCs w:val="17"/>
-              </w:rPr>
-              <w:t xml:space="preserve">No</w:t>
-            </w:r>
-          </w:p>
-        </w:tc>
-        <w:tc>
-          <w:p>
-            <w:r>
-              <w:rPr>
-                <w:b w:val="false"/>
-                <w:bCs w:val="false"/>
-                <w:sz w:val="17"/>
-                <w:szCs w:val="17"/>
-              </w:rPr>
-              <w:t xml:space="preserve">No</w:t>
-            </w:r>
-          </w:p>
-        </w:tc>
-        <w:tc>
-          <w:p>
-            <w:r>
-              <w:rPr>
-                <w:b w:val="false"/>
-                <w:bCs w:val="false"/>
-                <w:sz w:val="17"/>
-                <w:szCs w:val="17"/>
-              </w:rPr>
-              <w:t xml:space="preserve">No</w:t>
-            </w:r>
-          </w:p>
-        </w:tc>
-        <w:tc>
-          <w:p>
-            <w:r>
-              <w:rPr>
-                <w:b w:val="false"/>
-                <w:bCs w:val="false"/>
-                <w:sz w:val="17"/>
-                <w:szCs w:val="17"/>
-              </w:rPr>
-              <w:t xml:space="preserve">No</w:t>
-            </w:r>
-          </w:p>
-        </w:tc>
-        <w:tc>
-          <w:p>
-            <w:r>
-              <w:rPr>
-                <w:b w:val="false"/>
-                <w:bCs w:val="false"/>
-                <w:sz w:val="17"/>
-                <w:szCs w:val="17"/>
-              </w:rPr>
-              <w:t xml:space="preserve">Yes</w:t>
-            </w:r>
-          </w:p>
-        </w:tc>
-      </w:tr>
-      <w:tr>
-        <w:tc>
-          <w:p>
-            <w:r>
-              <w:rPr>
-                <w:b w:val="false"/>
-                <w:bCs w:val="false"/>
-                <w:sz w:val="17"/>
-                <w:szCs w:val="17"/>
-              </w:rPr>
-              <w:t xml:space="preserve">View attempt result</w:t>
-            </w:r>
-          </w:p>
-        </w:tc>
-        <w:tc>
-          <w:p>
-            <w:r>
-              <w:rPr>
-                <w:b w:val="false"/>
-                <w:bCs w:val="false"/>
-                <w:sz w:val="17"/>
-                <w:szCs w:val="17"/>
-              </w:rPr>
-              <w:t xml:space="preserve">No</w:t>
-            </w:r>
-          </w:p>
-        </w:tc>
-        <w:tc>
-          <w:p>
-            <w:r>
-              <w:rPr>
-                <w:b w:val="false"/>
-                <w:bCs w:val="false"/>
-                <w:sz w:val="17"/>
-                <w:szCs w:val="17"/>
-              </w:rPr>
-              <w:t xml:space="preserve">No</w:t>
-            </w:r>
-          </w:p>
-        </w:tc>
-        <w:tc>
-          <w:p>
-            <w:r>
-              <w:rPr>
-                <w:b w:val="false"/>
-                <w:bCs w:val="false"/>
-                <w:sz w:val="17"/>
-                <w:szCs w:val="17"/>
-              </w:rPr>
-              <w:t xml:space="preserve">No</w:t>
-            </w:r>
-          </w:p>
-        </w:tc>
-        <w:tc>
-          <w:p>
-            <w:r>
-              <w:rPr>
-                <w:b w:val="false"/>
-                <w:bCs w:val="false"/>
-                <w:sz w:val="17"/>
-                <w:szCs w:val="17"/>
-              </w:rPr>
-              <w:t xml:space="preserve">No</w:t>
-            </w:r>
-          </w:p>
-        </w:tc>
-        <w:tc>
-          <w:p>
-            <w:r>
-              <w:rPr>
-                <w:b w:val="false"/>
-                <w:bCs w:val="false"/>
-                <w:sz w:val="17"/>
-                <w:szCs w:val="17"/>
-              </w:rPr>
-              <w:t xml:space="preserve">No</w:t>
-            </w:r>
-          </w:p>
-        </w:tc>
-        <w:tc>
-          <w:p>
-            <w:r>
-              <w:rPr>
-                <w:b w:val="false"/>
-                <w:bCs w:val="false"/>
-                <w:sz w:val="17"/>
-                <w:szCs w:val="17"/>
-              </w:rPr>
-              <w:t xml:space="preserve">Linked child / student</w:t>
-            </w:r>
-          </w:p>
-        </w:tc>
-        <w:tc>
-          <w:p>
-            <w:r>
-              <w:rPr>
-                <w:b w:val="false"/>
-                <w:bCs w:val="false"/>
-                <w:sz w:val="17"/>
-                <w:szCs w:val="17"/>
-              </w:rPr>
-              <w:t xml:space="preserve">Own</w:t>
-            </w:r>
-          </w:p>
-        </w:tc>
-      </w:tr>
-      <w:tr>
-        <w:tc>
-          <w:p>
-            <w:r>
-              <w:rPr>
-                <w:b w:val="false"/>
-                <w:bCs w:val="false"/>
-                <w:sz w:val="17"/>
-                <w:szCs w:val="17"/>
-              </w:rPr>
-              <w:t xml:space="preserve">Reports (summary / rankings / performance)</w:t>
-            </w:r>
-          </w:p>
-        </w:tc>
-        <w:tc>
-          <w:p>
-            <w:r>
-              <w:rPr>
-                <w:b w:val="false"/>
-                <w:bCs w:val="false"/>
-                <w:sz w:val="17"/>
-                <w:szCs w:val="17"/>
-              </w:rPr>
-              <w:t xml:space="preserve">Yes</w:t>
-            </w:r>
-          </w:p>
-        </w:tc>
-        <w:tc>
-          <w:p>
-            <w:r>
-              <w:rPr>
-                <w:b w:val="false"/>
-                <w:bCs w:val="false"/>
-                <w:sz w:val="17"/>
-                <w:szCs w:val="17"/>
-              </w:rPr>
-              <w:t xml:space="preserve">School</w:t>
-            </w:r>
-          </w:p>
-        </w:tc>
-        <w:tc>
-          <w:p>
-            <w:r>
-              <w:rPr>
-                <w:b w:val="false"/>
-                <w:bCs w:val="false"/>
-                <w:sz w:val="17"/>
-                <w:szCs w:val="17"/>
-              </w:rPr>
-              <w:t xml:space="preserve">No</w:t>
-            </w:r>
-          </w:p>
-        </w:tc>
-        <w:tc>
-          <w:p>
-            <w:r>
-              <w:rPr>
-                <w:b w:val="false"/>
-                <w:bCs w:val="false"/>
-                <w:sz w:val="17"/>
-                <w:szCs w:val="17"/>
-              </w:rPr>
-              <w:t xml:space="preserve">Own quizzes</w:t>
-            </w:r>
-          </w:p>
-        </w:tc>
-        <w:tc>
-          <w:p>
-            <w:r>
-              <w:rPr>
-                <w:b w:val="false"/>
-                <w:bCs w:val="false"/>
-                <w:sz w:val="17"/>
-                <w:szCs w:val="17"/>
-              </w:rPr>
-              <w:t xml:space="preserve">Own quizzes</w:t>
-            </w:r>
-          </w:p>
-        </w:tc>
-        <w:tc>
-          <w:p>
-            <w:r>
-              <w:rPr>
-                <w:b w:val="false"/>
-                <w:bCs w:val="false"/>
-                <w:sz w:val="17"/>
-                <w:szCs w:val="17"/>
-              </w:rPr>
-              <w:t xml:space="preserve">No</w:t>
-            </w:r>
-          </w:p>
-        </w:tc>
         <w:tc>
           <w:p>
             <w:r>
@@ -5301,7 +5301,7 @@
           <w:sz w:val="21"/>
           <w:szCs w:val="21"/>
         </w:rPr>
-        <w:t xml:space="preserve">CampusAdmin: approve/reject Pending teacher/coordinator quizzes in campus (→ SchoolApproved, does not publish), list the shared published school-type catalog (any school/creator), open /quizzes manage routes. Cannot publish. Cannot approve SchoolAdmin-created quizzes. Assign stays campus-scoped. Admin create: SchoolAdmin/PortalAdmin may create (starts Pending); SchoolAdmin submit → PortalAdmin only. Coordinator creates school quiz types like Teacher.</w:t>
+        <w:t xml:space="preserve">CampusAdmin: may create school-type quizzes (starts Pending; submit → PortalAdmin only). Approve/reject Pending teacher/coordinator quizzes in campus (→ SchoolApproved, does not publish), list the shared published school-type catalog (any school/creator), open /quizzes manage routes. Cannot publish. Cannot approve SchoolAdmin-created quizzes. Assign stays campus-scoped. Coordinator creates school quiz types like Teacher.</w:t>
       </w:r>
     </w:p>
     <w:p>
@@ -12618,7 +12618,7 @@
                 <w:sz w:val="17"/>
                 <w:szCs w:val="17"/>
               </w:rPr>
-              <w:t xml:space="preserve">Create Draft + Pending. Parent and Tutor: QuizType forced to ParentPrivate (PrivateParent). Teacher/coordinator: school types. School/Campus from auth token.</w:t>
+              <w:t xml:space="preserve">Create Draft + Pending. Parent and Tutor: QuizType forced to ParentPrivate (PrivateParent). Teacher/Coordinator/SchoolAdmin/CampusAdmin/PortalAdmin: school types. CampusAdmin school+campus from auth token. SchoolAdmin school from token (campus optional). PortalAdmin school/campus optional.</w:t>
             </w:r>
           </w:p>
         </w:tc>
@@ -15540,24 +15540,24 @@
           <w:sz w:val="21"/>
           <w:szCs w:val="21"/>
         </w:rPr>
-        <w:t xml:space="preserve">☐ CampusAdmin may school-approve/reject campus Pending quizzes, list campus-scoped catalog (+ Public), and open /quizzes manage routes.</w:t>
-      </w:r>
-    </w:p>
-    <w:p>
-      <w:pPr>
-        <w:pStyle w:val="ListParagraph"/>
-        <w:numPr>
-          <w:ilvl w:val="0"/>
-          <w:numId w:val="1"/>
-        </w:numPr>
-        <w:spacing w:after="60"/>
-      </w:pPr>
-      <w:r>
-        <w:rPr>
-          <w:sz w:val="21"/>
-          <w:szCs w:val="21"/>
-        </w:rPr>
-        <w:t xml:space="preserve">☐ SchoolAdmin/PortalAdmin may create quizzes; SchoolAdmin submit → PortalAdmin approve (not school-approve). Teacher/Coordinator: School/Campus publish → SchoolApproved; Portal approve → Approved.</w:t>
+        <w:t xml:space="preserve">☐ CampusAdmin may create school-type quizzes (submit → PortalAdmin only), school-approve/reject campus Pending teacher/coordinator quizzes, list the shared published catalog, and open /quizzes manage routes.</w:t>
+      </w:r>
+    </w:p>
+    <w:p>
+      <w:pPr>
+        <w:pStyle w:val="ListParagraph"/>
+        <w:numPr>
+          <w:ilvl w:val="0"/>
+          <w:numId w:val="1"/>
+        </w:numPr>
+        <w:spacing w:after="60"/>
+      </w:pPr>
+      <w:r>
+        <w:rPr>
+          <w:sz w:val="21"/>
+          <w:szCs w:val="21"/>
+        </w:rPr>
+        <w:t xml:space="preserve">☐ SchoolAdmin, CampusAdmin, and PortalAdmin may create school-type quizzes; SchoolAdmin/CampusAdmin submit → PortalAdmin approve (not school-approve). Teacher/Coordinator: School/Campus approve → SchoolApproved; Portal approve → Approved.</w:t>
       </w:r>
     </w:p>
     <w:p>

--- a/docs/05_RankUp_Quiz_Business_QA.docx
+++ b/docs/05_RankUp_Quiz_Business_QA.docx
@@ -35,7 +35,7 @@
           <w:sz w:val="21"/>
           <w:szCs w:val="21"/>
         </w:rPr>
-        <w:t xml:space="preserve">Current implemented rules · 22 Aug 2026</w:t>
+        <w:t xml:space="preserve">Current implemented rules · 23 Aug 2026</w:t>
       </w:r>
     </w:p>
     <w:p>
@@ -55,7 +55,7 @@
           <w:sz w:val="21"/>
           <w:szCs w:val="21"/>
         </w:rPr>
-        <w:t xml:space="preserve">Canonical model: Every quiz starts Pending Approval (Draft + Pending). Approval and publishing are separate permissions. School/Campus approve → SchoolApproved (stays Draft); PortalAdmin approves and is the only publisher (→ Published). Pending or approved-but-unpublished: not assignable. Creator cannot self-approve. Published school-type quizzes are a shared staff catalog (any school, any creator).</w:t>
+        <w:t xml:space="preserve">Canonical model: Every quiz starts Pending Approval (Draft + Pending). Approval and publishing are separate permissions. School/Campus approve → SchoolApproved (stays Draft); PortalAdmin approves and is the only publisher (→ Published). Pending or approved-but-unpublished: not assignable. Creator cannot self-approve. Published school-type quizzes are a shared catalog for Teacher, Coordinator, SchoolAdmin, CampusAdmin, PortalAdmin, Parent, and Tutor (any school, any creator).</w:t>
       </w:r>
     </w:p>
     <w:p>
@@ -244,7 +244,7 @@
                 <w:sz w:val="17"/>
                 <w:szCs w:val="17"/>
               </w:rPr>
-              <w:t xml:space="preserve">PortalAdmin publish step only. Set when lifecycle moves Draft → Published after approval gates are satisfied. Staff catalog is shared: every Teacher/Coordinator/SchoolAdmin/CampusAdmin/PortalAdmin may list and open the quiz regardless of creator or school (ParentPrivate excepted). Students receive it via assignment or AudienceScope=Public only — publish does not auto-enroll every student.</w:t>
+              <w:t xml:space="preserve">PortalAdmin publish step only. Set when lifecycle moves Draft → Published after approval gates are satisfied. Shared catalog: Teacher, Coordinator, SchoolAdmin, CampusAdmin, PortalAdmin, Parent, and Tutor may list and open the quiz regardless of creator or school (ParentPrivate excepted). Those roles may also assign it to their own students/children. Students receive it via assignment or AudienceScope=Public only — publish does not auto-enroll every student.</w:t>
             </w:r>
           </w:p>
         </w:tc>
@@ -1079,7 +1079,7 @@
           <w:sz w:val="21"/>
           <w:szCs w:val="21"/>
         </w:rPr>
-        <w:t xml:space="preserve">Preserve published catalog visibility: Published school-type quizzes are a shared staff catalog (any school, any creator) — not CreatedBy or school scope (see §6a). ParentPrivate and students are excluded from that catalog.</w:t>
+        <w:t xml:space="preserve">Preserve published catalog visibility: Published school-type quizzes are a shared catalog for Teacher, Coordinator, SchoolAdmin, CampusAdmin, PortalAdmin, Parent, and Tutor (any school, any creator) — not CreatedBy or school scope (see §6a). ParentPrivate and students are excluded from that catalog.</w:t>
       </w:r>
     </w:p>
     <w:p>
@@ -4467,59 +4467,59 @@
                 <w:sz w:val="17"/>
                 <w:szCs w:val="17"/>
               </w:rPr>
-              <w:t xml:space="preserve">School (Published only)</w:t>
-            </w:r>
-          </w:p>
-        </w:tc>
-        <w:tc>
-          <w:p>
-            <w:r>
-              <w:rPr>
-                <w:b w:val="false"/>
-                <w:bCs w:val="false"/>
-                <w:sz w:val="17"/>
-                <w:szCs w:val="17"/>
-              </w:rPr>
-              <w:t xml:space="preserve">Campus (Published only)*</w:t>
-            </w:r>
-          </w:p>
-        </w:tc>
-        <w:tc>
-          <w:p>
-            <w:r>
-              <w:rPr>
-                <w:b w:val="false"/>
-                <w:bCs w:val="false"/>
-                <w:sz w:val="17"/>
-                <w:szCs w:val="17"/>
-              </w:rPr>
-              <w:t xml:space="preserve">Own + campus (Published)</w:t>
-            </w:r>
-          </w:p>
-        </w:tc>
-        <w:tc>
-          <w:p>
-            <w:r>
-              <w:rPr>
-                <w:b w:val="false"/>
-                <w:bCs w:val="false"/>
-                <w:sz w:val="17"/>
-                <w:szCs w:val="17"/>
-              </w:rPr>
-              <w:t xml:space="preserve">Own + campus (Published)</w:t>
-            </w:r>
-          </w:p>
-        </w:tc>
-        <w:tc>
-          <w:p>
-            <w:r>
-              <w:rPr>
-                <w:b w:val="false"/>
-                <w:bCs w:val="false"/>
-                <w:sz w:val="17"/>
-                <w:szCs w:val="17"/>
-              </w:rPr>
-              <w:t xml:space="preserve">Own (Published ParentPrivate)</w:t>
+              <w:t xml:space="preserve">School-scoped assign (own school quizzes)</w:t>
+            </w:r>
+          </w:p>
+        </w:tc>
+        <w:tc>
+          <w:p>
+            <w:r>
+              <w:rPr>
+                <w:b w:val="false"/>
+                <w:bCs w:val="false"/>
+                <w:sz w:val="17"/>
+                <w:szCs w:val="17"/>
+              </w:rPr>
+              <w:t xml:space="preserve">Campus-scoped assign (own campus quizzes)*</w:t>
+            </w:r>
+          </w:p>
+        </w:tc>
+        <w:tc>
+          <w:p>
+            <w:r>
+              <w:rPr>
+                <w:b w:val="false"/>
+                <w:bCs w:val="false"/>
+                <w:sz w:val="17"/>
+                <w:szCs w:val="17"/>
+              </w:rPr>
+              <w:t xml:space="preserve">Shared catalog → own roster (Published school-type)</w:t>
+            </w:r>
+          </w:p>
+        </w:tc>
+        <w:tc>
+          <w:p>
+            <w:r>
+              <w:rPr>
+                <w:b w:val="false"/>
+                <w:bCs w:val="false"/>
+                <w:sz w:val="17"/>
+                <w:szCs w:val="17"/>
+              </w:rPr>
+              <w:t xml:space="preserve">Shared catalog → own roster (Published school-type)</w:t>
+            </w:r>
+          </w:p>
+        </w:tc>
+        <w:tc>
+          <w:p>
+            <w:r>
+              <w:rPr>
+                <w:b w:val="false"/>
+                <w:bCs w:val="false"/>
+                <w:sz w:val="17"/>
+                <w:szCs w:val="17"/>
+              </w:rPr>
+              <w:t xml:space="preserve">Shared catalog → linked children/students; ParentPrivate own only</w:t>
             </w:r>
           </w:p>
         </w:tc>
@@ -4943,7 +4943,7 @@
                 <w:sz w:val="17"/>
                 <w:szCs w:val="17"/>
               </w:rPr>
-              <w:t xml:space="preserve">Own + linked assignments (Parent/Tutor)</w:t>
+              <w:t xml:space="preserve">All school-type (any school/creator) + linked assignments + own ParentPrivate</w:t>
             </w:r>
           </w:p>
         </w:tc>
@@ -5289,7 +5289,7 @@
           <w:sz w:val="21"/>
           <w:szCs w:val="21"/>
         </w:rPr>
-        <w:t xml:space="preserve">Teacher and Coordinator share the same campus-scoped author workflow (school quiz types, submit for approval, assign/monitor in campus). They also see the shared published school-type catalog. See §6b for Coordinator specifics.</w:t>
+        <w:t xml:space="preserve">Teacher and Coordinator share the same campus-scoped author workflow (school quiz types, submit for approval, assign/monitor in campus). They also see and may assign from the shared published school-type catalog to their own roster. See §6b for Coordinator specifics.</w:t>
       </w:r>
     </w:p>
     <w:p>
@@ -5321,7 +5321,7 @@
           <w:sz w:val="21"/>
           <w:szCs w:val="21"/>
         </w:rPr>
-        <w:t xml:space="preserve">Ownership / scope: Creator cannot self-approve. Unsubmitted Draft is owner-only. After Submit for approval, PortalAdmin may see the pipeline draft. Published school-type quizzes are a shared staff catalog (any school, any creator). Assign/edit/delete stay org/owner scoped. Owner edits after approval/publish require an edit grant; PortalAdmin may edit in place.</w:t>
+        <w:t xml:space="preserve">Ownership / scope: Creator cannot self-approve. Unsubmitted Draft is owner-only. After Submit for approval, PortalAdmin may see the pipeline draft. Published school-type quizzes are a shared catalog for Teacher, Coordinator, SchoolAdmin, CampusAdmin, PortalAdmin, Parent, and Tutor (any school, any creator). Teacher/Coordinator/Parent/Tutor may assign a catalog quiz to their own students/children. SchoolAdmin/CampusAdmin assign stays org-scoped. Edit/archive stay owner/PortalAdmin scoped.</w:t>
       </w:r>
     </w:p>
     <w:p>
@@ -5439,41 +5439,41 @@
           <w:sz w:val="21"/>
           <w:szCs w:val="21"/>
         </w:rPr>
-        <w:t xml:space="preserve">Assign (Published only): one, selected, group, allInGrade, allInSection within assigned campus — not school-wide, multi-school, or public catalog.</w:t>
-      </w:r>
-    </w:p>
-    <w:p>
-      <w:pPr>
-        <w:pStyle w:val="ListParagraph"/>
-        <w:numPr>
-          <w:ilvl w:val="0"/>
-          <w:numId w:val="1"/>
-        </w:numPr>
-        <w:spacing w:after="60"/>
-      </w:pPr>
-      <w:r>
-        <w:rPr>
-          <w:sz w:val="21"/>
-          <w:szCs w:val="21"/>
-        </w:rPr>
-        <w:t xml:space="preserve">Monitor / review / cancel / allow-retry: on owned published quizzes for students in campus scope.</w:t>
-      </w:r>
-    </w:p>
-    <w:p>
-      <w:pPr>
-        <w:pStyle w:val="ListParagraph"/>
-        <w:numPr>
-          <w:ilvl w:val="0"/>
-          <w:numId w:val="1"/>
-        </w:numPr>
-        <w:spacing w:after="60"/>
-      </w:pPr>
-      <w:r>
-        <w:rPr>
-          <w:sz w:val="21"/>
-          <w:szCs w:val="21"/>
-        </w:rPr>
-        <w:t xml:space="preserve">Catalog list: all published school-type quizzes (any school, any creator) plus own drafts; optional Mine only filter on web. Assign remains campus-scoped.</w:t>
+        <w:t xml:space="preserve">Assign (Published only): may assign any published school-type quiz from the shared catalog to students in the caller’s roster (one, selected, group, allInGrade, allInSection). Not school-wide, multi-school, or public catalog.</w:t>
+      </w:r>
+    </w:p>
+    <w:p>
+      <w:pPr>
+        <w:pStyle w:val="ListParagraph"/>
+        <w:numPr>
+          <w:ilvl w:val="0"/>
+          <w:numId w:val="1"/>
+        </w:numPr>
+        <w:spacing w:after="60"/>
+      </w:pPr>
+      <w:r>
+        <w:rPr>
+          <w:sz w:val="21"/>
+          <w:szCs w:val="21"/>
+        </w:rPr>
+        <w:t xml:space="preserve">Monitor / review / cancel / allow-retry: on assignments the caller created for students in campus scope.</w:t>
+      </w:r>
+    </w:p>
+    <w:p>
+      <w:pPr>
+        <w:pStyle w:val="ListParagraph"/>
+        <w:numPr>
+          <w:ilvl w:val="0"/>
+          <w:numId w:val="1"/>
+        </w:numPr>
+        <w:spacing w:after="60"/>
+      </w:pPr>
+      <w:r>
+        <w:rPr>
+          <w:sz w:val="21"/>
+          <w:szCs w:val="21"/>
+        </w:rPr>
+        <w:t xml:space="preserve">Catalog list: all published school-type quizzes (any school, any creator) plus own drafts — same 9-quiz example as SchoolAdmin. Optional Mine only filter on web.</w:t>
       </w:r>
     </w:p>
     <w:p>
@@ -5523,41 +5523,41 @@
           <w:sz w:val="24"/>
           <w:szCs w:val="24"/>
         </w:rPr>
-        <w:t xml:space="preserve">6a. Staff quiz catalog visibility</w:t>
-      </w:r>
-    </w:p>
-    <w:p>
-      <w:pPr>
-        <w:pStyle w:val="ListParagraph"/>
-        <w:numPr>
-          <w:ilvl w:val="0"/>
-          <w:numId w:val="1"/>
-        </w:numPr>
-        <w:spacing w:after="60"/>
-      </w:pPr>
-      <w:r>
-        <w:rPr>
-          <w:sz w:val="21"/>
-          <w:szCs w:val="21"/>
-        </w:rPr>
-        <w:t xml:space="preserve">Published / Assigned / Archived school-type quizzes (Practice, Assessment, Competition, Surprise) are a shared staff catalog: any Teacher, Coordinator, SchoolAdmin, CampusAdmin, or PortalAdmin may list and open them, regardless of who created them and which school they belong to.</w:t>
-      </w:r>
-    </w:p>
-    <w:p>
-      <w:pPr>
-        <w:pStyle w:val="ListParagraph"/>
-        <w:numPr>
-          <w:ilvl w:val="0"/>
-          <w:numId w:val="1"/>
-        </w:numPr>
-        <w:spacing w:after="60"/>
-      </w:pPr>
-      <w:r>
-        <w:rPr>
-          <w:sz w:val="21"/>
-          <w:szCs w:val="21"/>
-        </w:rPr>
-        <w:t xml:space="preserve">Example: AES SchoolAdmin creates 7 published quizzes and PortalAdmin creates 2. ISL SchoolAdmin (who created none) still sees all 9. PortalAdmin sees all 9. Creator is metadata, not a visibility filter.</w:t>
+        <w:t xml:space="preserve">6a. Published quiz catalog visibility</w:t>
+      </w:r>
+    </w:p>
+    <w:p>
+      <w:pPr>
+        <w:pStyle w:val="ListParagraph"/>
+        <w:numPr>
+          <w:ilvl w:val="0"/>
+          <w:numId w:val="1"/>
+        </w:numPr>
+        <w:spacing w:after="60"/>
+      </w:pPr>
+      <w:r>
+        <w:rPr>
+          <w:sz w:val="21"/>
+          <w:szCs w:val="21"/>
+        </w:rPr>
+        <w:t xml:space="preserve">Published / Assigned / Archived school-type quizzes (Practice, Assessment, Competition, Surprise) are a shared catalog: any Teacher, Coordinator, SchoolAdmin, CampusAdmin, PortalAdmin, Parent, or Tutor may list and open them, regardless of who created them and which school they belong to.</w:t>
+      </w:r>
+    </w:p>
+    <w:p>
+      <w:pPr>
+        <w:pStyle w:val="ListParagraph"/>
+        <w:numPr>
+          <w:ilvl w:val="0"/>
+          <w:numId w:val="1"/>
+        </w:numPr>
+        <w:spacing w:after="60"/>
+      </w:pPr>
+      <w:r>
+        <w:rPr>
+          <w:sz w:val="21"/>
+          <w:szCs w:val="21"/>
+        </w:rPr>
+        <w:t xml:space="preserve">Example: AES SchoolAdmin creates 7 published quizzes and PortalAdmin creates 2. A Teacher, Coordinator, Parent, or ISL SchoolAdmin (who created none) still sees all 9. Creator is metadata, not a visibility filter.</w:t>
       </w:r>
     </w:p>
     <w:p>
@@ -5591,7 +5591,7 @@
           <w:sz w:val="21"/>
           <w:szCs w:val="21"/>
         </w:rPr>
-        <w:t xml:space="preserve">Students do not see every published quiz. Students see (1) quizzes assigned to them and (2) AudienceScope=Public within the audience window. Publishing to the staff catalog is not the same as the student Public audience.</w:t>
+        <w:t xml:space="preserve">Students do not see every published quiz. Students see (1) quizzes assigned to them and (2) AudienceScope=Public within the audience window. Publishing to the staff/parent catalog is not the same as the student Public audience.</w:t>
       </w:r>
     </w:p>
     <w:p>
@@ -5625,41 +5625,24 @@
           <w:sz w:val="21"/>
           <w:szCs w:val="21"/>
         </w:rPr>
-        <w:t xml:space="preserve">SchoolAdmin / CampusAdmin / Teacher / Coordinator → shared published school-type catalog (all schools) plus own Draft rows. Assign/edit/delete still follow school/campus/owner rules (ISL Admin can view an AES published quiz but cannot assign it to ISL students unless the quiz is in their assign scope).</w:t>
-      </w:r>
-    </w:p>
-    <w:p>
-      <w:pPr>
-        <w:pStyle w:val="ListParagraph"/>
-        <w:numPr>
-          <w:ilvl w:val="0"/>
-          <w:numId w:val="1"/>
-        </w:numPr>
-        <w:spacing w:after="60"/>
-      </w:pPr>
-      <w:r>
-        <w:rPr>
-          <w:sz w:val="21"/>
-          <w:szCs w:val="21"/>
-        </w:rPr>
-        <w:t xml:space="preserve">Tutor → own quizzes plus quizzes assigned to linked students (same merge pattern as Parent).</w:t>
-      </w:r>
-    </w:p>
-    <w:p>
-      <w:pPr>
-        <w:pStyle w:val="ListParagraph"/>
-        <w:numPr>
-          <w:ilvl w:val="0"/>
-          <w:numId w:val="1"/>
-        </w:numPr>
-        <w:spacing w:after="60"/>
-      </w:pPr>
-      <w:r>
-        <w:rPr>
-          <w:sz w:val="21"/>
-          <w:szCs w:val="21"/>
-        </w:rPr>
-        <w:t xml:space="preserve">Parent → own quizzes plus quizzes assigned to linked children.</w:t>
+        <w:t xml:space="preserve">SchoolAdmin / CampusAdmin / Teacher / Coordinator / Parent / Tutor → shared published school-type catalog (all schools) plus own Draft rows. Parent/Tutor also see quizzes assigned to linked children/students.</w:t>
+      </w:r>
+    </w:p>
+    <w:p>
+      <w:pPr>
+        <w:pStyle w:val="ListParagraph"/>
+        <w:numPr>
+          <w:ilvl w:val="0"/>
+          <w:numId w:val="1"/>
+        </w:numPr>
+        <w:spacing w:after="60"/>
+      </w:pPr>
+      <w:r>
+        <w:rPr>
+          <w:sz w:val="21"/>
+          <w:szCs w:val="21"/>
+        </w:rPr>
+        <w:t xml:space="preserve">Teacher / Coordinator may assign a published school-type quiz from the shared catalog to students in their roster. Parent / Tutor may assign those quizzes to linked children/students. SchoolAdmin/CampusAdmin assign stays school/campus scoped. Archive of Published/Assigned remains PortalAdmin only.</w:t>
       </w:r>
     </w:p>
     <w:p>
@@ -5710,7 +5693,7 @@
           <w:sz w:val="21"/>
           <w:szCs w:val="21"/>
         </w:rPr>
-        <w:t xml:space="preserve">Manage detail (GET /manage): any catalog staff may open Published/Assigned/Archived school-type quizzes. Draft hidden unless owner, or PortalAdmin after the quiz has been submitted for approval (or is SchoolApproved/Approved/Rejected).</w:t>
+        <w:t xml:space="preserve">Manage detail (GET /manage): Teacher, Coordinator, SchoolAdmin, CampusAdmin, PortalAdmin, Parent, and Tutor may open Published/Assigned/Archived school-type quizzes. Draft hidden unless owner, or PortalAdmin after the quiz has been submitted for approval (or is SchoolApproved/Approved/Rejected).</w:t>
       </w:r>
     </w:p>
     <w:p>
@@ -5744,24 +5727,24 @@
           <w:sz w:val="21"/>
           <w:szCs w:val="21"/>
         </w:rPr>
-        <w:t xml:space="preserve">Web /quizzes list: org admins (Portal/School/Campus) and Teacher/Coordinator see the shared published catalog by default; Mine only is an optional client filter.</w:t>
-      </w:r>
-    </w:p>
-    <w:p>
-      <w:pPr>
-        <w:pStyle w:val="ListParagraph"/>
-        <w:numPr>
-          <w:ilvl w:val="0"/>
-          <w:numId w:val="1"/>
-        </w:numPr>
-        <w:spacing w:after="60"/>
-      </w:pPr>
-      <w:r>
-        <w:rPr>
-          <w:sz w:val="21"/>
-          <w:szCs w:val="21"/>
-        </w:rPr>
-        <w:t xml:space="preserve">Portal-created published school-type quizzes appear in the shared staff catalog even when schoolId is null.</w:t>
+        <w:t xml:space="preserve">Web /quizzes list: Portal/School/Campus Admin, Teacher, Coordinator, Parent, and Tutor see the shared published catalog by default; Mine only is an optional client filter.</w:t>
+      </w:r>
+    </w:p>
+    <w:p>
+      <w:pPr>
+        <w:pStyle w:val="ListParagraph"/>
+        <w:numPr>
+          <w:ilvl w:val="0"/>
+          <w:numId w:val="1"/>
+        </w:numPr>
+        <w:spacing w:after="60"/>
+      </w:pPr>
+      <w:r>
+        <w:rPr>
+          <w:sz w:val="21"/>
+          <w:szCs w:val="21"/>
+        </w:rPr>
+        <w:t xml:space="preserve">Portal-created published school-type quizzes appear in the shared catalog even when schoolId is null.</w:t>
       </w:r>
     </w:p>
     <w:p>
@@ -12315,41 +12298,41 @@
           <w:sz w:val="21"/>
           <w:szCs w:val="21"/>
         </w:rPr>
-        <w:t xml:space="preserve">Staff catalog: see §6a — published visibility is scope-based.</w:t>
-      </w:r>
-    </w:p>
-    <w:p>
-      <w:pPr>
-        <w:pStyle w:val="ListParagraph"/>
-        <w:numPr>
-          <w:ilvl w:val="0"/>
-          <w:numId w:val="1"/>
-        </w:numPr>
-        <w:spacing w:after="60"/>
-      </w:pPr>
-      <w:r>
-        <w:rPr>
-          <w:sz w:val="21"/>
-          <w:szCs w:val="21"/>
-        </w:rPr>
-        <w:t xml:space="preserve">Parent list = linked-child assignments ∪ own quizzes.</w:t>
-      </w:r>
-    </w:p>
-    <w:p>
-      <w:pPr>
-        <w:pStyle w:val="ListParagraph"/>
-        <w:numPr>
-          <w:ilvl w:val="0"/>
-          <w:numId w:val="1"/>
-        </w:numPr>
-        <w:spacing w:after="60"/>
-      </w:pPr>
-      <w:r>
-        <w:rPr>
-          <w:sz w:val="21"/>
-          <w:szCs w:val="21"/>
-        </w:rPr>
-        <w:t xml:space="preserve">Tutor list = tutor-linked-student assignments ∪ own quizzes (ParentPrivate / PrivateParent).</w:t>
+        <w:t xml:space="preserve">Shared catalog: see §6a — Teacher, Coordinator, Parent, Tutor, and org admins see all published school-type quizzes.</w:t>
+      </w:r>
+    </w:p>
+    <w:p>
+      <w:pPr>
+        <w:pStyle w:val="ListParagraph"/>
+        <w:numPr>
+          <w:ilvl w:val="0"/>
+          <w:numId w:val="1"/>
+        </w:numPr>
+        <w:spacing w:after="60"/>
+      </w:pPr>
+      <w:r>
+        <w:rPr>
+          <w:sz w:val="21"/>
+          <w:szCs w:val="21"/>
+        </w:rPr>
+        <w:t xml:space="preserve">Parent list = shared published school-type catalog ∪ linked-child assignments ∪ own ParentPrivate.</w:t>
+      </w:r>
+    </w:p>
+    <w:p>
+      <w:pPr>
+        <w:pStyle w:val="ListParagraph"/>
+        <w:numPr>
+          <w:ilvl w:val="0"/>
+          <w:numId w:val="1"/>
+        </w:numPr>
+        <w:spacing w:after="60"/>
+      </w:pPr>
+      <w:r>
+        <w:rPr>
+          <w:sz w:val="21"/>
+          <w:szCs w:val="21"/>
+        </w:rPr>
+        <w:t xml:space="preserve">Tutor list = shared published school-type catalog ∪ tutor-linked-student assignments ∪ own ParentPrivate.</w:t>
       </w:r>
     </w:p>
     <w:p>
@@ -12590,7 +12573,7 @@
                 <w:sz w:val="17"/>
                 <w:szCs w:val="17"/>
               </w:rPr>
-              <w:t xml:space="preserve">Role-scoped list. Student: assigned ∪ Public audience. Parent: linked assignments ∪ own. Tutor: linked assignments ∪ own. Teacher/Coordinator/SchoolAdmin/CampusAdmin: all Published/Assigned/Archived school-type quizzes (any school, any creator) ∪ own drafts. PortalAdmin: all published/assigned/archived plus pipeline drafts. ParentPrivate is not in the shared staff catalog (owner + PortalAdmin). Unsubmitted WIP drafts: owner only.</w:t>
+              <w:t xml:space="preserve">Role-scoped list. Student: assigned ∪ Public audience. Teacher/Coordinator/SchoolAdmin/CampusAdmin/Parent/Tutor: all Published/Assigned/Archived school-type quizzes (any school, any creator) ∪ own drafts. Parent/Tutor also merge quizzes assigned to linked children/students. PortalAdmin: all published/assigned/archived plus pipeline drafts. ParentPrivate is not in the shared catalog (owner + PortalAdmin). Unsubmitted WIP drafts: owner only.</w:t>
             </w:r>
           </w:p>
         </w:tc>
@@ -12702,7 +12685,7 @@
                 <w:sz w:val="17"/>
                 <w:szCs w:val="17"/>
               </w:rPr>
-              <w:t xml:space="preserve">Manage view with questions. Published/Assigned/Archived school-type quizzes: any Teacher/Coordinator/SchoolAdmin/CampusAdmin/PortalAdmin. Draft: owner, or PortalAdmin after submit for approval. ParentPrivate: owner + PortalAdmin. Unsubmitted Draft hidden from non-owner including PortalAdmin.</w:t>
+              <w:t xml:space="preserve">Manage view with questions. Published/Assigned/Archived school-type quizzes: any Teacher/Coordinator/SchoolAdmin/CampusAdmin/PortalAdmin/Parent/Tutor. Draft: owner, or PortalAdmin after submit for approval. ParentPrivate: owner + PortalAdmin. Unsubmitted Draft hidden from non-owner including PortalAdmin.</w:t>
             </w:r>
           </w:p>
         </w:tc>
@@ -14747,7 +14730,7 @@
           <w:sz w:val="24"/>
           <w:szCs w:val="24"/>
         </w:rPr>
-        <w:t xml:space="preserve">QZ-22 — Published school quizzes are a shared staff catalog</w:t>
+        <w:t xml:space="preserve">QZ-22 — Published school quizzes are a shared catalog</w:t>
       </w:r>
     </w:p>
     <w:p>
@@ -14759,7 +14742,7 @@
           <w:sz w:val="21"/>
           <w:szCs w:val="21"/>
         </w:rPr>
-        <w:t xml:space="preserve">Steps: PortalAdmin publishes Quiz A and B (any school, including null schoolId). AES SchoolAdmin publishes Quiz C. ISL SchoolAdmin created none. Each staff role opens /quizzes.</w:t>
+        <w:t xml:space="preserve">Steps: PortalAdmin publishes Quiz A and B (any school, including null schoolId). AES SchoolAdmin publishes Quiz C. A Teacher, Coordinator, Parent, Tutor, and ISL SchoolAdmin (who created none) each open /quizzes.</w:t>
       </w:r>
     </w:p>
     <w:p>
@@ -14779,7 +14762,7 @@
           <w:sz w:val="21"/>
           <w:szCs w:val="21"/>
         </w:rPr>
-        <w:t xml:space="preserve">Expected: PortalAdmin, AES SchoolAdmin, and ISL SchoolAdmin each see published A, B, and C (9 in the reported case: 7 AES + 2 Portal). Creator and school do not hide published school-type quizzes from other staff. ParentPrivate stays private. Students still only see assigned ∪ AudienceScope=Public. Unsubmitted Draft remains owner-only.</w:t>
+        <w:t xml:space="preserve">Expected: Teacher, Coordinator, Parent, Tutor, PortalAdmin, AES SchoolAdmin, and ISL SchoolAdmin each see published A, B, and C (9 in the reported case: 7 AES + 2 Portal). Creator and school do not hide published school-type quizzes. Those roles may assign a catalog quiz to their own students/children. ParentPrivate stays private. Students still only see assigned ∪ AudienceScope=Public. Unsubmitted Draft remains owner-only.</w:t>
       </w:r>
     </w:p>
     <w:p>
@@ -15081,24 +15064,24 @@
           <w:sz w:val="21"/>
           <w:szCs w:val="21"/>
         </w:rPr>
-        <w:t xml:space="preserve">☐ Published school-type quizzes: shared staff catalog — every Teacher/Coordinator/SchoolAdmin/CampusAdmin/PortalAdmin can list and open them, regardless of creator or school. ParentPrivate excluded. Students still need assignment or AudienceScope=Public.</w:t>
-      </w:r>
-    </w:p>
-    <w:p>
-      <w:pPr>
-        <w:pStyle w:val="ListParagraph"/>
-        <w:numPr>
-          <w:ilvl w:val="0"/>
-          <w:numId w:val="1"/>
-        </w:numPr>
-        <w:spacing w:after="60"/>
-      </w:pPr>
-      <w:r>
-        <w:rPr>
-          <w:sz w:val="21"/>
-          <w:szCs w:val="21"/>
-        </w:rPr>
-        <w:t xml:space="preserve">☐ SchoolAdmin/CampusAdmin/Teacher/Coordinator list shows all published school-type quizzes (AES + ISL + Portal-created). Assign/edit/delete remain org/owner scoped.</w:t>
+        <w:t xml:space="preserve">☐ Published school-type quizzes: shared catalog — Teacher, Coordinator, SchoolAdmin, CampusAdmin, PortalAdmin, Parent, and Tutor can list and open them, regardless of creator or school. ParentPrivate excluded. Students still need assignment or AudienceScope=Public.</w:t>
+      </w:r>
+    </w:p>
+    <w:p>
+      <w:pPr>
+        <w:pStyle w:val="ListParagraph"/>
+        <w:numPr>
+          <w:ilvl w:val="0"/>
+          <w:numId w:val="1"/>
+        </w:numPr>
+        <w:spacing w:after="60"/>
+      </w:pPr>
+      <w:r>
+        <w:rPr>
+          <w:sz w:val="21"/>
+          <w:szCs w:val="21"/>
+        </w:rPr>
+        <w:t xml:space="preserve">☐ Teacher/Coordinator/Parent/Tutor/SchoolAdmin/CampusAdmin list shows all published school-type quizzes (AES + ISL + Portal-created). Teacher/Coordinator/Parent/Tutor may assign a catalog quiz to their own roster/children. SchoolAdmin/CampusAdmin assign stays org-scoped. Edit/archive stay owner/PortalAdmin scoped.</w:t>
       </w:r>
     </w:p>
     <w:p>
@@ -15166,7 +15149,7 @@
           <w:sz w:val="21"/>
           <w:szCs w:val="21"/>
         </w:rPr>
-        <w:t xml:space="preserve">☐ Teacher assign requires Lifecycle Published and Approval=Approved; Parent/Tutor ParentPrivate assign requires Published + Approved.</w:t>
+        <w:t xml:space="preserve">☐ Teacher/Coordinator/Parent/Tutor assign of a published school-type catalog quiz requires Lifecycle Published or Assigned and Approval=Approved. Parent/Tutor ParentPrivate assign still requires Published + Approved and linked children/students only.</w:t>
       </w:r>
     </w:p>
     <w:p>

--- a/docs/05_RankUp_Quiz_Business_QA.docx
+++ b/docs/05_RankUp_Quiz_Business_QA.docx
@@ -4785,20 +4785,20 @@
                 <w:sz w:val="17"/>
                 <w:szCs w:val="17"/>
               </w:rPr>
-              <w:t xml:space="preserve">Own drafts only</w:t>
-            </w:r>
-          </w:p>
-        </w:tc>
-        <w:tc>
-          <w:p>
-            <w:r>
-              <w:rPr>
-                <w:b w:val="false"/>
-                <w:bCs w:val="false"/>
-                <w:sz w:val="17"/>
-                <w:szCs w:val="17"/>
-              </w:rPr>
-              <w:t xml:space="preserve">Own drafts only</w:t>
+              <w:t xml:space="preserve">Own drafts + Teacher/Coordinator submitted in school</w:t>
+            </w:r>
+          </w:p>
+        </w:tc>
+        <w:tc>
+          <w:p>
+            <w:r>
+              <w:rPr>
+                <w:b w:val="false"/>
+                <w:bCs w:val="false"/>
+                <w:sz w:val="17"/>
+                <w:szCs w:val="17"/>
+              </w:rPr>
+              <w:t xml:space="preserve">Own drafts + Teacher/Coordinator submitted in campus</w:t>
             </w:r>
           </w:p>
         </w:tc>
@@ -5321,7 +5321,7 @@
           <w:sz w:val="21"/>
           <w:szCs w:val="21"/>
         </w:rPr>
-        <w:t xml:space="preserve">Ownership / scope: Creator cannot self-approve. Unsubmitted Draft is owner-only. After Submit for approval, PortalAdmin may see the pipeline draft. Published school-type quizzes are a shared catalog for Teacher, Coordinator, SchoolAdmin, CampusAdmin, PortalAdmin, Parent, and Tutor (any school, any creator). Teacher/Coordinator/Parent/Tutor may assign a catalog quiz to their own students/children. SchoolAdmin/CampusAdmin assign stays org-scoped. Edit/archive stay owner/PortalAdmin scoped.</w:t>
+        <w:t xml:space="preserve">Ownership / scope: Creator cannot self-approve. Unsubmitted Draft is owner-only. After Submit for approval, PortalAdmin may see the pipeline draft; SchoolAdmin reviews Teacher/Coordinator submitted quizzes in the same school; CampusAdmin those in the same campus. Published school-type quizzes are a shared catalog for Teacher, Coordinator, SchoolAdmin, CampusAdmin, PortalAdmin, Parent, and Tutor (any school, any creator). Teacher/Coordinator/Parent/Tutor may assign a catalog quiz to their own students/children. SchoolAdmin/CampusAdmin assign stays org-scoped. Edit/archive stay owner/PortalAdmin scoped.</w:t>
       </w:r>
     </w:p>
     <w:p>
@@ -5625,7 +5625,7 @@
           <w:sz w:val="21"/>
           <w:szCs w:val="21"/>
         </w:rPr>
-        <w:t xml:space="preserve">SchoolAdmin / CampusAdmin / Teacher / Coordinator / Parent / Tutor → shared published school-type catalog (all schools) plus own Draft rows. Parent/Tutor also see quizzes assigned to linked children/students.</w:t>
+        <w:t xml:space="preserve">SchoolAdmin / CampusAdmin / Teacher / Coordinator / Parent / Tutor → shared published school-type catalog (all schools) plus own Draft rows. SchoolAdmin also sees Teacher/Coordinator quizzes submitted for approval in the same school; CampusAdmin sees those in the same campus. They open /quizzes/:id and use School approve / Reject. Parent/Tutor also see quizzes assigned to linked children/students.</w:t>
       </w:r>
     </w:p>
     <w:p>
@@ -5693,7 +5693,7 @@
           <w:sz w:val="21"/>
           <w:szCs w:val="21"/>
         </w:rPr>
-        <w:t xml:space="preserve">Manage detail (GET /manage): Teacher, Coordinator, SchoolAdmin, CampusAdmin, PortalAdmin, Parent, and Tutor may open Published/Assigned/Archived school-type quizzes. Draft hidden unless owner, or PortalAdmin after the quiz has been submitted for approval (or is SchoolApproved/Approved/Rejected).</w:t>
+        <w:t xml:space="preserve">Manage detail (GET /manage): Teacher, Coordinator, SchoolAdmin, CampusAdmin, PortalAdmin, Parent, and Tutor may open Published/Assigned/Archived school-type quizzes. Draft: owner always. After Submit for approval, PortalAdmin may open any pipeline draft; SchoolAdmin may open Teacher/Coordinator pipeline drafts in the same school; CampusAdmin may open those in the same campus. Unsubmitted WIP stays owner-only.</w:t>
       </w:r>
     </w:p>
     <w:p>
@@ -5727,7 +5727,7 @@
           <w:sz w:val="21"/>
           <w:szCs w:val="21"/>
         </w:rPr>
-        <w:t xml:space="preserve">Web /quizzes list: Portal/School/Campus Admin, Teacher, Coordinator, Parent, and Tutor see the shared published catalog by default; Mine only is an optional client filter.</w:t>
+        <w:t xml:space="preserve">Web /quizzes list: Portal/School/Campus Admin, Teacher, Coordinator, Parent, and Tutor see the shared published catalog by default; Mine only is an optional client filter. SchoolAdmin/CampusAdmin also see in-scope Teacher/Coordinator Approval Pending rows (Pending approval tile + Quiz approvals).</w:t>
       </w:r>
     </w:p>
     <w:p>
@@ -12573,7 +12573,7 @@
                 <w:sz w:val="17"/>
                 <w:szCs w:val="17"/>
               </w:rPr>
-              <w:t xml:space="preserve">Role-scoped list. Student: assigned ∪ Public audience. Teacher/Coordinator/SchoolAdmin/CampusAdmin/Parent/Tutor: all Published/Assigned/Archived school-type quizzes (any school, any creator) ∪ own drafts. Parent/Tutor also merge quizzes assigned to linked children/students. PortalAdmin: all published/assigned/archived plus pipeline drafts. ParentPrivate is not in the shared catalog (owner + PortalAdmin). Unsubmitted WIP drafts: owner only.</w:t>
+              <w:t xml:space="preserve">Role-scoped list. Student: assigned ∪ Public audience. Teacher/Coordinator/SchoolAdmin/CampusAdmin/Parent/Tutor: all Published/Assigned/Archived school-type quizzes (any school, any creator) ∪ own drafts. SchoolAdmin also includes Teacher/Coordinator submitted pipeline drafts in the same school; CampusAdmin those in the same campus. Parent/Tutor also merge quizzes assigned to linked children/students. PortalAdmin: all published/assigned/archived plus pipeline drafts. ParentPrivate is not in the shared catalog (owner + PortalAdmin). Unsubmitted WIP drafts: owner only.</w:t>
             </w:r>
           </w:p>
         </w:tc>
@@ -12685,7 +12685,7 @@
                 <w:sz w:val="17"/>
                 <w:szCs w:val="17"/>
               </w:rPr>
-              <w:t xml:space="preserve">Manage view with questions. Published/Assigned/Archived school-type quizzes: any Teacher/Coordinator/SchoolAdmin/CampusAdmin/PortalAdmin/Parent/Tutor. Draft: owner, or PortalAdmin after submit for approval. ParentPrivate: owner + PortalAdmin. Unsubmitted Draft hidden from non-owner including PortalAdmin.</w:t>
+              <w:t xml:space="preserve">Manage view with questions. Published/Assigned/Archived school-type quizzes: any Teacher/Coordinator/SchoolAdmin/CampusAdmin/PortalAdmin/Parent/Tutor. Draft: owner always. After Submit for approval: PortalAdmin any pipeline draft; SchoolAdmin Teacher/Coordinator pipeline drafts in the same school; CampusAdmin those in the same campus. ParentPrivate drafts: owner + PortalAdmin. Unsubmitted WIP hidden from non-owner.</w:t>
             </w:r>
           </w:p>
         </w:tc>
@@ -15047,7 +15047,7 @@
           <w:sz w:val="21"/>
           <w:szCs w:val="21"/>
         </w:rPr>
-        <w:t xml:space="preserve">☐ Unpublished (Draft lifecycle): visible to creator + PortalAdmin only in manage catalog.</w:t>
+        <w:t xml:space="preserve">☐ Unpublished (Draft lifecycle): unsubmitted WIP is owner-only. After Submit for approval, PortalAdmin sees the pipeline draft; SchoolAdmin sees Teacher/Coordinator submitted quizzes in the same school; CampusAdmin sees those in the same campus. SchoolAdmin/CampusAdmin open /quizzes/:id and School approve / Reject.</w:t>
       </w:r>
     </w:p>
     <w:p>
@@ -15268,7 +15268,7 @@
           <w:sz w:val="21"/>
           <w:szCs w:val="21"/>
         </w:rPr>
-        <w:t xml:space="preserve">☐ Draft visibility: unsubmitted WIP is owner-only. After Submit for approval, PortalAdmin sees the pipeline draft. SchoolAdmin/CampusAdmin pending queues show Teacher/Coordinator submitted quizzes in scope — not SchoolAdmin/CampusAdmin/Parent/Tutor created quizzes.</w:t>
+        <w:t xml:space="preserve">☐ Draft visibility: unsubmitted WIP is owner-only. After Submit for approval, PortalAdmin sees the pipeline draft. SchoolAdmin/CampusAdmin list, manage GET, and pending-approval queue show Teacher/Coordinator submitted quizzes in school/campus — not SchoolAdmin/CampusAdmin/Parent/Tutor created quizzes.</w:t>
       </w:r>
     </w:p>
     <w:p>

--- a/docs/05_RankUp_Quiz_Business_QA.docx
+++ b/docs/05_RankUp_Quiz_Business_QA.docx
@@ -498,7 +498,7 @@
                 <w:sz w:val="17"/>
                 <w:szCs w:val="17"/>
               </w:rPr>
-              <w:t xml:space="preserve">SchoolAdmin or CampusAdmin approved a Teacher/Coordinator quiz (Pending → SchoolApproved). Does not apply to SchoolAdmin/CampusAdmin/Parent/Tutor created quizzes (those skip this step). Does not publish — lifecycle stays Draft. Owner cannot edit in place; they send an edit request. Not assignable until PortalAdmin publishes. PortalAdmin queue may include SchoolApproved rows.</w:t>
+              <w:t xml:space="preserve">SchoolAdmin or CampusAdmin approved a Teacher/Coordinator quiz, or SchoolAdmin approved a CampusAdmin-created quiz (Pending → SchoolApproved). Does not apply to SchoolAdmin/Parent/Tutor created quizzes (those skip this step). Does not publish — lifecycle stays Draft. Owner cannot edit in place; they send an edit request. Not assignable until PortalAdmin publishes. PortalAdmin queue may include SchoolApproved rows.</w:t>
             </w:r>
           </w:p>
         </w:tc>
@@ -539,7 +539,7 @@
                 <w:sz w:val="17"/>
                 <w:szCs w:val="17"/>
               </w:rPr>
-              <w:t xml:space="preserve">PortalAdmin final approval. Teacher/Coordinator: from Pending or SchoolApproved. SchoolAdmin/CampusAdmin/Parent/Tutor created: from Pending directly. Does not by itself publish — lifecycle stays Draft until PortalAdmin runs publish. Owner cannot edit in place; they send an edit request. ParentPrivate: portal approve + publish may occur together via publish endpoint.</w:t>
+              <w:t xml:space="preserve">PortalAdmin final approval. Teacher/Coordinator/CampusAdmin: from Pending or SchoolApproved. SchoolAdmin/Parent/Tutor created: from Pending directly. Does not by itself publish — lifecycle stays Draft until PortalAdmin runs publish. Owner cannot edit in place; they send an edit request. ParentPrivate: portal approve + publish may occur together via publish endpoint.</w:t>
             </w:r>
           </w:p>
         </w:tc>
@@ -960,7 +960,7 @@
           <w:sz w:val="21"/>
           <w:szCs w:val="21"/>
         </w:rPr>
-        <w:t xml:space="preserve">SchoolAdmin or CampusAdmin created quiz: PortalAdmin only (Pending → Approved). No SchoolApproved step. Other SchoolAdmins/CampusAdmins cannot endorse it. Same pattern as Parent/Tutor ParentPrivate.</w:t>
+        <w:t xml:space="preserve">CampusAdmin created quiz: own SchoolAdmin may school-approve (Pending → SchoolApproved). Other CampusAdmins cannot endorse it. PortalAdmin then approves (→ Approved) and publishes. SchoolAdmin-created quizzes stay PortalAdmin only (Pending → Approved), same as Parent/Tutor ParentPrivate.</w:t>
       </w:r>
     </w:p>
     <w:p>
@@ -1062,7 +1062,7 @@
           <w:sz w:val="21"/>
           <w:szCs w:val="21"/>
         </w:rPr>
-        <w:t xml:space="preserve">Other authorized creators: SchoolAdmin and CampusAdmin create school quiz types and submit to PortalAdmin only (Pending → Approved, then PortalAdmin publishes). ParentPrivate (PrivateParent): Parent or Tutor create; PortalAdmin approve + publish before assign.</w:t>
+        <w:t xml:space="preserve">Other authorized creators: CampusAdmin creates school quiz types and submits to SchoolAdmin (Pending → SchoolApproved), then PortalAdmin. SchoolAdmin creates school quiz types and submits to PortalAdmin only (Pending → Approved, then PortalAdmin publishes). ParentPrivate (PrivateParent): Parent or Tutor create; PortalAdmin approve + publish before assign.</w:t>
       </w:r>
     </w:p>
     <w:p>
@@ -2463,7 +2463,7 @@
                 <w:sz w:val="17"/>
                 <w:szCs w:val="17"/>
               </w:rPr>
-              <w:t xml:space="preserve">Owner action only (publish endpoint for non–PortalAdmin). PortalAdmin never submits or resubmits another author’s quiz. Lifecycle stays Draft. ≥1 question. Teacher/Coordinator notify school+campus+portal. SchoolAdmin/CampusAdmin/Parent/Tutor notify PortalAdmin only. Not assignable.</w:t>
+              <w:t xml:space="preserve">Owner action only (publish endpoint for non–PortalAdmin). PortalAdmin never submits or resubmits another author’s quiz. Lifecycle stays Draft. ≥1 question. Teacher/Coordinator notify school+campus+portal. CampusAdmin notify SchoolAdmin + PortalAdmin. SchoolAdmin/Parent/Tutor notify PortalAdmin only. Not assignable.</w:t>
             </w:r>
           </w:p>
         </w:tc>
@@ -2504,7 +2504,7 @@
                 <w:sz w:val="17"/>
                 <w:szCs w:val="17"/>
               </w:rPr>
-              <w:t xml:space="preserve">Teacher/Coordinator quizzes only. Pending → SchoolApproved in own school. Cannot school-approve another SchoolAdmin or CampusAdmin quiz. Does not publish. Creator cannot self-approve.</w:t>
+              <w:t xml:space="preserve">Teacher/Coordinator/CampusAdmin quizzes in own school. Pending → SchoolApproved. Cannot school-approve another SchoolAdmin quiz. Does not publish. Creator cannot self-approve.</w:t>
             </w:r>
           </w:p>
         </w:tc>
@@ -2709,7 +2709,7 @@
                 <w:sz w:val="17"/>
                 <w:szCs w:val="17"/>
               </w:rPr>
-              <w:t xml:space="preserve">In-scope only. Reason required. School/Campus: Pending Teacher/Coordinator quizzes only. Portal: Pending (including SchoolAdmin-created), SchoolApproved, or ParentPrivate queue. Creator must resubmit.</w:t>
+              <w:t xml:space="preserve">In-scope only. Reason required. SchoolAdmin: Pending Teacher/Coordinator/CampusAdmin quizzes in school. CampusAdmin: Pending Teacher/Coordinator in campus. Portal: Pending (including SchoolAdmin-created), SchoolApproved, or ParentPrivate queue. Creator must resubmit.</w:t>
             </w:r>
           </w:p>
         </w:tc>
@@ -4017,7 +4017,7 @@
                 <w:sz w:val="17"/>
                 <w:szCs w:val="17"/>
               </w:rPr>
-              <w:t xml:space="preserve">Approve SchoolAdmin/CampusAdmin-created quizzes</w:t>
+              <w:t xml:space="preserve">Approve SchoolAdmin-created quizzes</w:t>
             </w:r>
           </w:p>
         </w:tc>
@@ -4056,19 +4056,6 @@
                 <w:sz w:val="17"/>
                 <w:szCs w:val="17"/>
               </w:rPr>
-              <w:t xml:space="preserve">No (PortalAdmin only)</w:t>
-            </w:r>
-          </w:p>
-        </w:tc>
-        <w:tc>
-          <w:p>
-            <w:r>
-              <w:rPr>
-                <w:b w:val="false"/>
-                <w:bCs w:val="false"/>
-                <w:sz w:val="17"/>
-                <w:szCs w:val="17"/>
-              </w:rPr>
               <w:t xml:space="preserve">No</w:t>
             </w:r>
           </w:p>
@@ -4112,6 +4099,125 @@
             </w:r>
           </w:p>
         </w:tc>
+        <w:tc>
+          <w:p>
+            <w:r>
+              <w:rPr>
+                <w:b w:val="false"/>
+                <w:bCs w:val="false"/>
+                <w:sz w:val="17"/>
+                <w:szCs w:val="17"/>
+              </w:rPr>
+              <w:t xml:space="preserve">No</w:t>
+            </w:r>
+          </w:p>
+        </w:tc>
+      </w:tr>
+      <w:tr>
+        <w:tc>
+          <w:p>
+            <w:r>
+              <w:rPr>
+                <w:b w:val="false"/>
+                <w:bCs w:val="false"/>
+                <w:sz w:val="17"/>
+                <w:szCs w:val="17"/>
+              </w:rPr>
+              <w:t xml:space="preserve">Approve CampusAdmin-created quizzes</w:t>
+            </w:r>
+          </w:p>
+        </w:tc>
+        <w:tc>
+          <w:p>
+            <w:r>
+              <w:rPr>
+                <w:b w:val="false"/>
+                <w:bCs w:val="false"/>
+                <w:sz w:val="17"/>
+                <w:szCs w:val="17"/>
+              </w:rPr>
+              <w:t xml:space="preserve">Yes (Pending or SchoolApproved → Approved)</w:t>
+            </w:r>
+          </w:p>
+        </w:tc>
+        <w:tc>
+          <w:p>
+            <w:r>
+              <w:rPr>
+                <w:b w:val="false"/>
+                <w:bCs w:val="false"/>
+                <w:sz w:val="17"/>
+                <w:szCs w:val="17"/>
+              </w:rPr>
+              <w:t xml:space="preserve">Yes (Pending → SchoolApproved, own school)</w:t>
+            </w:r>
+          </w:p>
+        </w:tc>
+        <w:tc>
+          <w:p>
+            <w:r>
+              <w:rPr>
+                <w:b w:val="false"/>
+                <w:bCs w:val="false"/>
+                <w:sz w:val="17"/>
+                <w:szCs w:val="17"/>
+              </w:rPr>
+              <w:t xml:space="preserve">No (no self-approve)</w:t>
+            </w:r>
+          </w:p>
+        </w:tc>
+        <w:tc>
+          <w:p>
+            <w:r>
+              <w:rPr>
+                <w:b w:val="false"/>
+                <w:bCs w:val="false"/>
+                <w:sz w:val="17"/>
+                <w:szCs w:val="17"/>
+              </w:rPr>
+              <w:t xml:space="preserve">No</w:t>
+            </w:r>
+          </w:p>
+        </w:tc>
+        <w:tc>
+          <w:p>
+            <w:r>
+              <w:rPr>
+                <w:b w:val="false"/>
+                <w:bCs w:val="false"/>
+                <w:sz w:val="17"/>
+                <w:szCs w:val="17"/>
+              </w:rPr>
+              <w:t xml:space="preserve">No</w:t>
+            </w:r>
+          </w:p>
+        </w:tc>
+        <w:tc>
+          <w:p>
+            <w:r>
+              <w:rPr>
+                <w:b w:val="false"/>
+                <w:bCs w:val="false"/>
+                <w:sz w:val="17"/>
+                <w:szCs w:val="17"/>
+              </w:rPr>
+              <w:t xml:space="preserve">No</w:t>
+            </w:r>
+          </w:p>
+        </w:tc>
+        <w:tc>
+          <w:p>
+            <w:r>
+              <w:rPr>
+                <w:b w:val="false"/>
+                <w:bCs w:val="false"/>
+                <w:sz w:val="17"/>
+                <w:szCs w:val="17"/>
+              </w:rPr>
+              <w:t xml:space="preserve">No</w:t>
+            </w:r>
+          </w:p>
+        </w:tc>
       </w:tr>
       <w:tr>
         <w:tc>
@@ -4653,46 +4759,46 @@
                 <w:sz w:val="17"/>
                 <w:szCs w:val="17"/>
               </w:rPr>
-              <w:t xml:space="preserve">List pending-approval queue</w:t>
-            </w:r>
-          </w:p>
-        </w:tc>
-        <w:tc>
-          <w:p>
-            <w:r>
-              <w:rPr>
-                <w:b w:val="false"/>
-                <w:bCs w:val="false"/>
-                <w:sz w:val="17"/>
-                <w:szCs w:val="17"/>
-              </w:rPr>
-              <w:t xml:space="preserve">Yes (Teacher/Coordinator Pending + SchoolApproved + SchoolAdmin/CampusAdmin/ParentPrivate Pending)</w:t>
-            </w:r>
-          </w:p>
-        </w:tc>
-        <w:tc>
-          <w:p>
-            <w:r>
-              <w:rPr>
-                <w:b w:val="false"/>
-                <w:bCs w:val="false"/>
-                <w:sz w:val="17"/>
-                <w:szCs w:val="17"/>
-              </w:rPr>
-              <w:t xml:space="preserve">Pending Teacher/Coordinator in school</w:t>
-            </w:r>
-          </w:p>
-        </w:tc>
-        <w:tc>
-          <w:p>
-            <w:r>
-              <w:rPr>
-                <w:b w:val="false"/>
-                <w:bCs w:val="false"/>
-                <w:sz w:val="17"/>
-                <w:szCs w:val="17"/>
-              </w:rPr>
-              <w:t xml:space="preserve">Pending Teacher/Coordinator in campus</w:t>
+              <w:t xml:space="preserve">Review submitted drafts (Draft tile → /quizzes/:id)</w:t>
+            </w:r>
+          </w:p>
+        </w:tc>
+        <w:tc>
+          <w:p>
+            <w:r>
+              <w:rPr>
+                <w:b w:val="false"/>
+                <w:bCs w:val="false"/>
+                <w:sz w:val="17"/>
+                <w:szCs w:val="17"/>
+              </w:rPr>
+              <w:t xml:space="preserve">Yes (Teacher/Coordinator/CampusAdmin Pending + SchoolApproved + SchoolAdmin/ParentPrivate Pending)</w:t>
+            </w:r>
+          </w:p>
+        </w:tc>
+        <w:tc>
+          <w:p>
+            <w:r>
+              <w:rPr>
+                <w:b w:val="false"/>
+                <w:bCs w:val="false"/>
+                <w:sz w:val="17"/>
+                <w:szCs w:val="17"/>
+              </w:rPr>
+              <w:t xml:space="preserve">Teacher/Coordinator/CampusAdmin submitted in school</w:t>
+            </w:r>
+          </w:p>
+        </w:tc>
+        <w:tc>
+          <w:p>
+            <w:r>
+              <w:rPr>
+                <w:b w:val="false"/>
+                <w:bCs w:val="false"/>
+                <w:sz w:val="17"/>
+                <w:szCs w:val="17"/>
+              </w:rPr>
+              <w:t xml:space="preserve">Teacher/Coordinator submitted in campus</w:t>
             </w:r>
           </w:p>
         </w:tc>
@@ -5301,7 +5407,7 @@
           <w:sz w:val="21"/>
           <w:szCs w:val="21"/>
         </w:rPr>
-        <w:t xml:space="preserve">CampusAdmin: may create school-type quizzes (starts Pending; submit → PortalAdmin only). Approve/reject Pending teacher/coordinator quizzes in campus (→ SchoolApproved, does not publish), list the shared published school-type catalog (any school/creator), open /quizzes manage routes. Cannot publish. Cannot approve SchoolAdmin-created quizzes. Assign stays campus-scoped. Coordinator creates school quiz types like Teacher.</w:t>
+        <w:t xml:space="preserve">CampusAdmin: may create school-type quizzes (starts Pending; submit → SchoolAdmin then PortalAdmin). Approve/reject Pending teacher/coordinator quizzes in campus (→ SchoolApproved, does not publish), list the shared published school-type catalog (any school/creator), open /quizzes manage routes. Cannot publish. Cannot approve SchoolAdmin-created or other CampusAdmin-created quizzes. Assign stays campus-scoped. Coordinator creates school quiz types like Teacher.</w:t>
       </w:r>
     </w:p>
     <w:p>
@@ -5490,7 +5596,7 @@
           <w:sz w:val="21"/>
           <w:szCs w:val="21"/>
         </w:rPr>
-        <w:t xml:space="preserve">Cannot access /admin/quiz-approvals or the quiz edit-request queue (SchoolAdmin, CampusAdmin, PortalAdmin only).</w:t>
+        <w:t xml:space="preserve">Cannot access the quiz edit-request queue (SchoolAdmin, CampusAdmin, PortalAdmin only).</w:t>
       </w:r>
     </w:p>
     <w:p>
@@ -5625,7 +5731,7 @@
           <w:sz w:val="21"/>
           <w:szCs w:val="21"/>
         </w:rPr>
-        <w:t xml:space="preserve">SchoolAdmin / CampusAdmin / Teacher / Coordinator / Parent / Tutor → shared published school-type catalog (all schools) plus own Draft rows. SchoolAdmin also sees Teacher/Coordinator quizzes submitted for approval in the same school; CampusAdmin sees those in the same campus. They open /quizzes/:id and use School approve / Reject. Parent/Tutor also see quizzes assigned to linked children/students.</w:t>
+        <w:t xml:space="preserve">SchoolAdmin / CampusAdmin / Teacher / Coordinator / Parent / Tutor → shared published school-type catalog (all schools) plus own Draft rows. SchoolAdmin also sees Teacher/Coordinator/CampusAdmin quizzes submitted for approval in the same school; CampusAdmin sees Teacher/Coordinator submitted quizzes in the same campus. They open /quizzes/:id and use School approve / Reject. Parent/Tutor also see quizzes assigned to linked children/students.</w:t>
       </w:r>
     </w:p>
     <w:p>
@@ -5676,7 +5782,7 @@
           <w:sz w:val="21"/>
           <w:szCs w:val="21"/>
         </w:rPr>
-        <w:t xml:space="preserve">Draft (unpublished): owner-only until the owner submits for approval. After a Teacher/Coordinator submits, PortalAdmin and the school/campus queue may see it. After a SchoolAdmin/CampusAdmin submits, only PortalAdmin reviews it. Not assignable; not in student catalogs.</w:t>
+        <w:t xml:space="preserve">Draft (unpublished): owner-only until the owner submits for approval. After a Teacher/Coordinator submits, PortalAdmin and the school/campus queue may see it. After a CampusAdmin submits, SchoolAdmin (same school) and PortalAdmin may review it. After a SchoolAdmin submits, only PortalAdmin reviews it. Not assignable; not in student catalogs.</w:t>
       </w:r>
     </w:p>
     <w:p>
@@ -5693,7 +5799,7 @@
           <w:sz w:val="21"/>
           <w:szCs w:val="21"/>
         </w:rPr>
-        <w:t xml:space="preserve">Manage detail (GET /manage): Teacher, Coordinator, SchoolAdmin, CampusAdmin, PortalAdmin, Parent, and Tutor may open Published/Assigned/Archived school-type quizzes. Draft: owner always. After Submit for approval, PortalAdmin may open any pipeline draft; SchoolAdmin may open Teacher/Coordinator pipeline drafts in the same school; CampusAdmin may open those in the same campus. Unsubmitted WIP stays owner-only.</w:t>
+        <w:t xml:space="preserve">Manage detail (GET /manage): Teacher, Coordinator, SchoolAdmin, CampusAdmin, PortalAdmin, Parent, and Tutor may open Published/Assigned/Archived school-type quizzes. Draft: owner always. After Submit for approval, PortalAdmin may open any pipeline draft; SchoolAdmin may open Teacher/Coordinator/CampusAdmin pipeline drafts in the same school; CampusAdmin may open Teacher/Coordinator pipeline drafts in the same campus. Unsubmitted WIP stays owner-only.</w:t>
       </w:r>
     </w:p>
     <w:p>
@@ -5727,7 +5833,7 @@
           <w:sz w:val="21"/>
           <w:szCs w:val="21"/>
         </w:rPr>
-        <w:t xml:space="preserve">Web /quizzes list: Portal/School/Campus Admin, Teacher, Coordinator, Parent, and Tutor see the shared published catalog by default; Mine only is an optional client filter. SchoolAdmin/CampusAdmin also see in-scope Teacher/Coordinator Approval Pending rows (Pending approval tile + Quiz approvals).</w:t>
+        <w:t xml:space="preserve">Web /quizzes list: Portal/School/Campus Admin, Teacher, Coordinator, Parent, and Tutor see the shared published catalog by default; Mine only is an optional client filter. SchoolAdmin also sees in-scope Teacher/Coordinator/CampusAdmin submitted drafts under the Draft tile; CampusAdmin sees Teacher/Coordinator submitted drafts. Approve or reject on /quizzes/:id. There is no separate approval page or tile.</w:t>
       </w:r>
     </w:p>
     <w:p>
@@ -12573,7 +12679,7 @@
                 <w:sz w:val="17"/>
                 <w:szCs w:val="17"/>
               </w:rPr>
-              <w:t xml:space="preserve">Role-scoped list. Student: assigned ∪ Public audience. Teacher/Coordinator/SchoolAdmin/CampusAdmin/Parent/Tutor: all Published/Assigned/Archived school-type quizzes (any school, any creator) ∪ own drafts. SchoolAdmin also includes Teacher/Coordinator submitted pipeline drafts in the same school; CampusAdmin those in the same campus. Parent/Tutor also merge quizzes assigned to linked children/students. PortalAdmin: all published/assigned/archived plus pipeline drafts. ParentPrivate is not in the shared catalog (owner + PortalAdmin). Unsubmitted WIP drafts: owner only.</w:t>
+              <w:t xml:space="preserve">Role-scoped list. Student: assigned ∪ Public audience. Teacher/Coordinator/SchoolAdmin/CampusAdmin/Parent/Tutor: all Published/Assigned/Archived school-type quizzes (any school, any creator) ∪ own drafts. SchoolAdmin also includes Teacher/Coordinator/CampusAdmin submitted pipeline drafts in the same school; CampusAdmin includes Teacher/Coordinator submitted drafts in the same campus. Parent/Tutor also merge quizzes assigned to linked children/students. PortalAdmin: all published/assigned/archived plus pipeline drafts. ParentPrivate is not in the shared catalog (owner + PortalAdmin). Unsubmitted WIP drafts: owner only.</w:t>
             </w:r>
           </w:p>
         </w:tc>
@@ -12685,7 +12791,7 @@
                 <w:sz w:val="17"/>
                 <w:szCs w:val="17"/>
               </w:rPr>
-              <w:t xml:space="preserve">Manage view with questions. Published/Assigned/Archived school-type quizzes: any Teacher/Coordinator/SchoolAdmin/CampusAdmin/PortalAdmin/Parent/Tutor. Draft: owner always. After Submit for approval: PortalAdmin any pipeline draft; SchoolAdmin Teacher/Coordinator pipeline drafts in the same school; CampusAdmin those in the same campus. ParentPrivate drafts: owner + PortalAdmin. Unsubmitted WIP hidden from non-owner.</w:t>
+              <w:t xml:space="preserve">Manage view with questions. Published/Assigned/Archived school-type quizzes: any Teacher/Coordinator/SchoolAdmin/CampusAdmin/PortalAdmin/Parent/Tutor. Draft: owner always. After Submit for approval: PortalAdmin any pipeline draft; SchoolAdmin Teacher/Coordinator/CampusAdmin pipeline drafts in the same school; CampusAdmin Teacher/Coordinator pipeline drafts in the same campus. ParentPrivate drafts: owner + PortalAdmin. Unsubmitted WIP hidden from non-owner.</w:t>
             </w:r>
           </w:p>
         </w:tc>
@@ -12713,7 +12819,7 @@
                 <w:sz w:val="17"/>
                 <w:szCs w:val="17"/>
               </w:rPr>
-              <w:t xml:space="preserve">Non–PortalAdmin: submit for approval (Draft+Pending). Teacher/Coordinator notify school+campus+portal; SchoolAdmin/CampusAdmin/Parent/Tutor notify PortalAdmin only. PortalAdmin: publish (Draft→Published) when approval gates met; may set Approved in same flow for ParentPrivate and for SchoolAdmin/CampusAdmin-created quizzes still Pending.</w:t>
+              <w:t xml:space="preserve">Non–PortalAdmin: submit for approval (Draft+Pending). Teacher/Coordinator notify school+campus+portal; CampusAdmin notify SchoolAdmin + PortalAdmin; SchoolAdmin/Parent/Tutor notify PortalAdmin only. PortalAdmin: publish (Draft→Published) when approval gates met; may set Approved in same flow for ParentPrivate and for SchoolAdmin-created quizzes still Pending.</w:t>
             </w:r>
           </w:p>
         </w:tc>
@@ -12741,7 +12847,7 @@
                 <w:sz w:val="17"/>
                 <w:szCs w:val="17"/>
               </w:rPr>
-              <w:t xml:space="preserve">SchoolAdmin/CampusAdmin: Pending→SchoolApproved (teacher/coordinator only, in scope, not own quiz). Cannot approve SchoolAdmin/CampusAdmin/Parent/Tutor created quizzes. PortalAdmin: Pending or SchoolApproved→Approved, including SchoolAdmin-created Pending. Does not publish.</w:t>
+              <w:t xml:space="preserve">SchoolAdmin: Pending→SchoolApproved for Teacher/Coordinator/CampusAdmin quizzes in own school (not own quiz). CampusAdmin: Pending→SchoolApproved for Teacher/Coordinator in own campus. Cannot approve SchoolAdmin/Parent/Tutor created quizzes. PortalAdmin: Pending or SchoolApproved→Approved, including SchoolAdmin-created Pending. Does not publish.</w:t>
             </w:r>
           </w:p>
         </w:tc>
@@ -13217,7 +13323,7 @@
                 <w:sz w:val="17"/>
                 <w:szCs w:val="17"/>
               </w:rPr>
-              <w:t xml:space="preserve">SchoolAdmin/CampusAdmin/PortalAdmin queue. Pending rows require a Submit for approval trail event (WIP drafts are excluded). School/Campus queues are Teacher/Coordinator created only. PortalAdmin also includes SchoolApproved and SchoolAdmin/CampusAdmin/ParentPrivate Pending.</w:t>
+              <w:t xml:space="preserve">API queue still exists for clients. Web UI does not use a separate approvals page — SchoolAdmin/CampusAdmin/PortalAdmin open submitted drafts from the /quizzes Draft tile. Pending rows require Submit for approval. SchoolAdmin queue: Teacher/Coordinator/CampusAdmin created. CampusAdmin queue: Teacher/Coordinator created only. PortalAdmin also includes SchoolApproved and SchoolAdmin/ParentPrivate Pending.</w:t>
             </w:r>
           </w:p>
         </w:tc>
@@ -13410,7 +13516,7 @@
           <w:sz w:val="21"/>
           <w:szCs w:val="21"/>
         </w:rPr>
-        <w:t xml:space="preserve">/quizzes manage detail: authors edit/submit/assign; SchoolAdmin/CampusAdmin/PortalAdmin approve or reject pending quizzes in review mode (Approve + Reject only).</w:t>
+        <w:t xml:space="preserve">/quizzes manage detail: authors edit/submit/assign; SchoolAdmin/CampusAdmin/PortalAdmin approve or reject pending quizzes in review mode (Approve + Reject only). Open from the Draft tile — no /admin/quiz-approvals page.</w:t>
       </w:r>
     </w:p>
     <w:p>
@@ -13427,7 +13533,7 @@
           <w:sz w:val="21"/>
           <w:szCs w:val="21"/>
         </w:rPr>
-        <w:t xml:space="preserve">/admin/quiz-approvals legacy queue links to quiz detail for approval.</w:t>
+        <w:t xml:space="preserve">/student/quizzes* for attempts and results.</w:t>
       </w:r>
     </w:p>
     <w:p>
@@ -13444,7 +13550,7 @@
           <w:sz w:val="21"/>
           <w:szCs w:val="21"/>
         </w:rPr>
-        <w:t xml:space="preserve">/student/quizzes* for attempts and results.</w:t>
+        <w:t xml:space="preserve">/student/history for student self quiz history (History self).</w:t>
       </w:r>
     </w:p>
     <w:p>
@@ -13461,7 +13567,7 @@
           <w:sz w:val="21"/>
           <w:szCs w:val="21"/>
         </w:rPr>
-        <w:t xml:space="preserve">/student/history for student self quiz history (History self).</w:t>
+        <w:t xml:space="preserve">/parent/quiz-dashboard and child history/result.</w:t>
       </w:r>
     </w:p>
     <w:p>
@@ -13478,7 +13584,7 @@
           <w:sz w:val="21"/>
           <w:szCs w:val="21"/>
         </w:rPr>
-        <w:t xml:space="preserve">/parent/quiz-dashboard and child history/result.</w:t>
+        <w:t xml:space="preserve">/reports for Teacher/Coordinator (own) / SchoolAdmin / PortalAdmin analytics.</w:t>
       </w:r>
     </w:p>
     <w:p>
@@ -13495,7 +13601,7 @@
           <w:sz w:val="21"/>
           <w:szCs w:val="21"/>
         </w:rPr>
-        <w:t xml:space="preserve">/reports for Teacher/Coordinator (own) / SchoolAdmin / PortalAdmin analytics.</w:t>
+        <w:t xml:space="preserve">Mobile /quizzes (Teacher/Coordinator/Parent/Tutor): create, manage, submit for approval, campus or linked assign modes, duplicate/cancel/allow-retry, pending reviews, mark + finalize. Archive of Published/Assigned is PortalAdmin only.</w:t>
       </w:r>
     </w:p>
     <w:p>
@@ -13512,7 +13618,7 @@
           <w:sz w:val="21"/>
           <w:szCs w:val="21"/>
         </w:rPr>
-        <w:t xml:space="preserve">Mobile /quizzes (Teacher/Coordinator/Parent/Tutor): create, manage, submit for approval, campus or linked assign modes, duplicate/cancel/allow-retry, pending reviews, mark + finalize. Archive of Published/Assigned is PortalAdmin only.</w:t>
+        <w:t xml:space="preserve">Mobile /quizzes/approvals and /quizzes/monitoring/:quizId for admin approval and monitoring.</w:t>
       </w:r>
     </w:p>
     <w:p>
@@ -13529,7 +13635,1335 @@
           <w:sz w:val="21"/>
           <w:szCs w:val="21"/>
         </w:rPr>
-        <w:t xml:space="preserve">Mobile /quizzes/approvals and /quizzes/monitoring/:quizId for admin approval and monitoring.</w:t>
+        <w:t xml:space="preserve">Mobile /reports (Student) + Quizzes history: student self quiz history.</w:t>
+      </w:r>
+    </w:p>
+    <w:p>
+      <w:pPr>
+        <w:pStyle w:val="Heading1"/>
+        <w:spacing w:after="100" w:before="220"/>
+      </w:pPr>
+      <w:r>
+        <w:rPr>
+          <w:b/>
+          <w:bCs/>
+          <w:color w:val="2563EB"/>
+          <w:sz w:val="28"/>
+          <w:szCs w:val="28"/>
+        </w:rPr>
+        <w:t xml:space="preserve">16. QA scenarios</w:t>
+      </w:r>
+    </w:p>
+    <w:p>
+      <w:pPr>
+        <w:pStyle w:val="Heading2"/>
+        <w:spacing w:after="100" w:before="220"/>
+      </w:pPr>
+      <w:r>
+        <w:rPr>
+          <w:b/>
+          <w:bCs/>
+          <w:color w:val="2563EB"/>
+          <w:sz w:val="24"/>
+          <w:szCs w:val="24"/>
+        </w:rPr>
+        <w:t xml:space="preserve">QZ-01 — Teacher create → submit → approve → portal publish → assign</w:t>
+      </w:r>
+    </w:p>
+    <w:p>
+      <w:pPr>
+        <w:spacing w:after="100"/>
+      </w:pPr>
+      <w:r>
+        <w:rPr>
+          <w:sz w:val="21"/>
+          <w:szCs w:val="21"/>
+        </w:rPr>
+        <w:t xml:space="preserve">Steps: Teacher creates a Practice quiz, adds questions, submits for approval; SchoolAdmin approves; PortalAdmin publishes; Teacher assigns to selected students.</w:t>
+      </w:r>
+    </w:p>
+    <w:p>
+      <w:pPr>
+        <w:spacing w:after="100"/>
+        <w:rPr>
+          <w:b/>
+          <w:bCs/>
+          <w:color w:val="166534"/>
+        </w:rPr>
+      </w:pPr>
+      <w:r>
+        <w:rPr>
+          <w:b/>
+          <w:bCs/>
+          <w:color w:val="166534"/>
+          <w:sz w:val="21"/>
+          <w:szCs w:val="21"/>
+        </w:rPr>
+        <w:t xml:space="preserve">Expected: Approval Pending→SchoolApproved→Approved. Lifecycle Draft until PortalAdmin publish, then Published→Assigned on assign. Students see the quiz only after assignment and within the window.</w:t>
+      </w:r>
+    </w:p>
+    <w:p>
+      <w:pPr>
+        <w:pStyle w:val="Heading2"/>
+        <w:spacing w:after="100" w:before="220"/>
+      </w:pPr>
+      <w:r>
+        <w:rPr>
+          <w:b/>
+          <w:bCs/>
+          <w:color w:val="2563EB"/>
+          <w:sz w:val="24"/>
+          <w:szCs w:val="24"/>
+        </w:rPr>
+        <w:t xml:space="preserve">QZ-02 — Cannot assign while Pending or approved-but-unpublished</w:t>
+      </w:r>
+    </w:p>
+    <w:p>
+      <w:pPr>
+        <w:spacing w:after="100"/>
+      </w:pPr>
+      <w:r>
+        <w:rPr>
+          <w:sz w:val="21"/>
+          <w:szCs w:val="21"/>
+        </w:rPr>
+        <w:t xml:space="preserve">Steps: Teacher submits for approval; SchoolAdmin approves (SchoolApproved). Teacher or admin tries to assign before PortalAdmin publishes.</w:t>
+      </w:r>
+    </w:p>
+    <w:p>
+      <w:pPr>
+        <w:spacing w:after="100"/>
+        <w:rPr>
+          <w:b/>
+          <w:bCs/>
+          <w:color w:val="166534"/>
+        </w:rPr>
+      </w:pPr>
+      <w:r>
+        <w:rPr>
+          <w:b/>
+          <w:bCs/>
+          <w:color w:val="166534"/>
+          <w:sz w:val="21"/>
+          <w:szCs w:val="21"/>
+        </w:rPr>
+        <w:t xml:space="preserve">Expected: Assign rejected while Lifecycle=Draft. SchoolApproved or Approved without publish is not enough — must be Published.</w:t>
+      </w:r>
+    </w:p>
+    <w:p>
+      <w:pPr>
+        <w:pStyle w:val="Heading2"/>
+        <w:spacing w:after="100" w:before="220"/>
+      </w:pPr>
+      <w:r>
+        <w:rPr>
+          <w:b/>
+          <w:bCs/>
+          <w:color w:val="2563EB"/>
+          <w:sz w:val="24"/>
+          <w:szCs w:val="24"/>
+        </w:rPr>
+        <w:t xml:space="preserve">QZ-03 — Parent or Tutor ParentPrivate → portal approve and publish</w:t>
+      </w:r>
+    </w:p>
+    <w:p>
+      <w:pPr>
+        <w:spacing w:after="100"/>
+      </w:pPr>
+      <w:r>
+        <w:rPr>
+          <w:sz w:val="21"/>
+          <w:szCs w:val="21"/>
+        </w:rPr>
+        <w:t xml:space="preserve">Steps: Parent or Tutor creates and submits a ParentPrivate (PrivateParent) quiz; PortalAdmin approves and publishes before assign.</w:t>
+      </w:r>
+    </w:p>
+    <w:p>
+      <w:pPr>
+        <w:spacing w:after="100"/>
+        <w:rPr>
+          <w:b/>
+          <w:bCs/>
+          <w:color w:val="166534"/>
+        </w:rPr>
+      </w:pPr>
+      <w:r>
+        <w:rPr>
+          <w:b/>
+          <w:bCs/>
+          <w:color w:val="166534"/>
+          <w:sz w:val="21"/>
+          <w:szCs w:val="21"/>
+        </w:rPr>
+        <w:t xml:space="preserve">Expected: Lifecycle Draft until portal publish → Published. Approval Pending→Approved. Tutor assigns only to tutor-linked students; Parent to linked children. Not assignable until Published.</w:t>
+      </w:r>
+    </w:p>
+    <w:p>
+      <w:pPr>
+        <w:pStyle w:val="Heading2"/>
+        <w:spacing w:after="100" w:before="220"/>
+      </w:pPr>
+      <w:r>
+        <w:rPr>
+          <w:b/>
+          <w:bCs/>
+          <w:color w:val="2563EB"/>
+          <w:sz w:val="24"/>
+          <w:szCs w:val="24"/>
+        </w:rPr>
+        <w:t xml:space="preserve">QZ-04 — Edit lock after assignment starts</w:t>
+      </w:r>
+    </w:p>
+    <w:p>
+      <w:pPr>
+        <w:spacing w:after="100"/>
+      </w:pPr>
+      <w:r>
+        <w:rPr>
+          <w:sz w:val="21"/>
+          <w:szCs w:val="21"/>
+        </w:rPr>
+        <w:t xml:space="preserve">Steps: Owner tries to edit metadata/questions after StartDateTime ≤ now or an attempt exists.</w:t>
+      </w:r>
+    </w:p>
+    <w:p>
+      <w:pPr>
+        <w:spacing w:after="100"/>
+        <w:rPr>
+          <w:b/>
+          <w:bCs/>
+          <w:color w:val="166534"/>
+        </w:rPr>
+      </w:pPr>
+      <w:r>
+        <w:rPr>
+          <w:b/>
+          <w:bCs/>
+          <w:color w:val="166534"/>
+          <w:sz w:val="21"/>
+          <w:szCs w:val="21"/>
+        </w:rPr>
+        <w:t xml:space="preserve">Expected: Forbidden. Even with an unused edit grant, started assignments stay read-only. Before start: owner needs a grant after SchoolApproved/Approved/Published; PortalAdmin may edit without a request.</w:t>
+      </w:r>
+    </w:p>
+    <w:p>
+      <w:pPr>
+        <w:pStyle w:val="Heading2"/>
+        <w:spacing w:after="100" w:before="220"/>
+      </w:pPr>
+      <w:r>
+        <w:rPr>
+          <w:b/>
+          <w:bCs/>
+          <w:color w:val="2563EB"/>
+          <w:sz w:val="24"/>
+          <w:szCs w:val="24"/>
+        </w:rPr>
+        <w:t xml:space="preserve">QZ-05 — Bank attach requires Public</w:t>
+      </w:r>
+    </w:p>
+    <w:p>
+      <w:pPr>
+        <w:spacing w:after="100"/>
+      </w:pPr>
+      <w:r>
+        <w:rPr>
+          <w:sz w:val="21"/>
+          <w:szCs w:val="21"/>
+        </w:rPr>
+        <w:t xml:space="preserve">Steps: Teacher attaches a Campus/School-endorsed (non-Public) bank question.</w:t>
+      </w:r>
+    </w:p>
+    <w:p>
+      <w:pPr>
+        <w:spacing w:after="100"/>
+        <w:rPr>
+          <w:b/>
+          <w:bCs/>
+          <w:color w:val="166534"/>
+        </w:rPr>
+      </w:pPr>
+      <w:r>
+        <w:rPr>
+          <w:b/>
+          <w:bCs/>
+          <w:color w:val="166534"/>
+          <w:sz w:val="21"/>
+          <w:szCs w:val="21"/>
+        </w:rPr>
+        <w:t xml:space="preserve">Expected: Rejected. Only PortalAdmin-published Public + Active + Approved questions attach.</w:t>
+      </w:r>
+    </w:p>
+    <w:p>
+      <w:pPr>
+        <w:pStyle w:val="Heading2"/>
+        <w:spacing w:after="100" w:before="220"/>
+      </w:pPr>
+      <w:r>
+        <w:rPr>
+          <w:b/>
+          <w:bCs/>
+          <w:color w:val="2563EB"/>
+          <w:sz w:val="24"/>
+          <w:szCs w:val="24"/>
+        </w:rPr>
+        <w:t xml:space="preserve">QZ-06 — Inline question is quiz-ready</w:t>
+      </w:r>
+    </w:p>
+    <w:p>
+      <w:pPr>
+        <w:spacing w:after="100"/>
+      </w:pPr>
+      <w:r>
+        <w:rPr>
+          <w:sz w:val="21"/>
+          <w:szCs w:val="21"/>
+        </w:rPr>
+        <w:t xml:space="preserve">Steps: Owner adds an inline question on a Draft quiz.</w:t>
+      </w:r>
+    </w:p>
+    <w:p>
+      <w:pPr>
+        <w:spacing w:after="100"/>
+        <w:rPr>
+          <w:b/>
+          <w:bCs/>
+          <w:color w:val="166534"/>
+        </w:rPr>
+      </w:pPr>
+      <w:r>
+        <w:rPr>
+          <w:b/>
+          <w:bCs/>
+          <w:color w:val="166534"/>
+          <w:sz w:val="21"/>
+          <w:szCs w:val="21"/>
+        </w:rPr>
+        <w:t xml:space="preserve">Expected: Question created Approved+Active+Campus; linked with marks; totals recalculated. Not bank-picker eligible (needs Public).</w:t>
+      </w:r>
+    </w:p>
+    <w:p>
+      <w:pPr>
+        <w:pStyle w:val="Heading2"/>
+        <w:spacing w:after="100" w:before="220"/>
+      </w:pPr>
+      <w:r>
+        <w:rPr>
+          <w:b/>
+          <w:bCs/>
+          <w:color w:val="2563EB"/>
+          <w:sz w:val="24"/>
+          <w:szCs w:val="24"/>
+        </w:rPr>
+        <w:t xml:space="preserve">QZ-07 — Student attempt window and resume</w:t>
+      </w:r>
+    </w:p>
+    <w:p>
+      <w:pPr>
+        <w:spacing w:after="100"/>
+      </w:pPr>
+      <w:r>
+        <w:rPr>
+          <w:sz w:val="21"/>
+          <w:szCs w:val="21"/>
+        </w:rPr>
+        <w:t xml:space="preserve">Steps: Student starts, leaves, returns within window with InProgress attempt.</w:t>
+      </w:r>
+    </w:p>
+    <w:p>
+      <w:pPr>
+        <w:spacing w:after="100"/>
+        <w:rPr>
+          <w:b/>
+          <w:bCs/>
+          <w:color w:val="166534"/>
+        </w:rPr>
+      </w:pPr>
+      <w:r>
+        <w:rPr>
+          <w:b/>
+          <w:bCs/>
+          <w:color w:val="166534"/>
+          <w:sz w:val="21"/>
+          <w:szCs w:val="21"/>
+        </w:rPr>
+        <w:t xml:space="preserve">Expected: Resume same attempt; no new attempt consumed.</w:t>
+      </w:r>
+    </w:p>
+    <w:p>
+      <w:pPr>
+        <w:pStyle w:val="Heading2"/>
+        <w:spacing w:after="100" w:before="220"/>
+      </w:pPr>
+      <w:r>
+        <w:rPr>
+          <w:b/>
+          <w:bCs/>
+          <w:color w:val="2563EB"/>
+          <w:sz w:val="24"/>
+          <w:szCs w:val="24"/>
+        </w:rPr>
+        <w:t xml:space="preserve">QZ-08 — Attempt limit</w:t>
+      </w:r>
+    </w:p>
+    <w:p>
+      <w:pPr>
+        <w:spacing w:after="100"/>
+      </w:pPr>
+      <w:r>
+        <w:rPr>
+          <w:sz w:val="21"/>
+          <w:szCs w:val="21"/>
+        </w:rPr>
+        <w:t xml:space="preserve">Steps: Student already has AllowedAttempts completed attempts and tries again.</w:t>
+      </w:r>
+    </w:p>
+    <w:p>
+      <w:pPr>
+        <w:spacing w:after="100"/>
+        <w:rPr>
+          <w:b/>
+          <w:bCs/>
+          <w:color w:val="166534"/>
+        </w:rPr>
+      </w:pPr>
+      <w:r>
+        <w:rPr>
+          <w:b/>
+          <w:bCs/>
+          <w:color w:val="166534"/>
+          <w:sz w:val="21"/>
+          <w:szCs w:val="21"/>
+        </w:rPr>
+        <w:t xml:space="preserve">Expected: Start blocked until owner Allow Retry after review (ExtraAttempts).</w:t>
+      </w:r>
+    </w:p>
+    <w:p>
+      <w:pPr>
+        <w:pStyle w:val="Heading2"/>
+        <w:spacing w:after="100" w:before="220"/>
+      </w:pPr>
+      <w:r>
+        <w:rPr>
+          <w:b/>
+          <w:bCs/>
+          <w:color w:val="2563EB"/>
+          <w:sz w:val="24"/>
+          <w:szCs w:val="24"/>
+        </w:rPr>
+        <w:t xml:space="preserve">QZ-09 — Auto-score objective + mask subjective</w:t>
+      </w:r>
+    </w:p>
+    <w:p>
+      <w:pPr>
+        <w:spacing w:after="100"/>
+      </w:pPr>
+      <w:r>
+        <w:rPr>
+          <w:sz w:val="21"/>
+          <w:szCs w:val="21"/>
+        </w:rPr>
+        <w:t xml:space="preserve">Steps: Quiz IsReviewRequired with Fill(AllowTeacherReview) answers; student submits then reloads result.</w:t>
+      </w:r>
+    </w:p>
+    <w:p>
+      <w:pPr>
+        <w:spacing w:after="100"/>
+        <w:rPr>
+          <w:b/>
+          <w:bCs/>
+          <w:color w:val="166534"/>
+        </w:rPr>
+      </w:pPr>
+      <w:r>
+        <w:rPr>
+          <w:b/>
+          <w:bCs/>
+          <w:color w:val="166534"/>
+          <w:sz w:val="21"/>
+          <w:szCs w:val="21"/>
+        </w:rPr>
+        <w:t xml:space="preserve">Expected: Objective items scored; submit and get-result both use QuizReviewDisplay.Resolve — Pending Review until finalize when IsReviewRequired.</w:t>
+      </w:r>
+    </w:p>
+    <w:p>
+      <w:pPr>
+        <w:pStyle w:val="Heading2"/>
+        <w:spacing w:after="100" w:before="220"/>
+      </w:pPr>
+      <w:r>
+        <w:rPr>
+          <w:b/>
+          <w:bCs/>
+          <w:color w:val="2563EB"/>
+          <w:sz w:val="24"/>
+          <w:szCs w:val="24"/>
+        </w:rPr>
+        <w:t xml:space="preserve">QZ-10 — Finalize review releases results</w:t>
+      </w:r>
+    </w:p>
+    <w:p>
+      <w:pPr>
+        <w:spacing w:after="100"/>
+      </w:pPr>
+      <w:r>
+        <w:rPr>
+          <w:sz w:val="21"/>
+          <w:szCs w:val="21"/>
+        </w:rPr>
+        <w:t xml:space="preserve">Steps: Teacher marks all RequiresReview items and finalizes.</w:t>
+      </w:r>
+    </w:p>
+    <w:p>
+      <w:pPr>
+        <w:spacing w:after="100"/>
+        <w:rPr>
+          <w:b/>
+          <w:bCs/>
+          <w:color w:val="166534"/>
+        </w:rPr>
+      </w:pPr>
+      <w:r>
+        <w:rPr>
+          <w:b/>
+          <w:bCs/>
+          <w:color w:val="166534"/>
+          <w:sz w:val="21"/>
+          <w:szCs w:val="21"/>
+        </w:rPr>
+        <w:t xml:space="preserve">Expected: Attempt→Reviewed; IsReviewDone=true; student/parent see full scores/answers once review is done.</w:t>
+      </w:r>
+    </w:p>
+    <w:p>
+      <w:pPr>
+        <w:pStyle w:val="Heading2"/>
+        <w:spacing w:after="100" w:before="220"/>
+      </w:pPr>
+      <w:r>
+        <w:rPr>
+          <w:b/>
+          <w:bCs/>
+          <w:color w:val="2563EB"/>
+          <w:sz w:val="24"/>
+          <w:szCs w:val="24"/>
+        </w:rPr>
+        <w:t xml:space="preserve">QZ-11 — Cancel upcoming only</w:t>
+      </w:r>
+    </w:p>
+    <w:p>
+      <w:pPr>
+        <w:spacing w:after="100"/>
+      </w:pPr>
+      <w:r>
+        <w:rPr>
+          <w:sz w:val="21"/>
+          <w:szCs w:val="21"/>
+        </w:rPr>
+        <w:t xml:space="preserve">Steps: Owner cancels a quiz that has future and past assignments.</w:t>
+      </w:r>
+    </w:p>
+    <w:p>
+      <w:pPr>
+        <w:spacing w:after="100"/>
+        <w:rPr>
+          <w:b/>
+          <w:bCs/>
+          <w:color w:val="166534"/>
+        </w:rPr>
+      </w:pPr>
+      <w:r>
+        <w:rPr>
+          <w:b/>
+          <w:bCs/>
+          <w:color w:val="166534"/>
+          <w:sz w:val="21"/>
+          <w:szCs w:val="21"/>
+        </w:rPr>
+        <w:t xml:space="preserve">Expected: Only StartDateTime &gt; now removed; lifecycle restored to Assigned or Published; past assignments remain.</w:t>
+      </w:r>
+    </w:p>
+    <w:p>
+      <w:pPr>
+        <w:pStyle w:val="Heading2"/>
+        <w:spacing w:after="100" w:before="220"/>
+      </w:pPr>
+      <w:r>
+        <w:rPr>
+          <w:b/>
+          <w:bCs/>
+          <w:color w:val="2563EB"/>
+          <w:sz w:val="24"/>
+          <w:szCs w:val="24"/>
+        </w:rPr>
+        <w:t xml:space="preserve">QZ-12 — Archive vs delete — PortalAdmin only after publish</w:t>
+      </w:r>
+    </w:p>
+    <w:p>
+      <w:pPr>
+        <w:spacing w:after="100"/>
+      </w:pPr>
+      <w:r>
+        <w:rPr>
+          <w:sz w:val="21"/>
+          <w:szCs w:val="21"/>
+        </w:rPr>
+        <w:t xml:space="preserve">Steps: Teacher or SchoolAdmin tries to archive a Published quiz, or a quiz already assigned to students/children. PortalAdmin archives a Published quiz with assignments; owner deletes their own Draft with no assignments.</w:t>
+      </w:r>
+    </w:p>
+    <w:p>
+      <w:pPr>
+        <w:spacing w:after="100"/>
+        <w:rPr>
+          <w:b/>
+          <w:bCs/>
+          <w:color w:val="166534"/>
+        </w:rPr>
+      </w:pPr>
+      <w:r>
+        <w:rPr>
+          <w:b/>
+          <w:bCs/>
+          <w:color w:val="166534"/>
+          <w:sz w:val="21"/>
+          <w:szCs w:val="21"/>
+        </w:rPr>
+        <w:t xml:space="preserve">Expected: Non–PortalAdmin archive of Published or Assigned is rejected. PortalAdmin archive with assignments → soft Archived; with no assignments → hard delete. Draft must be deleted (not archived). Delete of own Draft succeeds.</w:t>
+      </w:r>
+    </w:p>
+    <w:p>
+      <w:pPr>
+        <w:pStyle w:val="Heading2"/>
+        <w:spacing w:after="100" w:before="220"/>
+      </w:pPr>
+      <w:r>
+        <w:rPr>
+          <w:b/>
+          <w:bCs/>
+          <w:color w:val="2563EB"/>
+          <w:sz w:val="24"/>
+          <w:szCs w:val="24"/>
+        </w:rPr>
+        <w:t xml:space="preserve">QZ-13 — Duplicate</w:t>
+      </w:r>
+    </w:p>
+    <w:p>
+      <w:pPr>
+        <w:spacing w:after="100"/>
+      </w:pPr>
+      <w:r>
+        <w:rPr>
+          <w:sz w:val="21"/>
+          <w:szCs w:val="21"/>
+        </w:rPr>
+        <w:t xml:space="preserve">Steps: Owner duplicates a quiz with questions.</w:t>
+      </w:r>
+    </w:p>
+    <w:p>
+      <w:pPr>
+        <w:spacing w:after="100"/>
+        <w:rPr>
+          <w:b/>
+          <w:bCs/>
+          <w:color w:val="166534"/>
+        </w:rPr>
+      </w:pPr>
+      <w:r>
+        <w:rPr>
+          <w:b/>
+          <w:bCs/>
+          <w:color w:val="166534"/>
+          <w:sz w:val="21"/>
+          <w:szCs w:val="21"/>
+        </w:rPr>
+        <w:t xml:space="preserve">Expected: New Draft + Pending; questions reused/linked; title ends with " (Copy)".</w:t>
+      </w:r>
+    </w:p>
+    <w:p>
+      <w:pPr>
+        <w:pStyle w:val="Heading2"/>
+        <w:spacing w:after="100" w:before="220"/>
+      </w:pPr>
+      <w:r>
+        <w:rPr>
+          <w:b/>
+          <w:bCs/>
+          <w:color w:val="2563EB"/>
+          <w:sz w:val="24"/>
+          <w:szCs w:val="24"/>
+        </w:rPr>
+        <w:t xml:space="preserve">QZ-14 — Parent child visibility</w:t>
+      </w:r>
+    </w:p>
+    <w:p>
+      <w:pPr>
+        <w:spacing w:after="100"/>
+      </w:pPr>
+      <w:r>
+        <w:rPr>
+          <w:sz w:val="21"/>
+          <w:szCs w:val="21"/>
+        </w:rPr>
+        <w:t xml:space="preserve">Steps: Parent opens linked child's attempt result and quiz history.</w:t>
+      </w:r>
+    </w:p>
+    <w:p>
+      <w:pPr>
+        <w:spacing w:after="100"/>
+        <w:rPr>
+          <w:b/>
+          <w:bCs/>
+          <w:color w:val="166534"/>
+        </w:rPr>
+      </w:pPr>
+      <w:r>
+        <w:rPr>
+          <w:b/>
+          <w:bCs/>
+          <w:color w:val="166534"/>
+          <w:sz w:val="21"/>
+          <w:szCs w:val="21"/>
+        </w:rPr>
+        <w:t xml:space="preserve">Expected: Allowed for linked children only. Unlinked student → forbidden.</w:t>
+      </w:r>
+    </w:p>
+    <w:p>
+      <w:pPr>
+        <w:pStyle w:val="Heading2"/>
+        <w:spacing w:after="100" w:before="220"/>
+      </w:pPr>
+      <w:r>
+        <w:rPr>
+          <w:b/>
+          <w:bCs/>
+          <w:color w:val="2563EB"/>
+          <w:sz w:val="24"/>
+          <w:szCs w:val="24"/>
+        </w:rPr>
+        <w:t xml:space="preserve">QZ-15 — Approval vs publish — two-tier without auto-publish</w:t>
+      </w:r>
+    </w:p>
+    <w:p>
+      <w:pPr>
+        <w:spacing w:after="100"/>
+      </w:pPr>
+      <w:r>
+        <w:rPr>
+          <w:sz w:val="21"/>
+          <w:szCs w:val="21"/>
+        </w:rPr>
+        <w:t xml:space="preserve">Steps: SchoolAdmin approves Pending teacher quiz; CampusAdmin approves Pending in campus; PortalAdmin approves SchoolApproved then publishes separately.</w:t>
+      </w:r>
+    </w:p>
+    <w:p>
+      <w:pPr>
+        <w:spacing w:after="100"/>
+        <w:rPr>
+          <w:b/>
+          <w:bCs/>
+          <w:color w:val="166534"/>
+        </w:rPr>
+      </w:pPr>
+      <w:r>
+        <w:rPr>
+          <w:b/>
+          <w:bCs/>
+          <w:color w:val="166534"/>
+          <w:sz w:val="21"/>
+          <w:szCs w:val="21"/>
+        </w:rPr>
+        <w:t xml:space="preserve">Expected: Pending → SchoolApproved (school/campus approve, lifecycle stays Draft). Portal → Approved then Publish → Published. School/Campus approve never auto-publishes.</w:t>
+      </w:r>
+    </w:p>
+    <w:p>
+      <w:pPr>
+        <w:pStyle w:val="Heading2"/>
+        <w:spacing w:after="100" w:before="220"/>
+      </w:pPr>
+      <w:r>
+        <w:rPr>
+          <w:b/>
+          <w:bCs/>
+          <w:color w:val="2563EB"/>
+          <w:sz w:val="24"/>
+          <w:szCs w:val="24"/>
+        </w:rPr>
+        <w:t xml:space="preserve">QZ-23 — Creator cannot self-approve</w:t>
+      </w:r>
+    </w:p>
+    <w:p>
+      <w:pPr>
+        <w:spacing w:after="100"/>
+      </w:pPr>
+      <w:r>
+        <w:rPr>
+          <w:sz w:val="21"/>
+          <w:szCs w:val="21"/>
+        </w:rPr>
+        <w:t xml:space="preserve">Steps: Teacher who created a quiz calls POST /approve on their own quiz.</w:t>
+      </w:r>
+    </w:p>
+    <w:p>
+      <w:pPr>
+        <w:spacing w:after="100"/>
+        <w:rPr>
+          <w:b/>
+          <w:bCs/>
+          <w:color w:val="166534"/>
+        </w:rPr>
+      </w:pPr>
+      <w:r>
+        <w:rPr>
+          <w:b/>
+          <w:bCs/>
+          <w:color w:val="166534"/>
+          <w:sz w:val="21"/>
+          <w:szCs w:val="21"/>
+        </w:rPr>
+        <w:t xml:space="preserve">Expected: Forbidden. Approver must not be the creator (PortalAdmin excepted for platform operations).</w:t>
+      </w:r>
+    </w:p>
+    <w:p>
+      <w:pPr>
+        <w:pStyle w:val="Heading2"/>
+        <w:spacing w:after="100" w:before="220"/>
+      </w:pPr>
+      <w:r>
+        <w:rPr>
+          <w:b/>
+          <w:bCs/>
+          <w:color w:val="2563EB"/>
+          <w:sz w:val="24"/>
+          <w:szCs w:val="24"/>
+        </w:rPr>
+        <w:t xml:space="preserve">QZ-24 — Edit request after approval or publish</w:t>
+      </w:r>
+    </w:p>
+    <w:p>
+      <w:pPr>
+        <w:spacing w:after="100"/>
+      </w:pPr>
+      <w:r>
+        <w:rPr>
+          <w:sz w:val="21"/>
+          <w:szCs w:val="21"/>
+        </w:rPr>
+        <w:t xml:space="preserve">Steps: Teacher quiz is SchoolApproved (or Published). Teacher sends an edit request; SchoolAdmin or CampusAdmin or PortalAdmin approves; Teacher edits; then resubmits. SchoolAdmin, CampusAdmin, Parent, or Tutor owner sends the request to PortalAdmin only.</w:t>
+      </w:r>
+    </w:p>
+    <w:p>
+      <w:pPr>
+        <w:spacing w:after="100"/>
+        <w:rPr>
+          <w:b/>
+          <w:bCs/>
+          <w:color w:val="166534"/>
+        </w:rPr>
+      </w:pPr>
+      <w:r>
+        <w:rPr>
+          <w:b/>
+          <w:bCs/>
+          <w:color w:val="166534"/>
+          <w:sz w:val="21"/>
+          <w:szCs w:val="21"/>
+        </w:rPr>
+        <w:t xml:space="preserve">Expected: Owner cannot PUT until a grant exists. After save, quiz is Draft + Pending. Owner must Submit for approval again (then reapproval / republish). Assignment-started quizzes cannot be edited or requested.</w:t>
+      </w:r>
+    </w:p>
+    <w:p>
+      <w:pPr>
+        <w:pStyle w:val="Heading2"/>
+        <w:spacing w:after="100" w:before="220"/>
+      </w:pPr>
+      <w:r>
+        <w:rPr>
+          <w:b/>
+          <w:bCs/>
+          <w:color w:val="2563EB"/>
+          <w:sz w:val="24"/>
+          <w:szCs w:val="24"/>
+        </w:rPr>
+        <w:t xml:space="preserve">QZ-25 — Unsubmitted draft is owner-only</w:t>
+      </w:r>
+    </w:p>
+    <w:p>
+      <w:pPr>
+        <w:spacing w:after="100"/>
+      </w:pPr>
+      <w:r>
+        <w:rPr>
+          <w:sz w:val="21"/>
+          <w:szCs w:val="21"/>
+        </w:rPr>
+        <w:t xml:space="preserve">Steps: SchoolAdmin (or Teacher) creates a quiz and does not click Submit for approval. PortalAdmin opens /quizzes.</w:t>
+      </w:r>
+    </w:p>
+    <w:p>
+      <w:pPr>
+        <w:spacing w:after="100"/>
+        <w:rPr>
+          <w:b/>
+          <w:bCs/>
+          <w:color w:val="166534"/>
+        </w:rPr>
+      </w:pPr>
+      <w:r>
+        <w:rPr>
+          <w:b/>
+          <w:bCs/>
+          <w:color w:val="166534"/>
+          <w:sz w:val="21"/>
+          <w:szCs w:val="21"/>
+        </w:rPr>
+        <w:t xml:space="preserve">Expected: The draft is absent from PortalAdmin catalog, pending-approval queue, and GET /manage. After a Teacher submits, PortalAdmin and the in-scope school/campus queue may see it. After a SchoolAdmin submits, only PortalAdmin (not other SchoolAdmins) may approve.</w:t>
+      </w:r>
+    </w:p>
+    <w:p>
+      <w:pPr>
+        <w:pStyle w:val="Heading2"/>
+        <w:spacing w:after="100" w:before="220"/>
+      </w:pPr>
+      <w:r>
+        <w:rPr>
+          <w:b/>
+          <w:bCs/>
+          <w:color w:val="2563EB"/>
+          <w:sz w:val="24"/>
+          <w:szCs w:val="24"/>
+        </w:rPr>
+        <w:t xml:space="preserve">QZ-26 — SchoolAdmin-created quiz is PortalAdmin-only</w:t>
+      </w:r>
+    </w:p>
+    <w:p>
+      <w:pPr>
+        <w:spacing w:after="100"/>
+      </w:pPr>
+      <w:r>
+        <w:rPr>
+          <w:sz w:val="21"/>
+          <w:szCs w:val="21"/>
+        </w:rPr>
+        <w:t xml:space="preserve">Steps: SchoolAdmin creates a Practice quiz, adds questions, submits for approval. Status shows Approval Pending. PortalAdmin clicks Approve. Another SchoolAdmin opens the Draft tile.</w:t>
+      </w:r>
+    </w:p>
+    <w:p>
+      <w:pPr>
+        <w:spacing w:after="100"/>
+        <w:rPr>
+          <w:b/>
+          <w:bCs/>
+          <w:color w:val="166534"/>
+        </w:rPr>
+      </w:pPr>
+      <w:r>
+        <w:rPr>
+          <w:b/>
+          <w:bCs/>
+          <w:color w:val="166534"/>
+          <w:sz w:val="21"/>
+          <w:szCs w:val="21"/>
+        </w:rPr>
+        <w:t xml:space="preserve">Expected: PortalAdmin Approve succeeds: Pending → Approved (lifecycle stays Draft). No SchoolApproved step. The other SchoolAdmin does not see this quiz as reviewable and cannot school-approve it. PortalAdmin then publishes separately (Draft → Published).</w:t>
+      </w:r>
+    </w:p>
+    <w:p>
+      <w:pPr>
+        <w:pStyle w:val="Heading2"/>
+        <w:spacing w:after="100" w:before="220"/>
+      </w:pPr>
+      <w:r>
+        <w:rPr>
+          <w:b/>
+          <w:bCs/>
+          <w:color w:val="2563EB"/>
+          <w:sz w:val="24"/>
+          <w:szCs w:val="24"/>
+        </w:rPr>
+        <w:t xml:space="preserve">QZ-27 — SchoolAdmin school-approves a CampusAdmin-created quiz</w:t>
+      </w:r>
+    </w:p>
+    <w:p>
+      <w:pPr>
+        <w:spacing w:after="100"/>
+      </w:pPr>
+      <w:r>
+        <w:rPr>
+          <w:sz w:val="21"/>
+          <w:szCs w:val="21"/>
+        </w:rPr>
+        <w:t xml:space="preserve">Steps: CampusAdmin creates a Practice quiz, adds questions, submits for approval. SchoolAdmin of the same school opens /quizzes Draft tile and the quiz.</w:t>
+      </w:r>
+    </w:p>
+    <w:p>
+      <w:pPr>
+        <w:spacing w:after="100"/>
+        <w:rPr>
+          <w:b/>
+          <w:bCs/>
+          <w:color w:val="166534"/>
+        </w:rPr>
+      </w:pPr>
+      <w:r>
+        <w:rPr>
+          <w:b/>
+          <w:bCs/>
+          <w:color w:val="166534"/>
+          <w:sz w:val="21"/>
+          <w:szCs w:val="21"/>
+        </w:rPr>
+        <w:t xml:space="preserve">Expected: SchoolAdmin sees School approve / Reject. School approve → SchoolApproved (Draft). CampusAdmin cannot approve their own quiz. PortalAdmin then Approves and Publishes.</w:t>
+      </w:r>
+    </w:p>
+    <w:p>
+      <w:pPr>
+        <w:pStyle w:val="Heading2"/>
+        <w:spacing w:after="100" w:before="220"/>
+      </w:pPr>
+      <w:r>
+        <w:rPr>
+          <w:b/>
+          <w:bCs/>
+          <w:color w:val="2563EB"/>
+          <w:sz w:val="24"/>
+          <w:szCs w:val="24"/>
+        </w:rPr>
+        <w:t xml:space="preserve">QZ-16 — Student only sees permitted audience</w:t>
+      </w:r>
+    </w:p>
+    <w:p>
+      <w:pPr>
+        <w:spacing w:after="100"/>
+      </w:pPr>
+      <w:r>
+        <w:rPr>
+          <w:sz w:val="21"/>
+          <w:szCs w:val="21"/>
+        </w:rPr>
+        <w:t xml:space="preserve">Steps: Student A is assigned (or Public catalog in window); Student B is neither assigned nor Public-eligible.</w:t>
+      </w:r>
+    </w:p>
+    <w:p>
+      <w:pPr>
+        <w:spacing w:after="100"/>
+        <w:rPr>
+          <w:b/>
+          <w:bCs/>
+          <w:color w:val="166534"/>
+        </w:rPr>
+      </w:pPr>
+      <w:r>
+        <w:rPr>
+          <w:b/>
+          <w:bCs/>
+          <w:color w:val="166534"/>
+          <w:sz w:val="21"/>
+          <w:szCs w:val="21"/>
+        </w:rPr>
+        <w:t xml:space="preserve">Expected: Student A sees the quiz. Student B does not. School/section/multi assign must not open catalog (AudienceScope stays Assigned). Public catalog is window-filtered.</w:t>
+      </w:r>
+    </w:p>
+    <w:p>
+      <w:pPr>
+        <w:pStyle w:val="Heading2"/>
+        <w:spacing w:after="100" w:before="220"/>
+      </w:pPr>
+      <w:r>
+        <w:rPr>
+          <w:b/>
+          <w:bCs/>
+          <w:color w:val="2563EB"/>
+          <w:sz w:val="24"/>
+          <w:szCs w:val="24"/>
+        </w:rPr>
+        <w:t xml:space="preserve">QZ-17 — ParentPrivate assign scope (Parent / Tutor)</w:t>
+      </w:r>
+    </w:p>
+    <w:p>
+      <w:pPr>
+        <w:spacing w:after="100"/>
+      </w:pPr>
+      <w:r>
+        <w:rPr>
+          <w:sz w:val="21"/>
+          <w:szCs w:val="21"/>
+        </w:rPr>
+        <w:t xml:space="preserve">Steps: Parent or Tutor tries to assign ParentPrivate quiz to an unrelated student or whole school.</w:t>
+      </w:r>
+    </w:p>
+    <w:p>
+      <w:pPr>
+        <w:spacing w:after="100"/>
+        <w:rPr>
+          <w:b/>
+          <w:bCs/>
+          <w:color w:val="166534"/>
+        </w:rPr>
+      </w:pPr>
+      <w:r>
+        <w:rPr>
+          <w:b/>
+          <w:bCs/>
+          <w:color w:val="166534"/>
+          <w:sz w:val="21"/>
+          <w:szCs w:val="21"/>
+        </w:rPr>
+        <w:t xml:space="preserve">Expected: Rejected. Parent → linked children only. Tutor → tutor-linked students only.</w:t>
+      </w:r>
+    </w:p>
+    <w:p>
+      <w:pPr>
+        <w:pStyle w:val="Heading2"/>
+        <w:spacing w:after="100" w:before="220"/>
+      </w:pPr>
+      <w:r>
+        <w:rPr>
+          <w:b/>
+          <w:bCs/>
+          <w:color w:val="2563EB"/>
+          <w:sz w:val="24"/>
+          <w:szCs w:val="24"/>
+        </w:rPr>
+        <w:t xml:space="preserve">QZ-18 — Time limit countdown and auto-submit</w:t>
+      </w:r>
+    </w:p>
+    <w:p>
+      <w:pPr>
+        <w:spacing w:after="100"/>
+      </w:pPr>
+      <w:r>
+        <w:rPr>
+          <w:sz w:val="21"/>
+          <w:szCs w:val="21"/>
+        </w:rPr>
+        <w:t xml:space="preserve">Steps: Student starts a quiz with TimeLimitMinutes set; waits until remaining time hits zero.</w:t>
+      </w:r>
+    </w:p>
+    <w:p>
+      <w:pPr>
+        <w:spacing w:after="100"/>
+        <w:rPr>
+          <w:b/>
+          <w:bCs/>
+          <w:color w:val="166534"/>
+        </w:rPr>
+      </w:pPr>
+      <w:r>
+        <w:rPr>
+          <w:b/>
+          <w:bCs/>
+          <w:color w:val="166534"/>
+          <w:sz w:val="21"/>
+          <w:szCs w:val="21"/>
+        </w:rPr>
+        <w:t xml:space="preserve">Expected: Countdown is shown; client auto-submits with IsAutoSubmit → AutoSubmitted (83). Server enforces minute budget with grace.</w:t>
+      </w:r>
+    </w:p>
+    <w:p>
+      <w:pPr>
+        <w:pStyle w:val="Heading2"/>
+        <w:spacing w:after="100" w:before="220"/>
+      </w:pPr>
+      <w:r>
+        <w:rPr>
+          <w:b/>
+          <w:bCs/>
+          <w:color w:val="2563EB"/>
+          <w:sz w:val="24"/>
+          <w:szCs w:val="24"/>
+        </w:rPr>
+        <w:t xml:space="preserve">QZ-19 — No time limit still respects availability window</w:t>
+      </w:r>
+    </w:p>
+    <w:p>
+      <w:pPr>
+        <w:spacing w:after="100"/>
+      </w:pPr>
+      <w:r>
+        <w:rPr>
+          <w:sz w:val="21"/>
+          <w:szCs w:val="21"/>
+        </w:rPr>
+        <w:t xml:space="preserve">Steps: Student starts a quiz with TimeLimitMinutes null after EndDateTime has passed.</w:t>
+      </w:r>
+    </w:p>
+    <w:p>
+      <w:pPr>
+        <w:spacing w:after="100"/>
+        <w:rPr>
+          <w:b/>
+          <w:bCs/>
+          <w:color w:val="166534"/>
+        </w:rPr>
+      </w:pPr>
+      <w:r>
+        <w:rPr>
+          <w:b/>
+          <w:bCs/>
+          <w:color w:val="166534"/>
+          <w:sz w:val="21"/>
+          <w:szCs w:val="21"/>
+        </w:rPr>
+        <w:t xml:space="preserve">Expected: No countdown UI, but start/submit is still rejected; overdue InProgress attempts transition to Expired (84).</w:t>
+      </w:r>
+    </w:p>
+    <w:p>
+      <w:pPr>
+        <w:pStyle w:val="Heading2"/>
+        <w:spacing w:after="100" w:before="220"/>
+      </w:pPr>
+      <w:r>
+        <w:rPr>
+          <w:b/>
+          <w:bCs/>
+          <w:color w:val="2563EB"/>
+          <w:sz w:val="24"/>
+          <w:szCs w:val="24"/>
+        </w:rPr>
+        <w:t xml:space="preserve">QZ-20 — Upcoming assign then promote</w:t>
+      </w:r>
+    </w:p>
+    <w:p>
+      <w:pPr>
+        <w:spacing w:after="100"/>
+      </w:pPr>
+      <w:r>
+        <w:rPr>
+          <w:sz w:val="21"/>
+          <w:szCs w:val="21"/>
+        </w:rPr>
+        <w:t xml:space="preserve">Steps: Teacher assigns with StartAt in the future; later StartAt arrives with no attempt.</w:t>
+      </w:r>
+    </w:p>
+    <w:p>
+      <w:pPr>
+        <w:spacing w:after="100"/>
+        <w:rPr>
+          <w:b/>
+          <w:bCs/>
+          <w:color w:val="166534"/>
+        </w:rPr>
+      </w:pPr>
+      <w:r>
+        <w:rPr>
+          <w:b/>
+          <w:bCs/>
+          <w:color w:val="166534"/>
+          <w:sz w:val="21"/>
+          <w:szCs w:val="21"/>
+        </w:rPr>
+        <w:t xml:space="preserve">Expected: Assignment QuizResultStatus starts as Up Coming (25); ExpireOverdueUnattemptedAsync promotes to Not Attempted (24) when the window opens.</w:t>
+      </w:r>
+    </w:p>
+    <w:p>
+      <w:pPr>
+        <w:pStyle w:val="Heading2"/>
+        <w:spacing w:after="100" w:before="220"/>
+      </w:pPr>
+      <w:r>
+        <w:rPr>
+          <w:b/>
+          <w:bCs/>
+          <w:color w:val="2563EB"/>
+          <w:sz w:val="24"/>
+          <w:szCs w:val="24"/>
+        </w:rPr>
+        <w:t xml:space="preserve">QZ-22 — Published school quizzes are a shared catalog</w:t>
+      </w:r>
+    </w:p>
+    <w:p>
+      <w:pPr>
+        <w:spacing w:after="100"/>
+      </w:pPr>
+      <w:r>
+        <w:rPr>
+          <w:sz w:val="21"/>
+          <w:szCs w:val="21"/>
+        </w:rPr>
+        <w:t xml:space="preserve">Steps: PortalAdmin publishes Quiz A and B (any school, including null schoolId). AES SchoolAdmin publishes Quiz C. A Teacher, Coordinator, Parent, Tutor, and ISL SchoolAdmin (who created none) each open /quizzes.</w:t>
+      </w:r>
+    </w:p>
+    <w:p>
+      <w:pPr>
+        <w:spacing w:after="100"/>
+        <w:rPr>
+          <w:b/>
+          <w:bCs/>
+          <w:color w:val="166534"/>
+        </w:rPr>
+      </w:pPr>
+      <w:r>
+        <w:rPr>
+          <w:b/>
+          <w:bCs/>
+          <w:color w:val="166534"/>
+          <w:sz w:val="21"/>
+          <w:szCs w:val="21"/>
+        </w:rPr>
+        <w:t xml:space="preserve">Expected: Teacher, Coordinator, Parent, Tutor, PortalAdmin, AES SchoolAdmin, and ISL SchoolAdmin each see published A, B, and C (9 in the reported case: 7 AES + 2 Portal). Creator and school do not hide published school-type quizzes. Those roles may assign a catalog quiz to their own students/children. ParentPrivate stays private. Students still only see assigned ∪ AudienceScope=Public. Unsubmitted Draft remains owner-only.</w:t>
+      </w:r>
+    </w:p>
+    <w:p>
+      <w:pPr>
+        <w:pStyle w:val="Heading2"/>
+        <w:spacing w:after="100" w:before="220"/>
+      </w:pPr>
+      <w:r>
+        <w:rPr>
+          <w:b/>
+          <w:bCs/>
+          <w:color w:val="2563EB"/>
+          <w:sz w:val="24"/>
+          <w:szCs w:val="24"/>
+        </w:rPr>
+        <w:t xml:space="preserve">QZ-21 — Create defaults preserve bools</w:t>
+      </w:r>
+    </w:p>
+    <w:p>
+      <w:pPr>
+        <w:spacing w:after="100"/>
+      </w:pPr>
+      <w:r>
+        <w:rPr>
+          <w:sz w:val="21"/>
+          <w:szCs w:val="21"/>
+        </w:rPr>
+        <w:t xml:space="preserve">Steps: Client creates a Practice quiz with ShuffleQuestions=false while type default is also false/true variants.</w:t>
+      </w:r>
+    </w:p>
+    <w:p>
+      <w:pPr>
+        <w:spacing w:after="100"/>
+        <w:rPr>
+          <w:b/>
+          <w:bCs/>
+          <w:color w:val="166534"/>
+        </w:rPr>
+      </w:pPr>
+      <w:r>
+        <w:rPr>
+          <w:b/>
+          <w:bCs/>
+          <w:color w:val="166534"/>
+          <w:sz w:val="21"/>
+          <w:szCs w:val="21"/>
+        </w:rPr>
+        <w:t xml:space="preserve">Expected: ApplyCreateDefaults never OR’s bools with type defaults — explicit client bools win; only nullables (attempts/nav) fall back; TimeLimitMinutes stays null until questions; ReviewDisplayMode always Full.</w:t>
+      </w:r>
+    </w:p>
+    <w:p>
+      <w:pPr>
+        <w:pStyle w:val="Heading1"/>
+        <w:spacing w:after="100" w:before="220"/>
+      </w:pPr>
+      <w:r>
+        <w:rPr>
+          <w:b/>
+          <w:bCs/>
+          <w:color w:val="2563EB"/>
+          <w:sz w:val="28"/>
+          <w:szCs w:val="28"/>
+        </w:rPr>
+        <w:t xml:space="preserve">17. Verification checklist</w:t>
       </w:r>
     </w:p>
     <w:p>
@@ -13546,1287 +14980,7 @@
           <w:sz w:val="21"/>
           <w:szCs w:val="21"/>
         </w:rPr>
-        <w:t xml:space="preserve">Mobile /reports (Student) + Quizzes history: student self quiz history.</w:t>
-      </w:r>
-    </w:p>
-    <w:p>
-      <w:pPr>
-        <w:pStyle w:val="Heading1"/>
-        <w:spacing w:after="100" w:before="220"/>
-      </w:pPr>
-      <w:r>
-        <w:rPr>
-          <w:b/>
-          <w:bCs/>
-          <w:color w:val="2563EB"/>
-          <w:sz w:val="28"/>
-          <w:szCs w:val="28"/>
-        </w:rPr>
-        <w:t xml:space="preserve">16. QA scenarios</w:t>
-      </w:r>
-    </w:p>
-    <w:p>
-      <w:pPr>
-        <w:pStyle w:val="Heading2"/>
-        <w:spacing w:after="100" w:before="220"/>
-      </w:pPr>
-      <w:r>
-        <w:rPr>
-          <w:b/>
-          <w:bCs/>
-          <w:color w:val="2563EB"/>
-          <w:sz w:val="24"/>
-          <w:szCs w:val="24"/>
-        </w:rPr>
-        <w:t xml:space="preserve">QZ-01 — Teacher create → submit → approve → portal publish → assign</w:t>
-      </w:r>
-    </w:p>
-    <w:p>
-      <w:pPr>
-        <w:spacing w:after="100"/>
-      </w:pPr>
-      <w:r>
-        <w:rPr>
-          <w:sz w:val="21"/>
-          <w:szCs w:val="21"/>
-        </w:rPr>
-        <w:t xml:space="preserve">Steps: Teacher creates a Practice quiz, adds questions, submits for approval; SchoolAdmin approves; PortalAdmin publishes; Teacher assigns to selected students.</w:t>
-      </w:r>
-    </w:p>
-    <w:p>
-      <w:pPr>
-        <w:spacing w:after="100"/>
-        <w:rPr>
-          <w:b/>
-          <w:bCs/>
-          <w:color w:val="166534"/>
-        </w:rPr>
-      </w:pPr>
-      <w:r>
-        <w:rPr>
-          <w:b/>
-          <w:bCs/>
-          <w:color w:val="166534"/>
-          <w:sz w:val="21"/>
-          <w:szCs w:val="21"/>
-        </w:rPr>
-        <w:t xml:space="preserve">Expected: Approval Pending→SchoolApproved→Approved. Lifecycle Draft until PortalAdmin publish, then Published→Assigned on assign. Students see the quiz only after assignment and within the window.</w:t>
-      </w:r>
-    </w:p>
-    <w:p>
-      <w:pPr>
-        <w:pStyle w:val="Heading2"/>
-        <w:spacing w:after="100" w:before="220"/>
-      </w:pPr>
-      <w:r>
-        <w:rPr>
-          <w:b/>
-          <w:bCs/>
-          <w:color w:val="2563EB"/>
-          <w:sz w:val="24"/>
-          <w:szCs w:val="24"/>
-        </w:rPr>
-        <w:t xml:space="preserve">QZ-02 — Cannot assign while Pending or approved-but-unpublished</w:t>
-      </w:r>
-    </w:p>
-    <w:p>
-      <w:pPr>
-        <w:spacing w:after="100"/>
-      </w:pPr>
-      <w:r>
-        <w:rPr>
-          <w:sz w:val="21"/>
-          <w:szCs w:val="21"/>
-        </w:rPr>
-        <w:t xml:space="preserve">Steps: Teacher submits for approval; SchoolAdmin approves (SchoolApproved). Teacher or admin tries to assign before PortalAdmin publishes.</w:t>
-      </w:r>
-    </w:p>
-    <w:p>
-      <w:pPr>
-        <w:spacing w:after="100"/>
-        <w:rPr>
-          <w:b/>
-          <w:bCs/>
-          <w:color w:val="166534"/>
-        </w:rPr>
-      </w:pPr>
-      <w:r>
-        <w:rPr>
-          <w:b/>
-          <w:bCs/>
-          <w:color w:val="166534"/>
-          <w:sz w:val="21"/>
-          <w:szCs w:val="21"/>
-        </w:rPr>
-        <w:t xml:space="preserve">Expected: Assign rejected while Lifecycle=Draft. SchoolApproved or Approved without publish is not enough — must be Published.</w:t>
-      </w:r>
-    </w:p>
-    <w:p>
-      <w:pPr>
-        <w:pStyle w:val="Heading2"/>
-        <w:spacing w:after="100" w:before="220"/>
-      </w:pPr>
-      <w:r>
-        <w:rPr>
-          <w:b/>
-          <w:bCs/>
-          <w:color w:val="2563EB"/>
-          <w:sz w:val="24"/>
-          <w:szCs w:val="24"/>
-        </w:rPr>
-        <w:t xml:space="preserve">QZ-03 — Parent or Tutor ParentPrivate → portal approve and publish</w:t>
-      </w:r>
-    </w:p>
-    <w:p>
-      <w:pPr>
-        <w:spacing w:after="100"/>
-      </w:pPr>
-      <w:r>
-        <w:rPr>
-          <w:sz w:val="21"/>
-          <w:szCs w:val="21"/>
-        </w:rPr>
-        <w:t xml:space="preserve">Steps: Parent or Tutor creates and submits a ParentPrivate (PrivateParent) quiz; PortalAdmin approves and publishes before assign.</w:t>
-      </w:r>
-    </w:p>
-    <w:p>
-      <w:pPr>
-        <w:spacing w:after="100"/>
-        <w:rPr>
-          <w:b/>
-          <w:bCs/>
-          <w:color w:val="166534"/>
-        </w:rPr>
-      </w:pPr>
-      <w:r>
-        <w:rPr>
-          <w:b/>
-          <w:bCs/>
-          <w:color w:val="166534"/>
-          <w:sz w:val="21"/>
-          <w:szCs w:val="21"/>
-        </w:rPr>
-        <w:t xml:space="preserve">Expected: Lifecycle Draft until portal publish → Published. Approval Pending→Approved. Tutor assigns only to tutor-linked students; Parent to linked children. Not assignable until Published.</w:t>
-      </w:r>
-    </w:p>
-    <w:p>
-      <w:pPr>
-        <w:pStyle w:val="Heading2"/>
-        <w:spacing w:after="100" w:before="220"/>
-      </w:pPr>
-      <w:r>
-        <w:rPr>
-          <w:b/>
-          <w:bCs/>
-          <w:color w:val="2563EB"/>
-          <w:sz w:val="24"/>
-          <w:szCs w:val="24"/>
-        </w:rPr>
-        <w:t xml:space="preserve">QZ-04 — Edit lock after assignment starts</w:t>
-      </w:r>
-    </w:p>
-    <w:p>
-      <w:pPr>
-        <w:spacing w:after="100"/>
-      </w:pPr>
-      <w:r>
-        <w:rPr>
-          <w:sz w:val="21"/>
-          <w:szCs w:val="21"/>
-        </w:rPr>
-        <w:t xml:space="preserve">Steps: Owner tries to edit metadata/questions after StartDateTime ≤ now or an attempt exists.</w:t>
-      </w:r>
-    </w:p>
-    <w:p>
-      <w:pPr>
-        <w:spacing w:after="100"/>
-        <w:rPr>
-          <w:b/>
-          <w:bCs/>
-          <w:color w:val="166534"/>
-        </w:rPr>
-      </w:pPr>
-      <w:r>
-        <w:rPr>
-          <w:b/>
-          <w:bCs/>
-          <w:color w:val="166534"/>
-          <w:sz w:val="21"/>
-          <w:szCs w:val="21"/>
-        </w:rPr>
-        <w:t xml:space="preserve">Expected: Forbidden. Even with an unused edit grant, started assignments stay read-only. Before start: owner needs a grant after SchoolApproved/Approved/Published; PortalAdmin may edit without a request.</w:t>
-      </w:r>
-    </w:p>
-    <w:p>
-      <w:pPr>
-        <w:pStyle w:val="Heading2"/>
-        <w:spacing w:after="100" w:before="220"/>
-      </w:pPr>
-      <w:r>
-        <w:rPr>
-          <w:b/>
-          <w:bCs/>
-          <w:color w:val="2563EB"/>
-          <w:sz w:val="24"/>
-          <w:szCs w:val="24"/>
-        </w:rPr>
-        <w:t xml:space="preserve">QZ-05 — Bank attach requires Public</w:t>
-      </w:r>
-    </w:p>
-    <w:p>
-      <w:pPr>
-        <w:spacing w:after="100"/>
-      </w:pPr>
-      <w:r>
-        <w:rPr>
-          <w:sz w:val="21"/>
-          <w:szCs w:val="21"/>
-        </w:rPr>
-        <w:t xml:space="preserve">Steps: Teacher attaches a Campus/School-endorsed (non-Public) bank question.</w:t>
-      </w:r>
-    </w:p>
-    <w:p>
-      <w:pPr>
-        <w:spacing w:after="100"/>
-        <w:rPr>
-          <w:b/>
-          <w:bCs/>
-          <w:color w:val="166534"/>
-        </w:rPr>
-      </w:pPr>
-      <w:r>
-        <w:rPr>
-          <w:b/>
-          <w:bCs/>
-          <w:color w:val="166534"/>
-          <w:sz w:val="21"/>
-          <w:szCs w:val="21"/>
-        </w:rPr>
-        <w:t xml:space="preserve">Expected: Rejected. Only PortalAdmin-published Public + Active + Approved questions attach.</w:t>
-      </w:r>
-    </w:p>
-    <w:p>
-      <w:pPr>
-        <w:pStyle w:val="Heading2"/>
-        <w:spacing w:after="100" w:before="220"/>
-      </w:pPr>
-      <w:r>
-        <w:rPr>
-          <w:b/>
-          <w:bCs/>
-          <w:color w:val="2563EB"/>
-          <w:sz w:val="24"/>
-          <w:szCs w:val="24"/>
-        </w:rPr>
-        <w:t xml:space="preserve">QZ-06 — Inline question is quiz-ready</w:t>
-      </w:r>
-    </w:p>
-    <w:p>
-      <w:pPr>
-        <w:spacing w:after="100"/>
-      </w:pPr>
-      <w:r>
-        <w:rPr>
-          <w:sz w:val="21"/>
-          <w:szCs w:val="21"/>
-        </w:rPr>
-        <w:t xml:space="preserve">Steps: Owner adds an inline question on a Draft quiz.</w:t>
-      </w:r>
-    </w:p>
-    <w:p>
-      <w:pPr>
-        <w:spacing w:after="100"/>
-        <w:rPr>
-          <w:b/>
-          <w:bCs/>
-          <w:color w:val="166534"/>
-        </w:rPr>
-      </w:pPr>
-      <w:r>
-        <w:rPr>
-          <w:b/>
-          <w:bCs/>
-          <w:color w:val="166534"/>
-          <w:sz w:val="21"/>
-          <w:szCs w:val="21"/>
-        </w:rPr>
-        <w:t xml:space="preserve">Expected: Question created Approved+Active+Campus; linked with marks; totals recalculated. Not bank-picker eligible (needs Public).</w:t>
-      </w:r>
-    </w:p>
-    <w:p>
-      <w:pPr>
-        <w:pStyle w:val="Heading2"/>
-        <w:spacing w:after="100" w:before="220"/>
-      </w:pPr>
-      <w:r>
-        <w:rPr>
-          <w:b/>
-          <w:bCs/>
-          <w:color w:val="2563EB"/>
-          <w:sz w:val="24"/>
-          <w:szCs w:val="24"/>
-        </w:rPr>
-        <w:t xml:space="preserve">QZ-07 — Student attempt window and resume</w:t>
-      </w:r>
-    </w:p>
-    <w:p>
-      <w:pPr>
-        <w:spacing w:after="100"/>
-      </w:pPr>
-      <w:r>
-        <w:rPr>
-          <w:sz w:val="21"/>
-          <w:szCs w:val="21"/>
-        </w:rPr>
-        <w:t xml:space="preserve">Steps: Student starts, leaves, returns within window with InProgress attempt.</w:t>
-      </w:r>
-    </w:p>
-    <w:p>
-      <w:pPr>
-        <w:spacing w:after="100"/>
-        <w:rPr>
-          <w:b/>
-          <w:bCs/>
-          <w:color w:val="166534"/>
-        </w:rPr>
-      </w:pPr>
-      <w:r>
-        <w:rPr>
-          <w:b/>
-          <w:bCs/>
-          <w:color w:val="166534"/>
-          <w:sz w:val="21"/>
-          <w:szCs w:val="21"/>
-        </w:rPr>
-        <w:t xml:space="preserve">Expected: Resume same attempt; no new attempt consumed.</w:t>
-      </w:r>
-    </w:p>
-    <w:p>
-      <w:pPr>
-        <w:pStyle w:val="Heading2"/>
-        <w:spacing w:after="100" w:before="220"/>
-      </w:pPr>
-      <w:r>
-        <w:rPr>
-          <w:b/>
-          <w:bCs/>
-          <w:color w:val="2563EB"/>
-          <w:sz w:val="24"/>
-          <w:szCs w:val="24"/>
-        </w:rPr>
-        <w:t xml:space="preserve">QZ-08 — Attempt limit</w:t>
-      </w:r>
-    </w:p>
-    <w:p>
-      <w:pPr>
-        <w:spacing w:after="100"/>
-      </w:pPr>
-      <w:r>
-        <w:rPr>
-          <w:sz w:val="21"/>
-          <w:szCs w:val="21"/>
-        </w:rPr>
-        <w:t xml:space="preserve">Steps: Student already has AllowedAttempts completed attempts and tries again.</w:t>
-      </w:r>
-    </w:p>
-    <w:p>
-      <w:pPr>
-        <w:spacing w:after="100"/>
-        <w:rPr>
-          <w:b/>
-          <w:bCs/>
-          <w:color w:val="166534"/>
-        </w:rPr>
-      </w:pPr>
-      <w:r>
-        <w:rPr>
-          <w:b/>
-          <w:bCs/>
-          <w:color w:val="166534"/>
-          <w:sz w:val="21"/>
-          <w:szCs w:val="21"/>
-        </w:rPr>
-        <w:t xml:space="preserve">Expected: Start blocked until owner Allow Retry after review (ExtraAttempts).</w:t>
-      </w:r>
-    </w:p>
-    <w:p>
-      <w:pPr>
-        <w:pStyle w:val="Heading2"/>
-        <w:spacing w:after="100" w:before="220"/>
-      </w:pPr>
-      <w:r>
-        <w:rPr>
-          <w:b/>
-          <w:bCs/>
-          <w:color w:val="2563EB"/>
-          <w:sz w:val="24"/>
-          <w:szCs w:val="24"/>
-        </w:rPr>
-        <w:t xml:space="preserve">QZ-09 — Auto-score objective + mask subjective</w:t>
-      </w:r>
-    </w:p>
-    <w:p>
-      <w:pPr>
-        <w:spacing w:after="100"/>
-      </w:pPr>
-      <w:r>
-        <w:rPr>
-          <w:sz w:val="21"/>
-          <w:szCs w:val="21"/>
-        </w:rPr>
-        <w:t xml:space="preserve">Steps: Quiz IsReviewRequired with Fill(AllowTeacherReview) answers; student submits then reloads result.</w:t>
-      </w:r>
-    </w:p>
-    <w:p>
-      <w:pPr>
-        <w:spacing w:after="100"/>
-        <w:rPr>
-          <w:b/>
-          <w:bCs/>
-          <w:color w:val="166534"/>
-        </w:rPr>
-      </w:pPr>
-      <w:r>
-        <w:rPr>
-          <w:b/>
-          <w:bCs/>
-          <w:color w:val="166534"/>
-          <w:sz w:val="21"/>
-          <w:szCs w:val="21"/>
-        </w:rPr>
-        <w:t xml:space="preserve">Expected: Objective items scored; submit and get-result both use QuizReviewDisplay.Resolve — Pending Review until finalize when IsReviewRequired.</w:t>
-      </w:r>
-    </w:p>
-    <w:p>
-      <w:pPr>
-        <w:pStyle w:val="Heading2"/>
-        <w:spacing w:after="100" w:before="220"/>
-      </w:pPr>
-      <w:r>
-        <w:rPr>
-          <w:b/>
-          <w:bCs/>
-          <w:color w:val="2563EB"/>
-          <w:sz w:val="24"/>
-          <w:szCs w:val="24"/>
-        </w:rPr>
-        <w:t xml:space="preserve">QZ-10 — Finalize review releases results</w:t>
-      </w:r>
-    </w:p>
-    <w:p>
-      <w:pPr>
-        <w:spacing w:after="100"/>
-      </w:pPr>
-      <w:r>
-        <w:rPr>
-          <w:sz w:val="21"/>
-          <w:szCs w:val="21"/>
-        </w:rPr>
-        <w:t xml:space="preserve">Steps: Teacher marks all RequiresReview items and finalizes.</w:t>
-      </w:r>
-    </w:p>
-    <w:p>
-      <w:pPr>
-        <w:spacing w:after="100"/>
-        <w:rPr>
-          <w:b/>
-          <w:bCs/>
-          <w:color w:val="166534"/>
-        </w:rPr>
-      </w:pPr>
-      <w:r>
-        <w:rPr>
-          <w:b/>
-          <w:bCs/>
-          <w:color w:val="166534"/>
-          <w:sz w:val="21"/>
-          <w:szCs w:val="21"/>
-        </w:rPr>
-        <w:t xml:space="preserve">Expected: Attempt→Reviewed; IsReviewDone=true; student/parent see full scores/answers once review is done.</w:t>
-      </w:r>
-    </w:p>
-    <w:p>
-      <w:pPr>
-        <w:pStyle w:val="Heading2"/>
-        <w:spacing w:after="100" w:before="220"/>
-      </w:pPr>
-      <w:r>
-        <w:rPr>
-          <w:b/>
-          <w:bCs/>
-          <w:color w:val="2563EB"/>
-          <w:sz w:val="24"/>
-          <w:szCs w:val="24"/>
-        </w:rPr>
-        <w:t xml:space="preserve">QZ-11 — Cancel upcoming only</w:t>
-      </w:r>
-    </w:p>
-    <w:p>
-      <w:pPr>
-        <w:spacing w:after="100"/>
-      </w:pPr>
-      <w:r>
-        <w:rPr>
-          <w:sz w:val="21"/>
-          <w:szCs w:val="21"/>
-        </w:rPr>
-        <w:t xml:space="preserve">Steps: Owner cancels a quiz that has future and past assignments.</w:t>
-      </w:r>
-    </w:p>
-    <w:p>
-      <w:pPr>
-        <w:spacing w:after="100"/>
-        <w:rPr>
-          <w:b/>
-          <w:bCs/>
-          <w:color w:val="166534"/>
-        </w:rPr>
-      </w:pPr>
-      <w:r>
-        <w:rPr>
-          <w:b/>
-          <w:bCs/>
-          <w:color w:val="166534"/>
-          <w:sz w:val="21"/>
-          <w:szCs w:val="21"/>
-        </w:rPr>
-        <w:t xml:space="preserve">Expected: Only StartDateTime &gt; now removed; lifecycle restored to Assigned or Published; past assignments remain.</w:t>
-      </w:r>
-    </w:p>
-    <w:p>
-      <w:pPr>
-        <w:pStyle w:val="Heading2"/>
-        <w:spacing w:after="100" w:before="220"/>
-      </w:pPr>
-      <w:r>
-        <w:rPr>
-          <w:b/>
-          <w:bCs/>
-          <w:color w:val="2563EB"/>
-          <w:sz w:val="24"/>
-          <w:szCs w:val="24"/>
-        </w:rPr>
-        <w:t xml:space="preserve">QZ-12 — Archive vs delete — PortalAdmin only after publish</w:t>
-      </w:r>
-    </w:p>
-    <w:p>
-      <w:pPr>
-        <w:spacing w:after="100"/>
-      </w:pPr>
-      <w:r>
-        <w:rPr>
-          <w:sz w:val="21"/>
-          <w:szCs w:val="21"/>
-        </w:rPr>
-        <w:t xml:space="preserve">Steps: Teacher or SchoolAdmin tries to archive a Published quiz, or a quiz already assigned to students/children. PortalAdmin archives a Published quiz with assignments; owner deletes their own Draft with no assignments.</w:t>
-      </w:r>
-    </w:p>
-    <w:p>
-      <w:pPr>
-        <w:spacing w:after="100"/>
-        <w:rPr>
-          <w:b/>
-          <w:bCs/>
-          <w:color w:val="166534"/>
-        </w:rPr>
-      </w:pPr>
-      <w:r>
-        <w:rPr>
-          <w:b/>
-          <w:bCs/>
-          <w:color w:val="166534"/>
-          <w:sz w:val="21"/>
-          <w:szCs w:val="21"/>
-        </w:rPr>
-        <w:t xml:space="preserve">Expected: Non–PortalAdmin archive of Published or Assigned is rejected. PortalAdmin archive with assignments → soft Archived; with no assignments → hard delete. Draft must be deleted (not archived). Delete of own Draft succeeds.</w:t>
-      </w:r>
-    </w:p>
-    <w:p>
-      <w:pPr>
-        <w:pStyle w:val="Heading2"/>
-        <w:spacing w:after="100" w:before="220"/>
-      </w:pPr>
-      <w:r>
-        <w:rPr>
-          <w:b/>
-          <w:bCs/>
-          <w:color w:val="2563EB"/>
-          <w:sz w:val="24"/>
-          <w:szCs w:val="24"/>
-        </w:rPr>
-        <w:t xml:space="preserve">QZ-13 — Duplicate</w:t>
-      </w:r>
-    </w:p>
-    <w:p>
-      <w:pPr>
-        <w:spacing w:after="100"/>
-      </w:pPr>
-      <w:r>
-        <w:rPr>
-          <w:sz w:val="21"/>
-          <w:szCs w:val="21"/>
-        </w:rPr>
-        <w:t xml:space="preserve">Steps: Owner duplicates a quiz with questions.</w:t>
-      </w:r>
-    </w:p>
-    <w:p>
-      <w:pPr>
-        <w:spacing w:after="100"/>
-        <w:rPr>
-          <w:b/>
-          <w:bCs/>
-          <w:color w:val="166534"/>
-        </w:rPr>
-      </w:pPr>
-      <w:r>
-        <w:rPr>
-          <w:b/>
-          <w:bCs/>
-          <w:color w:val="166534"/>
-          <w:sz w:val="21"/>
-          <w:szCs w:val="21"/>
-        </w:rPr>
-        <w:t xml:space="preserve">Expected: New Draft + Pending; questions reused/linked; title ends with " (Copy)".</w:t>
-      </w:r>
-    </w:p>
-    <w:p>
-      <w:pPr>
-        <w:pStyle w:val="Heading2"/>
-        <w:spacing w:after="100" w:before="220"/>
-      </w:pPr>
-      <w:r>
-        <w:rPr>
-          <w:b/>
-          <w:bCs/>
-          <w:color w:val="2563EB"/>
-          <w:sz w:val="24"/>
-          <w:szCs w:val="24"/>
-        </w:rPr>
-        <w:t xml:space="preserve">QZ-14 — Parent child visibility</w:t>
-      </w:r>
-    </w:p>
-    <w:p>
-      <w:pPr>
-        <w:spacing w:after="100"/>
-      </w:pPr>
-      <w:r>
-        <w:rPr>
-          <w:sz w:val="21"/>
-          <w:szCs w:val="21"/>
-        </w:rPr>
-        <w:t xml:space="preserve">Steps: Parent opens linked child's attempt result and quiz history.</w:t>
-      </w:r>
-    </w:p>
-    <w:p>
-      <w:pPr>
-        <w:spacing w:after="100"/>
-        <w:rPr>
-          <w:b/>
-          <w:bCs/>
-          <w:color w:val="166534"/>
-        </w:rPr>
-      </w:pPr>
-      <w:r>
-        <w:rPr>
-          <w:b/>
-          <w:bCs/>
-          <w:color w:val="166534"/>
-          <w:sz w:val="21"/>
-          <w:szCs w:val="21"/>
-        </w:rPr>
-        <w:t xml:space="preserve">Expected: Allowed for linked children only. Unlinked student → forbidden.</w:t>
-      </w:r>
-    </w:p>
-    <w:p>
-      <w:pPr>
-        <w:pStyle w:val="Heading2"/>
-        <w:spacing w:after="100" w:before="220"/>
-      </w:pPr>
-      <w:r>
-        <w:rPr>
-          <w:b/>
-          <w:bCs/>
-          <w:color w:val="2563EB"/>
-          <w:sz w:val="24"/>
-          <w:szCs w:val="24"/>
-        </w:rPr>
-        <w:t xml:space="preserve">QZ-15 — Approval vs publish — two-tier without auto-publish</w:t>
-      </w:r>
-    </w:p>
-    <w:p>
-      <w:pPr>
-        <w:spacing w:after="100"/>
-      </w:pPr>
-      <w:r>
-        <w:rPr>
-          <w:sz w:val="21"/>
-          <w:szCs w:val="21"/>
-        </w:rPr>
-        <w:t xml:space="preserve">Steps: SchoolAdmin approves Pending teacher quiz; CampusAdmin approves Pending in campus; PortalAdmin approves SchoolApproved then publishes separately.</w:t>
-      </w:r>
-    </w:p>
-    <w:p>
-      <w:pPr>
-        <w:spacing w:after="100"/>
-        <w:rPr>
-          <w:b/>
-          <w:bCs/>
-          <w:color w:val="166534"/>
-        </w:rPr>
-      </w:pPr>
-      <w:r>
-        <w:rPr>
-          <w:b/>
-          <w:bCs/>
-          <w:color w:val="166534"/>
-          <w:sz w:val="21"/>
-          <w:szCs w:val="21"/>
-        </w:rPr>
-        <w:t xml:space="preserve">Expected: Pending → SchoolApproved (school/campus approve, lifecycle stays Draft). Portal → Approved then Publish → Published. School/Campus approve never auto-publishes.</w:t>
-      </w:r>
-    </w:p>
-    <w:p>
-      <w:pPr>
-        <w:pStyle w:val="Heading2"/>
-        <w:spacing w:after="100" w:before="220"/>
-      </w:pPr>
-      <w:r>
-        <w:rPr>
-          <w:b/>
-          <w:bCs/>
-          <w:color w:val="2563EB"/>
-          <w:sz w:val="24"/>
-          <w:szCs w:val="24"/>
-        </w:rPr>
-        <w:t xml:space="preserve">QZ-23 — Creator cannot self-approve</w:t>
-      </w:r>
-    </w:p>
-    <w:p>
-      <w:pPr>
-        <w:spacing w:after="100"/>
-      </w:pPr>
-      <w:r>
-        <w:rPr>
-          <w:sz w:val="21"/>
-          <w:szCs w:val="21"/>
-        </w:rPr>
-        <w:t xml:space="preserve">Steps: Teacher who created a quiz calls POST /approve on their own quiz.</w:t>
-      </w:r>
-    </w:p>
-    <w:p>
-      <w:pPr>
-        <w:spacing w:after="100"/>
-        <w:rPr>
-          <w:b/>
-          <w:bCs/>
-          <w:color w:val="166534"/>
-        </w:rPr>
-      </w:pPr>
-      <w:r>
-        <w:rPr>
-          <w:b/>
-          <w:bCs/>
-          <w:color w:val="166534"/>
-          <w:sz w:val="21"/>
-          <w:szCs w:val="21"/>
-        </w:rPr>
-        <w:t xml:space="preserve">Expected: Forbidden. Approver must not be the creator (PortalAdmin excepted for platform operations).</w:t>
-      </w:r>
-    </w:p>
-    <w:p>
-      <w:pPr>
-        <w:pStyle w:val="Heading2"/>
-        <w:spacing w:after="100" w:before="220"/>
-      </w:pPr>
-      <w:r>
-        <w:rPr>
-          <w:b/>
-          <w:bCs/>
-          <w:color w:val="2563EB"/>
-          <w:sz w:val="24"/>
-          <w:szCs w:val="24"/>
-        </w:rPr>
-        <w:t xml:space="preserve">QZ-24 — Edit request after approval or publish</w:t>
-      </w:r>
-    </w:p>
-    <w:p>
-      <w:pPr>
-        <w:spacing w:after="100"/>
-      </w:pPr>
-      <w:r>
-        <w:rPr>
-          <w:sz w:val="21"/>
-          <w:szCs w:val="21"/>
-        </w:rPr>
-        <w:t xml:space="preserve">Steps: Teacher quiz is SchoolApproved (or Published). Teacher sends an edit request; SchoolAdmin or CampusAdmin or PortalAdmin approves; Teacher edits; then resubmits. SchoolAdmin, CampusAdmin, Parent, or Tutor owner sends the request to PortalAdmin only.</w:t>
-      </w:r>
-    </w:p>
-    <w:p>
-      <w:pPr>
-        <w:spacing w:after="100"/>
-        <w:rPr>
-          <w:b/>
-          <w:bCs/>
-          <w:color w:val="166534"/>
-        </w:rPr>
-      </w:pPr>
-      <w:r>
-        <w:rPr>
-          <w:b/>
-          <w:bCs/>
-          <w:color w:val="166534"/>
-          <w:sz w:val="21"/>
-          <w:szCs w:val="21"/>
-        </w:rPr>
-        <w:t xml:space="preserve">Expected: Owner cannot PUT until a grant exists. After save, quiz is Draft + Pending. Owner must Submit for approval again (then reapproval / republish). Assignment-started quizzes cannot be edited or requested.</w:t>
-      </w:r>
-    </w:p>
-    <w:p>
-      <w:pPr>
-        <w:pStyle w:val="Heading2"/>
-        <w:spacing w:after="100" w:before="220"/>
-      </w:pPr>
-      <w:r>
-        <w:rPr>
-          <w:b/>
-          <w:bCs/>
-          <w:color w:val="2563EB"/>
-          <w:sz w:val="24"/>
-          <w:szCs w:val="24"/>
-        </w:rPr>
-        <w:t xml:space="preserve">QZ-25 — Unsubmitted draft is owner-only</w:t>
-      </w:r>
-    </w:p>
-    <w:p>
-      <w:pPr>
-        <w:spacing w:after="100"/>
-      </w:pPr>
-      <w:r>
-        <w:rPr>
-          <w:sz w:val="21"/>
-          <w:szCs w:val="21"/>
-        </w:rPr>
-        <w:t xml:space="preserve">Steps: SchoolAdmin (or Teacher) creates a quiz and does not click Submit for approval. PortalAdmin opens /quizzes.</w:t>
-      </w:r>
-    </w:p>
-    <w:p>
-      <w:pPr>
-        <w:spacing w:after="100"/>
-        <w:rPr>
-          <w:b/>
-          <w:bCs/>
-          <w:color w:val="166534"/>
-        </w:rPr>
-      </w:pPr>
-      <w:r>
-        <w:rPr>
-          <w:b/>
-          <w:bCs/>
-          <w:color w:val="166534"/>
-          <w:sz w:val="21"/>
-          <w:szCs w:val="21"/>
-        </w:rPr>
-        <w:t xml:space="preserve">Expected: The draft is absent from PortalAdmin catalog, pending-approval queue, and GET /manage. After a Teacher submits, PortalAdmin and the in-scope school/campus queue may see it. After a SchoolAdmin submits, only PortalAdmin (not other SchoolAdmins) may approve.</w:t>
-      </w:r>
-    </w:p>
-    <w:p>
-      <w:pPr>
-        <w:pStyle w:val="Heading2"/>
-        <w:spacing w:after="100" w:before="220"/>
-      </w:pPr>
-      <w:r>
-        <w:rPr>
-          <w:b/>
-          <w:bCs/>
-          <w:color w:val="2563EB"/>
-          <w:sz w:val="24"/>
-          <w:szCs w:val="24"/>
-        </w:rPr>
-        <w:t xml:space="preserve">QZ-26 — SchoolAdmin-created quiz is PortalAdmin-only</w:t>
-      </w:r>
-    </w:p>
-    <w:p>
-      <w:pPr>
-        <w:spacing w:after="100"/>
-      </w:pPr>
-      <w:r>
-        <w:rPr>
-          <w:sz w:val="21"/>
-          <w:szCs w:val="21"/>
-        </w:rPr>
-        <w:t xml:space="preserve">Steps: SchoolAdmin creates a Practice quiz, adds questions, submits for approval. Status shows Approval Pending. PortalAdmin clicks Approve. Another SchoolAdmin opens the pending-approval queue.</w:t>
-      </w:r>
-    </w:p>
-    <w:p>
-      <w:pPr>
-        <w:spacing w:after="100"/>
-        <w:rPr>
-          <w:b/>
-          <w:bCs/>
-          <w:color w:val="166534"/>
-        </w:rPr>
-      </w:pPr>
-      <w:r>
-        <w:rPr>
-          <w:b/>
-          <w:bCs/>
-          <w:color w:val="166534"/>
-          <w:sz w:val="21"/>
-          <w:szCs w:val="21"/>
-        </w:rPr>
-        <w:t xml:space="preserve">Expected: PortalAdmin Approve succeeds: Pending → Approved (lifecycle stays Draft). No SchoolApproved step. The other SchoolAdmin does not see this quiz in their pending queue and cannot school-approve it. PortalAdmin then publishes separately (Draft → Published).</w:t>
-      </w:r>
-    </w:p>
-    <w:p>
-      <w:pPr>
-        <w:pStyle w:val="Heading2"/>
-        <w:spacing w:after="100" w:before="220"/>
-      </w:pPr>
-      <w:r>
-        <w:rPr>
-          <w:b/>
-          <w:bCs/>
-          <w:color w:val="2563EB"/>
-          <w:sz w:val="24"/>
-          <w:szCs w:val="24"/>
-        </w:rPr>
-        <w:t xml:space="preserve">QZ-16 — Student only sees permitted audience</w:t>
-      </w:r>
-    </w:p>
-    <w:p>
-      <w:pPr>
-        <w:spacing w:after="100"/>
-      </w:pPr>
-      <w:r>
-        <w:rPr>
-          <w:sz w:val="21"/>
-          <w:szCs w:val="21"/>
-        </w:rPr>
-        <w:t xml:space="preserve">Steps: Student A is assigned (or Public catalog in window); Student B is neither assigned nor Public-eligible.</w:t>
-      </w:r>
-    </w:p>
-    <w:p>
-      <w:pPr>
-        <w:spacing w:after="100"/>
-        <w:rPr>
-          <w:b/>
-          <w:bCs/>
-          <w:color w:val="166534"/>
-        </w:rPr>
-      </w:pPr>
-      <w:r>
-        <w:rPr>
-          <w:b/>
-          <w:bCs/>
-          <w:color w:val="166534"/>
-          <w:sz w:val="21"/>
-          <w:szCs w:val="21"/>
-        </w:rPr>
-        <w:t xml:space="preserve">Expected: Student A sees the quiz. Student B does not. School/section/multi assign must not open catalog (AudienceScope stays Assigned). Public catalog is window-filtered.</w:t>
-      </w:r>
-    </w:p>
-    <w:p>
-      <w:pPr>
-        <w:pStyle w:val="Heading2"/>
-        <w:spacing w:after="100" w:before="220"/>
-      </w:pPr>
-      <w:r>
-        <w:rPr>
-          <w:b/>
-          <w:bCs/>
-          <w:color w:val="2563EB"/>
-          <w:sz w:val="24"/>
-          <w:szCs w:val="24"/>
-        </w:rPr>
-        <w:t xml:space="preserve">QZ-17 — ParentPrivate assign scope (Parent / Tutor)</w:t>
-      </w:r>
-    </w:p>
-    <w:p>
-      <w:pPr>
-        <w:spacing w:after="100"/>
-      </w:pPr>
-      <w:r>
-        <w:rPr>
-          <w:sz w:val="21"/>
-          <w:szCs w:val="21"/>
-        </w:rPr>
-        <w:t xml:space="preserve">Steps: Parent or Tutor tries to assign ParentPrivate quiz to an unrelated student or whole school.</w:t>
-      </w:r>
-    </w:p>
-    <w:p>
-      <w:pPr>
-        <w:spacing w:after="100"/>
-        <w:rPr>
-          <w:b/>
-          <w:bCs/>
-          <w:color w:val="166534"/>
-        </w:rPr>
-      </w:pPr>
-      <w:r>
-        <w:rPr>
-          <w:b/>
-          <w:bCs/>
-          <w:color w:val="166534"/>
-          <w:sz w:val="21"/>
-          <w:szCs w:val="21"/>
-        </w:rPr>
-        <w:t xml:space="preserve">Expected: Rejected. Parent → linked children only. Tutor → tutor-linked students only.</w:t>
-      </w:r>
-    </w:p>
-    <w:p>
-      <w:pPr>
-        <w:pStyle w:val="Heading2"/>
-        <w:spacing w:after="100" w:before="220"/>
-      </w:pPr>
-      <w:r>
-        <w:rPr>
-          <w:b/>
-          <w:bCs/>
-          <w:color w:val="2563EB"/>
-          <w:sz w:val="24"/>
-          <w:szCs w:val="24"/>
-        </w:rPr>
-        <w:t xml:space="preserve">QZ-18 — Time limit countdown and auto-submit</w:t>
-      </w:r>
-    </w:p>
-    <w:p>
-      <w:pPr>
-        <w:spacing w:after="100"/>
-      </w:pPr>
-      <w:r>
-        <w:rPr>
-          <w:sz w:val="21"/>
-          <w:szCs w:val="21"/>
-        </w:rPr>
-        <w:t xml:space="preserve">Steps: Student starts a quiz with TimeLimitMinutes set; waits until remaining time hits zero.</w:t>
-      </w:r>
-    </w:p>
-    <w:p>
-      <w:pPr>
-        <w:spacing w:after="100"/>
-        <w:rPr>
-          <w:b/>
-          <w:bCs/>
-          <w:color w:val="166534"/>
-        </w:rPr>
-      </w:pPr>
-      <w:r>
-        <w:rPr>
-          <w:b/>
-          <w:bCs/>
-          <w:color w:val="166534"/>
-          <w:sz w:val="21"/>
-          <w:szCs w:val="21"/>
-        </w:rPr>
-        <w:t xml:space="preserve">Expected: Countdown is shown; client auto-submits with IsAutoSubmit → AutoSubmitted (83). Server enforces minute budget with grace.</w:t>
-      </w:r>
-    </w:p>
-    <w:p>
-      <w:pPr>
-        <w:pStyle w:val="Heading2"/>
-        <w:spacing w:after="100" w:before="220"/>
-      </w:pPr>
-      <w:r>
-        <w:rPr>
-          <w:b/>
-          <w:bCs/>
-          <w:color w:val="2563EB"/>
-          <w:sz w:val="24"/>
-          <w:szCs w:val="24"/>
-        </w:rPr>
-        <w:t xml:space="preserve">QZ-19 — No time limit still respects availability window</w:t>
-      </w:r>
-    </w:p>
-    <w:p>
-      <w:pPr>
-        <w:spacing w:after="100"/>
-      </w:pPr>
-      <w:r>
-        <w:rPr>
-          <w:sz w:val="21"/>
-          <w:szCs w:val="21"/>
-        </w:rPr>
-        <w:t xml:space="preserve">Steps: Student starts a quiz with TimeLimitMinutes null after EndDateTime has passed.</w:t>
-      </w:r>
-    </w:p>
-    <w:p>
-      <w:pPr>
-        <w:spacing w:after="100"/>
-        <w:rPr>
-          <w:b/>
-          <w:bCs/>
-          <w:color w:val="166534"/>
-        </w:rPr>
-      </w:pPr>
-      <w:r>
-        <w:rPr>
-          <w:b/>
-          <w:bCs/>
-          <w:color w:val="166534"/>
-          <w:sz w:val="21"/>
-          <w:szCs w:val="21"/>
-        </w:rPr>
-        <w:t xml:space="preserve">Expected: No countdown UI, but start/submit is still rejected; overdue InProgress attempts transition to Expired (84).</w:t>
-      </w:r>
-    </w:p>
-    <w:p>
-      <w:pPr>
-        <w:pStyle w:val="Heading2"/>
-        <w:spacing w:after="100" w:before="220"/>
-      </w:pPr>
-      <w:r>
-        <w:rPr>
-          <w:b/>
-          <w:bCs/>
-          <w:color w:val="2563EB"/>
-          <w:sz w:val="24"/>
-          <w:szCs w:val="24"/>
-        </w:rPr>
-        <w:t xml:space="preserve">QZ-20 — Upcoming assign then promote</w:t>
-      </w:r>
-    </w:p>
-    <w:p>
-      <w:pPr>
-        <w:spacing w:after="100"/>
-      </w:pPr>
-      <w:r>
-        <w:rPr>
-          <w:sz w:val="21"/>
-          <w:szCs w:val="21"/>
-        </w:rPr>
-        <w:t xml:space="preserve">Steps: Teacher assigns with StartAt in the future; later StartAt arrives with no attempt.</w:t>
-      </w:r>
-    </w:p>
-    <w:p>
-      <w:pPr>
-        <w:spacing w:after="100"/>
-        <w:rPr>
-          <w:b/>
-          <w:bCs/>
-          <w:color w:val="166534"/>
-        </w:rPr>
-      </w:pPr>
-      <w:r>
-        <w:rPr>
-          <w:b/>
-          <w:bCs/>
-          <w:color w:val="166534"/>
-          <w:sz w:val="21"/>
-          <w:szCs w:val="21"/>
-        </w:rPr>
-        <w:t xml:space="preserve">Expected: Assignment QuizResultStatus starts as Up Coming (25); ExpireOverdueUnattemptedAsync promotes to Not Attempted (24) when the window opens.</w:t>
-      </w:r>
-    </w:p>
-    <w:p>
-      <w:pPr>
-        <w:pStyle w:val="Heading2"/>
-        <w:spacing w:after="100" w:before="220"/>
-      </w:pPr>
-      <w:r>
-        <w:rPr>
-          <w:b/>
-          <w:bCs/>
-          <w:color w:val="2563EB"/>
-          <w:sz w:val="24"/>
-          <w:szCs w:val="24"/>
-        </w:rPr>
-        <w:t xml:space="preserve">QZ-22 — Published school quizzes are a shared catalog</w:t>
-      </w:r>
-    </w:p>
-    <w:p>
-      <w:pPr>
-        <w:spacing w:after="100"/>
-      </w:pPr>
-      <w:r>
-        <w:rPr>
-          <w:sz w:val="21"/>
-          <w:szCs w:val="21"/>
-        </w:rPr>
-        <w:t xml:space="preserve">Steps: PortalAdmin publishes Quiz A and B (any school, including null schoolId). AES SchoolAdmin publishes Quiz C. A Teacher, Coordinator, Parent, Tutor, and ISL SchoolAdmin (who created none) each open /quizzes.</w:t>
-      </w:r>
-    </w:p>
-    <w:p>
-      <w:pPr>
-        <w:spacing w:after="100"/>
-        <w:rPr>
-          <w:b/>
-          <w:bCs/>
-          <w:color w:val="166534"/>
-        </w:rPr>
-      </w:pPr>
-      <w:r>
-        <w:rPr>
-          <w:b/>
-          <w:bCs/>
-          <w:color w:val="166534"/>
-          <w:sz w:val="21"/>
-          <w:szCs w:val="21"/>
-        </w:rPr>
-        <w:t xml:space="preserve">Expected: Teacher, Coordinator, Parent, Tutor, PortalAdmin, AES SchoolAdmin, and ISL SchoolAdmin each see published A, B, and C (9 in the reported case: 7 AES + 2 Portal). Creator and school do not hide published school-type quizzes. Those roles may assign a catalog quiz to their own students/children. ParentPrivate stays private. Students still only see assigned ∪ AudienceScope=Public. Unsubmitted Draft remains owner-only.</w:t>
-      </w:r>
-    </w:p>
-    <w:p>
-      <w:pPr>
-        <w:pStyle w:val="Heading2"/>
-        <w:spacing w:after="100" w:before="220"/>
-      </w:pPr>
-      <w:r>
-        <w:rPr>
-          <w:b/>
-          <w:bCs/>
-          <w:color w:val="2563EB"/>
-          <w:sz w:val="24"/>
-          <w:szCs w:val="24"/>
-        </w:rPr>
-        <w:t xml:space="preserve">QZ-21 — Create defaults preserve bools</w:t>
-      </w:r>
-    </w:p>
-    <w:p>
-      <w:pPr>
-        <w:spacing w:after="100"/>
-      </w:pPr>
-      <w:r>
-        <w:rPr>
-          <w:sz w:val="21"/>
-          <w:szCs w:val="21"/>
-        </w:rPr>
-        <w:t xml:space="preserve">Steps: Client creates a Practice quiz with ShuffleQuestions=false while type default is also false/true variants.</w:t>
-      </w:r>
-    </w:p>
-    <w:p>
-      <w:pPr>
-        <w:spacing w:after="100"/>
-        <w:rPr>
-          <w:b/>
-          <w:bCs/>
-          <w:color w:val="166534"/>
-        </w:rPr>
-      </w:pPr>
-      <w:r>
-        <w:rPr>
-          <w:b/>
-          <w:bCs/>
-          <w:color w:val="166534"/>
-          <w:sz w:val="21"/>
-          <w:szCs w:val="21"/>
-        </w:rPr>
-        <w:t xml:space="preserve">Expected: ApplyCreateDefaults never OR’s bools with type defaults — explicit client bools win; only nullables (attempts/nav) fall back; TimeLimitMinutes stays null until questions; ReviewDisplayMode always Full.</w:t>
-      </w:r>
-    </w:p>
-    <w:p>
-      <w:pPr>
-        <w:pStyle w:val="Heading1"/>
-        <w:spacing w:after="100" w:before="220"/>
-      </w:pPr>
-      <w:r>
-        <w:rPr>
-          <w:b/>
-          <w:bCs/>
-          <w:color w:val="2563EB"/>
-          <w:sz w:val="28"/>
-          <w:szCs w:val="28"/>
-        </w:rPr>
-        <w:t xml:space="preserve">17. Verification checklist</w:t>
+        <w:t xml:space="preserve">☐ Every create/duplicate starts Draft + Pending Approval.</w:t>
       </w:r>
     </w:p>
     <w:p>
@@ -14843,7 +14997,7 @@
           <w:sz w:val="21"/>
           <w:szCs w:val="21"/>
         </w:rPr>
-        <w:t xml:space="preserve">☐ Every create/duplicate starts Draft + Pending Approval.</w:t>
+        <w:t xml:space="preserve">☐ Approval and publish are separate: School/Campus approve Teacher/Coordinator quizzes → SchoolApproved (Draft); Portal approve → Approved (Draft); Portal publish → Published.</w:t>
       </w:r>
     </w:p>
     <w:p>
@@ -14860,7 +15014,7 @@
           <w:sz w:val="21"/>
           <w:szCs w:val="21"/>
         </w:rPr>
-        <w:t xml:space="preserve">☐ Approval and publish are separate: School/Campus approve Teacher/Coordinator quizzes → SchoolApproved (Draft); Portal approve → Approved (Draft); Portal publish → Published.</w:t>
+        <w:t xml:space="preserve">☐ SchoolAdmin-created quizzes skip SchoolApproved: submit → PortalAdmin Approve (Pending → Approved) → PortalAdmin Publish.</w:t>
       </w:r>
     </w:p>
     <w:p>
@@ -14877,7 +15031,7 @@
           <w:sz w:val="21"/>
           <w:szCs w:val="21"/>
         </w:rPr>
-        <w:t xml:space="preserve">☐ SchoolAdmin/CampusAdmin-created quizzes skip SchoolApproved: submit → PortalAdmin Approve (Pending → Approved) → PortalAdmin Publish.</w:t>
+        <w:t xml:space="preserve">☐ CampusAdmin-created quizzes: submit → SchoolAdmin School approve (Pending → SchoolApproved) → PortalAdmin Approve → PortalAdmin Publish.</w:t>
       </w:r>
     </w:p>
     <w:p>
@@ -14996,7 +15150,7 @@
           <w:sz w:val="21"/>
           <w:szCs w:val="21"/>
         </w:rPr>
-        <w:t xml:space="preserve">☐ SchoolAdmin/CampusAdmin created: PortalAdmin only (Pending → Approved). School/Campus queues exclude those quizzes.</w:t>
+        <w:t xml:space="preserve">☐ SchoolAdmin created: PortalAdmin only (Pending → Approved). CampusAdmin created: SchoolAdmin school-approves in the same school; other CampusAdmins cannot endorse it.</w:t>
       </w:r>
     </w:p>
     <w:p>
@@ -15047,7 +15201,7 @@
           <w:sz w:val="21"/>
           <w:szCs w:val="21"/>
         </w:rPr>
-        <w:t xml:space="preserve">☐ Unpublished (Draft lifecycle): unsubmitted WIP is owner-only. After Submit for approval, PortalAdmin sees the pipeline draft; SchoolAdmin sees Teacher/Coordinator submitted quizzes in the same school; CampusAdmin sees those in the same campus. SchoolAdmin/CampusAdmin open /quizzes/:id and School approve / Reject.</w:t>
+        <w:t xml:space="preserve">☐ Unpublished (Draft lifecycle): unsubmitted WIP is owner-only. After Submit for approval, PortalAdmin sees the pipeline draft; SchoolAdmin sees Teacher/Coordinator/CampusAdmin submitted quizzes in the same school; CampusAdmin sees Teacher/Coordinator submitted quizzes in the same campus. Open /quizzes/:id and School approve / Reject.</w:t>
       </w:r>
     </w:p>
     <w:p>
@@ -15115,7 +15269,7 @@
           <w:sz w:val="21"/>
           <w:szCs w:val="21"/>
         </w:rPr>
-        <w:t xml:space="preserve">☐ SchoolAdmin/CampusAdmin/PortalAdmin approve or reject on /quizzes/:id detail (review mode): Approve + Reject with reason only; quiz metadata and questions read-only. Legacy /admin/quiz-approvals links into quiz list/detail.</w:t>
+        <w:t xml:space="preserve">☐ SchoolAdmin/CampusAdmin/PortalAdmin approve or reject on /quizzes/:id detail (review mode): Approve + Reject with reason only; quiz metadata and questions read-only. Open the quiz from the Draft tile on /quizzes — no separate approval page.</w:t>
       </w:r>
     </w:p>
     <w:p>
@@ -15268,7 +15422,7 @@
           <w:sz w:val="21"/>
           <w:szCs w:val="21"/>
         </w:rPr>
-        <w:t xml:space="preserve">☐ Draft visibility: unsubmitted WIP is owner-only. After Submit for approval, PortalAdmin sees the pipeline draft. SchoolAdmin/CampusAdmin list, manage GET, and pending-approval queue show Teacher/Coordinator submitted quizzes in school/campus — not SchoolAdmin/CampusAdmin/Parent/Tutor created quizzes.</w:t>
+        <w:t xml:space="preserve">☐ Draft visibility: unsubmitted WIP is owner-only. After Submit for approval, PortalAdmin sees the pipeline draft. SchoolAdmin sees Teacher/Coordinator/CampusAdmin submitted quizzes in school on the Draft tile. CampusAdmin sees Teacher/Coordinator submitted quizzes in campus. SchoolAdmin-created and Parent/Tutor quizzes stay PortalAdmin-only.</w:t>
       </w:r>
     </w:p>
     <w:p>
@@ -15523,7 +15677,7 @@
           <w:sz w:val="21"/>
           <w:szCs w:val="21"/>
         </w:rPr>
-        <w:t xml:space="preserve">☐ CampusAdmin may create school-type quizzes (submit → PortalAdmin only), school-approve/reject campus Pending teacher/coordinator quizzes, list the shared published catalog, and open /quizzes manage routes.</w:t>
+        <w:t xml:space="preserve">☐ CampusAdmin may create school-type quizzes (submit → SchoolAdmin then PortalAdmin), school-approve/reject campus Pending teacher/coordinator quizzes, list the shared published catalog, and open /quizzes manage routes.</w:t>
       </w:r>
     </w:p>
     <w:p>

--- a/docs/05_RankUp_Quiz_Business_QA.docx
+++ b/docs/05_RankUp_Quiz_Business_QA.docx
@@ -55,7 +55,7 @@
           <w:sz w:val="21"/>
           <w:szCs w:val="21"/>
         </w:rPr>
-        <w:t xml:space="preserve">Canonical model: Every quiz starts Pending Approval (Draft + Pending). Approval and publishing are separate permissions. School/Campus approve → SchoolApproved (stays Draft); PortalAdmin approves and is the only publisher (→ Published). Pending or approved-but-unpublished: not assignable. Creator cannot self-approve. Published school-type quizzes are a shared catalog for Teacher, Coordinator, SchoolAdmin, CampusAdmin, PortalAdmin, Parent, and Tutor (any school, any creator).</w:t>
+        <w:t xml:space="preserve">Canonical model: Every quiz starts Pending Approval (Draft + Pending). Approval and publishing are separate permissions. School/Campus approve → SchoolApproved (stays Draft); PortalAdmin approves and is the only publisher (→ Published). Pending or approved-but-unpublished: not assignable. Creator cannot self-approve. Published school-type quizzes are a shared catalog for Teacher, Coordinator, SchoolAdmin, CampusAdmin, PortalAdmin, and Parent (any school, any creator).</w:t>
       </w:r>
     </w:p>
     <w:p>
@@ -244,7 +244,7 @@
                 <w:sz w:val="17"/>
                 <w:szCs w:val="17"/>
               </w:rPr>
-              <w:t xml:space="preserve">PortalAdmin publish step only. Set when lifecycle moves Draft → Published after approval gates are satisfied. Shared catalog: Teacher, Coordinator, SchoolAdmin, CampusAdmin, PortalAdmin, Parent, and Tutor may list and open the quiz regardless of creator or school (ParentPrivate excepted). Those roles may also assign it to their own students/children. Students receive it via assignment or AudienceScope=Public only — publish does not auto-enroll every student.</w:t>
+              <w:t xml:space="preserve">PortalAdmin publish step only. Set when lifecycle moves Draft → Published after approval gates are satisfied. Shared catalog: Teacher, Coordinator, SchoolAdmin, CampusAdmin, PortalAdmin, and Parent may list and open the quiz regardless of creator or school (ParentPrivate excepted). Those roles may also assign it to their own students/children. Students receive it via assignment or AudienceScope=Public only — publish does not auto-enroll every student.</w:t>
             </w:r>
           </w:p>
         </w:tc>
@@ -498,7 +498,7 @@
                 <w:sz w:val="17"/>
                 <w:szCs w:val="17"/>
               </w:rPr>
-              <w:t xml:space="preserve">SchoolAdmin or CampusAdmin approved a Teacher/Coordinator quiz, or SchoolAdmin approved a CampusAdmin-created quiz (Pending → SchoolApproved). Does not apply to SchoolAdmin/Parent/Tutor created quizzes (those skip this step). Does not publish — lifecycle stays Draft. Owner cannot edit in place; they send an edit request. Not assignable until PortalAdmin publishes. PortalAdmin queue may include SchoolApproved rows.</w:t>
+              <w:t xml:space="preserve">SchoolAdmin or CampusAdmin approved a Teacher/Coordinator quiz, or SchoolAdmin approved a CampusAdmin-created quiz (Pending → SchoolApproved). Does not apply to SchoolAdmin/Parent created quizzes (those skip this step). Does not publish — lifecycle stays Draft. Owner cannot edit in place; they send an edit request. Not assignable until PortalAdmin publishes. PortalAdmin queue may include SchoolApproved rows.</w:t>
             </w:r>
           </w:p>
         </w:tc>
@@ -539,7 +539,7 @@
                 <w:sz w:val="17"/>
                 <w:szCs w:val="17"/>
               </w:rPr>
-              <w:t xml:space="preserve">PortalAdmin final approval. Teacher/Coordinator/CampusAdmin: from Pending or SchoolApproved. SchoolAdmin/Parent/Tutor created: from Pending directly. Does not by itself publish — lifecycle stays Draft until PortalAdmin runs publish. Owner cannot edit in place; they send an edit request. ParentPrivate: portal approve + publish may occur together via publish endpoint.</w:t>
+              <w:t xml:space="preserve">PortalAdmin final approval. Teacher/Coordinator/CampusAdmin: from Pending or SchoolApproved. SchoolAdmin/Parent created: from Pending directly. Does not by itself publish — lifecycle stays Draft until PortalAdmin runs publish. Owner cannot edit in place; they send an edit request. ParentPrivate: portal approve + publish may occur together via publish endpoint.</w:t>
             </w:r>
           </w:p>
         </w:tc>
@@ -909,7 +909,7 @@
           <w:sz w:val="21"/>
           <w:szCs w:val="21"/>
         </w:rPr>
-        <w:t xml:space="preserve">Once the quiz is SchoolApproved, Approved, Published, or Assigned, the owner cannot edit in place. They send an edit request (reason min 10 chars). Teacher/Coordinator requests go to SchoolAdmin, CampusAdmin, and PortalAdmin — any one approval grants a one-time edit. SchoolAdmin, CampusAdmin, Parent, and Tutor requests go to PortalAdmin only. PortalAdmin may still edit directly.</w:t>
+        <w:t xml:space="preserve">Once the quiz is SchoolApproved, Approved, Published, or Assigned, the owner cannot edit in place. They send an edit request (reason min 10 chars). Teacher/Coordinator requests go to SchoolAdmin, CampusAdmin, and PortalAdmin — any one approval grants a one-time edit. SchoolAdmin, CampusAdmin, and Parent requests go to PortalAdmin only. PortalAdmin may still edit directly.</w:t>
       </w:r>
     </w:p>
     <w:p>
@@ -960,7 +960,7 @@
           <w:sz w:val="21"/>
           <w:szCs w:val="21"/>
         </w:rPr>
-        <w:t xml:space="preserve">CampusAdmin created quiz: own SchoolAdmin may school-approve (Pending → SchoolApproved). Other CampusAdmins cannot endorse it. PortalAdmin then approves (→ Approved) and publishes. SchoolAdmin-created quizzes stay PortalAdmin only (Pending → Approved), same as Parent/Tutor ParentPrivate.</w:t>
+        <w:t xml:space="preserve">CampusAdmin created quiz: own SchoolAdmin may school-approve (Pending → SchoolApproved). Other CampusAdmins cannot endorse it. PortalAdmin then approves (→ Approved) and publishes. SchoolAdmin-created quizzes stay PortalAdmin only (Pending → Approved), same as Parent ParentPrivate.</w:t>
       </w:r>
     </w:p>
     <w:p>
@@ -1062,7 +1062,7 @@
           <w:sz w:val="21"/>
           <w:szCs w:val="21"/>
         </w:rPr>
-        <w:t xml:space="preserve">Other authorized creators: CampusAdmin creates school quiz types and submits to SchoolAdmin (Pending → SchoolApproved), then PortalAdmin. SchoolAdmin creates school quiz types and submits to PortalAdmin only (Pending → Approved, then PortalAdmin publishes). ParentPrivate (PrivateParent): Parent or Tutor create; PortalAdmin approve + publish before assign.</w:t>
+        <w:t xml:space="preserve">Other authorized creators: CampusAdmin creates school quiz types and submits to SchoolAdmin (Pending → SchoolApproved), then PortalAdmin. SchoolAdmin creates school quiz types and submits to PortalAdmin only (Pending → Approved, then PortalAdmin publishes). ParentPrivate (PrivateParent): Parent create; PortalAdmin approve + publish before assign.</w:t>
       </w:r>
     </w:p>
     <w:p>
@@ -1079,7 +1079,7 @@
           <w:sz w:val="21"/>
           <w:szCs w:val="21"/>
         </w:rPr>
-        <w:t xml:space="preserve">Preserve published catalog visibility: Published school-type quizzes are a shared catalog for Teacher, Coordinator, SchoolAdmin, CampusAdmin, PortalAdmin, Parent, and Tutor (any school, any creator) — not CreatedBy or school scope (see §6a). ParentPrivate and students are excluded from that catalog.</w:t>
+        <w:t xml:space="preserve">Preserve published catalog visibility: Published school-type quizzes are a shared catalog for Teacher, Coordinator, SchoolAdmin, CampusAdmin, PortalAdmin, and Parent (any school, any creator) — not CreatedBy or school scope (see §6a). ParentPrivate and students are excluded from that catalog.</w:t>
       </w:r>
     </w:p>
     <w:p>
@@ -2249,20 +2249,20 @@
                 <w:sz w:val="17"/>
                 <w:szCs w:val="17"/>
               </w:rPr>
-              <w:t xml:space="preserve">Parent / Tutor</w:t>
-            </w:r>
-          </w:p>
-        </w:tc>
-        <w:tc>
-          <w:p>
-            <w:r>
-              <w:rPr>
-                <w:b w:val="false"/>
-                <w:bCs w:val="false"/>
-                <w:sz w:val="17"/>
-                <w:szCs w:val="17"/>
-              </w:rPr>
-              <w:t xml:space="preserve">Private family quiz for linked children. Lookup ID 5; aliases Parent Private / Private. Create forces this type for Parent and Tutor. Submit → Pending; PortalAdmin approves and publishes before assign. PortalAdmin-only delete/archive. Assign only to linked children (Parent) or tutor-linked students (Tutor).</w:t>
+              <w:t xml:space="preserve">Parent</w:t>
+            </w:r>
+          </w:p>
+        </w:tc>
+        <w:tc>
+          <w:p>
+            <w:r>
+              <w:rPr>
+                <w:b w:val="false"/>
+                <w:bCs w:val="false"/>
+                <w:sz w:val="17"/>
+                <w:szCs w:val="17"/>
+              </w:rPr>
+              <w:t xml:space="preserve">Private family quiz for linked children. Lookup ID 5; aliases Parent Private / Private. Create forces this type for Parent. Submit → Pending; PortalAdmin approves and publishes before assign. PortalAdmin-only delete/archive. Assign only to linked children.</w:t>
             </w:r>
           </w:p>
         </w:tc>
@@ -2381,7 +2381,7 @@
                 <w:sz w:val="17"/>
                 <w:szCs w:val="17"/>
               </w:rPr>
-              <w:t xml:space="preserve">Approval always starts Pending. Lifecycle Draft. Parent/Tutor create forces QuizType ParentPrivate (PrivateParent). Teacher/Coordinator/SchoolAdmin/CampusAdmin/PortalAdmin: school types. CampusAdmin stamps school+campus from the auth token. Not assignable.</w:t>
+              <w:t xml:space="preserve">Approval always starts Pending. Lifecycle Draft. Parent create forces QuizType ParentPrivate (PrivateParent). Teacher/Coordinator/SchoolAdmin/CampusAdmin/PortalAdmin: school types. CampusAdmin stamps school+campus from the auth token. Not assignable.</w:t>
             </w:r>
           </w:p>
         </w:tc>
@@ -2437,7 +2437,7 @@
                 <w:sz w:val="17"/>
                 <w:szCs w:val="17"/>
               </w:rPr>
-              <w:t xml:space="preserve">Submit for approval (Teacher / Coordinator / SchoolAdmin / CampusAdmin / Parent / Tutor)</w:t>
+              <w:t xml:space="preserve">Submit for approval (Teacher / Coordinator / SchoolAdmin / CampusAdmin / Parent)</w:t>
             </w:r>
           </w:p>
         </w:tc>
@@ -2463,7 +2463,7 @@
                 <w:sz w:val="17"/>
                 <w:szCs w:val="17"/>
               </w:rPr>
-              <w:t xml:space="preserve">Owner action only (publish endpoint for non–PortalAdmin). PortalAdmin never submits or resubmits another author’s quiz. Lifecycle stays Draft. ≥1 question. Teacher/Coordinator notify school+campus+portal. CampusAdmin notify SchoolAdmin + PortalAdmin. SchoolAdmin/Parent/Tutor notify PortalAdmin only. Not assignable.</w:t>
+              <w:t xml:space="preserve">Owner action only (publish endpoint for non–PortalAdmin). PortalAdmin never submits or resubmits another author’s quiz. Lifecycle stays Draft. ≥1 question. Teacher/Coordinator notify school+campus+portal. CampusAdmin notify SchoolAdmin + PortalAdmin. SchoolAdmin/Parent notify PortalAdmin only. Not assignable.</w:t>
             </w:r>
           </w:p>
         </w:tc>
@@ -2545,7 +2545,7 @@
                 <w:sz w:val="17"/>
                 <w:szCs w:val="17"/>
               </w:rPr>
-              <w:t xml:space="preserve">Teacher/Coordinator quizzes only. Pending → SchoolApproved in own campus. Cannot school-approve SchoolAdmin/CampusAdmin/Parent/Tutor quizzes. Does not publish. Creator cannot self-approve.</w:t>
+              <w:t xml:space="preserve">Teacher/Coordinator quizzes only. Pending → SchoolApproved in own campus. Cannot school-approve SchoolAdmin/CampusAdmin/Parent quizzes. Does not publish. Creator cannot self-approve.</w:t>
             </w:r>
           </w:p>
         </w:tc>
@@ -2627,22 +2627,22 @@
                 <w:sz w:val="17"/>
                 <w:szCs w:val="17"/>
               </w:rPr>
-              <w:t xml:space="preserve">Draft → Published. Teacher/Coordinator quiz: requires Approved or SchoolApproved while Draft. SchoolAdmin/CampusAdmin/Parent/Tutor created (and ParentPrivate): portal may approve from Pending, or approve+publish in one publish action. Only then assignable.</w:t>
-            </w:r>
-          </w:p>
-        </w:tc>
-      </w:tr>
-      <w:tr>
-        <w:tc>
-          <w:p>
-            <w:r>
-              <w:rPr>
-                <w:b w:val="false"/>
-                <w:bCs w:val="false"/>
-                <w:sz w:val="17"/>
-                <w:szCs w:val="17"/>
-              </w:rPr>
-              <w:t xml:space="preserve">Publish (SchoolAdmin / CampusAdmin / Teacher / Coordinator / Parent / Tutor)</w:t>
+              <w:t xml:space="preserve">Draft → Published. Teacher/Coordinator quiz: requires Approved or SchoolApproved while Draft. SchoolAdmin/CampusAdmin/Parent created (and ParentPrivate): portal may approve from Pending, or approve+publish in one publish action. Only then assignable.</w:t>
+            </w:r>
+          </w:p>
+        </w:tc>
+      </w:tr>
+      <w:tr>
+        <w:tc>
+          <w:p>
+            <w:r>
+              <w:rPr>
+                <w:b w:val="false"/>
+                <w:bCs w:val="false"/>
+                <w:sz w:val="17"/>
+                <w:szCs w:val="17"/>
+              </w:rPr>
+              <w:t xml:space="preserve">Publish (SchoolAdmin / CampusAdmin / Teacher / Coordinator / Parent)</w:t>
             </w:r>
           </w:p>
         </w:tc>
@@ -2750,7 +2750,7 @@
                 <w:sz w:val="17"/>
                 <w:szCs w:val="17"/>
               </w:rPr>
-              <w:t xml:space="preserve">Requires Lifecycle Published or Assigned; not Draft. Teacher quizzes: Approval=Approved. ParentPrivate: Published + Approved; assign to linked children (Parent) or tutor-linked students (Tutor). ≥1 question.</w:t>
+              <w:t xml:space="preserve">Requires Lifecycle Published or Assigned; not Draft. Teacher quizzes: Approval=Approved. ParentPrivate: Published + Approved; assign to linked children. ≥1 question.</w:t>
             </w:r>
           </w:p>
         </w:tc>
@@ -3109,7 +3109,7 @@
                 <w:sz w:val="17"/>
                 <w:szCs w:val="17"/>
               </w:rPr>
-              <w:t xml:space="preserve">SchoolAdmin / CampusAdmin / Parent / Tutor</w:t>
+              <w:t xml:space="preserve">SchoolAdmin / CampusAdmin / Parent</w:t>
             </w:r>
           </w:p>
         </w:tc>
@@ -3247,7 +3247,7 @@
           <w:sz w:val="21"/>
           <w:szCs w:val="21"/>
         </w:rPr>
-        <w:t xml:space="preserve">SchoolAdmin, CampusAdmin, Parent, and Tutor requests go to PortalAdmin only.</w:t>
+        <w:t xml:space="preserve">SchoolAdmin, CampusAdmin, and Parent requests go to PortalAdmin only.</w:t>
       </w:r>
     </w:p>
     <w:p>
@@ -3459,7 +3459,7 @@
                 <w:sz w:val="17"/>
                 <w:szCs w:val="17"/>
               </w:rPr>
-              <w:t xml:space="preserve">Parent / Tutor</w:t>
+              <w:t xml:space="preserve">Parent</w:t>
             </w:r>
           </w:p>
         </w:tc>
@@ -4731,7 +4731,7 @@
                 <w:sz w:val="17"/>
                 <w:szCs w:val="17"/>
               </w:rPr>
-              <w:t xml:space="preserve">No (Parent/Tutor creators)</w:t>
+              <w:t xml:space="preserve">No (Parent creators)</w:t>
             </w:r>
           </w:p>
         </w:tc>
@@ -4943,7 +4943,7 @@
                 <w:sz w:val="17"/>
                 <w:szCs w:val="17"/>
               </w:rPr>
-              <w:t xml:space="preserve">Own (Parent/Tutor)</w:t>
+              <w:t xml:space="preserve">Own (Parent)</w:t>
             </w:r>
           </w:p>
         </w:tc>
@@ -5427,7 +5427,7 @@
           <w:sz w:val="21"/>
           <w:szCs w:val="21"/>
         </w:rPr>
-        <w:t xml:space="preserve">Ownership / scope: Creator cannot self-approve. Unsubmitted Draft is owner-only. After Submit for approval, PortalAdmin may see the pipeline draft; SchoolAdmin reviews Teacher/Coordinator submitted quizzes in the same school; CampusAdmin those in the same campus. Published school-type quizzes are a shared catalog for Teacher, Coordinator, SchoolAdmin, CampusAdmin, PortalAdmin, Parent, and Tutor (any school, any creator). Teacher/Coordinator/Parent/Tutor may assign a catalog quiz to their own students/children. SchoolAdmin/CampusAdmin assign stays org-scoped. Edit/archive stay owner/PortalAdmin scoped.</w:t>
+        <w:t xml:space="preserve">Ownership / scope: Creator cannot self-approve. Unsubmitted Draft is owner-only. After Submit for approval, PortalAdmin may see the pipeline draft; SchoolAdmin reviews Teacher/Coordinator submitted quizzes in the same school; CampusAdmin those in the same campus. Published school-type quizzes are a shared catalog for Teacher, Coordinator, SchoolAdmin, CampusAdmin, PortalAdmin, and Parent (any school, any creator). Teacher/Coordinator/Parent may assign a catalog quiz to their own students/children. SchoolAdmin/CampusAdmin assign stays org-scoped. Edit/archive stay owner/PortalAdmin scoped.</w:t>
       </w:r>
     </w:p>
     <w:p>
@@ -5477,7 +5477,7 @@
           <w:sz w:val="21"/>
           <w:szCs w:val="21"/>
         </w:rPr>
-        <w:t xml:space="preserve">Create: Practice, Assessment, Competition, Surprise (school quiz types). Starts Draft + Pending Approval. Cannot create ParentPrivate (PrivateParent) — Parent/Tutor only.</w:t>
+        <w:t xml:space="preserve">Create: Practice, Assessment, Competition, Surprise (school quiz types). Starts Draft + Pending Approval. Cannot create ParentPrivate (PrivateParent) — Parent only.</w:t>
       </w:r>
     </w:p>
     <w:p>
@@ -5646,7 +5646,7 @@
           <w:sz w:val="21"/>
           <w:szCs w:val="21"/>
         </w:rPr>
-        <w:t xml:space="preserve">Published / Assigned / Archived school-type quizzes (Practice, Assessment, Competition, Surprise) are a shared catalog: any Teacher, Coordinator, SchoolAdmin, CampusAdmin, PortalAdmin, Parent, or Tutor may list and open them, regardless of who created them and which school they belong to.</w:t>
+        <w:t xml:space="preserve">Published / Assigned / Archived school-type quizzes (Practice, Assessment, Competition, Surprise) are a shared catalog: any Teacher, Coordinator, SchoolAdmin, CampusAdmin, PortalAdmin, or Parent may list and open them, regardless of who created them and which school they belong to.</w:t>
       </w:r>
     </w:p>
     <w:p>
@@ -5731,7 +5731,7 @@
           <w:sz w:val="21"/>
           <w:szCs w:val="21"/>
         </w:rPr>
-        <w:t xml:space="preserve">SchoolAdmin / CampusAdmin / Teacher / Coordinator / Parent / Tutor → shared published school-type catalog (all schools) plus own Draft rows. SchoolAdmin also sees Teacher/Coordinator/CampusAdmin quizzes submitted for approval in the same school; CampusAdmin sees Teacher/Coordinator submitted quizzes in the same campus. They open /quizzes/:id and use School approve / Reject. Parent/Tutor also see quizzes assigned to linked children/students.</w:t>
+        <w:t xml:space="preserve">SchoolAdmin / CampusAdmin / Teacher / Coordinator / Parent → shared published school-type catalog (all schools) plus own Draft rows. SchoolAdmin also sees Teacher/Coordinator/CampusAdmin quizzes submitted for approval in the same school; CampusAdmin sees Teacher/Coordinator submitted quizzes in the same campus. They open /quizzes/:id and use School approve / Reject. Parent also see quizzes assigned to linked children/students.</w:t>
       </w:r>
     </w:p>
     <w:p>
@@ -5748,7 +5748,7 @@
           <w:sz w:val="21"/>
           <w:szCs w:val="21"/>
         </w:rPr>
-        <w:t xml:space="preserve">Teacher / Coordinator may assign a published school-type quiz from the shared catalog to students in their roster. Parent / Tutor may assign those quizzes to linked children/students. SchoolAdmin/CampusAdmin assign stays school/campus scoped. Archive of Published/Assigned remains PortalAdmin only.</w:t>
+        <w:t xml:space="preserve">Teacher / Coordinator may assign a published school-type quiz from the shared catalog to students in their roster. Parent may assign those quizzes to linked children/students. SchoolAdmin/CampusAdmin assign stays school/campus scoped. Archive of Published/Assigned remains PortalAdmin only.</w:t>
       </w:r>
     </w:p>
     <w:p>
@@ -5799,7 +5799,7 @@
           <w:sz w:val="21"/>
           <w:szCs w:val="21"/>
         </w:rPr>
-        <w:t xml:space="preserve">Manage detail (GET /manage): Teacher, Coordinator, SchoolAdmin, CampusAdmin, PortalAdmin, Parent, and Tutor may open Published/Assigned/Archived school-type quizzes. Draft: owner always. After Submit for approval, PortalAdmin may open any pipeline draft; SchoolAdmin may open Teacher/Coordinator/CampusAdmin pipeline drafts in the same school; CampusAdmin may open Teacher/Coordinator pipeline drafts in the same campus. Unsubmitted WIP stays owner-only.</w:t>
+        <w:t xml:space="preserve">Manage detail (GET /manage): Teacher, Coordinator, SchoolAdmin, CampusAdmin, PortalAdmin, and Parent may open Published/Assigned/Archived school-type quizzes. Draft: owner always. After Submit for approval, PortalAdmin may open any pipeline draft; SchoolAdmin may open Teacher/Coordinator/CampusAdmin pipeline drafts in the same school; CampusAdmin may open Teacher/Coordinator pipeline drafts in the same campus. Unsubmitted WIP stays owner-only.</w:t>
       </w:r>
     </w:p>
     <w:p>
@@ -5833,7 +5833,7 @@
           <w:sz w:val="21"/>
           <w:szCs w:val="21"/>
         </w:rPr>
-        <w:t xml:space="preserve">Web /quizzes list: Portal/School/Campus Admin, Teacher, Coordinator, Parent, and Tutor see the shared published catalog by default; Mine only is an optional client filter. SchoolAdmin also sees in-scope Teacher/Coordinator/CampusAdmin submitted drafts under the Draft tile; CampusAdmin sees Teacher/Coordinator submitted drafts. Approve or reject on /quizzes/:id. There is no separate approval page or tile.</w:t>
+        <w:t xml:space="preserve">Web /quizzes list: Portal/School/Campus Admin, Teacher, Coordinator, and Parent see the shared published catalog by default; Mine only is an optional client filter. SchoolAdmin also sees in-scope Teacher/Coordinator/CampusAdmin submitted drafts under the Draft tile; CampusAdmin sees Teacher/Coordinator submitted drafts. Approve or reject on /quizzes/:id. There is no separate approval page or tile.</w:t>
       </w:r>
     </w:p>
     <w:p>
@@ -6915,7 +6915,7 @@
           <w:sz w:val="21"/>
           <w:szCs w:val="21"/>
         </w:rPr>
-        <w:t xml:space="preserve">A quiz may be assigned to: One student, Group, Parent/Tutor linked child or student, Class, Section, School, Multiple schools, or Public. ParentPrivate (PrivateParent): Parent or Tutor creators; assign to linked children or tutor-linked students only.</w:t>
+        <w:t xml:space="preserve">A quiz may be assigned to: One student, Group, Parent linked child or student, Class, Section, School, Multiple schools, or Public. ParentPrivate (PrivateParent): Parent creators; assign to linked children only.</w:t>
       </w:r>
     </w:p>
     <w:tbl>
@@ -7111,20 +7111,20 @@
                 <w:sz w:val="17"/>
                 <w:szCs w:val="17"/>
               </w:rPr>
-              <w:t xml:space="preserve">Parent’s child / Tutor’s linked student</w:t>
-            </w:r>
-          </w:p>
-        </w:tc>
-        <w:tc>
-          <w:p>
-            <w:r>
-              <w:rPr>
-                <w:b w:val="false"/>
-                <w:bCs w:val="false"/>
-                <w:sz w:val="17"/>
-                <w:szCs w:val="17"/>
-              </w:rPr>
-              <w:t xml:space="preserve">Parent / Tutor</w:t>
+              <w:t xml:space="preserve">Parent’s child’s linked student</w:t>
+            </w:r>
+          </w:p>
+        </w:tc>
+        <w:tc>
+          <w:p>
+            <w:r>
+              <w:rPr>
+                <w:b w:val="false"/>
+                <w:bCs w:val="false"/>
+                <w:sz w:val="17"/>
+                <w:szCs w:val="17"/>
+              </w:rPr>
+              <w:t xml:space="preserve">Parent</w:t>
             </w:r>
           </w:p>
         </w:tc>
@@ -7150,7 +7150,7 @@
                 <w:sz w:val="17"/>
                 <w:szCs w:val="17"/>
               </w:rPr>
-              <w:t xml:space="preserve">Parent: one linked child, selected linked children, all linked children, or a parent-owned child group. Tutor: one or selected tutor-linked students, or all linked students. ParentPrivate (PrivateParent) quizzes cannot target unrelated students, whole school, multi-school, or public. API modes: one / selected / allLinked / group (Parent); tutor uses linked-student modes.</w:t>
+              <w:t xml:space="preserve">Parent: one linked child, selected linked children, all linked children, or a parent-owned child group. ParentPrivate (PrivateParent) quizzes cannot target unrelated students, whole school, multi-school, or public. API modes: one / selected / allLinked / group.</w:t>
             </w:r>
           </w:p>
         </w:tc>
@@ -7474,7 +7474,7 @@
           <w:sz w:val="21"/>
           <w:szCs w:val="21"/>
         </w:rPr>
-        <w:t xml:space="preserve">ParentPrivate (PrivateParent) quizzes may only target the creator’s linked children (Parent) or tutor-linked students (Tutor) — never unrelated students, whole school, multi-school, or public.</w:t>
+        <w:t xml:space="preserve">ParentPrivate (PrivateParent) quizzes may only target the creator’s linked children — never unrelated students, whole school, multi-school, or public.</w:t>
       </w:r>
     </w:p>
     <w:p>
@@ -7939,20 +7939,20 @@
                 <w:sz w:val="17"/>
                 <w:szCs w:val="17"/>
               </w:rPr>
-              <w:t xml:space="preserve">Parent / Tutor</w:t>
-            </w:r>
-          </w:p>
-        </w:tc>
-        <w:tc>
-          <w:p>
-            <w:r>
-              <w:rPr>
-                <w:b w:val="false"/>
-                <w:bCs w:val="false"/>
-                <w:sz w:val="17"/>
-                <w:szCs w:val="17"/>
-              </w:rPr>
-              <w:t xml:space="preserve">Audience: Parent — all linked children; Tutor — all tutor-linked students.</w:t>
+              <w:t xml:space="preserve">Parent</w:t>
+            </w:r>
+          </w:p>
+        </w:tc>
+        <w:tc>
+          <w:p>
+            <w:r>
+              <w:rPr>
+                <w:b w:val="false"/>
+                <w:bCs w:val="false"/>
+                <w:sz w:val="17"/>
+                <w:szCs w:val="17"/>
+              </w:rPr>
+              <w:t xml:space="preserve">Audience: all linked children.</w:t>
             </w:r>
           </w:p>
         </w:tc>
@@ -8208,7 +8208,7 @@
                 <w:sz w:val="17"/>
                 <w:szCs w:val="17"/>
               </w:rPr>
-              <w:t xml:space="preserve">Teacher, Coordinator, Parent, or Tutor who created the assignment. Students do not assign quizzes in the current model.</w:t>
+              <w:t xml:space="preserve">Teacher, Coordinator, or Parent who created the assignment. Students do not assign quizzes in the current model.</w:t>
             </w:r>
           </w:p>
         </w:tc>
@@ -8811,7 +8811,7 @@
                 <w:sz w:val="17"/>
                 <w:szCs w:val="17"/>
               </w:rPr>
-              <w:t xml:space="preserve">Teacher, Coordinator, Parent, or Tutor</w:t>
+              <w:t xml:space="preserve">Teacher, Coordinator, or Parent</w:t>
             </w:r>
           </w:p>
         </w:tc>
@@ -12404,7 +12404,7 @@
           <w:sz w:val="21"/>
           <w:szCs w:val="21"/>
         </w:rPr>
-        <w:t xml:space="preserve">Shared catalog: see §6a — Teacher, Coordinator, Parent, Tutor, and org admins see all published school-type quizzes.</w:t>
+        <w:t xml:space="preserve">Shared catalog: see §6a — Teacher, Coordinator, Parent, and org admins see all published school-type quizzes.</w:t>
       </w:r>
     </w:p>
     <w:p>
@@ -12438,7 +12438,7 @@
           <w:sz w:val="21"/>
           <w:szCs w:val="21"/>
         </w:rPr>
-        <w:t xml:space="preserve">Tutor list = shared published school-type catalog ∪ tutor-linked-student assignments ∪ own ParentPrivate.</w:t>
+        <w:t xml:space="preserve">Parent list = shared published school-type catalog ∪ linked-child assignments ∪ own ParentPrivate.</w:t>
       </w:r>
     </w:p>
     <w:p>
@@ -12679,7 +12679,7 @@
                 <w:sz w:val="17"/>
                 <w:szCs w:val="17"/>
               </w:rPr>
-              <w:t xml:space="preserve">Role-scoped list. Student: assigned ∪ Public audience. Teacher/Coordinator/SchoolAdmin/CampusAdmin/Parent/Tutor: all Published/Assigned/Archived school-type quizzes (any school, any creator) ∪ own drafts. SchoolAdmin also includes Teacher/Coordinator/CampusAdmin submitted pipeline drafts in the same school; CampusAdmin includes Teacher/Coordinator submitted drafts in the same campus. Parent/Tutor also merge quizzes assigned to linked children/students. PortalAdmin: all published/assigned/archived plus pipeline drafts. ParentPrivate is not in the shared catalog (owner + PortalAdmin). Unsubmitted WIP drafts: owner only.</w:t>
+              <w:t xml:space="preserve">Role-scoped list. Student: assigned ∪ Public audience. Teacher/Coordinator/SchoolAdmin/CampusAdmin/Parent: all Published/Assigned/Archived school-type quizzes (any school, any creator) ∪ own drafts. SchoolAdmin also includes Teacher/Coordinator/CampusAdmin submitted pipeline drafts in the same school; CampusAdmin includes Teacher/Coordinator submitted drafts in the same campus. Parent also merge quizzes assigned to linked children/students. PortalAdmin: all published/assigned/archived plus pipeline drafts. ParentPrivate is not in the shared catalog (owner + PortalAdmin). Unsubmitted WIP drafts: owner only.</w:t>
             </w:r>
           </w:p>
         </w:tc>
@@ -12707,7 +12707,7 @@
                 <w:sz w:val="17"/>
                 <w:szCs w:val="17"/>
               </w:rPr>
-              <w:t xml:space="preserve">Create Draft + Pending. Parent and Tutor: QuizType forced to ParentPrivate (PrivateParent). Teacher/Coordinator/SchoolAdmin/CampusAdmin/PortalAdmin: school types. CampusAdmin school+campus from auth token. SchoolAdmin school from token (campus optional). PortalAdmin school/campus optional.</w:t>
+              <w:t xml:space="preserve">Create Draft + Pending. Parent: QuizType forced to ParentPrivate (PrivateParent). Teacher/Coordinator/SchoolAdmin/CampusAdmin/PortalAdmin: school types. CampusAdmin school+campus from auth token. SchoolAdmin school from token (campus optional). PortalAdmin school/campus optional.</w:t>
             </w:r>
           </w:p>
         </w:tc>
@@ -12791,7 +12791,7 @@
                 <w:sz w:val="17"/>
                 <w:szCs w:val="17"/>
               </w:rPr>
-              <w:t xml:space="preserve">Manage view with questions. Published/Assigned/Archived school-type quizzes: any Teacher/Coordinator/SchoolAdmin/CampusAdmin/PortalAdmin/Parent/Tutor. Draft: owner always. After Submit for approval: PortalAdmin any pipeline draft; SchoolAdmin Teacher/Coordinator/CampusAdmin pipeline drafts in the same school; CampusAdmin Teacher/Coordinator pipeline drafts in the same campus. ParentPrivate drafts: owner + PortalAdmin. Unsubmitted WIP hidden from non-owner.</w:t>
+              <w:t xml:space="preserve">Manage view with questions. Published/Assigned/Archived school-type quizzes: any Teacher/Coordinator/SchoolAdmin/CampusAdmin/PortalAdmin/Parent. Draft: owner always. After Submit for approval: PortalAdmin any pipeline draft; SchoolAdmin Teacher/Coordinator/CampusAdmin pipeline drafts in the same school; CampusAdmin Teacher/Coordinator pipeline drafts in the same campus. ParentPrivate drafts: owner + PortalAdmin. Unsubmitted WIP hidden from non-owner.</w:t>
             </w:r>
           </w:p>
         </w:tc>
@@ -12819,7 +12819,7 @@
                 <w:sz w:val="17"/>
                 <w:szCs w:val="17"/>
               </w:rPr>
-              <w:t xml:space="preserve">Non–PortalAdmin: submit for approval (Draft+Pending). Teacher/Coordinator notify school+campus+portal; CampusAdmin notify SchoolAdmin + PortalAdmin; SchoolAdmin/Parent/Tutor notify PortalAdmin only. PortalAdmin: publish (Draft→Published) when approval gates met; may set Approved in same flow for ParentPrivate and for SchoolAdmin-created quizzes still Pending.</w:t>
+              <w:t xml:space="preserve">Non–PortalAdmin: submit for approval (Draft+Pending). Teacher/Coordinator notify school+campus+portal; CampusAdmin notify SchoolAdmin + PortalAdmin; SchoolAdmin/Parent notify PortalAdmin only. PortalAdmin: publish (Draft→Published) when approval gates met; may set Approved in same flow for ParentPrivate and for SchoolAdmin-created quizzes still Pending.</w:t>
             </w:r>
           </w:p>
         </w:tc>
@@ -12847,7 +12847,7 @@
                 <w:sz w:val="17"/>
                 <w:szCs w:val="17"/>
               </w:rPr>
-              <w:t xml:space="preserve">SchoolAdmin: Pending→SchoolApproved for Teacher/Coordinator/CampusAdmin quizzes in own school (not own quiz). CampusAdmin: Pending→SchoolApproved for Teacher/Coordinator in own campus. Cannot approve SchoolAdmin/Parent/Tutor created quizzes. PortalAdmin: Pending or SchoolApproved→Approved, including SchoolAdmin-created Pending. Does not publish.</w:t>
+              <w:t xml:space="preserve">SchoolAdmin: Pending→SchoolApproved for Teacher/Coordinator/CampusAdmin quizzes in own school (not own quiz). CampusAdmin: Pending→SchoolApproved for Teacher/Coordinator in own campus. Cannot approve SchoolAdmin/Parent created quizzes. PortalAdmin: Pending or SchoolApproved→Approved, including SchoolAdmin-created Pending. Does not publish.</w:t>
             </w:r>
           </w:p>
         </w:tc>
@@ -13351,7 +13351,7 @@
                 <w:sz w:val="17"/>
                 <w:szCs w:val="17"/>
               </w:rPr>
-              <w:t xml:space="preserve">Owner requests edit of SchoolApproved/Approved/Published/Assigned quiz (reason ≥10 chars). Teacher/Coordinator: queue SchoolAdmin + CampusAdmin + PortalAdmin. SchoolAdmin/CampusAdmin/Parent/Tutor: PortalAdmin only. Decisions in app_approval (entity_type QuizEditRequest = 2106); request row in app_quiz_edit_request.</w:t>
+              <w:t xml:space="preserve">Owner requests edit of SchoolApproved/Approved/Published/Assigned quiz (reason ≥10 chars). Teacher/Coordinator: queue SchoolAdmin + CampusAdmin + PortalAdmin. SchoolAdmin/CampusAdmin/Parent: PortalAdmin only. Decisions in app_approval (entity_type QuizEditRequest = 2106); request row in app_quiz_edit_request.</w:t>
             </w:r>
           </w:p>
         </w:tc>
@@ -13499,7 +13499,7 @@
           <w:sz w:val="21"/>
           <w:szCs w:val="21"/>
         </w:rPr>
-        <w:t xml:space="preserve">/quizzes manage routes for Teacher/Coordinator/Parent/Tutor.</w:t>
+        <w:t xml:space="preserve">/quizzes manage routes for Teacher/Coordinator/Parent.</w:t>
       </w:r>
     </w:p>
     <w:p>
@@ -13601,7 +13601,7 @@
           <w:sz w:val="21"/>
           <w:szCs w:val="21"/>
         </w:rPr>
-        <w:t xml:space="preserve">Mobile /quizzes (Teacher/Coordinator/Parent/Tutor): create, manage, submit for approval, campus or linked assign modes, duplicate/cancel/allow-retry, pending reviews, mark + finalize. Archive of Published/Assigned is PortalAdmin only.</w:t>
+        <w:t xml:space="preserve">Mobile /quizzes (Teacher/Coordinator/Parent): create, manage, submit for approval, campus or linked assign modes, duplicate/cancel/allow-retry, pending reviews, mark + finalize. Archive of Published/Assigned is PortalAdmin only.</w:t>
       </w:r>
     </w:p>
     <w:p>
@@ -13763,7 +13763,7 @@
           <w:sz w:val="24"/>
           <w:szCs w:val="24"/>
         </w:rPr>
-        <w:t xml:space="preserve">QZ-03 — Parent or Tutor ParentPrivate → portal approve and publish</w:t>
+        <w:t xml:space="preserve">QZ-03 — Parent ParentPrivate → portal approve and publish</w:t>
       </w:r>
     </w:p>
     <w:p>
@@ -13775,7 +13775,7 @@
           <w:sz w:val="21"/>
           <w:szCs w:val="21"/>
         </w:rPr>
-        <w:t xml:space="preserve">Steps: Parent or Tutor creates and submits a ParentPrivate (PrivateParent) quiz; PortalAdmin approves and publishes before assign.</w:t>
+        <w:t xml:space="preserve">Steps: Parent creates and submits a ParentPrivate (PrivateParent) quiz; PortalAdmin approves and publishes before assign.</w:t>
       </w:r>
     </w:p>
     <w:p>
@@ -13795,7 +13795,7 @@
           <w:sz w:val="21"/>
           <w:szCs w:val="21"/>
         </w:rPr>
-        <w:t xml:space="preserve">Expected: Lifecycle Draft until portal publish → Published. Approval Pending→Approved. Tutor assigns only to tutor-linked students; Parent to linked children. Not assignable until Published.</w:t>
+        <w:t xml:space="preserve">Expected: Lifecycle Draft until portal publish → Published. Approval Pending→Approved. Parent assigns only to linked children. Not assignable until Published.</w:t>
       </w:r>
     </w:p>
     <w:p>
@@ -14447,7 +14447,7 @@
           <w:sz w:val="21"/>
           <w:szCs w:val="21"/>
         </w:rPr>
-        <w:t xml:space="preserve">Steps: Teacher quiz is SchoolApproved (or Published). Teacher sends an edit request; SchoolAdmin or CampusAdmin or PortalAdmin approves; Teacher edits; then resubmits. SchoolAdmin, CampusAdmin, Parent, or Tutor owner sends the request to PortalAdmin only.</w:t>
+        <w:t xml:space="preserve">Steps: Teacher quiz is SchoolApproved (or Published). Teacher sends an edit request; SchoolAdmin or CampusAdmin or PortalAdmin approves; Teacher edits; then resubmits. SchoolAdmin, CampusAdmin, or Parent owner sends the request to PortalAdmin only.</w:t>
       </w:r>
     </w:p>
     <w:p>
@@ -14675,7 +14675,7 @@
           <w:sz w:val="24"/>
           <w:szCs w:val="24"/>
         </w:rPr>
-        <w:t xml:space="preserve">QZ-17 — ParentPrivate assign scope (Parent / Tutor)</w:t>
+        <w:t xml:space="preserve">QZ-17 — ParentPrivate assign scope (Parent)</w:t>
       </w:r>
     </w:p>
     <w:p>
@@ -14687,7 +14687,7 @@
           <w:sz w:val="21"/>
           <w:szCs w:val="21"/>
         </w:rPr>
-        <w:t xml:space="preserve">Steps: Parent or Tutor tries to assign ParentPrivate quiz to an unrelated student or whole school.</w:t>
+        <w:t xml:space="preserve">Steps: Parent tries to assign ParentPrivate quiz to an unrelated student or whole school.</w:t>
       </w:r>
     </w:p>
     <w:p>
@@ -14707,7 +14707,7 @@
           <w:sz w:val="21"/>
           <w:szCs w:val="21"/>
         </w:rPr>
-        <w:t xml:space="preserve">Expected: Rejected. Parent → linked children only. Tutor → tutor-linked students only.</w:t>
+        <w:t xml:space="preserve">Expected: Rejected. Parent → linked children only.</w:t>
       </w:r>
     </w:p>
     <w:p>
@@ -14879,7 +14879,7 @@
           <w:sz w:val="21"/>
           <w:szCs w:val="21"/>
         </w:rPr>
-        <w:t xml:space="preserve">Steps: PortalAdmin publishes Quiz A and B (any school, including null schoolId). AES SchoolAdmin publishes Quiz C. A Teacher, Coordinator, Parent, Tutor, and ISL SchoolAdmin (who created none) each open /quizzes.</w:t>
+        <w:t xml:space="preserve">Steps: PortalAdmin publishes Quiz A and B (any school, including null schoolId). AES SchoolAdmin publishes Quiz C. A Teacher, Coordinator, Parent, and ISL SchoolAdmin (who created none) each open /quizzes.</w:t>
       </w:r>
     </w:p>
     <w:p>
@@ -14899,7 +14899,7 @@
           <w:sz w:val="21"/>
           <w:szCs w:val="21"/>
         </w:rPr>
-        <w:t xml:space="preserve">Expected: Teacher, Coordinator, Parent, Tutor, PortalAdmin, AES SchoolAdmin, and ISL SchoolAdmin each see published A, B, and C (9 in the reported case: 7 AES + 2 Portal). Creator and school do not hide published school-type quizzes. Those roles may assign a catalog quiz to their own students/children. ParentPrivate stays private. Students still only see assigned ∪ AudienceScope=Public. Unsubmitted Draft remains owner-only.</w:t>
+        <w:t xml:space="preserve">Expected: Teacher, Coordinator, Parent, PortalAdmin, AES SchoolAdmin, and ISL SchoolAdmin each see published A, B, and C (9 in the reported case: 7 AES + 2 Portal). Creator and school do not hide published school-type quizzes. Those roles may assign a catalog quiz to their own students/children. ParentPrivate stays private. Students still only see assigned ∪ AudienceScope=Public. Unsubmitted Draft remains owner-only.</w:t>
       </w:r>
     </w:p>
     <w:p>
@@ -15184,7 +15184,7 @@
           <w:sz w:val="21"/>
           <w:szCs w:val="21"/>
         </w:rPr>
-        <w:t xml:space="preserve">☐ ParentPrivate (PrivateParent): Parent or Tutor may create; PortalAdmin approve + publish before assign.</w:t>
+        <w:t xml:space="preserve">☐ ParentPrivate (PrivateParent): Parent may create; PortalAdmin approve + publish before assign.</w:t>
       </w:r>
     </w:p>
     <w:p>
@@ -15218,7 +15218,7 @@
           <w:sz w:val="21"/>
           <w:szCs w:val="21"/>
         </w:rPr>
-        <w:t xml:space="preserve">☐ Published school-type quizzes: shared catalog — Teacher, Coordinator, SchoolAdmin, CampusAdmin, PortalAdmin, Parent, and Tutor can list and open them, regardless of creator or school. ParentPrivate excluded. Students still need assignment or AudienceScope=Public.</w:t>
+        <w:t xml:space="preserve">☐ Published school-type quizzes: shared catalog — Teacher, Coordinator, SchoolAdmin, CampusAdmin, PortalAdmin, and Parent can list and open them, regardless of creator or school. ParentPrivate excluded. Students still need assignment or AudienceScope=Public.</w:t>
       </w:r>
     </w:p>
     <w:p>
@@ -15235,7 +15235,7 @@
           <w:sz w:val="21"/>
           <w:szCs w:val="21"/>
         </w:rPr>
-        <w:t xml:space="preserve">☐ Teacher/Coordinator/Parent/Tutor/SchoolAdmin/CampusAdmin list shows all published school-type quizzes (AES + ISL + Portal-created). Teacher/Coordinator/Parent/Tutor may assign a catalog quiz to their own roster/children. SchoolAdmin/CampusAdmin assign stays org-scoped. Edit/archive stay owner/PortalAdmin scoped.</w:t>
+        <w:t xml:space="preserve">☐ Teacher/Coordinator/Parent/SchoolAdmin/CampusAdmin list shows all published school-type quizzes (AES + ISL + Portal-created). Teacher/Coordinator/Parent may assign a catalog quiz to their own roster/children. SchoolAdmin/CampusAdmin assign stays org-scoped. Edit/archive stay owner/PortalAdmin scoped.</w:t>
       </w:r>
     </w:p>
     <w:p>
@@ -15286,7 +15286,7 @@
           <w:sz w:val="21"/>
           <w:szCs w:val="21"/>
         </w:rPr>
-        <w:t xml:space="preserve">☐ Edit settings/questions: quiz owner while Draft + Pending/Rejected, or with an unused edit grant after SchoolApproved/Approved/Published; PortalAdmin may edit in place. After a granted save, quiz returns to Draft + Pending — resubmit required. Teacher/Coordinator edit requests: SchoolAdmin, CampusAdmin, or PortalAdmin (any one). SchoolAdmin/CampusAdmin/Parent/Tutor edit requests: PortalAdmin only.</w:t>
+        <w:t xml:space="preserve">☐ Edit settings/questions: quiz owner while Draft + Pending/Rejected, or with an unused edit grant after SchoolApproved/Approved/Published; PortalAdmin may edit in place. After a granted save, quiz returns to Draft + Pending — resubmit required. Teacher/Coordinator edit requests: SchoolAdmin, CampusAdmin, or PortalAdmin (any one). SchoolAdmin/CampusAdmin/Parent edit requests: PortalAdmin only.</w:t>
       </w:r>
     </w:p>
     <w:p>
@@ -15303,7 +15303,7 @@
           <w:sz w:val="21"/>
           <w:szCs w:val="21"/>
         </w:rPr>
-        <w:t xml:space="preserve">☐ Teacher/Coordinator/Parent/Tutor assign of a published school-type catalog quiz requires Lifecycle Published or Assigned and Approval=Approved. Parent/Tutor ParentPrivate assign still requires Published + Approved and linked children/students only.</w:t>
+        <w:t xml:space="preserve">☐ Teacher/Coordinator/Parent assign of a published school-type catalog quiz requires Lifecycle Published or Assigned and Approval=Approved. Parent ParentPrivate assign still requires Published + Approved and linked children/students only.</w:t>
       </w:r>
     </w:p>
     <w:p>
@@ -15422,7 +15422,7 @@
           <w:sz w:val="21"/>
           <w:szCs w:val="21"/>
         </w:rPr>
-        <w:t xml:space="preserve">☐ Draft visibility: unsubmitted WIP is owner-only. After Submit for approval, PortalAdmin sees the pipeline draft. SchoolAdmin sees Teacher/Coordinator/CampusAdmin submitted quizzes in school on the Draft tile. CampusAdmin sees Teacher/Coordinator submitted quizzes in campus. SchoolAdmin-created and Parent/Tutor quizzes stay PortalAdmin-only.</w:t>
+        <w:t xml:space="preserve">☐ Draft visibility: unsubmitted WIP is owner-only. After Submit for approval, PortalAdmin sees the pipeline draft. SchoolAdmin sees Teacher/Coordinator/CampusAdmin submitted quizzes in school on the Draft tile. CampusAdmin sees Teacher/Coordinator submitted quizzes in campus. SchoolAdmin-created and Parent quizzes stay PortalAdmin-only.</w:t>
       </w:r>
     </w:p>
     <w:p>

--- a/docs/05_RankUp_Quiz_Business_QA.docx
+++ b/docs/05_RankUp_Quiz_Business_QA.docx
@@ -244,7 +244,7 @@
                 <w:sz w:val="17"/>
                 <w:szCs w:val="17"/>
               </w:rPr>
-              <w:t xml:space="preserve">PortalAdmin publish step only. Set when lifecycle moves Draft → Published after approval gates are satisfied. Shared catalog: Teacher, Coordinator, SchoolAdmin, CampusAdmin, PortalAdmin, and Parent may list and open the quiz regardless of creator or school (ParentPrivate excepted). Those roles may also assign it to their own students/children. Students receive it via assignment or AudienceScope=Public only — publish does not auto-enroll every student.</w:t>
+              <w:t xml:space="preserve">PortalAdmin publish step only. Set when lifecycle moves Draft → Published after approval gates are satisfied. Shared catalog: Teacher, Coordinator, SchoolAdmin, CampusAdmin, PortalAdmin, and Parent may list and open the quiz regardless of creator or school. Those roles may also assign it to their own students/children. Students receive it via assignment or AudienceScope=Public only — publish does not auto-enroll every student.</w:t>
             </w:r>
           </w:p>
         </w:tc>
@@ -539,7 +539,7 @@
                 <w:sz w:val="17"/>
                 <w:szCs w:val="17"/>
               </w:rPr>
-              <w:t xml:space="preserve">PortalAdmin final approval. Teacher/Coordinator/CampusAdmin: from Pending or SchoolApproved. SchoolAdmin/Parent created: from Pending directly. Does not by itself publish — lifecycle stays Draft until PortalAdmin runs publish. Owner cannot edit in place; they send an edit request. ParentPrivate: portal approve + publish may occur together via publish endpoint.</w:t>
+              <w:t xml:space="preserve">PortalAdmin final approval. Teacher/Coordinator/CampusAdmin: from Pending or SchoolApproved. SchoolAdmin/Parent created: from Pending directly. Does not by itself publish — lifecycle stays Draft until PortalAdmin runs publish. Owner cannot edit in place; they send an edit request. school-type: portal approve + publish may occur together via publish endpoint.</w:t>
             </w:r>
           </w:p>
         </w:tc>
@@ -960,7 +960,7 @@
           <w:sz w:val="21"/>
           <w:szCs w:val="21"/>
         </w:rPr>
-        <w:t xml:space="preserve">CampusAdmin created quiz: own SchoolAdmin may school-approve (Pending → SchoolApproved). Other CampusAdmins cannot endorse it. PortalAdmin then approves (→ Approved) and publishes. SchoolAdmin-created quizzes stay PortalAdmin only (Pending → Approved), same as Parent ParentPrivate.</w:t>
+        <w:t xml:space="preserve">CampusAdmin created quiz: own SchoolAdmin may school-approve (Pending → SchoolApproved). Other CampusAdmins cannot endorse it. PortalAdmin then approves (→ Approved) and publishes. SchoolAdmin-created quizzes stay PortalAdmin only (Pending → Approved), same as Parent school-type.</w:t>
       </w:r>
     </w:p>
     <w:p>
@@ -1062,24 +1062,24 @@
           <w:sz w:val="21"/>
           <w:szCs w:val="21"/>
         </w:rPr>
-        <w:t xml:space="preserve">Other authorized creators: CampusAdmin creates school quiz types and submits to SchoolAdmin (Pending → SchoolApproved), then PortalAdmin. SchoolAdmin creates school quiz types and submits to PortalAdmin only (Pending → Approved, then PortalAdmin publishes). ParentPrivate (PrivateParent): Parent create; PortalAdmin approve + publish before assign.</w:t>
-      </w:r>
-    </w:p>
-    <w:p>
-      <w:pPr>
-        <w:pStyle w:val="ListParagraph"/>
-        <w:numPr>
-          <w:ilvl w:val="0"/>
-          <w:numId w:val="1"/>
-        </w:numPr>
-        <w:spacing w:after="60"/>
-      </w:pPr>
-      <w:r>
-        <w:rPr>
-          <w:sz w:val="21"/>
-          <w:szCs w:val="21"/>
-        </w:rPr>
-        <w:t xml:space="preserve">Preserve published catalog visibility: Published school-type quizzes are a shared catalog for Teacher, Coordinator, SchoolAdmin, CampusAdmin, PortalAdmin, and Parent (any school, any creator) — not CreatedBy or school scope (see §6a). ParentPrivate and students are excluded from that catalog.</w:t>
+        <w:t xml:space="preserve">Other authorized creators: CampusAdmin creates school quiz types and submits to SchoolAdmin (Pending → SchoolApproved), then PortalAdmin. SchoolAdmin creates school quiz types and submits to PortalAdmin only (Pending → Approved, then PortalAdmin publishes). school-type: Parent create; PortalAdmin approve + publish before assign.</w:t>
+      </w:r>
+    </w:p>
+    <w:p>
+      <w:pPr>
+        <w:pStyle w:val="ListParagraph"/>
+        <w:numPr>
+          <w:ilvl w:val="0"/>
+          <w:numId w:val="1"/>
+        </w:numPr>
+        <w:spacing w:after="60"/>
+      </w:pPr>
+      <w:r>
+        <w:rPr>
+          <w:sz w:val="21"/>
+          <w:szCs w:val="21"/>
+        </w:rPr>
+        <w:t xml:space="preserve">Preserve published catalog visibility: Published school-type quizzes are a shared catalog for Teacher, Coordinator, SchoolAdmin, CampusAdmin, PortalAdmin, and Parent (any school, any creator) — not CreatedBy or school scope (see §6a). Students are excluded from that catalog.</w:t>
       </w:r>
     </w:p>
     <w:p>
@@ -2033,7 +2033,7 @@
                 <w:sz w:val="17"/>
                 <w:szCs w:val="17"/>
               </w:rPr>
-              <w:t xml:space="preserve">Teacher / Coordinator / SchoolAdmin / CampusAdmin / PortalAdmin</w:t>
+              <w:t xml:space="preserve">Teacher / Coordinator / SchoolAdmin / CampusAdmin / PortalAdmin / Parent</w:t>
             </w:r>
           </w:p>
         </w:tc>
@@ -2087,7 +2087,7 @@
                 <w:sz w:val="17"/>
                 <w:szCs w:val="17"/>
               </w:rPr>
-              <w:t xml:space="preserve">Teacher / Coordinator / SchoolAdmin / CampusAdmin / PortalAdmin</w:t>
+              <w:t xml:space="preserve">Teacher / Coordinator / SchoolAdmin / CampusAdmin / PortalAdmin / Parent</w:t>
             </w:r>
           </w:p>
         </w:tc>
@@ -2141,7 +2141,7 @@
                 <w:sz w:val="17"/>
                 <w:szCs w:val="17"/>
               </w:rPr>
-              <w:t xml:space="preserve">Teacher / Coordinator / SchoolAdmin / CampusAdmin / PortalAdmin</w:t>
+              <w:t xml:space="preserve">Teacher / Coordinator / SchoolAdmin / CampusAdmin / PortalAdmin / Parent</w:t>
             </w:r>
           </w:p>
         </w:tc>
@@ -2195,7 +2195,7 @@
                 <w:sz w:val="17"/>
                 <w:szCs w:val="17"/>
               </w:rPr>
-              <w:t xml:space="preserve">Teacher / Coordinator / SchoolAdmin / CampusAdmin / PortalAdmin</w:t>
+              <w:t xml:space="preserve">Teacher / Coordinator / SchoolAdmin / CampusAdmin / PortalAdmin / Parent</w:t>
             </w:r>
           </w:p>
         </w:tc>
@@ -2209,60 +2209,6 @@
                 <w:szCs w:val="17"/>
               </w:rPr>
               <w:t xml:space="preserve">Hidden from students until StartDateTime (no advance notice); availability window ≤24h; StartAt ≤ now+24h; ≤1 attempt. Assign notifications deferred until the window opens. Admin approval before assign. Broader PortalAdmin/AI-only authorship is future policy.</w:t>
-            </w:r>
-          </w:p>
-        </w:tc>
-      </w:tr>
-      <w:tr>
-        <w:tc>
-          <w:p>
-            <w:r>
-              <w:rPr>
-                <w:b w:val="false"/>
-                <w:bCs w:val="false"/>
-                <w:sz w:val="17"/>
-                <w:szCs w:val="17"/>
-              </w:rPr>
-              <w:t xml:space="preserve">5</w:t>
-            </w:r>
-          </w:p>
-        </w:tc>
-        <w:tc>
-          <w:p>
-            <w:r>
-              <w:rPr>
-                <w:b w:val="false"/>
-                <w:bCs w:val="false"/>
-                <w:sz w:val="17"/>
-                <w:szCs w:val="17"/>
-              </w:rPr>
-              <w:t xml:space="preserve">ParentPrivate (PrivateParent)</w:t>
-            </w:r>
-          </w:p>
-        </w:tc>
-        <w:tc>
-          <w:p>
-            <w:r>
-              <w:rPr>
-                <w:b w:val="false"/>
-                <w:bCs w:val="false"/>
-                <w:sz w:val="17"/>
-                <w:szCs w:val="17"/>
-              </w:rPr>
-              <w:t xml:space="preserve">Parent</w:t>
-            </w:r>
-          </w:p>
-        </w:tc>
-        <w:tc>
-          <w:p>
-            <w:r>
-              <w:rPr>
-                <w:b w:val="false"/>
-                <w:bCs w:val="false"/>
-                <w:sz w:val="17"/>
-                <w:szCs w:val="17"/>
-              </w:rPr>
-              <w:t xml:space="preserve">Private family quiz for linked children. Lookup ID 5; aliases Parent Private / Private. Create forces this type for Parent. Submit → Pending; PortalAdmin approves and publishes before assign. PortalAdmin-only delete/archive. Assign only to linked children.</w:t>
             </w:r>
           </w:p>
         </w:tc>
@@ -2381,7 +2327,7 @@
                 <w:sz w:val="17"/>
                 <w:szCs w:val="17"/>
               </w:rPr>
-              <w:t xml:space="preserve">Approval always starts Pending. Lifecycle Draft. Parent create forces QuizType ParentPrivate (PrivateParent). Teacher/Coordinator/SchoolAdmin/CampusAdmin/PortalAdmin: school types. CampusAdmin stamps school+campus from the auth token. Not assignable.</w:t>
+              <w:t xml:space="preserve">Approval always starts Pending. Lifecycle Draft. Parent and school staff create school types (Practice, Assessment, Competition, Surprise). CampusAdmin stamps school+campus from the auth token. Not assignable.</w:t>
             </w:r>
           </w:p>
         </w:tc>
@@ -2627,7 +2573,7 @@
                 <w:sz w:val="17"/>
                 <w:szCs w:val="17"/>
               </w:rPr>
-              <w:t xml:space="preserve">Draft → Published. Teacher/Coordinator quiz: requires Approved or SchoolApproved while Draft. SchoolAdmin/CampusAdmin/Parent created (and ParentPrivate): portal may approve from Pending, or approve+publish in one publish action. Only then assignable.</w:t>
+              <w:t xml:space="preserve">Draft → Published. Teacher/Coordinator quiz: requires Approved or SchoolApproved while Draft. SchoolAdmin/CampusAdmin/Parent created (and school-type): portal may approve from Pending, or approve+publish in one publish action. Only then assignable.</w:t>
             </w:r>
           </w:p>
         </w:tc>
@@ -2709,7 +2655,7 @@
                 <w:sz w:val="17"/>
                 <w:szCs w:val="17"/>
               </w:rPr>
-              <w:t xml:space="preserve">In-scope only. Reason required. SchoolAdmin: Pending Teacher/Coordinator/CampusAdmin quizzes in school. CampusAdmin: Pending Teacher/Coordinator in campus. Portal: Pending (including SchoolAdmin-created), SchoolApproved, or ParentPrivate queue. Creator must resubmit.</w:t>
+              <w:t xml:space="preserve">In-scope only. Reason required. SchoolAdmin: Pending Teacher/Coordinator/CampusAdmin quizzes in school. CampusAdmin: Pending Teacher/Coordinator in campus. Portal: Pending (including SchoolAdmin-created), SchoolApproved, or school-type queue. Creator must resubmit.</w:t>
             </w:r>
           </w:p>
         </w:tc>
@@ -2750,7 +2696,7 @@
                 <w:sz w:val="17"/>
                 <w:szCs w:val="17"/>
               </w:rPr>
-              <w:t xml:space="preserve">Requires Lifecycle Published or Assigned; not Draft. Teacher quizzes: Approval=Approved. ParentPrivate: Published + Approved; assign to linked children. ≥1 question.</w:t>
+              <w:t xml:space="preserve">Requires Lifecycle Published or Assigned; not Draft. Teacher quizzes: Approval=Approved. school-type: Published + Approved; assign to linked children. ≥1 question.</w:t>
             </w:r>
           </w:p>
         </w:tc>
@@ -2832,7 +2778,7 @@
                 <w:sz w:val="17"/>
                 <w:szCs w:val="17"/>
               </w:rPr>
-              <w:t xml:space="preserve">Published or Assigned (including assigned to students/children): PortalAdmin only. Other roles cannot archive after publish or after any assignment exists. Owners may hard-delete their own Draft (no assignments). ParentPrivate delete/archive → PortalAdmin only. No assignments → hard delete; else soft Archive.</w:t>
+              <w:t xml:space="preserve">Published or Assigned (including assigned to students/children): PortalAdmin only. Other roles cannot archive after publish or after any assignment exists. Owners may hard-delete their own Draft (no assignments). school-type delete/archive → PortalAdmin only. No assignments → hard delete; else soft Archive.</w:t>
             </w:r>
           </w:p>
         </w:tc>
@@ -3565,7 +3511,7 @@
                 <w:sz w:val="17"/>
                 <w:szCs w:val="17"/>
               </w:rPr>
-              <w:t xml:space="preserve">Own (ParentPrivate)</w:t>
+              <w:t xml:space="preserve">Own (school types)</w:t>
             </w:r>
           </w:p>
         </w:tc>
@@ -4519,7 +4465,7 @@
                 <w:sz w:val="17"/>
                 <w:szCs w:val="17"/>
               </w:rPr>
-              <w:t xml:space="preserve">No (ParentPrivate: Portal only)</w:t>
+              <w:t xml:space="preserve">Delete own Draft only — cannot archive Published/Assigned</w:t>
             </w:r>
           </w:p>
         </w:tc>
@@ -4625,7 +4571,7 @@
                 <w:sz w:val="17"/>
                 <w:szCs w:val="17"/>
               </w:rPr>
-              <w:t xml:space="preserve">Shared catalog → linked children/students; ParentPrivate own only</w:t>
+              <w:t xml:space="preserve">Shared catalog → linked children</w:t>
             </w:r>
           </w:p>
         </w:tc>
@@ -4653,7 +4599,7 @@
                 <w:sz w:val="17"/>
                 <w:szCs w:val="17"/>
               </w:rPr>
-              <w:t xml:space="preserve">Approve / reject ParentPrivate (PrivateParent) quizzes</w:t>
+              <w:t xml:space="preserve">Approve / reject Parent-created quizzes</w:t>
             </w:r>
           </w:p>
         </w:tc>
@@ -4772,7 +4718,7 @@
                 <w:sz w:val="17"/>
                 <w:szCs w:val="17"/>
               </w:rPr>
-              <w:t xml:space="preserve">Yes (Teacher/Coordinator/CampusAdmin Pending + SchoolApproved + SchoolAdmin/ParentPrivate Pending)</w:t>
+              <w:t xml:space="preserve">Yes (Teacher/Coordinator/CampusAdmin Pending + SchoolApproved + SchoolAdmin/school-type Pending)</w:t>
             </w:r>
           </w:p>
         </w:tc>
@@ -5049,7 +4995,7 @@
                 <w:sz w:val="17"/>
                 <w:szCs w:val="17"/>
               </w:rPr>
-              <w:t xml:space="preserve">All school-type (any school/creator) + linked assignments + own ParentPrivate</w:t>
+              <w:t xml:space="preserve">All school-type (any school/creator) + linked assignments + own school-type</w:t>
             </w:r>
           </w:p>
         </w:tc>
@@ -5477,7 +5423,7 @@
           <w:sz w:val="21"/>
           <w:szCs w:val="21"/>
         </w:rPr>
-        <w:t xml:space="preserve">Create: Practice, Assessment, Competition, Surprise (school quiz types). Starts Draft + Pending Approval. Cannot create ParentPrivate (PrivateParent) — Parent only.</w:t>
+        <w:t xml:space="preserve">Create: Practice, Assessment, Competition, Surprise (school quiz types). Starts Draft + Pending Approval. Parent creates the same school types.</w:t>
       </w:r>
     </w:p>
     <w:p>
@@ -5680,7 +5626,7 @@
           <w:sz w:val="21"/>
           <w:szCs w:val="21"/>
         </w:rPr>
-        <w:t xml:space="preserve">ParentPrivate (PrivateParent) is not in that shared catalog — owner, linked children/students, and PortalAdmin only.</w:t>
+        <w:t xml:space="preserve">Parent-created published school-type quizzes are in the same shared catalog as teacher-created quizzes.</w:t>
       </w:r>
     </w:p>
     <w:p>
@@ -5714,7 +5660,7 @@
           <w:sz w:val="21"/>
           <w:szCs w:val="21"/>
         </w:rPr>
-        <w:t xml:space="preserve">PortalAdmin → all published/assigned/archived quizzes, including ParentPrivate. Drafts: own WIP, plus other authors only after Submit for approval (Pending submitted, SchoolApproved, Approved, Rejected).</w:t>
+        <w:t xml:space="preserve">PortalAdmin → all published/assigned/archived quizzes, including school-type. Drafts: own WIP, plus other authors only after Submit for approval (Pending submitted, SchoolApproved, Approved, Rejected).</w:t>
       </w:r>
     </w:p>
     <w:p>
@@ -6915,7 +6861,7 @@
           <w:sz w:val="21"/>
           <w:szCs w:val="21"/>
         </w:rPr>
-        <w:t xml:space="preserve">A quiz may be assigned to: One student, Group, Parent linked child or student, Class, Section, School, Multiple schools, or Public. ParentPrivate (PrivateParent): Parent creators; assign to linked children only.</w:t>
+        <w:t xml:space="preserve">A quiz may be assigned to: One student, Group, Parent linked child or student, Class, Section, School, Multiple schools, or Public. school-type: Parent creators; assign to linked children only.</w:t>
       </w:r>
     </w:p>
     <w:tbl>
@@ -7150,7 +7096,7 @@
                 <w:sz w:val="17"/>
                 <w:szCs w:val="17"/>
               </w:rPr>
-              <w:t xml:space="preserve">Parent: one linked child, selected linked children, all linked children, or a parent-owned child group. ParentPrivate (PrivateParent) quizzes cannot target unrelated students, whole school, multi-school, or public. API modes: one / selected / allLinked / group.</w:t>
+              <w:t xml:space="preserve">Parent: one linked child, selected linked children, all linked children, or a parent-owned child group. school-type quizzes cannot target unrelated students, whole school, multi-school, or public. API modes: one / selected / allLinked / group.</w:t>
             </w:r>
           </w:p>
         </w:tc>
@@ -7474,7 +7420,7 @@
           <w:sz w:val="21"/>
           <w:szCs w:val="21"/>
         </w:rPr>
-        <w:t xml:space="preserve">ParentPrivate (PrivateParent) quizzes may only target the creator’s linked children — never unrelated students, whole school, multi-school, or public.</w:t>
+        <w:t xml:space="preserve">school-type quizzes may only target the creator’s linked children — never unrelated students, whole school, multi-school, or public.</w:t>
       </w:r>
     </w:p>
     <w:p>
@@ -12421,24 +12367,24 @@
           <w:sz w:val="21"/>
           <w:szCs w:val="21"/>
         </w:rPr>
-        <w:t xml:space="preserve">Parent list = shared published school-type catalog ∪ linked-child assignments ∪ own ParentPrivate.</w:t>
-      </w:r>
-    </w:p>
-    <w:p>
-      <w:pPr>
-        <w:pStyle w:val="ListParagraph"/>
-        <w:numPr>
-          <w:ilvl w:val="0"/>
-          <w:numId w:val="1"/>
-        </w:numPr>
-        <w:spacing w:after="60"/>
-      </w:pPr>
-      <w:r>
-        <w:rPr>
-          <w:sz w:val="21"/>
-          <w:szCs w:val="21"/>
-        </w:rPr>
-        <w:t xml:space="preserve">Parent list = shared published school-type catalog ∪ linked-child assignments ∪ own ParentPrivate.</w:t>
+        <w:t xml:space="preserve">Parent list = shared published school-type catalog ∪ linked-child assignments ∪ own school-type.</w:t>
+      </w:r>
+    </w:p>
+    <w:p>
+      <w:pPr>
+        <w:pStyle w:val="ListParagraph"/>
+        <w:numPr>
+          <w:ilvl w:val="0"/>
+          <w:numId w:val="1"/>
+        </w:numPr>
+        <w:spacing w:after="60"/>
+      </w:pPr>
+      <w:r>
+        <w:rPr>
+          <w:sz w:val="21"/>
+          <w:szCs w:val="21"/>
+        </w:rPr>
+        <w:t xml:space="preserve">Parent list = shared published school-type catalog ∪ linked-child assignments ∪ own school-type.</w:t>
       </w:r>
     </w:p>
     <w:p>
@@ -12679,7 +12625,7 @@
                 <w:sz w:val="17"/>
                 <w:szCs w:val="17"/>
               </w:rPr>
-              <w:t xml:space="preserve">Role-scoped list. Student: assigned ∪ Public audience. Teacher/Coordinator/SchoolAdmin/CampusAdmin/Parent: all Published/Assigned/Archived school-type quizzes (any school, any creator) ∪ own drafts. SchoolAdmin also includes Teacher/Coordinator/CampusAdmin submitted pipeline drafts in the same school; CampusAdmin includes Teacher/Coordinator submitted drafts in the same campus. Parent also merge quizzes assigned to linked children/students. PortalAdmin: all published/assigned/archived plus pipeline drafts. ParentPrivate is not in the shared catalog (owner + PortalAdmin). Unsubmitted WIP drafts: owner only.</w:t>
+              <w:t xml:space="preserve">Role-scoped list. Student: assigned ∪ Public audience. Teacher/Coordinator/SchoolAdmin/CampusAdmin/Parent: all Published/Assigned/Archived school-type quizzes (any school, any creator) ∪ own drafts. SchoolAdmin also includes Teacher/Coordinator/CampusAdmin submitted pipeline drafts in the same school; CampusAdmin includes Teacher/Coordinator submitted drafts in the same campus. Parent also merge quizzes assigned to linked children/students. PortalAdmin: all published/assigned/archived plus pipeline drafts. Unsubmitted WIP drafts: owner only.</w:t>
             </w:r>
           </w:p>
         </w:tc>
@@ -12707,7 +12653,7 @@
                 <w:sz w:val="17"/>
                 <w:szCs w:val="17"/>
               </w:rPr>
-              <w:t xml:space="preserve">Create Draft + Pending. Parent: QuizType forced to ParentPrivate (PrivateParent). Teacher/Coordinator/SchoolAdmin/CampusAdmin/PortalAdmin: school types. CampusAdmin school+campus from auth token. SchoolAdmin school from token (campus optional). PortalAdmin school/campus optional.</w:t>
+              <w:t xml:space="preserve">Create Draft + Pending. Parent and school staff: school types (Practice, Assessment, Competition, Surprise). CampusAdmin school+campus from auth token. SchoolAdmin school from token (campus optional). PortalAdmin school/campus optional.</w:t>
             </w:r>
           </w:p>
         </w:tc>
@@ -12791,7 +12737,7 @@
                 <w:sz w:val="17"/>
                 <w:szCs w:val="17"/>
               </w:rPr>
-              <w:t xml:space="preserve">Manage view with questions. Published/Assigned/Archived school-type quizzes: any Teacher/Coordinator/SchoolAdmin/CampusAdmin/PortalAdmin/Parent. Draft: owner always. After Submit for approval: PortalAdmin any pipeline draft; SchoolAdmin Teacher/Coordinator/CampusAdmin pipeline drafts in the same school; CampusAdmin Teacher/Coordinator pipeline drafts in the same campus. ParentPrivate drafts: owner + PortalAdmin. Unsubmitted WIP hidden from non-owner.</w:t>
+              <w:t xml:space="preserve">Manage view with questions. Published/Assigned/Archived school-type quizzes: any Teacher/Coordinator/SchoolAdmin/CampusAdmin/PortalAdmin/Parent. Draft: owner always. After Submit for approval: PortalAdmin any pipeline draft; SchoolAdmin Teacher/Coordinator/CampusAdmin pipeline drafts in the same school; CampusAdmin Teacher/Coordinator pipeline drafts in the same campus. school-type drafts: owner + PortalAdmin. Unsubmitted WIP hidden from non-owner.</w:t>
             </w:r>
           </w:p>
         </w:tc>
@@ -12819,7 +12765,7 @@
                 <w:sz w:val="17"/>
                 <w:szCs w:val="17"/>
               </w:rPr>
-              <w:t xml:space="preserve">Non–PortalAdmin: submit for approval (Draft+Pending). Teacher/Coordinator notify school+campus+portal; CampusAdmin notify SchoolAdmin + PortalAdmin; SchoolAdmin/Parent notify PortalAdmin only. PortalAdmin: publish (Draft→Published) when approval gates met; may set Approved in same flow for ParentPrivate and for SchoolAdmin-created quizzes still Pending.</w:t>
+              <w:t xml:space="preserve">Non–PortalAdmin: submit for approval (Draft+Pending). Teacher/Coordinator notify school+campus+portal; CampusAdmin notify SchoolAdmin + PortalAdmin; SchoolAdmin/Parent notify PortalAdmin only. PortalAdmin: publish (Draft→Published) when approval gates met; may set Approved in same flow for school-type and for SchoolAdmin-created quizzes still Pending.</w:t>
             </w:r>
           </w:p>
         </w:tc>
@@ -13323,7 +13269,7 @@
                 <w:sz w:val="17"/>
                 <w:szCs w:val="17"/>
               </w:rPr>
-              <w:t xml:space="preserve">API queue still exists for clients. Web UI does not use a separate approvals page — SchoolAdmin/CampusAdmin/PortalAdmin open submitted drafts from the /quizzes Draft tile. Pending rows require Submit for approval. SchoolAdmin queue: Teacher/Coordinator/CampusAdmin created. CampusAdmin queue: Teacher/Coordinator created only. PortalAdmin also includes SchoolApproved and SchoolAdmin/ParentPrivate Pending.</w:t>
+              <w:t xml:space="preserve">API queue still exists for clients. Web UI does not use a separate approvals page — SchoolAdmin/CampusAdmin/PortalAdmin open submitted drafts from the /quizzes Draft tile. Pending rows require Submit for approval. SchoolAdmin queue: Teacher/Coordinator/CampusAdmin created. CampusAdmin queue: Teacher/Coordinator created only. PortalAdmin also includes SchoolApproved and SchoolAdmin/school-type Pending.</w:t>
             </w:r>
           </w:p>
         </w:tc>
@@ -13763,7 +13709,7 @@
           <w:sz w:val="24"/>
           <w:szCs w:val="24"/>
         </w:rPr>
-        <w:t xml:space="preserve">QZ-03 — Parent ParentPrivate → portal approve and publish</w:t>
+        <w:t xml:space="preserve">QZ-03 — Parent school-type → portal approve and publish</w:t>
       </w:r>
     </w:p>
     <w:p>
@@ -13775,7 +13721,7 @@
           <w:sz w:val="21"/>
           <w:szCs w:val="21"/>
         </w:rPr>
-        <w:t xml:space="preserve">Steps: Parent creates and submits a ParentPrivate (PrivateParent) quiz; PortalAdmin approves and publishes before assign.</w:t>
+        <w:t xml:space="preserve">Steps: Parent creates and submits a school-type quiz; PortalAdmin approves and publishes before assign.</w:t>
       </w:r>
     </w:p>
     <w:p>
@@ -14675,7 +14621,7 @@
           <w:sz w:val="24"/>
           <w:szCs w:val="24"/>
         </w:rPr>
-        <w:t xml:space="preserve">QZ-17 — ParentPrivate assign scope (Parent)</w:t>
+        <w:t xml:space="preserve">QZ-17 — school-type assign scope (Parent)</w:t>
       </w:r>
     </w:p>
     <w:p>
@@ -14687,7 +14633,7 @@
           <w:sz w:val="21"/>
           <w:szCs w:val="21"/>
         </w:rPr>
-        <w:t xml:space="preserve">Steps: Parent tries to assign ParentPrivate quiz to an unrelated student or whole school.</w:t>
+        <w:t xml:space="preserve">Steps: Parent tries to assign school-type quiz to an unrelated student or whole school.</w:t>
       </w:r>
     </w:p>
     <w:p>
@@ -14899,7 +14845,7 @@
           <w:sz w:val="21"/>
           <w:szCs w:val="21"/>
         </w:rPr>
-        <w:t xml:space="preserve">Expected: Teacher, Coordinator, Parent, PortalAdmin, AES SchoolAdmin, and ISL SchoolAdmin each see published A, B, and C (9 in the reported case: 7 AES + 2 Portal). Creator and school do not hide published school-type quizzes. Those roles may assign a catalog quiz to their own students/children. ParentPrivate stays private. Students still only see assigned ∪ AudienceScope=Public. Unsubmitted Draft remains owner-only.</w:t>
+        <w:t xml:space="preserve">Expected: Teacher, Coordinator, Parent, PortalAdmin, AES SchoolAdmin, and ISL SchoolAdmin each see published A, B, and C (9 in the reported case: 7 AES + 2 Portal). Creator and school do not hide published school-type quizzes. Those roles may assign a catalog quiz to their own students/children. Students still only see assigned ∪ AudienceScope=Public. Unsubmitted Draft remains owner-only.</w:t>
       </w:r>
     </w:p>
     <w:p>
@@ -15184,7 +15130,7 @@
           <w:sz w:val="21"/>
           <w:szCs w:val="21"/>
         </w:rPr>
-        <w:t xml:space="preserve">☐ ParentPrivate (PrivateParent): Parent may create; PortalAdmin approve + publish before assign.</w:t>
+        <w:t xml:space="preserve">☐ school-type: Parent may create; PortalAdmin approve + publish before assign.</w:t>
       </w:r>
     </w:p>
     <w:p>
@@ -15218,7 +15164,7 @@
           <w:sz w:val="21"/>
           <w:szCs w:val="21"/>
         </w:rPr>
-        <w:t xml:space="preserve">☐ Published school-type quizzes: shared catalog — Teacher, Coordinator, SchoolAdmin, CampusAdmin, PortalAdmin, and Parent can list and open them, regardless of creator or school. ParentPrivate excluded. Students still need assignment or AudienceScope=Public.</w:t>
+        <w:t xml:space="preserve">☐ Published school-type quizzes: shared catalog — Teacher, Coordinator, SchoolAdmin, CampusAdmin, PortalAdmin, and Parent can list and open them, regardless of creator or school. Students still need assignment or AudienceScope=Public.</w:t>
       </w:r>
     </w:p>
     <w:p>
@@ -15303,7 +15249,7 @@
           <w:sz w:val="21"/>
           <w:szCs w:val="21"/>
         </w:rPr>
-        <w:t xml:space="preserve">☐ Teacher/Coordinator/Parent assign of a published school-type catalog quiz requires Lifecycle Published or Assigned and Approval=Approved. Parent ParentPrivate assign still requires Published + Approved and linked children/students only.</w:t>
+        <w:t xml:space="preserve">☐ Teacher/Coordinator/Parent assign of a published school-type catalog quiz requires Lifecycle Published or Assigned and Approval=Approved. Parent school-type assign still requires Published + Approved and linked children/students only.</w:t>
       </w:r>
     </w:p>
     <w:p>
